--- a/courseware/LG-Claude Cowork Masterclass.docx
+++ b/courseware/LG-Claude Cowork Masterclass.docx
@@ -2,283 +2,66 @@
 <file path=word/document.xml><?xml version="1.0" encoding="utf-8"?>
 <w:document xmlns:wpc="http://schemas.microsoft.com/office/word/2010/wordprocessingCanvas" xmlns:mo="http://schemas.microsoft.com/office/mac/office/2008/main" xmlns:mc="http://schemas.openxmlformats.org/markup-compatibility/2006" xmlns:mv="urn:schemas-microsoft-com:mac:vml" xmlns:o="urn:schemas-microsoft-com:office:office" xmlns:r="http://schemas.openxmlformats.org/officeDocument/2006/relationships" xmlns:m="http://schemas.openxmlformats.org/officeDocument/2006/math" xmlns:v="urn:schemas-microsoft-com:vml" xmlns:wp14="http://schemas.microsoft.com/office/word/2010/wordprocessingDrawing" xmlns:wp="http://schemas.openxmlformats.org/drawingml/2006/wordprocessingDrawing" xmlns:w10="urn:schemas-microsoft-com:office:word" xmlns:w="http://schemas.openxmlformats.org/wordprocessingml/2006/main" xmlns:w14="http://schemas.microsoft.com/office/word/2010/wordml" xmlns:wpg="http://schemas.microsoft.com/office/word/2010/wordprocessingGroup" xmlns:wpi="http://schemas.microsoft.com/office/word/2010/wordprocessingInk" xmlns:wne="http://schemas.microsoft.com/office/word/2006/wordml" xmlns:wps="http://schemas.microsoft.com/office/word/2010/wordprocessingShape" mc:Ignorable="w14 wp14">
   <w:body>
-    <w:p/>
     <w:p>
       <w:pPr>
-        <w:jc w:val="center"/>
+        <w:pStyle w:val="Title"/>
       </w:pPr>
       <w:r>
-        <w:drawing>
-          <wp:inline xmlns:a="http://schemas.openxmlformats.org/drawingml/2006/main" xmlns:pic="http://schemas.openxmlformats.org/drawingml/2006/picture">
-            <wp:extent cx="1920240" cy="1920240"/>
-            <wp:docPr id="1" name="Picture 1"/>
-            <wp:cNvGraphicFramePr>
-              <a:graphicFrameLocks noChangeAspect="1"/>
-            </wp:cNvGraphicFramePr>
-            <a:graphic>
-              <a:graphicData uri="http://schemas.openxmlformats.org/drawingml/2006/picture">
-                <pic:pic>
-                  <pic:nvPicPr>
-                    <pic:cNvPr id="0" name="tertiary-infotech-logo.png"/>
-                    <pic:cNvPicPr/>
-                  </pic:nvPicPr>
-                  <pic:blipFill>
-                    <a:blip r:embed="rId9"/>
-                    <a:stretch>
-                      <a:fillRect/>
-                    </a:stretch>
-                  </pic:blipFill>
-                  <pic:spPr>
-                    <a:xfrm>
-                      <a:off x="0" y="0"/>
-                      <a:ext cx="1920240" cy="1920240"/>
-                    </a:xfrm>
-                    <a:prstGeom prst="rect"/>
-                  </pic:spPr>
-                </pic:pic>
-              </a:graphicData>
-            </a:graphic>
-          </wp:inline>
-        </w:drawing>
-      </w:r>
-    </w:p>
-    <w:p>
-      <w:pPr>
-        <w:spacing w:before="40" w:after="20"/>
-        <w:jc w:val="center"/>
-      </w:pPr>
-      <w:r>
-        <w:rPr>
-          <w:b/>
-          <w:color w:val="111827"/>
-          <w:sz w:val="26"/>
-        </w:rPr>
-        <w:t>Tertiary Infotech Academy Pte Ltd</w:t>
-      </w:r>
-    </w:p>
-    <w:p>
-      <w:pPr>
-        <w:spacing w:before="0" w:after="200"/>
-        <w:jc w:val="center"/>
-      </w:pPr>
-      <w:r>
-        <w:rPr>
-          <w:b w:val="0"/>
-          <w:color w:val="555B66"/>
-          <w:sz w:val="20"/>
-        </w:rPr>
-        <w:t>UEN: 201200696W</w:t>
-      </w:r>
-    </w:p>
-    <w:p>
-      <w:pPr>
-        <w:spacing w:before="0" w:after="80"/>
-        <w:jc w:val="center"/>
-      </w:pPr>
-      <w:r>
-        <w:rPr>
-          <w:b/>
-          <w:color w:val="1F6FEB"/>
-          <w:sz w:val="52"/>
-        </w:rPr>
-        <w:t>LEARNER GUIDE</w:t>
-      </w:r>
-    </w:p>
-    <w:p>
-      <w:pPr>
-        <w:spacing w:before="80" w:after="160"/>
-        <w:jc w:val="center"/>
-      </w:pPr>
-      <w:r>
-        <w:rPr>
-          <w:b w:val="0"/>
-          <w:color w:val="555B66"/>
-          <w:sz w:val="24"/>
-        </w:rPr>
-        <w:t>For</w:t>
-      </w:r>
-    </w:p>
-    <w:p>
-      <w:pPr>
-        <w:spacing w:before="80" w:after="40"/>
-        <w:jc w:val="center"/>
-      </w:pPr>
-      <w:r>
-        <w:rPr>
-          <w:b/>
-          <w:color w:val="111827"/>
-          <w:sz w:val="40"/>
-        </w:rPr>
-        <w:t>Claude Cowork Masterclass</w:t>
-      </w:r>
-    </w:p>
-    <w:p>
-      <w:pPr>
-        <w:spacing w:before="80" w:after="280"/>
-        <w:jc w:val="center"/>
-      </w:pPr>
-      <w:r>
-        <w:rPr>
-          <w:b w:val="0"/>
-          <w:color w:val="111827"/>
-          <w:sz w:val="24"/>
-        </w:rPr>
-        <w:t>Course Code: C1382</w:t>
-      </w:r>
-    </w:p>
-    <w:p>
-      <w:pPr>
-        <w:spacing w:before="0" w:after="40"/>
-        <w:jc w:val="center"/>
-      </w:pPr>
-      <w:r>
-        <w:rPr>
-          <w:b w:val="0"/>
-          <w:color w:val="555B66"/>
-          <w:sz w:val="22"/>
-        </w:rPr>
-        <w:t>Conducted by</w:t>
-      </w:r>
-    </w:p>
-    <w:p>
-      <w:pPr>
-        <w:spacing w:before="0" w:after="40"/>
-        <w:jc w:val="center"/>
-      </w:pPr>
-      <w:r>
-        <w:rPr>
-          <w:b/>
-          <w:color w:val="111827"/>
-          <w:sz w:val="26"/>
-        </w:rPr>
-        <w:t>Tertiary Infotech Academy Pte Ltd</w:t>
-      </w:r>
-    </w:p>
-    <w:p>
-      <w:pPr>
-        <w:spacing w:before="0" w:after="240"/>
-        <w:jc w:val="center"/>
-      </w:pPr>
-      <w:r>
-        <w:rPr>
-          <w:b w:val="0"/>
-          <w:color w:val="555B66"/>
-          <w:sz w:val="22"/>
-        </w:rPr>
-        <w:t>UEN: 201200696W</w:t>
-      </w:r>
-    </w:p>
-    <w:p>
-      <w:pPr>
-        <w:spacing w:before="0" w:after="80"/>
-        <w:jc w:val="center"/>
-      </w:pPr>
-      <w:r>
-        <w:rPr>
-          <w:b/>
-          <w:color w:val="1F6FEB"/>
-          <w:sz w:val="24"/>
-        </w:rPr>
-        <w:t>Version 1.0</w:t>
+        <w:t>Learner Guide — Claude Cowork Masterclass (C1382)</w:t>
       </w:r>
     </w:p>
     <w:p>
       <w:r>
-        <w:br w:type="page"/>
+        <w:t>v2.0 · 15 September 2026 · One day · 7.5 instructional hours</w:t>
       </w:r>
     </w:p>
     <w:p>
       <w:pPr>
-        <w:spacing w:after="120"/>
+        <w:pStyle w:val="Heading1"/>
       </w:pPr>
       <w:r>
-        <w:rPr>
-          <w:b/>
-          <w:color w:val="111827"/>
-          <w:sz w:val="24"/>
-        </w:rPr>
-        <w:t>DOCUMENT VERSION CONTROL RECORD</w:t>
+        <w:t>Document Version Control Record</w:t>
       </w:r>
     </w:p>
     <w:tbl>
       <w:tblPr>
         <w:tblStyle w:val="TableGrid"/>
         <w:tblW w:type="auto" w:w="0"/>
-        <w:jc w:val="center"/>
         <w:tblLook w:firstColumn="1" w:firstRow="1" w:lastColumn="0" w:lastRow="0" w:noHBand="0" w:noVBand="1" w:val="04A0"/>
       </w:tblPr>
       <w:tblGrid>
-        <w:gridCol w:w="2160"/>
-        <w:gridCol w:w="2160"/>
-        <w:gridCol w:w="2160"/>
-        <w:gridCol w:w="2160"/>
+        <w:gridCol w:w="2880"/>
+        <w:gridCol w:w="2880"/>
+        <w:gridCol w:w="2880"/>
       </w:tblGrid>
       <w:tr>
         <w:tc>
           <w:tcPr>
-            <w:tcW w:type="dxa" w:w="2160"/>
-            <w:shd w:val="clear" w:color="auto" w:fill="1F6FEB"/>
+            <w:tcW w:type="dxa" w:w="2880"/>
           </w:tcPr>
           <w:p>
-            <w:r/>
             <w:r>
-              <w:rPr>
-                <w:b/>
-                <w:color w:val="FFFFFF"/>
-                <w:sz w:val="19"/>
-              </w:rPr>
-              <w:t>Version Number</w:t>
+              <w:t>Version</w:t>
             </w:r>
           </w:p>
         </w:tc>
         <w:tc>
           <w:tcPr>
-            <w:tcW w:type="dxa" w:w="2160"/>
-            <w:shd w:val="clear" w:color="auto" w:fill="1F6FEB"/>
+            <w:tcW w:type="dxa" w:w="2880"/>
           </w:tcPr>
           <w:p>
-            <w:r/>
             <w:r>
-              <w:rPr>
-                <w:b/>
-                <w:color w:val="FFFFFF"/>
-                <w:sz w:val="19"/>
-              </w:rPr>
-              <w:t>Effective Date of Release</w:t>
+              <w:t>Date</w:t>
             </w:r>
           </w:p>
         </w:tc>
         <w:tc>
           <w:tcPr>
-            <w:tcW w:type="dxa" w:w="2160"/>
-            <w:shd w:val="clear" w:color="auto" w:fill="1F6FEB"/>
+            <w:tcW w:type="dxa" w:w="2880"/>
           </w:tcPr>
           <w:p>
-            <w:r/>
             <w:r>
-              <w:rPr>
-                <w:b/>
-                <w:color w:val="FFFFFF"/>
-                <w:sz w:val="19"/>
-              </w:rPr>
-              <w:t>Summary of Included Changes</w:t>
-            </w:r>
-          </w:p>
-        </w:tc>
-        <w:tc>
-          <w:tcPr>
-            <w:tcW w:type="dxa" w:w="2160"/>
-            <w:shd w:val="clear" w:color="auto" w:fill="1F6FEB"/>
-          </w:tcPr>
-          <w:p>
-            <w:r/>
-            <w:r>
-              <w:rPr>
-                <w:b/>
-                <w:color w:val="FFFFFF"/>
-                <w:sz w:val="19"/>
-              </w:rPr>
-              <w:t>Author</w:t>
+              <w:t>Change</w:t>
             </w:r>
           </w:p>
         </w:tc>
@@ -286,1097 +69,443 @@
       <w:tr>
         <w:tc>
           <w:tcPr>
-            <w:tcW w:type="dxa" w:w="2160"/>
+            <w:tcW w:type="dxa" w:w="2880"/>
           </w:tcPr>
           <w:p>
-            <w:r/>
             <w:r>
-              <w:rPr>
-                <w:sz w:val="19"/>
-              </w:rPr>
-              <w:t>1.0</w:t>
+              <w:t>v2.0</w:t>
             </w:r>
           </w:p>
         </w:tc>
         <w:tc>
           <w:tcPr>
-            <w:tcW w:type="dxa" w:w="2160"/>
+            <w:tcW w:type="dxa" w:w="2880"/>
           </w:tcPr>
           <w:p>
-            <w:r/>
             <w:r>
-              <w:rPr>
-                <w:sz w:val="19"/>
-              </w:rPr>
-              <w:t>3 August 2026</w:t>
+              <w:t>15 September 2026</w:t>
             </w:r>
           </w:p>
         </w:tc>
         <w:tc>
           <w:tcPr>
-            <w:tcW w:type="dxa" w:w="2160"/>
+            <w:tcW w:type="dxa" w:w="2880"/>
           </w:tcPr>
           <w:p>
-            <w:r/>
             <w:r>
-              <w:rPr>
-                <w:sz w:val="19"/>
-              </w:rPr>
-              <w:t>Initial aligned release of the slide deck, Learner Guide, Lesson Plan, and three connected Northstar Operations labs.</w:t>
-            </w:r>
-          </w:p>
-        </w:tc>
-        <w:tc>
-          <w:tcPr>
-            <w:tcW w:type="dxa" w:w="2160"/>
-          </w:tcPr>
-          <w:p>
-            <w:r/>
-            <w:r>
-              <w:rPr>
-                <w:sz w:val="19"/>
-              </w:rPr>
-              <w:t>Course Trainer</w:t>
+              <w:t>Finance project, Excel and Outlook release</w:t>
             </w:r>
           </w:p>
         </w:tc>
       </w:tr>
     </w:tbl>
     <w:p>
+      <w:pPr>
+        <w:pStyle w:val="Heading1"/>
+      </w:pPr>
       <w:r>
-        <w:br w:type="page"/>
-      </w:r>
-    </w:p>
-    <w:p>
-      <w:pPr>
-        <w:spacing w:after="120"/>
-      </w:pPr>
-      <w:r>
-        <w:rPr>
-          <w:b/>
-          <w:color w:val="111827"/>
-          <w:sz w:val="24"/>
-        </w:rPr>
-        <w:t>TABLE OF CONTENTS</w:t>
-      </w:r>
-    </w:p>
-    <w:p>
-      <w:pPr>
-        <w:tabs>
-          <w:tab w:pos="9072" w:val="right" w:leader="dot"/>
-        </w:tabs>
-        <w:spacing w:after="60"/>
-      </w:pPr>
-      <w:r>
-        <w:rPr>
-          <w:rFonts w:ascii="Arial" w:hAnsi="Arial"/>
-          <w:b/>
-          <w:color w:val="333333"/>
-          <w:sz w:val="22"/>
-        </w:rPr>
-        <w:t>Introduction</w:t>
-        <w:tab/>
-        <w:t>4</w:t>
-      </w:r>
-    </w:p>
-    <w:p>
-      <w:pPr>
-        <w:tabs>
-          <w:tab w:pos="9072" w:val="right" w:leader="dot"/>
-        </w:tabs>
-        <w:spacing w:after="60"/>
-      </w:pPr>
-      <w:r>
-        <w:rPr>
-          <w:rFonts w:ascii="Arial" w:hAnsi="Arial"/>
-          <w:b/>
-          <w:color w:val="333333"/>
-          <w:sz w:val="22"/>
-        </w:rPr>
-        <w:t>Course Learning Outcomes</w:t>
-        <w:tab/>
-        <w:t>4</w:t>
-      </w:r>
-    </w:p>
-    <w:p>
-      <w:pPr>
-        <w:tabs>
-          <w:tab w:pos="9072" w:val="right" w:leader="dot"/>
-        </w:tabs>
-        <w:spacing w:after="60"/>
-      </w:pPr>
-      <w:r>
-        <w:rPr>
-          <w:rFonts w:ascii="Arial" w:hAnsi="Arial"/>
-          <w:b/>
-          <w:color w:val="333333"/>
-          <w:sz w:val="22"/>
-        </w:rPr>
-        <w:t>Before You Start — Preparation</w:t>
-        <w:tab/>
-        <w:t>4</w:t>
-      </w:r>
-    </w:p>
-    <w:p>
-      <w:pPr>
-        <w:tabs>
-          <w:tab w:pos="9072" w:val="right" w:leader="dot"/>
-        </w:tabs>
-        <w:spacing w:after="60"/>
-      </w:pPr>
-      <w:r>
-        <w:rPr>
-          <w:rFonts w:ascii="Arial" w:hAnsi="Arial"/>
-          <w:b/>
-          <w:color w:val="333333"/>
-          <w:sz w:val="22"/>
-        </w:rPr>
-        <w:t>Topic 01 — Getting Started with Claude Cowork</w:t>
-        <w:tab/>
-        <w:t>5</w:t>
-      </w:r>
-    </w:p>
-    <w:p>
-      <w:pPr>
-        <w:tabs>
-          <w:tab w:pos="9072" w:val="right" w:leader="dot"/>
-        </w:tabs>
-        <w:spacing w:after="60"/>
-        <w:ind w:left="432"/>
-      </w:pPr>
-      <w:r>
-        <w:rPr>
-          <w:rFonts w:ascii="Arial" w:hAnsi="Arial"/>
-          <w:b w:val="0"/>
-          <w:color w:val="333333"/>
-          <w:sz w:val="21"/>
-        </w:rPr>
-        <w:t>Chat Assistance and Agentic Delegation</w:t>
-        <w:tab/>
-        <w:t>6</w:t>
-      </w:r>
-    </w:p>
-    <w:p>
-      <w:pPr>
-        <w:tabs>
-          <w:tab w:pos="9072" w:val="right" w:leader="dot"/>
-        </w:tabs>
-        <w:spacing w:after="60"/>
-        <w:ind w:left="432"/>
-      </w:pPr>
-      <w:r>
-        <w:rPr>
-          <w:rFonts w:ascii="Arial" w:hAnsi="Arial"/>
-          <w:b w:val="0"/>
-          <w:color w:val="333333"/>
-          <w:sz w:val="21"/>
-        </w:rPr>
-        <w:t>The Cowork Task Lifecycle</w:t>
-        <w:tab/>
-        <w:t>6</w:t>
-      </w:r>
-    </w:p>
-    <w:p>
-      <w:pPr>
-        <w:tabs>
-          <w:tab w:pos="9072" w:val="right" w:leader="dot"/>
-        </w:tabs>
-        <w:spacing w:after="60"/>
-        <w:ind w:left="432"/>
-      </w:pPr>
-      <w:r>
-        <w:rPr>
-          <w:rFonts w:ascii="Arial" w:hAnsi="Arial"/>
-          <w:b w:val="0"/>
-          <w:color w:val="333333"/>
-          <w:sz w:val="21"/>
-        </w:rPr>
-        <w:t>Anatomy of a High-Signal Task Brief</w:t>
-        <w:tab/>
-        <w:t>7</w:t>
-      </w:r>
-    </w:p>
-    <w:p>
-      <w:pPr>
-        <w:tabs>
-          <w:tab w:pos="9072" w:val="right" w:leader="dot"/>
-        </w:tabs>
-        <w:spacing w:after="60"/>
-        <w:ind w:left="432"/>
-      </w:pPr>
-      <w:r>
-        <w:rPr>
-          <w:rFonts w:ascii="Arial" w:hAnsi="Arial"/>
-          <w:b w:val="0"/>
-          <w:color w:val="333333"/>
-          <w:sz w:val="21"/>
-        </w:rPr>
-        <w:t>Authority Should Match Consequence</w:t>
-        <w:tab/>
-        <w:t>7</w:t>
-      </w:r>
-    </w:p>
-    <w:p>
-      <w:pPr>
-        <w:tabs>
-          <w:tab w:pos="9072" w:val="right" w:leader="dot"/>
-        </w:tabs>
-        <w:spacing w:after="60"/>
-        <w:ind w:left="432"/>
-      </w:pPr>
-      <w:r>
-        <w:rPr>
-          <w:rFonts w:ascii="Arial" w:hAnsi="Arial"/>
-          <w:b w:val="0"/>
-          <w:color w:val="333333"/>
-          <w:sz w:val="21"/>
-        </w:rPr>
-        <w:t>Monitor, Review, and Recover</w:t>
-        <w:tab/>
-        <w:t>8</w:t>
-      </w:r>
-    </w:p>
-    <w:p>
-      <w:pPr>
-        <w:tabs>
-          <w:tab w:pos="9072" w:val="right" w:leader="dot"/>
-        </w:tabs>
-        <w:spacing w:after="60"/>
-        <w:ind w:left="432"/>
-      </w:pPr>
-      <w:r>
-        <w:rPr>
-          <w:rFonts w:ascii="Arial" w:hAnsi="Arial"/>
-          <w:b w:val="0"/>
-          <w:color w:val="333333"/>
-          <w:sz w:val="21"/>
-        </w:rPr>
-        <w:t>Lab 1 — Delegate Your First Task to Claude Cowork</w:t>
-        <w:tab/>
-        <w:t>8</w:t>
-      </w:r>
-    </w:p>
-    <w:p>
-      <w:pPr>
-        <w:tabs>
-          <w:tab w:pos="9072" w:val="right" w:leader="dot"/>
-        </w:tabs>
-        <w:spacing w:after="60"/>
-        <w:ind w:left="432"/>
-      </w:pPr>
-      <w:r>
-        <w:rPr>
-          <w:rFonts w:ascii="Arial" w:hAnsi="Arial"/>
-          <w:b w:val="0"/>
-          <w:color w:val="333333"/>
-          <w:sz w:val="21"/>
-        </w:rPr>
-        <w:t>Recap — Getting Started with Claude Cowork</w:t>
-        <w:tab/>
-        <w:t>16</w:t>
-      </w:r>
-    </w:p>
-    <w:p>
-      <w:pPr>
-        <w:tabs>
-          <w:tab w:pos="9072" w:val="right" w:leader="dot"/>
-        </w:tabs>
-        <w:spacing w:after="60"/>
-      </w:pPr>
-      <w:r>
-        <w:rPr>
-          <w:rFonts w:ascii="Arial" w:hAnsi="Arial"/>
-          <w:b/>
-          <w:color w:val="333333"/>
-          <w:sz w:val="22"/>
-        </w:rPr>
-        <w:t>Topic 02 — Automating Everyday Work with Cowork</w:t>
-        <w:tab/>
-        <w:t>17</w:t>
-      </w:r>
-    </w:p>
-    <w:p>
-      <w:pPr>
-        <w:tabs>
-          <w:tab w:pos="9072" w:val="right" w:leader="dot"/>
-        </w:tabs>
-        <w:spacing w:after="60"/>
-        <w:ind w:left="432"/>
-      </w:pPr>
-      <w:r>
-        <w:rPr>
-          <w:rFonts w:ascii="Arial" w:hAnsi="Arial"/>
-          <w:b w:val="0"/>
-          <w:color w:val="333333"/>
-          <w:sz w:val="21"/>
-        </w:rPr>
-        <w:t>From Messy Inputs to a Decision-Ready Pack</w:t>
-        <w:tab/>
-        <w:t>17</w:t>
-      </w:r>
-    </w:p>
-    <w:p>
-      <w:pPr>
-        <w:tabs>
-          <w:tab w:pos="9072" w:val="right" w:leader="dot"/>
-        </w:tabs>
-        <w:spacing w:after="60"/>
-        <w:ind w:left="432"/>
-      </w:pPr>
-      <w:r>
-        <w:rPr>
-          <w:rFonts w:ascii="Arial" w:hAnsi="Arial"/>
-          <w:b w:val="0"/>
-          <w:color w:val="333333"/>
-          <w:sz w:val="21"/>
-        </w:rPr>
-        <w:t>Safe File-Organisation Patterns</w:t>
-        <w:tab/>
-        <w:t>17</w:t>
-      </w:r>
-    </w:p>
-    <w:p>
-      <w:pPr>
-        <w:tabs>
-          <w:tab w:pos="9072" w:val="right" w:leader="dot"/>
-        </w:tabs>
-        <w:spacing w:after="60"/>
-        <w:ind w:left="432"/>
-      </w:pPr>
-      <w:r>
-        <w:rPr>
-          <w:rFonts w:ascii="Arial" w:hAnsi="Arial"/>
-          <w:b w:val="0"/>
-          <w:color w:val="333333"/>
-          <w:sz w:val="21"/>
-        </w:rPr>
-        <w:t>One Fact Base, Three Reading Experiences</w:t>
-        <w:tab/>
-        <w:t>18</w:t>
-      </w:r>
-    </w:p>
-    <w:p>
-      <w:pPr>
-        <w:tabs>
-          <w:tab w:pos="9072" w:val="right" w:leader="dot"/>
-        </w:tabs>
-        <w:spacing w:after="60"/>
-        <w:ind w:left="432"/>
-      </w:pPr>
-      <w:r>
-        <w:rPr>
-          <w:rFonts w:ascii="Arial" w:hAnsi="Arial"/>
-          <w:b w:val="0"/>
-          <w:color w:val="333333"/>
-          <w:sz w:val="21"/>
-        </w:rPr>
-        <w:t>Spreadsheet Analysis as a Reconciliation Loop</w:t>
-        <w:tab/>
-        <w:t>18</w:t>
-      </w:r>
-    </w:p>
-    <w:p>
-      <w:pPr>
-        <w:tabs>
-          <w:tab w:pos="9072" w:val="right" w:leader="dot"/>
-        </w:tabs>
-        <w:spacing w:after="60"/>
-        <w:ind w:left="432"/>
-      </w:pPr>
-      <w:r>
-        <w:rPr>
-          <w:rFonts w:ascii="Arial" w:hAnsi="Arial"/>
-          <w:b w:val="0"/>
-          <w:color w:val="333333"/>
-          <w:sz w:val="21"/>
-        </w:rPr>
-        <w:t>Synthesis with Traceable Evidence</w:t>
-        <w:tab/>
-        <w:t>19</w:t>
-      </w:r>
-    </w:p>
-    <w:p>
-      <w:pPr>
-        <w:tabs>
-          <w:tab w:pos="9072" w:val="right" w:leader="dot"/>
-        </w:tabs>
-        <w:spacing w:after="60"/>
-        <w:ind w:left="432"/>
-      </w:pPr>
-      <w:r>
-        <w:rPr>
-          <w:rFonts w:ascii="Arial" w:hAnsi="Arial"/>
-          <w:b w:val="0"/>
-          <w:color w:val="333333"/>
-          <w:sz w:val="21"/>
-        </w:rPr>
-        <w:t>Orchestrating a Multi-Step Task</w:t>
-        <w:tab/>
-        <w:t>19</w:t>
-      </w:r>
-    </w:p>
-    <w:p>
-      <w:pPr>
-        <w:tabs>
-          <w:tab w:pos="9072" w:val="right" w:leader="dot"/>
-        </w:tabs>
-        <w:spacing w:after="60"/>
-        <w:ind w:left="432"/>
-      </w:pPr>
-      <w:r>
-        <w:rPr>
-          <w:rFonts w:ascii="Arial" w:hAnsi="Arial"/>
-          <w:b w:val="0"/>
-          <w:color w:val="333333"/>
-          <w:sz w:val="21"/>
-        </w:rPr>
-        <w:t>Lab 2 — Turn a Messy Folder into a Management-Ready Report</w:t>
-        <w:tab/>
-        <w:t>20</w:t>
-      </w:r>
-    </w:p>
-    <w:p>
-      <w:pPr>
-        <w:tabs>
-          <w:tab w:pos="9072" w:val="right" w:leader="dot"/>
-        </w:tabs>
-        <w:spacing w:after="60"/>
-        <w:ind w:left="432"/>
-      </w:pPr>
-      <w:r>
-        <w:rPr>
-          <w:rFonts w:ascii="Arial" w:hAnsi="Arial"/>
-          <w:b w:val="0"/>
-          <w:color w:val="333333"/>
-          <w:sz w:val="21"/>
-        </w:rPr>
-        <w:t>Recap — Automating Everyday Work with Cowork</w:t>
-        <w:tab/>
-        <w:t>31</w:t>
-      </w:r>
-    </w:p>
-    <w:p>
-      <w:pPr>
-        <w:tabs>
-          <w:tab w:pos="9072" w:val="right" w:leader="dot"/>
-        </w:tabs>
-        <w:spacing w:after="60"/>
-      </w:pPr>
-      <w:r>
-        <w:rPr>
-          <w:rFonts w:ascii="Arial" w:hAnsi="Arial"/>
-          <w:b/>
-          <w:color w:val="333333"/>
-          <w:sz w:val="22"/>
-        </w:rPr>
-        <w:t>Topic 03 — Advanced Cowork Workflows</w:t>
-        <w:tab/>
-        <w:t>31</w:t>
-      </w:r>
-    </w:p>
-    <w:p>
-      <w:pPr>
-        <w:tabs>
-          <w:tab w:pos="9072" w:val="right" w:leader="dot"/>
-        </w:tabs>
-        <w:spacing w:after="60"/>
-        <w:ind w:left="432"/>
-      </w:pPr>
-      <w:r>
-        <w:rPr>
-          <w:rFonts w:ascii="Arial" w:hAnsi="Arial"/>
-          <w:b w:val="0"/>
-          <w:color w:val="333333"/>
-          <w:sz w:val="21"/>
-        </w:rPr>
-        <w:t>Choose the Most Precise Trusted Tool</w:t>
-        <w:tab/>
-        <w:t>32</w:t>
-      </w:r>
-    </w:p>
-    <w:p>
-      <w:pPr>
-        <w:tabs>
-          <w:tab w:pos="9072" w:val="right" w:leader="dot"/>
-        </w:tabs>
-        <w:spacing w:after="60"/>
-        <w:ind w:left="432"/>
-      </w:pPr>
-      <w:r>
-        <w:rPr>
-          <w:rFonts w:ascii="Arial" w:hAnsi="Arial"/>
-          <w:b w:val="0"/>
-          <w:color w:val="333333"/>
-          <w:sz w:val="21"/>
-        </w:rPr>
-        <w:t>A Playbook Is an Operational Contract</w:t>
-        <w:tab/>
-        <w:t>32</w:t>
-      </w:r>
-    </w:p>
-    <w:p>
-      <w:pPr>
-        <w:tabs>
-          <w:tab w:pos="9072" w:val="right" w:leader="dot"/>
-        </w:tabs>
-        <w:spacing w:after="60"/>
-        <w:ind w:left="432"/>
-      </w:pPr>
-      <w:r>
-        <w:rPr>
-          <w:rFonts w:ascii="Arial" w:hAnsi="Arial"/>
-          <w:b w:val="0"/>
-          <w:color w:val="333333"/>
-          <w:sz w:val="21"/>
-        </w:rPr>
-        <w:t>Parallelism Needs Dependency Control</w:t>
-        <w:tab/>
-        <w:t>33</w:t>
-      </w:r>
-    </w:p>
-    <w:p>
-      <w:pPr>
-        <w:tabs>
-          <w:tab w:pos="9072" w:val="right" w:leader="dot"/>
-        </w:tabs>
-        <w:spacing w:after="60"/>
-        <w:ind w:left="432"/>
-      </w:pPr>
-      <w:r>
-        <w:rPr>
-          <w:rFonts w:ascii="Arial" w:hAnsi="Arial"/>
-          <w:b w:val="0"/>
-          <w:color w:val="333333"/>
-          <w:sz w:val="21"/>
-        </w:rPr>
-        <w:t>Human Gates in a Cowork Workflow</w:t>
-        <w:tab/>
-        <w:t>33</w:t>
-      </w:r>
-    </w:p>
-    <w:p>
-      <w:pPr>
-        <w:tabs>
-          <w:tab w:pos="9072" w:val="right" w:leader="dot"/>
-        </w:tabs>
-        <w:spacing w:after="60"/>
-        <w:ind w:left="432"/>
-      </w:pPr>
-      <w:r>
-        <w:rPr>
-          <w:rFonts w:ascii="Arial" w:hAnsi="Arial"/>
-          <w:b w:val="0"/>
-          <w:color w:val="333333"/>
-          <w:sz w:val="21"/>
-        </w:rPr>
-        <w:t>From Personal Workflow to Team Practice</w:t>
-        <w:tab/>
-        <w:t>34</w:t>
-      </w:r>
-    </w:p>
-    <w:p>
-      <w:pPr>
-        <w:tabs>
-          <w:tab w:pos="9072" w:val="right" w:leader="dot"/>
-        </w:tabs>
-        <w:spacing w:after="60"/>
-        <w:ind w:left="432"/>
-      </w:pPr>
-      <w:r>
-        <w:rPr>
-          <w:rFonts w:ascii="Arial" w:hAnsi="Arial"/>
-          <w:b w:val="0"/>
-          <w:color w:val="333333"/>
-          <w:sz w:val="21"/>
-        </w:rPr>
-        <w:t>Guardrails Across the Workflow</w:t>
-        <w:tab/>
-        <w:t>34</w:t>
-      </w:r>
-    </w:p>
-    <w:p>
-      <w:pPr>
-        <w:tabs>
-          <w:tab w:pos="9072" w:val="right" w:leader="dot"/>
-        </w:tabs>
-        <w:spacing w:after="60"/>
-        <w:ind w:left="432"/>
-      </w:pPr>
-      <w:r>
-        <w:rPr>
-          <w:rFonts w:ascii="Arial" w:hAnsi="Arial"/>
-          <w:b w:val="0"/>
-          <w:color w:val="333333"/>
-          <w:sz w:val="21"/>
-        </w:rPr>
-        <w:t>Lab 3 — Build a Repeatable Cowork Workflow for Your Own Work</w:t>
-        <w:tab/>
-        <w:t>35</w:t>
-      </w:r>
-    </w:p>
-    <w:p>
-      <w:pPr>
-        <w:tabs>
-          <w:tab w:pos="9072" w:val="right" w:leader="dot"/>
-        </w:tabs>
-        <w:spacing w:after="60"/>
-        <w:ind w:left="432"/>
-      </w:pPr>
-      <w:r>
-        <w:rPr>
-          <w:rFonts w:ascii="Arial" w:hAnsi="Arial"/>
-          <w:b w:val="0"/>
-          <w:color w:val="333333"/>
-          <w:sz w:val="21"/>
-        </w:rPr>
-        <w:t>Recap — Advanced Cowork Workflows</w:t>
-        <w:tab/>
-        <w:t>48</w:t>
-      </w:r>
-    </w:p>
-    <w:p>
-      <w:pPr>
-        <w:tabs>
-          <w:tab w:pos="9072" w:val="right" w:leader="dot"/>
-        </w:tabs>
-        <w:spacing w:after="60"/>
-      </w:pPr>
-      <w:r>
-        <w:rPr>
-          <w:rFonts w:ascii="Arial" w:hAnsi="Arial"/>
-          <w:b/>
-          <w:color w:val="333333"/>
-          <w:sz w:val="22"/>
-        </w:rPr>
-        <w:t>Wrap-Up - Your Cowork Operating System</w:t>
-        <w:tab/>
-        <w:t>48</w:t>
-      </w:r>
-    </w:p>
-    <w:p>
-      <w:pPr>
-        <w:tabs>
-          <w:tab w:pos="9072" w:val="right" w:leader="dot"/>
-        </w:tabs>
-        <w:spacing w:after="60"/>
-      </w:pPr>
-      <w:r>
-        <w:rPr>
-          <w:rFonts w:ascii="Arial" w:hAnsi="Arial"/>
-          <w:b/>
-          <w:color w:val="333333"/>
-          <w:sz w:val="22"/>
-        </w:rPr>
-        <w:t>Next Steps</w:t>
-        <w:tab/>
-        <w:t>49</w:t>
-      </w:r>
-    </w:p>
-    <w:p>
-      <w:pPr>
-        <w:tabs>
-          <w:tab w:pos="9072" w:val="right" w:leader="dot"/>
-        </w:tabs>
-        <w:spacing w:after="60"/>
-      </w:pPr>
-      <w:r>
-        <w:rPr>
-          <w:rFonts w:ascii="Arial" w:hAnsi="Arial"/>
-          <w:b/>
-          <w:color w:val="333333"/>
-          <w:sz w:val="22"/>
-        </w:rPr>
-        <w:t>Glossary</w:t>
-        <w:tab/>
-        <w:t>49</w:t>
+        <w:t>Purpose and setup</w:t>
       </w:r>
     </w:p>
     <w:p>
       <w:r>
-        <w:br w:type="page"/>
-      </w:r>
-    </w:p>
-    <w:p>
-      <w:pPr>
-        <w:pStyle w:val="Heading1"/>
-      </w:pPr>
-      <w:r>
-        <w:t>Introduction</w:t>
+        <w:t>You will work with fictional Singapore-dollar transactions to build a finance Cowork project, a reconciled Excel workbook and a scheduled Outlook attachment path. Use only the provided mock data. Claude Cowork, Excel or an Excel-compatible viewer, and an active paid Claude account are needed. Lab 3 additionally requires an authorised work Microsoft 365 account, connector write permission and Power Automate.</w:t>
       </w:r>
     </w:p>
     <w:p>
       <w:r>
-        <w:t>This Learner Guide is a self-contained study and practice companion for Claude Cowork Masterclass (C1382). It follows the same three-topic sequence as the slide deck and Lesson Plan, then expands every framework into detailed explanations and three connected labs. The course uses a fictional Northstar Retail Operations scenario so learners can practise without exposing real business or personal data.</w:t>
+        <w:t>Current product constraint: the native Microsoft 365 connector can send Outlook mail but cannot attach a file. The attachment path in Lab 3 uses OneDrive for Business and Power Automate. Cloud schedules use connected files; a scheduled task that requires local files or apps runs locally.</w:t>
+      </w:r>
+    </w:p>
+    <w:p>
+      <w:pPr>
+        <w:pStyle w:val="Heading1"/>
+      </w:pPr>
+      <w:r>
+        <w:t>Detailed setup and working sequence</w:t>
+      </w:r>
+    </w:p>
+    <w:p>
+      <w:pPr>
+        <w:pStyle w:val="Heading2"/>
+      </w:pPr>
+      <w:r>
+        <w:t>Create the finance project</w:t>
+      </w:r>
+    </w:p>
+    <w:p>
+      <w:pPr>
+        <w:pStyle w:val="ListNumber"/>
+      </w:pPr>
+      <w:r>
+        <w:t>Open Claude Desktop, select Cowork, and create Finance Month-End Lab under Projects. Choose only the lab folder as context; do not select a parent finance drive.</w:t>
+      </w:r>
+    </w:p>
+    <w:p>
+      <w:pPr>
+        <w:pStyle w:val="ListNumber"/>
+      </w:pPr>
+      <w:r>
+        <w:t>Open the project instructions and paste the finance-control skill rules. Record the folder name, source filename, output path and review owner in the first task.</w:t>
+      </w:r>
+    </w:p>
+    <w:p>
+      <w:pPr>
+        <w:pStyle w:val="ListNumber"/>
+      </w:pPr>
+      <w:r>
+        <w:t>Ask for a read-only inventory. Confirm 14 rows, seven columns, duplicate BILL-012 and Pending INV-013 before any workbook transformation.</w:t>
+      </w:r>
+    </w:p>
+    <w:p>
+      <w:pPr>
+        <w:pStyle w:val="Heading2"/>
+      </w:pPr>
+      <w:r>
+        <w:t>Build and inspect the Excel workbook</w:t>
+      </w:r>
+    </w:p>
+    <w:p>
+      <w:pPr>
+        <w:pStyle w:val="ListNumber"/>
+      </w:pPr>
+      <w:r>
+        <w:t>Make a working copy of finance-aug-2026.xlsx. Require four sheets named Raw, Eligible, Summary and Exceptions. Raw keeps the original 14 records unchanged.</w:t>
+      </w:r>
+    </w:p>
+    <w:p>
+      <w:pPr>
+        <w:pStyle w:val="ListNumber"/>
+      </w:pPr>
+      <w:r>
+        <w:t>Eligible includes only Approved records and the first occurrence of each Document ID within the period. Exceptions contains the later BILL-012 and Pending INV-013 with source row numbers and reasons.</w:t>
+      </w:r>
+    </w:p>
+    <w:p>
+      <w:pPr>
+        <w:pStyle w:val="ListNumber"/>
+      </w:pPr>
+      <w:r>
+        <w:t>In Summary, use Excel formulas that point to Eligible. Revenue is the sum of positive eligible amounts, expenses are the absolute value of negative eligible amounts, and net equals revenue minus expenses.</w:t>
+      </w:r>
+    </w:p>
+    <w:p>
+      <w:pPr>
+        <w:pStyle w:val="ListNumber"/>
+      </w:pPr>
+      <w:r>
+        <w:t>Open the finished file in Excel, force recalculation, and inspect both formulas and displayed values. Compare S$46,700 revenue, S$16,500 expenses and S$30,200 net with the independent control file. Stop on any mismatch.</w:t>
+      </w:r>
+    </w:p>
+    <w:p>
+      <w:pPr>
+        <w:pStyle w:val="Heading2"/>
+      </w:pPr>
+      <w:r>
+        <w:t>Schedule and deliver through Outlook</w:t>
+      </w:r>
+    </w:p>
+    <w:p>
+      <w:pPr>
+        <w:pStyle w:val="ListNumber"/>
+      </w:pPr>
+      <w:r>
+        <w:t>Run the September prompt on demand before creating a cadence. Verify S$48,100 revenue, S$16,960 expenses, S$31,140 net, 12 eligible rows and two exceptions.</w:t>
+      </w:r>
+    </w:p>
+    <w:p>
+      <w:pPr>
+        <w:pStyle w:val="ListNumber"/>
+      </w:pPr>
+      <w:r>
+        <w:t>For a cloud Cowork schedule, move the source into authorised OneDrive for Business or SharePoint context. Use Scheduled &gt; New task; set the weekly Monday 09:00 Asia/Singapore cadence, gated on a new approved month input only after the on-demand rehearsal. A local-folder task runs locally and needs the desktop available.</w:t>
+      </w:r>
+    </w:p>
+    <w:p>
+      <w:pPr>
+        <w:pStyle w:val="ListNumber"/>
+      </w:pPr>
+      <w:r>
+        <w:t>Connect Microsoft 365 through Customize &gt; Connectors using a work account. The tenant administrator must have granted consent and enabled email write tools. The native connector may send a reviewed link, but cannot attach the Excel file.</w:t>
+      </w:r>
+    </w:p>
+    <w:p>
+      <w:pPr>
+        <w:pStyle w:val="ListNumber"/>
+      </w:pPr>
+      <w:r>
+        <w:t>For an attachment, configure Power Automate: OneDrive for Business When a file is created on Approved Reports, restrict the trigger to finance-report-*.xlsx, Get file content, then Office 365 Outlook Send an email (V2) with the file name and content in its attachment fields.</w:t>
+      </w:r>
+    </w:p>
+    <w:p>
+      <w:pPr>
+        <w:pStyle w:val="ListNumber"/>
+      </w:pPr>
+      <w:r>
+        <w:t>Only move a human-reviewed final workbook to Approved Reports. Verify the flow run, Sent Items, received attachment name, openable workbook and totals. Keep the task manual until the organisation approves the cadence and recipient.</w:t>
+      </w:r>
+    </w:p>
+    <w:p>
+      <w:pPr>
+        <w:pStyle w:val="Heading1"/>
+      </w:pPr>
+      <w:r>
+        <w:t>Topic 01 — Finance Cowork project and controls</w:t>
+      </w:r>
+    </w:p>
+    <w:p>
+      <w:pPr>
+        <w:pStyle w:val="Heading2"/>
+      </w:pPr>
+      <w:r>
+        <w:t>Project scope</w:t>
       </w:r>
     </w:p>
     <w:p>
       <w:r>
-        <w:t>The guide treats Cowork as an agentic workspace rather than a chat feature. You will learn to define a task contract, control access and authority, monitor a multi-step run, reconcile evidence across files, create professional outputs, and convert a successful session into a repeatable playbook. Product capabilities and interface labels can evolve, so use the latest Claude application and follow the concept and evidence requirements even if a label moves.</w:t>
+        <w:t>Mechanism: Finance Month-End Lab → synthetic August folder → outputs only. Worked finance evidence: 14 source rows; 7 columns; one duplicate ID. Review decision: Reject a plan that names a broader drive.</w:t>
       </w:r>
     </w:p>
     <w:p>
       <w:pPr>
-        <w:pStyle w:val="Heading1"/>
+        <w:pStyle w:val="Heading2"/>
       </w:pPr>
       <w:r>
-        <w:t>Course Learning Outcomes</w:t>
-      </w:r>
-    </w:p>
-    <w:p>
-      <w:pPr>
-        <w:pStyle w:val="ListBullet"/>
-      </w:pPr>
-      <w:r>
-        <w:t>LO1: Explain Claude Cowork's agentic operating model, execution surfaces, connected-folder boundary, task lifecycle, permissions, and the human responsibilities that remain.</w:t>
-      </w:r>
-    </w:p>
-    <w:p>
-      <w:pPr>
-        <w:pStyle w:val="ListBullet"/>
-      </w:pPr>
-      <w:r>
-        <w:t>LO2: Set up a Cowork project, write an outcome-based task brief, run and monitor a bounded session, review its evidence, and recover from common setup or scope problems.</w:t>
-      </w:r>
-    </w:p>
-    <w:p>
-      <w:pPr>
-        <w:pStyle w:val="ListBullet"/>
-      </w:pPr>
-      <w:r>
-        <w:t>LO3: Use Cowork to organise synthetic files, analyse spreadsheet data, synthesise research and notes, and produce consistent document, spreadsheet, and presentation outputs with traceable sources.</w:t>
-      </w:r>
-    </w:p>
-    <w:p>
-      <w:pPr>
-        <w:pStyle w:val="ListBullet"/>
-      </w:pPr>
-      <w:r>
-        <w:t>LO4: Design and run a multi-step workflow that separates parallel workstreams from dependencies, uses integrations deliberately, and places human approval gates before consequential writes or sharing.</w:t>
-      </w:r>
-    </w:p>
-    <w:p>
-      <w:pPr>
-        <w:pStyle w:val="ListBullet"/>
-      </w:pPr>
-      <w:r>
-        <w:t>LO5: Convert a successful session into a reusable playbook with parameters, project instructions, quality checks, exception paths, ownership, security controls, and a practical team rollout plan.</w:t>
-      </w:r>
-    </w:p>
-    <w:p>
-      <w:pPr>
-        <w:pStyle w:val="Heading1"/>
-      </w:pPr>
-      <w:r>
-        <w:t>Before You Start — Preparation</w:t>
+        <w:t>Folder boundary</w:t>
       </w:r>
     </w:p>
     <w:p>
       <w:r>
-        <w:rPr>
-          <w:b/>
-          <w:color w:val="1F6FEB"/>
-          <w:sz w:val="22"/>
-        </w:rPr>
-        <w:t>What you need</w:t>
+        <w:t>Mechanism: mock-data read-only → working copy → outputs. Worked finance evidence: Source SHA-256 unchanged after run. Review decision: Stop if a raw cell changes.</w:t>
       </w:r>
     </w:p>
     <w:p>
       <w:pPr>
-        <w:pStyle w:val="ListBullet"/>
+        <w:pStyle w:val="Heading2"/>
       </w:pPr>
       <w:r>
-        <w:t>A laptop with the latest Claude Desktop application for Windows or macOS and an active internet connection.</w:t>
-      </w:r>
-    </w:p>
-    <w:p>
-      <w:pPr>
-        <w:pStyle w:val="ListBullet"/>
-      </w:pPr>
-      <w:r>
-        <w:t>A paid Claude plan with Cowork available; organisation-managed accounts may require an administrator to enable capabilities.</w:t>
-      </w:r>
-    </w:p>
-    <w:p>
-      <w:pPr>
-        <w:pStyle w:val="ListBullet"/>
-      </w:pPr>
-      <w:r>
-        <w:t>On Windows, Claude Desktop must be installed with administrator privileges for Cowork support, and Windows Virtual Machine Platform must be enabled followed by a Restart. Ask the trainer or IT owner before changing managed-device features.</w:t>
-      </w:r>
-    </w:p>
-    <w:p>
-      <w:pPr>
-        <w:pStyle w:val="ListBullet"/>
-      </w:pPr>
-      <w:r>
-        <w:t>On macOS, Python 3 is required for the supplied portable verification and control-calculation commands. Run python3 --version before class; if it is unavailable, install an organisation-approved Python 3 build or arrange the trainer-supported Windows route.</w:t>
-      </w:r>
-    </w:p>
-    <w:p>
-      <w:pPr>
-        <w:pStyle w:val="ListBullet"/>
-      </w:pPr>
-      <w:r>
-        <w:t>A spreadsheet application, a word processor, and presentation software or compatible viewers for checking generated files.</w:t>
-      </w:r>
-    </w:p>
-    <w:p>
-      <w:pPr>
-        <w:pStyle w:val="ListBullet"/>
-      </w:pPr>
-      <w:r>
-        <w:t>The C1382 repository downloaded locally, including labs/starter/northstar-operations.</w:t>
-      </w:r>
-    </w:p>
-    <w:p>
-      <w:pPr>
-        <w:pStyle w:val="ListBullet"/>
-      </w:pPr>
-      <w:r>
-        <w:t>Permission to create a disposable working copy in a folder that contains only the supplied synthetic scenario.</w:t>
+        <w:t>Project instructions</w:t>
       </w:r>
     </w:p>
     <w:p>
       <w:r>
-        <w:rPr>
-          <w:b/>
-          <w:color w:val="1F6FEB"/>
-          <w:sz w:val="22"/>
-        </w:rPr>
-        <w:t>Verify your setup</w:t>
+        <w:t>Mechanism: Period + currency + eligibility rule + stop rule. Worked finance evidence: Approved, unique Document ID, SGD. Review decision: Project rule outranks a vague task phrase.</w:t>
+      </w:r>
+    </w:p>
+    <w:p>
+      <w:pPr>
+        <w:pStyle w:val="Heading2"/>
+      </w:pPr>
+      <w:r>
+        <w:t>Task contract</w:t>
       </w:r>
     </w:p>
     <w:p>
       <w:r>
-        <w:t>Open Claude, confirm the message-box mode selector includes Cowork, and create an empty test session. Do not connect a broad personal or company folder for training.</w:t>
+        <w:t>Mechanism: Outcome + source + output + review gate. Worked finance evidence: Finance report August 2026, no email. Review decision: No recipient or publish action in first run.</w:t>
+      </w:r>
+    </w:p>
+    <w:p>
+      <w:pPr>
+        <w:pStyle w:val="Heading2"/>
+      </w:pPr>
+      <w:r>
+        <w:t>Source schema</w:t>
       </w:r>
     </w:p>
     <w:p>
       <w:r>
-        <w:rPr>
-          <w:rFonts w:ascii="Consolas" w:hAnsi="Consolas"/>
-          <w:color w:val="0B3060"/>
-          <w:sz w:val="19"/>
-        </w:rPr>
-        <w:t>Windows PowerShell:</w:t>
+        <w:t>Mechanism: Date | Document ID | Counterparty | Category | Amount | Currency | Status. Worked finance evidence: 14 rows × 7 fields in the workbook. Review decision: Unknown currency or blank ID becomes exception.</w:t>
+      </w:r>
+    </w:p>
+    <w:p>
+      <w:pPr>
+        <w:pStyle w:val="Heading2"/>
+      </w:pPr>
+      <w:r>
+        <w:t>Approval field</w:t>
       </w:r>
     </w:p>
     <w:p>
       <w:r>
-        <w:rPr>
-          <w:rFonts w:ascii="Consolas" w:hAnsi="Consolas"/>
-          <w:color w:val="0B3060"/>
-          <w:sz w:val="19"/>
-        </w:rPr>
-        <w:t>Get-ChildItem -LiteralPath .\labs\starter\northstar-operations\inbox | Select-Object Name,Length</w:t>
+        <w:t>Mechanism: Approved is eligible; Pending is held. Worked finance evidence: INV-013 is Pending +S$2,200. Review decision: Do not include pending revenue.</w:t>
+      </w:r>
+    </w:p>
+    <w:p>
+      <w:pPr>
+        <w:pStyle w:val="Heading2"/>
+      </w:pPr>
+      <w:r>
+        <w:t>Duplicate key</w:t>
       </w:r>
     </w:p>
     <w:p>
       <w:r>
-        <w:rPr>
-          <w:rFonts w:ascii="Consolas" w:hAnsi="Consolas"/>
-          <w:color w:val="0B3060"/>
-          <w:sz w:val="19"/>
-        </w:rPr>
+        <w:t>Mechanism: Document ID is business key within period. Worked finance evidence: BILL-012 occurs twice at -S$1,020. Review decision: Keep first; log second occurrence.</w:t>
+      </w:r>
+    </w:p>
+    <w:p>
+      <w:pPr>
+        <w:pStyle w:val="Heading2"/>
+      </w:pPr>
+      <w:r>
+        <w:t>Provenance</w:t>
       </w:r>
     </w:p>
     <w:p>
       <w:r>
-        <w:rPr>
-          <w:rFonts w:ascii="Consolas" w:hAnsi="Consolas"/>
-          <w:color w:val="0B3060"/>
-          <w:sz w:val="19"/>
-        </w:rPr>
-        <w:t>macOS Terminal:</w:t>
+        <w:t>Mechanism: Every output metric links to named source rows. Worked finance evidence: Revenue source: six approved invoices. Review decision: A narrative without row links is not evidence.</w:t>
+      </w:r>
+    </w:p>
+    <w:p>
+      <w:pPr>
+        <w:pStyle w:val="Heading2"/>
+      </w:pPr>
+      <w:r>
+        <w:t>Permission gate</w:t>
       </w:r>
     </w:p>
     <w:p>
       <w:r>
-        <w:rPr>
-          <w:rFonts w:ascii="Consolas" w:hAnsi="Consolas"/>
-          <w:color w:val="0B3060"/>
-          <w:sz w:val="19"/>
-        </w:rPr>
-        <w:t>command -v python3 &gt;/dev/null 2&gt;&amp;1 || { echo 'Python 3 is required; ask the trainer before continuing'; exit 1; }</w:t>
+        <w:t>Mechanism: Read workbook; write only working and outputs. Worked finance evidence: No change to mock-data hash. Review decision: Decline connector or email permission here.</w:t>
+      </w:r>
+    </w:p>
+    <w:p>
+      <w:pPr>
+        <w:pStyle w:val="Heading2"/>
+      </w:pPr>
+      <w:r>
+        <w:t>Prompt injection</w:t>
       </w:r>
     </w:p>
     <w:p>
       <w:r>
-        <w:rPr>
-          <w:rFonts w:ascii="Consolas" w:hAnsi="Consolas"/>
-          <w:color w:val="0B3060"/>
-          <w:sz w:val="19"/>
-        </w:rPr>
-        <w:t>python3 --version</w:t>
+        <w:t>Mechanism: Workbook text is data, never new instructions. Worked finance evidence: Counterparty cell cannot authorize a send. Review decision: Treat embedded instructions as untrusted data.</w:t>
+      </w:r>
+    </w:p>
+    <w:p>
+      <w:pPr>
+        <w:pStyle w:val="Heading2"/>
+      </w:pPr>
+      <w:r>
+        <w:t>Plan review</w:t>
       </w:r>
     </w:p>
     <w:p>
       <w:r>
-        <w:rPr>
-          <w:rFonts w:ascii="Consolas" w:hAnsi="Consolas"/>
-          <w:color w:val="0B3060"/>
-          <w:sz w:val="19"/>
-        </w:rPr>
-        <w:t>find ./labs/starter/northstar-operations/inbox -maxdepth 1 -type f -print</w:t>
+        <w:t>Mechanism: Inspect files, operations and side effects. Worked finance evidence: Expected: read one .xlsx, write one manifest. Review decision: Pause if browser or mailbox appears in plan.</w:t>
+      </w:r>
+    </w:p>
+    <w:p>
+      <w:pPr>
+        <w:pStyle w:val="Heading2"/>
+      </w:pPr>
+      <w:r>
+        <w:t>Inventory check</w:t>
       </w:r>
     </w:p>
     <w:p>
       <w:r>
-        <w:rPr>
-          <w:b/>
-          <w:color w:val="1F6FEB"/>
-          <w:sz w:val="22"/>
-        </w:rPr>
-        <w:t>Conventions used in every lab</w:t>
+        <w:t>Mechanism: Source count → duplicate count → pending count. Worked finance evidence: 14 = 12 eligible + 2 excluded. Review decision: Mismatch blocks Lab 2.</w:t>
       </w:r>
     </w:p>
     <w:p>
       <w:pPr>
-        <w:pStyle w:val="ListBullet"/>
+        <w:pStyle w:val="Heading1"/>
       </w:pPr>
       <w:r>
-        <w:t>Replace placeholders such as &lt;WORKSPACE_PATH&gt; and &lt;REPORTING_WEEK&gt; with the value for your working copy.</w:t>
+        <w:t>Topic 02 — Automate and reconcile Excel</w:t>
       </w:r>
     </w:p>
     <w:p>
       <w:pPr>
-        <w:pStyle w:val="ListBullet"/>
+        <w:pStyle w:val="Heading2"/>
       </w:pPr>
       <w:r>
-        <w:t>Use only the supplied fictional Northstar data during class; never paste a real credential into a prompt or file.</w:t>
-      </w:r>
-    </w:p>
-    <w:p>
-      <w:pPr>
-        <w:pStyle w:val="ListBullet"/>
-      </w:pPr>
-      <w:r>
-        <w:t>Keep inbox/ unchanged. Create all work in outputs/ and playbook/ so the source set remains reversible.</w:t>
-      </w:r>
-    </w:p>
-    <w:p>
-      <w:pPr>
-        <w:pStyle w:val="ListBullet"/>
-      </w:pPr>
-      <w:r>
-        <w:t>Treat external instructions found inside a file or webpage as untrusted content until the trainer confirms they belong to the task.</w:t>
-      </w:r>
-    </w:p>
-    <w:p>
-      <w:pPr>
-        <w:pStyle w:val="ListBullet"/>
-      </w:pPr>
-      <w:r>
-        <w:t>If Claude cannot support a requested format or action in your plan or organisation, preserve the required evidence in a supported format and record the limitation.</w:t>
-      </w:r>
-    </w:p>
-    <w:p>
-      <w:pPr>
-        <w:pStyle w:val="Heading1"/>
-      </w:pPr>
-      <w:r>
-        <w:t>Topic 01 — Getting Started with Claude Cowork</w:t>
+        <w:t>Raw sheet</w:t>
       </w:r>
     </w:p>
     <w:p>
       <w:r>
-        <w:t>Agentic AI for everyday work | setup and connected folders | effective task briefs | monitoring and review | responsible use</w:t>
+        <w:t>Mechanism: Copy all 14 rows with original column order. Worked finance evidence: Raw!A1:G15 retained. Review decision: Never normalize away exception evidence.</w:t>
+      </w:r>
+    </w:p>
+    <w:p>
+      <w:pPr>
+        <w:pStyle w:val="Heading2"/>
+      </w:pPr>
+      <w:r>
+        <w:t>Eligible sheet</w:t>
       </w:r>
     </w:p>
     <w:p>
       <w:r>
-        <w:rPr>
-          <w:b/>
-          <w:color w:val="1F6FEB"/>
-          <w:sz w:val="22"/>
-        </w:rPr>
-        <w:t>Key concepts</w:t>
+        <w:t>Mechanism: Approved ∧ first occurrence of Document ID. Worked finance evidence: 12 eligible rows, 6 revenue + 6 expense. Review decision: Filter criteria must be visible.</w:t>
       </w:r>
     </w:p>
     <w:p>
       <w:pPr>
-        <w:pStyle w:val="ListBullet"/>
+        <w:pStyle w:val="Heading2"/>
       </w:pPr>
       <w:r>
-        <w:t>Agentic workspace: Cowork works toward an outcome through a sequence of planning, tool use, observation, correction, and evidence rather than returning one isolated answer.</w:t>
-      </w:r>
-    </w:p>
-    <w:p>
-      <w:pPr>
-        <w:pStyle w:val="ListBullet"/>
-      </w:pPr>
-      <w:r>
-        <w:t>Connected-folder boundary: Local file access is limited to the folders a learner deliberately connects; scope should be as small as the task allows.</w:t>
-      </w:r>
-    </w:p>
-    <w:p>
-      <w:pPr>
-        <w:pStyle w:val="ListBullet"/>
-      </w:pPr>
-      <w:r>
-        <w:t>Task contract: A strong brief names the outcome, sources, deliverables, constraints, quality checks, approval points, and finish line.</w:t>
-      </w:r>
-    </w:p>
-    <w:p>
-      <w:pPr>
-        <w:pStyle w:val="ListBullet"/>
-      </w:pPr>
-      <w:r>
-        <w:t>Permission: Reading, writing, using a connector, operating a browser, and acting in another system have different consequences and deserve different controls.</w:t>
-      </w:r>
-    </w:p>
-    <w:p>
-      <w:pPr>
-        <w:pStyle w:val="ListBullet"/>
-      </w:pPr>
-      <w:r>
-        <w:t>Steering: Progress indicators, plans, questions, and intermediate files let a person redirect the work before errors spread.</w:t>
-      </w:r>
-    </w:p>
-    <w:p>
-      <w:pPr>
-        <w:pStyle w:val="ListBullet"/>
-      </w:pPr>
-      <w:r>
-        <w:t>Evidence: A source register, file manifest, calculation check, preview, or change log is stronger than a confident completion statement.</w:t>
-      </w:r>
-    </w:p>
-    <w:p>
-      <w:pPr>
-        <w:pStyle w:val="Heading2"/>
-      </w:pPr>
-      <w:r>
-        <w:t>Chat Assistance and Agentic Delegation</w:t>
+        <w:t>Exceptions sheet</w:t>
       </w:r>
     </w:p>
     <w:p>
       <w:r>
-        <w:t>Cowork changes the unit of work from a reply to an outcome. A learner can delegate a bounded task such as inventorying a folder, analysing a spreadsheet, and drafting a report. Claude selects tools, performs steps, observes results, and continues until the stated finish line or a stop condition is reached.</w:t>
+        <w:t>Mechanism: Record excluded row, reason, source address. Worked finance evidence: BILL-012 repeat; INV-013 pending. Review decision: No silent row deletion.</w:t>
+      </w:r>
+    </w:p>
+    <w:p>
+      <w:pPr>
+        <w:pStyle w:val="Heading2"/>
+      </w:pPr>
+      <w:r>
+        <w:t>Revenue formula</w:t>
       </w:r>
     </w:p>
     <w:p>
       <w:r>
-        <w:t>Delegation does not transfer accountability. The person still owns the business purpose, permitted data, authority to act, review standard, and release decision. The most reliable tasks therefore combine useful autonomy with explicit boundaries and observable evidence.</w:t>
+        <w:t>Mechanism: SUMIFS eligible positive Amount SGD. Worked finance evidence: S$46,700 from six invoices. Review decision: Compare formula result to independent total.</w:t>
+      </w:r>
+    </w:p>
+    <w:p>
+      <w:pPr>
+        <w:pStyle w:val="Heading2"/>
+      </w:pPr>
+      <w:r>
+        <w:t>Expense formula</w:t>
       </w:r>
     </w:p>
     <w:p>
       <w:r>
-        <w:rPr>
-          <w:b/>
-          <w:color w:val="1F6FEB"/>
-          <w:sz w:val="22"/>
-        </w:rPr>
-        <w:t>Visual framework</w:t>
+        <w:t>Mechanism: ABS(SUMIFS eligible negative Amount SGD)). Worked finance evidence: S$16,500 from six bills. Review decision: Check sign convention before net.</w:t>
+      </w:r>
+    </w:p>
+    <w:p>
+      <w:pPr>
+        <w:pStyle w:val="Heading2"/>
+      </w:pPr>
+      <w:r>
+        <w:t>Net formula</w:t>
       </w:r>
     </w:p>
     <w:p>
       <w:r>
-        <w:t>Chat assistance: Responds to the context supplied in one conversation | Usually produces text for the user to transfer elsewhere | Waits for the next prompt between stages | Leaves file operations and checking to the user</w:t>
+        <w:t>Mechanism: Revenue minus absolute expenses. Worked finance evidence: S$46,700 − S$16,500 = S$30,200. Review decision: Net must equal SUM eligible amounts.</w:t>
+      </w:r>
+    </w:p>
+    <w:p>
+      <w:pPr>
+        <w:pStyle w:val="Heading2"/>
+      </w:pPr>
+      <w:r>
+        <w:t>Count control</w:t>
       </w:r>
     </w:p>
     <w:p>
       <w:r>
-        <w:t>Cowork delegation: Plans and executes a bounded multi-step task | Reads and writes permitted files and can use connected tools | Observes intermediate results and adapts the next step | Returns finished artifacts plus visible work evidence</w:t>
+        <w:t>Mechanism: COUNTA eligible Document ID range. Worked finance evidence: 12 eligible; 14 source rows. Review decision: Count drift signals a dropped row.</w:t>
       </w:r>
     </w:p>
     <w:p>
@@ -1384,181 +513,150 @@
         <w:pStyle w:val="Heading2"/>
       </w:pPr>
       <w:r>
-        <w:t>The Cowork Task Lifecycle</w:t>
+        <w:t>Status control</w:t>
       </w:r>
     </w:p>
     <w:p>
       <w:r>
-        <w:t>A useful Cowork session begins with an outcome and a boundary. Claude inspects the available context, proposes a route, uses permitted tools, and compares intermediate results with the requested quality checks. Errors and missing information are observations that should change the plan, not details to conceal.</w:t>
+        <w:t>Mechanism: Only exact Approved values qualify. Worked finance evidence: Pending INV-013 excluded. Review decision: Whitespace or case variants require review.</w:t>
+      </w:r>
+    </w:p>
+    <w:p>
+      <w:pPr>
+        <w:pStyle w:val="Heading2"/>
+      </w:pPr>
+      <w:r>
+        <w:t>ID control</w:t>
       </w:r>
     </w:p>
     <w:p>
       <w:r>
-        <w:t>The finish line must be testable. Examples include a manifest that accounts for every source file, a workbook whose totals match a control calculation, or a report whose factual claims name their source. A stop condition is equally important: missing authority, sensitive data, an unclear destination, or a consequential external action should return control to the user.</w:t>
+        <w:t>Mechanism: Unique ID within month, not across all time. Worked finance evidence: Duplicate BILL-012 adds no expense. Review decision: A second month may reuse an ID.</w:t>
+      </w:r>
+    </w:p>
+    <w:p>
+      <w:pPr>
+        <w:pStyle w:val="Heading2"/>
+      </w:pPr>
+      <w:r>
+        <w:t>Formula audit</w:t>
       </w:r>
     </w:p>
     <w:p>
       <w:r>
-        <w:rPr>
-          <w:b/>
-          <w:color w:val="1F6FEB"/>
-          <w:sz w:val="22"/>
-        </w:rPr>
-        <w:t>Visual framework</w:t>
+        <w:t>Mechanism: Inspect formulas, cached values and ranges. Worked finance evidence: Summary points to Eligible, not Raw. Review decision: Hard-coded totals fail repeatability.</w:t>
       </w:r>
     </w:p>
     <w:p>
       <w:pPr>
-        <w:pStyle w:val="ListBullet"/>
+        <w:pStyle w:val="Heading2"/>
       </w:pPr>
       <w:r>
-        <w:t>Receive the outcome and boundaries</w:t>
-      </w:r>
-    </w:p>
-    <w:p>
-      <w:pPr>
-        <w:pStyle w:val="ListBullet"/>
-      </w:pPr>
-      <w:r>
-        <w:t>Inspect permitted context</w:t>
-      </w:r>
-    </w:p>
-    <w:p>
-      <w:pPr>
-        <w:pStyle w:val="ListBullet"/>
-      </w:pPr>
-      <w:r>
-        <w:t>Plan the work and identify questions</w:t>
-      </w:r>
-    </w:p>
-    <w:p>
-      <w:pPr>
-        <w:pStyle w:val="ListBullet"/>
-      </w:pPr>
-      <w:r>
-        <w:t>Use tools and create intermediate results</w:t>
-      </w:r>
-    </w:p>
-    <w:p>
-      <w:pPr>
-        <w:pStyle w:val="ListBullet"/>
-      </w:pPr>
-      <w:r>
-        <w:t>Review evidence, correct, and deliver</w:t>
-      </w:r>
-    </w:p>
-    <w:p>
-      <w:pPr>
-        <w:pStyle w:val="Heading2"/>
-      </w:pPr>
-      <w:r>
-        <w:t>Anatomy of a High-Signal Task Brief</w:t>
+        <w:t>Workbook chart</w:t>
       </w:r>
     </w:p>
     <w:p>
       <w:r>
-        <w:t>Prompt quality is task design quality. An adjective such as 'professional' is too elastic on its own; a stronger brief names the audience, sections, length, file format, source period, calculation rules, and review checklist. This reduces avoidable interpretation while leaving Claude room to solve the task.</w:t>
+        <w:t>Mechanism: Revenue / expense / net as editable columns. Worked finance evidence: 46.7k / 16.5k / 30.2k SGD. Review decision: Chart labels must name unit and period.</w:t>
+      </w:r>
+    </w:p>
+    <w:p>
+      <w:pPr>
+        <w:pStyle w:val="Heading2"/>
+      </w:pPr>
+      <w:r>
+        <w:t>Release check</w:t>
       </w:r>
     </w:p>
     <w:p>
       <w:r>
-        <w:t>Separate facts, preferences, and permissions. Facts come from named sources. Preferences cover tone and layout. Permissions define what Claude may read or change. When these categories are mixed, a stylistic suggestion can be misread as authority to alter data or publish an output.</w:t>
+        <w:t>Mechanism: Control totals + exceptions + protected source. Worked finance evidence: All 5 expected controls match. Review decision: Do not email a mismatched workbook.</w:t>
+      </w:r>
+    </w:p>
+    <w:p>
+      <w:pPr>
+        <w:pStyle w:val="Heading1"/>
+      </w:pPr>
+      <w:r>
+        <w:t>Topic 03 — Schedule and deliver via Outlook</w:t>
+      </w:r>
+    </w:p>
+    <w:p>
+      <w:pPr>
+        <w:pStyle w:val="Heading2"/>
+      </w:pPr>
+      <w:r>
+        <w:t>New-period parameter</w:t>
       </w:r>
     </w:p>
     <w:p>
       <w:r>
-        <w:rPr>
-          <w:b/>
-          <w:color w:val="1F6FEB"/>
-          <w:sz w:val="22"/>
-        </w:rPr>
-        <w:t>Visual framework</w:t>
+        <w:t>Mechanism: Switch input period to September 2026. Worked finance evidence: finance-sep-2026.xlsx is independent input. Review decision: Never reuse August output as September.</w:t>
       </w:r>
     </w:p>
     <w:p>
       <w:pPr>
-        <w:pStyle w:val="ListBullet"/>
+        <w:pStyle w:val="Heading2"/>
       </w:pPr>
       <w:r>
-        <w:t>Outcome — Describe the business result and intended audience, not only the activity.</w:t>
-      </w:r>
-    </w:p>
-    <w:p>
-      <w:pPr>
-        <w:pStyle w:val="ListBullet"/>
-      </w:pPr>
-      <w:r>
-        <w:t>Sources — Name the allowed folders, files, links, and systems; exclude everything else.</w:t>
-      </w:r>
-    </w:p>
-    <w:p>
-      <w:pPr>
-        <w:pStyle w:val="ListBullet"/>
-      </w:pPr>
-      <w:r>
-        <w:t>Deliverables — Specify filenames, formats, structure, location, and presentation standard.</w:t>
-      </w:r>
-    </w:p>
-    <w:p>
-      <w:pPr>
-        <w:pStyle w:val="ListBullet"/>
-      </w:pPr>
-      <w:r>
-        <w:t>Constraints — State data rules, non-goals, protected files, time range, and assumptions.</w:t>
-      </w:r>
-    </w:p>
-    <w:p>
-      <w:pPr>
-        <w:pStyle w:val="ListBullet"/>
-      </w:pPr>
-      <w:r>
-        <w:t>Approval gates — Identify which writes, revisions, or external actions require confirmation.</w:t>
-      </w:r>
-    </w:p>
-    <w:p>
-      <w:pPr>
-        <w:pStyle w:val="ListBullet"/>
-      </w:pPr>
-      <w:r>
-        <w:t>Evidence — Define control totals, citations, previews, logs, or other observable checks.</w:t>
-      </w:r>
-    </w:p>
-    <w:p>
-      <w:pPr>
-        <w:pStyle w:val="Heading2"/>
-      </w:pPr>
-      <w:r>
-        <w:t>Authority Should Match Consequence</w:t>
+        <w:t>September control</w:t>
       </w:r>
     </w:p>
     <w:p>
       <w:r>
-        <w:t>Risk depends on both access and action. Reading a narrow synthetic folder is materially different from browsing a broad drive, and producing a draft is different from sending it. Start with the smallest scope and the most reversible output that can prove value.</w:t>
+        <w:t>Mechanism: Same rules on new transactions. Worked finance evidence: Revenue 48,100; expense 16,960; net 31,140. Review decision: Variance alone is not proof.</w:t>
+      </w:r>
+    </w:p>
+    <w:p>
+      <w:pPr>
+        <w:pStyle w:val="Heading2"/>
+      </w:pPr>
+      <w:r>
+        <w:t>Project schedule</w:t>
       </w:r>
     </w:p>
     <w:p>
       <w:r>
-        <w:t>Human review should concentrate at consequence boundaries. A manager may allow automatic calculations in a working copy but require confirmation before source files are replaced, a document is shared, or a conclusion becomes an operational decision. These gates preserve speed without making authority ambiguous.</w:t>
+        <w:t>Mechanism: Weekly Monday 09:00 Singapore; new month input gate. Worked finance evidence: Task prompt names input and output cloud folders. Review decision: A local-folder schedule requires desktop.</w:t>
+      </w:r>
+    </w:p>
+    <w:p>
+      <w:pPr>
+        <w:pStyle w:val="Heading2"/>
+      </w:pPr>
+      <w:r>
+        <w:t>Cloud path</w:t>
       </w:r>
     </w:p>
     <w:p>
       <w:r>
-        <w:rPr>
-          <w:b/>
-          <w:color w:val="1F6FEB"/>
-          <w:sz w:val="22"/>
-        </w:rPr>
-        <w:t>Visual framework</w:t>
+        <w:t>Mechanism: OneDrive/SharePoint connector provides source. Worked finance evidence: Approved Reports separate from working folder. Review decision: Cloud job cannot depend on a local-only path.</w:t>
+      </w:r>
+    </w:p>
+    <w:p>
+      <w:pPr>
+        <w:pStyle w:val="Heading2"/>
+      </w:pPr>
+      <w:r>
+        <w:t>On-demand rehearsal</w:t>
       </w:r>
     </w:p>
     <w:p>
       <w:r>
-        <w:t>Lower-consequence work: Read a synthetic training folder | Create a draft in a new output directory | Summarise supplied notes with citations | Calculate metrics that a person will verify</w:t>
+        <w:t>Mechanism: Run schedule once manually first. Worked finance evidence: One workbook, one release manifest. Review decision: Repeated run must not duplicate emails.</w:t>
+      </w:r>
+    </w:p>
+    <w:p>
+      <w:pPr>
+        <w:pStyle w:val="Heading2"/>
+      </w:pPr>
+      <w:r>
+        <w:t>Review manifest</w:t>
       </w:r>
     </w:p>
     <w:p>
       <w:r>
-        <w:t>Higher-consequence work: Overwrite or remove source files | Send messages or share files externally | Use financial, personal, legal, or confidential data | Make commitments, purchases, access changes, or final decisions</w:t>
+        <w:t>Mechanism: Period + totals + exceptions + reviewer. Worked finance evidence: 12 eligible and 2 excluded in September. Review decision: No approval record, no delivery.</w:t>
       </w:r>
     </w:p>
     <w:p>
@@ -1566,1467 +664,205 @@
         <w:pStyle w:val="Heading2"/>
       </w:pPr>
       <w:r>
-        <w:t>Monitor, Review, and Recover</w:t>
+        <w:t>Outlook connector</w:t>
       </w:r>
     </w:p>
     <w:p>
       <w:r>
-        <w:t>Monitoring is not continuous micromanagement. It means checking the points where a misunderstanding would become expensive: the proposed source set, an inferred calculation rule, the first artifact, and any action outside the local workspace. A short correction at the plan stage is cheaper than rebuilding a complete output.</w:t>
+        <w:t>Mechanism: Microsoft 365 write permission can send email. Worked finance evidence: Native email includes link, not attachment. Review decision: Attachment requirement needs another route.</w:t>
+      </w:r>
+    </w:p>
+    <w:p>
+      <w:pPr>
+        <w:pStyle w:val="Heading2"/>
+      </w:pPr>
+      <w:r>
+        <w:t>Attachment flow</w:t>
       </w:r>
     </w:p>
     <w:p>
       <w:r>
-        <w:t>Recovery begins from evidence. If an output is wrong, identify the failing claim, calculation, source selection, or format rule; provide the observed mismatch and the expected state; then request a focused revision. Do not restart a long task with the same vague brief and hope for a different result.</w:t>
+        <w:t>Mechanism: OneDrive file-created → content → Outlook V2. Worked finance evidence: Approved Reports/finance-report-sep-2026.xlsx. Review decision: Never trigger on working files.</w:t>
+      </w:r>
+    </w:p>
+    <w:p>
+      <w:pPr>
+        <w:pStyle w:val="Heading2"/>
+      </w:pPr>
+      <w:r>
+        <w:t>Flow condition</w:t>
       </w:r>
     </w:p>
     <w:p>
       <w:r>
-        <w:rPr>
-          <w:b/>
-          <w:color w:val="1F6FEB"/>
-          <w:sz w:val="22"/>
-        </w:rPr>
-        <w:t>Visual framework</w:t>
+        <w:t>Mechanism: Filename prefix and .xlsx suffix. Worked finance evidence: finance-report-...xlsx only. Review decision: Other files must cause zero sends.</w:t>
       </w:r>
     </w:p>
     <w:p>
       <w:pPr>
-        <w:pStyle w:val="ListBullet"/>
+        <w:pStyle w:val="Heading2"/>
       </w:pPr>
       <w:r>
-        <w:t>Read the plan</w:t>
-      </w:r>
-    </w:p>
-    <w:p>
-      <w:pPr>
-        <w:pStyle w:val="ListBullet"/>
-      </w:pPr>
-      <w:r>
-        <w:t>Watch scope and tool use</w:t>
-      </w:r>
-    </w:p>
-    <w:p>
-      <w:pPr>
-        <w:pStyle w:val="ListBullet"/>
-      </w:pPr>
-      <w:r>
-        <w:t>Inspect intermediate evidence</w:t>
-      </w:r>
-    </w:p>
-    <w:p>
-      <w:pPr>
-        <w:pStyle w:val="ListBullet"/>
-      </w:pPr>
-      <w:r>
-        <w:t>Steer with precise feedback</w:t>
-      </w:r>
-    </w:p>
-    <w:p>
-      <w:pPr>
-        <w:pStyle w:val="ListBullet"/>
-      </w:pPr>
-      <w:r>
-        <w:t>Verify the final state</w:t>
-      </w:r>
-    </w:p>
-    <w:p>
-      <w:pPr>
-        <w:pStyle w:val="Heading2"/>
-      </w:pPr>
-      <w:r>
-        <w:t>Lab 1 — Delegate Your First Task to Claude Cowork</w:t>
+        <w:t>Attachment bytes</w:t>
       </w:r>
     </w:p>
     <w:p>
       <w:r>
-        <w:t>Learning outcome: LO1 and LO2: explain the Cowork task lifecycle and permission boundary, create a narrow project, brief a bounded file-inventory task, monitor its execution, and verify the result against the source folder.</w:t>
+        <w:t>Mechanism: Get file content feeds ContentBytes. Worked finance evidence: Name equals approved workbook filename. Review decision: Check received attachment opens.</w:t>
+      </w:r>
+    </w:p>
+    <w:p>
+      <w:pPr>
+        <w:pStyle w:val="Heading2"/>
+      </w:pPr>
+      <w:r>
+        <w:t>Idempotency</w:t>
       </w:r>
     </w:p>
     <w:p>
       <w:r>
-        <w:t>Goal: You create a personal working copy of the fictional Northstar Retail Operations folder, establish an immutable source baseline, and connect only that narrow copy to a new Cowork project. You then use the DELEGATE framework to ask Claude for a complete file inventory, review its plan before execution, watch the session for scope drift, and compare the finished manifest with the actual source files.</w:t>
+        <w:t>Mechanism: Unique period filename + no overwrite in trigger. Worked finance evidence: One created file → one flow run → one Sent Item. Review decision: Duplicate send requires stop and investigation.</w:t>
+      </w:r>
+    </w:p>
+    <w:p>
+      <w:pPr>
+        <w:pStyle w:val="Heading2"/>
+      </w:pPr>
+      <w:r>
+        <w:t>Delivery audit</w:t>
       </w:r>
     </w:p>
     <w:p>
       <w:r>
-        <w:t>Duration: 75 minutes.</w:t>
+        <w:t>Mechanism: Sent Items + received file + flow history. Worked finance evidence: Subject, recipient, workbook version align. Review decision: A successful Cowork message alone is insufficient.</w:t>
+      </w:r>
+    </w:p>
+    <w:p>
+      <w:pPr>
+        <w:pStyle w:val="Heading1"/>
+      </w:pPr>
+      <w:r>
+        <w:t>Lab 1 — lab-01-finance-cowork-project</w:t>
       </w:r>
     </w:p>
     <w:p>
       <w:r>
-        <w:rPr>
-          <w:b/>
-          <w:color w:val="1F6FEB"/>
-          <w:sz w:val="22"/>
-        </w:rPr>
-        <w:t>What you'll build</w:t>
+        <w:t>C1382 · Topic 1 · 55 minutes</w:t>
+      </w:r>
+    </w:p>
+    <w:p>
+      <w:pPr>
+        <w:pStyle w:val="Heading2"/>
+      </w:pPr>
+      <w:r>
+        <w:t>Goal</w:t>
       </w:r>
     </w:p>
     <w:p>
       <w:r>
-        <w:t>A protected synthetic workspace, reviewed project instructions, a complete file inventory, and a verification record.   (Tools: Claude Cowork, Claude Desktop, local file access, File Explorer or Finder, PowerShell or Terminal, supplied Northstar Operations starter.)</w:t>
+        <w:t>Create a scoped Cowork project and a source inventory.</w:t>
+      </w:r>
+    </w:p>
+    <w:p>
+      <w:pPr>
+        <w:pStyle w:val="Heading2"/>
+      </w:pPr>
+      <w:r>
+        <w:t>What you will build</w:t>
       </w:r>
     </w:p>
     <w:p>
       <w:r>
-        <w:rPr>
-          <w:b/>
-          <w:color w:val="1F6FEB"/>
-          <w:sz w:val="22"/>
-        </w:rPr>
+        <w:t>A bounded finance Cowork workflow and its review evidence. All data is fictional.</w:t>
+      </w:r>
+    </w:p>
+    <w:p>
+      <w:pPr>
+        <w:pStyle w:val="Heading2"/>
+      </w:pPr>
+      <w:r>
         <w:t>Prerequisites</w:t>
       </w:r>
     </w:p>
     <w:p>
-      <w:pPr>
-        <w:pStyle w:val="ListBullet"/>
-      </w:pPr>
       <w:r>
-        <w:t>The latest Claude Desktop application is installed and the Cowork mode is available on your paid plan.</w:t>
+        <w:t>Claude Cowork on a paid plan; Excel or an Excel-compatible viewer; for Lab 3, a work Microsoft 365 account with enabled connector and Power Automate. Earlier labs provide context, but this folder includes its own workbook and instructions.</w:t>
       </w:r>
     </w:p>
     <w:p>
       <w:pPr>
-        <w:pStyle w:val="ListBullet"/>
+        <w:pStyle w:val="Heading2"/>
       </w:pPr>
       <w:r>
-        <w:t>On Windows, install Claude Desktop with administrator privileges for Cowork support, enable Windows Virtual Machine Platform, and Restart the computer. Ask the trainer or IT owner before changing a managed device.</w:t>
+        <w:t>Steps</w:t>
       </w:r>
     </w:p>
     <w:p>
       <w:pPr>
-        <w:pStyle w:val="ListBullet"/>
+        <w:pStyle w:val="ListNumber"/>
       </w:pPr>
       <w:r>
-        <w:t>On macOS, Python 3 is installed and python3 --version succeeds; the supplied hashing and reconciliation commands require it.</w:t>
+        <w:t>1. Open Cowork in Claude Desktop and create a project named Finance Month-End Lab. Select only this lab folder as its local context. If Projects is unavailable, use a Cowork session connected only to this folder and put the same rules in folder instructions.</w:t>
       </w:r>
     </w:p>
     <w:p>
       <w:pPr>
-        <w:pStyle w:val="ListBullet"/>
+        <w:pStyle w:val="ListNumber"/>
       </w:pPr>
       <w:r>
-        <w:t>The C1382 repository is available locally and contains labs/starter/northstar-operations.</w:t>
+        <w:t>2. Copy `mock-data/finance-aug-2026.xlsx` to `working/finance-aug-2026.xlsx`. Keep `mock-data/` unchanged.</w:t>
       </w:r>
     </w:p>
     <w:p>
       <w:pPr>
-        <w:pStyle w:val="ListBullet"/>
+        <w:pStyle w:val="ListNumber"/>
       </w:pPr>
       <w:r>
-        <w:t>You can create a new local folder outside the course repository for a disposable working copy.</w:t>
+        <w:t>3. Add the supplied `skill/finance-control/SKILL.md` as project instructions or an enabled custom skill. Read its stop conditions aloud.</w:t>
       </w:r>
     </w:p>
     <w:p>
       <w:pPr>
-        <w:pStyle w:val="ListBullet"/>
+        <w:pStyle w:val="ListNumber"/>
       </w:pPr>
       <w:r>
-        <w:t>Use only the supplied fictional Northstar data; do not connect a personal, customer, finance, human-resources, or company drive folder.</w:t>
+        <w:t>4. Paste `prompts/01-project-and-inventory.txt` into a Cowork task. Approve read access only to `mock-data/` and write access only to `working/` and `outputs/`.</w:t>
       </w:r>
     </w:p>
     <w:p>
+      <w:pPr>
+        <w:pStyle w:val="ListNumber"/>
+      </w:pPr>
       <w:r>
-        <w:rPr>
-          <w:b/>
-          <w:color w:val="1F6FEB"/>
-          <w:sz w:val="22"/>
-        </w:rPr>
-        <w:t>Step-by-step</w:t>
+        <w:t>5. Inspect Claude's file manifest. It must identify 14 data rows plus the header and call out one repeated `BILL-012` and one Pending `INV-013`.</w:t>
       </w:r>
     </w:p>
     <w:p>
       <w:pPr>
-        <w:spacing w:after="80"/>
-        <w:ind w:left="360"/>
+        <w:pStyle w:val="ListNumber"/>
       </w:pPr>
       <w:r>
-        <w:rPr>
-          <w:b/>
-        </w:rPr>
-        <w:t xml:space="preserve">1.  </w:t>
-      </w:r>
-      <w:r>
-        <w:t>From the C1382 repository root, create a new sibling working copy named C1382-northstar-workspace. Stop if the destination already exists so an earlier learner workspace is never overwritten. Move into the new copy and create the Lab 1 output folder.</w:t>
+        <w:t>6. Save the manifest in `outputs/source-inventory.md`; compare the input workbook hash before and after the task using `shasum -a 256 mock-data/finance-aug-2026.xlsx`.</w:t>
       </w:r>
     </w:p>
     <w:p>
+      <w:pPr>
+        <w:pStyle w:val="Heading2"/>
+      </w:pPr>
       <w:r>
-        <w:rPr>
-          <w:rFonts w:ascii="Consolas" w:hAnsi="Consolas"/>
-          <w:color w:val="0B3060"/>
-          <w:sz w:val="19"/>
-        </w:rPr>
-        <w:t>Windows PowerShell:</w:t>
-      </w:r>
-    </w:p>
-    <w:p>
-      <w:r>
-        <w:rPr>
-          <w:rFonts w:ascii="Consolas" w:hAnsi="Consolas"/>
-          <w:color w:val="0B3060"/>
-          <w:sz w:val="19"/>
-        </w:rPr>
-        <w:t>$source = (Resolve-Path .\labs\starter\northstar-operations).Path</w:t>
-      </w:r>
-    </w:p>
-    <w:p>
-      <w:r>
-        <w:rPr>
-          <w:rFonts w:ascii="Consolas" w:hAnsi="Consolas"/>
-          <w:color w:val="0B3060"/>
-          <w:sz w:val="19"/>
-        </w:rPr>
-        <w:t>$target = Join-Path (Split-Path (Resolve-Path .).Path -Parent) 'C1382-northstar-workspace'</w:t>
-      </w:r>
-    </w:p>
-    <w:p>
-      <w:r>
-        <w:rPr>
-          <w:rFonts w:ascii="Consolas" w:hAnsi="Consolas"/>
-          <w:color w:val="0B3060"/>
-          <w:sz w:val="19"/>
-        </w:rPr>
-        <w:t>if (Test-Path -LiteralPath $target) { throw "Destination exists: $target" }</w:t>
-      </w:r>
-    </w:p>
-    <w:p>
-      <w:r>
-        <w:rPr>
-          <w:rFonts w:ascii="Consolas" w:hAnsi="Consolas"/>
-          <w:color w:val="0B3060"/>
-          <w:sz w:val="19"/>
-        </w:rPr>
-        <w:t>Copy-Item -Recurse -LiteralPath $source -Destination $target</w:t>
-      </w:r>
-    </w:p>
-    <w:p>
-      <w:r>
-        <w:rPr>
-          <w:rFonts w:ascii="Consolas" w:hAnsi="Consolas"/>
-          <w:color w:val="0B3060"/>
-          <w:sz w:val="19"/>
-        </w:rPr>
-        <w:t>Set-Location -LiteralPath $target</w:t>
-      </w:r>
-    </w:p>
-    <w:p>
-      <w:r>
-        <w:rPr>
-          <w:rFonts w:ascii="Consolas" w:hAnsi="Consolas"/>
-          <w:color w:val="0B3060"/>
-          <w:sz w:val="19"/>
-        </w:rPr>
-        <w:t>New-Item -ItemType Directory -Force .\outputs\lab-01 | Out-Null</w:t>
-      </w:r>
-    </w:p>
-    <w:p>
-      <w:r>
-        <w:rPr>
-          <w:rFonts w:ascii="Consolas" w:hAnsi="Consolas"/>
-          <w:color w:val="0B3060"/>
-          <w:sz w:val="19"/>
-        </w:rPr>
-      </w:r>
-    </w:p>
-    <w:p>
-      <w:r>
-        <w:rPr>
-          <w:rFonts w:ascii="Consolas" w:hAnsi="Consolas"/>
-          <w:color w:val="0B3060"/>
-          <w:sz w:val="19"/>
-        </w:rPr>
-        <w:t>macOS Terminal:</w:t>
-      </w:r>
-    </w:p>
-    <w:p>
-      <w:r>
-        <w:rPr>
-          <w:rFonts w:ascii="Consolas" w:hAnsi="Consolas"/>
-          <w:color w:val="0B3060"/>
-          <w:sz w:val="19"/>
-        </w:rPr>
-        <w:t>command -v python3 &gt;/dev/null 2&gt;&amp;1 || { echo 'Python 3 is required; ask the trainer before continuing'; exit 1; }</w:t>
-      </w:r>
-    </w:p>
-    <w:p>
-      <w:r>
-        <w:rPr>
-          <w:rFonts w:ascii="Consolas" w:hAnsi="Consolas"/>
-          <w:color w:val="0B3060"/>
-          <w:sz w:val="19"/>
-        </w:rPr>
-        <w:t>python3 --version</w:t>
-      </w:r>
-    </w:p>
-    <w:p>
-      <w:r>
-        <w:rPr>
-          <w:rFonts w:ascii="Consolas" w:hAnsi="Consolas"/>
-          <w:color w:val="0B3060"/>
-          <w:sz w:val="19"/>
-        </w:rPr>
-        <w:t>source_dir="$(pwd)/labs/starter/northstar-operations"</w:t>
-      </w:r>
-    </w:p>
-    <w:p>
-      <w:r>
-        <w:rPr>
-          <w:rFonts w:ascii="Consolas" w:hAnsi="Consolas"/>
-          <w:color w:val="0B3060"/>
-          <w:sz w:val="19"/>
-        </w:rPr>
-        <w:t>target_dir="$(dirname "$(pwd)")/C1382-northstar-workspace"</w:t>
-      </w:r>
-    </w:p>
-    <w:p>
-      <w:r>
-        <w:rPr>
-          <w:rFonts w:ascii="Consolas" w:hAnsi="Consolas"/>
-          <w:color w:val="0B3060"/>
-          <w:sz w:val="19"/>
-        </w:rPr>
-        <w:t>test ! -e "$target_dir" || { echo "Destination exists: $target_dir"; exit 1; }</w:t>
-      </w:r>
-    </w:p>
-    <w:p>
-      <w:r>
-        <w:rPr>
-          <w:rFonts w:ascii="Consolas" w:hAnsi="Consolas"/>
-          <w:color w:val="0B3060"/>
-          <w:sz w:val="19"/>
-        </w:rPr>
-        <w:t>cp -R "$source_dir" "$target_dir"</w:t>
-      </w:r>
-    </w:p>
-    <w:p>
-      <w:r>
-        <w:rPr>
-          <w:rFonts w:ascii="Consolas" w:hAnsi="Consolas"/>
-          <w:color w:val="0B3060"/>
-          <w:sz w:val="19"/>
-        </w:rPr>
-        <w:t>cd "$target_dir"</w:t>
-      </w:r>
-    </w:p>
-    <w:p>
-      <w:r>
-        <w:rPr>
-          <w:rFonts w:ascii="Consolas" w:hAnsi="Consolas"/>
-          <w:color w:val="0B3060"/>
-          <w:sz w:val="19"/>
-        </w:rPr>
-        <w:t>mkdir -p outputs/lab-01</w:t>
-      </w:r>
-    </w:p>
-    <w:p>
-      <w:pPr>
-        <w:spacing w:after="80"/>
-        <w:ind w:left="360"/>
-      </w:pPr>
-      <w:r>
-        <w:rPr>
-          <w:b/>
-        </w:rPr>
-        <w:t xml:space="preserve">2.  </w:t>
-      </w:r>
-      <w:r>
-        <w:t>Read 00_READ_ME_FIRST.md and management-brief.md. Confirm aloud that the scenario is fictional, inbox is the protected source set, outputs is the only writable area, and the Week 32 control values will be used later. Do not open Cowork until this boundary is clear.</w:t>
-      </w:r>
-    </w:p>
-    <w:p>
-      <w:r>
-        <w:rPr>
-          <w:rFonts w:ascii="Consolas" w:hAnsi="Consolas"/>
-          <w:color w:val="0B3060"/>
-          <w:sz w:val="19"/>
-        </w:rPr>
-        <w:t>Open these files in a text editor:</w:t>
-      </w:r>
-    </w:p>
-    <w:p>
-      <w:r>
-        <w:rPr>
-          <w:rFonts w:ascii="Consolas" w:hAnsi="Consolas"/>
-          <w:color w:val="0B3060"/>
-          <w:sz w:val="19"/>
-        </w:rPr>
-        <w:t>00_READ_ME_FIRST.md</w:t>
-      </w:r>
-    </w:p>
-    <w:p>
-      <w:r>
-        <w:rPr>
-          <w:rFonts w:ascii="Consolas" w:hAnsi="Consolas"/>
-          <w:color w:val="0B3060"/>
-          <w:sz w:val="19"/>
-        </w:rPr>
-        <w:t>management-brief.md</w:t>
-      </w:r>
-    </w:p>
-    <w:p>
-      <w:pPr>
-        <w:spacing w:after="80"/>
-        <w:ind w:left="360"/>
-      </w:pPr>
-      <w:r>
-        <w:rPr>
-          <w:b/>
-        </w:rPr>
-        <w:t xml:space="preserve">3.  </w:t>
-      </w:r>
-      <w:r>
-        <w:t>Create a baseline manifest for the inbox before Claude receives access. Record each filename, byte length, and SHA-256 hash in outputs/lab-01/00-inbox-baseline.csv, then count the source files. Keep this file for the final comparison.</w:t>
-      </w:r>
-    </w:p>
-    <w:p>
-      <w:r>
-        <w:rPr>
-          <w:rFonts w:ascii="Consolas" w:hAnsi="Consolas"/>
-          <w:color w:val="0B3060"/>
-          <w:sz w:val="19"/>
-        </w:rPr>
-        <w:t>Windows PowerShell:</w:t>
-      </w:r>
-    </w:p>
-    <w:p>
-      <w:r>
-        <w:rPr>
-          <w:rFonts w:ascii="Consolas" w:hAnsi="Consolas"/>
-          <w:color w:val="0B3060"/>
-          <w:sz w:val="19"/>
-        </w:rPr>
-        <w:t>Get-ChildItem -LiteralPath .\inbox -File | Sort-Object Name | ForEach-Object {</w:t>
-      </w:r>
-    </w:p>
-    <w:p>
-      <w:r>
-        <w:rPr>
-          <w:rFonts w:ascii="Consolas" w:hAnsi="Consolas"/>
-          <w:color w:val="0B3060"/>
-          <w:sz w:val="19"/>
-        </w:rPr>
-        <w:t xml:space="preserve">  $hash = (Get-FileHash -Algorithm SHA256 -LiteralPath $_.FullName).Hash</w:t>
-      </w:r>
-    </w:p>
-    <w:p>
-      <w:r>
-        <w:rPr>
-          <w:rFonts w:ascii="Consolas" w:hAnsi="Consolas"/>
-          <w:color w:val="0B3060"/>
-          <w:sz w:val="19"/>
-        </w:rPr>
-        <w:t xml:space="preserve">  [pscustomobject]@{Name=$_.Name; Bytes=$_.Length; SHA256=$hash}</w:t>
-      </w:r>
-    </w:p>
-    <w:p>
-      <w:r>
-        <w:rPr>
-          <w:rFonts w:ascii="Consolas" w:hAnsi="Consolas"/>
-          <w:color w:val="0B3060"/>
-          <w:sz w:val="19"/>
-        </w:rPr>
-        <w:t>} | Export-Csv -NoTypeInformation -Encoding utf8 .\outputs\lab-01\00-inbox-baseline.csv</w:t>
-      </w:r>
-    </w:p>
-    <w:p>
-      <w:r>
-        <w:rPr>
-          <w:rFonts w:ascii="Consolas" w:hAnsi="Consolas"/>
-          <w:color w:val="0B3060"/>
-          <w:sz w:val="19"/>
-        </w:rPr>
-        <w:t>(Import-Csv .\outputs\lab-01\00-inbox-baseline.csv).Count</w:t>
-      </w:r>
-    </w:p>
-    <w:p>
-      <w:r>
-        <w:rPr>
-          <w:rFonts w:ascii="Consolas" w:hAnsi="Consolas"/>
-          <w:color w:val="0B3060"/>
-          <w:sz w:val="19"/>
-        </w:rPr>
-      </w:r>
-    </w:p>
-    <w:p>
-      <w:r>
-        <w:rPr>
-          <w:rFonts w:ascii="Consolas" w:hAnsi="Consolas"/>
-          <w:color w:val="0B3060"/>
-          <w:sz w:val="19"/>
-        </w:rPr>
-        <w:t>macOS Terminal:</w:t>
-      </w:r>
-    </w:p>
-    <w:p>
-      <w:r>
-        <w:rPr>
-          <w:rFonts w:ascii="Consolas" w:hAnsi="Consolas"/>
-          <w:color w:val="0B3060"/>
-          <w:sz w:val="19"/>
-        </w:rPr>
-        <w:t>python3 - &lt;&lt;'PY'</w:t>
-      </w:r>
-    </w:p>
-    <w:p>
-      <w:r>
-        <w:rPr>
-          <w:rFonts w:ascii="Consolas" w:hAnsi="Consolas"/>
-          <w:color w:val="0B3060"/>
-          <w:sz w:val="19"/>
-        </w:rPr>
-        <w:t>from hashlib import sha256</w:t>
-      </w:r>
-    </w:p>
-    <w:p>
-      <w:r>
-        <w:rPr>
-          <w:rFonts w:ascii="Consolas" w:hAnsi="Consolas"/>
-          <w:color w:val="0B3060"/>
-          <w:sz w:val="19"/>
-        </w:rPr>
-        <w:t>from pathlib import Path</w:t>
-      </w:r>
-    </w:p>
-    <w:p>
-      <w:r>
-        <w:rPr>
-          <w:rFonts w:ascii="Consolas" w:hAnsi="Consolas"/>
-          <w:color w:val="0B3060"/>
-          <w:sz w:val="19"/>
-        </w:rPr>
-        <w:t>files = sorted((p for p in Path('inbox').iterdir() if p.is_file()), key=lambda p: p.name)</w:t>
-      </w:r>
-    </w:p>
-    <w:p>
-      <w:r>
-        <w:rPr>
-          <w:rFonts w:ascii="Consolas" w:hAnsi="Consolas"/>
-          <w:color w:val="0B3060"/>
-          <w:sz w:val="19"/>
-        </w:rPr>
-        <w:t>lines = [f"{sha256(p.read_bytes()).hexdigest()}  {p.as_posix()}\n" for p in files]</w:t>
-      </w:r>
-    </w:p>
-    <w:p>
-      <w:r>
-        <w:rPr>
-          <w:rFonts w:ascii="Consolas" w:hAnsi="Consolas"/>
-          <w:color w:val="0B3060"/>
-          <w:sz w:val="19"/>
-        </w:rPr>
-        <w:t>Path('outputs/lab-01/00-inbox-baseline.sha256').write_text(''.join(lines), encoding='utf-8')</w:t>
-      </w:r>
-    </w:p>
-    <w:p>
-      <w:r>
-        <w:rPr>
-          <w:rFonts w:ascii="Consolas" w:hAnsi="Consolas"/>
-          <w:color w:val="0B3060"/>
-          <w:sz w:val="19"/>
-        </w:rPr>
-        <w:t>print(len(files))</w:t>
-      </w:r>
-    </w:p>
-    <w:p>
-      <w:r>
-        <w:rPr>
-          <w:rFonts w:ascii="Consolas" w:hAnsi="Consolas"/>
-          <w:color w:val="0B3060"/>
-          <w:sz w:val="19"/>
-        </w:rPr>
-        <w:t>PY</w:t>
-      </w:r>
-    </w:p>
-    <w:p>
-      <w:pPr>
-        <w:spacing w:after="80"/>
-        <w:ind w:left="360"/>
-      </w:pPr>
-      <w:r>
-        <w:rPr>
-          <w:b/>
-        </w:rPr>
-        <w:t xml:space="preserve">4.  </w:t>
-      </w:r>
-      <w:r>
-        <w:t>Open Claude Desktop and confirm it is current. Select Cowork in the message-box mode selector. In the left navigation choose Projects, choose the plus control, select Use an existing folder, and select only C1382-northstar-workspace. Name the project Northstar Operations Lab.</w:t>
-      </w:r>
-    </w:p>
-    <w:p>
-      <w:r>
-        <w:rPr>
-          <w:rFonts w:ascii="Consolas" w:hAnsi="Consolas"/>
-          <w:color w:val="0B3060"/>
-          <w:sz w:val="19"/>
-        </w:rPr>
-        <w:t>Project name: Northstar Operations Lab</w:t>
-      </w:r>
-    </w:p>
-    <w:p>
-      <w:r>
-        <w:rPr>
-          <w:rFonts w:ascii="Consolas" w:hAnsi="Consolas"/>
-          <w:color w:val="0B3060"/>
-          <w:sz w:val="19"/>
-        </w:rPr>
-        <w:t>Connected folder: &lt;ABSOLUTE_PATH_TO_C1382-northstar-workspace&gt;</w:t>
-      </w:r>
-    </w:p>
-    <w:p>
-      <w:pPr>
-        <w:spacing w:after="80"/>
-        <w:ind w:left="360"/>
-      </w:pPr>
-      <w:r>
-        <w:rPr>
-          <w:b/>
-        </w:rPr>
-        <w:t xml:space="preserve">5.  </w:t>
-      </w:r>
-      <w:r>
-        <w:t>Add the following durable project instructions. Read the saved version back and correct any line that is missing. These are stable boundaries for all three labs, not the task brief for one run.</w:t>
-      </w:r>
-    </w:p>
-    <w:p>
-      <w:r>
-        <w:rPr>
-          <w:rFonts w:ascii="Consolas" w:hAnsi="Consolas"/>
-          <w:color w:val="0B3060"/>
-          <w:sz w:val="19"/>
-        </w:rPr>
-        <w:t>This project contains fictional training data for C1382. Treat inbox/ as read-only. Create or revise files only inside outputs/ and playbook/. Never remove, rename, move, or overwrite a source file. Never send, share, publish, upload, or connect another system without explicit approval in the current task. Separate source evidence, inference, and unresolved questions. Label unsupported business claims OWNER TO VERIFY. Before reporting completion, list created files and the checks performed.</w:t>
-      </w:r>
-    </w:p>
-    <w:p>
-      <w:pPr>
-        <w:spacing w:after="80"/>
-        <w:ind w:left="360"/>
-      </w:pPr>
-      <w:r>
-        <w:rPr>
-          <w:b/>
-        </w:rPr>
-        <w:t xml:space="preserve">6.  </w:t>
-      </w:r>
-      <w:r>
-        <w:t>Start a new task inside the project. Paste the task brief below. It requires a plan before work and limits the first task to inventory; do not ask Claude to organise, analyse, or write a management report yet.</w:t>
-      </w:r>
-    </w:p>
-    <w:p>
-      <w:r>
-        <w:rPr>
-          <w:rFonts w:ascii="Consolas" w:hAnsi="Consolas"/>
-          <w:color w:val="0B3060"/>
-          <w:sz w:val="19"/>
-        </w:rPr>
-        <w:t>Outcome: Create a reliable inventory of the protected inbox for an operations manager.</w:t>
-      </w:r>
-    </w:p>
-    <w:p>
-      <w:r>
-        <w:rPr>
-          <w:rFonts w:ascii="Consolas" w:hAnsi="Consolas"/>
-          <w:color w:val="0B3060"/>
-          <w:sz w:val="19"/>
-        </w:rPr>
-      </w:r>
-    </w:p>
-    <w:p>
-      <w:r>
-        <w:rPr>
-          <w:rFonts w:ascii="Consolas" w:hAnsi="Consolas"/>
-          <w:color w:val="0B3060"/>
-          <w:sz w:val="19"/>
-        </w:rPr>
-        <w:t>Sources: Read 00_READ_ME_FIRST.md, management-brief.md, and every file directly inside inbox/. Do not read outside this connected project.</w:t>
-      </w:r>
-    </w:p>
-    <w:p>
-      <w:r>
-        <w:rPr>
-          <w:rFonts w:ascii="Consolas" w:hAnsi="Consolas"/>
-          <w:color w:val="0B3060"/>
-          <w:sz w:val="19"/>
-        </w:rPr>
-      </w:r>
-    </w:p>
-    <w:p>
-      <w:r>
-        <w:rPr>
-          <w:rFonts w:ascii="Consolas" w:hAnsi="Consolas"/>
-          <w:color w:val="0B3060"/>
-          <w:sz w:val="19"/>
-        </w:rPr>
-        <w:t>Deliverables: Create outputs/lab-01/01-file-inventory.md with a table containing filename, type, reporting period, apparent purpose, key fields or sections, likely owner, sensitivity note, and any ambiguity. Create outputs/lab-01/01-file-inventory.csv with the same source rows and these columns: filename, type, reporting_period, apparent_purpose, key_fields_or_sections, likely_owner, sensitivity_note, ambiguity. End the Markdown file with source count, likely duplicates, missing expected inputs, and questions for an owner.</w:t>
-      </w:r>
-    </w:p>
-    <w:p>
-      <w:r>
-        <w:rPr>
-          <w:rFonts w:ascii="Consolas" w:hAnsi="Consolas"/>
-          <w:color w:val="0B3060"/>
-          <w:sz w:val="19"/>
-        </w:rPr>
-      </w:r>
-    </w:p>
-    <w:p>
-      <w:r>
-        <w:rPr>
-          <w:rFonts w:ascii="Consolas" w:hAnsi="Consolas"/>
-          <w:color w:val="0B3060"/>
-          <w:sz w:val="19"/>
-        </w:rPr>
-        <w:t>Constraints: Treat inbox/ as read-only. Do not rename, move, remove, overwrite, reorganise, or summarise the business results. Do not use external sources. Put uncertain classifications in an Unknown or OWNER TO VERIFY state instead of guessing.</w:t>
-      </w:r>
-    </w:p>
-    <w:p>
-      <w:r>
-        <w:rPr>
-          <w:rFonts w:ascii="Consolas" w:hAnsi="Consolas"/>
-          <w:color w:val="0B3060"/>
-          <w:sz w:val="19"/>
-        </w:rPr>
-      </w:r>
-    </w:p>
-    <w:p>
-      <w:r>
-        <w:rPr>
-          <w:rFonts w:ascii="Consolas" w:hAnsi="Consolas"/>
-          <w:color w:val="0B3060"/>
-          <w:sz w:val="19"/>
-        </w:rPr>
-        <w:t>Process: First show your plan, intended reads and two intended writes. Wait for my approval. After approval, execute the plan.</w:t>
-      </w:r>
-    </w:p>
-    <w:p>
-      <w:r>
-        <w:rPr>
-          <w:rFonts w:ascii="Consolas" w:hAnsi="Consolas"/>
-          <w:color w:val="0B3060"/>
-          <w:sz w:val="19"/>
-        </w:rPr>
-      </w:r>
-    </w:p>
-    <w:p>
-      <w:r>
-        <w:rPr>
-          <w:rFonts w:ascii="Consolas" w:hAnsi="Consolas"/>
-          <w:color w:val="0B3060"/>
-          <w:sz w:val="19"/>
-        </w:rPr>
-        <w:t>Evidence: Account for every direct inbox file exactly once in each inventory, name both created files, and state how you checked completeness.</w:t>
-      </w:r>
-    </w:p>
-    <w:p>
-      <w:pPr>
-        <w:spacing w:after="80"/>
-        <w:ind w:left="360"/>
-      </w:pPr>
-      <w:r>
-        <w:rPr>
-          <w:b/>
-        </w:rPr>
-        <w:t xml:space="preserve">7.  </w:t>
-      </w:r>
-      <w:r>
-        <w:t>Review Claude's plan against the task contract. It should read only the named local files and write the Markdown and CSV inventories in outputs/lab-01. If the plan includes source changes, broad folder access, external research, or another destination, steer it with the correction below. Approve only when the route matches the boundary.</w:t>
-      </w:r>
-    </w:p>
-    <w:p>
-      <w:r>
-        <w:rPr>
-          <w:rFonts w:ascii="Consolas" w:hAnsi="Consolas"/>
-          <w:color w:val="0B3060"/>
-          <w:sz w:val="19"/>
-        </w:rPr>
-        <w:t>Revise the plan to remain inside the connected C1382-northstar-workspace. Read the named sources only. Leave inbox/ unchanged. Create only outputs/lab-01/01-file-inventory.md and outputs/lab-01/01-file-inventory.csv. Treat ambiguity as OWNER TO VERIFY. Show the corrected read set and write set, then wait again.</w:t>
-      </w:r>
-    </w:p>
-    <w:p>
-      <w:pPr>
-        <w:spacing w:after="80"/>
-        <w:ind w:left="360"/>
-      </w:pPr>
-      <w:r>
-        <w:rPr>
-          <w:b/>
-        </w:rPr>
-        <w:t xml:space="preserve">8.  </w:t>
-      </w:r>
-      <w:r>
-        <w:t>Allow the bounded plan to run. Watch the progress indicators, filenames, and tool requests. If Claude asks for another folder, an external connection, a deletion, or a write outside outputs/lab-01, deny it and restate the boundary. When the task finishes, open the actual inventory file rather than relying on the completion message.</w:t>
-      </w:r>
-    </w:p>
-    <w:p>
-      <w:r>
-        <w:rPr>
-          <w:rFonts w:ascii="Consolas" w:hAnsi="Consolas"/>
-          <w:color w:val="0B3060"/>
-          <w:sz w:val="19"/>
-        </w:rPr>
-        <w:t>Expected output paths:</w:t>
-      </w:r>
-    </w:p>
-    <w:p>
-      <w:r>
-        <w:rPr>
-          <w:rFonts w:ascii="Consolas" w:hAnsi="Consolas"/>
-          <w:color w:val="0B3060"/>
-          <w:sz w:val="19"/>
-        </w:rPr>
-        <w:t>outputs/lab-01/01-file-inventory.md</w:t>
-      </w:r>
-    </w:p>
-    <w:p>
-      <w:r>
-        <w:rPr>
-          <w:rFonts w:ascii="Consolas" w:hAnsi="Consolas"/>
-          <w:color w:val="0B3060"/>
-          <w:sz w:val="19"/>
-        </w:rPr>
-        <w:t>outputs/lab-01/01-file-inventory.csv</w:t>
-      </w:r>
-    </w:p>
-    <w:p>
-      <w:pPr>
-        <w:spacing w:after="80"/>
-        <w:ind w:left="360"/>
-      </w:pPr>
-      <w:r>
-        <w:rPr>
-          <w:b/>
-        </w:rPr>
-        <w:t xml:space="preserve">9.  </w:t>
-      </w:r>
-      <w:r>
-        <w:t>Compare the machine-readable inventory with the source directory as a multiset. Continue only when the filename sets and counts match exactly, every source appears once, no extra or duplicate row exists, and the Markdown table agrees with the CSV. Ask for a focused revision if any check fails.</w:t>
-      </w:r>
-    </w:p>
-    <w:p>
-      <w:r>
-        <w:rPr>
-          <w:rFonts w:ascii="Consolas" w:hAnsi="Consolas"/>
-          <w:color w:val="0B3060"/>
-          <w:sz w:val="19"/>
-        </w:rPr>
-        <w:t>Windows PowerShell:</w:t>
-      </w:r>
-    </w:p>
-    <w:p>
-      <w:r>
-        <w:rPr>
-          <w:rFonts w:ascii="Consolas" w:hAnsi="Consolas"/>
-          <w:color w:val="0B3060"/>
-          <w:sz w:val="19"/>
-        </w:rPr>
-        <w:t>$sourceNames = @(Get-ChildItem -LiteralPath .\inbox -File | Sort-Object Name | Select-Object -ExpandProperty Name)</w:t>
-      </w:r>
-    </w:p>
-    <w:p>
-      <w:r>
-        <w:rPr>
-          <w:rFonts w:ascii="Consolas" w:hAnsi="Consolas"/>
-          <w:color w:val="0B3060"/>
-          <w:sz w:val="19"/>
-        </w:rPr>
-        <w:t>$inventoryNames = @((Import-Csv .\outputs\lab-01\01-file-inventory.csv) | ForEach-Object { $_.filename })</w:t>
-      </w:r>
-    </w:p>
-    <w:p>
-      <w:r>
-        <w:rPr>
-          <w:rFonts w:ascii="Consolas" w:hAnsi="Consolas"/>
-          <w:color w:val="0B3060"/>
-          <w:sz w:val="19"/>
-        </w:rPr>
-        <w:t>$duplicates = @($inventoryNames | Group-Object | Where-Object Count -ne 1)</w:t>
-      </w:r>
-    </w:p>
-    <w:p>
-      <w:r>
-        <w:rPr>
-          <w:rFonts w:ascii="Consolas" w:hAnsi="Consolas"/>
-          <w:color w:val="0B3060"/>
-          <w:sz w:val="19"/>
-        </w:rPr>
-        <w:t>$diff = @(Compare-Object ($sourceNames | Sort-Object) ($inventoryNames | Sort-Object))</w:t>
-      </w:r>
-    </w:p>
-    <w:p>
-      <w:r>
-        <w:rPr>
-          <w:rFonts w:ascii="Consolas" w:hAnsi="Consolas"/>
-          <w:color w:val="0B3060"/>
-          <w:sz w:val="19"/>
-        </w:rPr>
-        <w:t>if ($duplicates -or $diff -or $sourceNames.Count -ne $inventoryNames.Count) {</w:t>
-      </w:r>
-    </w:p>
-    <w:p>
-      <w:r>
-        <w:rPr>
-          <w:rFonts w:ascii="Consolas" w:hAnsi="Consolas"/>
-          <w:color w:val="0B3060"/>
-          <w:sz w:val="19"/>
-        </w:rPr>
-        <w:t xml:space="preserve">  $duplicates | Format-Table Name,Count</w:t>
-      </w:r>
-    </w:p>
-    <w:p>
-      <w:r>
-        <w:rPr>
-          <w:rFonts w:ascii="Consolas" w:hAnsi="Consolas"/>
-          <w:color w:val="0B3060"/>
-          <w:sz w:val="19"/>
-        </w:rPr>
-        <w:t xml:space="preserve">  $diff | Format-Table -AutoSize</w:t>
-      </w:r>
-    </w:p>
-    <w:p>
-      <w:r>
-        <w:rPr>
-          <w:rFonts w:ascii="Consolas" w:hAnsi="Consolas"/>
-          <w:color w:val="0B3060"/>
-          <w:sz w:val="19"/>
-        </w:rPr>
-        <w:t xml:space="preserve">  throw 'Inventory is not an exact one-row-per-source match'</w:t>
-      </w:r>
-    </w:p>
-    <w:p>
-      <w:r>
-        <w:rPr>
-          <w:rFonts w:ascii="Consolas" w:hAnsi="Consolas"/>
-          <w:color w:val="0B3060"/>
-          <w:sz w:val="19"/>
-        </w:rPr>
-        <w:t>}</w:t>
-      </w:r>
-    </w:p>
-    <w:p>
-      <w:r>
-        <w:rPr>
-          <w:rFonts w:ascii="Consolas" w:hAnsi="Consolas"/>
-          <w:color w:val="0B3060"/>
-          <w:sz w:val="19"/>
-        </w:rPr>
-        <w:t>$markdown = Get-Content -LiteralPath .\outputs\lab-01\01-file-inventory.md -Raw</w:t>
-      </w:r>
-    </w:p>
-    <w:p>
-      <w:r>
-        <w:rPr>
-          <w:rFonts w:ascii="Consolas" w:hAnsi="Consolas"/>
-          <w:color w:val="0B3060"/>
-          <w:sz w:val="19"/>
-        </w:rPr>
-        <w:t>$badMentions = @($sourceNames | Where-Object { ([regex]::Matches($markdown,[regex]::Escape($_))).Count -ne 1 })</w:t>
-      </w:r>
-    </w:p>
-    <w:p>
-      <w:r>
-        <w:rPr>
-          <w:rFonts w:ascii="Consolas" w:hAnsi="Consolas"/>
-          <w:color w:val="0B3060"/>
-          <w:sz w:val="19"/>
-        </w:rPr>
-        <w:t>if ($badMentions) { $badMentions; throw 'Markdown inventory does not mention every source exactly once' }</w:t>
-      </w:r>
-    </w:p>
-    <w:p>
-      <w:r>
-        <w:rPr>
-          <w:rFonts w:ascii="Consolas" w:hAnsi="Consolas"/>
-          <w:color w:val="0B3060"/>
-          <w:sz w:val="19"/>
-        </w:rPr>
-        <w:t>'PASS exact filename multiset match; no duplicates or extras'</w:t>
-      </w:r>
-    </w:p>
-    <w:p>
-      <w:r>
-        <w:rPr>
-          <w:rFonts w:ascii="Consolas" w:hAnsi="Consolas"/>
-          <w:color w:val="0B3060"/>
-          <w:sz w:val="19"/>
-        </w:rPr>
-      </w:r>
-    </w:p>
-    <w:p>
-      <w:r>
-        <w:rPr>
-          <w:rFonts w:ascii="Consolas" w:hAnsi="Consolas"/>
-          <w:color w:val="0B3060"/>
-          <w:sz w:val="19"/>
-        </w:rPr>
-        <w:t>macOS Terminal:</w:t>
-      </w:r>
-    </w:p>
-    <w:p>
-      <w:r>
-        <w:rPr>
-          <w:rFonts w:ascii="Consolas" w:hAnsi="Consolas"/>
-          <w:color w:val="0B3060"/>
-          <w:sz w:val="19"/>
-        </w:rPr>
-        <w:t>python3 - &lt;&lt;'PY'</w:t>
-      </w:r>
-    </w:p>
-    <w:p>
-      <w:r>
-        <w:rPr>
-          <w:rFonts w:ascii="Consolas" w:hAnsi="Consolas"/>
-          <w:color w:val="0B3060"/>
-          <w:sz w:val="19"/>
-        </w:rPr>
-        <w:t>from collections import Counter</w:t>
-      </w:r>
-    </w:p>
-    <w:p>
-      <w:r>
-        <w:rPr>
-          <w:rFonts w:ascii="Consolas" w:hAnsi="Consolas"/>
-          <w:color w:val="0B3060"/>
-          <w:sz w:val="19"/>
-        </w:rPr>
-        <w:t>from pathlib import Path</w:t>
-      </w:r>
-    </w:p>
-    <w:p>
-      <w:r>
-        <w:rPr>
-          <w:rFonts w:ascii="Consolas" w:hAnsi="Consolas"/>
-          <w:color w:val="0B3060"/>
-          <w:sz w:val="19"/>
-        </w:rPr>
-        <w:t>import csv</w:t>
-      </w:r>
-    </w:p>
-    <w:p>
-      <w:r>
-        <w:rPr>
-          <w:rFonts w:ascii="Consolas" w:hAnsi="Consolas"/>
-          <w:color w:val="0B3060"/>
-          <w:sz w:val="19"/>
-        </w:rPr>
-        <w:t>source = sorted(p.name for p in Path('inbox').iterdir() if p.is_file())</w:t>
-      </w:r>
-    </w:p>
-    <w:p>
-      <w:r>
-        <w:rPr>
-          <w:rFonts w:ascii="Consolas" w:hAnsi="Consolas"/>
-          <w:color w:val="0B3060"/>
-          <w:sz w:val="19"/>
-        </w:rPr>
-        <w:t>with open('outputs/lab-01/01-file-inventory.csv', newline='', encoding='utf-8-sig') as f:</w:t>
-      </w:r>
-    </w:p>
-    <w:p>
-      <w:r>
-        <w:rPr>
-          <w:rFonts w:ascii="Consolas" w:hAnsi="Consolas"/>
-          <w:color w:val="0B3060"/>
-          <w:sz w:val="19"/>
-        </w:rPr>
-        <w:t xml:space="preserve">    rows = list(csv.DictReader(f))</w:t>
-      </w:r>
-    </w:p>
-    <w:p>
-      <w:r>
-        <w:rPr>
-          <w:rFonts w:ascii="Consolas" w:hAnsi="Consolas"/>
-          <w:color w:val="0B3060"/>
-          <w:sz w:val="19"/>
-        </w:rPr>
-        <w:t>inventory = [row['filename'] for row in rows]</w:t>
-      </w:r>
-    </w:p>
-    <w:p>
-      <w:r>
-        <w:rPr>
-          <w:rFonts w:ascii="Consolas" w:hAnsi="Consolas"/>
-          <w:color w:val="0B3060"/>
-          <w:sz w:val="19"/>
-        </w:rPr>
-        <w:t>if Counter(source) != Counter(inventory) or len(source) != len(inventory):</w:t>
-      </w:r>
-    </w:p>
-    <w:p>
-      <w:r>
-        <w:rPr>
-          <w:rFonts w:ascii="Consolas" w:hAnsi="Consolas"/>
-          <w:color w:val="0B3060"/>
-          <w:sz w:val="19"/>
-        </w:rPr>
-        <w:t xml:space="preserve">    raise SystemExit(f'FAIL source={Counter(source)} inventory={Counter(inventory)}')</w:t>
-      </w:r>
-    </w:p>
-    <w:p>
-      <w:r>
-        <w:rPr>
-          <w:rFonts w:ascii="Consolas" w:hAnsi="Consolas"/>
-          <w:color w:val="0B3060"/>
-          <w:sz w:val="19"/>
-        </w:rPr>
-        <w:t>markdown = Path('outputs/lab-01/01-file-inventory.md').read_text(encoding='utf-8')</w:t>
-      </w:r>
-    </w:p>
-    <w:p>
-      <w:r>
-        <w:rPr>
-          <w:rFonts w:ascii="Consolas" w:hAnsi="Consolas"/>
-          <w:color w:val="0B3060"/>
-          <w:sz w:val="19"/>
-        </w:rPr>
-        <w:t>bad = [name for name in source if markdown.count(name) != 1]</w:t>
-      </w:r>
-    </w:p>
-    <w:p>
-      <w:r>
-        <w:rPr>
-          <w:rFonts w:ascii="Consolas" w:hAnsi="Consolas"/>
-          <w:color w:val="0B3060"/>
-          <w:sz w:val="19"/>
-        </w:rPr>
-        <w:t>if bad:</w:t>
-      </w:r>
-    </w:p>
-    <w:p>
-      <w:r>
-        <w:rPr>
-          <w:rFonts w:ascii="Consolas" w:hAnsi="Consolas"/>
-          <w:color w:val="0B3060"/>
-          <w:sz w:val="19"/>
-        </w:rPr>
-        <w:t xml:space="preserve">    raise SystemExit(f'FAIL Markdown occurrences: {bad}')</w:t>
-      </w:r>
-    </w:p>
-    <w:p>
-      <w:r>
-        <w:rPr>
-          <w:rFonts w:ascii="Consolas" w:hAnsi="Consolas"/>
-          <w:color w:val="0B3060"/>
-          <w:sz w:val="19"/>
-        </w:rPr>
-        <w:t>print('PASS exact filename multiset match; no duplicates or extras')</w:t>
-      </w:r>
-    </w:p>
-    <w:p>
-      <w:r>
-        <w:rPr>
-          <w:rFonts w:ascii="Consolas" w:hAnsi="Consolas"/>
-          <w:color w:val="0B3060"/>
-          <w:sz w:val="19"/>
-        </w:rPr>
-        <w:t>PY</w:t>
-      </w:r>
-    </w:p>
-    <w:p>
-      <w:pPr>
-        <w:spacing w:after="80"/>
-        <w:ind w:left="360"/>
-      </w:pPr>
-      <w:r>
-        <w:rPr>
-          <w:b/>
-        </w:rPr>
-        <w:t xml:space="preserve">10.  </w:t>
-      </w:r>
-      <w:r>
-        <w:t>Recalculate the inbox hashes and compare them with the baseline. Create outputs/lab-01/01-verification.md with the project name, connected folder, source count, inventory path, filename check, baseline comparison, any denied requests, and the final result. Use a truthful note if your operating system used the alternative hash file.</w:t>
-      </w:r>
-    </w:p>
-    <w:p>
-      <w:r>
-        <w:rPr>
-          <w:rFonts w:ascii="Consolas" w:hAnsi="Consolas"/>
-          <w:color w:val="0B3060"/>
-          <w:sz w:val="19"/>
-        </w:rPr>
-        <w:t>Windows PowerShell:</w:t>
-      </w:r>
-    </w:p>
-    <w:p>
-      <w:r>
-        <w:rPr>
-          <w:rFonts w:ascii="Consolas" w:hAnsi="Consolas"/>
-          <w:color w:val="0B3060"/>
-          <w:sz w:val="19"/>
-        </w:rPr>
-        <w:t>$before = Import-Csv .\outputs\lab-01\00-inbox-baseline.csv</w:t>
-      </w:r>
-    </w:p>
-    <w:p>
-      <w:r>
-        <w:rPr>
-          <w:rFonts w:ascii="Consolas" w:hAnsi="Consolas"/>
-          <w:color w:val="0B3060"/>
-          <w:sz w:val="19"/>
-        </w:rPr>
-        <w:t>$after = Get-ChildItem -LiteralPath .\inbox -File | Sort-Object Name | ForEach-Object {</w:t>
-      </w:r>
-    </w:p>
-    <w:p>
-      <w:r>
-        <w:rPr>
-          <w:rFonts w:ascii="Consolas" w:hAnsi="Consolas"/>
-          <w:color w:val="0B3060"/>
-          <w:sz w:val="19"/>
-        </w:rPr>
-        <w:t xml:space="preserve">  [pscustomobject]@{Name=$_.Name; Bytes=$_.Length; SHA256=(Get-FileHash -Algorithm SHA256 -LiteralPath $_.FullName).Hash}</w:t>
-      </w:r>
-    </w:p>
-    <w:p>
-      <w:r>
-        <w:rPr>
-          <w:rFonts w:ascii="Consolas" w:hAnsi="Consolas"/>
-          <w:color w:val="0B3060"/>
-          <w:sz w:val="19"/>
-        </w:rPr>
-        <w:t>}</w:t>
-      </w:r>
-    </w:p>
-    <w:p>
-      <w:r>
-        <w:rPr>
-          <w:rFonts w:ascii="Consolas" w:hAnsi="Consolas"/>
-          <w:color w:val="0B3060"/>
-          <w:sz w:val="19"/>
-        </w:rPr>
-        <w:t>$diff = Compare-Object $before $after -Property Name,Bytes,SHA256</w:t>
-      </w:r>
-    </w:p>
-    <w:p>
-      <w:r>
-        <w:rPr>
-          <w:rFonts w:ascii="Consolas" w:hAnsi="Consolas"/>
-          <w:color w:val="0B3060"/>
-          <w:sz w:val="19"/>
-        </w:rPr>
-        <w:t>@"</w:t>
-      </w:r>
-    </w:p>
-    <w:p>
-      <w:r>
-        <w:rPr>
-          <w:rFonts w:ascii="Consolas" w:hAnsi="Consolas"/>
-          <w:color w:val="0B3060"/>
-          <w:sz w:val="19"/>
-        </w:rPr>
-        <w:t># Lab 1 Verification</w:t>
-      </w:r>
-    </w:p>
-    <w:p>
-      <w:r>
-        <w:rPr>
-          <w:rFonts w:ascii="Consolas" w:hAnsi="Consolas"/>
-          <w:color w:val="0B3060"/>
-          <w:sz w:val="19"/>
-        </w:rPr>
-      </w:r>
-    </w:p>
-    <w:p>
-      <w:r>
-        <w:rPr>
-          <w:rFonts w:ascii="Consolas" w:hAnsi="Consolas"/>
-          <w:color w:val="0B3060"/>
-          <w:sz w:val="19"/>
-        </w:rPr>
-        <w:t>- Project: Northstar Operations Lab</w:t>
-      </w:r>
-    </w:p>
-    <w:p>
-      <w:r>
-        <w:rPr>
-          <w:rFonts w:ascii="Consolas" w:hAnsi="Consolas"/>
-          <w:color w:val="0B3060"/>
-          <w:sz w:val="19"/>
-        </w:rPr>
-        <w:t>- Connected folder: $((Resolve-Path .).Path)</w:t>
-      </w:r>
-    </w:p>
-    <w:p>
-      <w:r>
-        <w:rPr>
-          <w:rFonts w:ascii="Consolas" w:hAnsi="Consolas"/>
-          <w:color w:val="0B3060"/>
-          <w:sz w:val="19"/>
-        </w:rPr>
-        <w:t>- Source count: $($after.Count)</w:t>
-      </w:r>
-    </w:p>
-    <w:p>
-      <w:r>
-        <w:rPr>
-          <w:rFonts w:ascii="Consolas" w:hAnsi="Consolas"/>
-          <w:color w:val="0B3060"/>
-          <w:sz w:val="19"/>
-        </w:rPr>
-        <w:t>- Inventories: outputs/lab-01/01-file-inventory.md and outputs/lab-01/01-file-inventory.csv</w:t>
-      </w:r>
-    </w:p>
-    <w:p>
-      <w:r>
-        <w:rPr>
-          <w:rFonts w:ascii="Consolas" w:hAnsi="Consolas"/>
-          <w:color w:val="0B3060"/>
-          <w:sz w:val="19"/>
-        </w:rPr>
-        <w:t>- Exact filename multiset match in both inventories: &lt;YES_OR_DETAILS&gt;</w:t>
-      </w:r>
-    </w:p>
-    <w:p>
-      <w:r>
-        <w:rPr>
-          <w:rFonts w:ascii="Consolas" w:hAnsi="Consolas"/>
-          <w:color w:val="0B3060"/>
-          <w:sz w:val="19"/>
-        </w:rPr>
-        <w:t>- Inbox hash comparison: $(if ($diff) {'CHANGED - REVIEW REQUIRED'} else {'UNCHANGED'})</w:t>
-      </w:r>
-    </w:p>
-    <w:p>
-      <w:r>
-        <w:rPr>
-          <w:rFonts w:ascii="Consolas" w:hAnsi="Consolas"/>
-          <w:color w:val="0B3060"/>
-          <w:sz w:val="19"/>
-        </w:rPr>
-        <w:t>- Denied or corrected scope requests: &lt;NONE_OR_DETAILS&gt;</w:t>
-      </w:r>
-    </w:p>
-    <w:p>
-      <w:r>
-        <w:rPr>
-          <w:rFonts w:ascii="Consolas" w:hAnsi="Consolas"/>
-          <w:color w:val="0B3060"/>
-          <w:sz w:val="19"/>
-        </w:rPr>
-        <w:t>- Result: &lt;VERIFIED_OR_ACTION_REQUIRED&gt;</w:t>
-      </w:r>
-    </w:p>
-    <w:p>
-      <w:r>
-        <w:rPr>
-          <w:rFonts w:ascii="Consolas" w:hAnsi="Consolas"/>
-          <w:color w:val="0B3060"/>
-          <w:sz w:val="19"/>
-        </w:rPr>
-        <w:t>"@ | Set-Content -Encoding utf8 .\outputs\lab-01\01-verification.md</w:t>
-      </w:r>
-    </w:p>
-    <w:p>
-      <w:r>
-        <w:rPr>
-          <w:rFonts w:ascii="Consolas" w:hAnsi="Consolas"/>
-          <w:color w:val="0B3060"/>
-          <w:sz w:val="19"/>
-        </w:rPr>
-        <w:t>if ($diff) { $diff | Format-Table -AutoSize } else { 'Inbox unchanged' }</w:t>
-      </w:r>
-    </w:p>
-    <w:p>
-      <w:r>
-        <w:rPr>
-          <w:rFonts w:ascii="Consolas" w:hAnsi="Consolas"/>
-          <w:color w:val="0B3060"/>
-          <w:sz w:val="19"/>
-        </w:rPr>
-      </w:r>
-    </w:p>
-    <w:p>
-      <w:r>
-        <w:rPr>
-          <w:rFonts w:ascii="Consolas" w:hAnsi="Consolas"/>
-          <w:color w:val="0B3060"/>
-          <w:sz w:val="19"/>
-        </w:rPr>
-        <w:t>macOS Terminal:</w:t>
-      </w:r>
-    </w:p>
-    <w:p>
-      <w:r>
-        <w:rPr>
-          <w:rFonts w:ascii="Consolas" w:hAnsi="Consolas"/>
-          <w:color w:val="0B3060"/>
-          <w:sz w:val="19"/>
-        </w:rPr>
-        <w:t>shasum -a 256 -c outputs/lab-01/00-inbox-baseline.sha256</w:t>
-      </w:r>
-    </w:p>
-    <w:p>
-      <w:r>
-        <w:rPr>
-          <w:rFonts w:ascii="Consolas" w:hAnsi="Consolas"/>
-          <w:color w:val="0B3060"/>
-          <w:sz w:val="19"/>
-        </w:rPr>
-        <w:t># Then create outputs/lab-01/01-verification.md with the same fields in a text editor.</w:t>
-      </w:r>
-    </w:p>
-    <w:p>
-      <w:pPr>
-        <w:spacing w:after="80"/>
-        <w:ind w:left="360"/>
-      </w:pPr>
-      <w:r>
-        <w:rPr>
-          <w:b/>
-        </w:rPr>
-        <w:t xml:space="preserve">11.  </w:t>
-      </w:r>
-      <w:r>
-        <w:t>Close the loop in Cowork. Ask Claude to compare the task contract with the finished state and report only the deliverable, checks, limitations, and remaining owner questions. Add any useful omission to the verification record without changing inbox.</w:t>
-      </w:r>
-    </w:p>
-    <w:p>
-      <w:r>
-        <w:rPr>
-          <w:rFonts w:ascii="Consolas" w:hAnsi="Consolas"/>
-          <w:color w:val="0B3060"/>
-          <w:sz w:val="19"/>
-        </w:rPr>
-        <w:t>Compare the original task brief with the current workspace. Do not create or change a file. Report: (1) the deliverable path, (2) completeness evidence, (3) boundary evidence, (4) unresolved OWNER TO VERIFY items, and (5) one improvement to the next task brief.</w:t>
-      </w:r>
-    </w:p>
-    <w:p>
-      <w:r>
-        <w:rPr>
-          <w:b/>
-          <w:color w:val="1F6FEB"/>
-          <w:sz w:val="22"/>
-        </w:rPr>
         <w:t>Test it</w:t>
       </w:r>
     </w:p>
     <w:p>
       <w:r>
-        <w:t>Open outputs/lab-01/01-file-inventory.md and 01-file-inventory.csv and confirm both contain one row for every direct inbox file and no duplicate or extra rows. Confirm the Markdown file contains the expected columns, source count, duplicate observations, missing-input observations, and owner questions. Run the executable filename-multiset comparison and require PASS. Run the hash comparison and confirm the protected inbox is unchanged. Open outputs/lab-01/01-verification.md and confirm it records the project, connected folder, source count, both inventory paths, exact filename result, hash result, scope interventions, and final verified state.</w:t>
+        <w:t>The raw workbook hash is unchanged; inventory names all seven columns, 14 rows, one duplicate ID and one pending item.</w:t>
       </w:r>
     </w:p>
     <w:p>
+      <w:pPr>
+        <w:pStyle w:val="Heading2"/>
+      </w:pPr>
       <w:r>
-        <w:rPr>
-          <w:b/>
-          <w:color w:val="1F6FEB"/>
-          <w:sz w:val="22"/>
-        </w:rPr>
-        <w:t>Checkpoint for the next lab</w:t>
-      </w:r>
-    </w:p>
-    <w:p>
-      <w:r>
-        <w:t>Keep the connected C1382-northstar-workspace, unchanged inbox, reviewed project instructions, 00-inbox-baseline file, 01-file-inventory.md, 01-file-inventory.csv, and 01-verification.md. Lab 2 uses this complete verified source boundary to build the management-ready pack.</w:t>
-      </w:r>
-    </w:p>
-    <w:p>
-      <w:r>
-        <w:rPr>
-          <w:b/>
-          <w:color w:val="1F6FEB"/>
-          <w:sz w:val="22"/>
-        </w:rPr>
         <w:t>Troubleshooting</w:t>
       </w:r>
     </w:p>
@@ -3035,7 +871,7 @@
         <w:pStyle w:val="ListBullet"/>
       </w:pPr>
       <w:r>
-        <w:t>Cowork is not visible: Confirm you are signed in to a paid plan, update Claude Desktop, restart the application, and ask the organisation owner whether Cowork is enabled. Use the web surface only if the trainer confirms it provides the required capability for this lab.</w:t>
+        <w:t>Cowork cannot access the workbook: connect only this lab folder in the desktop project, confirm file permissions, then retry read-only inventory.</w:t>
       </w:r>
     </w:p>
     <w:p>
@@ -3043,7 +879,7 @@
         <w:pStyle w:val="ListBullet"/>
       </w:pPr>
       <w:r>
-        <w:t>Cowork is unavailable on Windows or reports a virtualization error: Confirm Claude Desktop was installed with administrator privileges. In an elevated PowerShell window, run Get-WindowsOptionalFeature -Online -FeatureName VirtualMachinePlatform. If the approved IT procedure permits it and the feature is disabled, run Enable-WindowsOptionalFeature -Online -FeatureName VirtualMachinePlatform -All, then use Restart rather than shut down. On a managed device, ask IT to make the change; do not bypass policy.</w:t>
+        <w:t>Formula totals disagree: check duplicate-ID and approval filters, recalculate Excel formulas, then compare each eligible row with the source.</w:t>
       </w:r>
     </w:p>
     <w:p>
@@ -3051,2633 +887,169 @@
         <w:pStyle w:val="ListBullet"/>
       </w:pPr>
       <w:r>
-        <w:t>python3 is unavailable on macOS: Stop before creating the baseline. Install an organisation-approved Python 3 build and confirm python3 --version, or use the trainer-supported Windows route. Do not substitute a weaker hash or skip the executable controls.</w:t>
+        <w:t>Outlook delivery is unavailable: verify Microsoft 365 work-account/admin write access. The native connector cannot attach files; use the approved OneDrive link or the Power Automate attachment flow. Do not claim a send occurred without Sent Items and flow history.</w:t>
       </w:r>
     </w:p>
     <w:p>
       <w:pPr>
-        <w:pStyle w:val="ListBullet"/>
+        <w:pStyle w:val="Heading2"/>
       </w:pPr>
       <w:r>
-        <w:t>Projects or Use an existing folder is not visible: Update Claude Desktop. If the project feature is unavailable on the current surface, start a Cowork task on desktop, connect only the working-copy folder, paste the same instructions at the start, and record the limitation in 01-verification.md.</w:t>
-      </w:r>
-    </w:p>
-    <w:p>
-      <w:pPr>
-        <w:pStyle w:val="ListBullet"/>
-      </w:pPr>
-      <w:r>
-        <w:t>The folder selector points at the course repository: Cancel and select the sibling C1382-northstar-workspace only. The course repository contains build sources that are outside the lab's data boundary.</w:t>
-      </w:r>
-    </w:p>
-    <w:p>
-      <w:pPr>
-        <w:pStyle w:val="ListBullet"/>
-      </w:pPr>
-      <w:r>
-        <w:t>Claude proposes moving or renaming files: Do not approve the plan. Restate that Lab 1 is inventory-only, inbox is protected, and the only permitted writes are outputs/lab-01/01-file-inventory.md and outputs/lab-01/01-file-inventory.csv.</w:t>
-      </w:r>
-    </w:p>
-    <w:p>
-      <w:pPr>
-        <w:pStyle w:val="ListBullet"/>
-      </w:pPr>
-      <w:r>
-        <w:t>A filename is absent from the inventory: Provide the exact missing filename and ask Claude for a focused inventory revision. Rerun the complete filename comparison after the revision.</w:t>
-      </w:r>
-    </w:p>
-    <w:p>
-      <w:pPr>
-        <w:pStyle w:val="ListBullet"/>
-      </w:pPr>
-      <w:r>
-        <w:t>The hash comparison reports a change: Stop. Identify the changed source file from the comparison, restore the working copy from labs/starter/northstar-operations, regenerate the baseline, and rerun Lab 1. Never copy a changed training source back into the course repository.</w:t>
-      </w:r>
-    </w:p>
-    <w:p>
-      <w:r>
-        <w:rPr>
-          <w:b/>
-          <w:color w:val="1F6FEB"/>
-          <w:sz w:val="22"/>
-        </w:rPr>
         <w:t>Challenge</w:t>
       </w:r>
     </w:p>
     <w:p>
       <w:r>
-        <w:t>Extend 01-verification.md with a file-type count derived from 01-file-inventory.csv, then compare that count with the Markdown summary. Explain any Unknown classification without changing a source file.</w:t>
+        <w:t>Add a second approval gate that checks the workbook file name, reviewed period and row counts before moving it to Approved Reports.</w:t>
       </w:r>
     </w:p>
     <w:p>
+      <w:pPr>
+        <w:pStyle w:val="Heading2"/>
+      </w:pPr>
       <w:r>
-        <w:rPr>
-          <w:b/>
-          <w:color w:val="1F6FEB"/>
-          <w:sz w:val="22"/>
-        </w:rPr>
         <w:t>Reflection</w:t>
       </w:r>
     </w:p>
     <w:p>
       <w:r>
-        <w:t>Which part of the task contract prevented the largest possible scope error, and which observable check proved that the boundary held?</w:t>
+        <w:t>Which control would stop a plausible-looking but incorrect finance report from being emailed?</w:t>
+      </w:r>
+    </w:p>
+    <w:p>
+      <w:pPr>
+        <w:pStyle w:val="Heading1"/>
+      </w:pPr>
+      <w:r>
+        <w:t>Lab 2 — lab-02-automate-finance-excel</w:t>
       </w:r>
     </w:p>
     <w:p>
       <w:r>
-        <w:rPr>
-          <w:b/>
-          <w:color w:val="1F6FEB"/>
-        </w:rPr>
-        <w:t xml:space="preserve">Note: </w:t>
-      </w:r>
-      <w:r>
-        <w:rPr>
-          <w:sz w:val="20"/>
-        </w:rPr>
-        <w:t>Full commands and screenshots are in labs/lab-01-*.md. Use only the supplied fictional data. Keep inbox/ unchanged, create outputs in new folders, verify important values, and obtain clear authority before any external write, sharing action, source replacement, or removal.</w:t>
+        <w:t>C1382 · Topic 2 · 120 minutes</w:t>
       </w:r>
     </w:p>
-    <w:p/>
     <w:p>
       <w:pPr>
         <w:pStyle w:val="Heading2"/>
       </w:pPr>
       <w:r>
-        <w:t>Recap — Getting Started with Claude Cowork</w:t>
+        <w:t>Goal</w:t>
       </w:r>
     </w:p>
     <w:p>
       <w:r>
-        <w:t>You can now:</w:t>
+        <w:t>Produce a formula-driven August finance report from mock transactions.</w:t>
       </w:r>
     </w:p>
     <w:p>
       <w:pPr>
-        <w:pStyle w:val="ListBullet"/>
+        <w:pStyle w:val="Heading2"/>
       </w:pPr>
       <w:r>
-        <w:t>LO1 and LO2: explain the Cowork task lifecycle and permission boundary, create a narrow project, brief a bounded file-inventory task, monitor its execution, and verify the result against the source folder</w:t>
+        <w:t>What you will build</w:t>
       </w:r>
     </w:p>
     <w:p>
       <w:r>
-        <w:t>Carry forward the verified lab checkpoints and resolve any OWNER TO VERIFY items with the named owner before the next topic.</w:t>
+        <w:t>A bounded finance Cowork workflow and its review evidence. All data is fictional.</w:t>
       </w:r>
     </w:p>
-    <w:p/>
     <w:p>
       <w:pPr>
-        <w:pStyle w:val="Heading1"/>
+        <w:pStyle w:val="Heading2"/>
       </w:pPr>
       <w:r>
-        <w:t>Topic 02 — Automating Everyday Work with Cowork</w:t>
+        <w:t>Prerequisites</w:t>
       </w:r>
     </w:p>
     <w:p>
       <w:r>
-        <w:t>File organisation | documents, reports and presentations | spreadsheet analysis | research and summarisation | end-to-end multi-step tasks</w:t>
+        <w:t>Claude Cowork on a paid plan; Excel or an Excel-compatible viewer; for Lab 3, a work Microsoft 365 account with enabled connector and Power Automate. Earlier labs provide context, but this folder includes its own workbook and instructions.</w:t>
       </w:r>
     </w:p>
     <w:p>
+      <w:pPr>
+        <w:pStyle w:val="Heading2"/>
+      </w:pPr>
       <w:r>
-        <w:rPr>
-          <w:b/>
-          <w:color w:val="1F6FEB"/>
-          <w:sz w:val="22"/>
-        </w:rPr>
-        <w:t>Key concepts</w:t>
+        <w:t>Steps</w:t>
       </w:r>
     </w:p>
     <w:p>
       <w:pPr>
-        <w:pStyle w:val="ListBullet"/>
+        <w:pStyle w:val="ListNumber"/>
       </w:pPr>
       <w:r>
-        <w:t>Inventory before organisation: A manifest reveals what exists, duplicates, uncertain items, and protected sources before any move or rename is proposed.</w:t>
+        <w:t>1. Copy the Lab 1 workbook into this lab's `working/` folder and record the source file name, period and row count in `outputs/reconciliation.md`.</w:t>
       </w:r>
     </w:p>
     <w:p>
       <w:pPr>
-        <w:pStyle w:val="ListBullet"/>
+        <w:pStyle w:val="ListNumber"/>
       </w:pPr>
       <w:r>
-        <w:t>Working-copy pattern: Transform copies into a new destination so originals remain a stable reference and recovery path.</w:t>
+        <w:t>2. Open `mock-data/finance-aug-2026.xlsx` in Excel and inspect rows 2–15. Do not delete the duplicate or Pending row in the source.</w:t>
       </w:r>
     </w:p>
     <w:p>
       <w:pPr>
-        <w:pStyle w:val="ListBullet"/>
+        <w:pStyle w:val="ListNumber"/>
       </w:pPr>
       <w:r>
-        <w:t>Structured extraction: Convert documents and notes into fields, evidence, assumptions, and open questions before writing a narrative.</w:t>
+        <w:t>3. Paste `prompts/02-build-reconciled-workbook.txt` into the same Cowork project. Require `outputs/finance-report-aug-2026.xlsx` with `Raw`, `Eligible`, `Summary`, and `Exceptions` sheets.</w:t>
       </w:r>
     </w:p>
     <w:p>
       <w:pPr>
-        <w:pStyle w:val="ListBullet"/>
+        <w:pStyle w:val="ListNumber"/>
       </w:pPr>
       <w:r>
-        <w:t>Calculation contract: Define each metric's numerator, denominator, period, unit, rounding, and control total before interpreting it.</w:t>
+        <w:t>4. Ask Claude to copy raw rows verbatim. In `Eligible`, include Approved rows with unique Document IDs only. In `Exceptions`, show duplicate `BILL-012` and Pending `INV-013` with reasons. In `Summary`, calculate revenue, expenses, net, count and source count using Excel formulas.</w:t>
       </w:r>
     </w:p>
     <w:p>
       <w:pPr>
-        <w:pStyle w:val="ListBullet"/>
+        <w:pStyle w:val="ListNumber"/>
       </w:pPr>
       <w:r>
-        <w:t>Artifact system: A workbook, report, and presentation should share one fact base while serving different reading behaviours.</w:t>
+        <w:t>5. Before accepting the workbook, independently total the six approved revenue lines and six approved expense lines from the source. Compare with `checks/control-totals.csv`. Open workbook in Excel and recalculate formulas.</w:t>
       </w:r>
     </w:p>
     <w:p>
       <w:pPr>
-        <w:pStyle w:val="ListBullet"/>
+        <w:pStyle w:val="ListNumber"/>
       </w:pPr>
       <w:r>
-        <w:t>Provenance: Important claims remain traceable to a filename, row, note, or authoritative external source.</w:t>
+        <w:t>6. Enter discrepancies in `outputs/reconciliation.md` and ask Cowork to fix only the defective cell or rule. Recheck all totals and the two exception rows.</w:t>
       </w:r>
     </w:p>
     <w:p>
       <w:pPr>
-        <w:pStyle w:val="Heading2"/>
+        <w:pStyle w:val="ListNumber"/>
       </w:pPr>
       <w:r>
-        <w:t>From Messy Inputs to a Decision-Ready Pack</w:t>
+        <w:t>7. Export no client data. Keep only the fictional output in `outputs/`.</w:t>
       </w:r>
     </w:p>
     <w:p>
+      <w:pPr>
+        <w:pStyle w:val="Heading2"/>
+      </w:pPr>
       <w:r>
-        <w:t>Multi-file work becomes reliable when it is treated as a pipeline. Inventory establishes the source boundary. Extraction separates observed facts from assumptions. Calculation turns raw rows into defined metrics. Composition produces artifacts for different audiences. Review reconciles every output to the same evidence.</w:t>
-      </w:r>
-    </w:p>
-    <w:p>
-      <w:r>
-        <w:t>The stages are connected but should not be collapsed. If Claude drafts a polished narrative before reconciling the numbers, presentation quality can hide a factual error. A staged workflow makes intermediate artifacts inspectable and gives the learner a safe place to correct the process.</w:t>
-      </w:r>
-    </w:p>
-    <w:p>
-      <w:r>
-        <w:rPr>
-          <w:b/>
-          <w:color w:val="1F6FEB"/>
-          <w:sz w:val="22"/>
-        </w:rPr>
-        <w:t>Visual framework</w:t>
-      </w:r>
-    </w:p>
-    <w:p>
-      <w:pPr>
-        <w:pStyle w:val="ListBullet"/>
-      </w:pPr>
-      <w:r>
-        <w:t>Inventory and classify inputs</w:t>
-      </w:r>
-    </w:p>
-    <w:p>
-      <w:pPr>
-        <w:pStyle w:val="ListBullet"/>
-      </w:pPr>
-      <w:r>
-        <w:t>Extract facts and unresolved questions</w:t>
-      </w:r>
-    </w:p>
-    <w:p>
-      <w:pPr>
-        <w:pStyle w:val="ListBullet"/>
-      </w:pPr>
-      <w:r>
-        <w:t>Calculate and reconcile metrics</w:t>
-      </w:r>
-    </w:p>
-    <w:p>
-      <w:pPr>
-        <w:pStyle w:val="ListBullet"/>
-      </w:pPr>
-      <w:r>
-        <w:t>Compose audience-specific artifacts</w:t>
-      </w:r>
-    </w:p>
-    <w:p>
-      <w:pPr>
-        <w:pStyle w:val="ListBullet"/>
-      </w:pPr>
-      <w:r>
-        <w:t>Review, revise, and package evidence</w:t>
-      </w:r>
-    </w:p>
-    <w:p>
-      <w:pPr>
-        <w:pStyle w:val="Heading2"/>
-      </w:pPr>
-      <w:r>
-        <w:t>Safe File-Organisation Patterns</w:t>
-      </w:r>
-    </w:p>
-    <w:p>
-      <w:r>
-        <w:t>Organisation is an information-governance task, not cosmetic tidying. A useful structure reflects how work is retrieved, owned, retained, and reviewed. An Unknown category is safer than a confident but unsupported classification.</w:t>
-      </w:r>
-    </w:p>
-    <w:p>
-      <w:r>
-        <w:t>Reversibility is the governing design principle. The first run should create a manifest and an organised working copy, not silently rename or remove originals. The source folder remains the control set until a person approves the proposed structure and confirms that every input is accounted for.</w:t>
-      </w:r>
-    </w:p>
-    <w:p>
-      <w:r>
-        <w:rPr>
-          <w:b/>
-          <w:color w:val="1F6FEB"/>
-          <w:sz w:val="22"/>
-        </w:rPr>
-        <w:t>Visual framework</w:t>
-      </w:r>
-    </w:p>
-    <w:p>
-      <w:pPr>
-        <w:pStyle w:val="ListBullet"/>
-      </w:pPr>
-      <w:r>
-        <w:t>Manifest — Record filename, type, date, purpose, likely owner, sensitivity, and proposed destination.</w:t>
-      </w:r>
-    </w:p>
-    <w:p>
-      <w:pPr>
-        <w:pStyle w:val="ListBullet"/>
-      </w:pPr>
-      <w:r>
-        <w:t>Classification — Use stable business categories and an explicit Unknown bucket instead of guessing.</w:t>
-      </w:r>
-    </w:p>
-    <w:p>
-      <w:pPr>
-        <w:pStyle w:val="ListBullet"/>
-      </w:pPr>
-      <w:r>
-        <w:t>Working copy — Create an organised copy first; leave the source folder unchanged until reviewed.</w:t>
-      </w:r>
-    </w:p>
-    <w:p>
-      <w:pPr>
-        <w:pStyle w:val="ListBullet"/>
-      </w:pPr>
-      <w:r>
-        <w:t>Naming rule — Apply predictable dates, subjects, and versions without erasing original identifiers.</w:t>
-      </w:r>
-    </w:p>
-    <w:p>
-      <w:pPr>
-        <w:pStyle w:val="ListBullet"/>
-      </w:pPr>
-      <w:r>
-        <w:t>Duplicate handling — Flag likely duplicates using name, size, hash, or content evidence; do not remove automatically.</w:t>
-      </w:r>
-    </w:p>
-    <w:p>
-      <w:pPr>
-        <w:pStyle w:val="ListBullet"/>
-      </w:pPr>
-      <w:r>
-        <w:t>Change log — List each proposed or completed action so a person can reconcile the new structure.</w:t>
-      </w:r>
-    </w:p>
-    <w:p>
-      <w:pPr>
-        <w:pStyle w:val="Heading2"/>
-      </w:pPr>
-      <w:r>
-        <w:t>One Fact Base, Three Reading Experiences</w:t>
-      </w:r>
-    </w:p>
-    <w:p>
-      <w:r>
-        <w:t>Different formats serve different cognitive tasks. A spreadsheet exposes calculations and exceptions. A report preserves reasoning and nuance. A presentation supports a time-bounded discussion. Copying identical content into each format produces three weak artifacts rather than one coherent system.</w:t>
-      </w:r>
-    </w:p>
-    <w:p>
-      <w:r>
-        <w:t>Consistency comes from a shared fact base and named metric definitions. Each artifact should use the same reporting period, units, segment names, and source register. Differences should reflect audience needs, not competing versions of the truth.</w:t>
-      </w:r>
-    </w:p>
-    <w:p>
-      <w:r>
-        <w:rPr>
-          <w:b/>
-          <w:color w:val="1F6FEB"/>
-          <w:sz w:val="22"/>
-        </w:rPr>
-        <w:t>Visual framework</w:t>
-      </w:r>
-    </w:p>
-    <w:p>
-      <w:pPr>
-        <w:pStyle w:val="ListBullet"/>
-      </w:pPr>
-      <w:r>
-        <w:t>Spreadsheet — Calculation detail, formulas, data dictionary, filters, and control totals for analytical review.</w:t>
-      </w:r>
-    </w:p>
-    <w:p>
-      <w:pPr>
-        <w:pStyle w:val="ListBullet"/>
-      </w:pPr>
-      <w:r>
-        <w:t>Report — Context, findings, evidence, risks, recommendations, owners, and open questions for considered reading.</w:t>
-      </w:r>
-    </w:p>
-    <w:p>
-      <w:pPr>
-        <w:pStyle w:val="ListBullet"/>
-      </w:pPr>
-      <w:r>
-        <w:t>Presentation — A short decision arc with headline metrics, exceptions, actions, and minimal supporting detail.</w:t>
-      </w:r>
-    </w:p>
-    <w:p>
-      <w:pPr>
-        <w:pStyle w:val="ListBullet"/>
-      </w:pPr>
-      <w:r>
-        <w:t>Source register — The shared evidence map that prevents values and claims drifting across formats.</w:t>
-      </w:r>
-    </w:p>
-    <w:p>
-      <w:pPr>
-        <w:pStyle w:val="Heading2"/>
-      </w:pPr>
-      <w:r>
-        <w:t>Spreadsheet Analysis as a Reconciliation Loop</w:t>
-      </w:r>
-    </w:p>
-    <w:p>
-      <w:r>
-        <w:t>Analysis starts with definitions. On-time fulfilment is fulfilled-on-time orders divided by total orders for the same period; return rate is returns divided by orders. Summing percentages across locations would be wrong because each location has a different denominator.</w:t>
-      </w:r>
-    </w:p>
-    <w:p>
-      <w:r>
-        <w:t>Reconciliation distinguishes calculation from interpretation. First reproduce the control totals and weighted rates. Then locate the segments that contribute most to a gap. Only after the numbers balance should Claude draft explanations, and those explanations should be labelled as evidence, inference, or an item for an owner to verify.</w:t>
-      </w:r>
-    </w:p>
-    <w:p>
-      <w:r>
-        <w:rPr>
-          <w:b/>
-          <w:color w:val="1F6FEB"/>
-          <w:sz w:val="22"/>
-        </w:rPr>
-        <w:t>Visual framework</w:t>
-      </w:r>
-    </w:p>
-    <w:p>
-      <w:pPr>
-        <w:pStyle w:val="ListBullet"/>
-      </w:pPr>
-      <w:r>
-        <w:t>Inspect columns and data types</w:t>
-      </w:r>
-    </w:p>
-    <w:p>
-      <w:pPr>
-        <w:pStyle w:val="ListBullet"/>
-      </w:pPr>
-      <w:r>
-        <w:t>Define formulas and units</w:t>
-      </w:r>
-    </w:p>
-    <w:p>
-      <w:pPr>
-        <w:pStyle w:val="ListBullet"/>
-      </w:pPr>
-      <w:r>
-        <w:t>Calculate segment and total values</w:t>
-      </w:r>
-    </w:p>
-    <w:p>
-      <w:pPr>
-        <w:pStyle w:val="ListBullet"/>
-      </w:pPr>
-      <w:r>
-        <w:t>Reconcile against control totals</w:t>
-      </w:r>
-    </w:p>
-    <w:p>
-      <w:pPr>
-        <w:pStyle w:val="ListBullet"/>
-      </w:pPr>
-      <w:r>
-        <w:t>Explain drivers and uncertainty</w:t>
-      </w:r>
-    </w:p>
-    <w:p>
-      <w:pPr>
-        <w:pStyle w:val="Heading2"/>
-      </w:pPr>
-      <w:r>
-        <w:t>Synthesis with Traceable Evidence</w:t>
-      </w:r>
-    </w:p>
-    <w:p>
-      <w:r>
-        <w:t>Summarisation compresses; synthesis connects. A management report must relate numerical performance, operational notes, customer signals, targets, and decisions without pretending the sources say more than they do. Traceability lets a reviewer challenge a claim efficiently.</w:t>
-      </w:r>
-    </w:p>
-    <w:p>
-      <w:r>
-        <w:t>External research adds another trust boundary. Time-sensitive product or market claims should come from current authoritative sources and include the access date. Instructions embedded in an untrusted webpage or file are data to analyse, not authority to change the task or disclose other context.</w:t>
-      </w:r>
-    </w:p>
-    <w:p>
-      <w:r>
-        <w:rPr>
-          <w:b/>
-          <w:color w:val="1F6FEB"/>
-          <w:sz w:val="22"/>
-        </w:rPr>
-        <w:t>Visual framework</w:t>
-      </w:r>
-    </w:p>
-    <w:p>
-      <w:r>
-        <w:t>Weak synthesis: Blends supplied facts and general knowledge | Presents every statement with equal confidence | Drops source filenames from the final narrative | Fills missing context with plausible detail</w:t>
-      </w:r>
-    </w:p>
-    <w:p>
-      <w:r>
-        <w:t>Decision-ready synthesis: Separates source evidence, inference, and open questions | Names the file, row, note, or external source behind key claims | Uses authoritative sources for changing product facts | Marks unresolved items for the named owner to verify</w:t>
-      </w:r>
-    </w:p>
-    <w:p>
-      <w:pPr>
-        <w:pStyle w:val="Heading2"/>
-      </w:pPr>
-      <w:r>
-        <w:t>Orchestrating a Multi-Step Task</w:t>
-      </w:r>
-    </w:p>
-    <w:p>
-      <w:r>
-        <w:t>Parallel work is useful when workstreams share inputs but not intermediate outputs. File inventory, numerical profiling, and note extraction can proceed independently. The executive summary cannot be finalised until those results are reconciled, so it belongs after a dependency gate.</w:t>
-      </w:r>
-    </w:p>
-    <w:p>
-      <w:r>
-        <w:t>A workflow brief should expose this structure. Ask Claude to state the workstreams, dependencies, approval points, output paths, and checks before running. This makes concurrency visible and prevents a late-stage narrative from being built on unreconciled intermediate results.</w:t>
-      </w:r>
-    </w:p>
-    <w:p>
-      <w:r>
-        <w:rPr>
-          <w:b/>
-          <w:color w:val="1F6FEB"/>
-          <w:sz w:val="22"/>
-        </w:rPr>
-        <w:t>Visual framework</w:t>
-      </w:r>
-    </w:p>
-    <w:p>
-      <w:pPr>
-        <w:pStyle w:val="ListBullet"/>
-      </w:pPr>
-      <w:r>
-        <w:t>Freeze the source set</w:t>
-      </w:r>
-    </w:p>
-    <w:p>
-      <w:pPr>
-        <w:pStyle w:val="ListBullet"/>
-      </w:pPr>
-      <w:r>
-        <w:t>Run independent extraction workstreams</w:t>
-      </w:r>
-    </w:p>
-    <w:p>
-      <w:pPr>
-        <w:pStyle w:val="ListBullet"/>
-      </w:pPr>
-      <w:r>
-        <w:t>Resolve dependencies and reconcile</w:t>
-      </w:r>
-    </w:p>
-    <w:p>
-      <w:pPr>
-        <w:pStyle w:val="ListBullet"/>
-      </w:pPr>
-      <w:r>
-        <w:t>Generate the first complete pack</w:t>
-      </w:r>
-    </w:p>
-    <w:p>
-      <w:pPr>
-        <w:pStyle w:val="ListBullet"/>
-      </w:pPr>
-      <w:r>
-        <w:t>Apply one evidence-based revision cycle</w:t>
-      </w:r>
-    </w:p>
-    <w:p>
-      <w:pPr>
-        <w:pStyle w:val="Heading2"/>
-      </w:pPr>
-      <w:r>
-        <w:t>Lab 2 — Turn a Messy Folder into a Management-Ready Report</w:t>
-      </w:r>
-    </w:p>
-    <w:p>
-      <w:r>
-        <w:t>Learning outcome: LO3: organise a working copy, analyse spreadsheet data with defined metrics, synthesise notes and feedback with provenance, and produce a reconciled spreadsheet, report, and presentation from one fact base.</w:t>
-      </w:r>
-    </w:p>
-    <w:p>
-      <w:r>
-        <w:t>Goal: You use the verified Northstar workspace from Lab 1 to run a staged, end-to-end management-reporting workflow. Claude inventories and organises a working copy, creates a source register and calculation workbook, pauses for a human reconciliation gate, then produces a written operations report and a short leadership presentation whose facts, period, terminology, and actions agree.</w:t>
-      </w:r>
-    </w:p>
-    <w:p>
-      <w:r>
-        <w:t>Duration: 105 minutes.</w:t>
-      </w:r>
-    </w:p>
-    <w:p>
-      <w:r>
-        <w:rPr>
-          <w:b/>
-          <w:color w:val="1F6FEB"/>
-          <w:sz w:val="22"/>
-        </w:rPr>
-        <w:t>What you'll build</w:t>
-      </w:r>
-    </w:p>
-    <w:p>
-      <w:r>
-        <w:t>A reconciled Week 32 workbook, source and evidence registers, management report, leadership brief, quality review, and run log.   (Tools: Claude Cowork, local files, spreadsheet creation and analysis, document creation, presentation creation, spreadsheet and office viewers.)</w:t>
-      </w:r>
-    </w:p>
-    <w:p>
-      <w:r>
-        <w:rPr>
-          <w:b/>
-          <w:color w:val="1F6FEB"/>
-          <w:sz w:val="22"/>
-        </w:rPr>
-        <w:t>Prerequisites</w:t>
-      </w:r>
-    </w:p>
-    <w:p>
-      <w:pPr>
-        <w:pStyle w:val="ListBullet"/>
-      </w:pPr>
-      <w:r>
-        <w:t>Lab 1 is complete or its rejoin baseline has been reconstructed and verified.</w:t>
-      </w:r>
-    </w:p>
-    <w:p>
-      <w:pPr>
-        <w:pStyle w:val="ListBullet"/>
-      </w:pPr>
-      <w:r>
-        <w:t>outputs/lab-01/01-file-inventory.md accounts for every direct inbox file.</w:t>
-      </w:r>
-    </w:p>
-    <w:p>
-      <w:pPr>
-        <w:pStyle w:val="ListBullet"/>
-      </w:pPr>
-      <w:r>
-        <w:t>outputs/lab-01/01-file-inventory.csv contains the same exact one-row-per-source filename set.</w:t>
-      </w:r>
-    </w:p>
-    <w:p>
-      <w:pPr>
-        <w:pStyle w:val="ListBullet"/>
-      </w:pPr>
-      <w:r>
-        <w:t>The current inbox hashes match outputs/lab-01/00-inbox-baseline.csv or its macOS equivalent.</w:t>
-      </w:r>
-    </w:p>
-    <w:p>
-      <w:pPr>
-        <w:pStyle w:val="ListBullet"/>
-      </w:pPr>
-      <w:r>
-        <w:t>The Northstar Operations Lab project instructions still restrict writes to outputs/ and playbook/.</w:t>
-      </w:r>
-    </w:p>
-    <w:p>
-      <w:pPr>
-        <w:pStyle w:val="ListBullet"/>
-      </w:pPr>
-      <w:r>
-        <w:t>On macOS, python3 --version succeeds; the independent controls and revision-hash records require Python 3.</w:t>
-      </w:r>
-    </w:p>
-    <w:p>
-      <w:r>
-        <w:rPr>
-          <w:b/>
-          <w:color w:val="1F6FEB"/>
-          <w:sz w:val="22"/>
-        </w:rPr>
-        <w:t>Step-by-step</w:t>
-      </w:r>
-    </w:p>
-    <w:p>
-      <w:pPr>
-        <w:spacing w:after="80"/>
-        <w:ind w:left="360"/>
-      </w:pPr>
-      <w:r>
-        <w:rPr>
-          <w:b/>
-        </w:rPr>
-        <w:t xml:space="preserve">1.  </w:t>
-      </w:r>
-      <w:r>
-        <w:t>Open C1382-northstar-workspace and verify the Lab 1 checkpoint. Confirm the inventory and verification files exist, the verification state is clear, and the protected inbox still matches the baseline. Create the new output directory only after the check succeeds.</w:t>
-      </w:r>
-    </w:p>
-    <w:p>
-      <w:r>
-        <w:rPr>
-          <w:rFonts w:ascii="Consolas" w:hAnsi="Consolas"/>
-          <w:color w:val="0B3060"/>
-          <w:sz w:val="19"/>
-        </w:rPr>
-        <w:t>Windows PowerShell:</w:t>
-      </w:r>
-    </w:p>
-    <w:p>
-      <w:r>
-        <w:rPr>
-          <w:rFonts w:ascii="Consolas" w:hAnsi="Consolas"/>
-          <w:color w:val="0B3060"/>
-          <w:sz w:val="19"/>
-        </w:rPr>
-        <w:t>$required = @('.\outputs\lab-01\00-inbox-baseline.csv','.\outputs\lab-01\01-file-inventory.md','.\outputs\lab-01\01-file-inventory.csv','.\outputs\lab-01\01-verification.md')</w:t>
-      </w:r>
-    </w:p>
-    <w:p>
-      <w:r>
-        <w:rPr>
-          <w:rFonts w:ascii="Consolas" w:hAnsi="Consolas"/>
-          <w:color w:val="0B3060"/>
-          <w:sz w:val="19"/>
-        </w:rPr>
-        <w:t>$required | ForEach-Object { if (-not (Test-Path -LiteralPath $_)) { throw "Missing checkpoint: $_" } }</w:t>
-      </w:r>
-    </w:p>
-    <w:p>
-      <w:r>
-        <w:rPr>
-          <w:rFonts w:ascii="Consolas" w:hAnsi="Consolas"/>
-          <w:color w:val="0B3060"/>
-          <w:sz w:val="19"/>
-        </w:rPr>
-        <w:t>$verification = Get-Content -LiteralPath .\outputs\lab-01\01-verification.md -Raw</w:t>
-      </w:r>
-    </w:p>
-    <w:p>
-      <w:r>
-        <w:rPr>
-          <w:rFonts w:ascii="Consolas" w:hAnsi="Consolas"/>
-          <w:color w:val="0B3060"/>
-          <w:sz w:val="19"/>
-        </w:rPr>
-        <w:t>if ($verification -notmatch 'Result:\s*VERIFIED') { throw 'Lab 1 verification is not in a verified state' }</w:t>
-      </w:r>
-    </w:p>
-    <w:p>
-      <w:r>
-        <w:rPr>
-          <w:rFonts w:ascii="Consolas" w:hAnsi="Consolas"/>
-          <w:color w:val="0B3060"/>
-          <w:sz w:val="19"/>
-        </w:rPr>
-        <w:t>$before = Import-Csv .\outputs\lab-01\00-inbox-baseline.csv</w:t>
-      </w:r>
-    </w:p>
-    <w:p>
-      <w:r>
-        <w:rPr>
-          <w:rFonts w:ascii="Consolas" w:hAnsi="Consolas"/>
-          <w:color w:val="0B3060"/>
-          <w:sz w:val="19"/>
-        </w:rPr>
-        <w:t>$after = Get-ChildItem .\inbox -File | Sort-Object Name | ForEach-Object { [pscustomobject]@{Name=$_.Name;Bytes=$_.Length;SHA256=(Get-FileHash -Algorithm SHA256 $_.FullName).Hash} }</w:t>
-      </w:r>
-    </w:p>
-    <w:p>
-      <w:r>
-        <w:rPr>
-          <w:rFonts w:ascii="Consolas" w:hAnsi="Consolas"/>
-          <w:color w:val="0B3060"/>
-          <w:sz w:val="19"/>
-        </w:rPr>
-        <w:t>if (Compare-Object $before $after -Property Name,Bytes,SHA256) { throw 'Inbox changed; restore the verified checkpoint' }</w:t>
-      </w:r>
-    </w:p>
-    <w:p>
-      <w:r>
-        <w:rPr>
-          <w:rFonts w:ascii="Consolas" w:hAnsi="Consolas"/>
-          <w:color w:val="0B3060"/>
-          <w:sz w:val="19"/>
-        </w:rPr>
-        <w:t>New-Item -ItemType Directory -Force .\outputs\lab-02 | Out-Null</w:t>
-      </w:r>
-    </w:p>
-    <w:p>
-      <w:r>
-        <w:rPr>
-          <w:rFonts w:ascii="Consolas" w:hAnsi="Consolas"/>
-          <w:color w:val="0B3060"/>
-          <w:sz w:val="19"/>
-        </w:rPr>
-      </w:r>
-    </w:p>
-    <w:p>
-      <w:r>
-        <w:rPr>
-          <w:rFonts w:ascii="Consolas" w:hAnsi="Consolas"/>
-          <w:color w:val="0B3060"/>
-          <w:sz w:val="19"/>
-        </w:rPr>
-        <w:t>macOS Terminal:</w:t>
-      </w:r>
-    </w:p>
-    <w:p>
-      <w:r>
-        <w:rPr>
-          <w:rFonts w:ascii="Consolas" w:hAnsi="Consolas"/>
-          <w:color w:val="0B3060"/>
-          <w:sz w:val="19"/>
-        </w:rPr>
-        <w:t>set -euo pipefail</w:t>
-      </w:r>
-    </w:p>
-    <w:p>
-      <w:r>
-        <w:rPr>
-          <w:rFonts w:ascii="Consolas" w:hAnsi="Consolas"/>
-          <w:color w:val="0B3060"/>
-          <w:sz w:val="19"/>
-        </w:rPr>
-        <w:t>command -v python3 &gt;/dev/null 2&gt;&amp;1 || { echo 'Python 3 is required; ask the trainer before continuing'; exit 1; }</w:t>
-      </w:r>
-    </w:p>
-    <w:p>
-      <w:r>
-        <w:rPr>
-          <w:rFonts w:ascii="Consolas" w:hAnsi="Consolas"/>
-          <w:color w:val="0B3060"/>
-          <w:sz w:val="19"/>
-        </w:rPr>
-        <w:t>python3 --version</w:t>
-      </w:r>
-    </w:p>
-    <w:p>
-      <w:r>
-        <w:rPr>
-          <w:rFonts w:ascii="Consolas" w:hAnsi="Consolas"/>
-          <w:color w:val="0B3060"/>
-          <w:sz w:val="19"/>
-        </w:rPr>
-        <w:t>for f in outputs/lab-01/00-inbox-baseline.sha256 outputs/lab-01/01-file-inventory.md outputs/lab-01/01-file-inventory.csv outputs/lab-01/01-verification.md; do test -f "$f" || { echo "Missing $f"; exit 1; }; done</w:t>
-      </w:r>
-    </w:p>
-    <w:p>
-      <w:r>
-        <w:rPr>
-          <w:rFonts w:ascii="Consolas" w:hAnsi="Consolas"/>
-          <w:color w:val="0B3060"/>
-          <w:sz w:val="19"/>
-        </w:rPr>
-        <w:t>grep -Eq 'Result:[[:space:]]*VERIFIED' outputs/lab-01/01-verification.md || { echo 'Lab 1 is not verified'; exit 1; }</w:t>
-      </w:r>
-    </w:p>
-    <w:p>
-      <w:r>
-        <w:rPr>
-          <w:rFonts w:ascii="Consolas" w:hAnsi="Consolas"/>
-          <w:color w:val="0B3060"/>
-          <w:sz w:val="19"/>
-        </w:rPr>
-        <w:t>shasum -a 256 -c outputs/lab-01/00-inbox-baseline.sha256</w:t>
-      </w:r>
-    </w:p>
-    <w:p>
-      <w:r>
-        <w:rPr>
-          <w:rFonts w:ascii="Consolas" w:hAnsi="Consolas"/>
-          <w:color w:val="0B3060"/>
-          <w:sz w:val="19"/>
-        </w:rPr>
-        <w:t>mkdir -p outputs/lab-02</w:t>
-      </w:r>
-    </w:p>
-    <w:p>
-      <w:r>
-        <w:rPr>
-          <w:rFonts w:ascii="Consolas" w:hAnsi="Consolas"/>
-          <w:color w:val="0B3060"/>
-          <w:sz w:val="19"/>
-        </w:rPr>
-      </w:r>
-    </w:p>
-    <w:p>
-      <w:r>
-        <w:rPr>
-          <w:rFonts w:ascii="Consolas" w:hAnsi="Consolas"/>
-          <w:color w:val="0B3060"/>
-          <w:sz w:val="19"/>
-        </w:rPr>
-        <w:t>105-minute phase budget: checkpoint and controls 15; Stage 1 execution 25; reconciliation gate 15; Stage 2 generation 25; visual review and revisions 20; final close-out 5. If Stage 1 has not reconciled by minute 55, compare your calculations with checkpoints/lab-02-stage1-control.md, correct the failing calculation or source mapping, and continue only after the human gate passes.</w:t>
-      </w:r>
-    </w:p>
-    <w:p>
-      <w:pPr>
-        <w:spacing w:after="80"/>
-        <w:ind w:left="360"/>
-      </w:pPr>
-      <w:r>
-        <w:rPr>
-          <w:b/>
-        </w:rPr>
-        <w:t xml:space="preserve">2.  </w:t>
-      </w:r>
-      <w:r>
-        <w:t>Read management-brief.md and brand-style.md. In outputs/lab-02/02-quality-review.md, create headings for source scope, metric reconciliation, workbook review, report review, presentation review, cross-artifact consistency, inbox comparison, and owner questions. This file is your independent review record, not Claude's completion summary.</w:t>
-      </w:r>
-    </w:p>
-    <w:p>
-      <w:r>
-        <w:rPr>
-          <w:rFonts w:ascii="Consolas" w:hAnsi="Consolas"/>
-          <w:color w:val="0B3060"/>
-          <w:sz w:val="19"/>
-        </w:rPr>
-        <w:t>Create this file in a text editor:</w:t>
-      </w:r>
-    </w:p>
-    <w:p>
-      <w:r>
-        <w:rPr>
-          <w:rFonts w:ascii="Consolas" w:hAnsi="Consolas"/>
-          <w:color w:val="0B3060"/>
-          <w:sz w:val="19"/>
-        </w:rPr>
-        <w:t>outputs/lab-02/02-quality-review.md</w:t>
-      </w:r>
-    </w:p>
-    <w:p>
-      <w:r>
-        <w:rPr>
-          <w:rFonts w:ascii="Consolas" w:hAnsi="Consolas"/>
-          <w:color w:val="0B3060"/>
-          <w:sz w:val="19"/>
-        </w:rPr>
-      </w:r>
-    </w:p>
-    <w:p>
-      <w:r>
-        <w:rPr>
-          <w:rFonts w:ascii="Consolas" w:hAnsi="Consolas"/>
-          <w:color w:val="0B3060"/>
-          <w:sz w:val="19"/>
-        </w:rPr>
-        <w:t>Required headings:</w:t>
-      </w:r>
-    </w:p>
-    <w:p>
-      <w:r>
-        <w:rPr>
-          <w:rFonts w:ascii="Consolas" w:hAnsi="Consolas"/>
-          <w:color w:val="0B3060"/>
-          <w:sz w:val="19"/>
-        </w:rPr>
-        <w:t># Lab 2 Quality Review</w:t>
-      </w:r>
-    </w:p>
-    <w:p>
-      <w:r>
-        <w:rPr>
-          <w:rFonts w:ascii="Consolas" w:hAnsi="Consolas"/>
-          <w:color w:val="0B3060"/>
-          <w:sz w:val="19"/>
-        </w:rPr>
-        <w:t>## Source scope</w:t>
-      </w:r>
-    </w:p>
-    <w:p>
-      <w:r>
-        <w:rPr>
-          <w:rFonts w:ascii="Consolas" w:hAnsi="Consolas"/>
-          <w:color w:val="0B3060"/>
-          <w:sz w:val="19"/>
-        </w:rPr>
-        <w:t>## Metric reconciliation</w:t>
-      </w:r>
-    </w:p>
-    <w:p>
-      <w:r>
-        <w:rPr>
-          <w:rFonts w:ascii="Consolas" w:hAnsi="Consolas"/>
-          <w:color w:val="0B3060"/>
-          <w:sz w:val="19"/>
-        </w:rPr>
-        <w:t>## Workbook review</w:t>
-      </w:r>
-    </w:p>
-    <w:p>
-      <w:r>
-        <w:rPr>
-          <w:rFonts w:ascii="Consolas" w:hAnsi="Consolas"/>
-          <w:color w:val="0B3060"/>
-          <w:sz w:val="19"/>
-        </w:rPr>
-        <w:t>## Report review</w:t>
-      </w:r>
-    </w:p>
-    <w:p>
-      <w:r>
-        <w:rPr>
-          <w:rFonts w:ascii="Consolas" w:hAnsi="Consolas"/>
-          <w:color w:val="0B3060"/>
-          <w:sz w:val="19"/>
-        </w:rPr>
-        <w:t>## Presentation review</w:t>
-      </w:r>
-    </w:p>
-    <w:p>
-      <w:r>
-        <w:rPr>
-          <w:rFonts w:ascii="Consolas" w:hAnsi="Consolas"/>
-          <w:color w:val="0B3060"/>
-          <w:sz w:val="19"/>
-        </w:rPr>
-        <w:t>## Cross-artifact consistency</w:t>
-      </w:r>
-    </w:p>
-    <w:p>
-      <w:r>
-        <w:rPr>
-          <w:rFonts w:ascii="Consolas" w:hAnsi="Consolas"/>
-          <w:color w:val="0B3060"/>
-          <w:sz w:val="19"/>
-        </w:rPr>
-        <w:t>## Inbox comparison</w:t>
-      </w:r>
-    </w:p>
-    <w:p>
-      <w:r>
-        <w:rPr>
-          <w:rFonts w:ascii="Consolas" w:hAnsi="Consolas"/>
-          <w:color w:val="0B3060"/>
-          <w:sz w:val="19"/>
-        </w:rPr>
-        <w:t>## Owner questions</w:t>
-      </w:r>
-    </w:p>
-    <w:p>
-      <w:r>
-        <w:rPr>
-          <w:rFonts w:ascii="Consolas" w:hAnsi="Consolas"/>
-          <w:color w:val="0B3060"/>
-          <w:sz w:val="19"/>
-        </w:rPr>
-        <w:t>## Final result</w:t>
-      </w:r>
-    </w:p>
-    <w:p>
-      <w:pPr>
-        <w:spacing w:after="80"/>
-        <w:ind w:left="360"/>
-      </w:pPr>
-      <w:r>
-        <w:rPr>
-          <w:b/>
-        </w:rPr>
-        <w:t xml:space="preserve">3.  </w:t>
-      </w:r>
-      <w:r>
-        <w:t>Calculate the Week 32 control totals directly from northstar-sales-w32.csv. Record the values in the Metric reconciliation section before Claude creates the workbook. Use weighted rates from the total numerators and denominators, not the average of location percentages.</w:t>
-      </w:r>
-    </w:p>
-    <w:p>
-      <w:r>
-        <w:rPr>
-          <w:rFonts w:ascii="Consolas" w:hAnsi="Consolas"/>
-          <w:color w:val="0B3060"/>
-          <w:sz w:val="19"/>
-        </w:rPr>
-        <w:t>Windows PowerShell:</w:t>
-      </w:r>
-    </w:p>
-    <w:p>
-      <w:r>
-        <w:rPr>
-          <w:rFonts w:ascii="Consolas" w:hAnsi="Consolas"/>
-          <w:color w:val="0B3060"/>
-          <w:sz w:val="19"/>
-        </w:rPr>
-        <w:t>$rows = Import-Csv .\inbox\northstar-sales-w32.csv</w:t>
-      </w:r>
-    </w:p>
-    <w:p>
-      <w:r>
-        <w:rPr>
-          <w:rFonts w:ascii="Consolas" w:hAnsi="Consolas"/>
-          <w:color w:val="0B3060"/>
-          <w:sz w:val="19"/>
-        </w:rPr>
-        <w:t>$orders = ($rows | Measure-Object orders -Sum).Sum</w:t>
-      </w:r>
-    </w:p>
-    <w:p>
-      <w:r>
-        <w:rPr>
-          <w:rFonts w:ascii="Consolas" w:hAnsi="Consolas"/>
-          <w:color w:val="0B3060"/>
-          <w:sz w:val="19"/>
-        </w:rPr>
-        <w:t>$onTime = ($rows | Measure-Object fulfilled_on_time -Sum).Sum</w:t>
-      </w:r>
-    </w:p>
-    <w:p>
-      <w:r>
-        <w:rPr>
-          <w:rFonts w:ascii="Consolas" w:hAnsi="Consolas"/>
-          <w:color w:val="0B3060"/>
-          <w:sz w:val="19"/>
-        </w:rPr>
-        <w:t>$revenue = ($rows | Measure-Object revenue_sgd -Sum).Sum</w:t>
-      </w:r>
-    </w:p>
-    <w:p>
-      <w:r>
-        <w:rPr>
-          <w:rFonts w:ascii="Consolas" w:hAnsi="Consolas"/>
-          <w:color w:val="0B3060"/>
-          <w:sz w:val="19"/>
-        </w:rPr>
-        <w:t>$returns = ($rows | Measure-Object returns -Sum).Sum</w:t>
-      </w:r>
-    </w:p>
-    <w:p>
-      <w:r>
-        <w:rPr>
-          <w:rFonts w:ascii="Consolas" w:hAnsi="Consolas"/>
-          <w:color w:val="0B3060"/>
-          <w:sz w:val="19"/>
-        </w:rPr>
-        <w:t>$hours = ($rows | Measure-Object labour_hours -Sum).Sum</w:t>
-      </w:r>
-    </w:p>
-    <w:p>
-      <w:r>
-        <w:rPr>
-          <w:rFonts w:ascii="Consolas" w:hAnsi="Consolas"/>
-          <w:color w:val="0B3060"/>
-          <w:sz w:val="19"/>
-        </w:rPr>
-        <w:t>[pscustomobject]@{Orders=$orders;OnTime=$onTime;RevenueSGD=$revenue;Returns=$returns;LabourHours=$hours;OnTimeRate=('{0:P2}' -f ($onTime/$orders));ReturnRate=('{0:P2}' -f ($returns/$orders));RevenuePerOrder=('{0:N2}' -f ($revenue/$orders))} | Format-List</w:t>
-      </w:r>
-    </w:p>
-    <w:p>
-      <w:r>
-        <w:rPr>
-          <w:rFonts w:ascii="Consolas" w:hAnsi="Consolas"/>
-          <w:color w:val="0B3060"/>
-          <w:sz w:val="19"/>
-        </w:rPr>
-        <w:t>$rows | Where-Object { [double]$_.fulfilled_on_time / [double]$_.orders -lt 0.95 } | ForEach-Object { '{0}: {1:P2}' -f $_.location,([double]$_.fulfilled_on_time/[double]$_.orders) }</w:t>
-      </w:r>
-    </w:p>
-    <w:p>
-      <w:r>
-        <w:rPr>
-          <w:rFonts w:ascii="Consolas" w:hAnsi="Consolas"/>
-          <w:color w:val="0B3060"/>
-          <w:sz w:val="19"/>
-        </w:rPr>
-      </w:r>
-    </w:p>
-    <w:p>
-      <w:r>
-        <w:rPr>
-          <w:rFonts w:ascii="Consolas" w:hAnsi="Consolas"/>
-          <w:color w:val="0B3060"/>
-          <w:sz w:val="19"/>
-        </w:rPr>
-        <w:t>macOS Terminal:</w:t>
-      </w:r>
-    </w:p>
-    <w:p>
-      <w:r>
-        <w:rPr>
-          <w:rFonts w:ascii="Consolas" w:hAnsi="Consolas"/>
-          <w:color w:val="0B3060"/>
-          <w:sz w:val="19"/>
-        </w:rPr>
-        <w:t>python3 - &lt;&lt;'PY'</w:t>
-      </w:r>
-    </w:p>
-    <w:p>
-      <w:r>
-        <w:rPr>
-          <w:rFonts w:ascii="Consolas" w:hAnsi="Consolas"/>
-          <w:color w:val="0B3060"/>
-          <w:sz w:val="19"/>
-        </w:rPr>
-        <w:t>import csv</w:t>
-      </w:r>
-    </w:p>
-    <w:p>
-      <w:r>
-        <w:rPr>
-          <w:rFonts w:ascii="Consolas" w:hAnsi="Consolas"/>
-          <w:color w:val="0B3060"/>
-          <w:sz w:val="19"/>
-        </w:rPr>
-        <w:t>with open('inbox/northstar-sales-w32.csv', newline='', encoding='utf-8-sig') as f:</w:t>
-      </w:r>
-    </w:p>
-    <w:p>
-      <w:r>
-        <w:rPr>
-          <w:rFonts w:ascii="Consolas" w:hAnsi="Consolas"/>
-          <w:color w:val="0B3060"/>
-          <w:sz w:val="19"/>
-        </w:rPr>
-        <w:t xml:space="preserve">    rows = list(csv.DictReader(f))</w:t>
-      </w:r>
-    </w:p>
-    <w:p>
-      <w:r>
-        <w:rPr>
-          <w:rFonts w:ascii="Consolas" w:hAnsi="Consolas"/>
-          <w:color w:val="0B3060"/>
-          <w:sz w:val="19"/>
-        </w:rPr>
-        <w:t>def total(name): return sum(float(r[name]) for r in rows)</w:t>
-      </w:r>
-    </w:p>
-    <w:p>
-      <w:r>
-        <w:rPr>
-          <w:rFonts w:ascii="Consolas" w:hAnsi="Consolas"/>
-          <w:color w:val="0B3060"/>
-          <w:sz w:val="19"/>
-        </w:rPr>
-        <w:t>orders, on_time = total('orders'), total('fulfilled_on_time')</w:t>
-      </w:r>
-    </w:p>
-    <w:p>
-      <w:r>
-        <w:rPr>
-          <w:rFonts w:ascii="Consolas" w:hAnsi="Consolas"/>
-          <w:color w:val="0B3060"/>
-          <w:sz w:val="19"/>
-        </w:rPr>
-        <w:t>revenue, returns = total('revenue_sgd'), total('returns')</w:t>
-      </w:r>
-    </w:p>
-    <w:p>
-      <w:r>
-        <w:rPr>
-          <w:rFonts w:ascii="Consolas" w:hAnsi="Consolas"/>
-          <w:color w:val="0B3060"/>
-          <w:sz w:val="19"/>
-        </w:rPr>
-        <w:t>hours = total('labour_hours')</w:t>
-      </w:r>
-    </w:p>
-    <w:p>
-      <w:r>
-        <w:rPr>
-          <w:rFonts w:ascii="Consolas" w:hAnsi="Consolas"/>
-          <w:color w:val="0B3060"/>
-          <w:sz w:val="19"/>
-        </w:rPr>
-        <w:t>print(f'Orders = {orders:.0f}')</w:t>
-      </w:r>
-    </w:p>
-    <w:p>
-      <w:r>
-        <w:rPr>
-          <w:rFonts w:ascii="Consolas" w:hAnsi="Consolas"/>
-          <w:color w:val="0B3060"/>
-          <w:sz w:val="19"/>
-        </w:rPr>
-        <w:t>print(f'Fulfilled on time = {on_time:.0f}')</w:t>
-      </w:r>
-    </w:p>
-    <w:p>
-      <w:r>
-        <w:rPr>
-          <w:rFonts w:ascii="Consolas" w:hAnsi="Consolas"/>
-          <w:color w:val="0B3060"/>
-          <w:sz w:val="19"/>
-        </w:rPr>
-        <w:t>print(f'Revenue = SGD {revenue:.0f}')</w:t>
-      </w:r>
-    </w:p>
-    <w:p>
-      <w:r>
-        <w:rPr>
-          <w:rFonts w:ascii="Consolas" w:hAnsi="Consolas"/>
-          <w:color w:val="0B3060"/>
-          <w:sz w:val="19"/>
-        </w:rPr>
-        <w:t>print(f'Returns = {returns:.0f}')</w:t>
-      </w:r>
-    </w:p>
-    <w:p>
-      <w:r>
-        <w:rPr>
-          <w:rFonts w:ascii="Consolas" w:hAnsi="Consolas"/>
-          <w:color w:val="0B3060"/>
-          <w:sz w:val="19"/>
-        </w:rPr>
-        <w:t>print(f'Labour hours = {hours:.0f}')</w:t>
-      </w:r>
-    </w:p>
-    <w:p>
-      <w:r>
-        <w:rPr>
-          <w:rFonts w:ascii="Consolas" w:hAnsi="Consolas"/>
-          <w:color w:val="0B3060"/>
-          <w:sz w:val="19"/>
-        </w:rPr>
-        <w:t>print(f'On-time fulfilment = {on_time/orders:.2%}')</w:t>
-      </w:r>
-    </w:p>
-    <w:p>
-      <w:r>
-        <w:rPr>
-          <w:rFonts w:ascii="Consolas" w:hAnsi="Consolas"/>
-          <w:color w:val="0B3060"/>
-          <w:sz w:val="19"/>
-        </w:rPr>
-        <w:t>print(f'Return rate = {returns/orders:.2%}')</w:t>
-      </w:r>
-    </w:p>
-    <w:p>
-      <w:r>
-        <w:rPr>
-          <w:rFonts w:ascii="Consolas" w:hAnsi="Consolas"/>
-          <w:color w:val="0B3060"/>
-          <w:sz w:val="19"/>
-        </w:rPr>
-        <w:t>print(f'Revenue per order = SGD {revenue/orders:.2f}')</w:t>
-      </w:r>
-    </w:p>
-    <w:p>
-      <w:r>
-        <w:rPr>
-          <w:rFonts w:ascii="Consolas" w:hAnsi="Consolas"/>
-          <w:color w:val="0B3060"/>
-          <w:sz w:val="19"/>
-        </w:rPr>
-        <w:t>print('Exceptions below 95%:')</w:t>
-      </w:r>
-    </w:p>
-    <w:p>
-      <w:r>
-        <w:rPr>
-          <w:rFonts w:ascii="Consolas" w:hAnsi="Consolas"/>
-          <w:color w:val="0B3060"/>
-          <w:sz w:val="19"/>
-        </w:rPr>
-        <w:t>for row in rows:</w:t>
-      </w:r>
-    </w:p>
-    <w:p>
-      <w:r>
-        <w:rPr>
-          <w:rFonts w:ascii="Consolas" w:hAnsi="Consolas"/>
-          <w:color w:val="0B3060"/>
-          <w:sz w:val="19"/>
-        </w:rPr>
-        <w:t xml:space="preserve">    rate = float(row['fulfilled_on_time']) / float(row['orders'])</w:t>
-      </w:r>
-    </w:p>
-    <w:p>
-      <w:r>
-        <w:rPr>
-          <w:rFonts w:ascii="Consolas" w:hAnsi="Consolas"/>
-          <w:color w:val="0B3060"/>
-          <w:sz w:val="19"/>
-        </w:rPr>
-        <w:t xml:space="preserve">    if rate &lt; 0.95: print(f"{row['location']}: {rate:.2%}")</w:t>
-      </w:r>
-    </w:p>
-    <w:p>
-      <w:r>
-        <w:rPr>
-          <w:rFonts w:ascii="Consolas" w:hAnsi="Consolas"/>
-          <w:color w:val="0B3060"/>
-          <w:sz w:val="19"/>
-        </w:rPr>
-        <w:t>PY</w:t>
-      </w:r>
-    </w:p>
-    <w:p>
-      <w:r>
-        <w:rPr>
-          <w:rFonts w:ascii="Consolas" w:hAnsi="Consolas"/>
-          <w:color w:val="0B3060"/>
-          <w:sz w:val="19"/>
-        </w:rPr>
-      </w:r>
-    </w:p>
-    <w:p>
-      <w:r>
-        <w:rPr>
-          <w:rFonts w:ascii="Consolas" w:hAnsi="Consolas"/>
-          <w:color w:val="0B3060"/>
-          <w:sz w:val="19"/>
-        </w:rPr>
-        <w:t>Expected controls:</w:t>
-      </w:r>
-    </w:p>
-    <w:p>
-      <w:r>
-        <w:rPr>
-          <w:rFonts w:ascii="Consolas" w:hAnsi="Consolas"/>
-          <w:color w:val="0B3060"/>
-          <w:sz w:val="19"/>
-        </w:rPr>
-        <w:t>Orders = 2000</w:t>
-      </w:r>
-    </w:p>
-    <w:p>
-      <w:r>
-        <w:rPr>
-          <w:rFonts w:ascii="Consolas" w:hAnsi="Consolas"/>
-          <w:color w:val="0B3060"/>
-          <w:sz w:val="19"/>
-        </w:rPr>
-        <w:t>Fulfilled on time = 1856</w:t>
-      </w:r>
-    </w:p>
-    <w:p>
-      <w:r>
-        <w:rPr>
-          <w:rFonts w:ascii="Consolas" w:hAnsi="Consolas"/>
-          <w:color w:val="0B3060"/>
-          <w:sz w:val="19"/>
-        </w:rPr>
-        <w:t>Revenue = SGD 339350</w:t>
-      </w:r>
-    </w:p>
-    <w:p>
-      <w:r>
-        <w:rPr>
-          <w:rFonts w:ascii="Consolas" w:hAnsi="Consolas"/>
-          <w:color w:val="0B3060"/>
-          <w:sz w:val="19"/>
-        </w:rPr>
-        <w:t>Returns = 113</w:t>
-      </w:r>
-    </w:p>
-    <w:p>
-      <w:r>
-        <w:rPr>
-          <w:rFonts w:ascii="Consolas" w:hAnsi="Consolas"/>
-          <w:color w:val="0B3060"/>
-          <w:sz w:val="19"/>
-        </w:rPr>
-        <w:t>Labour hours = 2733</w:t>
-      </w:r>
-    </w:p>
-    <w:p>
-      <w:r>
-        <w:rPr>
-          <w:rFonts w:ascii="Consolas" w:hAnsi="Consolas"/>
-          <w:color w:val="0B3060"/>
-          <w:sz w:val="19"/>
-        </w:rPr>
-        <w:t>On-time fulfilment = 92.80%</w:t>
-      </w:r>
-    </w:p>
-    <w:p>
-      <w:r>
-        <w:rPr>
-          <w:rFonts w:ascii="Consolas" w:hAnsi="Consolas"/>
-          <w:color w:val="0B3060"/>
-          <w:sz w:val="19"/>
-        </w:rPr>
-        <w:t>Return rate = 5.65%</w:t>
-      </w:r>
-    </w:p>
-    <w:p>
-      <w:r>
-        <w:rPr>
-          <w:rFonts w:ascii="Consolas" w:hAnsi="Consolas"/>
-          <w:color w:val="0B3060"/>
-          <w:sz w:val="19"/>
-        </w:rPr>
-        <w:t>Revenue per order = SGD 169.68</w:t>
-      </w:r>
-    </w:p>
-    <w:p>
-      <w:r>
-        <w:rPr>
-          <w:rFonts w:ascii="Consolas" w:hAnsi="Consolas"/>
-          <w:color w:val="0B3060"/>
-          <w:sz w:val="19"/>
-        </w:rPr>
-        <w:t>Exceptions below 95% = Orchard 94.05%, Jurong 90.41%, and Woodlands 87.30%</w:t>
-      </w:r>
-    </w:p>
-    <w:p>
-      <w:pPr>
-        <w:spacing w:after="80"/>
-        <w:ind w:left="360"/>
-      </w:pPr>
-      <w:r>
-        <w:rPr>
-          <w:b/>
-        </w:rPr>
-        <w:t xml:space="preserve">4.  </w:t>
-      </w:r>
-      <w:r>
-        <w:t>Return to the Northstar Operations Lab project and start a new Cowork task. Paste the staged brief below. It requires three independent extraction workstreams and a pause after the workbook so the narrative cannot outrun reconciled evidence.</w:t>
-      </w:r>
-    </w:p>
-    <w:p>
-      <w:r>
-        <w:rPr>
-          <w:rFonts w:ascii="Consolas" w:hAnsi="Consolas"/>
-          <w:color w:val="0B3060"/>
-          <w:sz w:val="19"/>
-        </w:rPr>
-        <w:t>Outcome: Turn the protected Week 32 Northstar inputs into a management-ready operating pack for the Head of Operations.</w:t>
-      </w:r>
-    </w:p>
-    <w:p>
-      <w:r>
-        <w:rPr>
-          <w:rFonts w:ascii="Consolas" w:hAnsi="Consolas"/>
-          <w:color w:val="0B3060"/>
-          <w:sz w:val="19"/>
-        </w:rPr>
-      </w:r>
-    </w:p>
-    <w:p>
-      <w:r>
-        <w:rPr>
-          <w:rFonts w:ascii="Consolas" w:hAnsi="Consolas"/>
-          <w:color w:val="0B3060"/>
-          <w:sz w:val="19"/>
-        </w:rPr>
-        <w:t>Approved sources: management-brief.md, brand-style.md, outputs/lab-01/01-file-inventory.md, inbox/northstar-sales-w32.csv, inbox/customer-feedback-w32.csv, and inbox/operations-notes-w32.md. These six paths are the complete read set. Do not read, analyse, cite, or copy any Week 33 file in this task. Do not use external sources.</w:t>
-      </w:r>
-    </w:p>
-    <w:p>
-      <w:r>
-        <w:rPr>
-          <w:rFonts w:ascii="Consolas" w:hAnsi="Consolas"/>
-          <w:color w:val="0B3060"/>
-          <w:sz w:val="19"/>
-        </w:rPr>
-      </w:r>
-    </w:p>
-    <w:p>
-      <w:r>
-        <w:rPr>
-          <w:rFonts w:ascii="Consolas" w:hAnsi="Consolas"/>
-          <w:color w:val="0B3060"/>
-          <w:sz w:val="19"/>
-        </w:rPr>
-        <w:t>Stage 1 workstreams that may run in parallel:</w:t>
-      </w:r>
-    </w:p>
-    <w:p>
-      <w:r>
-        <w:rPr>
-          <w:rFonts w:ascii="Consolas" w:hAnsi="Consolas"/>
-          <w:color w:val="0B3060"/>
-          <w:sz w:val="19"/>
-        </w:rPr>
-        <w:t>A. File workstream - create outputs/lab-02/organised-copy/ with copies of the three Week 32 inputs and the two stable brief/style files, classified into data, notes, feedback, and reference. Leave inbox unchanged. Create outputs/lab-02/02-source-register.md with source, period, purpose, use, and limitation.</w:t>
-      </w:r>
-    </w:p>
-    <w:p>
-      <w:r>
-        <w:rPr>
-          <w:rFonts w:ascii="Consolas" w:hAnsi="Consolas"/>
-          <w:color w:val="0B3060"/>
-          <w:sz w:val="19"/>
-        </w:rPr>
-        <w:t>B. Data workstream - create outputs/lab-02/02-operations-analysis.xlsx with sheets Read Me, Raw Sales, KPI Summary, Location Detail, Feedback, and Sources. Preserve raw rows. Use formulas where practical. Define every KPI and show control totals.</w:t>
-      </w:r>
-    </w:p>
-    <w:p>
-      <w:r>
-        <w:rPr>
-          <w:rFonts w:ascii="Consolas" w:hAnsi="Consolas"/>
-          <w:color w:val="0B3060"/>
-          <w:sz w:val="19"/>
-        </w:rPr>
-        <w:t>C. Evidence workstream - create outputs/lab-02/02-evidence-register.md with observation or theme, evidence type, exact source and location, confidence, inference, OWNER TO VERIFY item, and intended downstream use.</w:t>
-      </w:r>
-    </w:p>
-    <w:p>
-      <w:r>
-        <w:rPr>
-          <w:rFonts w:ascii="Consolas" w:hAnsi="Consolas"/>
-          <w:color w:val="0B3060"/>
-          <w:sz w:val="19"/>
-        </w:rPr>
-      </w:r>
-    </w:p>
-    <w:p>
-      <w:r>
-        <w:rPr>
-          <w:rFonts w:ascii="Consolas" w:hAnsi="Consolas"/>
-          <w:color w:val="0B3060"/>
-          <w:sz w:val="19"/>
-        </w:rPr>
-        <w:t>Required Week 32 KPIs: total orders, fulfilled-on-time orders, weighted on-time fulfilment rate, revenue, returns, weighted return rate, labour hours, revenue per order, and location exceptions against the targets in management-brief.md.</w:t>
-      </w:r>
-    </w:p>
-    <w:p>
-      <w:r>
-        <w:rPr>
-          <w:rFonts w:ascii="Consolas" w:hAnsi="Consolas"/>
-          <w:color w:val="0B3060"/>
-          <w:sz w:val="19"/>
-        </w:rPr>
-      </w:r>
-    </w:p>
-    <w:p>
-      <w:r>
-        <w:rPr>
-          <w:rFonts w:ascii="Consolas" w:hAnsi="Consolas"/>
-          <w:color w:val="0B3060"/>
-          <w:sz w:val="19"/>
-        </w:rPr>
-        <w:t>Human gate: First show your plan, exact read set, write set, workstream dependencies, and checks. Wait for approval. After approval, complete Stage 1 only. Pause and show the source register, evidence register, workbook paths, KPI values, exceptions, formula or calculation method, and unresolved questions. Do not draft the report or presentation until I approve Stage 2.</w:t>
-      </w:r>
-    </w:p>
-    <w:p>
-      <w:r>
-        <w:rPr>
-          <w:rFonts w:ascii="Consolas" w:hAnsi="Consolas"/>
-          <w:color w:val="0B3060"/>
-          <w:sz w:val="19"/>
-        </w:rPr>
-      </w:r>
-    </w:p>
-    <w:p>
-      <w:r>
-        <w:rPr>
-          <w:rFonts w:ascii="Consolas" w:hAnsi="Consolas"/>
-          <w:color w:val="0B3060"/>
-          <w:sz w:val="19"/>
-        </w:rPr>
-        <w:t>Stage 2 deliverables after later approval: outputs/lab-02/02-management-report.docx, outputs/lab-02/02-leadership-brief.pptx, and outputs/lab-02/02-run-log.md. Follow brand-style.md and management-brief.md. Do not send, share, publish, remove, or overwrite anything.</w:t>
-      </w:r>
-    </w:p>
-    <w:p>
-      <w:pPr>
-        <w:spacing w:after="80"/>
-        <w:ind w:left="360"/>
-      </w:pPr>
-      <w:r>
-        <w:rPr>
-          <w:b/>
-        </w:rPr>
-        <w:t xml:space="preserve">5.  </w:t>
-      </w:r>
-      <w:r>
-        <w:t>Review the proposed plan. Confirm that the three Stage 1 workstreams read the same frozen source set, write to distinct destinations, and merge through the source register and KPI summary. Confirm that report and presentation work wait for the metric gate. Correct the plan if any source write, external source, or premature narrative appears.</w:t>
-      </w:r>
-    </w:p>
-    <w:p>
-      <w:r>
-        <w:rPr>
-          <w:rFonts w:ascii="Consolas" w:hAnsi="Consolas"/>
-          <w:color w:val="0B3060"/>
-          <w:sz w:val="19"/>
-        </w:rPr>
-        <w:t>The approved route must show:</w:t>
-      </w:r>
-    </w:p>
-    <w:p>
-      <w:r>
-        <w:rPr>
-          <w:rFonts w:ascii="Consolas" w:hAnsi="Consolas"/>
-          <w:color w:val="0B3060"/>
-          <w:sz w:val="19"/>
-        </w:rPr>
-        <w:t>- only the three named Week 32 inputs and the stable brief/style files are content sources; Week 33 is excluded</w:t>
-      </w:r>
-    </w:p>
-    <w:p>
-      <w:r>
-        <w:rPr>
-          <w:rFonts w:ascii="Consolas" w:hAnsi="Consolas"/>
-          <w:color w:val="0B3060"/>
-          <w:sz w:val="19"/>
-        </w:rPr>
-        <w:t>- inbox/ is read-only and organised-copy/ contains copies only</w:t>
-      </w:r>
-    </w:p>
-    <w:p>
-      <w:r>
-        <w:rPr>
-          <w:rFonts w:ascii="Consolas" w:hAnsi="Consolas"/>
-          <w:color w:val="0B3060"/>
-          <w:sz w:val="19"/>
-        </w:rPr>
-        <w:t>- source and evidence registers have distinct destinations and jointly form shared evidence</w:t>
-      </w:r>
-    </w:p>
-    <w:p>
-      <w:r>
-        <w:rPr>
-          <w:rFonts w:ascii="Consolas" w:hAnsi="Consolas"/>
-          <w:color w:val="0B3060"/>
-          <w:sz w:val="19"/>
-        </w:rPr>
-        <w:t>- the workbook preserves raw rows and definitions</w:t>
-      </w:r>
-    </w:p>
-    <w:p>
-      <w:r>
-        <w:rPr>
-          <w:rFonts w:ascii="Consolas" w:hAnsi="Consolas"/>
-          <w:color w:val="0B3060"/>
-          <w:sz w:val="19"/>
-        </w:rPr>
-        <w:t>- Stage 1 pauses before the report and slides</w:t>
-      </w:r>
-    </w:p>
-    <w:p>
-      <w:r>
-        <w:rPr>
-          <w:rFonts w:ascii="Consolas" w:hAnsi="Consolas"/>
-          <w:color w:val="0B3060"/>
-          <w:sz w:val="19"/>
-        </w:rPr>
-        <w:t>- no send, share, publish, removal, or overwrite action</w:t>
-      </w:r>
-    </w:p>
-    <w:p>
-      <w:r>
-        <w:rPr>
-          <w:rFonts w:ascii="Consolas" w:hAnsi="Consolas"/>
-          <w:color w:val="0B3060"/>
-          <w:sz w:val="19"/>
-        </w:rPr>
-      </w:r>
-    </w:p>
-    <w:p>
-      <w:r>
-        <w:rPr>
-          <w:rFonts w:ascii="Consolas" w:hAnsi="Consolas"/>
-          <w:color w:val="0B3060"/>
-          <w:sz w:val="19"/>
-        </w:rPr>
-        <w:t>If needed, say: Revise the plan to match these six conditions, show the corrected read and write sets, and wait again.</w:t>
-      </w:r>
-    </w:p>
-    <w:p>
-      <w:pPr>
-        <w:spacing w:after="80"/>
-        <w:ind w:left="360"/>
-      </w:pPr>
-      <w:r>
-        <w:rPr>
-          <w:b/>
-        </w:rPr>
-        <w:t xml:space="preserve">6.  </w:t>
-      </w:r>
-      <w:r>
-        <w:t>Approve Stage 1 and let Claude execute. Monitor the paths and intervening questions. When Claude pauses, open 02-source-register.md, 02-evidence-register.md, and 02-operations-analysis.xlsx. Confirm the workbook contains the six promised sheets; the source register accounts for every file used; and the evidence register gives exact provenance, separates evidence from inference, and identifies every OWNER TO VERIFY item. Do not approve Stage 2 from the completion message alone.</w:t>
-      </w:r>
-    </w:p>
-    <w:p>
-      <w:r>
-        <w:rPr>
-          <w:rFonts w:ascii="Consolas" w:hAnsi="Consolas"/>
-          <w:color w:val="0B3060"/>
-          <w:sz w:val="19"/>
-        </w:rPr>
-        <w:t>Expected Stage 1 paths:</w:t>
-      </w:r>
-    </w:p>
-    <w:p>
-      <w:r>
-        <w:rPr>
-          <w:rFonts w:ascii="Consolas" w:hAnsi="Consolas"/>
-          <w:color w:val="0B3060"/>
-          <w:sz w:val="19"/>
-        </w:rPr>
-        <w:t>outputs/lab-02/organised-copy/</w:t>
-      </w:r>
-    </w:p>
-    <w:p>
-      <w:r>
-        <w:rPr>
-          <w:rFonts w:ascii="Consolas" w:hAnsi="Consolas"/>
-          <w:color w:val="0B3060"/>
-          <w:sz w:val="19"/>
-        </w:rPr>
-        <w:t>outputs/lab-02/02-source-register.md</w:t>
-      </w:r>
-    </w:p>
-    <w:p>
-      <w:r>
-        <w:rPr>
-          <w:rFonts w:ascii="Consolas" w:hAnsi="Consolas"/>
-          <w:color w:val="0B3060"/>
-          <w:sz w:val="19"/>
-        </w:rPr>
-        <w:t>outputs/lab-02/02-evidence-register.md</w:t>
-      </w:r>
-    </w:p>
-    <w:p>
-      <w:r>
-        <w:rPr>
-          <w:rFonts w:ascii="Consolas" w:hAnsi="Consolas"/>
-          <w:color w:val="0B3060"/>
-          <w:sz w:val="19"/>
-        </w:rPr>
-        <w:t>outputs/lab-02/02-operations-analysis.xlsx</w:t>
-      </w:r>
-    </w:p>
-    <w:p>
-      <w:pPr>
-        <w:spacing w:after="80"/>
-        <w:ind w:left="360"/>
-      </w:pPr>
-      <w:r>
-        <w:rPr>
-          <w:b/>
-        </w:rPr>
-        <w:t xml:space="preserve">7.  </w:t>
-      </w:r>
-      <w:r>
-        <w:t>Reconcile the workbook with your independent controls. Check the reporting period, total orders, fulfilled-on-time orders, revenue, returns, labour hours, weighted rates, and revenue per order. Confirm Orchard, Jurong, and Woodlands are clearly identified as on-time exceptions and that the calculation does not average location percentages. Record the observed workbook cells and results in 02-quality-review.md.</w:t>
-      </w:r>
-    </w:p>
-    <w:p>
-      <w:r>
-        <w:rPr>
-          <w:rFonts w:ascii="Consolas" w:hAnsi="Consolas"/>
-          <w:color w:val="0B3060"/>
-          <w:sz w:val="19"/>
-        </w:rPr>
-        <w:t>Expected workbook values:</w:t>
-      </w:r>
-    </w:p>
-    <w:p>
-      <w:r>
-        <w:rPr>
-          <w:rFonts w:ascii="Consolas" w:hAnsi="Consolas"/>
-          <w:color w:val="0B3060"/>
-          <w:sz w:val="19"/>
-        </w:rPr>
-        <w:t>- Reporting period: Week 32</w:t>
-      </w:r>
-    </w:p>
-    <w:p>
-      <w:r>
-        <w:rPr>
-          <w:rFonts w:ascii="Consolas" w:hAnsi="Consolas"/>
-          <w:color w:val="0B3060"/>
-          <w:sz w:val="19"/>
-        </w:rPr>
-        <w:t>- Orders: 2,000</w:t>
-      </w:r>
-    </w:p>
-    <w:p>
-      <w:r>
-        <w:rPr>
-          <w:rFonts w:ascii="Consolas" w:hAnsi="Consolas"/>
-          <w:color w:val="0B3060"/>
-          <w:sz w:val="19"/>
-        </w:rPr>
-        <w:t>- Fulfilled on time: 1,856</w:t>
-      </w:r>
-    </w:p>
-    <w:p>
-      <w:r>
-        <w:rPr>
-          <w:rFonts w:ascii="Consolas" w:hAnsi="Consolas"/>
-          <w:color w:val="0B3060"/>
-          <w:sz w:val="19"/>
-        </w:rPr>
-        <w:t>- On-time fulfilment: 92.80%</w:t>
-      </w:r>
-    </w:p>
-    <w:p>
-      <w:r>
-        <w:rPr>
-          <w:rFonts w:ascii="Consolas" w:hAnsi="Consolas"/>
-          <w:color w:val="0B3060"/>
-          <w:sz w:val="19"/>
-        </w:rPr>
-        <w:t>- Revenue: SGD 339,350</w:t>
-      </w:r>
-    </w:p>
-    <w:p>
-      <w:r>
-        <w:rPr>
-          <w:rFonts w:ascii="Consolas" w:hAnsi="Consolas"/>
-          <w:color w:val="0B3060"/>
-          <w:sz w:val="19"/>
-        </w:rPr>
-        <w:t>- Returns: 113</w:t>
-      </w:r>
-    </w:p>
-    <w:p>
-      <w:r>
-        <w:rPr>
-          <w:rFonts w:ascii="Consolas" w:hAnsi="Consolas"/>
-          <w:color w:val="0B3060"/>
-          <w:sz w:val="19"/>
-        </w:rPr>
-        <w:t>- Return rate: 5.65%</w:t>
-      </w:r>
-    </w:p>
-    <w:p>
-      <w:r>
-        <w:rPr>
-          <w:rFonts w:ascii="Consolas" w:hAnsi="Consolas"/>
-          <w:color w:val="0B3060"/>
-          <w:sz w:val="19"/>
-        </w:rPr>
-        <w:t>- Labour hours: 2,733</w:t>
-      </w:r>
-    </w:p>
-    <w:p>
-      <w:r>
-        <w:rPr>
-          <w:rFonts w:ascii="Consolas" w:hAnsi="Consolas"/>
-          <w:color w:val="0B3060"/>
-          <w:sz w:val="19"/>
-        </w:rPr>
-        <w:t>- Revenue per order: SGD 169.68</w:t>
-      </w:r>
-    </w:p>
-    <w:p>
-      <w:r>
-        <w:rPr>
-          <w:rFonts w:ascii="Consolas" w:hAnsi="Consolas"/>
-          <w:color w:val="0B3060"/>
-          <w:sz w:val="19"/>
-        </w:rPr>
-        <w:t>- On-time exceptions: Orchard 94.05%, Jurong 90.41%, and Woodlands 87.30%</w:t>
-      </w:r>
-    </w:p>
-    <w:p>
-      <w:r>
-        <w:rPr>
-          <w:rFonts w:ascii="Consolas" w:hAnsi="Consolas"/>
-          <w:color w:val="0B3060"/>
-          <w:sz w:val="19"/>
-        </w:rPr>
-      </w:r>
-    </w:p>
-    <w:p>
-      <w:r>
-        <w:rPr>
-          <w:rFonts w:ascii="Consolas" w:hAnsi="Consolas"/>
-          <w:color w:val="0B3060"/>
-          <w:sz w:val="19"/>
-        </w:rPr>
-        <w:t>Record the actual sheet and cell for each value in outputs/lab-02/02-quality-review.md.</w:t>
-      </w:r>
-    </w:p>
-    <w:p>
-      <w:pPr>
-        <w:spacing w:after="80"/>
-        <w:ind w:left="360"/>
-      </w:pPr>
-      <w:r>
-        <w:rPr>
-          <w:b/>
-        </w:rPr>
-        <w:t xml:space="preserve">8.  </w:t>
-      </w:r>
-      <w:r>
-        <w:t>If a value, formula, sheet, source reference, or exception is wrong, give Claude a focused discrepancy report. Require correction in the workbook and source register only, then repeat the complete reconciliation. Approve Stage 2 only after every control matches or an unresolved item is explicitly labelled for an owner.</w:t>
-      </w:r>
-    </w:p>
-    <w:p>
-      <w:r>
-        <w:rPr>
-          <w:rFonts w:ascii="Consolas" w:hAnsi="Consolas"/>
-          <w:color w:val="0B3060"/>
-          <w:sz w:val="19"/>
-        </w:rPr>
-        <w:t>Focused correction template:</w:t>
-      </w:r>
-    </w:p>
-    <w:p>
-      <w:r>
-        <w:rPr>
-          <w:rFonts w:ascii="Consolas" w:hAnsi="Consolas"/>
-          <w:color w:val="0B3060"/>
-          <w:sz w:val="19"/>
-        </w:rPr>
-        <w:t>Stage 1 is not approved yet. In &lt;FILE_AND_LOCATION&gt;, I observed &lt;ACTUAL&gt;. The control is &lt;EXPECTED&gt; because &lt;DEFINITION_OR_SOURCE&gt;. Correct the root calculation or source mapping, preserve the raw rows, update any dependent Stage 1 view, and show the revised values and checks. Do not begin Stage 2.</w:t>
-      </w:r>
-    </w:p>
-    <w:p>
-      <w:pPr>
-        <w:spacing w:after="80"/>
-        <w:ind w:left="360"/>
-      </w:pPr>
-      <w:r>
-        <w:rPr>
-          <w:b/>
-        </w:rPr>
-        <w:t xml:space="preserve">9.  </w:t>
-      </w:r>
-      <w:r>
-        <w:t>Approve Stage 2 with the final evidence contract below. It requires the report and slides to use the reconciled workbook, cite the source register, distinguish fact from inference, and keep recommendations reviewable.</w:t>
-      </w:r>
-    </w:p>
-    <w:p>
-      <w:r>
-        <w:rPr>
-          <w:rFonts w:ascii="Consolas" w:hAnsi="Consolas"/>
-          <w:color w:val="0B3060"/>
-          <w:sz w:val="19"/>
-        </w:rPr>
-        <w:t>Stage 1 is approved. Complete Stage 2 using only the reconciled workbook, source register, and evidence register as the fact base.</w:t>
-      </w:r>
-    </w:p>
-    <w:p>
-      <w:r>
-        <w:rPr>
-          <w:rFonts w:ascii="Consolas" w:hAnsi="Consolas"/>
-          <w:color w:val="0B3060"/>
-          <w:sz w:val="19"/>
-        </w:rPr>
-      </w:r>
-    </w:p>
-    <w:p>
-      <w:r>
-        <w:rPr>
-          <w:rFonts w:ascii="Consolas" w:hAnsi="Consolas"/>
-          <w:color w:val="0B3060"/>
-          <w:sz w:val="19"/>
-        </w:rPr>
-        <w:t>Report: Create outputs/lab-02/02-management-report.docx with title, period, executive summary, KPI table, location exceptions, customer-feedback themes, evidence-based drivers, three prioritised recommendations, owner and timing fields, risks, OWNER TO VERIFY items, methodology, and source and evidence register references.</w:t>
-      </w:r>
-    </w:p>
-    <w:p>
-      <w:r>
-        <w:rPr>
-          <w:rFonts w:ascii="Consolas" w:hAnsi="Consolas"/>
-          <w:color w:val="0B3060"/>
-          <w:sz w:val="19"/>
-        </w:rPr>
-      </w:r>
-    </w:p>
-    <w:p>
-      <w:r>
-        <w:rPr>
-          <w:rFonts w:ascii="Consolas" w:hAnsi="Consolas"/>
-          <w:color w:val="0B3060"/>
-          <w:sz w:val="19"/>
-        </w:rPr>
-        <w:t>Presentation: Create outputs/lab-02/02-leadership-brief.pptx with 5 to 7 slides: title, executive scorecard, exceptions, customer and operational evidence, recommended actions, decisions and owner questions. Use concise headlines and the style rules in brand-style.md.</w:t>
-      </w:r>
-    </w:p>
-    <w:p>
-      <w:r>
-        <w:rPr>
-          <w:rFonts w:ascii="Consolas" w:hAnsi="Consolas"/>
-          <w:color w:val="0B3060"/>
-          <w:sz w:val="19"/>
-        </w:rPr>
-      </w:r>
-    </w:p>
-    <w:p>
-      <w:r>
-        <w:rPr>
-          <w:rFonts w:ascii="Consolas" w:hAnsi="Consolas"/>
-          <w:color w:val="0B3060"/>
-          <w:sz w:val="19"/>
-        </w:rPr>
-        <w:t>Run log: Create outputs/lab-02/02-run-log.md listing sources read, files created, metric definitions, control checks, corrections, assumptions, owner questions, and confirmation that inbox was unchanged.</w:t>
-      </w:r>
-    </w:p>
-    <w:p>
-      <w:r>
-        <w:rPr>
-          <w:rFonts w:ascii="Consolas" w:hAnsi="Consolas"/>
-          <w:color w:val="0B3060"/>
-          <w:sz w:val="19"/>
-        </w:rPr>
-      </w:r>
-    </w:p>
-    <w:p>
-      <w:r>
-        <w:rPr>
-          <w:rFonts w:ascii="Consolas" w:hAnsi="Consolas"/>
-          <w:color w:val="0B3060"/>
-          <w:sz w:val="19"/>
-        </w:rPr>
-        <w:t>Do not invent root causes, commitments, owners, dates, or external facts. Use OWNER TO VERIFY where the supplied sources do not resolve a claim. Do not send, share, or publish the artifacts.</w:t>
-      </w:r>
-    </w:p>
-    <w:p>
-      <w:pPr>
-        <w:spacing w:after="80"/>
-        <w:ind w:left="360"/>
-      </w:pPr>
-      <w:r>
-        <w:rPr>
-          <w:b/>
-        </w:rPr>
-        <w:t xml:space="preserve">10.  </w:t>
-      </w:r>
-      <w:r>
-        <w:t>Open the actual Word document and presentation in compatible applications. Review the complete report for structure, page breaks, clipped or blank content, metric consistency, evidence labels, and actionable recommendations. Review every slide for readable text, clean layout, consistent period and values, a decision arc, and no unsupported claim. Record specific findings in 02-quality-review.md.</w:t>
-      </w:r>
-    </w:p>
-    <w:p>
-      <w:r>
-        <w:rPr>
-          <w:rFonts w:ascii="Consolas" w:hAnsi="Consolas"/>
-          <w:color w:val="0B3060"/>
-          <w:sz w:val="19"/>
-        </w:rPr>
-        <w:t>Visual review checklist:</w:t>
-      </w:r>
-    </w:p>
-    <w:p>
-      <w:r>
-        <w:rPr>
-          <w:rFonts w:ascii="Consolas" w:hAnsi="Consolas"/>
-          <w:color w:val="0B3060"/>
-          <w:sz w:val="19"/>
-        </w:rPr>
-        <w:t>Report - title and period; complete sections; readable tables; no blank pages; no clipped text; sources and methodology; OWNER TO VERIFY items.</w:t>
-      </w:r>
-    </w:p>
-    <w:p>
-      <w:r>
-        <w:rPr>
-          <w:rFonts w:ascii="Consolas" w:hAnsi="Consolas"/>
-          <w:color w:val="0B3060"/>
-          <w:sz w:val="19"/>
-        </w:rPr>
-        <w:t>Slides - 5 to 7 slides; readable at normal presentation size; no overlaps; no cut-off text; same Week 32 values; clear decisions and owner questions.</w:t>
-      </w:r>
-    </w:p>
-    <w:p>
-      <w:r>
-        <w:rPr>
-          <w:rFonts w:ascii="Consolas" w:hAnsi="Consolas"/>
-          <w:color w:val="0B3060"/>
-          <w:sz w:val="19"/>
-        </w:rPr>
-        <w:t>Cross-artifact - same metric names, units, rounding, locations, targets, recommendations, and source period.</w:t>
-      </w:r>
-    </w:p>
-    <w:p>
-      <w:pPr>
-        <w:spacing w:after="80"/>
-        <w:ind w:left="360"/>
-      </w:pPr>
-      <w:r>
-        <w:rPr>
-          <w:b/>
-        </w:rPr>
-        <w:t xml:space="preserve">11.  </w:t>
-      </w:r>
-      <w:r>
-        <w:t>Before requesting a revision, record pre-revision hashes for every Stage 1 and Stage 2 artifact. Then give Claude one evidence-based revision request for every real defect. Name the file, location, observed issue, expected state, and invariant that must remain unchanged. After revision, reopen every changed artifact and repeat the full cross-artifact check.</w:t>
-      </w:r>
-    </w:p>
-    <w:p>
-      <w:r>
-        <w:rPr>
-          <w:rFonts w:ascii="Consolas" w:hAnsi="Consolas"/>
-          <w:color w:val="0B3060"/>
-          <w:sz w:val="19"/>
-        </w:rPr>
-        <w:t>Windows PowerShell:</w:t>
-      </w:r>
-    </w:p>
-    <w:p>
-      <w:r>
-        <w:rPr>
-          <w:rFonts w:ascii="Consolas" w:hAnsi="Consolas"/>
-          <w:color w:val="0B3060"/>
-          <w:sz w:val="19"/>
-        </w:rPr>
-        <w:t>$reviewFiles = Get-ChildItem .\outputs\lab-02 -File | Where-Object Name -Match '^02-(?!pre-revision-hashes)'</w:t>
-      </w:r>
-    </w:p>
-    <w:p>
-      <w:r>
-        <w:rPr>
-          <w:rFonts w:ascii="Consolas" w:hAnsi="Consolas"/>
-          <w:color w:val="0B3060"/>
-          <w:sz w:val="19"/>
-        </w:rPr>
-        <w:t>$reviewFiles | Sort-Object Name | ForEach-Object { [pscustomobject]@{Name=$_.Name;SHA256=(Get-FileHash -Algorithm SHA256 $_.FullName).Hash} } | Export-Csv -NoTypeInformation -Encoding utf8 .\outputs\lab-02\02-pre-revision-hashes.csv</w:t>
-      </w:r>
-    </w:p>
-    <w:p>
-      <w:r>
-        <w:rPr>
-          <w:rFonts w:ascii="Consolas" w:hAnsi="Consolas"/>
-          <w:color w:val="0B3060"/>
-          <w:sz w:val="19"/>
-        </w:rPr>
-      </w:r>
-    </w:p>
-    <w:p>
-      <w:r>
-        <w:rPr>
-          <w:rFonts w:ascii="Consolas" w:hAnsi="Consolas"/>
-          <w:color w:val="0B3060"/>
-          <w:sz w:val="19"/>
-        </w:rPr>
-        <w:t>macOS Terminal:</w:t>
-      </w:r>
-    </w:p>
-    <w:p>
-      <w:r>
-        <w:rPr>
-          <w:rFonts w:ascii="Consolas" w:hAnsi="Consolas"/>
-          <w:color w:val="0B3060"/>
-          <w:sz w:val="19"/>
-        </w:rPr>
-        <w:t>python3 - &lt;&lt;'PY'</w:t>
-      </w:r>
-    </w:p>
-    <w:p>
-      <w:r>
-        <w:rPr>
-          <w:rFonts w:ascii="Consolas" w:hAnsi="Consolas"/>
-          <w:color w:val="0B3060"/>
-          <w:sz w:val="19"/>
-        </w:rPr>
-        <w:t>from hashlib import sha256</w:t>
-      </w:r>
-    </w:p>
-    <w:p>
-      <w:r>
-        <w:rPr>
-          <w:rFonts w:ascii="Consolas" w:hAnsi="Consolas"/>
-          <w:color w:val="0B3060"/>
-          <w:sz w:val="19"/>
-        </w:rPr>
-        <w:t>from pathlib import Path</w:t>
-      </w:r>
-    </w:p>
-    <w:p>
-      <w:r>
-        <w:rPr>
-          <w:rFonts w:ascii="Consolas" w:hAnsi="Consolas"/>
-          <w:color w:val="0B3060"/>
-          <w:sz w:val="19"/>
-        </w:rPr>
-        <w:t>folder = Path('outputs/lab-02')</w:t>
-      </w:r>
-    </w:p>
-    <w:p>
-      <w:r>
-        <w:rPr>
-          <w:rFonts w:ascii="Consolas" w:hAnsi="Consolas"/>
-          <w:color w:val="0B3060"/>
-          <w:sz w:val="19"/>
-        </w:rPr>
-        <w:t>excluded = {'02-pre-revision-hashes.sha256', '02-post-revision-hashes.sha256'}</w:t>
-      </w:r>
-    </w:p>
-    <w:p>
-      <w:r>
-        <w:rPr>
-          <w:rFonts w:ascii="Consolas" w:hAnsi="Consolas"/>
-          <w:color w:val="0B3060"/>
-          <w:sz w:val="19"/>
-        </w:rPr>
-        <w:t>files = sorted((p for p in folder.glob('02-*') if p.is_file() and p.name not in excluded), key=lambda p: p.name)</w:t>
-      </w:r>
-    </w:p>
-    <w:p>
-      <w:r>
-        <w:rPr>
-          <w:rFonts w:ascii="Consolas" w:hAnsi="Consolas"/>
-          <w:color w:val="0B3060"/>
-          <w:sz w:val="19"/>
-        </w:rPr>
-        <w:t>Path(folder/'02-pre-revision-hashes.sha256').write_text(''.join(f"{sha256(p.read_bytes()).hexdigest()}  {p.as_posix()}\n" for p in files), encoding='utf-8')</w:t>
-      </w:r>
-    </w:p>
-    <w:p>
-      <w:r>
-        <w:rPr>
-          <w:rFonts w:ascii="Consolas" w:hAnsi="Consolas"/>
-          <w:color w:val="0B3060"/>
-          <w:sz w:val="19"/>
-        </w:rPr>
-        <w:t>print(f'Recorded {len(files)} pre-revision hashes')</w:t>
-      </w:r>
-    </w:p>
-    <w:p>
-      <w:r>
-        <w:rPr>
-          <w:rFonts w:ascii="Consolas" w:hAnsi="Consolas"/>
-          <w:color w:val="0B3060"/>
-          <w:sz w:val="19"/>
-        </w:rPr>
-        <w:t>PY</w:t>
-      </w:r>
-    </w:p>
-    <w:p>
-      <w:r>
-        <w:rPr>
-          <w:rFonts w:ascii="Consolas" w:hAnsi="Consolas"/>
-          <w:color w:val="0B3060"/>
-          <w:sz w:val="19"/>
-        </w:rPr>
-      </w:r>
-    </w:p>
-    <w:p>
-      <w:r>
-        <w:rPr>
-          <w:rFonts w:ascii="Consolas" w:hAnsi="Consolas"/>
-          <w:color w:val="0B3060"/>
-          <w:sz w:val="19"/>
-        </w:rPr>
-        <w:t>Revision template:</w:t>
-      </w:r>
-    </w:p>
-    <w:p>
-      <w:r>
-        <w:rPr>
-          <w:rFonts w:ascii="Consolas" w:hAnsi="Consolas"/>
-          <w:color w:val="0B3060"/>
-          <w:sz w:val="19"/>
-        </w:rPr>
-        <w:t>Revise &lt;FILE&gt;. At &lt;PAGE_SLIDE_SHEET_OR_SECTION&gt;, I observed &lt;ISSUE&gt;. Change it to &lt;EXPECTED_STATE&gt;. Preserve the verified Week 32 source set, control totals, metric definitions, source and evidence registers, and every other correct section. After saving, list the exact changes and rerun the cross-artifact consistency check.</w:t>
-      </w:r>
-    </w:p>
-    <w:p>
-      <w:pPr>
-        <w:spacing w:after="80"/>
-        <w:ind w:left="360"/>
-      </w:pPr>
-      <w:r>
-        <w:rPr>
-          <w:b/>
-        </w:rPr>
-        <w:t xml:space="preserve">12.  </w:t>
-      </w:r>
-      <w:r>
-        <w:t>Recalculate the inbox hashes against the Lab 1 baseline. Complete the Inbox comparison, Owner questions, and Final result sections in 02-quality-review.md. Ask Claude for a read-only final reconciliation across the workbook, report, presentation, source register, and run log, then compare its report with your own record.</w:t>
-      </w:r>
-    </w:p>
-    <w:p>
-      <w:r>
-        <w:rPr>
-          <w:rFonts w:ascii="Consolas" w:hAnsi="Consolas"/>
-          <w:color w:val="0B3060"/>
-          <w:sz w:val="19"/>
-        </w:rPr>
-        <w:t>Windows PowerShell:</w:t>
-      </w:r>
-    </w:p>
-    <w:p>
-      <w:r>
-        <w:rPr>
-          <w:rFonts w:ascii="Consolas" w:hAnsi="Consolas"/>
-          <w:color w:val="0B3060"/>
-          <w:sz w:val="19"/>
-        </w:rPr>
-        <w:t>$before = Import-Csv .\outputs\lab-01\00-inbox-baseline.csv</w:t>
-      </w:r>
-    </w:p>
-    <w:p>
-      <w:r>
-        <w:rPr>
-          <w:rFonts w:ascii="Consolas" w:hAnsi="Consolas"/>
-          <w:color w:val="0B3060"/>
-          <w:sz w:val="19"/>
-        </w:rPr>
-        <w:t>$after = Get-ChildItem .\inbox -File | Sort-Object Name | ForEach-Object { [pscustomobject]@{Name=$_.Name;Bytes=$_.Length;SHA256=(Get-FileHash -Algorithm SHA256 $_.FullName).Hash} }</w:t>
-      </w:r>
-    </w:p>
-    <w:p>
-      <w:r>
-        <w:rPr>
-          <w:rFonts w:ascii="Consolas" w:hAnsi="Consolas"/>
-          <w:color w:val="0B3060"/>
-          <w:sz w:val="19"/>
-        </w:rPr>
-        <w:t>$diff = Compare-Object $before $after -Property Name,Bytes,SHA256</w:t>
-      </w:r>
-    </w:p>
-    <w:p>
-      <w:r>
-        <w:rPr>
-          <w:rFonts w:ascii="Consolas" w:hAnsi="Consolas"/>
-          <w:color w:val="0B3060"/>
-          <w:sz w:val="19"/>
-        </w:rPr>
-        <w:t>if ($diff) { $diff | Format-Table -AutoSize; throw 'Inbox changed' } else { 'Inbox unchanged' }</w:t>
-      </w:r>
-    </w:p>
-    <w:p>
-      <w:r>
-        <w:rPr>
-          <w:rFonts w:ascii="Consolas" w:hAnsi="Consolas"/>
-          <w:color w:val="0B3060"/>
-          <w:sz w:val="19"/>
-        </w:rPr>
-        <w:t>$afterRevision = Get-ChildItem .\outputs\lab-02 -File | Where-Object Name -Match '^02-(?!pre-revision-hashes)' | Sort-Object Name | ForEach-Object { [pscustomobject]@{Name=$_.Name;SHA256=(Get-FileHash -Algorithm SHA256 $_.FullName).Hash} }</w:t>
-      </w:r>
-    </w:p>
-    <w:p>
-      <w:r>
-        <w:rPr>
-          <w:rFonts w:ascii="Consolas" w:hAnsi="Consolas"/>
-          <w:color w:val="0B3060"/>
-          <w:sz w:val="19"/>
-        </w:rPr>
-        <w:t>$beforeRevision = Import-Csv .\outputs\lab-02\02-pre-revision-hashes.csv</w:t>
-      </w:r>
-    </w:p>
-    <w:p>
-      <w:r>
-        <w:rPr>
-          <w:rFonts w:ascii="Consolas" w:hAnsi="Consolas"/>
-          <w:color w:val="0B3060"/>
-          <w:sz w:val="19"/>
-        </w:rPr>
-        <w:t>Compare-Object $beforeRevision $afterRevision -Property Name,SHA256 | Format-Table -AutoSize</w:t>
-      </w:r>
-    </w:p>
-    <w:p>
-      <w:r>
-        <w:rPr>
-          <w:rFonts w:ascii="Consolas" w:hAnsi="Consolas"/>
-          <w:color w:val="0B3060"/>
-          <w:sz w:val="19"/>
-        </w:rPr>
-      </w:r>
-    </w:p>
-    <w:p>
-      <w:r>
-        <w:rPr>
-          <w:rFonts w:ascii="Consolas" w:hAnsi="Consolas"/>
-          <w:color w:val="0B3060"/>
-          <w:sz w:val="19"/>
-        </w:rPr>
-        <w:t>macOS Terminal:</w:t>
-      </w:r>
-    </w:p>
-    <w:p>
-      <w:r>
-        <w:rPr>
-          <w:rFonts w:ascii="Consolas" w:hAnsi="Consolas"/>
-          <w:color w:val="0B3060"/>
-          <w:sz w:val="19"/>
-        </w:rPr>
-        <w:t>shasum -a 256 -c outputs/lab-01/00-inbox-baseline.sha256</w:t>
-      </w:r>
-    </w:p>
-    <w:p>
-      <w:r>
-        <w:rPr>
-          <w:rFonts w:ascii="Consolas" w:hAnsi="Consolas"/>
-          <w:color w:val="0B3060"/>
-          <w:sz w:val="19"/>
-        </w:rPr>
-        <w:t>python3 - &lt;&lt;'PY'</w:t>
-      </w:r>
-    </w:p>
-    <w:p>
-      <w:r>
-        <w:rPr>
-          <w:rFonts w:ascii="Consolas" w:hAnsi="Consolas"/>
-          <w:color w:val="0B3060"/>
-          <w:sz w:val="19"/>
-        </w:rPr>
-        <w:t>from hashlib import sha256</w:t>
-      </w:r>
-    </w:p>
-    <w:p>
-      <w:r>
-        <w:rPr>
-          <w:rFonts w:ascii="Consolas" w:hAnsi="Consolas"/>
-          <w:color w:val="0B3060"/>
-          <w:sz w:val="19"/>
-        </w:rPr>
-        <w:t>from pathlib import Path</w:t>
-      </w:r>
-    </w:p>
-    <w:p>
-      <w:r>
-        <w:rPr>
-          <w:rFonts w:ascii="Consolas" w:hAnsi="Consolas"/>
-          <w:color w:val="0B3060"/>
-          <w:sz w:val="19"/>
-        </w:rPr>
-        <w:t>folder = Path('outputs/lab-02')</w:t>
-      </w:r>
-    </w:p>
-    <w:p>
-      <w:r>
-        <w:rPr>
-          <w:rFonts w:ascii="Consolas" w:hAnsi="Consolas"/>
-          <w:color w:val="0B3060"/>
-          <w:sz w:val="19"/>
-        </w:rPr>
-        <w:t>excluded = {'02-pre-revision-hashes.sha256', '02-post-revision-hashes.sha256'}</w:t>
-      </w:r>
-    </w:p>
-    <w:p>
-      <w:r>
-        <w:rPr>
-          <w:rFonts w:ascii="Consolas" w:hAnsi="Consolas"/>
-          <w:color w:val="0B3060"/>
-          <w:sz w:val="19"/>
-        </w:rPr>
-        <w:t>files = sorted((p for p in folder.glob('02-*') if p.is_file() and p.name not in excluded), key=lambda p: p.name)</w:t>
-      </w:r>
-    </w:p>
-    <w:p>
-      <w:r>
-        <w:rPr>
-          <w:rFonts w:ascii="Consolas" w:hAnsi="Consolas"/>
-          <w:color w:val="0B3060"/>
-          <w:sz w:val="19"/>
-        </w:rPr>
-        <w:t>Path(folder/'02-post-revision-hashes.sha256').write_text(''.join(f"{sha256(p.read_bytes()).hexdigest()}  {p.as_posix()}\n" for p in files), encoding='utf-8')</w:t>
-      </w:r>
-    </w:p>
-    <w:p>
-      <w:r>
-        <w:rPr>
-          <w:rFonts w:ascii="Consolas" w:hAnsi="Consolas"/>
-          <w:color w:val="0B3060"/>
-          <w:sz w:val="19"/>
-        </w:rPr>
-        <w:t>print(f'Recorded {len(files)} post-revision hashes')</w:t>
-      </w:r>
-    </w:p>
-    <w:p>
-      <w:r>
-        <w:rPr>
-          <w:rFonts w:ascii="Consolas" w:hAnsi="Consolas"/>
-          <w:color w:val="0B3060"/>
-          <w:sz w:val="19"/>
-        </w:rPr>
-        <w:t>PY</w:t>
-      </w:r>
-    </w:p>
-    <w:p>
-      <w:r>
-        <w:rPr>
-          <w:rFonts w:ascii="Consolas" w:hAnsi="Consolas"/>
-          <w:color w:val="0B3060"/>
-          <w:sz w:val="19"/>
-        </w:rPr>
-        <w:t>diff -u outputs/lab-02/02-pre-revision-hashes.sha256 outputs/lab-02/02-post-revision-hashes.sha256 || true</w:t>
-      </w:r>
-    </w:p>
-    <w:p>
-      <w:r>
-        <w:rPr>
-          <w:rFonts w:ascii="Consolas" w:hAnsi="Consolas"/>
-          <w:color w:val="0B3060"/>
-          <w:sz w:val="19"/>
-        </w:rPr>
-      </w:r>
-    </w:p>
-    <w:p>
-      <w:r>
-        <w:rPr>
-          <w:rFonts w:ascii="Consolas" w:hAnsi="Consolas"/>
-          <w:color w:val="0B3060"/>
-          <w:sz w:val="19"/>
-        </w:rPr>
-        <w:t>Record which hashes changed and why in 02-quality-review.md. A requested revision should change only the intended artifacts.</w:t>
-      </w:r>
-    </w:p>
-    <w:p>
-      <w:r>
-        <w:rPr>
-          <w:rFonts w:ascii="Consolas" w:hAnsi="Consolas"/>
-          <w:color w:val="0B3060"/>
-          <w:sz w:val="19"/>
-        </w:rPr>
-      </w:r>
-    </w:p>
-    <w:p>
-      <w:r>
-        <w:rPr>
-          <w:rFonts w:ascii="Consolas" w:hAnsi="Consolas"/>
-          <w:color w:val="0B3060"/>
-          <w:sz w:val="19"/>
-        </w:rPr>
-        <w:t>Cowork prompt:</w:t>
-      </w:r>
-    </w:p>
-    <w:p>
-      <w:r>
-        <w:rPr>
-          <w:rFonts w:ascii="Consolas" w:hAnsi="Consolas"/>
-          <w:color w:val="0B3060"/>
-          <w:sz w:val="19"/>
-        </w:rPr>
-        <w:t>Read the current Lab 2 artifacts without changing them. Reconcile reporting period, KPI definitions, values, rounding, exception locations, recommendations, owner questions, source references, and file list across 02-operations-analysis.xlsx, 02-management-report.docx, 02-leadership-brief.pptx, 02-source-register.md, 02-evidence-register.md, and 02-run-log.md. Report every mismatch; if none, state the checks performed and any remaining limitation.</w:t>
-      </w:r>
-    </w:p>
-    <w:p>
-      <w:r>
-        <w:rPr>
-          <w:b/>
-          <w:color w:val="1F6FEB"/>
-          <w:sz w:val="22"/>
-        </w:rPr>
         <w:t>Test it</w:t>
       </w:r>
     </w:p>
     <w:p>
       <w:r>
-        <w:t>Confirm outputs/lab-02 contains organised-copy and the seven named artifacts: source register, evidence register, workbook, report, presentation, quality review, and run log. Confirm organised-copy contains only the named Week 32 inputs and stable brief/style files, with no Week 33 file. Reconcile the workbook to 2,000 orders, 1,856 fulfilled on time, SGD 339,350 revenue, 113 returns, 2,733 labour hours, 92.80% on-time fulfilment, 5.65% return rate, and SGD 169.68 revenue per order; confirm Orchard, Jurong, and Woodlands are the on-time exceptions. Open and visually inspect the report and every slide. Confirm period, values, definitions, exception locations, recommendations, and owner questions agree across the workbook, report, presentation, source register, evidence register, and run log. Confirm the inbox hash comparison is unchanged, the before/after hash record explains intended revisions, and 02-quality-review.md records every check and the final result.</w:t>
+        <w:t>Approved revenue S$46,700; approved expense S$16,500; net S$30,200; 12 eligible rows; two excluded rows. The workbook has formulas and the source is unchanged.</w:t>
       </w:r>
     </w:p>
     <w:p>
+      <w:pPr>
+        <w:pStyle w:val="Heading2"/>
+      </w:pPr>
       <w:r>
-        <w:rPr>
-          <w:b/>
-          <w:color w:val="1F6FEB"/>
-          <w:sz w:val="22"/>
-        </w:rPr>
-        <w:t>Checkpoint for the next lab</w:t>
-      </w:r>
-    </w:p>
-    <w:p>
-      <w:r>
-        <w:t>Keep the verified Lab 2 package and unchanged inbox. Lab 3 derives a reusable weekly-operations playbook from this run, changes the reporting-week parameter to Week 33, and proves the workflow can repeat without copying Week 32 conclusions.</w:t>
-      </w:r>
-    </w:p>
-    <w:p>
-      <w:r>
-        <w:rPr>
-          <w:b/>
-          <w:color w:val="1F6FEB"/>
-          <w:sz w:val="22"/>
-        </w:rPr>
         <w:t>Troubleshooting</w:t>
       </w:r>
     </w:p>
@@ -5686,7 +1058,7 @@
         <w:pStyle w:val="ListBullet"/>
       </w:pPr>
       <w:r>
-        <w:t>Claude begins the report before the metric gate: Steer immediately: stop Stage 2, retain any draft as non-authoritative, reconcile Stage 1, then replace the draft from the approved workbook rather than editing unsupported claims in place.</w:t>
+        <w:t>Cowork cannot access the workbook: connect only this lab folder in the desktop project, confirm file permissions, then retry read-only inventory.</w:t>
       </w:r>
     </w:p>
     <w:p>
@@ -5694,7 +1066,7 @@
         <w:pStyle w:val="ListBullet"/>
       </w:pPr>
       <w:r>
-        <w:t>The workbook averages location rates: Require weighted totals: sum fulfilled_on_time divided by sum orders, and sum returns divided by sum orders. Preserve each location's rate for exception analysis but do not average those percentages for the overall rate.</w:t>
+        <w:t>Formula totals disagree: check duplicate-ID and approval filters, recalculate Excel formulas, then compare each eligible row with the source.</w:t>
       </w:r>
     </w:p>
     <w:p>
@@ -5702,2863 +1074,169 @@
         <w:pStyle w:val="ListBullet"/>
       </w:pPr>
       <w:r>
-        <w:t>A generated file will not open: Ask Claude to regenerate that one artifact in the same required format and path from the reconciled fact base. Keep the source register and verified workbook unchanged, then reopen the replacement.</w:t>
+        <w:t>Outlook delivery is unavailable: verify Microsoft 365 work-account/admin write access. The native connector cannot attach files; use the approved OneDrive link or the Power Automate attachment flow. Do not claim a send occurred without Sent Items and flow history.</w:t>
       </w:r>
     </w:p>
     <w:p>
       <w:pPr>
-        <w:pStyle w:val="ListBullet"/>
+        <w:pStyle w:val="Heading2"/>
       </w:pPr>
       <w:r>
-        <w:t>The report invents a cause or owner: Replace the unsupported statement with an evidence-labelled inference or OWNER TO VERIFY item. Add the question and intended owner to the report and quality review.</w:t>
-      </w:r>
-    </w:p>
-    <w:p>
-      <w:pPr>
-        <w:pStyle w:val="ListBullet"/>
-      </w:pPr>
-      <w:r>
-        <w:t>The slide deck is dense or clipped: Request a focused layout revision: shorten headlines and body copy, split one overloaded slide, preserve the decision arc and all verified values, then inspect every slide again.</w:t>
-      </w:r>
-    </w:p>
-    <w:p>
-      <w:pPr>
-        <w:pStyle w:val="ListBullet"/>
-      </w:pPr>
-      <w:r>
-        <w:t>Values disagree across files: Treat the reconciled workbook as the numerical source of truth and the source register as the provenance source. Ask Claude to rebuild the dependent report and slide statements, then rerun the full cross-artifact check.</w:t>
-      </w:r>
-    </w:p>
-    <w:p>
-      <w:r>
-        <w:rPr>
-          <w:b/>
-          <w:color w:val="1F6FEB"/>
-          <w:sz w:val="22"/>
-        </w:rPr>
         <w:t>Challenge</w:t>
       </w:r>
     </w:p>
     <w:p>
       <w:r>
-        <w:t>Ask Claude to add an executive dashboard sheet with one trend-free Week 32 scorecard, target variance, conditional formatting, and a plain-language data dictionary. Verify that the dashboard does not imply a time trend from one week of data and that every value reconciles to the existing KPI Summary.</w:t>
+        <w:t>Add a second approval gate that checks the workbook file name, reviewed period and row counts before moving it to Approved Reports.</w:t>
       </w:r>
     </w:p>
     <w:p>
+      <w:pPr>
+        <w:pStyle w:val="Heading2"/>
+      </w:pPr>
       <w:r>
-        <w:rPr>
-          <w:b/>
-          <w:color w:val="1F6FEB"/>
-          <w:sz w:val="22"/>
-        </w:rPr>
         <w:t>Reflection</w:t>
       </w:r>
     </w:p>
     <w:p>
       <w:r>
-        <w:t>Which intermediate artifact made the final pack most trustworthy, and why would generating all three formats in one unreviewed step have increased risk?</w:t>
+        <w:t>Which control would stop a plausible-looking but incorrect finance report from being emailed?</w:t>
+      </w:r>
+    </w:p>
+    <w:p>
+      <w:pPr>
+        <w:pStyle w:val="Heading1"/>
+      </w:pPr>
+      <w:r>
+        <w:t>Lab 3 — lab-03-schedule-and-outlook-delivery</w:t>
       </w:r>
     </w:p>
     <w:p>
       <w:r>
-        <w:rPr>
-          <w:b/>
-          <w:color w:val="1F6FEB"/>
-        </w:rPr>
-        <w:t xml:space="preserve">Note: </w:t>
-      </w:r>
-      <w:r>
-        <w:rPr>
-          <w:sz w:val="20"/>
-        </w:rPr>
-        <w:t>Full commands and screenshots are in labs/lab-02-*.md. Use only the supplied fictional data. Keep inbox/ unchanged, create outputs in new folders, verify important values, and obtain clear authority before any external write, sharing action, source replacement, or removal.</w:t>
+        <w:t>C1382 · Topic 3 · 85 minutes</w:t>
       </w:r>
     </w:p>
-    <w:p/>
     <w:p>
       <w:pPr>
         <w:pStyle w:val="Heading2"/>
       </w:pPr>
       <w:r>
-        <w:t>Recap — Automating Everyday Work with Cowork</w:t>
+        <w:t>Goal</w:t>
       </w:r>
     </w:p>
     <w:p>
       <w:r>
-        <w:t>You can now:</w:t>
+        <w:t>Create a repeatable September run and controlled Outlook attachment flow.</w:t>
       </w:r>
     </w:p>
     <w:p>
       <w:pPr>
-        <w:pStyle w:val="ListBullet"/>
+        <w:pStyle w:val="Heading2"/>
       </w:pPr>
       <w:r>
-        <w:t>LO3: organise a working copy, analyse spreadsheet data with defined metrics, synthesise notes and feedback with provenance, and produce a reconciled spreadsheet, report, and presentation from one fact base</w:t>
+        <w:t>What you will build</w:t>
       </w:r>
     </w:p>
     <w:p>
       <w:r>
-        <w:t>Carry forward the verified lab checkpoints and resolve any OWNER TO VERIFY items with the named owner before the next topic.</w:t>
+        <w:t>A bounded finance Cowork workflow and its review evidence. All data is fictional.</w:t>
       </w:r>
     </w:p>
-    <w:p/>
     <w:p>
       <w:pPr>
-        <w:pStyle w:val="Heading1"/>
+        <w:pStyle w:val="Heading2"/>
       </w:pPr>
       <w:r>
-        <w:t>Topic 03 — Advanced Cowork Workflows</w:t>
+        <w:t>Prerequisites</w:t>
       </w:r>
     </w:p>
     <w:p>
       <w:r>
-        <w:t>Integrations | repeatable playbooks | parallel work and longer projects | approvals and guardrails | team rollout</w:t>
+        <w:t>Claude Cowork on a paid plan; Excel or an Excel-compatible viewer; for Lab 3, a work Microsoft 365 account with enabled connector and Power Automate. Earlier labs provide context, but this folder includes its own workbook and instructions.</w:t>
       </w:r>
     </w:p>
     <w:p>
+      <w:pPr>
+        <w:pStyle w:val="Heading2"/>
+      </w:pPr>
       <w:r>
-        <w:rPr>
-          <w:b/>
-          <w:color w:val="1F6FEB"/>
-          <w:sz w:val="22"/>
-        </w:rPr>
-        <w:t>Key concepts</w:t>
+        <w:t>Steps</w:t>
       </w:r>
     </w:p>
     <w:p>
       <w:pPr>
-        <w:pStyle w:val="ListBullet"/>
+        <w:pStyle w:val="ListNumber"/>
       </w:pPr>
       <w:r>
-        <w:t>Integration choice: Prefer the most precise trusted path: a connector for a cloud service, a desktop capability for local context, or a browser only when no better interface exists.</w:t>
+        <w:t>1. Use `mock-data/finance-sep-2026.xlsx` as a new-period input. Copy it to `working/` and rerun the finance skill with `prompts/03-schedule-and-deliver.txt`; save `outputs/finance-report-sep-2026.xlsx`.</w:t>
       </w:r>
     </w:p>
     <w:p>
       <w:pPr>
-        <w:pStyle w:val="ListBullet"/>
+        <w:pStyle w:val="ListNumber"/>
       </w:pPr>
       <w:r>
-        <w:t>Playbook: A reusable workflow describes triggers, parameters, sources, stages, deliverables, checks, gates, exceptions, and ownership.</w:t>
+        <w:t>2. Reconcile the new workbook against `checks/control-totals.csv`; record the file name, period, totals, exception count and review initials in `outputs/release-manifest.csv`.</w:t>
       </w:r>
     </w:p>
     <w:p>
       <w:pPr>
-        <w:pStyle w:val="ListBullet"/>
+        <w:pStyle w:val="ListNumber"/>
       </w:pPr>
       <w:r>
-        <w:t>Project instructions: Durable local context stores stable conventions and boundaries; task-specific details remain in the individual brief.</w:t>
+        <w:t>3. For a cloud schedule, place the approved input and output folders in your organisation's OneDrive for Business or SharePoint and give the project exact paths. In Cowork Scheduled, create a weekly Monday task at 09:00 Asia/Singapore that acts only when a new approved month input is present. First set it to manual/on-demand and test. A schedule tied to local files or desktop apps runs locally and requires the desktop available.</w:t>
       </w:r>
     </w:p>
     <w:p>
       <w:pPr>
-        <w:pStyle w:val="ListBullet"/>
+        <w:pStyle w:val="ListNumber"/>
       </w:pPr>
       <w:r>
-        <w:t>Parallel workstream: Independent stages can run together, while dependent stages wait for reconciled inputs.</w:t>
+        <w:t>4. Connect the Microsoft 365 connector using an authorised work account. The admin must enable email write tools. The native connector cannot attach files, so use it only to draft/send an approved link to the completed workbook if attachment delivery is unavailable.</w:t>
       </w:r>
     </w:p>
     <w:p>
       <w:pPr>
-        <w:pStyle w:val="ListBullet"/>
+        <w:pStyle w:val="ListNumber"/>
       </w:pPr>
       <w:r>
-        <w:t>Human-in-the-loop: A named person reviews evidence and explicitly authorises consequential action at a defined gate.</w:t>
+        <w:t>5. To send the actual `.xlsx` attachment automatically, create a Power Automate cloud flow: OneDrive for Business `When a file is created` on a dedicated `Approved Reports` folder → condition filename begins `finance-report-` and ends `.xlsx` → `Get file content` → Office 365 Outlook `Send an email (V2)` to your own authorised test mailbox with the file name and file content as its attachment. The human gate is moving the reconciled final workbook into `Approved Reports`; never trigger from a working folder.</w:t>
       </w:r>
     </w:p>
     <w:p>
       <w:pPr>
-        <w:pStyle w:val="ListBullet"/>
+        <w:pStyle w:val="ListNumber"/>
       </w:pPr>
       <w:r>
-        <w:t>Operational rollout: A team needs approved use cases, data boundaries, ownership, monitoring, incident handling, and a feedback cycle.</w:t>
+        <w:t>6. Run once with the synthetic September workbook. Open Sent Items and the received email. Verify attachment name, workbook sheets and totals. Check flow run history for exactly one send; avoid a second copy into the trigger folder.</w:t>
       </w:r>
     </w:p>
     <w:p>
       <w:pPr>
-        <w:pStyle w:val="Heading2"/>
+        <w:pStyle w:val="ListNumber"/>
       </w:pPr>
       <w:r>
-        <w:t>Choose the Most Precise Trusted Tool</w:t>
+        <w:t>7. Keep the Cowork task in manual mode after the lab unless your organisation approves the real schedule and recipient. Document the final state in `outputs/delivery-log.md`.</w:t>
       </w:r>
     </w:p>
     <w:p>
+      <w:pPr>
+        <w:pStyle w:val="Heading2"/>
+      </w:pPr>
       <w:r>
-        <w:t>A tool is not interchangeable with another merely because both can reach the same system. Structured connectors are usually more precise for cloud data. Desktop capabilities are appropriate for local files or applications. Browser and screen interaction are fallback paths when no direct interface exists.</w:t>
-      </w:r>
-    </w:p>
-    <w:p>
-      <w:r>
-        <w:t>Integration design begins with trust and scope: who owns the connection, which records it exposes, which actions it allows, where results are stored, and how access is removed. Convenience does not answer these governance questions.</w:t>
-      </w:r>
-    </w:p>
-    <w:p>
-      <w:r>
-        <w:rPr>
-          <w:b/>
-          <w:color w:val="1F6FEB"/>
-          <w:sz w:val="22"/>
-        </w:rPr>
-        <w:t>Visual framework</w:t>
-      </w:r>
-    </w:p>
-    <w:p>
-      <w:r>
-        <w:t>Structured connection: Connector returns defined records from a cloud service | Authentication and scope are explicit | Faster and less sensitive to interface changes | Prefer for repeatable cloud workflows when available</w:t>
-      </w:r>
-    </w:p>
-    <w:p>
-      <w:r>
-        <w:t>Screen interaction: Browser or computer use navigates the visible interface | Can reach tools without a direct connection | Slower and more vulnerable to layout or state changes | Use cautiously and review before consequential actions</w:t>
-      </w:r>
-    </w:p>
-    <w:p>
-      <w:pPr>
-        <w:pStyle w:val="Heading2"/>
-      </w:pPr>
-      <w:r>
-        <w:t>A Playbook Is an Operational Contract</w:t>
-      </w:r>
-    </w:p>
-    <w:p>
-      <w:r>
-        <w:t>A saved prompt is not yet a playbook. Repeatability requires variable parameters, a stable source contract, defined intermediate artifacts, observable quality checks, and a response when an input is missing or contradictory. Ownership turns the document from advice into an operating procedure.</w:t>
-      </w:r>
-    </w:p>
-    <w:p>
-      <w:r>
-        <w:t>The playbook should remain tool-aware without becoming a transcript of one successful run. Describe the intended capability and preferred path, then identify a safe fallback. This makes the workflow resilient when an interface or connection changes.</w:t>
-      </w:r>
-    </w:p>
-    <w:p>
-      <w:r>
-        <w:rPr>
-          <w:b/>
-          <w:color w:val="1F6FEB"/>
-          <w:sz w:val="22"/>
-        </w:rPr>
-        <w:t>Visual framework</w:t>
-      </w:r>
-    </w:p>
-    <w:p>
-      <w:pPr>
-        <w:pStyle w:val="ListBullet"/>
-      </w:pPr>
-      <w:r>
-        <w:t>Trigger and parameters — Define when the workflow starts and which period, team, folder, or audience changes each run.</w:t>
-      </w:r>
-    </w:p>
-    <w:p>
-      <w:pPr>
-        <w:pStyle w:val="ListBullet"/>
-      </w:pPr>
-      <w:r>
-        <w:t>Source contract — Name required inputs, freshness, owner, fallback, and the condition that stops the run.</w:t>
-      </w:r>
-    </w:p>
-    <w:p>
-      <w:pPr>
-        <w:pStyle w:val="ListBullet"/>
-      </w:pPr>
-      <w:r>
-        <w:t>Stages and dependencies — Separate parallel extraction from reconciliation and dependent composition.</w:t>
-      </w:r>
-    </w:p>
-    <w:p>
-      <w:pPr>
-        <w:pStyle w:val="ListBullet"/>
-      </w:pPr>
-      <w:r>
-        <w:t>Deliverables — Fix output names, formats, destinations, and minimum required sections.</w:t>
-      </w:r>
-    </w:p>
-    <w:p>
-      <w:pPr>
-        <w:pStyle w:val="ListBullet"/>
-      </w:pPr>
-      <w:r>
-        <w:t>Quality gates — Attach calculations, source checks, visual review, and approval to named stages.</w:t>
-      </w:r>
-    </w:p>
-    <w:p>
-      <w:pPr>
-        <w:pStyle w:val="ListBullet"/>
-      </w:pPr>
-      <w:r>
-        <w:t>Exceptions and ownership — State who resolves missing inputs, conflicting data, access failure, and release decisions.</w:t>
-      </w:r>
-    </w:p>
-    <w:p>
-      <w:pPr>
-        <w:pStyle w:val="Heading2"/>
-      </w:pPr>
-      <w:r>
-        <w:t>Parallelism Needs Dependency Control</w:t>
-      </w:r>
-    </w:p>
-    <w:p>
-      <w:r>
-        <w:t>Parallel work reduces elapsed time only when workstreams are independent and their outputs have clear contracts. If two workstreams redefine the same metric or edit the same artifact, coordination cost can exceed the gain.</w:t>
-      </w:r>
-    </w:p>
-    <w:p>
-      <w:r>
-        <w:t>A longer project needs merge points. At each one, reconcile terminology, periods, totals, source references, and unresolved questions before dependent work continues. The merge point is also a natural place for a human review gate.</w:t>
-      </w:r>
-    </w:p>
-    <w:p>
-      <w:r>
-        <w:rPr>
-          <w:b/>
-          <w:color w:val="1F6FEB"/>
-          <w:sz w:val="22"/>
-        </w:rPr>
-        <w:t>Visual framework</w:t>
-      </w:r>
-    </w:p>
-    <w:p>
-      <w:r>
-        <w:t>Can run in parallel: Profile a frozen spreadsheet source | Extract themes from supplied notes | Inventory files and build a source register | Draft format shells without final claims</w:t>
-      </w:r>
-    </w:p>
-    <w:p>
-      <w:r>
-        <w:t>Must wait: Reconcile metrics across workstreams | Choose the final management narrative | Approve recommendations and owners | Share, send, publish, or replace source material</w:t>
-      </w:r>
-    </w:p>
-    <w:p>
-      <w:pPr>
-        <w:pStyle w:val="Heading2"/>
-      </w:pPr>
-      <w:r>
-        <w:t>Human Gates in a Cowork Workflow</w:t>
-      </w:r>
-    </w:p>
-    <w:p>
-      <w:r>
-        <w:t>A human gate is useful only when it names the decision, reviewer, evidence, and permitted next action. 'Check with me' is vague; 'pause after the workbook reconciles and show the totals, exceptions, and source register before drafting recommendations' is operational.</w:t>
-      </w:r>
-    </w:p>
-    <w:p>
-      <w:r>
-        <w:t>Not every stage needs a gate. Frequent low-value interruptions encourage reflexive approval. Place gates where access broadens, an assumption becomes a business conclusion, a source is changed, or an output leaves the working environment.</w:t>
-      </w:r>
-    </w:p>
-    <w:p>
-      <w:r>
-        <w:rPr>
-          <w:b/>
-          <w:color w:val="1F6FEB"/>
-          <w:sz w:val="22"/>
-        </w:rPr>
-        <w:t>Visual framework</w:t>
-      </w:r>
-    </w:p>
-    <w:p>
-      <w:pPr>
-        <w:pStyle w:val="ListBullet"/>
-      </w:pPr>
-      <w:r>
-        <w:t>Approve source scope</w:t>
-      </w:r>
-    </w:p>
-    <w:p>
-      <w:pPr>
-        <w:pStyle w:val="ListBullet"/>
-      </w:pPr>
-      <w:r>
-        <w:t>Approve metric definitions</w:t>
-      </w:r>
-    </w:p>
-    <w:p>
-      <w:pPr>
-        <w:pStyle w:val="ListBullet"/>
-      </w:pPr>
-      <w:r>
-        <w:t>Review the first complete draft</w:t>
-      </w:r>
-    </w:p>
-    <w:p>
-      <w:pPr>
-        <w:pStyle w:val="ListBullet"/>
-      </w:pPr>
-      <w:r>
-        <w:t>Authorise consequential actions</w:t>
-      </w:r>
-    </w:p>
-    <w:p>
-      <w:pPr>
-        <w:pStyle w:val="ListBullet"/>
-      </w:pPr>
-      <w:r>
-        <w:t>Record release evidence and owner</w:t>
-      </w:r>
-    </w:p>
-    <w:p>
-      <w:pPr>
-        <w:pStyle w:val="Heading2"/>
-      </w:pPr>
-      <w:r>
-        <w:t>From Personal Workflow to Team Practice</w:t>
-      </w:r>
-    </w:p>
-    <w:p>
-      <w:r>
-        <w:t>A team rollout should begin with a narrow process whose inputs, outputs, owner, and current baseline are known. Synthetic or explicitly approved data lowers risk during learning. The pilot should measure both benefit and control cost: time saved, revision rate, factual corrections, missed exceptions, and reviewer effort.</w:t>
-      </w:r>
-    </w:p>
-    <w:p>
-      <w:r>
-        <w:t>Scaling means standardising the useful parts while preserving escalation. Teams need approved use cases, data classification, access provisioning, playbook ownership, versioning, monitoring, incident response, and a channel for lessons from real runs to improve the workflow.</w:t>
-      </w:r>
-    </w:p>
-    <w:p>
-      <w:r>
-        <w:rPr>
-          <w:b/>
-          <w:color w:val="1F6FEB"/>
-          <w:sz w:val="22"/>
-        </w:rPr>
-        <w:t>Visual framework</w:t>
-      </w:r>
-    </w:p>
-    <w:p>
-      <w:pPr>
-        <w:pStyle w:val="ListBullet"/>
-      </w:pPr>
-      <w:r>
-        <w:t>Choose a bounded low-consequence use case</w:t>
-      </w:r>
-    </w:p>
-    <w:p>
-      <w:pPr>
-        <w:pStyle w:val="ListBullet"/>
-      </w:pPr>
-      <w:r>
-        <w:t>Define baseline time and quality</w:t>
-      </w:r>
-    </w:p>
-    <w:p>
-      <w:pPr>
-        <w:pStyle w:val="ListBullet"/>
-      </w:pPr>
-      <w:r>
-        <w:t>Pilot with synthetic or approved data</w:t>
-      </w:r>
-    </w:p>
-    <w:p>
-      <w:pPr>
-        <w:pStyle w:val="ListBullet"/>
-      </w:pPr>
-      <w:r>
-        <w:t>Review value, errors, and control load</w:t>
-      </w:r>
-    </w:p>
-    <w:p>
-      <w:pPr>
-        <w:pStyle w:val="ListBullet"/>
-      </w:pPr>
-      <w:r>
-        <w:t>Standardise, train, monitor, and improve</w:t>
-      </w:r>
-    </w:p>
-    <w:p>
-      <w:pPr>
-        <w:pStyle w:val="Heading2"/>
-      </w:pPr>
-      <w:r>
-        <w:t>Guardrails Across the Workflow</w:t>
-      </w:r>
-    </w:p>
-    <w:p>
-      <w:r>
-        <w:t>Guardrails are layered. A narrow folder reduces exposure; a working-copy rule reduces impact; a calculation check reduces factual error; a human gate reduces the chance that a draft becomes an unauthorised action. No single control covers every failure mode.</w:t>
-      </w:r>
-    </w:p>
-    <w:p>
-      <w:r>
-        <w:t>The controls must evolve with the workflow. New connectors, broader source sets, scheduled execution, computer use, or a change from drafting to acting all increase consequence and require a fresh review of permissions, monitoring, ownership, and recovery.</w:t>
-      </w:r>
-    </w:p>
-    <w:p>
-      <w:r>
-        <w:rPr>
-          <w:b/>
-          <w:color w:val="1F6FEB"/>
-          <w:sz w:val="22"/>
-        </w:rPr>
-        <w:t>Visual framework</w:t>
-      </w:r>
-    </w:p>
-    <w:p>
-      <w:pPr>
-        <w:pStyle w:val="ListBullet"/>
-      </w:pPr>
-      <w:r>
-        <w:t>Data — Use the minimum necessary approved sources and keep sensitive records outside training workspaces.</w:t>
-      </w:r>
-    </w:p>
-    <w:p>
-      <w:pPr>
-        <w:pStyle w:val="ListBullet"/>
-      </w:pPr>
-      <w:r>
-        <w:t>Access — Grant the narrowest folder and connection scope; review and remove access when the workflow ends.</w:t>
-      </w:r>
-    </w:p>
-    <w:p>
-      <w:pPr>
-        <w:pStyle w:val="ListBullet"/>
-      </w:pPr>
-      <w:r>
-        <w:t>Action — Default to drafts and working copies; gate external writes, deletion, sharing, and commitments.</w:t>
-      </w:r>
-    </w:p>
-    <w:p>
-      <w:pPr>
-        <w:pStyle w:val="ListBullet"/>
-      </w:pPr>
-      <w:r>
-        <w:t>Evidence — Retain source registers, control totals, assumptions, reviewer decisions, and run logs.</w:t>
-      </w:r>
-    </w:p>
-    <w:p>
-      <w:pPr>
-        <w:pStyle w:val="ListBullet"/>
-      </w:pPr>
-      <w:r>
-        <w:t>Quality — Use defined metrics, exception checks, visual inspection, and a named accountable reviewer.</w:t>
-      </w:r>
-    </w:p>
-    <w:p>
-      <w:pPr>
-        <w:pStyle w:val="ListBullet"/>
-      </w:pPr>
-      <w:r>
-        <w:t>Change — Version playbooks and project instructions; retest after source, tool, or policy changes.</w:t>
-      </w:r>
-    </w:p>
-    <w:p>
-      <w:pPr>
-        <w:pStyle w:val="Heading2"/>
-      </w:pPr>
-      <w:r>
-        <w:t>Lab 3 — Build a Repeatable Cowork Workflow for Your Own Work</w:t>
-      </w:r>
-    </w:p>
-    <w:p>
-      <w:r>
-        <w:t>Learning outcome: LO4 and LO5: convert a successful multi-step session into a parameterised playbook, choose tools and integrations deliberately, control parallel work with human gates, rerun the workflow on a new period, and define a safe team rollout.</w:t>
-      </w:r>
-    </w:p>
-    <w:p>
-      <w:r>
-        <w:t>Goal: You turn the verified Lab 2 run into a reusable weekly-operations playbook instead of saving one long prompt. The playbook defines parameters, source contracts, parallel workstreams, dependency gates, deliverables, control checks, exception paths, and ownership. You then change the reporting-week parameter to Week 33, run the workflow, reconcile the new outputs, and document whether local files, connectors, browser actions, or scheduled execution are appropriate.</w:t>
-      </w:r>
-    </w:p>
-    <w:p>
-      <w:r>
-        <w:t>Duration: 85 minutes.</w:t>
-      </w:r>
-    </w:p>
-    <w:p>
-      <w:r>
-        <w:rPr>
-          <w:b/>
-          <w:color w:val="1F6FEB"/>
-          <w:sz w:val="22"/>
-        </w:rPr>
-        <w:t>What you'll build</w:t>
-      </w:r>
-    </w:p>
-    <w:p>
-      <w:r>
-        <w:t>A parameterised playbook, integration decision, verified Week 33 pack, quality record, and bounded rollout plan.   (Tools: Claude Cowork projects, project instructions, local files, parallel workstreams, office artifact creation, optional trusted connectors, human review gates.)</w:t>
-      </w:r>
-    </w:p>
-    <w:p>
-      <w:r>
-        <w:rPr>
-          <w:b/>
-          <w:color w:val="1F6FEB"/>
-          <w:sz w:val="22"/>
-        </w:rPr>
-        <w:t>Prerequisites</w:t>
-      </w:r>
-    </w:p>
-    <w:p>
-      <w:pPr>
-        <w:pStyle w:val="ListBullet"/>
-      </w:pPr>
-      <w:r>
-        <w:t>Labs 1 and 2 are complete or the Lab 3 rejoin baseline has been reconstructed and verified.</w:t>
-      </w:r>
-    </w:p>
-    <w:p>
-      <w:pPr>
-        <w:pStyle w:val="ListBullet"/>
-      </w:pPr>
-      <w:r>
-        <w:t>The protected inbox matches the Lab 1 baseline and the Lab 2 quality review has a clear final state.</w:t>
-      </w:r>
-    </w:p>
-    <w:p>
-      <w:pPr>
-        <w:pStyle w:val="ListBullet"/>
-      </w:pPr>
-      <w:r>
-        <w:t>The Lab 2 workbook reconciles to the Week 32 controls and the report and presentation agree with it.</w:t>
-      </w:r>
-    </w:p>
-    <w:p>
-      <w:pPr>
-        <w:pStyle w:val="ListBullet"/>
-      </w:pPr>
-      <w:r>
-        <w:t>Week 33 source files are present in inbox/ and have not been analysed or altered for this lab.</w:t>
-      </w:r>
-    </w:p>
-    <w:p>
-      <w:pPr>
-        <w:pStyle w:val="ListBullet"/>
-      </w:pPr>
-      <w:r>
-        <w:t>On macOS, python3 --version succeeds; the independent controls and revision-hash records require Python 3.</w:t>
-      </w:r>
-    </w:p>
-    <w:p>
-      <w:r>
-        <w:rPr>
-          <w:b/>
-          <w:color w:val="1F6FEB"/>
-          <w:sz w:val="22"/>
-        </w:rPr>
-        <w:t>Step-by-step</w:t>
-      </w:r>
-    </w:p>
-    <w:p>
-      <w:pPr>
-        <w:spacing w:after="80"/>
-        <w:ind w:left="360"/>
-      </w:pPr>
-      <w:r>
-        <w:rPr>
-          <w:b/>
-        </w:rPr>
-        <w:t xml:space="preserve">1.  </w:t>
-      </w:r>
-      <w:r>
-        <w:t>Verify the connected checkpoint before deriving a reusable process. Confirm the Lab 2 artifacts and quality review exist, read the final result and remaining owner questions, and recalculate the inbox hash comparison. Create the playbook and Week 33 output directories only after the source boundary is confirmed.</w:t>
-      </w:r>
-    </w:p>
-    <w:p>
-      <w:r>
-        <w:rPr>
-          <w:rFonts w:ascii="Consolas" w:hAnsi="Consolas"/>
-          <w:color w:val="0B3060"/>
-          <w:sz w:val="19"/>
-        </w:rPr>
-        <w:t>Windows PowerShell:</w:t>
-      </w:r>
-    </w:p>
-    <w:p>
-      <w:r>
-        <w:rPr>
-          <w:rFonts w:ascii="Consolas" w:hAnsi="Consolas"/>
-          <w:color w:val="0B3060"/>
-          <w:sz w:val="19"/>
-        </w:rPr>
-        <w:t>$required = @('.\outputs\lab-01\00-inbox-baseline.csv','.\outputs\lab-01\01-file-inventory.md','.\outputs\lab-01\01-file-inventory.csv','.\outputs\lab-01\01-verification.md','.\outputs\lab-02\02-source-register.md','.\outputs\lab-02\02-evidence-register.md','.\outputs\lab-02\02-operations-analysis.xlsx','.\outputs\lab-02\02-management-report.docx','.\outputs\lab-02\02-leadership-brief.pptx','.\outputs\lab-02\02-quality-review.md','.\outputs\lab-02\02-run-log.md','.\inbox\northstar-sales-w33.csv','.\inbox\customer-feedback-w33.csv','.\inbox\operations-notes-w33.md')</w:t>
-      </w:r>
-    </w:p>
-    <w:p>
-      <w:r>
-        <w:rPr>
-          <w:rFonts w:ascii="Consolas" w:hAnsi="Consolas"/>
-          <w:color w:val="0B3060"/>
-          <w:sz w:val="19"/>
-        </w:rPr>
-        <w:t>$required | ForEach-Object { if (-not (Test-Path -LiteralPath $_)) { throw "Missing checkpoint: $_" } }</w:t>
-      </w:r>
-    </w:p>
-    <w:p>
-      <w:r>
-        <w:rPr>
-          <w:rFonts w:ascii="Consolas" w:hAnsi="Consolas"/>
-          <w:color w:val="0B3060"/>
-          <w:sz w:val="19"/>
-        </w:rPr>
-        <w:t>$before = Import-Csv .\outputs\lab-01\00-inbox-baseline.csv</w:t>
-      </w:r>
-    </w:p>
-    <w:p>
-      <w:r>
-        <w:rPr>
-          <w:rFonts w:ascii="Consolas" w:hAnsi="Consolas"/>
-          <w:color w:val="0B3060"/>
-          <w:sz w:val="19"/>
-        </w:rPr>
-        <w:t>$after = Get-ChildItem .\inbox -File | Sort-Object Name | ForEach-Object { [pscustomobject]@{Name=$_.Name;Bytes=$_.Length;SHA256=(Get-FileHash -Algorithm SHA256 $_.FullName).Hash} }</w:t>
-      </w:r>
-    </w:p>
-    <w:p>
-      <w:r>
-        <w:rPr>
-          <w:rFonts w:ascii="Consolas" w:hAnsi="Consolas"/>
-          <w:color w:val="0B3060"/>
-          <w:sz w:val="19"/>
-        </w:rPr>
-        <w:t>if (Compare-Object $before $after -Property Name,Bytes,SHA256) { throw 'Inbox changed; restore the verified checkpoint' }</w:t>
-      </w:r>
-    </w:p>
-    <w:p>
-      <w:r>
-        <w:rPr>
-          <w:rFonts w:ascii="Consolas" w:hAnsi="Consolas"/>
-          <w:color w:val="0B3060"/>
-          <w:sz w:val="19"/>
-        </w:rPr>
-        <w:t>New-Item -ItemType Directory -Force .\playbook, .\outputs\lab-03\week-33 | Out-Null</w:t>
-      </w:r>
-    </w:p>
-    <w:p>
-      <w:r>
-        <w:rPr>
-          <w:rFonts w:ascii="Consolas" w:hAnsi="Consolas"/>
-          <w:color w:val="0B3060"/>
-          <w:sz w:val="19"/>
-        </w:rPr>
-      </w:r>
-    </w:p>
-    <w:p>
-      <w:r>
-        <w:rPr>
-          <w:rFonts w:ascii="Consolas" w:hAnsi="Consolas"/>
-          <w:color w:val="0B3060"/>
-          <w:sz w:val="19"/>
-        </w:rPr>
-        <w:t>macOS Terminal:</w:t>
-      </w:r>
-    </w:p>
-    <w:p>
-      <w:r>
-        <w:rPr>
-          <w:rFonts w:ascii="Consolas" w:hAnsi="Consolas"/>
-          <w:color w:val="0B3060"/>
-          <w:sz w:val="19"/>
-        </w:rPr>
-        <w:t>set -euo pipefail</w:t>
-      </w:r>
-    </w:p>
-    <w:p>
-      <w:r>
-        <w:rPr>
-          <w:rFonts w:ascii="Consolas" w:hAnsi="Consolas"/>
-          <w:color w:val="0B3060"/>
-          <w:sz w:val="19"/>
-        </w:rPr>
-        <w:t>command -v python3 &gt;/dev/null 2&gt;&amp;1 || { echo 'Python 3 is required; ask the trainer before continuing'; exit 1; }</w:t>
-      </w:r>
-    </w:p>
-    <w:p>
-      <w:r>
-        <w:rPr>
-          <w:rFonts w:ascii="Consolas" w:hAnsi="Consolas"/>
-          <w:color w:val="0B3060"/>
-          <w:sz w:val="19"/>
-        </w:rPr>
-        <w:t>python3 --version</w:t>
-      </w:r>
-    </w:p>
-    <w:p>
-      <w:r>
-        <w:rPr>
-          <w:rFonts w:ascii="Consolas" w:hAnsi="Consolas"/>
-          <w:color w:val="0B3060"/>
-          <w:sz w:val="19"/>
-        </w:rPr>
-        <w:t>for f in outputs/lab-01/00-inbox-baseline.sha256 outputs/lab-01/01-file-inventory.md outputs/lab-01/01-file-inventory.csv outputs/lab-01/01-verification.md outputs/lab-02/02-source-register.md outputs/lab-02/02-evidence-register.md outputs/lab-02/02-operations-analysis.xlsx outputs/lab-02/02-management-report.docx outputs/lab-02/02-leadership-brief.pptx outputs/lab-02/02-quality-review.md outputs/lab-02/02-run-log.md inbox/northstar-sales-w33.csv inbox/customer-feedback-w33.csv inbox/operations-notes-w33.md; do test -f "$f" || { echo "Missing $f"; exit 1; }; done</w:t>
-      </w:r>
-    </w:p>
-    <w:p>
-      <w:r>
-        <w:rPr>
-          <w:rFonts w:ascii="Consolas" w:hAnsi="Consolas"/>
-          <w:color w:val="0B3060"/>
-          <w:sz w:val="19"/>
-        </w:rPr>
-        <w:t>shasum -a 256 -c outputs/lab-01/00-inbox-baseline.sha256</w:t>
-      </w:r>
-    </w:p>
-    <w:p>
-      <w:r>
-        <w:rPr>
-          <w:rFonts w:ascii="Consolas" w:hAnsi="Consolas"/>
-          <w:color w:val="0B3060"/>
-          <w:sz w:val="19"/>
-        </w:rPr>
-        <w:t>mkdir -p playbook outputs/lab-03/week-33</w:t>
-      </w:r>
-    </w:p>
-    <w:p>
-      <w:r>
-        <w:rPr>
-          <w:rFonts w:ascii="Consolas" w:hAnsi="Consolas"/>
-          <w:color w:val="0B3060"/>
-          <w:sz w:val="19"/>
-        </w:rPr>
-      </w:r>
-    </w:p>
-    <w:p>
-      <w:r>
-        <w:rPr>
-          <w:rFonts w:ascii="Consolas" w:hAnsi="Consolas"/>
-          <w:color w:val="0B3060"/>
-          <w:sz w:val="19"/>
-        </w:rPr>
-        <w:t>85-minute phase budget: checkpoint and playbook 18; integration and project rules 7; independent controls and Stage 1 15; reconciliation gate 7; Stage 2 artifact generation 13; artifact and visual review 10; rollout planning 7; final reconciliation, hash review, release decision, and close-out 8. If the playbook is not approved by minute 20, adapt checkpoints/lab-03-playbook-starter.md. If Stage 1 has not reconciled by minute 47, use checkpoints/lab-03-week33-reconciliation.md to locate and correct the mismatch. If Stage 2 is incomplete by minute 62, use checkpoints/lab-03-stage2-review-checkpoint.md to focus the remaining review; no checkpoint replaces either human gate.</w:t>
-      </w:r>
-    </w:p>
-    <w:p>
-      <w:pPr>
-        <w:spacing w:after="80"/>
-        <w:ind w:left="360"/>
-      </w:pPr>
-      <w:r>
-        <w:rPr>
-          <w:b/>
-        </w:rPr>
-        <w:t xml:space="preserve">2.  </w:t>
-      </w:r>
-      <w:r>
-        <w:t>In the Northstar Operations Lab project, ask Claude to inspect the task brief, run log, quality review, source register, and final artifacts from Lab 2 without changing them. Require it to distinguish stable workflow rules from Week 32-specific parameters and conclusions.</w:t>
-      </w:r>
-    </w:p>
-    <w:p>
-      <w:r>
-        <w:rPr>
-          <w:rFonts w:ascii="Consolas" w:hAnsi="Consolas"/>
-          <w:color w:val="0B3060"/>
-          <w:sz w:val="19"/>
-        </w:rPr>
-        <w:t>Read these Lab 2 artifacts without changing files: 02-source-register.md, 02-evidence-register.md, 02-quality-review.md, 02-run-log.md, the workbook structure and definitions, the report structure, and the presentation structure. Produce a response with two tables: (A) stable workflow elements that should repeat every week, and (B) Week 32-specific parameters, values, exceptions, and conclusions that must never be copied into a new run. Cite the artifact behind each item.</w:t>
-      </w:r>
-    </w:p>
-    <w:p>
-      <w:pPr>
-        <w:spacing w:after="80"/>
-        <w:ind w:left="360"/>
-      </w:pPr>
-      <w:r>
-        <w:rPr>
-          <w:b/>
-        </w:rPr>
-        <w:t xml:space="preserve">3.  </w:t>
-      </w:r>
-      <w:r>
-        <w:t>Ask Claude to draft the reusable workflow files below. The playbook must describe a process, not preserve Week 32 results. Project instructions must remain concise and durable. The quality checklist must contain observable checks and a named evidence location for each stage.</w:t>
-      </w:r>
-    </w:p>
-    <w:p>
-      <w:r>
-        <w:rPr>
-          <w:rFonts w:ascii="Consolas" w:hAnsi="Consolas"/>
-          <w:color w:val="0B3060"/>
-          <w:sz w:val="19"/>
-        </w:rPr>
-        <w:t>Using the stable elements you identified, create three files.</w:t>
-      </w:r>
-    </w:p>
-    <w:p>
-      <w:r>
-        <w:rPr>
-          <w:rFonts w:ascii="Consolas" w:hAnsi="Consolas"/>
-          <w:color w:val="0B3060"/>
-          <w:sz w:val="19"/>
-        </w:rPr>
-      </w:r>
-    </w:p>
-    <w:p>
-      <w:r>
-        <w:rPr>
-          <w:rFonts w:ascii="Consolas" w:hAnsi="Consolas"/>
-          <w:color w:val="0B3060"/>
-          <w:sz w:val="19"/>
-        </w:rPr>
-        <w:t>1. playbook/weekly-operations-review.md with: purpose; owner; trigger; parameters REPORTING_WEEK, SOURCE_FOLDER, OUTPUT_FOLDER, AUDIENCE, and TARGET_SET; required-source contract; stop conditions; three parallel extraction workstreams; dependency and reconciliation gate; artifact-generation stage; draft-review gate; deliverables; metric definitions; quality checks; exception paths; run log; release owner; and version history.</w:t>
-      </w:r>
-    </w:p>
-    <w:p>
-      <w:r>
-        <w:rPr>
-          <w:rFonts w:ascii="Consolas" w:hAnsi="Consolas"/>
-          <w:color w:val="0B3060"/>
-          <w:sz w:val="19"/>
-        </w:rPr>
-      </w:r>
-    </w:p>
-    <w:p>
-      <w:r>
-        <w:rPr>
-          <w:rFonts w:ascii="Consolas" w:hAnsi="Consolas"/>
-          <w:color w:val="0B3060"/>
-          <w:sz w:val="19"/>
-        </w:rPr>
-        <w:t>2. playbook/project-instructions.md with no more than 12 concise rules covering synthetic or approved data, read-only sources, output boundaries, evidence versus inference, weighted rates, owner verification, human gates, no external action without approval, run logs, and final reconciliation.</w:t>
-      </w:r>
-    </w:p>
-    <w:p>
-      <w:r>
-        <w:rPr>
-          <w:rFonts w:ascii="Consolas" w:hAnsi="Consolas"/>
-          <w:color w:val="0B3060"/>
-          <w:sz w:val="19"/>
-        </w:rPr>
-      </w:r>
-    </w:p>
-    <w:p>
-      <w:r>
-        <w:rPr>
-          <w:rFonts w:ascii="Consolas" w:hAnsi="Consolas"/>
-          <w:color w:val="0B3060"/>
-          <w:sz w:val="19"/>
-        </w:rPr>
-        <w:t>3. playbook/quality-checklist.md as a table with stage, check, expected evidence, owner, and response when the check fails. Include source completeness, freshness, control totals, weighted rates, formula preservation, cross-artifact consistency, visual review, inbox comparison, unresolved questions, and release decision.</w:t>
-      </w:r>
-    </w:p>
-    <w:p>
-      <w:r>
-        <w:rPr>
-          <w:rFonts w:ascii="Consolas" w:hAnsi="Consolas"/>
-          <w:color w:val="0B3060"/>
-          <w:sz w:val="19"/>
-        </w:rPr>
-      </w:r>
-    </w:p>
-    <w:p>
-      <w:r>
-        <w:rPr>
-          <w:rFonts w:ascii="Consolas" w:hAnsi="Consolas"/>
-          <w:color w:val="0B3060"/>
-          <w:sz w:val="19"/>
-        </w:rPr>
-        <w:t>Do not copy Week 32 values, exception locations, or recommendations into reusable rules. Do not change the project settings yet.</w:t>
-      </w:r>
-    </w:p>
-    <w:p>
-      <w:pPr>
-        <w:spacing w:after="80"/>
-        <w:ind w:left="360"/>
-      </w:pPr>
-      <w:r>
-        <w:rPr>
-          <w:b/>
-        </w:rPr>
-        <w:t xml:space="preserve">4.  </w:t>
-      </w:r>
-      <w:r>
-        <w:t>Review the three files. Search for Week 32 values, location conclusions, or recommendations that were accidentally hard-coded. Confirm the playbook contains every required parameter, gate, exception path, and owner. Revise the files before using them if any required element is missing or any old conclusion survives.</w:t>
-      </w:r>
-    </w:p>
-    <w:p>
-      <w:r>
-        <w:rPr>
-          <w:rFonts w:ascii="Consolas" w:hAnsi="Consolas"/>
-          <w:color w:val="0B3060"/>
-          <w:sz w:val="19"/>
-        </w:rPr>
-        <w:t>Windows PowerShell:</w:t>
-      </w:r>
-    </w:p>
-    <w:p>
-      <w:r>
-        <w:rPr>
-          <w:rFonts w:ascii="Consolas" w:hAnsi="Consolas"/>
-          <w:color w:val="0B3060"/>
-          <w:sz w:val="19"/>
-        </w:rPr>
-        <w:t>Select-String -Path .\playbook\*.md -Pattern '339,350|92.80|5.65|Woodlands|Jurong' -CaseSensitive:$false</w:t>
-      </w:r>
-    </w:p>
-    <w:p>
-      <w:r>
-        <w:rPr>
-          <w:rFonts w:ascii="Consolas" w:hAnsi="Consolas"/>
-          <w:color w:val="0B3060"/>
-          <w:sz w:val="19"/>
-        </w:rPr>
-      </w:r>
-    </w:p>
-    <w:p>
-      <w:r>
-        <w:rPr>
-          <w:rFonts w:ascii="Consolas" w:hAnsi="Consolas"/>
-          <w:color w:val="0B3060"/>
-          <w:sz w:val="19"/>
-        </w:rPr>
-        <w:t>Expected result: no Week 32 value or exception is encoded as a reusable rule. A location name may appear only in an explicitly labelled example that cannot affect execution; remove it for this lab.</w:t>
-      </w:r>
-    </w:p>
-    <w:p>
-      <w:r>
-        <w:rPr>
-          <w:rFonts w:ascii="Consolas" w:hAnsi="Consolas"/>
-          <w:color w:val="0B3060"/>
-          <w:sz w:val="19"/>
-        </w:rPr>
-      </w:r>
-    </w:p>
-    <w:p>
-      <w:r>
-        <w:rPr>
-          <w:rFonts w:ascii="Consolas" w:hAnsi="Consolas"/>
-          <w:color w:val="0B3060"/>
-          <w:sz w:val="19"/>
-        </w:rPr>
-        <w:t>Manual playbook check:</w:t>
-      </w:r>
-    </w:p>
-    <w:p>
-      <w:r>
-        <w:rPr>
-          <w:rFonts w:ascii="Consolas" w:hAnsi="Consolas"/>
-          <w:color w:val="0B3060"/>
-          <w:sz w:val="19"/>
-        </w:rPr>
-        <w:t>- five parameters present</w:t>
-      </w:r>
-    </w:p>
-    <w:p>
-      <w:r>
-        <w:rPr>
-          <w:rFonts w:ascii="Consolas" w:hAnsi="Consolas"/>
-          <w:color w:val="0B3060"/>
-          <w:sz w:val="19"/>
-        </w:rPr>
-        <w:t>- source contract and stop conditions present</w:t>
-      </w:r>
-    </w:p>
-    <w:p>
-      <w:r>
-        <w:rPr>
-          <w:rFonts w:ascii="Consolas" w:hAnsi="Consolas"/>
-          <w:color w:val="0B3060"/>
-          <w:sz w:val="19"/>
-        </w:rPr>
-        <w:t>- parallel workstreams and dependency gate present</w:t>
-      </w:r>
-    </w:p>
-    <w:p>
-      <w:r>
-        <w:rPr>
-          <w:rFonts w:ascii="Consolas" w:hAnsi="Consolas"/>
-          <w:color w:val="0B3060"/>
-          <w:sz w:val="19"/>
-        </w:rPr>
-        <w:t>- reconciliation and draft-review gates present</w:t>
-      </w:r>
-    </w:p>
-    <w:p>
-      <w:r>
-        <w:rPr>
-          <w:rFonts w:ascii="Consolas" w:hAnsi="Consolas"/>
-          <w:color w:val="0B3060"/>
-          <w:sz w:val="19"/>
-        </w:rPr>
-        <w:t>- deliverables and metric definitions present</w:t>
-      </w:r>
-    </w:p>
-    <w:p>
-      <w:r>
-        <w:rPr>
-          <w:rFonts w:ascii="Consolas" w:hAnsi="Consolas"/>
-          <w:color w:val="0B3060"/>
-          <w:sz w:val="19"/>
-        </w:rPr>
-        <w:t>- exception paths, owner, run log, and version history present</w:t>
-      </w:r>
-    </w:p>
-    <w:p>
-      <w:pPr>
-        <w:spacing w:after="80"/>
-        <w:ind w:left="360"/>
-      </w:pPr>
-      <w:r>
-        <w:rPr>
-          <w:b/>
-        </w:rPr>
-        <w:t xml:space="preserve">5.  </w:t>
-      </w:r>
-      <w:r>
-        <w:t>Create an integration decision record with Claude. Require one row each for local files, a remote connector, a desktop capability, browser interaction, computer use, and scheduled execution. For this lab, choose an on-demand local-file run. Distinguish a remote built-in schedule, which cannot be tied to a computer folder, from a manually configured schedule that requires local files or apps and therefore runs only locally. Any future schedule requires an approved source, an available execution surface, and a fresh control review.</w:t>
-      </w:r>
-    </w:p>
-    <w:p>
-      <w:r>
-        <w:rPr>
-          <w:rFonts w:ascii="Consolas" w:hAnsi="Consolas"/>
-          <w:color w:val="0B3060"/>
-          <w:sz w:val="19"/>
-        </w:rPr>
-        <w:t>Create playbook/integration-decision.md as a decision table with capability, candidate use, data location, access scope, read or write actions, reliability, key risk, human gate, fallback, owner, and decision. Include local connected folder, remote connector, desktop capability, browser interaction, computer use, and scheduled task.</w:t>
-      </w:r>
-    </w:p>
-    <w:p>
-      <w:r>
-        <w:rPr>
-          <w:rFonts w:ascii="Consolas" w:hAnsi="Consolas"/>
-          <w:color w:val="0B3060"/>
-          <w:sz w:val="19"/>
-        </w:rPr>
-      </w:r>
-    </w:p>
-    <w:p>
-      <w:r>
-        <w:rPr>
-          <w:rFonts w:ascii="Consolas" w:hAnsi="Consolas"/>
-          <w:color w:val="0B3060"/>
-          <w:sz w:val="19"/>
-        </w:rPr>
-        <w:t>Decision for this training run: use the connected local working copy on demand; use no external connector, browser action, computer use, or scheduled task. Record both scheduling modes: remote built-in schedules run without the computer and must use connectors or files saved to the Claude account, not a computer folder; a manually configured schedule that requires local files or apps runs locally and depends on the local device and required app being available. Before either mode is approved, review source access, freshness, availability, monitoring, failure handling, and release authority.</w:t>
-      </w:r>
-    </w:p>
-    <w:p>
-      <w:pPr>
-        <w:spacing w:after="80"/>
-        <w:ind w:left="360"/>
-      </w:pPr>
-      <w:r>
-        <w:rPr>
-          <w:b/>
-        </w:rPr>
-        <w:t xml:space="preserve">6.  </w:t>
-      </w:r>
-      <w:r>
-        <w:t>Compare playbook/project-instructions.md with the current project instructions. In the Cowork project settings, update the instructions only after reading the final text. Preserve the original local-source protections, and do not paste Week 32 values or the Week 33 task brief into durable instructions.</w:t>
-      </w:r>
-    </w:p>
-    <w:p>
-      <w:r>
-        <w:rPr>
-          <w:rFonts w:ascii="Consolas" w:hAnsi="Consolas"/>
-          <w:color w:val="0B3060"/>
-          <w:sz w:val="19"/>
-        </w:rPr>
-        <w:t>Project-instruction review:</w:t>
-      </w:r>
-    </w:p>
-    <w:p>
-      <w:r>
-        <w:rPr>
-          <w:rFonts w:ascii="Consolas" w:hAnsi="Consolas"/>
-          <w:color w:val="0B3060"/>
-          <w:sz w:val="19"/>
-        </w:rPr>
-        <w:t>- stable across reporting weeks</w:t>
-      </w:r>
-    </w:p>
-    <w:p>
-      <w:r>
-        <w:rPr>
-          <w:rFonts w:ascii="Consolas" w:hAnsi="Consolas"/>
-          <w:color w:val="0B3060"/>
-          <w:sz w:val="19"/>
-        </w:rPr>
-        <w:t>- no metric values or location conclusions</w:t>
-      </w:r>
-    </w:p>
-    <w:p>
-      <w:r>
-        <w:rPr>
-          <w:rFonts w:ascii="Consolas" w:hAnsi="Consolas"/>
-          <w:color w:val="0B3060"/>
-          <w:sz w:val="19"/>
-        </w:rPr>
-        <w:t>- no broad folder or connection authority</w:t>
-      </w:r>
-    </w:p>
-    <w:p>
-      <w:r>
-        <w:rPr>
-          <w:rFonts w:ascii="Consolas" w:hAnsi="Consolas"/>
-          <w:color w:val="0B3060"/>
-          <w:sz w:val="19"/>
-        </w:rPr>
-        <w:t>- explicit read-only source and output rules</w:t>
-      </w:r>
-    </w:p>
-    <w:p>
-      <w:r>
-        <w:rPr>
-          <w:rFonts w:ascii="Consolas" w:hAnsi="Consolas"/>
-          <w:color w:val="0B3060"/>
-          <w:sz w:val="19"/>
-        </w:rPr>
-        <w:t>- explicit evidence, owner-verification, and release gates</w:t>
-      </w:r>
-    </w:p>
-    <w:p>
-      <w:r>
-        <w:rPr>
-          <w:rFonts w:ascii="Consolas" w:hAnsi="Consolas"/>
-          <w:color w:val="0B3060"/>
-          <w:sz w:val="19"/>
-        </w:rPr>
-      </w:r>
-    </w:p>
-    <w:p>
-      <w:r>
-        <w:rPr>
-          <w:rFonts w:ascii="Consolas" w:hAnsi="Consolas"/>
-          <w:color w:val="0B3060"/>
-          <w:sz w:val="19"/>
-        </w:rPr>
-        <w:t>Then paste the reviewed contents of playbook/project-instructions.md into the Northstar Operations Lab project instructions and save.</w:t>
-      </w:r>
-    </w:p>
-    <w:p>
-      <w:pPr>
-        <w:spacing w:after="80"/>
-        <w:ind w:left="360"/>
-      </w:pPr>
-      <w:r>
-        <w:rPr>
-          <w:b/>
-        </w:rPr>
-        <w:t xml:space="preserve">7.  </w:t>
-      </w:r>
-      <w:r>
-        <w:t>Calculate Week 33 control totals independently from northstar-sales-w33.csv and record them in a new outputs/lab-03/03-week-33-quality-review.md before the run. This proves the playbook processes a new period instead of repeating Week 32 values.</w:t>
-      </w:r>
-    </w:p>
-    <w:p>
-      <w:r>
-        <w:rPr>
-          <w:rFonts w:ascii="Consolas" w:hAnsi="Consolas"/>
-          <w:color w:val="0B3060"/>
-          <w:sz w:val="19"/>
-        </w:rPr>
-        <w:t>Windows PowerShell:</w:t>
-      </w:r>
-    </w:p>
-    <w:p>
-      <w:r>
-        <w:rPr>
-          <w:rFonts w:ascii="Consolas" w:hAnsi="Consolas"/>
-          <w:color w:val="0B3060"/>
-          <w:sz w:val="19"/>
-        </w:rPr>
-        <w:t>$rows = Import-Csv .\inbox\northstar-sales-w33.csv</w:t>
-      </w:r>
-    </w:p>
-    <w:p>
-      <w:r>
-        <w:rPr>
-          <w:rFonts w:ascii="Consolas" w:hAnsi="Consolas"/>
-          <w:color w:val="0B3060"/>
-          <w:sz w:val="19"/>
-        </w:rPr>
-        <w:t>$orders = ($rows | Measure-Object orders -Sum).Sum</w:t>
-      </w:r>
-    </w:p>
-    <w:p>
-      <w:r>
-        <w:rPr>
-          <w:rFonts w:ascii="Consolas" w:hAnsi="Consolas"/>
-          <w:color w:val="0B3060"/>
-          <w:sz w:val="19"/>
-        </w:rPr>
-        <w:t>$onTime = ($rows | Measure-Object fulfilled_on_time -Sum).Sum</w:t>
-      </w:r>
-    </w:p>
-    <w:p>
-      <w:r>
-        <w:rPr>
-          <w:rFonts w:ascii="Consolas" w:hAnsi="Consolas"/>
-          <w:color w:val="0B3060"/>
-          <w:sz w:val="19"/>
-        </w:rPr>
-        <w:t>$revenue = ($rows | Measure-Object revenue_sgd -Sum).Sum</w:t>
-      </w:r>
-    </w:p>
-    <w:p>
-      <w:r>
-        <w:rPr>
-          <w:rFonts w:ascii="Consolas" w:hAnsi="Consolas"/>
-          <w:color w:val="0B3060"/>
-          <w:sz w:val="19"/>
-        </w:rPr>
-        <w:t>$returns = ($rows | Measure-Object returns -Sum).Sum</w:t>
-      </w:r>
-    </w:p>
-    <w:p>
-      <w:r>
-        <w:rPr>
-          <w:rFonts w:ascii="Consolas" w:hAnsi="Consolas"/>
-          <w:color w:val="0B3060"/>
-          <w:sz w:val="19"/>
-        </w:rPr>
-        <w:t>$hours = ($rows | Measure-Object labour_hours -Sum).Sum</w:t>
-      </w:r>
-    </w:p>
-    <w:p>
-      <w:r>
-        <w:rPr>
-          <w:rFonts w:ascii="Consolas" w:hAnsi="Consolas"/>
-          <w:color w:val="0B3060"/>
-          <w:sz w:val="19"/>
-        </w:rPr>
-        <w:t>$controls = [pscustomobject]@{Orders=$orders;OnTime=$onTime;RevenueSGD=$revenue;Returns=$returns;LabourHours=$hours;OnTimeRate=('{0:P2}' -f ($onTime/$orders));ReturnRate=('{0:P2}' -f ($returns/$orders));RevenuePerOrder=('{0:N2}' -f ($revenue/$orders))}</w:t>
-      </w:r>
-    </w:p>
-    <w:p>
-      <w:r>
-        <w:rPr>
-          <w:rFonts w:ascii="Consolas" w:hAnsi="Consolas"/>
-          <w:color w:val="0B3060"/>
-          <w:sz w:val="19"/>
-        </w:rPr>
-        <w:t>$controls | Format-List</w:t>
-      </w:r>
-    </w:p>
-    <w:p>
-      <w:r>
-        <w:rPr>
-          <w:rFonts w:ascii="Consolas" w:hAnsi="Consolas"/>
-          <w:color w:val="0B3060"/>
-          <w:sz w:val="19"/>
-        </w:rPr>
-        <w:t>@"</w:t>
-      </w:r>
-    </w:p>
-    <w:p>
-      <w:r>
-        <w:rPr>
-          <w:rFonts w:ascii="Consolas" w:hAnsi="Consolas"/>
-          <w:color w:val="0B3060"/>
-          <w:sz w:val="19"/>
-        </w:rPr>
-        <w:t># Week 33 Quality Review</w:t>
-      </w:r>
-    </w:p>
-    <w:p>
-      <w:r>
-        <w:rPr>
-          <w:rFonts w:ascii="Consolas" w:hAnsi="Consolas"/>
-          <w:color w:val="0B3060"/>
-          <w:sz w:val="19"/>
-        </w:rPr>
-      </w:r>
-    </w:p>
-    <w:p>
-      <w:r>
-        <w:rPr>
-          <w:rFonts w:ascii="Consolas" w:hAnsi="Consolas"/>
-          <w:color w:val="0B3060"/>
-          <w:sz w:val="19"/>
-        </w:rPr>
-        <w:t>## Independent controls</w:t>
-      </w:r>
-    </w:p>
-    <w:p>
-      <w:r>
-        <w:rPr>
-          <w:rFonts w:ascii="Consolas" w:hAnsi="Consolas"/>
-          <w:color w:val="0B3060"/>
-          <w:sz w:val="19"/>
-        </w:rPr>
-        <w:t>$($controls | Format-List | Out-String)</w:t>
-      </w:r>
-    </w:p>
-    <w:p>
-      <w:r>
-        <w:rPr>
-          <w:rFonts w:ascii="Consolas" w:hAnsi="Consolas"/>
-          <w:color w:val="0B3060"/>
-          <w:sz w:val="19"/>
-        </w:rPr>
-        <w:t>## Source contract</w:t>
-      </w:r>
-    </w:p>
-    <w:p>
-      <w:r>
-        <w:rPr>
-          <w:rFonts w:ascii="Consolas" w:hAnsi="Consolas"/>
-          <w:color w:val="0B3060"/>
-          <w:sz w:val="19"/>
-        </w:rPr>
-        <w:t>## Reconciliation gate</w:t>
-      </w:r>
-    </w:p>
-    <w:p>
-      <w:r>
-        <w:rPr>
-          <w:rFonts w:ascii="Consolas" w:hAnsi="Consolas"/>
-          <w:color w:val="0B3060"/>
-          <w:sz w:val="19"/>
-        </w:rPr>
-        <w:t>## Draft-review gate</w:t>
-      </w:r>
-    </w:p>
-    <w:p>
-      <w:r>
-        <w:rPr>
-          <w:rFonts w:ascii="Consolas" w:hAnsi="Consolas"/>
-          <w:color w:val="0B3060"/>
-          <w:sz w:val="19"/>
-        </w:rPr>
-        <w:t>## Artifact and visual review</w:t>
-      </w:r>
-    </w:p>
-    <w:p>
-      <w:r>
-        <w:rPr>
-          <w:rFonts w:ascii="Consolas" w:hAnsi="Consolas"/>
-          <w:color w:val="0B3060"/>
-          <w:sz w:val="19"/>
-        </w:rPr>
-        <w:t>## Cross-artifact consistency</w:t>
-      </w:r>
-    </w:p>
-    <w:p>
-      <w:r>
-        <w:rPr>
-          <w:rFonts w:ascii="Consolas" w:hAnsi="Consolas"/>
-          <w:color w:val="0B3060"/>
-          <w:sz w:val="19"/>
-        </w:rPr>
-        <w:t>## Revision hash comparison</w:t>
-      </w:r>
-    </w:p>
-    <w:p>
-      <w:r>
-        <w:rPr>
-          <w:rFonts w:ascii="Consolas" w:hAnsi="Consolas"/>
-          <w:color w:val="0B3060"/>
-          <w:sz w:val="19"/>
-        </w:rPr>
-        <w:t>## Inbox comparison</w:t>
-      </w:r>
-    </w:p>
-    <w:p>
-      <w:r>
-        <w:rPr>
-          <w:rFonts w:ascii="Consolas" w:hAnsi="Consolas"/>
-          <w:color w:val="0B3060"/>
-          <w:sz w:val="19"/>
-        </w:rPr>
-        <w:t>## Exceptions and owner questions</w:t>
-      </w:r>
-    </w:p>
-    <w:p>
-      <w:r>
-        <w:rPr>
-          <w:rFonts w:ascii="Consolas" w:hAnsi="Consolas"/>
-          <w:color w:val="0B3060"/>
-          <w:sz w:val="19"/>
-        </w:rPr>
-        <w:t>## Release decision</w:t>
-      </w:r>
-    </w:p>
-    <w:p>
-      <w:r>
-        <w:rPr>
-          <w:rFonts w:ascii="Consolas" w:hAnsi="Consolas"/>
-          <w:color w:val="0B3060"/>
-          <w:sz w:val="19"/>
-        </w:rPr>
-        <w:t>"@ | Set-Content -Encoding utf8 .\outputs\lab-03\03-week-33-quality-review.md</w:t>
-      </w:r>
-    </w:p>
-    <w:p>
-      <w:r>
-        <w:rPr>
-          <w:rFonts w:ascii="Consolas" w:hAnsi="Consolas"/>
-          <w:color w:val="0B3060"/>
-          <w:sz w:val="19"/>
-        </w:rPr>
-      </w:r>
-    </w:p>
-    <w:p>
-      <w:r>
-        <w:rPr>
-          <w:rFonts w:ascii="Consolas" w:hAnsi="Consolas"/>
-          <w:color w:val="0B3060"/>
-          <w:sz w:val="19"/>
-        </w:rPr>
-        <w:t>macOS Terminal:</w:t>
-      </w:r>
-    </w:p>
-    <w:p>
-      <w:r>
-        <w:rPr>
-          <w:rFonts w:ascii="Consolas" w:hAnsi="Consolas"/>
-          <w:color w:val="0B3060"/>
-          <w:sz w:val="19"/>
-        </w:rPr>
-        <w:t>python3 - &lt;&lt;'PY'</w:t>
-      </w:r>
-    </w:p>
-    <w:p>
-      <w:r>
-        <w:rPr>
-          <w:rFonts w:ascii="Consolas" w:hAnsi="Consolas"/>
-          <w:color w:val="0B3060"/>
-          <w:sz w:val="19"/>
-        </w:rPr>
-        <w:t>from pathlib import Path</w:t>
-      </w:r>
-    </w:p>
-    <w:p>
-      <w:r>
-        <w:rPr>
-          <w:rFonts w:ascii="Consolas" w:hAnsi="Consolas"/>
-          <w:color w:val="0B3060"/>
-          <w:sz w:val="19"/>
-        </w:rPr>
-        <w:t>import csv</w:t>
-      </w:r>
-    </w:p>
-    <w:p>
-      <w:r>
-        <w:rPr>
-          <w:rFonts w:ascii="Consolas" w:hAnsi="Consolas"/>
-          <w:color w:val="0B3060"/>
-          <w:sz w:val="19"/>
-        </w:rPr>
-        <w:t>with open('inbox/northstar-sales-w33.csv', newline='', encoding='utf-8-sig') as f:</w:t>
-      </w:r>
-    </w:p>
-    <w:p>
-      <w:r>
-        <w:rPr>
-          <w:rFonts w:ascii="Consolas" w:hAnsi="Consolas"/>
-          <w:color w:val="0B3060"/>
-          <w:sz w:val="19"/>
-        </w:rPr>
-        <w:t xml:space="preserve">    rows = list(csv.DictReader(f))</w:t>
-      </w:r>
-    </w:p>
-    <w:p>
-      <w:r>
-        <w:rPr>
-          <w:rFonts w:ascii="Consolas" w:hAnsi="Consolas"/>
-          <w:color w:val="0B3060"/>
-          <w:sz w:val="19"/>
-        </w:rPr>
-        <w:t>def total(name): return sum(float(r[name]) for r in rows)</w:t>
-      </w:r>
-    </w:p>
-    <w:p>
-      <w:r>
-        <w:rPr>
-          <w:rFonts w:ascii="Consolas" w:hAnsi="Consolas"/>
-          <w:color w:val="0B3060"/>
-          <w:sz w:val="19"/>
-        </w:rPr>
-        <w:t>orders, on_time = total('orders'), total('fulfilled_on_time')</w:t>
-      </w:r>
-    </w:p>
-    <w:p>
-      <w:r>
-        <w:rPr>
-          <w:rFonts w:ascii="Consolas" w:hAnsi="Consolas"/>
-          <w:color w:val="0B3060"/>
-          <w:sz w:val="19"/>
-        </w:rPr>
-        <w:t>revenue, returns = total('revenue_sgd'), total('returns')</w:t>
-      </w:r>
-    </w:p>
-    <w:p>
-      <w:r>
-        <w:rPr>
-          <w:rFonts w:ascii="Consolas" w:hAnsi="Consolas"/>
-          <w:color w:val="0B3060"/>
-          <w:sz w:val="19"/>
-        </w:rPr>
-        <w:t>hours = total('labour_hours')</w:t>
-      </w:r>
-    </w:p>
-    <w:p>
-      <w:r>
-        <w:rPr>
-          <w:rFonts w:ascii="Consolas" w:hAnsi="Consolas"/>
-          <w:color w:val="0B3060"/>
-          <w:sz w:val="19"/>
-        </w:rPr>
-        <w:t>lines = [</w:t>
-      </w:r>
-    </w:p>
-    <w:p>
-      <w:r>
-        <w:rPr>
-          <w:rFonts w:ascii="Consolas" w:hAnsi="Consolas"/>
-          <w:color w:val="0B3060"/>
-          <w:sz w:val="19"/>
-        </w:rPr>
-        <w:t xml:space="preserve">    '# Week 33 Quality Review', '', '## Independent controls',</w:t>
-      </w:r>
-    </w:p>
-    <w:p>
-      <w:r>
-        <w:rPr>
-          <w:rFonts w:ascii="Consolas" w:hAnsi="Consolas"/>
-          <w:color w:val="0B3060"/>
-          <w:sz w:val="19"/>
-        </w:rPr>
-        <w:t xml:space="preserve">    f'- Orders: {orders:.0f}', f'- Fulfilled on time: {on_time:.0f}',</w:t>
-      </w:r>
-    </w:p>
-    <w:p>
-      <w:r>
-        <w:rPr>
-          <w:rFonts w:ascii="Consolas" w:hAnsi="Consolas"/>
-          <w:color w:val="0B3060"/>
-          <w:sz w:val="19"/>
-        </w:rPr>
-        <w:t xml:space="preserve">    f'- Revenue: SGD {revenue:.0f}', f'- Returns: {returns:.0f}',</w:t>
-      </w:r>
-    </w:p>
-    <w:p>
-      <w:r>
-        <w:rPr>
-          <w:rFonts w:ascii="Consolas" w:hAnsi="Consolas"/>
-          <w:color w:val="0B3060"/>
-          <w:sz w:val="19"/>
-        </w:rPr>
-        <w:t xml:space="preserve">    f'- Labour hours: {hours:.0f}', f'- On-time fulfilment: {on_time/orders:.2%}',</w:t>
-      </w:r>
-    </w:p>
-    <w:p>
-      <w:r>
-        <w:rPr>
-          <w:rFonts w:ascii="Consolas" w:hAnsi="Consolas"/>
-          <w:color w:val="0B3060"/>
-          <w:sz w:val="19"/>
-        </w:rPr>
-        <w:t xml:space="preserve">    f'- Return rate: {returns/orders:.2%}', f'- Revenue per order: SGD {revenue/orders:.2f}',</w:t>
-      </w:r>
-    </w:p>
-    <w:p>
-      <w:r>
-        <w:rPr>
-          <w:rFonts w:ascii="Consolas" w:hAnsi="Consolas"/>
-          <w:color w:val="0B3060"/>
-          <w:sz w:val="19"/>
-        </w:rPr>
-        <w:t xml:space="preserve">    '', '### Exceptions below 95%',</w:t>
-      </w:r>
-    </w:p>
-    <w:p>
-      <w:r>
-        <w:rPr>
-          <w:rFonts w:ascii="Consolas" w:hAnsi="Consolas"/>
-          <w:color w:val="0B3060"/>
-          <w:sz w:val="19"/>
-        </w:rPr>
-        <w:t>]</w:t>
-      </w:r>
-    </w:p>
-    <w:p>
-      <w:r>
-        <w:rPr>
-          <w:rFonts w:ascii="Consolas" w:hAnsi="Consolas"/>
-          <w:color w:val="0B3060"/>
-          <w:sz w:val="19"/>
-        </w:rPr>
-        <w:t>lines += [f"- {r['location']}: {float(r['fulfilled_on_time'])/float(r['orders']):.2%}" for r in rows if float(r['fulfilled_on_time'])/float(r['orders']) &lt; .95]</w:t>
-      </w:r>
-    </w:p>
-    <w:p>
-      <w:r>
-        <w:rPr>
-          <w:rFonts w:ascii="Consolas" w:hAnsi="Consolas"/>
-          <w:color w:val="0B3060"/>
-          <w:sz w:val="19"/>
-        </w:rPr>
-        <w:t>lines += ['', '## Source contract', '## Reconciliation gate', '## Draft-review gate', '## Artifact and visual review', '## Cross-artifact consistency', '## Revision hash comparison', '## Inbox comparison', '## Exceptions and owner questions', '## Release decision']</w:t>
-      </w:r>
-    </w:p>
-    <w:p>
-      <w:r>
-        <w:rPr>
-          <w:rFonts w:ascii="Consolas" w:hAnsi="Consolas"/>
-          <w:color w:val="0B3060"/>
-          <w:sz w:val="19"/>
-        </w:rPr>
-        <w:t>Path('outputs/lab-03/03-week-33-quality-review.md').write_text('\n'.join(lines) + '\n', encoding='utf-8')</w:t>
-      </w:r>
-    </w:p>
-    <w:p>
-      <w:r>
-        <w:rPr>
-          <w:rFonts w:ascii="Consolas" w:hAnsi="Consolas"/>
-          <w:color w:val="0B3060"/>
-          <w:sz w:val="19"/>
-        </w:rPr>
-        <w:t>print('\n'.join(lines[:15]))</w:t>
-      </w:r>
-    </w:p>
-    <w:p>
-      <w:r>
-        <w:rPr>
-          <w:rFonts w:ascii="Consolas" w:hAnsi="Consolas"/>
-          <w:color w:val="0B3060"/>
-          <w:sz w:val="19"/>
-        </w:rPr>
-        <w:t>PY</w:t>
-      </w:r>
-    </w:p>
-    <w:p>
-      <w:r>
-        <w:rPr>
-          <w:rFonts w:ascii="Consolas" w:hAnsi="Consolas"/>
-          <w:color w:val="0B3060"/>
-          <w:sz w:val="19"/>
-        </w:rPr>
-      </w:r>
-    </w:p>
-    <w:p>
-      <w:r>
-        <w:rPr>
-          <w:rFonts w:ascii="Consolas" w:hAnsi="Consolas"/>
-          <w:color w:val="0B3060"/>
-          <w:sz w:val="19"/>
-        </w:rPr>
-        <w:t>Expected controls:</w:t>
-      </w:r>
-    </w:p>
-    <w:p>
-      <w:r>
-        <w:rPr>
-          <w:rFonts w:ascii="Consolas" w:hAnsi="Consolas"/>
-          <w:color w:val="0B3060"/>
-          <w:sz w:val="19"/>
-        </w:rPr>
-        <w:t>Orders = 2100</w:t>
-      </w:r>
-    </w:p>
-    <w:p>
-      <w:r>
-        <w:rPr>
-          <w:rFonts w:ascii="Consolas" w:hAnsi="Consolas"/>
-          <w:color w:val="0B3060"/>
-          <w:sz w:val="19"/>
-        </w:rPr>
-        <w:t>Fulfilled on time = 1985</w:t>
-      </w:r>
-    </w:p>
-    <w:p>
-      <w:r>
-        <w:rPr>
-          <w:rFonts w:ascii="Consolas" w:hAnsi="Consolas"/>
-          <w:color w:val="0B3060"/>
-          <w:sz w:val="19"/>
-        </w:rPr>
-        <w:t>Revenue = SGD 358050</w:t>
-      </w:r>
-    </w:p>
-    <w:p>
-      <w:r>
-        <w:rPr>
-          <w:rFonts w:ascii="Consolas" w:hAnsi="Consolas"/>
-          <w:color w:val="0B3060"/>
-          <w:sz w:val="19"/>
-        </w:rPr>
-        <w:t>Returns = 101</w:t>
-      </w:r>
-    </w:p>
-    <w:p>
-      <w:r>
-        <w:rPr>
-          <w:rFonts w:ascii="Consolas" w:hAnsi="Consolas"/>
-          <w:color w:val="0B3060"/>
-          <w:sz w:val="19"/>
-        </w:rPr>
-        <w:t>Labour hours = 2777</w:t>
-      </w:r>
-    </w:p>
-    <w:p>
-      <w:r>
-        <w:rPr>
-          <w:rFonts w:ascii="Consolas" w:hAnsi="Consolas"/>
-          <w:color w:val="0B3060"/>
-          <w:sz w:val="19"/>
-        </w:rPr>
-        <w:t>On-time fulfilment = 94.52%</w:t>
-      </w:r>
-    </w:p>
-    <w:p>
-      <w:r>
-        <w:rPr>
-          <w:rFonts w:ascii="Consolas" w:hAnsi="Consolas"/>
-          <w:color w:val="0B3060"/>
-          <w:sz w:val="19"/>
-        </w:rPr>
-        <w:t>Return rate = 4.81%</w:t>
-      </w:r>
-    </w:p>
-    <w:p>
-      <w:r>
-        <w:rPr>
-          <w:rFonts w:ascii="Consolas" w:hAnsi="Consolas"/>
-          <w:color w:val="0B3060"/>
-          <w:sz w:val="19"/>
-        </w:rPr>
-        <w:t>Revenue per order = SGD 170.50</w:t>
-      </w:r>
-    </w:p>
-    <w:p>
-      <w:r>
-        <w:rPr>
-          <w:rFonts w:ascii="Consolas" w:hAnsi="Consolas"/>
-          <w:color w:val="0B3060"/>
-          <w:sz w:val="19"/>
-        </w:rPr>
-        <w:t>Exceptions below 95% = Woodlands 90.91% and Jurong 92.11%</w:t>
-      </w:r>
-    </w:p>
-    <w:p>
-      <w:pPr>
-        <w:spacing w:after="80"/>
-        <w:ind w:left="360"/>
-      </w:pPr>
-      <w:r>
-        <w:rPr>
-          <w:b/>
-        </w:rPr>
-        <w:t xml:space="preserve">8.  </w:t>
-      </w:r>
-      <w:r>
-        <w:t>Start a new Cowork task and run the playbook with explicit Week 33 parameters. Require a plan and source-contract check first, then a pause at the reconciliation gate. The workstreams may run in parallel, but dependent narrative work must wait.</w:t>
-      </w:r>
-    </w:p>
-    <w:p>
-      <w:r>
-        <w:rPr>
-          <w:rFonts w:ascii="Consolas" w:hAnsi="Consolas"/>
-          <w:color w:val="0B3060"/>
-          <w:sz w:val="19"/>
-        </w:rPr>
-        <w:t>Run playbook/weekly-operations-review.md with these parameters:</w:t>
-      </w:r>
-    </w:p>
-    <w:p>
-      <w:r>
-        <w:rPr>
-          <w:rFonts w:ascii="Consolas" w:hAnsi="Consolas"/>
-          <w:color w:val="0B3060"/>
-          <w:sz w:val="19"/>
-        </w:rPr>
-        <w:t>REPORTING_WEEK = Week 33</w:t>
-      </w:r>
-    </w:p>
-    <w:p>
-      <w:r>
-        <w:rPr>
-          <w:rFonts w:ascii="Consolas" w:hAnsi="Consolas"/>
-          <w:color w:val="0B3060"/>
-          <w:sz w:val="19"/>
-        </w:rPr>
-        <w:t>SOURCE_FOLDER = inbox</w:t>
-      </w:r>
-    </w:p>
-    <w:p>
-      <w:r>
-        <w:rPr>
-          <w:rFonts w:ascii="Consolas" w:hAnsi="Consolas"/>
-          <w:color w:val="0B3060"/>
-          <w:sz w:val="19"/>
-        </w:rPr>
-        <w:t>OUTPUT_FOLDER = outputs/lab-03/week-33</w:t>
-      </w:r>
-    </w:p>
-    <w:p>
-      <w:r>
-        <w:rPr>
-          <w:rFonts w:ascii="Consolas" w:hAnsi="Consolas"/>
-          <w:color w:val="0B3060"/>
-          <w:sz w:val="19"/>
-        </w:rPr>
-        <w:t>AUDIENCE = Head of Operations</w:t>
-      </w:r>
-    </w:p>
-    <w:p>
-      <w:r>
-        <w:rPr>
-          <w:rFonts w:ascii="Consolas" w:hAnsi="Consolas"/>
-          <w:color w:val="0B3060"/>
-          <w:sz w:val="19"/>
-        </w:rPr>
-        <w:t>TARGET_SET = the targets in management-brief.md</w:t>
-      </w:r>
-    </w:p>
-    <w:p>
-      <w:r>
-        <w:rPr>
-          <w:rFonts w:ascii="Consolas" w:hAnsi="Consolas"/>
-          <w:color w:val="0B3060"/>
-          <w:sz w:val="19"/>
-        </w:rPr>
-      </w:r>
-    </w:p>
-    <w:p>
-      <w:r>
-        <w:rPr>
-          <w:rFonts w:ascii="Consolas" w:hAnsi="Consolas"/>
-          <w:color w:val="0B3060"/>
-          <w:sz w:val="19"/>
-        </w:rPr>
-        <w:t>Use only inbox/northstar-sales-w33.csv, inbox/customer-feedback-w33.csv, inbox/operations-notes-w33.md, management-brief.md, and brand-style.md. Do not use Week 32 values, exception locations, or recommendations as evidence for Week 33.</w:t>
-      </w:r>
-    </w:p>
-    <w:p>
-      <w:r>
-        <w:rPr>
-          <w:rFonts w:ascii="Consolas" w:hAnsi="Consolas"/>
-          <w:color w:val="0B3060"/>
-          <w:sz w:val="19"/>
-        </w:rPr>
-      </w:r>
-    </w:p>
-    <w:p>
-      <w:r>
-        <w:rPr>
-          <w:rFonts w:ascii="Consolas" w:hAnsi="Consolas"/>
-          <w:color w:val="0B3060"/>
-          <w:sz w:val="19"/>
-        </w:rPr>
-        <w:t>First show the parameter resolution, exact source set, write set, parallel workstreams, dependencies, stop conditions, two human gates, and quality checks. Wait for approval. After approval, complete Stage 1 and create only source-register.md, evidence-register.md, operations-analysis.xlsx, and reconciliation.md in the Week 33 output folder. Pause at the reconciliation gate with those four paths, the calculated controls, exceptions, and unresolved questions. Do not generate the report, slides, or run log until I approve the gate.</w:t>
-      </w:r>
-    </w:p>
-    <w:p>
-      <w:pPr>
-        <w:spacing w:after="80"/>
-        <w:ind w:left="360"/>
-      </w:pPr>
-      <w:r>
-        <w:rPr>
-          <w:b/>
-        </w:rPr>
-        <w:t xml:space="preserve">9.  </w:t>
-      </w:r>
-      <w:r>
-        <w:t>Review and approve the plan only if it resolves the correct Week 33 files and paths. After extraction, compare Claude's reconciliation with the independent controls. Confirm the overall rates are weighted and the workflow identified Week 33 exceptions from Week 33 data. Record the checks, discrepancies, corrections, and approval decision in 03-week-33-quality-review.md.</w:t>
-      </w:r>
-    </w:p>
-    <w:p>
-      <w:r>
-        <w:rPr>
-          <w:rFonts w:ascii="Consolas" w:hAnsi="Consolas"/>
-          <w:color w:val="0B3060"/>
-          <w:sz w:val="19"/>
-        </w:rPr>
-        <w:t>Required Stage 1 paths:</w:t>
-      </w:r>
-    </w:p>
-    <w:p>
-      <w:r>
-        <w:rPr>
-          <w:rFonts w:ascii="Consolas" w:hAnsi="Consolas"/>
-          <w:color w:val="0B3060"/>
-          <w:sz w:val="19"/>
-        </w:rPr>
-        <w:t>- outputs/lab-03/week-33/source-register.md</w:t>
-      </w:r>
-    </w:p>
-    <w:p>
-      <w:r>
-        <w:rPr>
-          <w:rFonts w:ascii="Consolas" w:hAnsi="Consolas"/>
-          <w:color w:val="0B3060"/>
-          <w:sz w:val="19"/>
-        </w:rPr>
-        <w:t>- outputs/lab-03/week-33/evidence-register.md</w:t>
-      </w:r>
-    </w:p>
-    <w:p>
-      <w:r>
-        <w:rPr>
-          <w:rFonts w:ascii="Consolas" w:hAnsi="Consolas"/>
-          <w:color w:val="0B3060"/>
-          <w:sz w:val="19"/>
-        </w:rPr>
-        <w:t>- outputs/lab-03/week-33/operations-analysis.xlsx</w:t>
-      </w:r>
-    </w:p>
-    <w:p>
-      <w:r>
-        <w:rPr>
-          <w:rFonts w:ascii="Consolas" w:hAnsi="Consolas"/>
-          <w:color w:val="0B3060"/>
-          <w:sz w:val="19"/>
-        </w:rPr>
-        <w:t>- outputs/lab-03/week-33/reconciliation.md</w:t>
-      </w:r>
-    </w:p>
-    <w:p>
-      <w:r>
-        <w:rPr>
-          <w:rFonts w:ascii="Consolas" w:hAnsi="Consolas"/>
-          <w:color w:val="0B3060"/>
-          <w:sz w:val="19"/>
-        </w:rPr>
-      </w:r>
-    </w:p>
-    <w:p>
-      <w:r>
-        <w:rPr>
-          <w:rFonts w:ascii="Consolas" w:hAnsi="Consolas"/>
-          <w:color w:val="0B3060"/>
-          <w:sz w:val="19"/>
-        </w:rPr>
-        <w:t>Expected Week 33 reconciliation:</w:t>
-      </w:r>
-    </w:p>
-    <w:p>
-      <w:r>
-        <w:rPr>
-          <w:rFonts w:ascii="Consolas" w:hAnsi="Consolas"/>
-          <w:color w:val="0B3060"/>
-          <w:sz w:val="19"/>
-        </w:rPr>
-        <w:t>- Orders: 2,100</w:t>
-      </w:r>
-    </w:p>
-    <w:p>
-      <w:r>
-        <w:rPr>
-          <w:rFonts w:ascii="Consolas" w:hAnsi="Consolas"/>
-          <w:color w:val="0B3060"/>
-          <w:sz w:val="19"/>
-        </w:rPr>
-        <w:t>- Fulfilled on time: 1,985</w:t>
-      </w:r>
-    </w:p>
-    <w:p>
-      <w:r>
-        <w:rPr>
-          <w:rFonts w:ascii="Consolas" w:hAnsi="Consolas"/>
-          <w:color w:val="0B3060"/>
-          <w:sz w:val="19"/>
-        </w:rPr>
-        <w:t>- Revenue: SGD 358,050</w:t>
-      </w:r>
-    </w:p>
-    <w:p>
-      <w:r>
-        <w:rPr>
-          <w:rFonts w:ascii="Consolas" w:hAnsi="Consolas"/>
-          <w:color w:val="0B3060"/>
-          <w:sz w:val="19"/>
-        </w:rPr>
-        <w:t>- Returns: 101</w:t>
-      </w:r>
-    </w:p>
-    <w:p>
-      <w:r>
-        <w:rPr>
-          <w:rFonts w:ascii="Consolas" w:hAnsi="Consolas"/>
-          <w:color w:val="0B3060"/>
-          <w:sz w:val="19"/>
-        </w:rPr>
-        <w:t>- Labour hours: 2,777</w:t>
-      </w:r>
-    </w:p>
-    <w:p>
-      <w:r>
-        <w:rPr>
-          <w:rFonts w:ascii="Consolas" w:hAnsi="Consolas"/>
-          <w:color w:val="0B3060"/>
-          <w:sz w:val="19"/>
-        </w:rPr>
-        <w:t>- Weighted on-time fulfilment: 94.52%</w:t>
-      </w:r>
-    </w:p>
-    <w:p>
-      <w:r>
-        <w:rPr>
-          <w:rFonts w:ascii="Consolas" w:hAnsi="Consolas"/>
-          <w:color w:val="0B3060"/>
-          <w:sz w:val="19"/>
-        </w:rPr>
-        <w:t>- Weighted return rate: 4.81%</w:t>
-      </w:r>
-    </w:p>
-    <w:p>
-      <w:r>
-        <w:rPr>
-          <w:rFonts w:ascii="Consolas" w:hAnsi="Consolas"/>
-          <w:color w:val="0B3060"/>
-          <w:sz w:val="19"/>
-        </w:rPr>
-        <w:t>- Revenue per order: SGD 170.50</w:t>
-      </w:r>
-    </w:p>
-    <w:p>
-      <w:r>
-        <w:rPr>
-          <w:rFonts w:ascii="Consolas" w:hAnsi="Consolas"/>
-          <w:color w:val="0B3060"/>
-          <w:sz w:val="19"/>
-        </w:rPr>
-        <w:t>- On-time exceptions against 95%: Woodlands 90.91% and Jurong 92.11%</w:t>
-      </w:r>
-    </w:p>
-    <w:p>
-      <w:r>
-        <w:rPr>
-          <w:rFonts w:ascii="Consolas" w:hAnsi="Consolas"/>
-          <w:color w:val="0B3060"/>
-          <w:sz w:val="19"/>
-        </w:rPr>
-      </w:r>
-    </w:p>
-    <w:p>
-      <w:r>
-        <w:rPr>
-          <w:rFonts w:ascii="Consolas" w:hAnsi="Consolas"/>
-          <w:color w:val="0B3060"/>
-          <w:sz w:val="19"/>
-        </w:rPr>
-        <w:t>If any path or value differs, do not approve the gate. Give the observed and expected state, metric definition, and source file; require a focused correction and rerun all controls.</w:t>
-      </w:r>
-    </w:p>
-    <w:p>
-      <w:pPr>
-        <w:spacing w:after="80"/>
-        <w:ind w:left="360"/>
-      </w:pPr>
-      <w:r>
-        <w:rPr>
-          <w:b/>
-        </w:rPr>
-        <w:t xml:space="preserve">10.  </w:t>
-      </w:r>
-      <w:r>
-        <w:t>Approve Stage 2 only after the reconciliation gate. The source register, evidence register, workbook, and reconciliation already exist from Stage 1; Stage 2 creates only the report, presentation, and run log. Require a second pause at the draft-review gate before any release decision.</w:t>
-      </w:r>
-    </w:p>
-    <w:p>
-      <w:r>
-        <w:rPr>
-          <w:rFonts w:ascii="Consolas" w:hAnsi="Consolas"/>
-          <w:color w:val="0B3060"/>
-          <w:sz w:val="19"/>
-        </w:rPr>
-        <w:t>Reconciliation gate approved. Continue the playbook and create only these remaining Week 33 artifacts inside outputs/lab-03/week-33:</w:t>
-      </w:r>
-    </w:p>
-    <w:p>
-      <w:r>
-        <w:rPr>
-          <w:rFonts w:ascii="Consolas" w:hAnsi="Consolas"/>
-          <w:color w:val="0B3060"/>
-          <w:sz w:val="19"/>
-        </w:rPr>
-        <w:t>- management-report.docx</w:t>
-      </w:r>
-    </w:p>
-    <w:p>
-      <w:r>
-        <w:rPr>
-          <w:rFonts w:ascii="Consolas" w:hAnsi="Consolas"/>
-          <w:color w:val="0B3060"/>
-          <w:sz w:val="19"/>
-        </w:rPr>
-        <w:t>- leadership-brief.pptx</w:t>
-      </w:r>
-    </w:p>
-    <w:p>
-      <w:r>
-        <w:rPr>
-          <w:rFonts w:ascii="Consolas" w:hAnsi="Consolas"/>
-          <w:color w:val="0B3060"/>
-          <w:sz w:val="19"/>
-        </w:rPr>
-        <w:t>- run-log.md</w:t>
-      </w:r>
-    </w:p>
-    <w:p>
-      <w:r>
-        <w:rPr>
-          <w:rFonts w:ascii="Consolas" w:hAnsi="Consolas"/>
-          <w:color w:val="0B3060"/>
-          <w:sz w:val="19"/>
-        </w:rPr>
-      </w:r>
-    </w:p>
-    <w:p>
-      <w:r>
-        <w:rPr>
-          <w:rFonts w:ascii="Consolas" w:hAnsi="Consolas"/>
-          <w:color w:val="0B3060"/>
-          <w:sz w:val="19"/>
-        </w:rPr>
-        <w:t>Use the four approved Stage 1 artifacts as the reconciled Week 33 fact base. Preserve the playbook's structures, definitions, checks, and owner fields, but derive all values, exceptions, customer themes, and recommendations from Week 33 sources. In run-log.md, record the exact Stage 1 gate evidence and decision. Pause at the draft-review gate. Do not share, send, publish, replace a source, or mark the pack released.</w:t>
-      </w:r>
-    </w:p>
-    <w:p>
-      <w:pPr>
-        <w:spacing w:after="80"/>
-        <w:ind w:left="360"/>
-      </w:pPr>
-      <w:r>
-        <w:rPr>
-          <w:b/>
-        </w:rPr>
-        <w:t xml:space="preserve">11.  </w:t>
-      </w:r>
-      <w:r>
-        <w:t>At the draft-review gate, open the workbook, document, and every slide. Run the quality checklist: file presence, source completeness, formulas and controls, metric definitions, period labels, evidence versus inference, owner questions, layout, cross-artifact consistency, and inbox comparison. Before any revision, record hashes for all seven Week 33 artifacts. Record exact locations for defects and request focused revisions. Repeat every affected check after a change. After the reviewer makes the draft-review decision, update the run log with the actual second-gate evidence before final reconciliation.</w:t>
-      </w:r>
-    </w:p>
-    <w:p>
-      <w:r>
-        <w:rPr>
-          <w:rFonts w:ascii="Consolas" w:hAnsi="Consolas"/>
-          <w:color w:val="0B3060"/>
-          <w:sz w:val="19"/>
-        </w:rPr>
-        <w:t>Windows PowerShell:</w:t>
-      </w:r>
-    </w:p>
-    <w:p>
-      <w:r>
-        <w:rPr>
-          <w:rFonts w:ascii="Consolas" w:hAnsi="Consolas"/>
-          <w:color w:val="0B3060"/>
-          <w:sz w:val="19"/>
-        </w:rPr>
-        <w:t>Get-ChildItem .\outputs\lab-03\week-33 -File | Sort-Object Name | ForEach-Object { [pscustomobject]@{Name=$_.Name;SHA256=(Get-FileHash -Algorithm SHA256 $_.FullName).Hash} } | Export-Csv -NoTypeInformation -Encoding utf8 .\outputs\lab-03\03-pre-revision-hashes.csv</w:t>
-      </w:r>
-    </w:p>
-    <w:p>
-      <w:r>
-        <w:rPr>
-          <w:rFonts w:ascii="Consolas" w:hAnsi="Consolas"/>
-          <w:color w:val="0B3060"/>
-          <w:sz w:val="19"/>
-        </w:rPr>
-      </w:r>
-    </w:p>
-    <w:p>
-      <w:r>
-        <w:rPr>
-          <w:rFonts w:ascii="Consolas" w:hAnsi="Consolas"/>
-          <w:color w:val="0B3060"/>
-          <w:sz w:val="19"/>
-        </w:rPr>
-        <w:t>macOS Terminal:</w:t>
-      </w:r>
-    </w:p>
-    <w:p>
-      <w:r>
-        <w:rPr>
-          <w:rFonts w:ascii="Consolas" w:hAnsi="Consolas"/>
-          <w:color w:val="0B3060"/>
-          <w:sz w:val="19"/>
-        </w:rPr>
-        <w:t>python3 - &lt;&lt;'PY'</w:t>
-      </w:r>
-    </w:p>
-    <w:p>
-      <w:r>
-        <w:rPr>
-          <w:rFonts w:ascii="Consolas" w:hAnsi="Consolas"/>
-          <w:color w:val="0B3060"/>
-          <w:sz w:val="19"/>
-        </w:rPr>
-        <w:t>from hashlib import sha256</w:t>
-      </w:r>
-    </w:p>
-    <w:p>
-      <w:r>
-        <w:rPr>
-          <w:rFonts w:ascii="Consolas" w:hAnsi="Consolas"/>
-          <w:color w:val="0B3060"/>
-          <w:sz w:val="19"/>
-        </w:rPr>
-        <w:t>from pathlib import Path</w:t>
-      </w:r>
-    </w:p>
-    <w:p>
-      <w:r>
-        <w:rPr>
-          <w:rFonts w:ascii="Consolas" w:hAnsi="Consolas"/>
-          <w:color w:val="0B3060"/>
-          <w:sz w:val="19"/>
-        </w:rPr>
-        <w:t>folder = Path('outputs/lab-03/week-33')</w:t>
-      </w:r>
-    </w:p>
-    <w:p>
-      <w:r>
-        <w:rPr>
-          <w:rFonts w:ascii="Consolas" w:hAnsi="Consolas"/>
-          <w:color w:val="0B3060"/>
-          <w:sz w:val="19"/>
-        </w:rPr>
-        <w:t>files = sorted((p for p in folder.iterdir() if p.is_file()), key=lambda p: p.name)</w:t>
-      </w:r>
-    </w:p>
-    <w:p>
-      <w:r>
-        <w:rPr>
-          <w:rFonts w:ascii="Consolas" w:hAnsi="Consolas"/>
-          <w:color w:val="0B3060"/>
-          <w:sz w:val="19"/>
-        </w:rPr>
-        <w:t>Path('outputs/lab-03/03-pre-revision-hashes.sha256').write_text(''.join(f"{sha256(p.read_bytes()).hexdigest()}  {p.as_posix()}\n" for p in files), encoding='utf-8')</w:t>
-      </w:r>
-    </w:p>
-    <w:p>
-      <w:r>
-        <w:rPr>
-          <w:rFonts w:ascii="Consolas" w:hAnsi="Consolas"/>
-          <w:color w:val="0B3060"/>
-          <w:sz w:val="19"/>
-        </w:rPr>
-        <w:t>print(f'Recorded {len(files)} pre-revision hashes')</w:t>
-      </w:r>
-    </w:p>
-    <w:p>
-      <w:r>
-        <w:rPr>
-          <w:rFonts w:ascii="Consolas" w:hAnsi="Consolas"/>
-          <w:color w:val="0B3060"/>
-          <w:sz w:val="19"/>
-        </w:rPr>
-        <w:t>PY</w:t>
-      </w:r>
-    </w:p>
-    <w:p>
-      <w:r>
-        <w:rPr>
-          <w:rFonts w:ascii="Consolas" w:hAnsi="Consolas"/>
-          <w:color w:val="0B3060"/>
-          <w:sz w:val="19"/>
-        </w:rPr>
-      </w:r>
-    </w:p>
-    <w:p>
-      <w:r>
-        <w:rPr>
-          <w:rFonts w:ascii="Consolas" w:hAnsi="Consolas"/>
-          <w:color w:val="0B3060"/>
-          <w:sz w:val="19"/>
-        </w:rPr>
-        <w:t>Artifact review:</w:t>
-      </w:r>
-    </w:p>
-    <w:p>
-      <w:r>
-        <w:rPr>
-          <w:rFonts w:ascii="Consolas" w:hAnsi="Consolas"/>
-          <w:color w:val="0B3060"/>
-          <w:sz w:val="19"/>
-        </w:rPr>
-        <w:t>- all seven named files exist: source and evidence registers, reconciliation, workbook, report, presentation, and run log</w:t>
-      </w:r>
-    </w:p>
-    <w:p>
-      <w:r>
-        <w:rPr>
-          <w:rFonts w:ascii="Consolas" w:hAnsi="Consolas"/>
-          <w:color w:val="0B3060"/>
-          <w:sz w:val="19"/>
-        </w:rPr>
-        <w:t>- every artifact says Week 33</w:t>
-      </w:r>
-    </w:p>
-    <w:p>
-      <w:r>
-        <w:rPr>
-          <w:rFonts w:ascii="Consolas" w:hAnsi="Consolas"/>
-          <w:color w:val="0B3060"/>
-          <w:sz w:val="19"/>
-        </w:rPr>
-        <w:t>- workbook and reconciliation agree with the independent controls</w:t>
-      </w:r>
-    </w:p>
-    <w:p>
-      <w:r>
-        <w:rPr>
-          <w:rFonts w:ascii="Consolas" w:hAnsi="Consolas"/>
-          <w:color w:val="0B3060"/>
-          <w:sz w:val="19"/>
-        </w:rPr>
-        <w:t>- report and slides use 94.52%, 4.81%, SGD 358,050, and the same rounding</w:t>
-      </w:r>
-    </w:p>
-    <w:p>
-      <w:r>
-        <w:rPr>
-          <w:rFonts w:ascii="Consolas" w:hAnsi="Consolas"/>
-          <w:color w:val="0B3060"/>
-          <w:sz w:val="19"/>
-        </w:rPr>
-        <w:t>- no Week 32 value or conclusion appears as Week 33 evidence</w:t>
-      </w:r>
-    </w:p>
-    <w:p>
-      <w:r>
-        <w:rPr>
-          <w:rFonts w:ascii="Consolas" w:hAnsi="Consolas"/>
-          <w:color w:val="0B3060"/>
-          <w:sz w:val="19"/>
-        </w:rPr>
-        <w:t>- source register names the Week 33 inputs</w:t>
-      </w:r>
-    </w:p>
-    <w:p>
-      <w:r>
-        <w:rPr>
-          <w:rFonts w:ascii="Consolas" w:hAnsi="Consolas"/>
-          <w:color w:val="0B3060"/>
-          <w:sz w:val="19"/>
-        </w:rPr>
-        <w:t>- unsupported claims are labelled OWNER TO VERIFY</w:t>
-      </w:r>
-    </w:p>
-    <w:p>
-      <w:r>
-        <w:rPr>
-          <w:rFonts w:ascii="Consolas" w:hAnsi="Consolas"/>
-          <w:color w:val="0B3060"/>
-          <w:sz w:val="19"/>
-        </w:rPr>
-        <w:t>- report has no blank or clipped page</w:t>
-      </w:r>
-    </w:p>
-    <w:p>
-      <w:r>
-        <w:rPr>
-          <w:rFonts w:ascii="Consolas" w:hAnsi="Consolas"/>
-          <w:color w:val="0B3060"/>
-          <w:sz w:val="19"/>
-        </w:rPr>
-        <w:t>- slides have no overlap, cut-off text, or unreadable density</w:t>
-      </w:r>
-    </w:p>
-    <w:p>
-      <w:r>
-        <w:rPr>
-          <w:rFonts w:ascii="Consolas" w:hAnsi="Consolas"/>
-          <w:color w:val="0B3060"/>
-          <w:sz w:val="19"/>
-        </w:rPr>
-      </w:r>
-    </w:p>
-    <w:p>
-      <w:r>
-        <w:rPr>
-          <w:rFonts w:ascii="Consolas" w:hAnsi="Consolas"/>
-          <w:color w:val="0B3060"/>
-          <w:sz w:val="19"/>
-        </w:rPr>
-        <w:t>After all revisions and repeated checks, record the draft-review decision in 03-week-33-quality-review.md. Then say:</w:t>
-      </w:r>
-    </w:p>
-    <w:p>
-      <w:r>
-        <w:rPr>
-          <w:rFonts w:ascii="Consolas" w:hAnsi="Consolas"/>
-          <w:color w:val="0B3060"/>
-          <w:sz w:val="19"/>
-        </w:rPr>
-        <w:t>Update only outputs/lab-03/week-33/run-log.md. Record the actual draft-review gate reviewer, evidence examined, corrections, decision, date and time, and precisely permitted next action. Do not invent approval, share a file, or change another artifact. Reopen run-log.md and verify this second-gate record before continuing.</w:t>
-      </w:r>
-    </w:p>
-    <w:p>
-      <w:pPr>
-        <w:spacing w:after="80"/>
-        <w:ind w:left="360"/>
-      </w:pPr>
-      <w:r>
-        <w:rPr>
-          <w:b/>
-        </w:rPr>
-        <w:t xml:space="preserve">12.  </w:t>
-      </w:r>
-      <w:r>
-        <w:t>Ask Claude for a read-only final reconciliation. Compare its evidence with your quality review, then make the release decision for the local training pack. The decision authorises only retaining the files in the workspace; it does not authorise sharing or any external action.</w:t>
-      </w:r>
-    </w:p>
-    <w:p>
-      <w:r>
-        <w:rPr>
-          <w:rFonts w:ascii="Consolas" w:hAnsi="Consolas"/>
-          <w:color w:val="0B3060"/>
-          <w:sz w:val="19"/>
-        </w:rPr>
-        <w:t>Read the Week 33 artifacts, playbook, quality checklist, and current quality review without changing them. Reconcile the source set, period, metric definitions, values, rounding, exceptions, recommendations, owner questions, file list, gate decisions, and run log. Report mismatches and limitations. If none remain, state the evidence for local training-pack readiness. Do not share, send, publish, or change a file.</w:t>
-      </w:r>
-    </w:p>
-    <w:p>
-      <w:pPr>
-        <w:spacing w:after="80"/>
-        <w:ind w:left="360"/>
-      </w:pPr>
-      <w:r>
-        <w:rPr>
-          <w:b/>
-        </w:rPr>
-        <w:t xml:space="preserve">13.  </w:t>
-      </w:r>
-      <w:r>
-        <w:t>Create the rollout plan with Claude, then edit it to your own work context without naming real data or credentials. Keep the first pilot draft-only and bounded. Include a baseline, owner, approved source class, access process, evidence, review burden, monitoring, incident response, and stop conditions.</w:t>
-      </w:r>
-    </w:p>
-    <w:p>
-      <w:r>
-        <w:rPr>
-          <w:rFonts w:ascii="Consolas" w:hAnsi="Consolas"/>
-          <w:color w:val="0B3060"/>
-          <w:sz w:val="19"/>
-        </w:rPr>
-        <w:t>Create outputs/lab-03/03-rollout-plan.md for a four-week pilot of one recurring knowledge-work process. Include: use-case boundary and non-goals; accountable owner and reviewers; permitted data classes and prohibited data; source and access provisioning; task and playbook owner; current time and quality baseline; draft-only Week 1 run; success and guardrail metrics; human gates; run evidence; exception and incident response; access removal; weekly review; version control; criteria to continue, narrow, pause, or stop. Use placeholders rather than real names, systems, data, or credentials.</w:t>
-      </w:r>
-    </w:p>
-    <w:p>
-      <w:pPr>
-        <w:spacing w:after="80"/>
-        <w:ind w:left="360"/>
-      </w:pPr>
-      <w:r>
-        <w:rPr>
-          <w:b/>
-        </w:rPr>
-        <w:t xml:space="preserve">14.  </w:t>
-      </w:r>
-      <w:r>
-        <w:t>Run the final inbox hash comparison and inspect the project for all promised outputs. Complete the quality review's Inbox comparison, Exceptions and owner questions, and Release decision sections. Record one playbook improvement discovered during the Week 33 run and update the playbook version history to v1.1 only if you actually make that improvement.</w:t>
-      </w:r>
-    </w:p>
-    <w:p>
-      <w:r>
-        <w:rPr>
-          <w:rFonts w:ascii="Consolas" w:hAnsi="Consolas"/>
-          <w:color w:val="0B3060"/>
-          <w:sz w:val="19"/>
-        </w:rPr>
-        <w:t>Windows PowerShell:</w:t>
-      </w:r>
-    </w:p>
-    <w:p>
-      <w:r>
-        <w:rPr>
-          <w:rFonts w:ascii="Consolas" w:hAnsi="Consolas"/>
-          <w:color w:val="0B3060"/>
-          <w:sz w:val="19"/>
-        </w:rPr>
-        <w:t>$before = Import-Csv .\outputs\lab-01\00-inbox-baseline.csv</w:t>
-      </w:r>
-    </w:p>
-    <w:p>
-      <w:r>
-        <w:rPr>
-          <w:rFonts w:ascii="Consolas" w:hAnsi="Consolas"/>
-          <w:color w:val="0B3060"/>
-          <w:sz w:val="19"/>
-        </w:rPr>
-        <w:t>$after = Get-ChildItem .\inbox -File | Sort-Object Name | ForEach-Object { [pscustomobject]@{Name=$_.Name;Bytes=$_.Length;SHA256=(Get-FileHash -Algorithm SHA256 $_.FullName).Hash} }</w:t>
-      </w:r>
-    </w:p>
-    <w:p>
-      <w:r>
-        <w:rPr>
-          <w:rFonts w:ascii="Consolas" w:hAnsi="Consolas"/>
-          <w:color w:val="0B3060"/>
-          <w:sz w:val="19"/>
-        </w:rPr>
-        <w:t>if (Compare-Object $before $after -Property Name,Bytes,SHA256) { throw 'Inbox changed' } else { 'Inbox unchanged' }</w:t>
-      </w:r>
-    </w:p>
-    <w:p>
-      <w:r>
-        <w:rPr>
-          <w:rFonts w:ascii="Consolas" w:hAnsi="Consolas"/>
-          <w:color w:val="0B3060"/>
-          <w:sz w:val="19"/>
-        </w:rPr>
-        <w:t>$postRevision = Get-ChildItem .\outputs\lab-03\week-33 -File | Sort-Object Name | ForEach-Object { [pscustomobject]@{Name=$_.Name;SHA256=(Get-FileHash -Algorithm SHA256 $_.FullName).Hash} }</w:t>
-      </w:r>
-    </w:p>
-    <w:p>
-      <w:r>
-        <w:rPr>
-          <w:rFonts w:ascii="Consolas" w:hAnsi="Consolas"/>
-          <w:color w:val="0B3060"/>
-          <w:sz w:val="19"/>
-        </w:rPr>
-        <w:t>$postRevision | Export-Csv -NoTypeInformation -Encoding utf8 .\outputs\lab-03\03-post-revision-hashes.csv</w:t>
-      </w:r>
-    </w:p>
-    <w:p>
-      <w:r>
-        <w:rPr>
-          <w:rFonts w:ascii="Consolas" w:hAnsi="Consolas"/>
-          <w:color w:val="0B3060"/>
-          <w:sz w:val="19"/>
-        </w:rPr>
-        <w:t>Compare-Object (Import-Csv .\outputs\lab-03\03-pre-revision-hashes.csv) $postRevision -Property Name,SHA256 | Format-Table -AutoSize</w:t>
-      </w:r>
-    </w:p>
-    <w:p>
-      <w:r>
-        <w:rPr>
-          <w:rFonts w:ascii="Consolas" w:hAnsi="Consolas"/>
-          <w:color w:val="0B3060"/>
-          <w:sz w:val="19"/>
-        </w:rPr>
-        <w:t>Get-ChildItem .\playbook -File | Select-Object Name,Length</w:t>
-      </w:r>
-    </w:p>
-    <w:p>
-      <w:r>
-        <w:rPr>
-          <w:rFonts w:ascii="Consolas" w:hAnsi="Consolas"/>
-          <w:color w:val="0B3060"/>
-          <w:sz w:val="19"/>
-        </w:rPr>
-        <w:t>Get-ChildItem .\outputs\lab-03\week-33 -File | Select-Object Name,Length</w:t>
-      </w:r>
-    </w:p>
-    <w:p>
-      <w:r>
-        <w:rPr>
-          <w:rFonts w:ascii="Consolas" w:hAnsi="Consolas"/>
-          <w:color w:val="0B3060"/>
-          <w:sz w:val="19"/>
-        </w:rPr>
-        <w:t>if (-not (Test-Path .\outputs\lab-03\03-week-33-quality-review.md)) { throw 'Missing quality review' }</w:t>
-      </w:r>
-    </w:p>
-    <w:p>
-      <w:r>
-        <w:rPr>
-          <w:rFonts w:ascii="Consolas" w:hAnsi="Consolas"/>
-          <w:color w:val="0B3060"/>
-          <w:sz w:val="19"/>
-        </w:rPr>
-        <w:t>if (-not (Test-Path .\outputs\lab-03\03-rollout-plan.md)) { throw 'Missing rollout plan' }</w:t>
-      </w:r>
-    </w:p>
-    <w:p>
-      <w:r>
-        <w:rPr>
-          <w:rFonts w:ascii="Consolas" w:hAnsi="Consolas"/>
-          <w:color w:val="0B3060"/>
-          <w:sz w:val="19"/>
-        </w:rPr>
-      </w:r>
-    </w:p>
-    <w:p>
-      <w:r>
-        <w:rPr>
-          <w:rFonts w:ascii="Consolas" w:hAnsi="Consolas"/>
-          <w:color w:val="0B3060"/>
-          <w:sz w:val="19"/>
-        </w:rPr>
-        <w:t>macOS Terminal:</w:t>
-      </w:r>
-    </w:p>
-    <w:p>
-      <w:r>
-        <w:rPr>
-          <w:rFonts w:ascii="Consolas" w:hAnsi="Consolas"/>
-          <w:color w:val="0B3060"/>
-          <w:sz w:val="19"/>
-        </w:rPr>
-        <w:t>set -euo pipefail</w:t>
-      </w:r>
-    </w:p>
-    <w:p>
-      <w:r>
-        <w:rPr>
-          <w:rFonts w:ascii="Consolas" w:hAnsi="Consolas"/>
-          <w:color w:val="0B3060"/>
-          <w:sz w:val="19"/>
-        </w:rPr>
-        <w:t>shasum -a 256 -c outputs/lab-01/00-inbox-baseline.sha256</w:t>
-      </w:r>
-    </w:p>
-    <w:p>
-      <w:r>
-        <w:rPr>
-          <w:rFonts w:ascii="Consolas" w:hAnsi="Consolas"/>
-          <w:color w:val="0B3060"/>
-          <w:sz w:val="19"/>
-        </w:rPr>
-        <w:t>python3 - &lt;&lt;'PY'</w:t>
-      </w:r>
-    </w:p>
-    <w:p>
-      <w:r>
-        <w:rPr>
-          <w:rFonts w:ascii="Consolas" w:hAnsi="Consolas"/>
-          <w:color w:val="0B3060"/>
-          <w:sz w:val="19"/>
-        </w:rPr>
-        <w:t>from hashlib import sha256</w:t>
-      </w:r>
-    </w:p>
-    <w:p>
-      <w:r>
-        <w:rPr>
-          <w:rFonts w:ascii="Consolas" w:hAnsi="Consolas"/>
-          <w:color w:val="0B3060"/>
-          <w:sz w:val="19"/>
-        </w:rPr>
-        <w:t>from pathlib import Path</w:t>
-      </w:r>
-    </w:p>
-    <w:p>
-      <w:r>
-        <w:rPr>
-          <w:rFonts w:ascii="Consolas" w:hAnsi="Consolas"/>
-          <w:color w:val="0B3060"/>
-          <w:sz w:val="19"/>
-        </w:rPr>
-        <w:t>folder = Path('outputs/lab-03/week-33')</w:t>
-      </w:r>
-    </w:p>
-    <w:p>
-      <w:r>
-        <w:rPr>
-          <w:rFonts w:ascii="Consolas" w:hAnsi="Consolas"/>
-          <w:color w:val="0B3060"/>
-          <w:sz w:val="19"/>
-        </w:rPr>
-        <w:t>files = sorted((p for p in folder.iterdir() if p.is_file()), key=lambda p: p.name)</w:t>
-      </w:r>
-    </w:p>
-    <w:p>
-      <w:r>
-        <w:rPr>
-          <w:rFonts w:ascii="Consolas" w:hAnsi="Consolas"/>
-          <w:color w:val="0B3060"/>
-          <w:sz w:val="19"/>
-        </w:rPr>
-        <w:t>Path('outputs/lab-03/03-post-revision-hashes.sha256').write_text(''.join(f"{sha256(p.read_bytes()).hexdigest()}  {p.as_posix()}\n" for p in files), encoding='utf-8')</w:t>
-      </w:r>
-    </w:p>
-    <w:p>
-      <w:r>
-        <w:rPr>
-          <w:rFonts w:ascii="Consolas" w:hAnsi="Consolas"/>
-          <w:color w:val="0B3060"/>
-          <w:sz w:val="19"/>
-        </w:rPr>
-        <w:t>print(f'Recorded {len(files)} post-revision hashes')</w:t>
-      </w:r>
-    </w:p>
-    <w:p>
-      <w:r>
-        <w:rPr>
-          <w:rFonts w:ascii="Consolas" w:hAnsi="Consolas"/>
-          <w:color w:val="0B3060"/>
-          <w:sz w:val="19"/>
-        </w:rPr>
-        <w:t>PY</w:t>
-      </w:r>
-    </w:p>
-    <w:p>
-      <w:r>
-        <w:rPr>
-          <w:rFonts w:ascii="Consolas" w:hAnsi="Consolas"/>
-          <w:color w:val="0B3060"/>
-          <w:sz w:val="19"/>
-        </w:rPr>
-        <w:t>diff -u outputs/lab-03/03-pre-revision-hashes.sha256 outputs/lab-03/03-post-revision-hashes.sha256 || true</w:t>
-      </w:r>
-    </w:p>
-    <w:p>
-      <w:r>
-        <w:rPr>
-          <w:rFonts w:ascii="Consolas" w:hAnsi="Consolas"/>
-          <w:color w:val="0B3060"/>
-          <w:sz w:val="19"/>
-        </w:rPr>
-        <w:t>find playbook outputs/lab-03 -maxdepth 2 -type f -print</w:t>
-      </w:r>
-    </w:p>
-    <w:p>
-      <w:r>
-        <w:rPr>
-          <w:rFonts w:ascii="Consolas" w:hAnsi="Consolas"/>
-          <w:color w:val="0B3060"/>
-          <w:sz w:val="19"/>
-        </w:rPr>
-        <w:t>test -f outputs/lab-03/03-week-33-quality-review.md</w:t>
-      </w:r>
-    </w:p>
-    <w:p>
-      <w:r>
-        <w:rPr>
-          <w:rFonts w:ascii="Consolas" w:hAnsi="Consolas"/>
-          <w:color w:val="0B3060"/>
-          <w:sz w:val="19"/>
-        </w:rPr>
-        <w:t>test -f outputs/lab-03/03-rollout-plan.md</w:t>
-      </w:r>
-    </w:p>
-    <w:p>
-      <w:r>
-        <w:rPr>
-          <w:rFonts w:ascii="Consolas" w:hAnsi="Consolas"/>
-          <w:color w:val="0B3060"/>
-          <w:sz w:val="19"/>
-        </w:rPr>
-      </w:r>
-    </w:p>
-    <w:p>
-      <w:r>
-        <w:rPr>
-          <w:rFonts w:ascii="Consolas" w:hAnsi="Consolas"/>
-          <w:color w:val="0B3060"/>
-          <w:sz w:val="19"/>
-        </w:rPr>
-        <w:t>Record which artifact hashes changed and why in the Revision hash comparison section. Only intended revision targets should differ. Confirm run-log.md contains the actual second-gate reviewer, evidence, decision, time, and permitted next action before making the release decision.</w:t>
-      </w:r>
-    </w:p>
-    <w:p>
-      <w:r>
-        <w:rPr>
-          <w:b/>
-          <w:color w:val="1F6FEB"/>
-          <w:sz w:val="22"/>
-        </w:rPr>
         <w:t>Test it</w:t>
       </w:r>
     </w:p>
     <w:p>
       <w:r>
-        <w:t>Confirm the four playbook files contain the required parameters, source contract, workstreams, dependencies, two human gates, deliverables, controls, exception paths, ownership, and tool decision, with no Week 32 conclusion hard-coded. Confirm Stage 1 produced source-register.md, evidence-register.md, operations-analysis.xlsx, and reconciliation.md before approval, then Stage 2 produced management-report.docx, leadership-brief.pptx, and run-log.md. Reconcile the seven Week 33 artifacts to 2,100 orders, 1,985 fulfilled on time, SGD 358,050 revenue, 101 returns, 2,777 labour hours, 94.52% on-time fulfilment, 4.81% return rate, and SGD 170.50 revenue per order. Open and visually inspect the report and every slide, confirm the registers, reconciliation, and run log describe Week 33, confirm both human gates are recorded, confirm the pre/post revision hash comparison explains only intended changes, confirm the inbox is unchanged, and confirm the rollout plan names the bounded use case, data rules, owner, baseline, evidence, monitoring, incident response, and stop criteria.</w:t>
+        <w:t>September approved revenue S$48,100; approved expense S$16,960; net S$31,140. One approved workbook, one flow run and one Outlook test email with the exact .xlsx attachment.</w:t>
       </w:r>
     </w:p>
     <w:p>
+      <w:pPr>
+        <w:pStyle w:val="Heading2"/>
+      </w:pPr>
       <w:r>
-        <w:rPr>
-          <w:b/>
-          <w:color w:val="1F6FEB"/>
-          <w:sz w:val="22"/>
-        </w:rPr>
-        <w:t>Checkpoint for the next lab</w:t>
-      </w:r>
-    </w:p>
-    <w:p>
-      <w:r>
-        <w:t>Retain the verified local Week 33 pack, playbook files, quality review, and rollout plan as the final C1382 learning portfolio. Before applying the workflow to real work, obtain the relevant data and system approvals, substitute an explicitly approved source contract, and rerun every control in a draft-only pilot.</w:t>
-      </w:r>
-    </w:p>
-    <w:p>
-      <w:r>
-        <w:rPr>
-          <w:b/>
-          <w:color w:val="1F6FEB"/>
-          <w:sz w:val="22"/>
-        </w:rPr>
         <w:t>Troubleshooting</w:t>
       </w:r>
     </w:p>
@@ -8567,7 +1245,7 @@
         <w:pStyle w:val="ListBullet"/>
       </w:pPr>
       <w:r>
-        <w:t>The playbook contains Week 32 values or recommendations: Remove results from the reusable procedure. Replace them with parameters, definitions, target references, and instructions for deriving the new period's exceptions.</w:t>
+        <w:t>Cowork cannot access the workbook: connect only this lab folder in the desktop project, confirm file permissions, then retry read-only inventory.</w:t>
       </w:r>
     </w:p>
     <w:p>
@@ -8575,7 +1253,7 @@
         <w:pStyle w:val="ListBullet"/>
       </w:pPr>
       <w:r>
-        <w:t>Parallel workstreams produce conflicting definitions: Stop at the dependency gate. Select the definitions in the playbook, reconcile the upstream outputs, update the shared source register and control sheet, then restart dependent work.</w:t>
+        <w:t>Formula totals disagree: check duplicate-ID and approval filters, recalculate Excel formulas, then compare each eligible row with the source.</w:t>
       </w:r>
     </w:p>
     <w:p>
@@ -8583,506 +1261,69 @@
         <w:pStyle w:val="ListBullet"/>
       </w:pPr>
       <w:r>
-        <w:t>Week 33 output repeats a Week 32 conclusion: Treat it as contamination from prior context. Name the copied claim, require Claude to locate Week 33 evidence, remove unsupported carry-over, and rerun the complete reconciliation across every artifact.</w:t>
+        <w:t>Outlook delivery is unavailable: verify Microsoft 365 work-account/admin write access. The native connector cannot attach files; use the approved OneDrive link or the Power Automate attachment flow. Do not claim a send occurred without Sent Items and flow history.</w:t>
       </w:r>
     </w:p>
     <w:p>
       <w:pPr>
-        <w:pStyle w:val="ListBullet"/>
+        <w:pStyle w:val="Heading2"/>
       </w:pPr>
       <w:r>
-        <w:t>A scheduled run cannot access its source: Keep this lab on demand while diagnosing the execution mode. A remote built-in schedule cannot be tied to a computer folder, so use an approved connector or a file saved to the Claude account. A manually configured schedule that requires local files or apps runs locally, so confirm the device and required app are available. Re-review access, freshness, monitoring, failure handling, and release authority before enabling either route.</w:t>
-      </w:r>
-    </w:p>
-    <w:p>
-      <w:pPr>
-        <w:pStyle w:val="ListBullet"/>
-      </w:pPr>
-      <w:r>
-        <w:t>A connector is unavailable or not approved: Use the local synthetic source for this lab. Record the connector as Not approved or Not available in integration-decision.md and keep the workflow's source contract independent of that tool.</w:t>
-      </w:r>
-    </w:p>
-    <w:p>
-      <w:pPr>
-        <w:pStyle w:val="ListBullet"/>
-      </w:pPr>
-      <w:r>
-        <w:t>The project instructions become a long task prompt: Keep only durable rules that apply across reporting weeks. Move parameters, sources, audience, and one-run deliverables back into the task invocation.</w:t>
-      </w:r>
-    </w:p>
-    <w:p>
-      <w:pPr>
-        <w:pStyle w:val="ListBullet"/>
-      </w:pPr>
-      <w:r>
-        <w:t>The run log omits a human gate: Do not declare the local pack ready. Add the actual reviewer, evidence examined, decision, time, and permitted next action; never fabricate an approval that did not occur.</w:t>
-      </w:r>
-    </w:p>
-    <w:p>
-      <w:r>
-        <w:rPr>
-          <w:b/>
-          <w:color w:val="1F6FEB"/>
-          <w:sz w:val="22"/>
-        </w:rPr>
         <w:t>Challenge</w:t>
       </w:r>
     </w:p>
     <w:p>
       <w:r>
-        <w:t>If the trainer provides an approved connector to a synthetic cloud folder, clone the playbook as a connector variant. Compare source resolution, access scope, evidence, latency, failure mode, and fallback with the local run. Do not add a real business connection and do not enable a schedule during class.</w:t>
+        <w:t>Add a second approval gate that checks the workbook file name, reviewed period and row counts before moving it to Approved Reports.</w:t>
       </w:r>
     </w:p>
     <w:p>
+      <w:pPr>
+        <w:pStyle w:val="Heading2"/>
+      </w:pPr>
       <w:r>
-        <w:rPr>
-          <w:b/>
-          <w:color w:val="1F6FEB"/>
-          <w:sz w:val="22"/>
-        </w:rPr>
         <w:t>Reflection</w:t>
       </w:r>
     </w:p>
     <w:p>
       <w:r>
-        <w:t>Which element transformed the successful Lab 2 session into an operational playbook, and where did the Week 33 run reveal that a saved prompt alone would not have been enough?</w:t>
+        <w:t>Which control would stop a plausible-looking but incorrect finance report from being emailed?</w:t>
+      </w:r>
+    </w:p>
+    <w:p>
+      <w:pPr>
+        <w:pStyle w:val="Heading1"/>
+      </w:pPr>
+      <w:r>
+        <w:t>Reference and product verification</w:t>
       </w:r>
     </w:p>
     <w:p>
       <w:r>
-        <w:rPr>
-          <w:b/>
-          <w:color w:val="1F6FEB"/>
-        </w:rPr>
-        <w:t xml:space="preserve">Note: </w:t>
-      </w:r>
-      <w:r>
-        <w:rPr>
-          <w:sz w:val="20"/>
-        </w:rPr>
-        <w:t>Full commands and screenshots are in labs/lab-03-*.md. Use only the supplied fictional data. Keep inbox/ unchanged, create outputs in new folders, verify important values, and obtain clear authority before any external write, sharing action, source replacement, or removal.</w:t>
-      </w:r>
-    </w:p>
-    <w:p/>
-    <w:p>
-      <w:pPr>
-        <w:pStyle w:val="Heading2"/>
-      </w:pPr>
-      <w:r>
-        <w:t>Recap — Advanced Cowork Workflows</w:t>
+        <w:t>Anthropic Claude Cowork Help: https://support.claude.com/en/articles/13345190-get-started-with-claude-cowork</w:t>
       </w:r>
     </w:p>
     <w:p>
       <w:r>
-        <w:t>You can now:</w:t>
-      </w:r>
-    </w:p>
-    <w:p>
-      <w:pPr>
-        <w:pStyle w:val="ListBullet"/>
-      </w:pPr>
-      <w:r>
-        <w:t>LO4 and LO5: convert a successful multi-step session into a parameterised playbook, choose tools and integrations deliberately, control parallel work with human gates, rerun the workflow on a new period, and define a safe team rollout</w:t>
+        <w:t>Anthropic schedule documentation: https://support.claude.com/en/articles/13854387-schedule-recurring-tasks-in-claude-cowork</w:t>
       </w:r>
     </w:p>
     <w:p>
       <w:r>
-        <w:t>Carry forward the verified lab checkpoints and resolve any OWNER TO VERIFY items with the named owner before the next topic.</w:t>
-      </w:r>
-    </w:p>
-    <w:p/>
-    <w:p>
-      <w:pPr>
-        <w:pStyle w:val="Heading1"/>
-      </w:pPr>
-      <w:r>
-        <w:t>Wrap-Up - Your Cowork Operating System</w:t>
+        <w:t>Anthropic Microsoft 365 connector: https://support.claude.com/en/articles/15183774-connect-to-microsoft-365</w:t>
       </w:r>
     </w:p>
     <w:p>
       <w:r>
-        <w:t>The three labs form one operating system for responsible delegation: a task contract, a reconciled artifact pipeline, and a repeatable playbook with human control.</w:t>
+        <w:t>Microsoft OneDrive connector: https://learn.microsoft.com/en-us/connectors/onedriveforbusiness/</w:t>
       </w:r>
     </w:p>
     <w:p>
       <w:r>
-        <w:rPr>
-          <w:b/>
-          <w:color w:val="1F6FEB"/>
-          <w:sz w:val="22"/>
-        </w:rPr>
-        <w:t>Before every run</w:t>
-      </w:r>
-    </w:p>
-    <w:p>
-      <w:pPr>
-        <w:pStyle w:val="ListBullet"/>
-      </w:pPr>
-      <w:r>
-        <w:t>Confirm the outcome, owner, approved source scope, deliverables, and evidence.</w:t>
-      </w:r>
-    </w:p>
-    <w:p>
-      <w:pPr>
-        <w:pStyle w:val="ListBullet"/>
-      </w:pPr>
-      <w:r>
-        <w:t>Choose the most precise trusted tool and the smallest reversible action.</w:t>
-      </w:r>
-    </w:p>
-    <w:p>
-      <w:pPr>
-        <w:pStyle w:val="ListBullet"/>
-      </w:pPr>
-      <w:r>
-        <w:t>Name the stop conditions and approval gates before work begins.</w:t>
-      </w:r>
-    </w:p>
-    <w:p>
-      <w:r>
-        <w:rPr>
-          <w:b/>
-          <w:color w:val="1F6FEB"/>
-          <w:sz w:val="22"/>
-        </w:rPr>
-        <w:t>Before every release</w:t>
-      </w:r>
-    </w:p>
-    <w:p>
-      <w:pPr>
-        <w:pStyle w:val="ListBullet"/>
-      </w:pPr>
-      <w:r>
-        <w:t>Reconcile control totals, metric definitions, reporting periods, and source references.</w:t>
-      </w:r>
-    </w:p>
-    <w:p>
-      <w:pPr>
-        <w:pStyle w:val="ListBullet"/>
-      </w:pPr>
-      <w:r>
-        <w:t>Inspect the actual document, spreadsheet, and presentation rather than trusting filenames.</w:t>
-      </w:r>
-    </w:p>
-    <w:p>
-      <w:pPr>
-        <w:pStyle w:val="ListBullet"/>
-      </w:pPr>
-      <w:r>
-        <w:t>Record unresolved claims, the accountable reviewer, the release decision, and any follow-up action.</w:t>
-      </w:r>
-    </w:p>
-    <w:p/>
-    <w:p>
-      <w:pPr>
-        <w:pStyle w:val="Heading1"/>
-      </w:pPr>
-      <w:r>
-        <w:t>Next Steps</w:t>
-      </w:r>
-    </w:p>
-    <w:p>
-      <w:pPr>
-        <w:pStyle w:val="ListBullet"/>
-      </w:pPr>
-      <w:r>
-        <w:t>Repeat all three labs from a fresh working copy and compare the evidence, not just the visual output.</w:t>
-      </w:r>
-    </w:p>
-    <w:p>
-      <w:pPr>
-        <w:pStyle w:val="ListBullet"/>
-      </w:pPr>
-      <w:r>
-        <w:t>Choose one low-consequence recurring work task and write a source contract before connecting any business data.</w:t>
-      </w:r>
-    </w:p>
-    <w:p>
-      <w:pPr>
-        <w:pStyle w:val="ListBullet"/>
-      </w:pPr>
-      <w:r>
-        <w:t>Measure the current manual baseline, then pilot a draft-only Cowork workflow with a named reviewer.</w:t>
-      </w:r>
-    </w:p>
-    <w:p>
-      <w:pPr>
-        <w:pStyle w:val="ListBullet"/>
-      </w:pPr>
-      <w:r>
-        <w:t>Convert successful prompt changes into a versioned playbook and project instructions; record why each change was made.</w:t>
-      </w:r>
-    </w:p>
-    <w:p>
-      <w:pPr>
-        <w:pStyle w:val="ListBullet"/>
-      </w:pPr>
-      <w:r>
-        <w:t>Review current Anthropic guidance before enabling new connections, computer use, remote execution, or scheduled operation.</w:t>
-      </w:r>
-    </w:p>
-    <w:p>
-      <w:pPr>
-        <w:pStyle w:val="Heading1"/>
-      </w:pPr>
-      <w:r>
-        <w:t>Glossary</w:t>
-      </w:r>
-    </w:p>
-    <w:p>
-      <w:pPr>
-        <w:pStyle w:val="ListBullet"/>
-      </w:pPr>
-      <w:r>
-        <w:rPr>
-          <w:b/>
-        </w:rPr>
-        <w:t xml:space="preserve">Agentic loop — </w:t>
-      </w:r>
-      <w:r>
-        <w:t>The repeated cycle of planning, acting through tools, observing results, correcting, and verifying progress toward an outcome.</w:t>
-      </w:r>
-    </w:p>
-    <w:p>
-      <w:pPr>
-        <w:pStyle w:val="ListBullet"/>
-      </w:pPr>
-      <w:r>
-        <w:rPr>
-          <w:b/>
-        </w:rPr>
-        <w:t xml:space="preserve">Approval gate — </w:t>
-      </w:r>
-      <w:r>
-        <w:t>A defined pause where a named person reviews specified evidence and authorises the next action.</w:t>
-      </w:r>
-    </w:p>
-    <w:p>
-      <w:pPr>
-        <w:pStyle w:val="ListBullet"/>
-      </w:pPr>
-      <w:r>
-        <w:rPr>
-          <w:b/>
-        </w:rPr>
-        <w:t xml:space="preserve">Connector — </w:t>
-      </w:r>
-      <w:r>
-        <w:t>A structured integration that lets Claude access a permitted external service through defined capabilities.</w:t>
-      </w:r>
-    </w:p>
-    <w:p>
-      <w:pPr>
-        <w:pStyle w:val="ListBullet"/>
-      </w:pPr>
-      <w:r>
-        <w:rPr>
-          <w:b/>
-        </w:rPr>
-        <w:t xml:space="preserve">Connected folder — </w:t>
-      </w:r>
-      <w:r>
-        <w:t>A local directory deliberately made available to a Cowork session or project.</w:t>
-      </w:r>
-    </w:p>
-    <w:p>
-      <w:pPr>
-        <w:pStyle w:val="ListBullet"/>
-      </w:pPr>
-      <w:r>
-        <w:rPr>
-          <w:b/>
-        </w:rPr>
-        <w:t xml:space="preserve">Control total — </w:t>
-      </w:r>
-      <w:r>
-        <w:t>An independently known value used to confirm that a calculation or transformation preserved the expected data.</w:t>
-      </w:r>
-    </w:p>
-    <w:p>
-      <w:pPr>
-        <w:pStyle w:val="ListBullet"/>
-      </w:pPr>
-      <w:r>
-        <w:rPr>
-          <w:b/>
-        </w:rPr>
-        <w:t xml:space="preserve">Cowork project — </w:t>
-      </w:r>
-      <w:r>
-        <w:t>A persistent workspace with its own files, links, instructions, scheduled tasks, and memory.</w:t>
-      </w:r>
-    </w:p>
-    <w:p>
-      <w:pPr>
-        <w:pStyle w:val="ListBullet"/>
-      </w:pPr>
-      <w:r>
-        <w:rPr>
-          <w:b/>
-        </w:rPr>
-        <w:t xml:space="preserve">Dependency gate — </w:t>
-      </w:r>
-      <w:r>
-        <w:t>A merge point where upstream work is reconciled before a dependent stage begins.</w:t>
-      </w:r>
-    </w:p>
-    <w:p>
-      <w:pPr>
-        <w:pStyle w:val="ListBullet"/>
-      </w:pPr>
-      <w:r>
-        <w:rPr>
-          <w:b/>
-        </w:rPr>
-        <w:t xml:space="preserve">Evidence — </w:t>
-      </w:r>
-      <w:r>
-        <w:t>An observable artifact such as a source reference, calculation, preview, log, manifest, or file comparison that supports a claim.</w:t>
-      </w:r>
-    </w:p>
-    <w:p>
-      <w:pPr>
-        <w:pStyle w:val="ListBullet"/>
-      </w:pPr>
-      <w:r>
-        <w:rPr>
-          <w:b/>
-        </w:rPr>
-        <w:t xml:space="preserve">Human-in-the-loop — </w:t>
-      </w:r>
-      <w:r>
-        <w:t>A workflow in which a person retains responsibility for a defined review or decision step.</w:t>
-      </w:r>
-    </w:p>
-    <w:p>
-      <w:pPr>
-        <w:pStyle w:val="ListBullet"/>
-      </w:pPr>
-      <w:r>
-        <w:rPr>
-          <w:b/>
-        </w:rPr>
-        <w:t xml:space="preserve">Manifest — </w:t>
-      </w:r>
-      <w:r>
-        <w:t>A structured inventory of files or records and their relevant metadata.</w:t>
-      </w:r>
-    </w:p>
-    <w:p>
-      <w:pPr>
-        <w:pStyle w:val="ListBullet"/>
-      </w:pPr>
-      <w:r>
-        <w:rPr>
-          <w:b/>
-        </w:rPr>
-        <w:t xml:space="preserve">Parallel workstream — </w:t>
-      </w:r>
-      <w:r>
-        <w:t>A bounded stage that can progress independently because it does not require the intermediate output of another concurrent stage.</w:t>
-      </w:r>
-    </w:p>
-    <w:p>
-      <w:pPr>
-        <w:pStyle w:val="ListBullet"/>
-      </w:pPr>
-      <w:r>
-        <w:rPr>
-          <w:b/>
-        </w:rPr>
-        <w:t xml:space="preserve">Playbook — </w:t>
-      </w:r>
-      <w:r>
-        <w:t>A reusable operational description of triggers, parameters, sources, stages, outputs, checks, gates, exceptions, and ownership.</w:t>
-      </w:r>
-    </w:p>
-    <w:p>
-      <w:pPr>
-        <w:pStyle w:val="ListBullet"/>
-      </w:pPr>
-      <w:r>
-        <w:rPr>
-          <w:b/>
-        </w:rPr>
-        <w:t xml:space="preserve">Project instructions — </w:t>
-      </w:r>
-      <w:r>
-        <w:t>Durable context and rules applied across tasks in one Cowork project.</w:t>
-      </w:r>
-    </w:p>
-    <w:p>
-      <w:pPr>
-        <w:pStyle w:val="ListBullet"/>
-      </w:pPr>
-      <w:r>
-        <w:rPr>
-          <w:b/>
-        </w:rPr>
-        <w:t xml:space="preserve">Provenance — </w:t>
-      </w:r>
-      <w:r>
-        <w:t>The traceable origin of a fact, value, quotation, or conclusion.</w:t>
-      </w:r>
-    </w:p>
-    <w:p>
-      <w:pPr>
-        <w:pStyle w:val="ListBullet"/>
-      </w:pPr>
-      <w:r>
-        <w:rPr>
-          <w:b/>
-        </w:rPr>
-        <w:t xml:space="preserve">Source contract — </w:t>
-      </w:r>
-      <w:r>
-        <w:t>The required inputs, approved scope, freshness, ownership, fallback, and stop conditions for a workflow.</w:t>
-      </w:r>
-    </w:p>
-    <w:p>
-      <w:pPr>
-        <w:pStyle w:val="ListBullet"/>
-      </w:pPr>
-      <w:r>
-        <w:rPr>
-          <w:b/>
-        </w:rPr>
-        <w:t xml:space="preserve">Stop condition — </w:t>
-      </w:r>
-      <w:r>
-        <w:t>A situation that should halt the workflow and return control to a person.</w:t>
-      </w:r>
-    </w:p>
-    <w:p>
-      <w:pPr>
-        <w:pStyle w:val="ListBullet"/>
-      </w:pPr>
-      <w:r>
-        <w:rPr>
-          <w:b/>
-        </w:rPr>
-        <w:t xml:space="preserve">Task contract — </w:t>
-      </w:r>
-      <w:r>
-        <w:t>The outcome, context, deliverables, constraints, approvals, evidence, and finish line agreed for one task.</w:t>
-      </w:r>
-    </w:p>
-    <w:p>
-      <w:pPr>
-        <w:pStyle w:val="ListBullet"/>
-      </w:pPr>
-      <w:r>
-        <w:rPr>
-          <w:b/>
-        </w:rPr>
-        <w:t xml:space="preserve">Working copy — </w:t>
-      </w:r>
-      <w:r>
-        <w:t>A separate destination used for transformations so original sources remain stable and recoverable.</w:t>
+        <w:t>Microsoft Outlook Power Automate: https://learn.microsoft.com/en-us/power-automate/desktop-flows/actions-reference/office365outlook</w:t>
       </w:r>
     </w:p>
     <w:sectPr>
-      <w:footerReference w:type="default" r:id="rId10"/>
       <w:pgSz w:w="12240" w:h="15840"/>
       <w:pgMar w:top="1440" w:right="1800" w:bottom="1440" w:left="1800" w:header="720" w:footer="720" w:gutter="0"/>
       <w:cols w:space="720"/>
@@ -9090,64 +1331,6 @@
     </w:sectPr>
   </w:body>
 </w:document>
-</file>
-
-<file path=word/footer1.xml><?xml version="1.0" encoding="utf-8"?>
-<w:ftr xmlns:m="http://schemas.openxmlformats.org/officeDocument/2006/math" xmlns:mc="http://schemas.openxmlformats.org/markup-compatibility/2006" xmlns:mo="http://schemas.microsoft.com/office/mac/office/2008/main" xmlns:mv="urn:schemas-microsoft-com:mac:vml" xmlns:o="urn:schemas-microsoft-com:office:office" xmlns:r="http://schemas.openxmlformats.org/officeDocument/2006/relationships" xmlns:v="urn:schemas-microsoft-com:vml" xmlns:w10="urn:schemas-microsoft-com:office:word" xmlns:w14="http://schemas.microsoft.com/office/word/2010/wordml" xmlns:w="http://schemas.openxmlformats.org/wordprocessingml/2006/main" xmlns:wne="http://schemas.microsoft.com/office/word/2006/wordml" xmlns:wp14="http://schemas.microsoft.com/office/word/2010/wordprocessingDrawing" xmlns:wp="http://schemas.openxmlformats.org/drawingml/2006/wordprocessingDrawing" xmlns:wpc="http://schemas.microsoft.com/office/word/2010/wordprocessingCanvas" xmlns:wpg="http://schemas.microsoft.com/office/word/2010/wordprocessingGroup" xmlns:wpi="http://schemas.microsoft.com/office/word/2010/wordprocessingInk" xmlns:wps="http://schemas.microsoft.com/office/word/2010/wordprocessingShape" mc:Ignorable="w14 wp14">
-  <w:p>
-    <w:pPr>
-      <w:pStyle w:val="Footer"/>
-      <w:jc w:val="center"/>
-    </w:pPr>
-    <w:r/>
-    <w:r>
-      <w:rPr>
-        <w:color w:val="555B66"/>
-        <w:sz w:val="18"/>
-      </w:rPr>
-      <w:t xml:space="preserve">Page </w:t>
-    </w:r>
-    <w:r>
-      <w:rPr>
-        <w:sz w:val="18"/>
-      </w:rPr>
-      <w:fldChar w:fldCharType="begin"/>
-      <w:instrText xml:space="preserve">PAGE</w:instrText>
-      <w:fldChar w:fldCharType="separate"/>
-      <w:t>1</w:t>
-      <w:fldChar w:fldCharType="end"/>
-    </w:r>
-    <w:r>
-      <w:rPr>
-        <w:color w:val="555B66"/>
-        <w:sz w:val="18"/>
-      </w:rPr>
-      <w:t xml:space="preserve"> of </w:t>
-    </w:r>
-    <w:r>
-      <w:rPr>
-        <w:sz w:val="18"/>
-      </w:rPr>
-      <w:fldChar w:fldCharType="begin"/>
-      <w:instrText xml:space="preserve">NUMPAGES</w:instrText>
-      <w:fldChar w:fldCharType="separate"/>
-      <w:t>1</w:t>
-      <w:fldChar w:fldCharType="end"/>
-    </w:r>
-  </w:p>
-  <w:p>
-    <w:pPr>
-      <w:jc w:val="center"/>
-    </w:pPr>
-    <w:r>
-      <w:rPr>
-        <w:color w:val="555B66"/>
-        <w:sz w:val="15"/>
-      </w:rPr>
-      <w:t>© 2026 Tertiary Infotech Academy Pte Ltd. All rights reserved.  ·  www.tertiarycourses.com.sg</w:t>
-    </w:r>
-  </w:p>
-</w:ftr>
 </file>
 
 <file path=word/numbering.xml><?xml version="1.0" encoding="utf-8"?>
@@ -9513,10 +1696,6 @@
     <w:name w:val="Normal"/>
     <w:qFormat/>
     <w:rsid w:val="00FC693F"/>
-    <w:rPr>
-      <w:rFonts w:ascii="Arial" w:hAnsi="Arial"/>
-      <w:sz w:val="22"/>
-    </w:rPr>
   </w:style>
   <w:style w:type="paragraph" w:styleId="Header">
     <w:name w:val="header"/>
@@ -9577,11 +1756,11 @@
       <w:outlineLvl w:val="0"/>
     </w:pPr>
     <w:rPr>
-      <w:rFonts w:asciiTheme="majorHAnsi" w:eastAsiaTheme="majorEastAsia" w:hAnsiTheme="majorHAnsi" w:cstheme="majorBidi" w:ascii="Arial" w:hAnsi="Arial"/>
+      <w:rFonts w:asciiTheme="majorHAnsi" w:eastAsiaTheme="majorEastAsia" w:hAnsiTheme="majorHAnsi" w:cstheme="majorBidi"/>
       <w:b/>
       <w:bCs/>
-      <w:color w:val="1F6FEB"/>
-      <w:sz w:val="32"/>
+      <w:color w:val="365F91" w:themeColor="accent1" w:themeShade="BF"/>
+      <w:sz w:val="28"/>
       <w:szCs w:val="28"/>
     </w:rPr>
   </w:style>
@@ -9601,10 +1780,10 @@
       <w:outlineLvl w:val="1"/>
     </w:pPr>
     <w:rPr>
-      <w:rFonts w:asciiTheme="majorHAnsi" w:eastAsiaTheme="majorEastAsia" w:hAnsiTheme="majorHAnsi" w:cstheme="majorBidi" w:ascii="Arial" w:hAnsi="Arial"/>
+      <w:rFonts w:asciiTheme="majorHAnsi" w:eastAsiaTheme="majorEastAsia" w:hAnsiTheme="majorHAnsi" w:cstheme="majorBidi"/>
       <w:b/>
       <w:bCs/>
-      <w:color w:val="111827"/>
+      <w:color w:val="4F81BD" w:themeColor="accent1"/>
       <w:sz w:val="26"/>
       <w:szCs w:val="26"/>
     </w:rPr>
@@ -9625,11 +1804,10 @@
       <w:outlineLvl w:val="2"/>
     </w:pPr>
     <w:rPr>
-      <w:rFonts w:asciiTheme="majorHAnsi" w:eastAsiaTheme="majorEastAsia" w:hAnsiTheme="majorHAnsi" w:cstheme="majorBidi" w:ascii="Arial" w:hAnsi="Arial"/>
+      <w:rFonts w:asciiTheme="majorHAnsi" w:eastAsiaTheme="majorEastAsia" w:hAnsiTheme="majorHAnsi" w:cstheme="majorBidi"/>
       <w:b/>
       <w:bCs/>
-      <w:color w:val="1F6FEB"/>
-      <w:sz w:val="22"/>
+      <w:color w:val="4F81BD" w:themeColor="accent1"/>
     </w:rPr>
   </w:style>
   <w:style w:type="paragraph" w:styleId="Heading4">
@@ -9867,12 +2045,11 @@
       <w:contextualSpacing/>
     </w:pPr>
     <w:rPr>
-      <w:rFonts w:asciiTheme="majorHAnsi" w:eastAsiaTheme="majorEastAsia" w:hAnsiTheme="majorHAnsi" w:cstheme="majorBidi" w:ascii="Arial" w:hAnsi="Arial"/>
-      <w:b/>
-      <w:color w:val="111827"/>
+      <w:rFonts w:asciiTheme="majorHAnsi" w:eastAsiaTheme="majorEastAsia" w:hAnsiTheme="majorHAnsi" w:cstheme="majorBidi"/>
+      <w:color w:val="17365D" w:themeColor="text2" w:themeShade="BF"/>
       <w:spacing w:val="5"/>
       <w:kern w:val="28"/>
-      <w:sz w:val="48"/>
+      <w:sz w:val="52"/>
       <w:szCs w:val="52"/>
     </w:rPr>
   </w:style>

--- a/courseware/LG-Claude Cowork Masterclass.docx
+++ b/courseware/LG-Claude Cowork Masterclass.docx
@@ -12,7 +12,7 @@
     </w:p>
     <w:p>
       <w:r>
-        <w:t>v2.0 · 15 September 2026 · One day · 7.5 instructional hours</w:t>
+        <w:t>v2.1 · 16 September 2026 · One day · 7.5 instructional hours</w:t>
       </w:r>
     </w:p>
     <w:p>
@@ -30,14 +30,15 @@
         <w:tblLook w:firstColumn="1" w:firstRow="1" w:lastColumn="0" w:lastRow="0" w:noHBand="0" w:noVBand="1" w:val="04A0"/>
       </w:tblPr>
       <w:tblGrid>
-        <w:gridCol w:w="2880"/>
-        <w:gridCol w:w="2880"/>
-        <w:gridCol w:w="2880"/>
+        <w:gridCol w:w="2160"/>
+        <w:gridCol w:w="2160"/>
+        <w:gridCol w:w="2160"/>
+        <w:gridCol w:w="2160"/>
       </w:tblGrid>
       <w:tr>
         <w:tc>
           <w:tcPr>
-            <w:tcW w:type="dxa" w:w="2880"/>
+            <w:tcW w:type="dxa" w:w="2160"/>
           </w:tcPr>
           <w:p>
             <w:r>
@@ -47,7 +48,7 @@
         </w:tc>
         <w:tc>
           <w:tcPr>
-            <w:tcW w:type="dxa" w:w="2880"/>
+            <w:tcW w:type="dxa" w:w="2160"/>
           </w:tcPr>
           <w:p>
             <w:r>
@@ -57,7 +58,7 @@
         </w:tc>
         <w:tc>
           <w:tcPr>
-            <w:tcW w:type="dxa" w:w="2880"/>
+            <w:tcW w:type="dxa" w:w="2160"/>
           </w:tcPr>
           <w:p>
             <w:r>
@@ -65,35 +66,55 @@
             </w:r>
           </w:p>
         </w:tc>
+        <w:tc>
+          <w:tcPr>
+            <w:tcW w:type="dxa" w:w="2160"/>
+          </w:tcPr>
+          <w:p>
+            <w:r>
+              <w:t>Author</w:t>
+            </w:r>
+          </w:p>
+        </w:tc>
       </w:tr>
       <w:tr>
         <w:tc>
           <w:tcPr>
-            <w:tcW w:type="dxa" w:w="2880"/>
+            <w:tcW w:type="dxa" w:w="2160"/>
           </w:tcPr>
           <w:p>
             <w:r>
-              <w:t>v2.0</w:t>
+              <w:t>2.1</w:t>
             </w:r>
           </w:p>
         </w:tc>
         <w:tc>
           <w:tcPr>
-            <w:tcW w:type="dxa" w:w="2880"/>
+            <w:tcW w:type="dxa" w:w="2160"/>
           </w:tcPr>
           <w:p>
             <w:r>
-              <w:t>15 September 2026</w:t>
+              <w:t>16 September 2026</w:t>
             </w:r>
           </w:p>
         </w:tc>
         <w:tc>
           <w:tcPr>
-            <w:tcW w:type="dxa" w:w="2880"/>
+            <w:tcW w:type="dxa" w:w="2160"/>
           </w:tcPr>
           <w:p>
             <w:r>
-              <w:t>Finance project, Excel and Outlook release</w:t>
+              <w:t>Eight practical task-automation scenarios, simplified explanations and visual courseware</w:t>
+            </w:r>
+          </w:p>
+        </w:tc>
+        <w:tc>
+          <w:tcPr>
+            <w:tcW w:type="dxa" w:w="2160"/>
+          </w:tcPr>
+          <w:p>
+            <w:r>
+              <w:t>Tertiary Infotech Academy</w:t>
             </w:r>
           </w:p>
         </w:tc>
@@ -104,17 +125,12 @@
         <w:pStyle w:val="Heading1"/>
       </w:pPr>
       <w:r>
-        <w:t>Purpose and setup</w:t>
-      </w:r>
-    </w:p>
-    <w:p>
-      <w:r>
-        <w:t>You will work with fictional Singapore-dollar transactions to build a finance Cowork project, a reconciled Excel workbook and a scheduled Outlook attachment path. Use only the provided mock data. Claude Cowork, Excel or an Excel-compatible viewer, and an active paid Claude account are needed. Lab 3 additionally requires an authorised work Microsoft 365 account, connector write permission and Power Automate.</w:t>
-      </w:r>
-    </w:p>
-    <w:p>
-      <w:r>
-        <w:t>Current product constraint: the native Microsoft 365 connector can send Outlook mail but cannot attach a file. The attachment path in Lab 3 uses OneDrive for Business and Power Automate. Cloud schedules use connected files; a scheduled task that requires local files or apps runs locally.</w:t>
+        <w:t>How to use this guide</w:t>
+      </w:r>
+    </w:p>
+    <w:p>
+      <w:r>
+        <w:t>Work through the labs in order or choose a scenario that matches your job. Each lab folder is independent: it has mock data, a Cowork skill, a tools guide, ready-to-paste prompts, detailed instructions, expected evidence and a checklist. Keep mock-data unchanged and save finished work in outputs/.</w:t>
       </w:r>
     </w:p>
     <w:p>
@@ -122,7 +138,81 @@
         <w:pStyle w:val="Heading1"/>
       </w:pPr>
       <w:r>
-        <w:t>Detailed setup and working sequence</w:t>
+        <w:t>Set up Claude Cowork</w:t>
+      </w:r>
+    </w:p>
+    <w:p>
+      <w:pPr>
+        <w:pStyle w:val="ListNumber"/>
+      </w:pPr>
+      <w:r>
+        <w:t>Open Claude and choose Cowork. A paid plan is required.</w:t>
+      </w:r>
+    </w:p>
+    <w:p>
+      <w:pPr>
+        <w:pStyle w:val="ListNumber"/>
+      </w:pPr>
+      <w:r>
+        <w:t>For local files, use Claude Desktop and keep it open while the task uses your computer.</w:t>
+      </w:r>
+    </w:p>
+    <w:p>
+      <w:pPr>
+        <w:pStyle w:val="ListNumber"/>
+      </w:pPr>
+      <w:r>
+        <w:t>Create a project or session from only the lab folder you are using.</w:t>
+      </w:r>
+    </w:p>
+    <w:p>
+      <w:pPr>
+        <w:pStyle w:val="ListNumber"/>
+      </w:pPr>
+      <w:r>
+        <w:t>Open TOOLS.md and enable only the tools needed for the task.</w:t>
+      </w:r>
+    </w:p>
+    <w:p>
+      <w:pPr>
+        <w:pStyle w:val="ListNumber"/>
+      </w:pPr>
+      <w:r>
+        <w:t>Add the lab SKILL.md as project instructions or an enabled custom skill.</w:t>
+      </w:r>
+    </w:p>
+    <w:p>
+      <w:pPr>
+        <w:pStyle w:val="ListNumber"/>
+      </w:pPr>
+      <w:r>
+        <w:t>Review the proposed plan before allowing file changes or connected-app actions.</w:t>
+      </w:r>
+    </w:p>
+    <w:p>
+      <w:pPr>
+        <w:pStyle w:val="Heading1"/>
+      </w:pPr>
+      <w:r>
+        <w:t>The simple task pattern</w:t>
+      </w:r>
+    </w:p>
+    <w:p>
+      <w:r>
+        <w:t>Every automation follows five questions: What outcome is needed? Which inputs may Cowork use? What file should it create? How will you verify it? Which actions require human approval?</w:t>
+      </w:r>
+    </w:p>
+    <w:p>
+      <w:pPr>
+        <w:pStyle w:val="Heading1"/>
+      </w:pPr>
+      <w:r>
+        <w:t>Use Case 01 — Create a Cowork Project</w:t>
+      </w:r>
+    </w:p>
+    <w:p>
+      <w:r>
+        <w:t>Scenario: Files and instructions live in different places. Ask Cowork to give cowork one project, one folder and clear rules. The result is a reusable workspace for every finance task.</w:t>
       </w:r>
     </w:p>
     <w:p>
@@ -130,7 +220,39 @@
         <w:pStyle w:val="Heading2"/>
       </w:pPr>
       <w:r>
-        <w:t>Create the finance project</w:t>
+        <w:t>What goes in</w:t>
+      </w:r>
+    </w:p>
+    <w:p>
+      <w:pPr>
+        <w:pStyle w:val="ListBullet"/>
+      </w:pPr>
+      <w:r>
+        <w:t>Project brief</w:t>
+      </w:r>
+    </w:p>
+    <w:p>
+      <w:pPr>
+        <w:pStyle w:val="ListBullet"/>
+      </w:pPr>
+      <w:r>
+        <w:t>Close checklist</w:t>
+      </w:r>
+    </w:p>
+    <w:p>
+      <w:pPr>
+        <w:pStyle w:val="ListBullet"/>
+      </w:pPr>
+      <w:r>
+        <w:t>Dedicated lab folder</w:t>
+      </w:r>
+    </w:p>
+    <w:p>
+      <w:pPr>
+        <w:pStyle w:val="Heading2"/>
+      </w:pPr>
+      <w:r>
+        <w:t>What Cowork does</w:t>
       </w:r>
     </w:p>
     <w:p>
@@ -138,7 +260,7 @@
         <w:pStyle w:val="ListNumber"/>
       </w:pPr>
       <w:r>
-        <w:t>Open Claude Desktop, select Cowork, and create Finance Month-End Lab under Projects. Choose only the lab folder as context; do not select a parent finance drive.</w:t>
+        <w:t>Create project</w:t>
       </w:r>
     </w:p>
     <w:p>
@@ -146,7 +268,7 @@
         <w:pStyle w:val="ListNumber"/>
       </w:pPr>
       <w:r>
-        <w:t>Open the project instructions and paste the finance-control skill rules. Record the folder name, source filename, output path and review owner in the first task.</w:t>
+        <w:t>Connect one folder</w:t>
       </w:r>
     </w:p>
     <w:p>
@@ -154,7 +276,7 @@
         <w:pStyle w:val="ListNumber"/>
       </w:pPr>
       <w:r>
-        <w:t>Ask for a read-only inventory. Confirm 14 rows, seven columns, duplicate BILL-012 and Pending INV-013 before any workbook transformation.</w:t>
+        <w:t>Add finance skill</w:t>
       </w:r>
     </w:p>
     <w:p>
@@ -162,7 +284,104 @@
         <w:pStyle w:val="Heading2"/>
       </w:pPr>
       <w:r>
-        <w:t>Build and inspect the Excel workbook</w:t>
+        <w:t>Skills and tools</w:t>
+      </w:r>
+    </w:p>
+    <w:p>
+      <w:pPr>
+        <w:pStyle w:val="ListBullet"/>
+      </w:pPr>
+      <w:r>
+        <w:t>Cowork Projects</w:t>
+      </w:r>
+    </w:p>
+    <w:p>
+      <w:pPr>
+        <w:pStyle w:val="ListBullet"/>
+      </w:pPr>
+      <w:r>
+        <w:t>Local folder access</w:t>
+      </w:r>
+    </w:p>
+    <w:p>
+      <w:pPr>
+        <w:pStyle w:val="ListBullet"/>
+      </w:pPr>
+      <w:r>
+        <w:t>Project instructions</w:t>
+      </w:r>
+    </w:p>
+    <w:p>
+      <w:pPr>
+        <w:pStyle w:val="Heading2"/>
+      </w:pPr>
+      <w:r>
+        <w:t>Human check</w:t>
+      </w:r>
+    </w:p>
+    <w:p>
+      <w:r>
+        <w:t>File map lists every source; originals stay unchanged</w:t>
+      </w:r>
+    </w:p>
+    <w:p>
+      <w:pPr>
+        <w:pStyle w:val="Heading2"/>
+      </w:pPr>
+      <w:r>
+        <w:t>Lab 01 — step-by-step</w:t>
+      </w:r>
+    </w:p>
+    <w:p>
+      <w:r>
+        <w:t>C1382 · Topic 1 · 35 minutes</w:t>
+      </w:r>
+    </w:p>
+    <w:p>
+      <w:pPr>
+        <w:pStyle w:val="Heading3"/>
+      </w:pPr>
+      <w:r>
+        <w:t>Goal</w:t>
+      </w:r>
+    </w:p>
+    <w:p>
+      <w:r>
+        <w:t>Create a simple Cowork project with a dedicated finance folder, clear instructions and safe output locations.</w:t>
+      </w:r>
+    </w:p>
+    <w:p>
+      <w:pPr>
+        <w:pStyle w:val="Heading3"/>
+      </w:pPr>
+      <w:r>
+        <w:t>What you will build</w:t>
+      </w:r>
+    </w:p>
+    <w:p>
+      <w:r>
+        <w:t>A reusable Finance Task Automation project with folder instructions and a first file inventory.</w:t>
+      </w:r>
+    </w:p>
+    <w:p>
+      <w:pPr>
+        <w:pStyle w:val="Heading3"/>
+      </w:pPr>
+      <w:r>
+        <w:t>Prerequisites</w:t>
+      </w:r>
+    </w:p>
+    <w:p>
+      <w:r>
+        <w:t>Open this lab folder as the Cowork project context. Read TOOLS.md, enable the named skill in skill/finance-project-organiser/SKILL.md, and use only the fictional files in mock-data/.</w:t>
+      </w:r>
+    </w:p>
+    <w:p>
+      <w:pPr>
+        <w:pStyle w:val="Heading3"/>
+      </w:pPr>
+      <w:r>
+        <w:t>Steps</w:t>
       </w:r>
     </w:p>
     <w:p>
@@ -170,7 +389,7 @@
         <w:pStyle w:val="ListNumber"/>
       </w:pPr>
       <w:r>
-        <w:t>Make a working copy of finance-aug-2026.xlsx. Require four sheets named Raw, Eligible, Summary and Exceptions. Raw keeps the original 14 records unchanged.</w:t>
+        <w:t>Open `TOOLS.md` and confirm the available tools and access boundary.</w:t>
       </w:r>
     </w:p>
     <w:p>
@@ -178,7 +397,7 @@
         <w:pStyle w:val="ListNumber"/>
       </w:pPr>
       <w:r>
-        <w:t>Eligible includes only Approved records and the first occurrence of each Document ID within the period. Exceptions contains the later BILL-012 and Pending INV-013 with source row numbers and reasons.</w:t>
+        <w:t>Review the files in `mock-data/`; copy any file you will change into `working/`.</w:t>
       </w:r>
     </w:p>
     <w:p>
@@ -186,7 +405,7 @@
         <w:pStyle w:val="ListNumber"/>
       </w:pPr>
       <w:r>
-        <w:t>In Summary, use Excel formulas that point to Eligible. Revenue is the sum of positive eligible amounts, expenses are the absolute value of negative eligible amounts, and net equals revenue minus expenses.</w:t>
+        <w:t>Add or enable `skill/finance-project-organiser/SKILL.md` in the Cowork project.</w:t>
       </w:r>
     </w:p>
     <w:p>
@@ -194,7 +413,115 @@
         <w:pStyle w:val="ListNumber"/>
       </w:pPr>
       <w:r>
-        <w:t>Open the finished file in Excel, force recalculation, and inspect both formulas and displayed values. Compare S$46,700 revenue, S$16,500 expenses and S$30,200 net with the independent control file. Stop on any mismatch.</w:t>
+        <w:t>Open `prompts/prompt-01.txt`, paste the prompt into Cowork and review its proposed plan.</w:t>
+      </w:r>
+    </w:p>
+    <w:p>
+      <w:pPr>
+        <w:pStyle w:val="ListNumber"/>
+      </w:pPr>
+      <w:r>
+        <w:t>Allow only the reads and writes needed for this lab. Keep consequential actions paused.</w:t>
+      </w:r>
+    </w:p>
+    <w:p>
+      <w:pPr>
+        <w:pStyle w:val="ListNumber"/>
+      </w:pPr>
+      <w:r>
+        <w:t>Open the generated files and compare them with `CHECKLIST.md`. Correct any mismatch in the output, then repeat the check.</w:t>
+      </w:r>
+    </w:p>
+    <w:p>
+      <w:pPr>
+        <w:pStyle w:val="ListNumber"/>
+      </w:pPr>
+      <w:r>
+        <w:t>Save the finished artifacts in `outputs/` and record the evidence used.</w:t>
+      </w:r>
+    </w:p>
+    <w:p>
+      <w:pPr>
+        <w:pStyle w:val="Heading3"/>
+      </w:pPr>
+      <w:r>
+        <w:t>Test it</w:t>
+      </w:r>
+    </w:p>
+    <w:p>
+      <w:r>
+        <w:t>The project shows the correct folder, the file map lists every mock-data file, and no source file changed.</w:t>
+      </w:r>
+    </w:p>
+    <w:p>
+      <w:pPr>
+        <w:pStyle w:val="Heading3"/>
+      </w:pPr>
+      <w:r>
+        <w:t>Troubleshooting</w:t>
+      </w:r>
+    </w:p>
+    <w:p>
+      <w:pPr>
+        <w:pStyle w:val="ListBullet"/>
+      </w:pPr>
+      <w:r>
+        <w:t>**Cowork selects the wrong file:** name the expected date format and require it to list candidates before choosing.</w:t>
+      </w:r>
+    </w:p>
+    <w:p>
+      <w:pPr>
+        <w:pStyle w:val="ListBullet"/>
+      </w:pPr>
+      <w:r>
+        <w:t>**A workbook does not refresh:** open it in Excel, recalculate, and ask Cowork to inspect formulas and chart source ranges.</w:t>
+      </w:r>
+    </w:p>
+    <w:p>
+      <w:pPr>
+        <w:pStyle w:val="ListBullet"/>
+      </w:pPr>
+      <w:r>
+        <w:t>**A claim has no source:** remove it or add a direct file, cell or URL reference.</w:t>
+      </w:r>
+    </w:p>
+    <w:p>
+      <w:pPr>
+        <w:pStyle w:val="Heading3"/>
+      </w:pPr>
+      <w:r>
+        <w:t>Challenge</w:t>
+      </w:r>
+    </w:p>
+    <w:p>
+      <w:r>
+        <w:t>Change the reporting period or audience and rerun the task without changing the skill's stable rules.</w:t>
+      </w:r>
+    </w:p>
+    <w:p>
+      <w:pPr>
+        <w:pStyle w:val="Heading3"/>
+      </w:pPr>
+      <w:r>
+        <w:t>Reflection</w:t>
+      </w:r>
+    </w:p>
+    <w:p>
+      <w:r>
+        <w:t>Which part of this task should always remain a human review point?</w:t>
+      </w:r>
+    </w:p>
+    <w:p>
+      <w:pPr>
+        <w:pStyle w:val="Heading1"/>
+      </w:pPr>
+      <w:r>
+        <w:t>Use Case 02 — Refresh an Excel Dashboard</w:t>
+      </w:r>
+    </w:p>
+    <w:p>
+      <w:r>
+        <w:t>Scenario: The dashboard shows last month’s figures. Ask Cowork to find the newest dated file and refresh the workbook. The result is current kpis and charts in one excel file.</w:t>
       </w:r>
     </w:p>
     <w:p>
@@ -202,7 +529,39 @@
         <w:pStyle w:val="Heading2"/>
       </w:pPr>
       <w:r>
-        <w:t>Schedule and deliver through Outlook</w:t>
+        <w:t>What goes in</w:t>
+      </w:r>
+    </w:p>
+    <w:p>
+      <w:pPr>
+        <w:pStyle w:val="ListBullet"/>
+      </w:pPr>
+      <w:r>
+        <w:t>Three dated CSV files</w:t>
+      </w:r>
+    </w:p>
+    <w:p>
+      <w:pPr>
+        <w:pStyle w:val="ListBullet"/>
+      </w:pPr>
+      <w:r>
+        <w:t>Dashboard template</w:t>
+      </w:r>
+    </w:p>
+    <w:p>
+      <w:pPr>
+        <w:pStyle w:val="ListBullet"/>
+      </w:pPr>
+      <w:r>
+        <w:t>Expected KPI check</w:t>
+      </w:r>
+    </w:p>
+    <w:p>
+      <w:pPr>
+        <w:pStyle w:val="Heading2"/>
+      </w:pPr>
+      <w:r>
+        <w:t>What Cowork does</w:t>
       </w:r>
     </w:p>
     <w:p>
@@ -210,7 +569,7 @@
         <w:pStyle w:val="ListNumber"/>
       </w:pPr>
       <w:r>
-        <w:t>Run the September prompt on demand before creating a cadence. Verify S$48,100 revenue, S$16,960 expenses, S$31,140 net, 12 eligible rows and two exceptions.</w:t>
+        <w:t>Find latest file</w:t>
       </w:r>
     </w:p>
     <w:p>
@@ -218,7 +577,7 @@
         <w:pStyle w:val="ListNumber"/>
       </w:pPr>
       <w:r>
-        <w:t>For a cloud Cowork schedule, move the source into authorised OneDrive for Business or SharePoint context. Use Scheduled &gt; New task; set the weekly Monday 09:00 Asia/Singapore cadence, gated on a new approved month input only after the on-demand rehearsal. A local-folder task runs locally and needs the desktop available.</w:t>
+        <w:t>Update Data sheet</w:t>
       </w:r>
     </w:p>
     <w:p>
@@ -226,7 +585,112 @@
         <w:pStyle w:val="ListNumber"/>
       </w:pPr>
       <w:r>
-        <w:t>Connect Microsoft 365 through Customize &gt; Connectors using a work account. The tenant administrator must have granted consent and enabled email write tools. The native connector may send a reviewed link, but cannot attach the Excel file.</w:t>
+        <w:t>Refresh charts</w:t>
+      </w:r>
+    </w:p>
+    <w:p>
+      <w:pPr>
+        <w:pStyle w:val="Heading2"/>
+      </w:pPr>
+      <w:r>
+        <w:t>Skills and tools</w:t>
+      </w:r>
+    </w:p>
+    <w:p>
+      <w:pPr>
+        <w:pStyle w:val="ListBullet"/>
+      </w:pPr>
+      <w:r>
+        <w:t>Cowork files</w:t>
+      </w:r>
+    </w:p>
+    <w:p>
+      <w:pPr>
+        <w:pStyle w:val="ListBullet"/>
+      </w:pPr>
+      <w:r>
+        <w:t>Spreadsheet skill</w:t>
+      </w:r>
+    </w:p>
+    <w:p>
+      <w:pPr>
+        <w:pStyle w:val="ListBullet"/>
+      </w:pPr>
+      <w:r>
+        <w:t>Microsoft Excel</w:t>
+      </w:r>
+    </w:p>
+    <w:p>
+      <w:pPr>
+        <w:pStyle w:val="Heading2"/>
+      </w:pPr>
+      <w:r>
+        <w:t>Human check</w:t>
+      </w:r>
+    </w:p>
+    <w:p>
+      <w:r>
+        <w:t>September: revenue S$128k, expenses S$89.5k, net S$38.5k</w:t>
+      </w:r>
+    </w:p>
+    <w:p>
+      <w:pPr>
+        <w:pStyle w:val="Heading2"/>
+      </w:pPr>
+      <w:r>
+        <w:t>Lab 02 — step-by-step</w:t>
+      </w:r>
+    </w:p>
+    <w:p>
+      <w:r>
+        <w:t>C1382 · Topic 1 · 55 minutes</w:t>
+      </w:r>
+    </w:p>
+    <w:p>
+      <w:pPr>
+        <w:pStyle w:val="Heading3"/>
+      </w:pPr>
+      <w:r>
+        <w:t>Goal</w:t>
+      </w:r>
+    </w:p>
+    <w:p>
+      <w:r>
+        <w:t>Find the newest dated finance file, update an Excel dashboard and refresh its charts.</w:t>
+      </w:r>
+    </w:p>
+    <w:p>
+      <w:pPr>
+        <w:pStyle w:val="Heading3"/>
+      </w:pPr>
+      <w:r>
+        <w:t>What you will build</w:t>
+      </w:r>
+    </w:p>
+    <w:p>
+      <w:r>
+        <w:t>An updated monthly-finance-dashboard.xlsx with current KPIs and two charts.</w:t>
+      </w:r>
+    </w:p>
+    <w:p>
+      <w:pPr>
+        <w:pStyle w:val="Heading3"/>
+      </w:pPr>
+      <w:r>
+        <w:t>Prerequisites</w:t>
+      </w:r>
+    </w:p>
+    <w:p>
+      <w:r>
+        <w:t>Open this lab folder as the Cowork project context. Read TOOLS.md, enable the named skill in skill/latest-finance-dashboard/SKILL.md, and use only the fictional files in mock-data/.</w:t>
+      </w:r>
+    </w:p>
+    <w:p>
+      <w:pPr>
+        <w:pStyle w:val="Heading3"/>
+      </w:pPr>
+      <w:r>
+        <w:t>Steps</w:t>
       </w:r>
     </w:p>
     <w:p>
@@ -234,7 +698,7 @@
         <w:pStyle w:val="ListNumber"/>
       </w:pPr>
       <w:r>
-        <w:t>For an attachment, configure Power Automate: OneDrive for Business When a file is created on Approved Reports, restrict the trigger to finance-report-*.xlsx, Get file content, then Office 365 Outlook Send an email (V2) with the file name and content in its attachment fields.</w:t>
+        <w:t>Open `TOOLS.md` and confirm the available tools and access boundary.</w:t>
       </w:r>
     </w:p>
     <w:p>
@@ -242,7 +706,118 @@
         <w:pStyle w:val="ListNumber"/>
       </w:pPr>
       <w:r>
-        <w:t>Only move a human-reviewed final workbook to Approved Reports. Verify the flow run, Sent Items, received attachment name, openable workbook and totals. Keep the task manual until the organisation approves the cadence and recipient.</w:t>
+        <w:t>Review the files in `mock-data/`; copy any file you will change into `working/`.</w:t>
+      </w:r>
+    </w:p>
+    <w:p>
+      <w:pPr>
+        <w:pStyle w:val="ListNumber"/>
+      </w:pPr>
+      <w:r>
+        <w:t>Add or enable `skill/latest-finance-dashboard/SKILL.md` in the Cowork project.</w:t>
+      </w:r>
+    </w:p>
+    <w:p>
+      <w:pPr>
+        <w:pStyle w:val="ListNumber"/>
+      </w:pPr>
+      <w:r>
+        <w:t>Open `prompts/prompt-02.txt`, paste the prompt into Cowork and review its proposed plan.</w:t>
+      </w:r>
+    </w:p>
+    <w:p>
+      <w:pPr>
+        <w:pStyle w:val="ListNumber"/>
+      </w:pPr>
+      <w:r>
+        <w:t>Allow only the reads and writes needed for this lab. Keep consequential actions paused.</w:t>
+      </w:r>
+    </w:p>
+    <w:p>
+      <w:pPr>
+        <w:pStyle w:val="ListNumber"/>
+      </w:pPr>
+      <w:r>
+        <w:t>Open the generated files and compare them with `CHECKLIST.md`. Correct any mismatch in the output, then repeat the check.</w:t>
+      </w:r>
+    </w:p>
+    <w:p>
+      <w:pPr>
+        <w:pStyle w:val="ListNumber"/>
+      </w:pPr>
+      <w:r>
+        <w:t>Save the finished artifacts in `outputs/` and record the evidence used.</w:t>
+      </w:r>
+    </w:p>
+    <w:p>
+      <w:pPr>
+        <w:pStyle w:val="Heading3"/>
+      </w:pPr>
+      <w:r>
+        <w:t>Test it</w:t>
+      </w:r>
+    </w:p>
+    <w:p>
+      <w:r>
+        <w:t>The output identifies 2026-09 as latest, displays September revenue S$128,000, expenses S$89,500 and net S$38,500, and contains refreshed charts.</w:t>
+      </w:r>
+    </w:p>
+    <w:p>
+      <w:pPr>
+        <w:pStyle w:val="Heading3"/>
+      </w:pPr>
+      <w:r>
+        <w:t>Troubleshooting</w:t>
+      </w:r>
+    </w:p>
+    <w:p>
+      <w:pPr>
+        <w:pStyle w:val="ListBullet"/>
+      </w:pPr>
+      <w:r>
+        <w:t>**Cowork selects the wrong file:** name the expected date format and require it to list candidates before choosing.</w:t>
+      </w:r>
+    </w:p>
+    <w:p>
+      <w:pPr>
+        <w:pStyle w:val="ListBullet"/>
+      </w:pPr>
+      <w:r>
+        <w:t>**A workbook does not refresh:** open it in Excel, recalculate, and ask Cowork to inspect formulas and chart source ranges.</w:t>
+      </w:r>
+    </w:p>
+    <w:p>
+      <w:pPr>
+        <w:pStyle w:val="ListBullet"/>
+      </w:pPr>
+      <w:r>
+        <w:t>**A claim has no source:** remove it or add a direct file, cell or URL reference.</w:t>
+      </w:r>
+    </w:p>
+    <w:p>
+      <w:pPr>
+        <w:pStyle w:val="Heading3"/>
+      </w:pPr>
+      <w:r>
+        <w:t>Challenge</w:t>
+      </w:r>
+    </w:p>
+    <w:p>
+      <w:r>
+        <w:t>Change the reporting period or audience and rerun the task without changing the skill's stable rules.</w:t>
+      </w:r>
+    </w:p>
+    <w:p>
+      <w:pPr>
+        <w:pStyle w:val="Heading3"/>
+      </w:pPr>
+      <w:r>
+        <w:t>Reflection</w:t>
+      </w:r>
+    </w:p>
+    <w:p>
+      <w:r>
+        <w:t>Which part of this task should always remain a human review point?</w:t>
       </w:r>
     </w:p>
     <w:p>
@@ -250,7 +825,12 @@
         <w:pStyle w:val="Heading1"/>
       </w:pPr>
       <w:r>
-        <w:t>Topic 01 — Finance Cowork project and controls</w:t>
+        <w:t>Use Case 03 — Research AI-in-Finance News</w:t>
+      </w:r>
+    </w:p>
+    <w:p>
+      <w:r>
+        <w:t>Scenario: Interesting news is scattered across many websites. Ask Cowork to find six recent, credible developments and cite each source. The result is a structured excel research tracker.</w:t>
       </w:r>
     </w:p>
     <w:p>
@@ -258,12 +838,31 @@
         <w:pStyle w:val="Heading2"/>
       </w:pPr>
       <w:r>
-        <w:t>Project scope</w:t>
-      </w:r>
-    </w:p>
-    <w:p>
-      <w:r>
-        <w:t>Mechanism: Finance Month-End Lab → synthetic August folder → outputs only. Worked finance evidence: 14 source rows; 7 columns; one duplicate ID. Review decision: Reject a plan that names a broader drive.</w:t>
+        <w:t>What goes in</w:t>
+      </w:r>
+    </w:p>
+    <w:p>
+      <w:pPr>
+        <w:pStyle w:val="ListBullet"/>
+      </w:pPr>
+      <w:r>
+        <w:t>Research brief</w:t>
+      </w:r>
+    </w:p>
+    <w:p>
+      <w:pPr>
+        <w:pStyle w:val="ListBullet"/>
+      </w:pPr>
+      <w:r>
+        <w:t>Excel tracker template</w:t>
+      </w:r>
+    </w:p>
+    <w:p>
+      <w:pPr>
+        <w:pStyle w:val="ListBullet"/>
+      </w:pPr>
+      <w:r>
+        <w:t>Live web sources</w:t>
       </w:r>
     </w:p>
     <w:p>
@@ -271,12 +870,31 @@
         <w:pStyle w:val="Heading2"/>
       </w:pPr>
       <w:r>
-        <w:t>Folder boundary</w:t>
-      </w:r>
-    </w:p>
-    <w:p>
-      <w:r>
-        <w:t>Mechanism: mock-data read-only → working copy → outputs. Worked finance evidence: Source SHA-256 unchanged after run. Review decision: Stop if a raw cell changes.</w:t>
+        <w:t>What Cowork does</w:t>
+      </w:r>
+    </w:p>
+    <w:p>
+      <w:pPr>
+        <w:pStyle w:val="ListNumber"/>
+      </w:pPr>
+      <w:r>
+        <w:t>Search recent sources</w:t>
+      </w:r>
+    </w:p>
+    <w:p>
+      <w:pPr>
+        <w:pStyle w:val="ListNumber"/>
+      </w:pPr>
+      <w:r>
+        <w:t>Check dates and links</w:t>
+      </w:r>
+    </w:p>
+    <w:p>
+      <w:pPr>
+        <w:pStyle w:val="ListNumber"/>
+      </w:pPr>
+      <w:r>
+        <w:t>Write to Excel</w:t>
       </w:r>
     </w:p>
     <w:p>
@@ -284,12 +902,31 @@
         <w:pStyle w:val="Heading2"/>
       </w:pPr>
       <w:r>
-        <w:t>Project instructions</w:t>
-      </w:r>
-    </w:p>
-    <w:p>
-      <w:r>
-        <w:t>Mechanism: Period + currency + eligibility rule + stop rule. Worked finance evidence: Approved, unique Document ID, SGD. Review decision: Project rule outranks a vague task phrase.</w:t>
+        <w:t>Skills and tools</w:t>
+      </w:r>
+    </w:p>
+    <w:p>
+      <w:pPr>
+        <w:pStyle w:val="ListBullet"/>
+      </w:pPr>
+      <w:r>
+        <w:t>Cowork web search</w:t>
+      </w:r>
+    </w:p>
+    <w:p>
+      <w:pPr>
+        <w:pStyle w:val="ListBullet"/>
+      </w:pPr>
+      <w:r>
+        <w:t>Web fetch</w:t>
+      </w:r>
+    </w:p>
+    <w:p>
+      <w:pPr>
+        <w:pStyle w:val="ListBullet"/>
+      </w:pPr>
+      <w:r>
+        <w:t>Spreadsheet skill</w:t>
       </w:r>
     </w:p>
     <w:p>
@@ -297,12 +934,12 @@
         <w:pStyle w:val="Heading2"/>
       </w:pPr>
       <w:r>
-        <w:t>Task contract</w:t>
-      </w:r>
-    </w:p>
-    <w:p>
-      <w:r>
-        <w:t>Mechanism: Outcome + source + output + review gate. Worked finance evidence: Finance report August 2026, no email. Review decision: No recipient or publish action in first run.</w:t>
+        <w:t>Human check</w:t>
+      </w:r>
+    </w:p>
+    <w:p>
+      <w:r>
+        <w:t>Six direct links open; every date and summary is sourced</w:t>
       </w:r>
     </w:p>
     <w:p>
@@ -310,12 +947,199 @@
         <w:pStyle w:val="Heading2"/>
       </w:pPr>
       <w:r>
-        <w:t>Source schema</w:t>
-      </w:r>
-    </w:p>
-    <w:p>
-      <w:r>
-        <w:t>Mechanism: Date | Document ID | Counterparty | Category | Amount | Currency | Status. Worked finance evidence: 14 rows × 7 fields in the workbook. Review decision: Unknown currency or blank ID becomes exception.</w:t>
+        <w:t>Lab 03 — step-by-step</w:t>
+      </w:r>
+    </w:p>
+    <w:p>
+      <w:r>
+        <w:t>C1382 · Topic 2 · 50 minutes</w:t>
+      </w:r>
+    </w:p>
+    <w:p>
+      <w:pPr>
+        <w:pStyle w:val="Heading3"/>
+      </w:pPr>
+      <w:r>
+        <w:t>Goal</w:t>
+      </w:r>
+    </w:p>
+    <w:p>
+      <w:r>
+        <w:t>Research recent AI technology news relevant to finance and compile a sourced Excel tracker.</w:t>
+      </w:r>
+    </w:p>
+    <w:p>
+      <w:pPr>
+        <w:pStyle w:val="Heading3"/>
+      </w:pPr>
+      <w:r>
+        <w:t>What you will build</w:t>
+      </w:r>
+    </w:p>
+    <w:p>
+      <w:r>
+        <w:t>An AI-finance-news-tracker.xlsx with source, date, summary, finance relevance and follow-up columns.</w:t>
+      </w:r>
+    </w:p>
+    <w:p>
+      <w:pPr>
+        <w:pStyle w:val="Heading3"/>
+      </w:pPr>
+      <w:r>
+        <w:t>Prerequisites</w:t>
+      </w:r>
+    </w:p>
+    <w:p>
+      <w:r>
+        <w:t>Open this lab folder as the Cowork project context. Read TOOLS.md, enable the named skill in skill/finance-news-researcher/SKILL.md, and use only the fictional files in mock-data/.</w:t>
+      </w:r>
+    </w:p>
+    <w:p>
+      <w:pPr>
+        <w:pStyle w:val="Heading3"/>
+      </w:pPr>
+      <w:r>
+        <w:t>Steps</w:t>
+      </w:r>
+    </w:p>
+    <w:p>
+      <w:pPr>
+        <w:pStyle w:val="ListNumber"/>
+      </w:pPr>
+      <w:r>
+        <w:t>Open `TOOLS.md` and confirm the available tools and access boundary.</w:t>
+      </w:r>
+    </w:p>
+    <w:p>
+      <w:pPr>
+        <w:pStyle w:val="ListNumber"/>
+      </w:pPr>
+      <w:r>
+        <w:t>Review the files in `mock-data/`; copy any file you will change into `working/`.</w:t>
+      </w:r>
+    </w:p>
+    <w:p>
+      <w:pPr>
+        <w:pStyle w:val="ListNumber"/>
+      </w:pPr>
+      <w:r>
+        <w:t>Add or enable `skill/finance-news-researcher/SKILL.md` in the Cowork project.</w:t>
+      </w:r>
+    </w:p>
+    <w:p>
+      <w:pPr>
+        <w:pStyle w:val="ListNumber"/>
+      </w:pPr>
+      <w:r>
+        <w:t>Open `prompts/prompt-03.txt`, paste the prompt into Cowork and review its proposed plan.</w:t>
+      </w:r>
+    </w:p>
+    <w:p>
+      <w:pPr>
+        <w:pStyle w:val="ListNumber"/>
+      </w:pPr>
+      <w:r>
+        <w:t>Allow only the reads and writes needed for this lab. Keep consequential actions paused.</w:t>
+      </w:r>
+    </w:p>
+    <w:p>
+      <w:pPr>
+        <w:pStyle w:val="ListNumber"/>
+      </w:pPr>
+      <w:r>
+        <w:t>Open the generated files and compare them with `CHECKLIST.md`. Correct any mismatch in the output, then repeat the check.</w:t>
+      </w:r>
+    </w:p>
+    <w:p>
+      <w:pPr>
+        <w:pStyle w:val="ListNumber"/>
+      </w:pPr>
+      <w:r>
+        <w:t>Save the finished artifacts in `outputs/` and record the evidence used.</w:t>
+      </w:r>
+    </w:p>
+    <w:p>
+      <w:pPr>
+        <w:pStyle w:val="Heading3"/>
+      </w:pPr>
+      <w:r>
+        <w:t>Test it</w:t>
+      </w:r>
+    </w:p>
+    <w:p>
+      <w:r>
+        <w:t>The workbook contains six distinct recent items, six direct links that open, dates, concise summaries, and a completed Research Notes sheet.</w:t>
+      </w:r>
+    </w:p>
+    <w:p>
+      <w:pPr>
+        <w:pStyle w:val="Heading3"/>
+      </w:pPr>
+      <w:r>
+        <w:t>Troubleshooting</w:t>
+      </w:r>
+    </w:p>
+    <w:p>
+      <w:pPr>
+        <w:pStyle w:val="ListBullet"/>
+      </w:pPr>
+      <w:r>
+        <w:t>**Cowork selects the wrong file:** name the expected date format and require it to list candidates before choosing.</w:t>
+      </w:r>
+    </w:p>
+    <w:p>
+      <w:pPr>
+        <w:pStyle w:val="ListBullet"/>
+      </w:pPr>
+      <w:r>
+        <w:t>**A workbook does not refresh:** open it in Excel, recalculate, and ask Cowork to inspect formulas and chart source ranges.</w:t>
+      </w:r>
+    </w:p>
+    <w:p>
+      <w:pPr>
+        <w:pStyle w:val="ListBullet"/>
+      </w:pPr>
+      <w:r>
+        <w:t>**A claim has no source:** remove it or add a direct file, cell or URL reference.</w:t>
+      </w:r>
+    </w:p>
+    <w:p>
+      <w:pPr>
+        <w:pStyle w:val="Heading3"/>
+      </w:pPr>
+      <w:r>
+        <w:t>Challenge</w:t>
+      </w:r>
+    </w:p>
+    <w:p>
+      <w:r>
+        <w:t>Change the reporting period or audience and rerun the task without changing the skill's stable rules.</w:t>
+      </w:r>
+    </w:p>
+    <w:p>
+      <w:pPr>
+        <w:pStyle w:val="Heading3"/>
+      </w:pPr>
+      <w:r>
+        <w:t>Reflection</w:t>
+      </w:r>
+    </w:p>
+    <w:p>
+      <w:r>
+        <w:t>Which part of this task should always remain a human review point?</w:t>
+      </w:r>
+    </w:p>
+    <w:p>
+      <w:pPr>
+        <w:pStyle w:val="Heading1"/>
+      </w:pPr>
+      <w:r>
+        <w:t>Use Case 04 — Turn Finance Data into Slides</w:t>
+      </w:r>
+    </w:p>
+    <w:p>
+      <w:r>
+        <w:t>Scenario: Leaders receive a dense workbook. Ask Cowork to turn the numbers into a five-slide update. The result is clear charts, messages and next actions.</w:t>
       </w:r>
     </w:p>
     <w:p>
@@ -323,12 +1147,31 @@
         <w:pStyle w:val="Heading2"/>
       </w:pPr>
       <w:r>
-        <w:t>Approval field</w:t>
-      </w:r>
-    </w:p>
-    <w:p>
-      <w:r>
-        <w:t>Mechanism: Approved is eligible; Pending is held. Worked finance evidence: INV-013 is Pending +S$2,200. Review decision: Do not include pending revenue.</w:t>
+        <w:t>What goes in</w:t>
+      </w:r>
+    </w:p>
+    <w:p>
+      <w:pPr>
+        <w:pStyle w:val="ListBullet"/>
+      </w:pPr>
+      <w:r>
+        <w:t>Quarterly workbook</w:t>
+      </w:r>
+    </w:p>
+    <w:p>
+      <w:pPr>
+        <w:pStyle w:val="ListBullet"/>
+      </w:pPr>
+      <w:r>
+        <w:t>Manager brief</w:t>
+      </w:r>
+    </w:p>
+    <w:p>
+      <w:pPr>
+        <w:pStyle w:val="ListBullet"/>
+      </w:pPr>
+      <w:r>
+        <w:t>Brand guide</w:t>
       </w:r>
     </w:p>
     <w:p>
@@ -336,12 +1179,31 @@
         <w:pStyle w:val="Heading2"/>
       </w:pPr>
       <w:r>
-        <w:t>Duplicate key</w:t>
-      </w:r>
-    </w:p>
-    <w:p>
-      <w:r>
-        <w:t>Mechanism: Document ID is business key within period. Worked finance evidence: BILL-012 occurs twice at -S$1,020. Review decision: Keep first; log second occurrence.</w:t>
+        <w:t>What Cowork does</w:t>
+      </w:r>
+    </w:p>
+    <w:p>
+      <w:pPr>
+        <w:pStyle w:val="ListNumber"/>
+      </w:pPr>
+      <w:r>
+        <w:t>Read the brief</w:t>
+      </w:r>
+    </w:p>
+    <w:p>
+      <w:pPr>
+        <w:pStyle w:val="ListNumber"/>
+      </w:pPr>
+      <w:r>
+        <w:t>Choose the story</w:t>
+      </w:r>
+    </w:p>
+    <w:p>
+      <w:pPr>
+        <w:pStyle w:val="ListNumber"/>
+      </w:pPr>
+      <w:r>
+        <w:t>Build editable slides</w:t>
       </w:r>
     </w:p>
     <w:p>
@@ -349,12 +1211,31 @@
         <w:pStyle w:val="Heading2"/>
       </w:pPr>
       <w:r>
-        <w:t>Provenance</w:t>
-      </w:r>
-    </w:p>
-    <w:p>
-      <w:r>
-        <w:t>Mechanism: Every output metric links to named source rows. Worked finance evidence: Revenue source: six approved invoices. Review decision: A narrative without row links is not evidence.</w:t>
+        <w:t>Skills and tools</w:t>
+      </w:r>
+    </w:p>
+    <w:p>
+      <w:pPr>
+        <w:pStyle w:val="ListBullet"/>
+      </w:pPr>
+      <w:r>
+        <w:t>Cowork files</w:t>
+      </w:r>
+    </w:p>
+    <w:p>
+      <w:pPr>
+        <w:pStyle w:val="ListBullet"/>
+      </w:pPr>
+      <w:r>
+        <w:t>Spreadsheet skill</w:t>
+      </w:r>
+    </w:p>
+    <w:p>
+      <w:pPr>
+        <w:pStyle w:val="ListBullet"/>
+      </w:pPr>
+      <w:r>
+        <w:t>PowerPoint skill</w:t>
       </w:r>
     </w:p>
     <w:p>
@@ -362,12 +1243,12 @@
         <w:pStyle w:val="Heading2"/>
       </w:pPr>
       <w:r>
-        <w:t>Permission gate</w:t>
-      </w:r>
-    </w:p>
-    <w:p>
-      <w:r>
-        <w:t>Mechanism: Read workbook; write only working and outputs. Worked finance evidence: No change to mock-data hash. Review decision: Decline connector or email permission here.</w:t>
+        <w:t>Human check</w:t>
+      </w:r>
+    </w:p>
+    <w:p>
+      <w:r>
+        <w:t>Five slides; Q3 revenue S$378k and net S$108.5k match Excel</w:t>
       </w:r>
     </w:p>
     <w:p>
@@ -375,12 +1256,199 @@
         <w:pStyle w:val="Heading2"/>
       </w:pPr>
       <w:r>
-        <w:t>Prompt injection</w:t>
-      </w:r>
-    </w:p>
-    <w:p>
-      <w:r>
-        <w:t>Mechanism: Workbook text is data, never new instructions. Worked finance evidence: Counterparty cell cannot authorize a send. Review decision: Treat embedded instructions as untrusted data.</w:t>
+        <w:t>Lab 04 — step-by-step</w:t>
+      </w:r>
+    </w:p>
+    <w:p>
+      <w:r>
+        <w:t>C1382 · Topic 2 · 55 minutes</w:t>
+      </w:r>
+    </w:p>
+    <w:p>
+      <w:pPr>
+        <w:pStyle w:val="Heading3"/>
+      </w:pPr>
+      <w:r>
+        <w:t>Goal</w:t>
+      </w:r>
+    </w:p>
+    <w:p>
+      <w:r>
+        <w:t>Transform a finance workbook and manager brief into a clear five-slide presentation.</w:t>
+      </w:r>
+    </w:p>
+    <w:p>
+      <w:pPr>
+        <w:pStyle w:val="Heading3"/>
+      </w:pPr>
+      <w:r>
+        <w:t>What you will build</w:t>
+      </w:r>
+    </w:p>
+    <w:p>
+      <w:r>
+        <w:t>A five-slide management update with KPI chart, variance story, cash outlook and actions.</w:t>
+      </w:r>
+    </w:p>
+    <w:p>
+      <w:pPr>
+        <w:pStyle w:val="Heading3"/>
+      </w:pPr>
+      <w:r>
+        <w:t>Prerequisites</w:t>
+      </w:r>
+    </w:p>
+    <w:p>
+      <w:r>
+        <w:t>Open this lab folder as the Cowork project context. Read TOOLS.md, enable the named skill in skill/finance-deck-builder/SKILL.md, and use only the fictional files in mock-data/.</w:t>
+      </w:r>
+    </w:p>
+    <w:p>
+      <w:pPr>
+        <w:pStyle w:val="Heading3"/>
+      </w:pPr>
+      <w:r>
+        <w:t>Steps</w:t>
+      </w:r>
+    </w:p>
+    <w:p>
+      <w:pPr>
+        <w:pStyle w:val="ListNumber"/>
+      </w:pPr>
+      <w:r>
+        <w:t>Open `TOOLS.md` and confirm the available tools and access boundary.</w:t>
+      </w:r>
+    </w:p>
+    <w:p>
+      <w:pPr>
+        <w:pStyle w:val="ListNumber"/>
+      </w:pPr>
+      <w:r>
+        <w:t>Review the files in `mock-data/`; copy any file you will change into `working/`.</w:t>
+      </w:r>
+    </w:p>
+    <w:p>
+      <w:pPr>
+        <w:pStyle w:val="ListNumber"/>
+      </w:pPr>
+      <w:r>
+        <w:t>Add or enable `skill/finance-deck-builder/SKILL.md` in the Cowork project.</w:t>
+      </w:r>
+    </w:p>
+    <w:p>
+      <w:pPr>
+        <w:pStyle w:val="ListNumber"/>
+      </w:pPr>
+      <w:r>
+        <w:t>Open `prompts/prompt-04.txt`, paste the prompt into Cowork and review its proposed plan.</w:t>
+      </w:r>
+    </w:p>
+    <w:p>
+      <w:pPr>
+        <w:pStyle w:val="ListNumber"/>
+      </w:pPr>
+      <w:r>
+        <w:t>Allow only the reads and writes needed for this lab. Keep consequential actions paused.</w:t>
+      </w:r>
+    </w:p>
+    <w:p>
+      <w:pPr>
+        <w:pStyle w:val="ListNumber"/>
+      </w:pPr>
+      <w:r>
+        <w:t>Open the generated files and compare them with `CHECKLIST.md`. Correct any mismatch in the output, then repeat the check.</w:t>
+      </w:r>
+    </w:p>
+    <w:p>
+      <w:pPr>
+        <w:pStyle w:val="ListNumber"/>
+      </w:pPr>
+      <w:r>
+        <w:t>Save the finished artifacts in `outputs/` and record the evidence used.</w:t>
+      </w:r>
+    </w:p>
+    <w:p>
+      <w:pPr>
+        <w:pStyle w:val="Heading3"/>
+      </w:pPr>
+      <w:r>
+        <w:t>Test it</w:t>
+      </w:r>
+    </w:p>
+    <w:p>
+      <w:r>
+        <w:t>The deck has five slides, editable charts, correct Q3 revenue S$378,000, expense S$269,500, net S$108,500, and three actions from the manager brief.</w:t>
+      </w:r>
+    </w:p>
+    <w:p>
+      <w:pPr>
+        <w:pStyle w:val="Heading3"/>
+      </w:pPr>
+      <w:r>
+        <w:t>Troubleshooting</w:t>
+      </w:r>
+    </w:p>
+    <w:p>
+      <w:pPr>
+        <w:pStyle w:val="ListBullet"/>
+      </w:pPr>
+      <w:r>
+        <w:t>**Cowork selects the wrong file:** name the expected date format and require it to list candidates before choosing.</w:t>
+      </w:r>
+    </w:p>
+    <w:p>
+      <w:pPr>
+        <w:pStyle w:val="ListBullet"/>
+      </w:pPr>
+      <w:r>
+        <w:t>**A workbook does not refresh:** open it in Excel, recalculate, and ask Cowork to inspect formulas and chart source ranges.</w:t>
+      </w:r>
+    </w:p>
+    <w:p>
+      <w:pPr>
+        <w:pStyle w:val="ListBullet"/>
+      </w:pPr>
+      <w:r>
+        <w:t>**A claim has no source:** remove it or add a direct file, cell or URL reference.</w:t>
+      </w:r>
+    </w:p>
+    <w:p>
+      <w:pPr>
+        <w:pStyle w:val="Heading3"/>
+      </w:pPr>
+      <w:r>
+        <w:t>Challenge</w:t>
+      </w:r>
+    </w:p>
+    <w:p>
+      <w:r>
+        <w:t>Change the reporting period or audience and rerun the task without changing the skill's stable rules.</w:t>
+      </w:r>
+    </w:p>
+    <w:p>
+      <w:pPr>
+        <w:pStyle w:val="Heading3"/>
+      </w:pPr>
+      <w:r>
+        <w:t>Reflection</w:t>
+      </w:r>
+    </w:p>
+    <w:p>
+      <w:r>
+        <w:t>Which part of this task should always remain a human review point?</w:t>
+      </w:r>
+    </w:p>
+    <w:p>
+      <w:pPr>
+        <w:pStyle w:val="Heading1"/>
+      </w:pPr>
+      <w:r>
+        <w:t>Use Case 05 — Build an AP Tracker from Invoices</w:t>
+      </w:r>
+    </w:p>
+    <w:p>
+      <w:r>
+        <w:t>Scenario: Invoice details are copied one file at a time. Ask Cowork to extract five invoices and flag anything uncertain. The result is a tidy ap tracker ready for review.</w:t>
       </w:r>
     </w:p>
     <w:p>
@@ -388,12 +1456,31 @@
         <w:pStyle w:val="Heading2"/>
       </w:pPr>
       <w:r>
-        <w:t>Plan review</w:t>
-      </w:r>
-    </w:p>
-    <w:p>
-      <w:r>
-        <w:t>Mechanism: Inspect files, operations and side effects. Worked finance evidence: Expected: read one .xlsx, write one manifest. Review decision: Pause if browser or mailbox appears in plan.</w:t>
+        <w:t>What goes in</w:t>
+      </w:r>
+    </w:p>
+    <w:p>
+      <w:pPr>
+        <w:pStyle w:val="ListBullet"/>
+      </w:pPr>
+      <w:r>
+        <w:t>Five mock invoice PDFs</w:t>
+      </w:r>
+    </w:p>
+    <w:p>
+      <w:pPr>
+        <w:pStyle w:val="ListBullet"/>
+      </w:pPr>
+      <w:r>
+        <w:t>AP tracker template</w:t>
+      </w:r>
+    </w:p>
+    <w:p>
+      <w:pPr>
+        <w:pStyle w:val="ListBullet"/>
+      </w:pPr>
+      <w:r>
+        <w:t>Review rules</w:t>
       </w:r>
     </w:p>
     <w:p>
@@ -401,12 +1488,263 @@
         <w:pStyle w:val="Heading2"/>
       </w:pPr>
       <w:r>
-        <w:t>Inventory check</w:t>
-      </w:r>
-    </w:p>
-    <w:p>
-      <w:r>
-        <w:t>Mechanism: Source count → duplicate count → pending count. Worked finance evidence: 14 = 12 eligible + 2 excluded. Review decision: Mismatch blocks Lab 2.</w:t>
+        <w:t>What Cowork does</w:t>
+      </w:r>
+    </w:p>
+    <w:p>
+      <w:pPr>
+        <w:pStyle w:val="ListNumber"/>
+      </w:pPr>
+      <w:r>
+        <w:t>Read invoices</w:t>
+      </w:r>
+    </w:p>
+    <w:p>
+      <w:pPr>
+        <w:pStyle w:val="ListNumber"/>
+      </w:pPr>
+      <w:r>
+        <w:t>Extract fields</w:t>
+      </w:r>
+    </w:p>
+    <w:p>
+      <w:pPr>
+        <w:pStyle w:val="ListNumber"/>
+      </w:pPr>
+      <w:r>
+        <w:t>Flag exceptions</w:t>
+      </w:r>
+    </w:p>
+    <w:p>
+      <w:pPr>
+        <w:pStyle w:val="Heading2"/>
+      </w:pPr>
+      <w:r>
+        <w:t>Skills and tools</w:t>
+      </w:r>
+    </w:p>
+    <w:p>
+      <w:pPr>
+        <w:pStyle w:val="ListBullet"/>
+      </w:pPr>
+      <w:r>
+        <w:t>Document reading</w:t>
+      </w:r>
+    </w:p>
+    <w:p>
+      <w:pPr>
+        <w:pStyle w:val="ListBullet"/>
+      </w:pPr>
+      <w:r>
+        <w:t>PDF skill</w:t>
+      </w:r>
+    </w:p>
+    <w:p>
+      <w:pPr>
+        <w:pStyle w:val="ListBullet"/>
+      </w:pPr>
+      <w:r>
+        <w:t>Spreadsheet skill</w:t>
+      </w:r>
+    </w:p>
+    <w:p>
+      <w:pPr>
+        <w:pStyle w:val="Heading2"/>
+      </w:pPr>
+      <w:r>
+        <w:t>Human check</w:t>
+      </w:r>
+    </w:p>
+    <w:p>
+      <w:r>
+        <w:t>Five rows; duplicate INV-204 and missing PO are visible</w:t>
+      </w:r>
+    </w:p>
+    <w:p>
+      <w:pPr>
+        <w:pStyle w:val="Heading2"/>
+      </w:pPr>
+      <w:r>
+        <w:t>Lab 05 — step-by-step</w:t>
+      </w:r>
+    </w:p>
+    <w:p>
+      <w:r>
+        <w:t>C1382 · Topic 3 · 45 minutes</w:t>
+      </w:r>
+    </w:p>
+    <w:p>
+      <w:pPr>
+        <w:pStyle w:val="Heading3"/>
+      </w:pPr>
+      <w:r>
+        <w:t>Goal</w:t>
+      </w:r>
+    </w:p>
+    <w:p>
+      <w:r>
+        <w:t>Read a folder of mock invoices and create a tidy accounts-payable tracker.</w:t>
+      </w:r>
+    </w:p>
+    <w:p>
+      <w:pPr>
+        <w:pStyle w:val="Heading3"/>
+      </w:pPr>
+      <w:r>
+        <w:t>What you will build</w:t>
+      </w:r>
+    </w:p>
+    <w:p>
+      <w:r>
+        <w:t>An AP-tracker.xlsx with invoice number, supplier, date, due date, amount, currency and review status.</w:t>
+      </w:r>
+    </w:p>
+    <w:p>
+      <w:pPr>
+        <w:pStyle w:val="Heading3"/>
+      </w:pPr>
+      <w:r>
+        <w:t>Prerequisites</w:t>
+      </w:r>
+    </w:p>
+    <w:p>
+      <w:r>
+        <w:t>Open this lab folder as the Cowork project context. Read TOOLS.md, enable the named skill in skill/invoice-to-ap-tracker/SKILL.md, and use only the fictional files in mock-data/.</w:t>
+      </w:r>
+    </w:p>
+    <w:p>
+      <w:pPr>
+        <w:pStyle w:val="Heading3"/>
+      </w:pPr>
+      <w:r>
+        <w:t>Steps</w:t>
+      </w:r>
+    </w:p>
+    <w:p>
+      <w:pPr>
+        <w:pStyle w:val="ListNumber"/>
+      </w:pPr>
+      <w:r>
+        <w:t>Open `TOOLS.md` and confirm the available tools and access boundary.</w:t>
+      </w:r>
+    </w:p>
+    <w:p>
+      <w:pPr>
+        <w:pStyle w:val="ListNumber"/>
+      </w:pPr>
+      <w:r>
+        <w:t>Review the files in `mock-data/`; copy any file you will change into `working/`.</w:t>
+      </w:r>
+    </w:p>
+    <w:p>
+      <w:pPr>
+        <w:pStyle w:val="ListNumber"/>
+      </w:pPr>
+      <w:r>
+        <w:t>Add or enable `skill/invoice-to-ap-tracker/SKILL.md` in the Cowork project.</w:t>
+      </w:r>
+    </w:p>
+    <w:p>
+      <w:pPr>
+        <w:pStyle w:val="ListNumber"/>
+      </w:pPr>
+      <w:r>
+        <w:t>Open `prompts/prompt-05.txt`, paste the prompt into Cowork and review its proposed plan.</w:t>
+      </w:r>
+    </w:p>
+    <w:p>
+      <w:pPr>
+        <w:pStyle w:val="ListNumber"/>
+      </w:pPr>
+      <w:r>
+        <w:t>Allow only the reads and writes needed for this lab. Keep consequential actions paused.</w:t>
+      </w:r>
+    </w:p>
+    <w:p>
+      <w:pPr>
+        <w:pStyle w:val="ListNumber"/>
+      </w:pPr>
+      <w:r>
+        <w:t>Open the generated files and compare them with `CHECKLIST.md`. Correct any mismatch in the output, then repeat the check.</w:t>
+      </w:r>
+    </w:p>
+    <w:p>
+      <w:pPr>
+        <w:pStyle w:val="ListNumber"/>
+      </w:pPr>
+      <w:r>
+        <w:t>Save the finished artifacts in `outputs/` and record the evidence used.</w:t>
+      </w:r>
+    </w:p>
+    <w:p>
+      <w:pPr>
+        <w:pStyle w:val="Heading3"/>
+      </w:pPr>
+      <w:r>
+        <w:t>Test it</w:t>
+      </w:r>
+    </w:p>
+    <w:p>
+      <w:r>
+        <w:t>The tracker contains five invoice rows, flags duplicate INV-204, marks one missing purchase order for review, and reconciles each invoice total.</w:t>
+      </w:r>
+    </w:p>
+    <w:p>
+      <w:pPr>
+        <w:pStyle w:val="Heading3"/>
+      </w:pPr>
+      <w:r>
+        <w:t>Troubleshooting</w:t>
+      </w:r>
+    </w:p>
+    <w:p>
+      <w:pPr>
+        <w:pStyle w:val="ListBullet"/>
+      </w:pPr>
+      <w:r>
+        <w:t>**Cowork selects the wrong file:** name the expected date format and require it to list candidates before choosing.</w:t>
+      </w:r>
+    </w:p>
+    <w:p>
+      <w:pPr>
+        <w:pStyle w:val="ListBullet"/>
+      </w:pPr>
+      <w:r>
+        <w:t>**A workbook does not refresh:** open it in Excel, recalculate, and ask Cowork to inspect formulas and chart source ranges.</w:t>
+      </w:r>
+    </w:p>
+    <w:p>
+      <w:pPr>
+        <w:pStyle w:val="ListBullet"/>
+      </w:pPr>
+      <w:r>
+        <w:t>**A claim has no source:** remove it or add a direct file, cell or URL reference.</w:t>
+      </w:r>
+    </w:p>
+    <w:p>
+      <w:pPr>
+        <w:pStyle w:val="Heading3"/>
+      </w:pPr>
+      <w:r>
+        <w:t>Challenge</w:t>
+      </w:r>
+    </w:p>
+    <w:p>
+      <w:r>
+        <w:t>Change the reporting period or audience and rerun the task without changing the skill's stable rules.</w:t>
+      </w:r>
+    </w:p>
+    <w:p>
+      <w:pPr>
+        <w:pStyle w:val="Heading3"/>
+      </w:pPr>
+      <w:r>
+        <w:t>Reflection</w:t>
+      </w:r>
+    </w:p>
+    <w:p>
+      <w:r>
+        <w:t>Which part of this task should always remain a human review point?</w:t>
       </w:r>
     </w:p>
     <w:p>
@@ -414,7 +1752,12 @@
         <w:pStyle w:val="Heading1"/>
       </w:pPr>
       <w:r>
-        <w:t>Topic 02 — Automate and reconcile Excel</w:t>
+        <w:t>Use Case 06 — Write Budget Variance Commentary</w:t>
+      </w:r>
+    </w:p>
+    <w:p>
+      <w:r>
+        <w:t>Scenario: Managers see variances but not the story. Ask Cowork to calculate material variances and explain them simply. The result is a reviewed workbook and one-page commentary.</w:t>
       </w:r>
     </w:p>
     <w:p>
@@ -422,12 +1765,31 @@
         <w:pStyle w:val="Heading2"/>
       </w:pPr>
       <w:r>
-        <w:t>Raw sheet</w:t>
-      </w:r>
-    </w:p>
-    <w:p>
-      <w:r>
-        <w:t>Mechanism: Copy all 14 rows with original column order. Worked finance evidence: Raw!A1:G15 retained. Review decision: Never normalize away exception evidence.</w:t>
+        <w:t>What goes in</w:t>
+      </w:r>
+    </w:p>
+    <w:p>
+      <w:pPr>
+        <w:pStyle w:val="ListBullet"/>
+      </w:pPr>
+      <w:r>
+        <w:t>Budget vs actual</w:t>
+      </w:r>
+    </w:p>
+    <w:p>
+      <w:pPr>
+        <w:pStyle w:val="ListBullet"/>
+      </w:pPr>
+      <w:r>
+        <w:t>Department notes</w:t>
+      </w:r>
+    </w:p>
+    <w:p>
+      <w:pPr>
+        <w:pStyle w:val="ListBullet"/>
+      </w:pPr>
+      <w:r>
+        <w:t>Materiality rule</w:t>
       </w:r>
     </w:p>
     <w:p>
@@ -435,12 +1797,31 @@
         <w:pStyle w:val="Heading2"/>
       </w:pPr>
       <w:r>
-        <w:t>Eligible sheet</w:t>
-      </w:r>
-    </w:p>
-    <w:p>
-      <w:r>
-        <w:t>Mechanism: Approved ∧ first occurrence of Document ID. Worked finance evidence: 12 eligible rows, 6 revenue + 6 expense. Review decision: Filter criteria must be visible.</w:t>
+        <w:t>What Cowork does</w:t>
+      </w:r>
+    </w:p>
+    <w:p>
+      <w:pPr>
+        <w:pStyle w:val="ListNumber"/>
+      </w:pPr>
+      <w:r>
+        <w:t>Calculate variance</w:t>
+      </w:r>
+    </w:p>
+    <w:p>
+      <w:pPr>
+        <w:pStyle w:val="ListNumber"/>
+      </w:pPr>
+      <w:r>
+        <w:t>Highlight material items</w:t>
+      </w:r>
+    </w:p>
+    <w:p>
+      <w:pPr>
+        <w:pStyle w:val="ListNumber"/>
+      </w:pPr>
+      <w:r>
+        <w:t>Draft commentary</w:t>
       </w:r>
     </w:p>
     <w:p>
@@ -448,12 +1829,31 @@
         <w:pStyle w:val="Heading2"/>
       </w:pPr>
       <w:r>
-        <w:t>Exceptions sheet</w:t>
-      </w:r>
-    </w:p>
-    <w:p>
-      <w:r>
-        <w:t>Mechanism: Record excluded row, reason, source address. Worked finance evidence: BILL-012 repeat; INV-013 pending. Review decision: No silent row deletion.</w:t>
+        <w:t>Skills and tools</w:t>
+      </w:r>
+    </w:p>
+    <w:p>
+      <w:pPr>
+        <w:pStyle w:val="ListBullet"/>
+      </w:pPr>
+      <w:r>
+        <w:t>Cowork files</w:t>
+      </w:r>
+    </w:p>
+    <w:p>
+      <w:pPr>
+        <w:pStyle w:val="ListBullet"/>
+      </w:pPr>
+      <w:r>
+        <w:t>Spreadsheet skill</w:t>
+      </w:r>
+    </w:p>
+    <w:p>
+      <w:pPr>
+        <w:pStyle w:val="ListBullet"/>
+      </w:pPr>
+      <w:r>
+        <w:t>Document skill</w:t>
       </w:r>
     </w:p>
     <w:p>
@@ -461,12 +1861,12 @@
         <w:pStyle w:val="Heading2"/>
       </w:pPr>
       <w:r>
-        <w:t>Revenue formula</w:t>
-      </w:r>
-    </w:p>
-    <w:p>
-      <w:r>
-        <w:t>Mechanism: SUMIFS eligible positive Amount SGD. Worked finance evidence: S$46,700 from six invoices. Review decision: Compare formula result to independent total.</w:t>
+        <w:t>Human check</w:t>
+      </w:r>
+    </w:p>
+    <w:p>
+      <w:r>
+        <w:t>Each comment links to a line item or is marked as a question</w:t>
       </w:r>
     </w:p>
     <w:p>
@@ -474,12 +1874,199 @@
         <w:pStyle w:val="Heading2"/>
       </w:pPr>
       <w:r>
-        <w:t>Expense formula</w:t>
-      </w:r>
-    </w:p>
-    <w:p>
-      <w:r>
-        <w:t>Mechanism: ABS(SUMIFS eligible negative Amount SGD)). Worked finance evidence: S$16,500 from six bills. Review decision: Check sign convention before net.</w:t>
+        <w:t>Lab 06 — step-by-step</w:t>
+      </w:r>
+    </w:p>
+    <w:p>
+      <w:r>
+        <w:t>C1382 · Topic 3 · 45 minutes</w:t>
+      </w:r>
+    </w:p>
+    <w:p>
+      <w:pPr>
+        <w:pStyle w:val="Heading3"/>
+      </w:pPr>
+      <w:r>
+        <w:t>Goal</w:t>
+      </w:r>
+    </w:p>
+    <w:p>
+      <w:r>
+        <w:t>Calculate material variances and write concise management commentary.</w:t>
+      </w:r>
+    </w:p>
+    <w:p>
+      <w:pPr>
+        <w:pStyle w:val="Heading3"/>
+      </w:pPr>
+      <w:r>
+        <w:t>What you will build</w:t>
+      </w:r>
+    </w:p>
+    <w:p>
+      <w:r>
+        <w:t>A variance-review.xlsx and a one-page management-commentary.md.</w:t>
+      </w:r>
+    </w:p>
+    <w:p>
+      <w:pPr>
+        <w:pStyle w:val="Heading3"/>
+      </w:pPr>
+      <w:r>
+        <w:t>Prerequisites</w:t>
+      </w:r>
+    </w:p>
+    <w:p>
+      <w:r>
+        <w:t>Open this lab folder as the Cowork project context. Read TOOLS.md, enable the named skill in skill/variance-commentary/SKILL.md, and use only the fictional files in mock-data/.</w:t>
+      </w:r>
+    </w:p>
+    <w:p>
+      <w:pPr>
+        <w:pStyle w:val="Heading3"/>
+      </w:pPr>
+      <w:r>
+        <w:t>Steps</w:t>
+      </w:r>
+    </w:p>
+    <w:p>
+      <w:pPr>
+        <w:pStyle w:val="ListNumber"/>
+      </w:pPr>
+      <w:r>
+        <w:t>Open `TOOLS.md` and confirm the available tools and access boundary.</w:t>
+      </w:r>
+    </w:p>
+    <w:p>
+      <w:pPr>
+        <w:pStyle w:val="ListNumber"/>
+      </w:pPr>
+      <w:r>
+        <w:t>Review the files in `mock-data/`; copy any file you will change into `working/`.</w:t>
+      </w:r>
+    </w:p>
+    <w:p>
+      <w:pPr>
+        <w:pStyle w:val="ListNumber"/>
+      </w:pPr>
+      <w:r>
+        <w:t>Add or enable `skill/variance-commentary/SKILL.md` in the Cowork project.</w:t>
+      </w:r>
+    </w:p>
+    <w:p>
+      <w:pPr>
+        <w:pStyle w:val="ListNumber"/>
+      </w:pPr>
+      <w:r>
+        <w:t>Open `prompts/prompt-06.txt`, paste the prompt into Cowork and review its proposed plan.</w:t>
+      </w:r>
+    </w:p>
+    <w:p>
+      <w:pPr>
+        <w:pStyle w:val="ListNumber"/>
+      </w:pPr>
+      <w:r>
+        <w:t>Allow only the reads and writes needed for this lab. Keep consequential actions paused.</w:t>
+      </w:r>
+    </w:p>
+    <w:p>
+      <w:pPr>
+        <w:pStyle w:val="ListNumber"/>
+      </w:pPr>
+      <w:r>
+        <w:t>Open the generated files and compare them with `CHECKLIST.md`. Correct any mismatch in the output, then repeat the check.</w:t>
+      </w:r>
+    </w:p>
+    <w:p>
+      <w:pPr>
+        <w:pStyle w:val="ListNumber"/>
+      </w:pPr>
+      <w:r>
+        <w:t>Save the finished artifacts in `outputs/` and record the evidence used.</w:t>
+      </w:r>
+    </w:p>
+    <w:p>
+      <w:pPr>
+        <w:pStyle w:val="Heading3"/>
+      </w:pPr>
+      <w:r>
+        <w:t>Test it</w:t>
+      </w:r>
+    </w:p>
+    <w:p>
+      <w:r>
+        <w:t>The workbook uses formulas, material items are highlighted, and the commentary names Marketing, Contractors and Travel with traceable evidence or questions.</w:t>
+      </w:r>
+    </w:p>
+    <w:p>
+      <w:pPr>
+        <w:pStyle w:val="Heading3"/>
+      </w:pPr>
+      <w:r>
+        <w:t>Troubleshooting</w:t>
+      </w:r>
+    </w:p>
+    <w:p>
+      <w:pPr>
+        <w:pStyle w:val="ListBullet"/>
+      </w:pPr>
+      <w:r>
+        <w:t>**Cowork selects the wrong file:** name the expected date format and require it to list candidates before choosing.</w:t>
+      </w:r>
+    </w:p>
+    <w:p>
+      <w:pPr>
+        <w:pStyle w:val="ListBullet"/>
+      </w:pPr>
+      <w:r>
+        <w:t>**A workbook does not refresh:** open it in Excel, recalculate, and ask Cowork to inspect formulas and chart source ranges.</w:t>
+      </w:r>
+    </w:p>
+    <w:p>
+      <w:pPr>
+        <w:pStyle w:val="ListBullet"/>
+      </w:pPr>
+      <w:r>
+        <w:t>**A claim has no source:** remove it or add a direct file, cell or URL reference.</w:t>
+      </w:r>
+    </w:p>
+    <w:p>
+      <w:pPr>
+        <w:pStyle w:val="Heading3"/>
+      </w:pPr>
+      <w:r>
+        <w:t>Challenge</w:t>
+      </w:r>
+    </w:p>
+    <w:p>
+      <w:r>
+        <w:t>Change the reporting period or audience and rerun the task without changing the skill's stable rules.</w:t>
+      </w:r>
+    </w:p>
+    <w:p>
+      <w:pPr>
+        <w:pStyle w:val="Heading3"/>
+      </w:pPr>
+      <w:r>
+        <w:t>Reflection</w:t>
+      </w:r>
+    </w:p>
+    <w:p>
+      <w:r>
+        <w:t>Which part of this task should always remain a human review point?</w:t>
+      </w:r>
+    </w:p>
+    <w:p>
+      <w:pPr>
+        <w:pStyle w:val="Heading1"/>
+      </w:pPr>
+      <w:r>
+        <w:t>Use Case 07 — Build a Cash-Flow Watchlist</w:t>
+      </w:r>
+    </w:p>
+    <w:p>
+      <w:r>
+        <w:t>Scenario: Receipts and payments sit in separate files. Ask Cowork to combine them into a 14-day running balance. The result is a cash watchlist and reviewed email draft.</w:t>
       </w:r>
     </w:p>
     <w:p>
@@ -487,12 +2074,31 @@
         <w:pStyle w:val="Heading2"/>
       </w:pPr>
       <w:r>
-        <w:t>Net formula</w:t>
-      </w:r>
-    </w:p>
-    <w:p>
-      <w:r>
-        <w:t>Mechanism: Revenue minus absolute expenses. Worked finance evidence: S$46,700 − S$16,500 = S$30,200. Review decision: Net must equal SUM eligible amounts.</w:t>
+        <w:t>What goes in</w:t>
+      </w:r>
+    </w:p>
+    <w:p>
+      <w:pPr>
+        <w:pStyle w:val="ListBullet"/>
+      </w:pPr>
+      <w:r>
+        <w:t>Receivables</w:t>
+      </w:r>
+    </w:p>
+    <w:p>
+      <w:pPr>
+        <w:pStyle w:val="ListBullet"/>
+      </w:pPr>
+      <w:r>
+        <w:t>Payments</w:t>
+      </w:r>
+    </w:p>
+    <w:p>
+      <w:pPr>
+        <w:pStyle w:val="ListBullet"/>
+      </w:pPr>
+      <w:r>
+        <w:t>Cash assumptions</w:t>
       </w:r>
     </w:p>
     <w:p>
@@ -500,12 +2106,31 @@
         <w:pStyle w:val="Heading2"/>
       </w:pPr>
       <w:r>
-        <w:t>Count control</w:t>
-      </w:r>
-    </w:p>
-    <w:p>
-      <w:r>
-        <w:t>Mechanism: COUNTA eligible Document ID range. Worked finance evidence: 12 eligible; 14 source rows. Review decision: Count drift signals a dropped row.</w:t>
+        <w:t>What Cowork does</w:t>
+      </w:r>
+    </w:p>
+    <w:p>
+      <w:pPr>
+        <w:pStyle w:val="ListNumber"/>
+      </w:pPr>
+      <w:r>
+        <w:t>Merge dates</w:t>
+      </w:r>
+    </w:p>
+    <w:p>
+      <w:pPr>
+        <w:pStyle w:val="ListNumber"/>
+      </w:pPr>
+      <w:r>
+        <w:t>Calculate balance</w:t>
+      </w:r>
+    </w:p>
+    <w:p>
+      <w:pPr>
+        <w:pStyle w:val="ListNumber"/>
+      </w:pPr>
+      <w:r>
+        <w:t>Draft alert</w:t>
       </w:r>
     </w:p>
     <w:p>
@@ -513,12 +2138,31 @@
         <w:pStyle w:val="Heading2"/>
       </w:pPr>
       <w:r>
-        <w:t>Status control</w:t>
-      </w:r>
-    </w:p>
-    <w:p>
-      <w:r>
-        <w:t>Mechanism: Only exact Approved values qualify. Worked finance evidence: Pending INV-013 excluded. Review decision: Whitespace or case variants require review.</w:t>
+        <w:t>Skills and tools</w:t>
+      </w:r>
+    </w:p>
+    <w:p>
+      <w:pPr>
+        <w:pStyle w:val="ListBullet"/>
+      </w:pPr>
+      <w:r>
+        <w:t>Cowork files</w:t>
+      </w:r>
+    </w:p>
+    <w:p>
+      <w:pPr>
+        <w:pStyle w:val="ListBullet"/>
+      </w:pPr>
+      <w:r>
+        <w:t>Spreadsheet skill</w:t>
+      </w:r>
+    </w:p>
+    <w:p>
+      <w:pPr>
+        <w:pStyle w:val="ListBullet"/>
+      </w:pPr>
+      <w:r>
+        <w:t>Outlook draft</w:t>
       </w:r>
     </w:p>
     <w:p>
@@ -526,12 +2170,12 @@
         <w:pStyle w:val="Heading2"/>
       </w:pPr>
       <w:r>
-        <w:t>ID control</w:t>
-      </w:r>
-    </w:p>
-    <w:p>
-      <w:r>
-        <w:t>Mechanism: Unique ID within month, not across all time. Worked finance evidence: Duplicate BILL-012 adds no expense. Review decision: A second month may reuse an ID.</w:t>
+        <w:t>Human check</w:t>
+      </w:r>
+    </w:p>
+    <w:p>
+      <w:r>
+        <w:t>Low-balance day and top payments match the workbook</w:t>
       </w:r>
     </w:p>
     <w:p>
@@ -539,12 +2183,199 @@
         <w:pStyle w:val="Heading2"/>
       </w:pPr>
       <w:r>
-        <w:t>Formula audit</w:t>
-      </w:r>
-    </w:p>
-    <w:p>
-      <w:r>
-        <w:t>Mechanism: Inspect formulas, cached values and ranges. Worked finance evidence: Summary points to Eligible, not Raw. Review decision: Hard-coded totals fail repeatability.</w:t>
+        <w:t>Lab 07 — step-by-step</w:t>
+      </w:r>
+    </w:p>
+    <w:p>
+      <w:r>
+        <w:t>C1382 · Topic 3 · 45 minutes</w:t>
+      </w:r>
+    </w:p>
+    <w:p>
+      <w:pPr>
+        <w:pStyle w:val="Heading3"/>
+      </w:pPr>
+      <w:r>
+        <w:t>Goal</w:t>
+      </w:r>
+    </w:p>
+    <w:p>
+      <w:r>
+        <w:t>Combine receivables and payment schedules into a two-week cash watchlist and draft an email.</w:t>
+      </w:r>
+    </w:p>
+    <w:p>
+      <w:pPr>
+        <w:pStyle w:val="Heading3"/>
+      </w:pPr>
+      <w:r>
+        <w:t>What you will build</w:t>
+      </w:r>
+    </w:p>
+    <w:p>
+      <w:r>
+        <w:t>A cashflow-watchlist.xlsx and a ready-for-review Outlook email draft.</w:t>
+      </w:r>
+    </w:p>
+    <w:p>
+      <w:pPr>
+        <w:pStyle w:val="Heading3"/>
+      </w:pPr>
+      <w:r>
+        <w:t>Prerequisites</w:t>
+      </w:r>
+    </w:p>
+    <w:p>
+      <w:r>
+        <w:t>Open this lab folder as the Cowork project context. Read TOOLS.md, enable the named skill in skill/cashflow-watchlist/SKILL.md, and use only the fictional files in mock-data/.</w:t>
+      </w:r>
+    </w:p>
+    <w:p>
+      <w:pPr>
+        <w:pStyle w:val="Heading3"/>
+      </w:pPr>
+      <w:r>
+        <w:t>Steps</w:t>
+      </w:r>
+    </w:p>
+    <w:p>
+      <w:pPr>
+        <w:pStyle w:val="ListNumber"/>
+      </w:pPr>
+      <w:r>
+        <w:t>Open `TOOLS.md` and confirm the available tools and access boundary.</w:t>
+      </w:r>
+    </w:p>
+    <w:p>
+      <w:pPr>
+        <w:pStyle w:val="ListNumber"/>
+      </w:pPr>
+      <w:r>
+        <w:t>Review the files in `mock-data/`; copy any file you will change into `working/`.</w:t>
+      </w:r>
+    </w:p>
+    <w:p>
+      <w:pPr>
+        <w:pStyle w:val="ListNumber"/>
+      </w:pPr>
+      <w:r>
+        <w:t>Add or enable `skill/cashflow-watchlist/SKILL.md` in the Cowork project.</w:t>
+      </w:r>
+    </w:p>
+    <w:p>
+      <w:pPr>
+        <w:pStyle w:val="ListNumber"/>
+      </w:pPr>
+      <w:r>
+        <w:t>Open `prompts/prompt-07.txt`, paste the prompt into Cowork and review its proposed plan.</w:t>
+      </w:r>
+    </w:p>
+    <w:p>
+      <w:pPr>
+        <w:pStyle w:val="ListNumber"/>
+      </w:pPr>
+      <w:r>
+        <w:t>Allow only the reads and writes needed for this lab. Keep consequential actions paused.</w:t>
+      </w:r>
+    </w:p>
+    <w:p>
+      <w:pPr>
+        <w:pStyle w:val="ListNumber"/>
+      </w:pPr>
+      <w:r>
+        <w:t>Open the generated files and compare them with `CHECKLIST.md`. Correct any mismatch in the output, then repeat the check.</w:t>
+      </w:r>
+    </w:p>
+    <w:p>
+      <w:pPr>
+        <w:pStyle w:val="ListNumber"/>
+      </w:pPr>
+      <w:r>
+        <w:t>Save the finished artifacts in `outputs/` and record the evidence used.</w:t>
+      </w:r>
+    </w:p>
+    <w:p>
+      <w:pPr>
+        <w:pStyle w:val="Heading3"/>
+      </w:pPr>
+      <w:r>
+        <w:t>Test it</w:t>
+      </w:r>
+    </w:p>
+    <w:p>
+      <w:r>
+        <w:t>The running-balance formula works, the lowest-balance day is flagged, and the email remains a draft with figures matching the workbook.</w:t>
+      </w:r>
+    </w:p>
+    <w:p>
+      <w:pPr>
+        <w:pStyle w:val="Heading3"/>
+      </w:pPr>
+      <w:r>
+        <w:t>Troubleshooting</w:t>
+      </w:r>
+    </w:p>
+    <w:p>
+      <w:pPr>
+        <w:pStyle w:val="ListBullet"/>
+      </w:pPr>
+      <w:r>
+        <w:t>**Cowork selects the wrong file:** name the expected date format and require it to list candidates before choosing.</w:t>
+      </w:r>
+    </w:p>
+    <w:p>
+      <w:pPr>
+        <w:pStyle w:val="ListBullet"/>
+      </w:pPr>
+      <w:r>
+        <w:t>**A workbook does not refresh:** open it in Excel, recalculate, and ask Cowork to inspect formulas and chart source ranges.</w:t>
+      </w:r>
+    </w:p>
+    <w:p>
+      <w:pPr>
+        <w:pStyle w:val="ListBullet"/>
+      </w:pPr>
+      <w:r>
+        <w:t>**A claim has no source:** remove it or add a direct file, cell or URL reference.</w:t>
+      </w:r>
+    </w:p>
+    <w:p>
+      <w:pPr>
+        <w:pStyle w:val="Heading3"/>
+      </w:pPr>
+      <w:r>
+        <w:t>Challenge</w:t>
+      </w:r>
+    </w:p>
+    <w:p>
+      <w:r>
+        <w:t>Change the reporting period or audience and rerun the task without changing the skill's stable rules.</w:t>
+      </w:r>
+    </w:p>
+    <w:p>
+      <w:pPr>
+        <w:pStyle w:val="Heading3"/>
+      </w:pPr>
+      <w:r>
+        <w:t>Reflection</w:t>
+      </w:r>
+    </w:p>
+    <w:p>
+      <w:r>
+        <w:t>Which part of this task should always remain a human review point?</w:t>
+      </w:r>
+    </w:p>
+    <w:p>
+      <w:pPr>
+        <w:pStyle w:val="Heading1"/>
+      </w:pPr>
+      <w:r>
+        <w:t>Use Case 08 — Schedule a Weekly Finance Briefing</w:t>
+      </w:r>
+    </w:p>
+    <w:p>
+      <w:r>
+        <w:t>Scenario: The same briefing is rebuilt every Monday. Ask Cowork to rehearse a scheduled task using only an approved workbook. The result is a controlled weekly routine ready for approval.</w:t>
       </w:r>
     </w:p>
     <w:p>
@@ -552,12 +2383,31 @@
         <w:pStyle w:val="Heading2"/>
       </w:pPr>
       <w:r>
-        <w:t>Workbook chart</w:t>
-      </w:r>
-    </w:p>
-    <w:p>
-      <w:r>
-        <w:t>Mechanism: Revenue / expense / net as editable columns. Worked finance evidence: 46.7k / 16.5k / 30.2k SGD. Review decision: Chart labels must name unit and period.</w:t>
+        <w:t>What goes in</w:t>
+      </w:r>
+    </w:p>
+    <w:p>
+      <w:pPr>
+        <w:pStyle w:val="ListBullet"/>
+      </w:pPr>
+      <w:r>
+        <w:t>Approved workbook</w:t>
+      </w:r>
+    </w:p>
+    <w:p>
+      <w:pPr>
+        <w:pStyle w:val="ListBullet"/>
+      </w:pPr>
+      <w:r>
+        <w:t>Release checklist</w:t>
+      </w:r>
+    </w:p>
+    <w:p>
+      <w:pPr>
+        <w:pStyle w:val="ListBullet"/>
+      </w:pPr>
+      <w:r>
+        <w:t>Test recipient</w:t>
       </w:r>
     </w:p>
     <w:p>
@@ -565,12 +2415,263 @@
         <w:pStyle w:val="Heading2"/>
       </w:pPr>
       <w:r>
-        <w:t>Release check</w:t>
-      </w:r>
-    </w:p>
-    <w:p>
-      <w:r>
-        <w:t>Mechanism: Control totals + exceptions + protected source. Worked finance evidence: All 5 expected controls match. Review decision: Do not email a mismatched workbook.</w:t>
+        <w:t>What Cowork does</w:t>
+      </w:r>
+    </w:p>
+    <w:p>
+      <w:pPr>
+        <w:pStyle w:val="ListNumber"/>
+      </w:pPr>
+      <w:r>
+        <w:t>Run on demand</w:t>
+      </w:r>
+    </w:p>
+    <w:p>
+      <w:pPr>
+        <w:pStyle w:val="ListNumber"/>
+      </w:pPr>
+      <w:r>
+        <w:t>Check approval</w:t>
+      </w:r>
+    </w:p>
+    <w:p>
+      <w:pPr>
+        <w:pStyle w:val="ListNumber"/>
+      </w:pPr>
+      <w:r>
+        <w:t>Prepare delivery flow</w:t>
+      </w:r>
+    </w:p>
+    <w:p>
+      <w:pPr>
+        <w:pStyle w:val="Heading2"/>
+      </w:pPr>
+      <w:r>
+        <w:t>Skills and tools</w:t>
+      </w:r>
+    </w:p>
+    <w:p>
+      <w:pPr>
+        <w:pStyle w:val="ListBullet"/>
+      </w:pPr>
+      <w:r>
+        <w:t>Scheduled tasks</w:t>
+      </w:r>
+    </w:p>
+    <w:p>
+      <w:pPr>
+        <w:pStyle w:val="ListBullet"/>
+      </w:pPr>
+      <w:r>
+        <w:t>OneDrive</w:t>
+      </w:r>
+    </w:p>
+    <w:p>
+      <w:pPr>
+        <w:pStyle w:val="ListBullet"/>
+      </w:pPr>
+      <w:r>
+        <w:t>Outlook + Power Automate</w:t>
+      </w:r>
+    </w:p>
+    <w:p>
+      <w:pPr>
+        <w:pStyle w:val="Heading2"/>
+      </w:pPr>
+      <w:r>
+        <w:t>Human check</w:t>
+      </w:r>
+    </w:p>
+    <w:p>
+      <w:r>
+        <w:t>Draft stays on demand; unapproved workbook is rejected</w:t>
+      </w:r>
+    </w:p>
+    <w:p>
+      <w:pPr>
+        <w:pStyle w:val="Heading2"/>
+      </w:pPr>
+      <w:r>
+        <w:t>Lab 08 — step-by-step</w:t>
+      </w:r>
+    </w:p>
+    <w:p>
+      <w:r>
+        <w:t>C1382 · Topic 3 · 45 minutes</w:t>
+      </w:r>
+    </w:p>
+    <w:p>
+      <w:pPr>
+        <w:pStyle w:val="Heading3"/>
+      </w:pPr>
+      <w:r>
+        <w:t>Goal</w:t>
+      </w:r>
+    </w:p>
+    <w:p>
+      <w:r>
+        <w:t>Package a reviewed weekly workbook and configure an on-demand rehearsal for scheduled delivery.</w:t>
+      </w:r>
+    </w:p>
+    <w:p>
+      <w:pPr>
+        <w:pStyle w:val="Heading3"/>
+      </w:pPr>
+      <w:r>
+        <w:t>What you will build</w:t>
+      </w:r>
+    </w:p>
+    <w:p>
+      <w:r>
+        <w:t>A scheduled-task prompt, release checklist and Power Automate attachment-flow specification.</w:t>
+      </w:r>
+    </w:p>
+    <w:p>
+      <w:pPr>
+        <w:pStyle w:val="Heading3"/>
+      </w:pPr>
+      <w:r>
+        <w:t>Prerequisites</w:t>
+      </w:r>
+    </w:p>
+    <w:p>
+      <w:r>
+        <w:t>Open this lab folder as the Cowork project context. Read TOOLS.md, enable the named skill in skill/scheduled-finance-briefing/SKILL.md, and use only the fictional files in mock-data/.</w:t>
+      </w:r>
+    </w:p>
+    <w:p>
+      <w:pPr>
+        <w:pStyle w:val="Heading3"/>
+      </w:pPr>
+      <w:r>
+        <w:t>Steps</w:t>
+      </w:r>
+    </w:p>
+    <w:p>
+      <w:pPr>
+        <w:pStyle w:val="ListNumber"/>
+      </w:pPr>
+      <w:r>
+        <w:t>Open `TOOLS.md` and confirm the available tools and access boundary.</w:t>
+      </w:r>
+    </w:p>
+    <w:p>
+      <w:pPr>
+        <w:pStyle w:val="ListNumber"/>
+      </w:pPr>
+      <w:r>
+        <w:t>Review the files in `mock-data/`; copy any file you will change into `working/`.</w:t>
+      </w:r>
+    </w:p>
+    <w:p>
+      <w:pPr>
+        <w:pStyle w:val="ListNumber"/>
+      </w:pPr>
+      <w:r>
+        <w:t>Add or enable `skill/scheduled-finance-briefing/SKILL.md` in the Cowork project.</w:t>
+      </w:r>
+    </w:p>
+    <w:p>
+      <w:pPr>
+        <w:pStyle w:val="ListNumber"/>
+      </w:pPr>
+      <w:r>
+        <w:t>Open `prompts/prompt-08.txt`, paste the prompt into Cowork and review its proposed plan.</w:t>
+      </w:r>
+    </w:p>
+    <w:p>
+      <w:pPr>
+        <w:pStyle w:val="ListNumber"/>
+      </w:pPr>
+      <w:r>
+        <w:t>Allow only the reads and writes needed for this lab. Keep consequential actions paused.</w:t>
+      </w:r>
+    </w:p>
+    <w:p>
+      <w:pPr>
+        <w:pStyle w:val="ListNumber"/>
+      </w:pPr>
+      <w:r>
+        <w:t>Open the generated files and compare them with `CHECKLIST.md`. Correct any mismatch in the output, then repeat the check.</w:t>
+      </w:r>
+    </w:p>
+    <w:p>
+      <w:pPr>
+        <w:pStyle w:val="ListNumber"/>
+      </w:pPr>
+      <w:r>
+        <w:t>Save the finished artifacts in `outputs/` and record the evidence used.</w:t>
+      </w:r>
+    </w:p>
+    <w:p>
+      <w:pPr>
+        <w:pStyle w:val="Heading3"/>
+      </w:pPr>
+      <w:r>
+        <w:t>Test it</w:t>
+      </w:r>
+    </w:p>
+    <w:p>
+      <w:r>
+        <w:t>The on-demand rehearsal finds one approved workbook, the checklist blocks unapproved files, and the flow specification maps filename and ContentBytes correctly without sending.</w:t>
+      </w:r>
+    </w:p>
+    <w:p>
+      <w:pPr>
+        <w:pStyle w:val="Heading3"/>
+      </w:pPr>
+      <w:r>
+        <w:t>Troubleshooting</w:t>
+      </w:r>
+    </w:p>
+    <w:p>
+      <w:pPr>
+        <w:pStyle w:val="ListBullet"/>
+      </w:pPr>
+      <w:r>
+        <w:t>**Cowork selects the wrong file:** name the expected date format and require it to list candidates before choosing.</w:t>
+      </w:r>
+    </w:p>
+    <w:p>
+      <w:pPr>
+        <w:pStyle w:val="ListBullet"/>
+      </w:pPr>
+      <w:r>
+        <w:t>**A workbook does not refresh:** open it in Excel, recalculate, and ask Cowork to inspect formulas and chart source ranges.</w:t>
+      </w:r>
+    </w:p>
+    <w:p>
+      <w:pPr>
+        <w:pStyle w:val="ListBullet"/>
+      </w:pPr>
+      <w:r>
+        <w:t>**A claim has no source:** remove it or add a direct file, cell or URL reference.</w:t>
+      </w:r>
+    </w:p>
+    <w:p>
+      <w:pPr>
+        <w:pStyle w:val="Heading3"/>
+      </w:pPr>
+      <w:r>
+        <w:t>Challenge</w:t>
+      </w:r>
+    </w:p>
+    <w:p>
+      <w:r>
+        <w:t>Change the reporting period or audience and rerun the task without changing the skill's stable rules.</w:t>
+      </w:r>
+    </w:p>
+    <w:p>
+      <w:pPr>
+        <w:pStyle w:val="Heading3"/>
+      </w:pPr>
+      <w:r>
+        <w:t>Reflection</w:t>
+      </w:r>
+    </w:p>
+    <w:p>
+      <w:r>
+        <w:t>Which part of this task should always remain a human review point?</w:t>
       </w:r>
     </w:p>
     <w:p>
@@ -578,163 +2679,17 @@
         <w:pStyle w:val="Heading1"/>
       </w:pPr>
       <w:r>
-        <w:t>Topic 03 — Schedule and deliver via Outlook</w:t>
-      </w:r>
-    </w:p>
-    <w:p>
-      <w:pPr>
-        <w:pStyle w:val="Heading2"/>
-      </w:pPr>
-      <w:r>
-        <w:t>New-period parameter</w:t>
-      </w:r>
-    </w:p>
-    <w:p>
-      <w:r>
-        <w:t>Mechanism: Switch input period to September 2026. Worked finance evidence: finance-sep-2026.xlsx is independent input. Review decision: Never reuse August output as September.</w:t>
-      </w:r>
-    </w:p>
-    <w:p>
-      <w:pPr>
-        <w:pStyle w:val="Heading2"/>
-      </w:pPr>
-      <w:r>
-        <w:t>September control</w:t>
-      </w:r>
-    </w:p>
-    <w:p>
-      <w:r>
-        <w:t>Mechanism: Same rules on new transactions. Worked finance evidence: Revenue 48,100; expense 16,960; net 31,140. Review decision: Variance alone is not proof.</w:t>
-      </w:r>
-    </w:p>
-    <w:p>
-      <w:pPr>
-        <w:pStyle w:val="Heading2"/>
-      </w:pPr>
-      <w:r>
-        <w:t>Project schedule</w:t>
-      </w:r>
-    </w:p>
-    <w:p>
-      <w:r>
-        <w:t>Mechanism: Weekly Monday 09:00 Singapore; new month input gate. Worked finance evidence: Task prompt names input and output cloud folders. Review decision: A local-folder schedule requires desktop.</w:t>
-      </w:r>
-    </w:p>
-    <w:p>
-      <w:pPr>
-        <w:pStyle w:val="Heading2"/>
-      </w:pPr>
-      <w:r>
-        <w:t>Cloud path</w:t>
-      </w:r>
-    </w:p>
-    <w:p>
-      <w:r>
-        <w:t>Mechanism: OneDrive/SharePoint connector provides source. Worked finance evidence: Approved Reports separate from working folder. Review decision: Cloud job cannot depend on a local-only path.</w:t>
-      </w:r>
-    </w:p>
-    <w:p>
-      <w:pPr>
-        <w:pStyle w:val="Heading2"/>
-      </w:pPr>
-      <w:r>
-        <w:t>On-demand rehearsal</w:t>
-      </w:r>
-    </w:p>
-    <w:p>
-      <w:r>
-        <w:t>Mechanism: Run schedule once manually first. Worked finance evidence: One workbook, one release manifest. Review decision: Repeated run must not duplicate emails.</w:t>
-      </w:r>
-    </w:p>
-    <w:p>
-      <w:pPr>
-        <w:pStyle w:val="Heading2"/>
-      </w:pPr>
-      <w:r>
-        <w:t>Review manifest</w:t>
-      </w:r>
-    </w:p>
-    <w:p>
-      <w:r>
-        <w:t>Mechanism: Period + totals + exceptions + reviewer. Worked finance evidence: 12 eligible and 2 excluded in September. Review decision: No approval record, no delivery.</w:t>
-      </w:r>
-    </w:p>
-    <w:p>
-      <w:pPr>
-        <w:pStyle w:val="Heading2"/>
-      </w:pPr>
-      <w:r>
-        <w:t>Outlook connector</w:t>
-      </w:r>
-    </w:p>
-    <w:p>
-      <w:r>
-        <w:t>Mechanism: Microsoft 365 write permission can send email. Worked finance evidence: Native email includes link, not attachment. Review decision: Attachment requirement needs another route.</w:t>
-      </w:r>
-    </w:p>
-    <w:p>
-      <w:pPr>
-        <w:pStyle w:val="Heading2"/>
-      </w:pPr>
-      <w:r>
-        <w:t>Attachment flow</w:t>
-      </w:r>
-    </w:p>
-    <w:p>
-      <w:r>
-        <w:t>Mechanism: OneDrive file-created → content → Outlook V2. Worked finance evidence: Approved Reports/finance-report-sep-2026.xlsx. Review decision: Never trigger on working files.</w:t>
-      </w:r>
-    </w:p>
-    <w:p>
-      <w:pPr>
-        <w:pStyle w:val="Heading2"/>
-      </w:pPr>
-      <w:r>
-        <w:t>Flow condition</w:t>
-      </w:r>
-    </w:p>
-    <w:p>
-      <w:r>
-        <w:t>Mechanism: Filename prefix and .xlsx suffix. Worked finance evidence: finance-report-...xlsx only. Review decision: Other files must cause zero sends.</w:t>
-      </w:r>
-    </w:p>
-    <w:p>
-      <w:pPr>
-        <w:pStyle w:val="Heading2"/>
-      </w:pPr>
-      <w:r>
-        <w:t>Attachment bytes</w:t>
-      </w:r>
-    </w:p>
-    <w:p>
-      <w:r>
-        <w:t>Mechanism: Get file content feeds ContentBytes. Worked finance evidence: Name equals approved workbook filename. Review decision: Check received attachment opens.</w:t>
-      </w:r>
-    </w:p>
-    <w:p>
-      <w:pPr>
-        <w:pStyle w:val="Heading2"/>
-      </w:pPr>
-      <w:r>
-        <w:t>Idempotency</w:t>
-      </w:r>
-    </w:p>
-    <w:p>
-      <w:r>
-        <w:t>Mechanism: Unique period filename + no overwrite in trigger. Worked finance evidence: One created file → one flow run → one Sent Item. Review decision: Duplicate send requires stop and investigation.</w:t>
-      </w:r>
-    </w:p>
-    <w:p>
-      <w:pPr>
-        <w:pStyle w:val="Heading2"/>
-      </w:pPr>
-      <w:r>
-        <w:t>Delivery audit</w:t>
-      </w:r>
-    </w:p>
-    <w:p>
-      <w:r>
-        <w:t>Mechanism: Sent Items + received file + flow history. Worked finance evidence: Subject, recipient, workbook version align. Review decision: A successful Cowork message alone is insufficient.</w:t>
+        <w:t>Scheduling and connected tools</w:t>
+      </w:r>
+    </w:p>
+    <w:p>
+      <w:r>
+        <w:t>Cowork scheduled tasks can use connected tools and cloud files. A schedule that needs local files or desktop applications runs locally. Start every scheduled workflow as an on-demand rehearsal. Keep the lab schedule disabled after the exercise.</w:t>
+      </w:r>
+    </w:p>
+    <w:p>
+      <w:r>
+        <w:t>The Microsoft 365 connector can work with Outlook when organisation write tools are enabled. For an actual file attachment, the lab documents a Power Automate flow: OneDrive Approved Reports trigger, Get file content, then Outlook Send an email (V2) with Name and ContentBytes. Use a test mailbox and do not send during the lab.</w:t>
       </w:r>
     </w:p>
     <w:p>
@@ -742,585 +2697,32 @@
         <w:pStyle w:val="Heading1"/>
       </w:pPr>
       <w:r>
-        <w:t>Lab 1 — lab-01-finance-cowork-project</w:t>
-      </w:r>
-    </w:p>
-    <w:p>
-      <w:r>
-        <w:t>C1382 · Topic 1 · 55 minutes</w:t>
-      </w:r>
-    </w:p>
-    <w:p>
-      <w:pPr>
-        <w:pStyle w:val="Heading2"/>
-      </w:pPr>
-      <w:r>
-        <w:t>Goal</w:t>
-      </w:r>
-    </w:p>
-    <w:p>
-      <w:r>
-        <w:t>Create a scoped Cowork project and a source inventory.</w:t>
-      </w:r>
-    </w:p>
-    <w:p>
-      <w:pPr>
-        <w:pStyle w:val="Heading2"/>
-      </w:pPr>
-      <w:r>
-        <w:t>What you will build</w:t>
-      </w:r>
-    </w:p>
-    <w:p>
-      <w:r>
-        <w:t>A bounded finance Cowork workflow and its review evidence. All data is fictional.</w:t>
-      </w:r>
-    </w:p>
-    <w:p>
-      <w:pPr>
-        <w:pStyle w:val="Heading2"/>
-      </w:pPr>
-      <w:r>
-        <w:t>Prerequisites</w:t>
-      </w:r>
-    </w:p>
-    <w:p>
-      <w:r>
-        <w:t>Claude Cowork on a paid plan; Excel or an Excel-compatible viewer; for Lab 3, a work Microsoft 365 account with enabled connector and Power Automate. Earlier labs provide context, but this folder includes its own workbook and instructions.</w:t>
-      </w:r>
-    </w:p>
-    <w:p>
-      <w:pPr>
-        <w:pStyle w:val="Heading2"/>
-      </w:pPr>
-      <w:r>
-        <w:t>Steps</w:t>
-      </w:r>
-    </w:p>
-    <w:p>
-      <w:pPr>
-        <w:pStyle w:val="ListNumber"/>
-      </w:pPr>
-      <w:r>
-        <w:t>1. Open Cowork in Claude Desktop and create a project named Finance Month-End Lab. Select only this lab folder as its local context. If Projects is unavailable, use a Cowork session connected only to this folder and put the same rules in folder instructions.</w:t>
-      </w:r>
-    </w:p>
-    <w:p>
-      <w:pPr>
-        <w:pStyle w:val="ListNumber"/>
-      </w:pPr>
-      <w:r>
-        <w:t>2. Copy `mock-data/finance-aug-2026.xlsx` to `working/finance-aug-2026.xlsx`. Keep `mock-data/` unchanged.</w:t>
-      </w:r>
-    </w:p>
-    <w:p>
-      <w:pPr>
-        <w:pStyle w:val="ListNumber"/>
-      </w:pPr>
-      <w:r>
-        <w:t>3. Add the supplied `skill/finance-control/SKILL.md` as project instructions or an enabled custom skill. Read its stop conditions aloud.</w:t>
-      </w:r>
-    </w:p>
-    <w:p>
-      <w:pPr>
-        <w:pStyle w:val="ListNumber"/>
-      </w:pPr>
-      <w:r>
-        <w:t>4. Paste `prompts/01-project-and-inventory.txt` into a Cowork task. Approve read access only to `mock-data/` and write access only to `working/` and `outputs/`.</w:t>
-      </w:r>
-    </w:p>
-    <w:p>
-      <w:pPr>
-        <w:pStyle w:val="ListNumber"/>
-      </w:pPr>
-      <w:r>
-        <w:t>5. Inspect Claude's file manifest. It must identify 14 data rows plus the header and call out one repeated `BILL-012` and one Pending `INV-013`.</w:t>
-      </w:r>
-    </w:p>
-    <w:p>
-      <w:pPr>
-        <w:pStyle w:val="ListNumber"/>
-      </w:pPr>
-      <w:r>
-        <w:t>6. Save the manifest in `outputs/source-inventory.md`; compare the input workbook hash before and after the task using `shasum -a 256 mock-data/finance-aug-2026.xlsx`.</w:t>
-      </w:r>
-    </w:p>
-    <w:p>
-      <w:pPr>
-        <w:pStyle w:val="Heading2"/>
-      </w:pPr>
-      <w:r>
-        <w:t>Test it</w:t>
-      </w:r>
-    </w:p>
-    <w:p>
-      <w:r>
-        <w:t>The raw workbook hash is unchanged; inventory names all seven columns, 14 rows, one duplicate ID and one pending item.</w:t>
-      </w:r>
-    </w:p>
-    <w:p>
-      <w:pPr>
-        <w:pStyle w:val="Heading2"/>
-      </w:pPr>
-      <w:r>
-        <w:t>Troubleshooting</w:t>
-      </w:r>
-    </w:p>
-    <w:p>
-      <w:pPr>
-        <w:pStyle w:val="ListBullet"/>
-      </w:pPr>
-      <w:r>
-        <w:t>Cowork cannot access the workbook: connect only this lab folder in the desktop project, confirm file permissions, then retry read-only inventory.</w:t>
-      </w:r>
-    </w:p>
-    <w:p>
-      <w:pPr>
-        <w:pStyle w:val="ListBullet"/>
-      </w:pPr>
-      <w:r>
-        <w:t>Formula totals disagree: check duplicate-ID and approval filters, recalculate Excel formulas, then compare each eligible row with the source.</w:t>
-      </w:r>
-    </w:p>
-    <w:p>
-      <w:pPr>
-        <w:pStyle w:val="ListBullet"/>
-      </w:pPr>
-      <w:r>
-        <w:t>Outlook delivery is unavailable: verify Microsoft 365 work-account/admin write access. The native connector cannot attach files; use the approved OneDrive link or the Power Automate attachment flow. Do not claim a send occurred without Sent Items and flow history.</w:t>
-      </w:r>
-    </w:p>
-    <w:p>
-      <w:pPr>
-        <w:pStyle w:val="Heading2"/>
-      </w:pPr>
-      <w:r>
-        <w:t>Challenge</w:t>
-      </w:r>
-    </w:p>
-    <w:p>
-      <w:r>
-        <w:t>Add a second approval gate that checks the workbook file name, reviewed period and row counts before moving it to Approved Reports.</w:t>
-      </w:r>
-    </w:p>
-    <w:p>
-      <w:pPr>
-        <w:pStyle w:val="Heading2"/>
-      </w:pPr>
-      <w:r>
-        <w:t>Reflection</w:t>
-      </w:r>
-    </w:p>
-    <w:p>
-      <w:r>
-        <w:t>Which control would stop a plausible-looking but incorrect finance report from being emailed?</w:t>
-      </w:r>
-    </w:p>
-    <w:p>
-      <w:pPr>
-        <w:pStyle w:val="Heading1"/>
-      </w:pPr>
-      <w:r>
-        <w:t>Lab 2 — lab-02-automate-finance-excel</w:t>
-      </w:r>
-    </w:p>
-    <w:p>
-      <w:r>
-        <w:t>C1382 · Topic 2 · 120 minutes</w:t>
-      </w:r>
-    </w:p>
-    <w:p>
-      <w:pPr>
-        <w:pStyle w:val="Heading2"/>
-      </w:pPr>
-      <w:r>
-        <w:t>Goal</w:t>
-      </w:r>
-    </w:p>
-    <w:p>
-      <w:r>
-        <w:t>Produce a formula-driven August finance report from mock transactions.</w:t>
-      </w:r>
-    </w:p>
-    <w:p>
-      <w:pPr>
-        <w:pStyle w:val="Heading2"/>
-      </w:pPr>
-      <w:r>
-        <w:t>What you will build</w:t>
-      </w:r>
-    </w:p>
-    <w:p>
-      <w:r>
-        <w:t>A bounded finance Cowork workflow and its review evidence. All data is fictional.</w:t>
-      </w:r>
-    </w:p>
-    <w:p>
-      <w:pPr>
-        <w:pStyle w:val="Heading2"/>
-      </w:pPr>
-      <w:r>
-        <w:t>Prerequisites</w:t>
-      </w:r>
-    </w:p>
-    <w:p>
-      <w:r>
-        <w:t>Claude Cowork on a paid plan; Excel or an Excel-compatible viewer; for Lab 3, a work Microsoft 365 account with enabled connector and Power Automate. Earlier labs provide context, but this folder includes its own workbook and instructions.</w:t>
-      </w:r>
-    </w:p>
-    <w:p>
-      <w:pPr>
-        <w:pStyle w:val="Heading2"/>
-      </w:pPr>
-      <w:r>
-        <w:t>Steps</w:t>
-      </w:r>
-    </w:p>
-    <w:p>
-      <w:pPr>
-        <w:pStyle w:val="ListNumber"/>
-      </w:pPr>
-      <w:r>
-        <w:t>1. Copy the Lab 1 workbook into this lab's `working/` folder and record the source file name, period and row count in `outputs/reconciliation.md`.</w:t>
-      </w:r>
-    </w:p>
-    <w:p>
-      <w:pPr>
-        <w:pStyle w:val="ListNumber"/>
-      </w:pPr>
-      <w:r>
-        <w:t>2. Open `mock-data/finance-aug-2026.xlsx` in Excel and inspect rows 2–15. Do not delete the duplicate or Pending row in the source.</w:t>
-      </w:r>
-    </w:p>
-    <w:p>
-      <w:pPr>
-        <w:pStyle w:val="ListNumber"/>
-      </w:pPr>
-      <w:r>
-        <w:t>3. Paste `prompts/02-build-reconciled-workbook.txt` into the same Cowork project. Require `outputs/finance-report-aug-2026.xlsx` with `Raw`, `Eligible`, `Summary`, and `Exceptions` sheets.</w:t>
-      </w:r>
-    </w:p>
-    <w:p>
-      <w:pPr>
-        <w:pStyle w:val="ListNumber"/>
-      </w:pPr>
-      <w:r>
-        <w:t>4. Ask Claude to copy raw rows verbatim. In `Eligible`, include Approved rows with unique Document IDs only. In `Exceptions`, show duplicate `BILL-012` and Pending `INV-013` with reasons. In `Summary`, calculate revenue, expenses, net, count and source count using Excel formulas.</w:t>
-      </w:r>
-    </w:p>
-    <w:p>
-      <w:pPr>
-        <w:pStyle w:val="ListNumber"/>
-      </w:pPr>
-      <w:r>
-        <w:t>5. Before accepting the workbook, independently total the six approved revenue lines and six approved expense lines from the source. Compare with `checks/control-totals.csv`. Open workbook in Excel and recalculate formulas.</w:t>
-      </w:r>
-    </w:p>
-    <w:p>
-      <w:pPr>
-        <w:pStyle w:val="ListNumber"/>
-      </w:pPr>
-      <w:r>
-        <w:t>6. Enter discrepancies in `outputs/reconciliation.md` and ask Cowork to fix only the defective cell or rule. Recheck all totals and the two exception rows.</w:t>
-      </w:r>
-    </w:p>
-    <w:p>
-      <w:pPr>
-        <w:pStyle w:val="ListNumber"/>
-      </w:pPr>
-      <w:r>
-        <w:t>7. Export no client data. Keep only the fictional output in `outputs/`.</w:t>
-      </w:r>
-    </w:p>
-    <w:p>
-      <w:pPr>
-        <w:pStyle w:val="Heading2"/>
-      </w:pPr>
-      <w:r>
-        <w:t>Test it</w:t>
-      </w:r>
-    </w:p>
-    <w:p>
-      <w:r>
-        <w:t>Approved revenue S$46,700; approved expense S$16,500; net S$30,200; 12 eligible rows; two excluded rows. The workbook has formulas and the source is unchanged.</w:t>
-      </w:r>
-    </w:p>
-    <w:p>
-      <w:pPr>
-        <w:pStyle w:val="Heading2"/>
-      </w:pPr>
-      <w:r>
-        <w:t>Troubleshooting</w:t>
-      </w:r>
-    </w:p>
-    <w:p>
-      <w:pPr>
-        <w:pStyle w:val="ListBullet"/>
-      </w:pPr>
-      <w:r>
-        <w:t>Cowork cannot access the workbook: connect only this lab folder in the desktop project, confirm file permissions, then retry read-only inventory.</w:t>
-      </w:r>
-    </w:p>
-    <w:p>
-      <w:pPr>
-        <w:pStyle w:val="ListBullet"/>
-      </w:pPr>
-      <w:r>
-        <w:t>Formula totals disagree: check duplicate-ID and approval filters, recalculate Excel formulas, then compare each eligible row with the source.</w:t>
-      </w:r>
-    </w:p>
-    <w:p>
-      <w:pPr>
-        <w:pStyle w:val="ListBullet"/>
-      </w:pPr>
-      <w:r>
-        <w:t>Outlook delivery is unavailable: verify Microsoft 365 work-account/admin write access. The native connector cannot attach files; use the approved OneDrive link or the Power Automate attachment flow. Do not claim a send occurred without Sent Items and flow history.</w:t>
-      </w:r>
-    </w:p>
-    <w:p>
-      <w:pPr>
-        <w:pStyle w:val="Heading2"/>
-      </w:pPr>
-      <w:r>
-        <w:t>Challenge</w:t>
-      </w:r>
-    </w:p>
-    <w:p>
-      <w:r>
-        <w:t>Add a second approval gate that checks the workbook file name, reviewed period and row counts before moving it to Approved Reports.</w:t>
-      </w:r>
-    </w:p>
-    <w:p>
-      <w:pPr>
-        <w:pStyle w:val="Heading2"/>
-      </w:pPr>
-      <w:r>
-        <w:t>Reflection</w:t>
-      </w:r>
-    </w:p>
-    <w:p>
-      <w:r>
-        <w:t>Which control would stop a plausible-looking but incorrect finance report from being emailed?</w:t>
-      </w:r>
-    </w:p>
-    <w:p>
-      <w:pPr>
-        <w:pStyle w:val="Heading1"/>
-      </w:pPr>
-      <w:r>
-        <w:t>Lab 3 — lab-03-schedule-and-outlook-delivery</w:t>
-      </w:r>
-    </w:p>
-    <w:p>
-      <w:r>
-        <w:t>C1382 · Topic 3 · 85 minutes</w:t>
-      </w:r>
-    </w:p>
-    <w:p>
-      <w:pPr>
-        <w:pStyle w:val="Heading2"/>
-      </w:pPr>
-      <w:r>
-        <w:t>Goal</w:t>
-      </w:r>
-    </w:p>
-    <w:p>
-      <w:r>
-        <w:t>Create a repeatable September run and controlled Outlook attachment flow.</w:t>
-      </w:r>
-    </w:p>
-    <w:p>
-      <w:pPr>
-        <w:pStyle w:val="Heading2"/>
-      </w:pPr>
-      <w:r>
-        <w:t>What you will build</w:t>
-      </w:r>
-    </w:p>
-    <w:p>
-      <w:r>
-        <w:t>A bounded finance Cowork workflow and its review evidence. All data is fictional.</w:t>
-      </w:r>
-    </w:p>
-    <w:p>
-      <w:pPr>
-        <w:pStyle w:val="Heading2"/>
-      </w:pPr>
-      <w:r>
-        <w:t>Prerequisites</w:t>
-      </w:r>
-    </w:p>
-    <w:p>
-      <w:r>
-        <w:t>Claude Cowork on a paid plan; Excel or an Excel-compatible viewer; for Lab 3, a work Microsoft 365 account with enabled connector and Power Automate. Earlier labs provide context, but this folder includes its own workbook and instructions.</w:t>
-      </w:r>
-    </w:p>
-    <w:p>
-      <w:pPr>
-        <w:pStyle w:val="Heading2"/>
-      </w:pPr>
-      <w:r>
-        <w:t>Steps</w:t>
-      </w:r>
-    </w:p>
-    <w:p>
-      <w:pPr>
-        <w:pStyle w:val="ListNumber"/>
-      </w:pPr>
-      <w:r>
-        <w:t>1. Use `mock-data/finance-sep-2026.xlsx` as a new-period input. Copy it to `working/` and rerun the finance skill with `prompts/03-schedule-and-deliver.txt`; save `outputs/finance-report-sep-2026.xlsx`.</w:t>
-      </w:r>
-    </w:p>
-    <w:p>
-      <w:pPr>
-        <w:pStyle w:val="ListNumber"/>
-      </w:pPr>
-      <w:r>
-        <w:t>2. Reconcile the new workbook against `checks/control-totals.csv`; record the file name, period, totals, exception count and review initials in `outputs/release-manifest.csv`.</w:t>
-      </w:r>
-    </w:p>
-    <w:p>
-      <w:pPr>
-        <w:pStyle w:val="ListNumber"/>
-      </w:pPr>
-      <w:r>
-        <w:t>3. For a cloud schedule, place the approved input and output folders in your organisation's OneDrive for Business or SharePoint and give the project exact paths. In Cowork Scheduled, create a weekly Monday task at 09:00 Asia/Singapore that acts only when a new approved month input is present. First set it to manual/on-demand and test. A schedule tied to local files or desktop apps runs locally and requires the desktop available.</w:t>
-      </w:r>
-    </w:p>
-    <w:p>
-      <w:pPr>
-        <w:pStyle w:val="ListNumber"/>
-      </w:pPr>
-      <w:r>
-        <w:t>4. Connect the Microsoft 365 connector using an authorised work account. The admin must enable email write tools. The native connector cannot attach files, so use it only to draft/send an approved link to the completed workbook if attachment delivery is unavailable.</w:t>
-      </w:r>
-    </w:p>
-    <w:p>
-      <w:pPr>
-        <w:pStyle w:val="ListNumber"/>
-      </w:pPr>
-      <w:r>
-        <w:t>5. To send the actual `.xlsx` attachment automatically, create a Power Automate cloud flow: OneDrive for Business `When a file is created` on a dedicated `Approved Reports` folder → condition filename begins `finance-report-` and ends `.xlsx` → `Get file content` → Office 365 Outlook `Send an email (V2)` to your own authorised test mailbox with the file name and file content as its attachment. The human gate is moving the reconciled final workbook into `Approved Reports`; never trigger from a working folder.</w:t>
-      </w:r>
-    </w:p>
-    <w:p>
-      <w:pPr>
-        <w:pStyle w:val="ListNumber"/>
-      </w:pPr>
-      <w:r>
-        <w:t>6. Run once with the synthetic September workbook. Open Sent Items and the received email. Verify attachment name, workbook sheets and totals. Check flow run history for exactly one send; avoid a second copy into the trigger folder.</w:t>
-      </w:r>
-    </w:p>
-    <w:p>
-      <w:pPr>
-        <w:pStyle w:val="ListNumber"/>
-      </w:pPr>
-      <w:r>
-        <w:t>7. Keep the Cowork task in manual mode after the lab unless your organisation approves the real schedule and recipient. Document the final state in `outputs/delivery-log.md`.</w:t>
-      </w:r>
-    </w:p>
-    <w:p>
-      <w:pPr>
-        <w:pStyle w:val="Heading2"/>
-      </w:pPr>
-      <w:r>
-        <w:t>Test it</w:t>
-      </w:r>
-    </w:p>
-    <w:p>
-      <w:r>
-        <w:t>September approved revenue S$48,100; approved expense S$16,960; net S$31,140. One approved workbook, one flow run and one Outlook test email with the exact .xlsx attachment.</w:t>
-      </w:r>
-    </w:p>
-    <w:p>
-      <w:pPr>
-        <w:pStyle w:val="Heading2"/>
-      </w:pPr>
-      <w:r>
-        <w:t>Troubleshooting</w:t>
-      </w:r>
-    </w:p>
-    <w:p>
-      <w:pPr>
-        <w:pStyle w:val="ListBullet"/>
-      </w:pPr>
-      <w:r>
-        <w:t>Cowork cannot access the workbook: connect only this lab folder in the desktop project, confirm file permissions, then retry read-only inventory.</w:t>
-      </w:r>
-    </w:p>
-    <w:p>
-      <w:pPr>
-        <w:pStyle w:val="ListBullet"/>
-      </w:pPr>
-      <w:r>
-        <w:t>Formula totals disagree: check duplicate-ID and approval filters, recalculate Excel formulas, then compare each eligible row with the source.</w:t>
-      </w:r>
-    </w:p>
-    <w:p>
-      <w:pPr>
-        <w:pStyle w:val="ListBullet"/>
-      </w:pPr>
-      <w:r>
-        <w:t>Outlook delivery is unavailable: verify Microsoft 365 work-account/admin write access. The native connector cannot attach files; use the approved OneDrive link or the Power Automate attachment flow. Do not claim a send occurred without Sent Items and flow history.</w:t>
-      </w:r>
-    </w:p>
-    <w:p>
-      <w:pPr>
-        <w:pStyle w:val="Heading2"/>
-      </w:pPr>
-      <w:r>
-        <w:t>Challenge</w:t>
-      </w:r>
-    </w:p>
-    <w:p>
-      <w:r>
-        <w:t>Add a second approval gate that checks the workbook file name, reviewed period and row counts before moving it to Approved Reports.</w:t>
-      </w:r>
-    </w:p>
-    <w:p>
-      <w:pPr>
-        <w:pStyle w:val="Heading2"/>
-      </w:pPr>
-      <w:r>
-        <w:t>Reflection</w:t>
-      </w:r>
-    </w:p>
-    <w:p>
-      <w:r>
-        <w:t>Which control would stop a plausible-looking but incorrect finance report from being emailed?</w:t>
-      </w:r>
-    </w:p>
-    <w:p>
-      <w:pPr>
-        <w:pStyle w:val="Heading1"/>
-      </w:pPr>
-      <w:r>
-        <w:t>Reference and product verification</w:t>
-      </w:r>
-    </w:p>
-    <w:p>
-      <w:r>
-        <w:t>Anthropic Claude Cowork Help: https://support.claude.com/en/articles/13345190-get-started-with-claude-cowork</w:t>
-      </w:r>
-    </w:p>
-    <w:p>
-      <w:r>
-        <w:t>Anthropic schedule documentation: https://support.claude.com/en/articles/13854387-schedule-recurring-tasks-in-claude-cowork</w:t>
-      </w:r>
-    </w:p>
-    <w:p>
-      <w:r>
-        <w:t>Anthropic Microsoft 365 connector: https://support.claude.com/en/articles/15183774-connect-to-microsoft-365</w:t>
-      </w:r>
-    </w:p>
-    <w:p>
-      <w:r>
-        <w:t>Microsoft OneDrive connector: https://learn.microsoft.com/en-us/connectors/onedriveforbusiness/</w:t>
-      </w:r>
-    </w:p>
-    <w:p>
-      <w:r>
-        <w:t>Microsoft Outlook Power Automate: https://learn.microsoft.com/en-us/power-automate/desktop-flows/actions-reference/office365outlook</w:t>
+        <w:t>Current references</w:t>
+      </w:r>
+    </w:p>
+    <w:p>
+      <w:r>
+        <w:t>Claude Cowork: https://support.claude.com/en/articles/13345190-get-started-with-claude-cowork</w:t>
+      </w:r>
+    </w:p>
+    <w:p>
+      <w:r>
+        <w:t>Cowork projects: https://support.claude.com/en/articles/14116274-organize-your-tasks-with-projects-in-claude-cowork</w:t>
+      </w:r>
+    </w:p>
+    <w:p>
+      <w:r>
+        <w:t>Scheduled tasks: https://support.claude.com/en/articles/13854387-schedule-recurring-tasks-in-claude-cowork</w:t>
+      </w:r>
+    </w:p>
+    <w:p>
+      <w:r>
+        <w:t>Microsoft 365 connector: https://support.claude.com/en/articles/15183774-connect-to-microsoft-365</w:t>
+      </w:r>
+    </w:p>
+    <w:p>
+      <w:r>
+        <w:t>Outlook Power Automate actions: https://learn.microsoft.com/en-us/power-automate/desktop-flows/actions-reference/office365outlook</w:t>
       </w:r>
     </w:p>
     <w:sectPr>

--- a/courseware/LG-Claude Cowork Masterclass.docx
+++ b/courseware/LG-Claude Cowork Masterclass.docx
@@ -2,31 +2,209 @@
 <file path=word/document.xml><?xml version="1.0" encoding="utf-8"?>
 <w:document xmlns:wpc="http://schemas.microsoft.com/office/word/2010/wordprocessingCanvas" xmlns:mo="http://schemas.microsoft.com/office/mac/office/2008/main" xmlns:mc="http://schemas.openxmlformats.org/markup-compatibility/2006" xmlns:mv="urn:schemas-microsoft-com:mac:vml" xmlns:o="urn:schemas-microsoft-com:office:office" xmlns:r="http://schemas.openxmlformats.org/officeDocument/2006/relationships" xmlns:m="http://schemas.openxmlformats.org/officeDocument/2006/math" xmlns:v="urn:schemas-microsoft-com:vml" xmlns:wp14="http://schemas.microsoft.com/office/word/2010/wordprocessingDrawing" xmlns:wp="http://schemas.openxmlformats.org/drawingml/2006/wordprocessingDrawing" xmlns:w10="urn:schemas-microsoft-com:office:word" xmlns:w="http://schemas.openxmlformats.org/wordprocessingml/2006/main" xmlns:w14="http://schemas.microsoft.com/office/word/2010/wordml" xmlns:wpg="http://schemas.microsoft.com/office/word/2010/wordprocessingGroup" xmlns:wpi="http://schemas.microsoft.com/office/word/2010/wordprocessingInk" xmlns:wne="http://schemas.microsoft.com/office/word/2006/wordml" xmlns:wps="http://schemas.microsoft.com/office/word/2010/wordprocessingShape" mc:Ignorable="w14 wp14">
   <w:body>
+    <w:p/>
     <w:p>
       <w:pPr>
-        <w:pStyle w:val="Title"/>
-      </w:pPr>
-      <w:r>
-        <w:t>Learner Guide — Claude Cowork Masterclass (C1382)</w:t>
+        <w:jc w:val="center"/>
+      </w:pPr>
+      <w:r>
+        <w:drawing>
+          <wp:inline xmlns:a="http://schemas.openxmlformats.org/drawingml/2006/main" xmlns:pic="http://schemas.openxmlformats.org/drawingml/2006/picture">
+            <wp:extent cx="1920240" cy="1920240"/>
+            <wp:docPr id="1" name="Picture 1"/>
+            <wp:cNvGraphicFramePr>
+              <a:graphicFrameLocks noChangeAspect="1"/>
+            </wp:cNvGraphicFramePr>
+            <a:graphic>
+              <a:graphicData uri="http://schemas.openxmlformats.org/drawingml/2006/picture">
+                <pic:pic>
+                  <pic:nvPicPr>
+                    <pic:cNvPr id="0" name="tertiary-infotech-logo.png"/>
+                    <pic:cNvPicPr/>
+                  </pic:nvPicPr>
+                  <pic:blipFill>
+                    <a:blip r:embed="rId9"/>
+                    <a:stretch>
+                      <a:fillRect/>
+                    </a:stretch>
+                  </pic:blipFill>
+                  <pic:spPr>
+                    <a:xfrm>
+                      <a:off x="0" y="0"/>
+                      <a:ext cx="1920240" cy="1920240"/>
+                    </a:xfrm>
+                    <a:prstGeom prst="rect"/>
+                  </pic:spPr>
+                </pic:pic>
+              </a:graphicData>
+            </a:graphic>
+          </wp:inline>
+        </w:drawing>
       </w:r>
     </w:p>
     <w:p>
-      <w:r>
-        <w:t>v2.1 · 16 September 2026 · One day · 7.5 instructional hours</w:t>
+      <w:pPr>
+        <w:spacing w:before="40" w:after="20"/>
+        <w:jc w:val="center"/>
+      </w:pPr>
+      <w:r>
+        <w:rPr>
+          <w:b/>
+          <w:color w:val="111827"/>
+          <w:sz w:val="26"/>
+        </w:rPr>
+        <w:t>Tertiary Infotech Academy Pte Ltd</w:t>
       </w:r>
     </w:p>
     <w:p>
       <w:pPr>
-        <w:pStyle w:val="Heading1"/>
-      </w:pPr>
-      <w:r>
-        <w:t>Document Version Control Record</w:t>
+        <w:spacing w:before="0" w:after="200"/>
+        <w:jc w:val="center"/>
+      </w:pPr>
+      <w:r>
+        <w:rPr>
+          <w:b w:val="0"/>
+          <w:color w:val="555B66"/>
+          <w:sz w:val="20"/>
+        </w:rPr>
+        <w:t>UEN: 201200696W</w:t>
+      </w:r>
+    </w:p>
+    <w:p>
+      <w:pPr>
+        <w:spacing w:before="0" w:after="80"/>
+        <w:jc w:val="center"/>
+      </w:pPr>
+      <w:r>
+        <w:rPr>
+          <w:b/>
+          <w:color w:val="1F6FEB"/>
+          <w:sz w:val="52"/>
+        </w:rPr>
+        <w:t>LEARNER GUIDE</w:t>
+      </w:r>
+    </w:p>
+    <w:p>
+      <w:pPr>
+        <w:spacing w:before="80" w:after="160"/>
+        <w:jc w:val="center"/>
+      </w:pPr>
+      <w:r>
+        <w:rPr>
+          <w:b w:val="0"/>
+          <w:color w:val="555B66"/>
+          <w:sz w:val="24"/>
+        </w:rPr>
+        <w:t>For</w:t>
+      </w:r>
+    </w:p>
+    <w:p>
+      <w:pPr>
+        <w:spacing w:before="80" w:after="40"/>
+        <w:jc w:val="center"/>
+      </w:pPr>
+      <w:r>
+        <w:rPr>
+          <w:b/>
+          <w:color w:val="111827"/>
+          <w:sz w:val="40"/>
+        </w:rPr>
+        <w:t>Claude Cowork Masterclass</w:t>
+      </w:r>
+    </w:p>
+    <w:p>
+      <w:pPr>
+        <w:spacing w:before="80" w:after="280"/>
+        <w:jc w:val="center"/>
+      </w:pPr>
+      <w:r>
+        <w:rPr>
+          <w:b w:val="0"/>
+          <w:color w:val="111827"/>
+          <w:sz w:val="24"/>
+        </w:rPr>
+        <w:t>Course Code: C1382</w:t>
+      </w:r>
+    </w:p>
+    <w:p>
+      <w:pPr>
+        <w:spacing w:before="0" w:after="40"/>
+        <w:jc w:val="center"/>
+      </w:pPr>
+      <w:r>
+        <w:rPr>
+          <w:b w:val="0"/>
+          <w:color w:val="555B66"/>
+          <w:sz w:val="22"/>
+        </w:rPr>
+        <w:t>Conducted by</w:t>
+      </w:r>
+    </w:p>
+    <w:p>
+      <w:pPr>
+        <w:spacing w:before="0" w:after="40"/>
+        <w:jc w:val="center"/>
+      </w:pPr>
+      <w:r>
+        <w:rPr>
+          <w:b/>
+          <w:color w:val="111827"/>
+          <w:sz w:val="26"/>
+        </w:rPr>
+        <w:t>Tertiary Infotech Academy Pte Ltd</w:t>
+      </w:r>
+    </w:p>
+    <w:p>
+      <w:pPr>
+        <w:spacing w:before="0" w:after="240"/>
+        <w:jc w:val="center"/>
+      </w:pPr>
+      <w:r>
+        <w:rPr>
+          <w:b w:val="0"/>
+          <w:color w:val="555B66"/>
+          <w:sz w:val="22"/>
+        </w:rPr>
+        <w:t>UEN: 201200696W</w:t>
+      </w:r>
+    </w:p>
+    <w:p>
+      <w:pPr>
+        <w:spacing w:before="0" w:after="80"/>
+        <w:jc w:val="center"/>
+      </w:pPr>
+      <w:r>
+        <w:rPr>
+          <w:b/>
+          <w:color w:val="1F6FEB"/>
+          <w:sz w:val="24"/>
+        </w:rPr>
+        <w:t>Version 3.0</w:t>
+      </w:r>
+    </w:p>
+    <w:p>
+      <w:r>
+        <w:br w:type="page"/>
+      </w:r>
+    </w:p>
+    <w:p>
+      <w:pPr>
+        <w:spacing w:after="120"/>
+      </w:pPr>
+      <w:r>
+        <w:rPr>
+          <w:b/>
+          <w:color w:val="111827"/>
+          <w:sz w:val="24"/>
+        </w:rPr>
+        <w:t>DOCUMENT VERSION CONTROL RECORD</w:t>
       </w:r>
     </w:p>
     <w:tbl>
       <w:tblPr>
         <w:tblStyle w:val="TableGrid"/>
         <w:tblW w:type="auto" w:w="0"/>
+        <w:jc w:val="center"/>
         <w:tblLook w:firstColumn="1" w:firstRow="1" w:lastColumn="0" w:lastRow="0" w:noHBand="0" w:noVBand="1" w:val="04A0"/>
       </w:tblPr>
       <w:tblGrid>
@@ -39,39 +217,67 @@
         <w:tc>
           <w:tcPr>
             <w:tcW w:type="dxa" w:w="2160"/>
+            <w:shd w:val="clear" w:color="auto" w:fill="1F6FEB"/>
           </w:tcPr>
           <w:p>
+            <w:r/>
             <w:r>
-              <w:t>Version</w:t>
+              <w:rPr>
+                <w:b/>
+                <w:color w:val="FFFFFF"/>
+                <w:sz w:val="19"/>
+              </w:rPr>
+              <w:t>Version Number</w:t>
             </w:r>
           </w:p>
         </w:tc>
         <w:tc>
           <w:tcPr>
             <w:tcW w:type="dxa" w:w="2160"/>
+            <w:shd w:val="clear" w:color="auto" w:fill="1F6FEB"/>
           </w:tcPr>
           <w:p>
+            <w:r/>
             <w:r>
-              <w:t>Date</w:t>
+              <w:rPr>
+                <w:b/>
+                <w:color w:val="FFFFFF"/>
+                <w:sz w:val="19"/>
+              </w:rPr>
+              <w:t>Effective Date of Release</w:t>
             </w:r>
           </w:p>
         </w:tc>
         <w:tc>
           <w:tcPr>
             <w:tcW w:type="dxa" w:w="2160"/>
+            <w:shd w:val="clear" w:color="auto" w:fill="1F6FEB"/>
           </w:tcPr>
           <w:p>
+            <w:r/>
             <w:r>
-              <w:t>Change</w:t>
+              <w:rPr>
+                <w:b/>
+                <w:color w:val="FFFFFF"/>
+                <w:sz w:val="19"/>
+              </w:rPr>
+              <w:t>Summary of Included Changes</w:t>
             </w:r>
           </w:p>
         </w:tc>
         <w:tc>
           <w:tcPr>
             <w:tcW w:type="dxa" w:w="2160"/>
+            <w:shd w:val="clear" w:color="auto" w:fill="1F6FEB"/>
           </w:tcPr>
           <w:p>
+            <w:r/>
             <w:r>
+              <w:rPr>
+                <w:b/>
+                <w:color w:val="FFFFFF"/>
+                <w:sz w:val="19"/>
+              </w:rPr>
               <w:t>Author</w:t>
             </w:r>
           </w:p>
@@ -83,7 +289,127 @@
             <w:tcW w:type="dxa" w:w="2160"/>
           </w:tcPr>
           <w:p>
+            <w:r/>
             <w:r>
+              <w:rPr>
+                <w:sz w:val="19"/>
+              </w:rPr>
+              <w:t>1.0</w:t>
+            </w:r>
+          </w:p>
+        </w:tc>
+        <w:tc>
+          <w:tcPr>
+            <w:tcW w:type="dxa" w:w="2160"/>
+          </w:tcPr>
+          <w:p>
+            <w:r/>
+            <w:r>
+              <w:rPr>
+                <w:sz w:val="19"/>
+              </w:rPr>
+              <w:t>15 September 2026</w:t>
+            </w:r>
+          </w:p>
+        </w:tc>
+        <w:tc>
+          <w:tcPr>
+            <w:tcW w:type="dxa" w:w="2160"/>
+          </w:tcPr>
+          <w:p>
+            <w:r/>
+            <w:r>
+              <w:rPr>
+                <w:sz w:val="19"/>
+              </w:rPr>
+              <w:t>Initial release.</w:t>
+            </w:r>
+          </w:p>
+        </w:tc>
+        <w:tc>
+          <w:tcPr>
+            <w:tcW w:type="dxa" w:w="2160"/>
+          </w:tcPr>
+          <w:p>
+            <w:r/>
+            <w:r>
+              <w:rPr>
+                <w:sz w:val="19"/>
+              </w:rPr>
+              <w:t>Dr. Alfred Ang</w:t>
+            </w:r>
+          </w:p>
+        </w:tc>
+      </w:tr>
+      <w:tr>
+        <w:tc>
+          <w:tcPr>
+            <w:tcW w:type="dxa" w:w="2160"/>
+          </w:tcPr>
+          <w:p>
+            <w:r/>
+            <w:r>
+              <w:rPr>
+                <w:sz w:val="19"/>
+              </w:rPr>
+              <w:t>2.0</w:t>
+            </w:r>
+          </w:p>
+        </w:tc>
+        <w:tc>
+          <w:tcPr>
+            <w:tcW w:type="dxa" w:w="2160"/>
+          </w:tcPr>
+          <w:p>
+            <w:r/>
+            <w:r>
+              <w:rPr>
+                <w:sz w:val="19"/>
+              </w:rPr>
+              <w:t>15 September 2026</w:t>
+            </w:r>
+          </w:p>
+        </w:tc>
+        <w:tc>
+          <w:tcPr>
+            <w:tcW w:type="dxa" w:w="2160"/>
+          </w:tcPr>
+          <w:p>
+            <w:r/>
+            <w:r>
+              <w:rPr>
+                <w:sz w:val="19"/>
+              </w:rPr>
+              <w:t>Finance task automation scenarios.</w:t>
+            </w:r>
+          </w:p>
+        </w:tc>
+        <w:tc>
+          <w:tcPr>
+            <w:tcW w:type="dxa" w:w="2160"/>
+          </w:tcPr>
+          <w:p>
+            <w:r/>
+            <w:r>
+              <w:rPr>
+                <w:sz w:val="19"/>
+              </w:rPr>
+              <w:t>Dr. Alfred Ang</w:t>
+            </w:r>
+          </w:p>
+        </w:tc>
+      </w:tr>
+      <w:tr>
+        <w:tc>
+          <w:tcPr>
+            <w:tcW w:type="dxa" w:w="2160"/>
+          </w:tcPr>
+          <w:p>
+            <w:r/>
+            <w:r>
+              <w:rPr>
+                <w:sz w:val="19"/>
+              </w:rPr>
               <w:t>2.1</w:t>
             </w:r>
           </w:p>
@@ -93,7 +419,11 @@
             <w:tcW w:type="dxa" w:w="2160"/>
           </w:tcPr>
           <w:p>
+            <w:r/>
             <w:r>
+              <w:rPr>
+                <w:sz w:val="19"/>
+              </w:rPr>
               <w:t>16 September 2026</w:t>
             </w:r>
           </w:p>
@@ -103,8 +433,12 @@
             <w:tcW w:type="dxa" w:w="2160"/>
           </w:tcPr>
           <w:p>
+            <w:r/>
             <w:r>
-              <w:t>Eight practical task-automation scenarios, simplified explanations and visual courseware</w:t>
+              <w:rPr>
+                <w:sz w:val="19"/>
+              </w:rPr>
+              <w:t>Eight finance labs with mock data and skills.</w:t>
             </w:r>
           </w:p>
         </w:tc>
@@ -113,178 +447,413 @@
             <w:tcW w:type="dxa" w:w="2160"/>
           </w:tcPr>
           <w:p>
+            <w:r/>
             <w:r>
-              <w:t>Tertiary Infotech Academy</w:t>
+              <w:rPr>
+                <w:sz w:val="19"/>
+              </w:rPr>
+              <w:t>Dr. Alfred Ang</w:t>
+            </w:r>
+          </w:p>
+        </w:tc>
+      </w:tr>
+      <w:tr>
+        <w:tc>
+          <w:tcPr>
+            <w:tcW w:type="dxa" w:w="2160"/>
+          </w:tcPr>
+          <w:p>
+            <w:r/>
+            <w:r>
+              <w:rPr>
+                <w:sz w:val="19"/>
+              </w:rPr>
+              <w:t>3.0</w:t>
+            </w:r>
+          </w:p>
+        </w:tc>
+        <w:tc>
+          <w:tcPr>
+            <w:tcW w:type="dxa" w:w="2160"/>
+          </w:tcPr>
+          <w:p>
+            <w:r/>
+            <w:r>
+              <w:rPr>
+                <w:sz w:val="19"/>
+              </w:rPr>
+              <w:t>16 September 2026</w:t>
+            </w:r>
+          </w:p>
+        </w:tc>
+        <w:tc>
+          <w:tcPr>
+            <w:tcW w:type="dxa" w:w="2160"/>
+          </w:tcPr>
+          <w:p>
+            <w:r/>
+            <w:r>
+              <w:rPr>
+                <w:sz w:val="19"/>
+              </w:rPr>
+              <w:t>Rebuilt on the Claude Style design shared with the Claude Code Masterclass, reusing its Claude product family and AI evolution slides. Replaced the eight finance labs with three topics — Cowork Fundamentals (Live Artefacts), Tools and Skills (Google Drive and Gmail connectors plus a reusable daily-brief automation) and Claude Projects (assembling everything into one shared workspace) — delivered as six coherent labs on one fictitious company, Meridian Capital Partners Pte Ltd. Ready-to-paste prompts added to the slides, Learner Guide and labs, and each lab is now issued in both Markdown and PDF.</w:t>
+            </w:r>
+          </w:p>
+        </w:tc>
+        <w:tc>
+          <w:tcPr>
+            <w:tcW w:type="dxa" w:w="2160"/>
+          </w:tcPr>
+          <w:p>
+            <w:r/>
+            <w:r>
+              <w:rPr>
+                <w:sz w:val="19"/>
+              </w:rPr>
+              <w:t>Dr. Alfred Ang</w:t>
             </w:r>
           </w:p>
         </w:tc>
       </w:tr>
     </w:tbl>
     <w:p>
-      <w:pPr>
-        <w:pStyle w:val="Heading1"/>
-      </w:pPr>
-      <w:r>
-        <w:t>How to use this guide</w:t>
+      <w:r>
+        <w:br w:type="page"/>
       </w:r>
     </w:p>
     <w:p>
-      <w:r>
-        <w:t>Work through the labs in order or choose a scenario that matches your job. Each lab folder is independent: it has mock data, a Cowork skill, a tools guide, ready-to-paste prompts, detailed instructions, expected evidence and a checklist. Keep mock-data unchanged and save finished work in outputs/.</w:t>
+      <w:pPr>
+        <w:spacing w:after="120"/>
+      </w:pPr>
+      <w:r>
+        <w:rPr>
+          <w:b/>
+          <w:color w:val="111827"/>
+          <w:sz w:val="24"/>
+        </w:rPr>
+        <w:t>TABLE OF CONTENTS</w:t>
       </w:r>
     </w:p>
     <w:p>
       <w:pPr>
-        <w:pStyle w:val="Heading1"/>
-      </w:pPr>
-      <w:r>
-        <w:t>Set up Claude Cowork</w:t>
+        <w:tabs>
+          <w:tab w:pos="9072" w:val="right" w:leader="dot"/>
+        </w:tabs>
+        <w:spacing w:after="60"/>
+      </w:pPr>
+      <w:r>
+        <w:rPr>
+          <w:rFonts w:ascii="Arial" w:hAnsi="Arial"/>
+          <w:b/>
+          <w:color w:val="333333"/>
+          <w:sz w:val="22"/>
+        </w:rPr>
+        <w:t>Introduction</w:t>
+        <w:tab/>
+        <w:t>4</w:t>
       </w:r>
     </w:p>
     <w:p>
       <w:pPr>
-        <w:pStyle w:val="ListNumber"/>
-      </w:pPr>
-      <w:r>
-        <w:t>Open Claude and choose Cowork. A paid plan is required.</w:t>
+        <w:tabs>
+          <w:tab w:pos="9072" w:val="right" w:leader="dot"/>
+        </w:tabs>
+        <w:spacing w:after="60"/>
+      </w:pPr>
+      <w:r>
+        <w:rPr>
+          <w:rFonts w:ascii="Arial" w:hAnsi="Arial"/>
+          <w:b/>
+          <w:color w:val="333333"/>
+          <w:sz w:val="22"/>
+        </w:rPr>
+        <w:t>Course Learning Outcomes</w:t>
+        <w:tab/>
+        <w:t>4</w:t>
       </w:r>
     </w:p>
     <w:p>
       <w:pPr>
-        <w:pStyle w:val="ListNumber"/>
-      </w:pPr>
-      <w:r>
-        <w:t>For local files, use Claude Desktop and keep it open while the task uses your computer.</w:t>
+        <w:tabs>
+          <w:tab w:pos="9072" w:val="right" w:leader="dot"/>
+        </w:tabs>
+        <w:spacing w:after="60"/>
+      </w:pPr>
+      <w:r>
+        <w:rPr>
+          <w:rFonts w:ascii="Arial" w:hAnsi="Arial"/>
+          <w:b/>
+          <w:color w:val="333333"/>
+          <w:sz w:val="22"/>
+        </w:rPr>
+        <w:t>Before You Start — Preparation</w:t>
+        <w:tab/>
+        <w:t>4</w:t>
       </w:r>
     </w:p>
     <w:p>
       <w:pPr>
-        <w:pStyle w:val="ListNumber"/>
-      </w:pPr>
-      <w:r>
-        <w:t>Create a project or session from only the lab folder you are using.</w:t>
+        <w:tabs>
+          <w:tab w:pos="9072" w:val="right" w:leader="dot"/>
+        </w:tabs>
+        <w:spacing w:after="60"/>
+      </w:pPr>
+      <w:r>
+        <w:rPr>
+          <w:rFonts w:ascii="Arial" w:hAnsi="Arial"/>
+          <w:b/>
+          <w:color w:val="333333"/>
+          <w:sz w:val="22"/>
+        </w:rPr>
+        <w:t>Topic 01 — Claude Cowork Fundamentals</w:t>
+        <w:tab/>
+        <w:t>5</w:t>
       </w:r>
     </w:p>
     <w:p>
       <w:pPr>
-        <w:pStyle w:val="ListNumber"/>
-      </w:pPr>
-      <w:r>
-        <w:t>Open TOOLS.md and enable only the tools needed for the task.</w:t>
+        <w:tabs>
+          <w:tab w:pos="9072" w:val="right" w:leader="dot"/>
+        </w:tabs>
+        <w:spacing w:after="60"/>
+        <w:ind w:left="432"/>
+      </w:pPr>
+      <w:r>
+        <w:rPr>
+          <w:rFonts w:ascii="Arial" w:hAnsi="Arial"/>
+          <w:b w:val="0"/>
+          <w:color w:val="333333"/>
+          <w:sz w:val="21"/>
+        </w:rPr>
+        <w:t>Lab 1 — Your First Live Artefact</w:t>
+        <w:tab/>
+        <w:t>5</w:t>
       </w:r>
     </w:p>
     <w:p>
       <w:pPr>
-        <w:pStyle w:val="ListNumber"/>
-      </w:pPr>
-      <w:r>
-        <w:t>Add the lab SKILL.md as project instructions or an enabled custom skill.</w:t>
+        <w:tabs>
+          <w:tab w:pos="9072" w:val="right" w:leader="dot"/>
+        </w:tabs>
+        <w:spacing w:after="60"/>
+        <w:ind w:left="432"/>
+      </w:pPr>
+      <w:r>
+        <w:rPr>
+          <w:rFonts w:ascii="Arial" w:hAnsi="Arial"/>
+          <w:b w:val="0"/>
+          <w:color w:val="333333"/>
+          <w:sz w:val="21"/>
+        </w:rPr>
+        <w:t>Lab 2 — The Meridian Sales Dashboard</w:t>
+        <w:tab/>
+        <w:t>7</w:t>
       </w:r>
     </w:p>
     <w:p>
       <w:pPr>
-        <w:pStyle w:val="ListNumber"/>
-      </w:pPr>
-      <w:r>
-        <w:t>Review the proposed plan before allowing file changes or connected-app actions.</w:t>
+        <w:tabs>
+          <w:tab w:pos="9072" w:val="right" w:leader="dot"/>
+        </w:tabs>
+        <w:spacing w:after="60"/>
+      </w:pPr>
+      <w:r>
+        <w:rPr>
+          <w:rFonts w:ascii="Arial" w:hAnsi="Arial"/>
+          <w:b/>
+          <w:color w:val="333333"/>
+          <w:sz w:val="22"/>
+        </w:rPr>
+        <w:t>Topic 02 — Tools and Skills</w:t>
+        <w:tab/>
+        <w:t>8</w:t>
       </w:r>
     </w:p>
     <w:p>
       <w:pPr>
-        <w:pStyle w:val="Heading1"/>
-      </w:pPr>
-      <w:r>
-        <w:t>The simple task pattern</w:t>
+        <w:tabs>
+          <w:tab w:pos="9072" w:val="right" w:leader="dot"/>
+        </w:tabs>
+        <w:spacing w:after="60"/>
+        <w:ind w:left="432"/>
+      </w:pPr>
+      <w:r>
+        <w:rPr>
+          <w:rFonts w:ascii="Arial" w:hAnsi="Arial"/>
+          <w:b w:val="0"/>
+          <w:color w:val="333333"/>
+          <w:sz w:val="21"/>
+        </w:rPr>
+        <w:t>Lab 3 — Connect Google Drive</w:t>
+        <w:tab/>
+        <w:t>9</w:t>
       </w:r>
     </w:p>
     <w:p>
-      <w:r>
-        <w:t>Every automation follows five questions: What outcome is needed? Which inputs may Cowork use? What file should it create? How will you verify it? Which actions require human approval?</w:t>
+      <w:pPr>
+        <w:tabs>
+          <w:tab w:pos="9072" w:val="right" w:leader="dot"/>
+        </w:tabs>
+        <w:spacing w:after="60"/>
+        <w:ind w:left="432"/>
+      </w:pPr>
+      <w:r>
+        <w:rPr>
+          <w:rFonts w:ascii="Arial" w:hAnsi="Arial"/>
+          <w:b w:val="0"/>
+          <w:color w:val="333333"/>
+          <w:sz w:val="21"/>
+        </w:rPr>
+        <w:t>Lab 4 — Refresh the Dashboard and Send the Summary</w:t>
+        <w:tab/>
+        <w:t>10</w:t>
       </w:r>
     </w:p>
     <w:p>
       <w:pPr>
-        <w:pStyle w:val="Heading1"/>
-      </w:pPr>
-      <w:r>
-        <w:t>Use Case 01 — Create a Cowork Project</w:t>
+        <w:tabs>
+          <w:tab w:pos="9072" w:val="right" w:leader="dot"/>
+        </w:tabs>
+        <w:spacing w:after="60"/>
+        <w:ind w:left="432"/>
+      </w:pPr>
+      <w:r>
+        <w:rPr>
+          <w:rFonts w:ascii="Arial" w:hAnsi="Arial"/>
+          <w:b w:val="0"/>
+          <w:color w:val="333333"/>
+          <w:sz w:val="21"/>
+        </w:rPr>
+        <w:t>Lab 5 — Build a /daily-brief Skill</w:t>
+        <w:tab/>
+        <w:t>12</w:t>
       </w:r>
     </w:p>
     <w:p>
-      <w:r>
-        <w:t>Scenario: Files and instructions live in different places. Ask Cowork to give cowork one project, one folder and clear rules. The result is a reusable workspace for every finance task.</w:t>
+      <w:pPr>
+        <w:tabs>
+          <w:tab w:pos="9072" w:val="right" w:leader="dot"/>
+        </w:tabs>
+        <w:spacing w:after="60"/>
+      </w:pPr>
+      <w:r>
+        <w:rPr>
+          <w:rFonts w:ascii="Arial" w:hAnsi="Arial"/>
+          <w:b/>
+          <w:color w:val="333333"/>
+          <w:sz w:val="22"/>
+        </w:rPr>
+        <w:t>Topic 03 — Claude Projects</w:t>
+        <w:tab/>
+        <w:t>13</w:t>
       </w:r>
     </w:p>
     <w:p>
       <w:pPr>
-        <w:pStyle w:val="Heading2"/>
-      </w:pPr>
-      <w:r>
-        <w:t>What goes in</w:t>
+        <w:tabs>
+          <w:tab w:pos="9072" w:val="right" w:leader="dot"/>
+        </w:tabs>
+        <w:spacing w:after="60"/>
+        <w:ind w:left="432"/>
+      </w:pPr>
+      <w:r>
+        <w:rPr>
+          <w:rFonts w:ascii="Arial" w:hAnsi="Arial"/>
+          <w:b w:val="0"/>
+          <w:color w:val="333333"/>
+          <w:sz w:val="21"/>
+        </w:rPr>
+        <w:t>Lab 6 — Build the Meridian Claude Project</w:t>
+        <w:tab/>
+        <w:t>14</w:t>
       </w:r>
     </w:p>
     <w:p>
       <w:pPr>
-        <w:pStyle w:val="ListBullet"/>
-      </w:pPr>
-      <w:r>
-        <w:t>Project brief</w:t>
+        <w:tabs>
+          <w:tab w:pos="9072" w:val="right" w:leader="dot"/>
+        </w:tabs>
+        <w:spacing w:after="60"/>
+      </w:pPr>
+      <w:r>
+        <w:rPr>
+          <w:rFonts w:ascii="Arial" w:hAnsi="Arial"/>
+          <w:b/>
+          <w:color w:val="333333"/>
+          <w:sz w:val="22"/>
+        </w:rPr>
+        <w:t>Wrap-Up</w:t>
+        <w:tab/>
+        <w:t>16</w:t>
       </w:r>
     </w:p>
     <w:p>
       <w:pPr>
-        <w:pStyle w:val="ListBullet"/>
-      </w:pPr>
-      <w:r>
-        <w:t>Close checklist</w:t>
+        <w:tabs>
+          <w:tab w:pos="9072" w:val="right" w:leader="dot"/>
+        </w:tabs>
+        <w:spacing w:after="60"/>
+      </w:pPr>
+      <w:r>
+        <w:rPr>
+          <w:rFonts w:ascii="Arial" w:hAnsi="Arial"/>
+          <w:b/>
+          <w:color w:val="333333"/>
+          <w:sz w:val="22"/>
+        </w:rPr>
+        <w:t>Next Steps</w:t>
+        <w:tab/>
+        <w:t>16</w:t>
       </w:r>
     </w:p>
     <w:p>
       <w:pPr>
-        <w:pStyle w:val="ListBullet"/>
-      </w:pPr>
-      <w:r>
-        <w:t>Dedicated lab folder</w:t>
+        <w:tabs>
+          <w:tab w:pos="9072" w:val="right" w:leader="dot"/>
+        </w:tabs>
+        <w:spacing w:after="60"/>
+      </w:pPr>
+      <w:r>
+        <w:rPr>
+          <w:rFonts w:ascii="Arial" w:hAnsi="Arial"/>
+          <w:b/>
+          <w:color w:val="333333"/>
+          <w:sz w:val="22"/>
+        </w:rPr>
+        <w:t>Glossary</w:t>
+        <w:tab/>
+        <w:t>16</w:t>
       </w:r>
     </w:p>
     <w:p>
-      <w:pPr>
-        <w:pStyle w:val="Heading2"/>
-      </w:pPr>
-      <w:r>
-        <w:t>What Cowork does</w:t>
+      <w:r>
+        <w:br w:type="page"/>
       </w:r>
     </w:p>
     <w:p>
       <w:pPr>
-        <w:pStyle w:val="ListNumber"/>
-      </w:pPr>
-      <w:r>
-        <w:t>Create project</w:t>
+        <w:pStyle w:val="Heading1"/>
+      </w:pPr>
+      <w:r>
+        <w:t>Introduction</w:t>
       </w:r>
     </w:p>
     <w:p>
-      <w:pPr>
-        <w:pStyle w:val="ListNumber"/>
-      </w:pPr>
-      <w:r>
-        <w:t>Connect one folder</w:t>
+      <w:r>
+        <w:t>Claude Cowork is the desktop agent in the Claude family built for people who work with files and reports rather than code. This course teaches it through one continuous scenario: you are on the finance team at Meridian Capital Partners Pte Ltd, and over six labs you build a live sales dashboard, connect it to the firm's data in Google Drive, deliver an approved summary by Gmail, wrap that routine into a reusable daily-brief skill, and finish by gathering everything into one Claude Project your whole team can work from.</w:t>
       </w:r>
     </w:p>
     <w:p>
-      <w:pPr>
-        <w:pStyle w:val="ListNumber"/>
-      </w:pPr>
-      <w:r>
-        <w:t>Add finance skill</w:t>
+      <w:r>
+        <w:t>Meridian Capital Partners is a fictitious Singapore-based investment and advisory firm with four revenue desks — Advisory, Asset Management, Private Credit and Corporate Finance. All figures, clients, staff and documents in this course are synthetic and used for training only.</w:t>
       </w:r>
     </w:p>
     <w:p>
       <w:pPr>
-        <w:pStyle w:val="Heading2"/>
-      </w:pPr>
-      <w:r>
-        <w:t>Skills and tools</w:t>
+        <w:pStyle w:val="Heading1"/>
+      </w:pPr>
+      <w:r>
+        <w:t>Course Learning Outcomes</w:t>
       </w:r>
     </w:p>
     <w:p>
@@ -292,7 +861,7 @@
         <w:pStyle w:val="ListBullet"/>
       </w:pPr>
       <w:r>
-        <w:t>Cowork Projects</w:t>
+        <w:t>LO1: Set up Claude and the Cowork desktop workspace, and explain where Cowork fits in the Claude product family.</w:t>
       </w:r>
     </w:p>
     <w:p>
@@ -300,7 +869,7 @@
         <w:pStyle w:val="ListBullet"/>
       </w:pPr>
       <w:r>
-        <w:t>Local folder access</w:t>
+        <w:t>LO2: Build, save and download a Live Artefact, including an interactive sales dashboard from supplied data.</w:t>
       </w:r>
     </w:p>
     <w:p>
@@ -308,157 +877,177 @@
         <w:pStyle w:val="ListBullet"/>
       </w:pPr>
       <w:r>
-        <w:t>Project instructions</w:t>
+        <w:t>LO3: Connect the Google Drive connector so Claude can read finance data held outside the chat.</w:t>
       </w:r>
     </w:p>
     <w:p>
       <w:pPr>
-        <w:pStyle w:val="Heading2"/>
-      </w:pPr>
-      <w:r>
-        <w:t>Human check</w:t>
+        <w:pStyle w:val="ListBullet"/>
+      </w:pPr>
+      <w:r>
+        <w:t>LO4: Refresh a Live Artefact from connected data and send an approved summary with the Gmail connector.</w:t>
       </w:r>
     </w:p>
     <w:p>
-      <w:r>
-        <w:t>File map lists every source; originals stay unchanged</w:t>
+      <w:pPr>
+        <w:pStyle w:val="ListBullet"/>
+      </w:pPr>
+      <w:r>
+        <w:t>LO5: Write an Agent Skill that runs a repeatable routine across your connected tools on one command.</w:t>
       </w:r>
     </w:p>
     <w:p>
       <w:pPr>
-        <w:pStyle w:val="Heading2"/>
-      </w:pPr>
-      <w:r>
-        <w:t>Lab 01 — step-by-step</w:t>
+        <w:pStyle w:val="ListBullet"/>
+      </w:pPr>
+      <w:r>
+        <w:t>LO6: Assemble a Claude Project that holds the data, instructions, skill and dashboard as one reusable team workspace.</w:t>
       </w:r>
     </w:p>
     <w:p>
-      <w:r>
-        <w:t>C1382 · Topic 1 · 35 minutes</w:t>
+      <w:pPr>
+        <w:pStyle w:val="Heading1"/>
+      </w:pPr>
+      <w:r>
+        <w:t>Before You Start — Preparation</w:t>
       </w:r>
     </w:p>
     <w:p>
-      <w:pPr>
-        <w:pStyle w:val="Heading3"/>
-      </w:pPr>
-      <w:r>
-        <w:t>Goal</w:t>
+      <w:r>
+        <w:rPr>
+          <w:b/>
+          <w:color w:val="1F6FEB"/>
+          <w:sz w:val="22"/>
+        </w:rPr>
+        <w:t>What you need</w:t>
       </w:r>
     </w:p>
     <w:p>
-      <w:r>
-        <w:t>Create a simple Cowork project with a dedicated finance folder, clear instructions and safe output locations.</w:t>
+      <w:pPr>
+        <w:pStyle w:val="ListBullet"/>
+      </w:pPr>
+      <w:r>
+        <w:t>A laptop (Mac or Windows) with the Claude desktop app installed from claude.ai/download.</w:t>
       </w:r>
     </w:p>
     <w:p>
       <w:pPr>
-        <w:pStyle w:val="Heading3"/>
-      </w:pPr>
-      <w:r>
-        <w:t>What you will build</w:t>
+        <w:pStyle w:val="ListBullet"/>
+      </w:pPr>
+      <w:r>
+        <w:t>A Claude account on a paid plan — Cowork and Live Artefacts are paid-plan desktop features.</w:t>
       </w:r>
     </w:p>
     <w:p>
-      <w:r>
-        <w:t>A reusable Finance Task Automation project with folder instructions and a first file inventory.</w:t>
+      <w:pPr>
+        <w:pStyle w:val="ListBullet"/>
+      </w:pPr>
+      <w:r>
+        <w:t>A Google account with Google Drive and Gmail, used for the connector labs.</w:t>
       </w:r>
     </w:p>
     <w:p>
       <w:pPr>
-        <w:pStyle w:val="Heading3"/>
-      </w:pPr>
-      <w:r>
-        <w:t>Prerequisites</w:t>
+        <w:pStyle w:val="ListBullet"/>
+      </w:pPr>
+      <w:r>
+        <w:t>The lab folder for this course, copied to your machine.</w:t>
       </w:r>
     </w:p>
     <w:p>
       <w:r>
-        <w:t>Open this lab folder as the Cowork project context. Read TOOLS.md, enable the named skill in skill/finance-project-organiser/SKILL.md, and use only the fictional files in mock-data/.</w:t>
+        <w:rPr>
+          <w:b/>
+          <w:color w:val="1F6FEB"/>
+          <w:sz w:val="22"/>
+        </w:rPr>
+        <w:t>Verify your setup</w:t>
       </w:r>
     </w:p>
     <w:p>
-      <w:pPr>
-        <w:pStyle w:val="Heading3"/>
-      </w:pPr>
-      <w:r>
-        <w:t>Steps</w:t>
+      <w:r>
+        <w:t>Open the Claude desktop app, sign in, and confirm you can see Cowork in the sidebar. Ask Claude to build a small test artefact and check it appears in the preview pane beside the chat. If it does, your setup is ready.</w:t>
       </w:r>
     </w:p>
     <w:p>
-      <w:pPr>
-        <w:pStyle w:val="ListNumber"/>
-      </w:pPr>
-      <w:r>
-        <w:t>Open `TOOLS.md` and confirm the available tools and access boundary.</w:t>
+      <w:r>
+        <w:rPr>
+          <w:b/>
+          <w:color w:val="1F6FEB"/>
+          <w:sz w:val="22"/>
+        </w:rPr>
+        <w:t>Conventions used in every lab</w:t>
       </w:r>
     </w:p>
     <w:p>
       <w:pPr>
-        <w:pStyle w:val="ListNumber"/>
-      </w:pPr>
-      <w:r>
-        <w:t>Review the files in `mock-data/`; copy any file you will change into `working/`.</w:t>
+        <w:pStyle w:val="ListBullet"/>
+      </w:pPr>
+      <w:r>
+        <w:t>Prompts shown in a bordered box are meant to be copied into Claude as they are.</w:t>
       </w:r>
     </w:p>
     <w:p>
       <w:pPr>
-        <w:pStyle w:val="ListNumber"/>
-      </w:pPr>
-      <w:r>
-        <w:t>Add or enable `skill/finance-project-organiser/SKILL.md` in the Cowork project.</w:t>
+        <w:pStyle w:val="ListBullet"/>
+      </w:pPr>
+      <w:r>
+        <w:t>Placeholders such as &lt;YOUR FOLDER&gt; are replaced with your own values.</w:t>
       </w:r>
     </w:p>
     <w:p>
       <w:pPr>
-        <w:pStyle w:val="ListNumber"/>
-      </w:pPr>
-      <w:r>
-        <w:t>Open `prompts/prompt-01.txt`, paste the prompt into Cowork and review its proposed plan.</w:t>
+        <w:pStyle w:val="ListBullet"/>
+      </w:pPr>
+      <w:r>
+        <w:t>All Meridian Capital data is synthetic; use only the supplied mock data.</w:t>
       </w:r>
     </w:p>
     <w:p>
       <w:pPr>
-        <w:pStyle w:val="ListNumber"/>
-      </w:pPr>
-      <w:r>
-        <w:t>Allow only the reads and writes needed for this lab. Keep consequential actions paused.</w:t>
+        <w:pStyle w:val="ListBullet"/>
+      </w:pPr>
+      <w:r>
+        <w:t>Every lab ends with a check step — confirm the output before moving on.</w:t>
       </w:r>
     </w:p>
     <w:p>
       <w:pPr>
-        <w:pStyle w:val="ListNumber"/>
-      </w:pPr>
-      <w:r>
-        <w:t>Open the generated files and compare them with `CHECKLIST.md`. Correct any mismatch in the output, then repeat the check.</w:t>
+        <w:pStyle w:val="Heading1"/>
+      </w:pPr>
+      <w:r>
+        <w:t>Topic 01 — Claude Cowork Fundamentals</w:t>
       </w:r>
     </w:p>
     <w:p>
-      <w:pPr>
-        <w:pStyle w:val="ListNumber"/>
-      </w:pPr>
-      <w:r>
-        <w:t>Save the finished artifacts in `outputs/` and record the evidence used.</w:t>
+      <w:r>
+        <w:t>The Claude family · Cowork setup · Live Artefacts · save &amp; download</w:t>
       </w:r>
     </w:p>
     <w:p>
-      <w:pPr>
-        <w:pStyle w:val="Heading3"/>
-      </w:pPr>
-      <w:r>
-        <w:t>Test it</w:t>
+      <w:r>
+        <w:rPr>
+          <w:b/>
+          <w:color w:val="1F6FEB"/>
+          <w:sz w:val="22"/>
+        </w:rPr>
+        <w:t>Key concepts</w:t>
       </w:r>
     </w:p>
     <w:p>
-      <w:r>
-        <w:t>The project shows the correct folder, the file map lists every mock-data file, and no source file changed.</w:t>
+      <w:pPr>
+        <w:pStyle w:val="ListBullet"/>
+      </w:pPr>
+      <w:r>
+        <w:t>Claude CoworkThe desktop agent that works on your files and tasks — built for non-developers, not coders.</w:t>
       </w:r>
     </w:p>
     <w:p>
       <w:pPr>
-        <w:pStyle w:val="Heading3"/>
-      </w:pPr>
-      <w:r>
-        <w:t>Troubleshooting</w:t>
+        <w:pStyle w:val="ListBullet"/>
+      </w:pPr>
+      <w:r>
+        <w:t>Live ArtefactsInteractive tools that persist in your workspace and refresh their data when reopened.</w:t>
       </w:r>
     </w:p>
     <w:p>
@@ -466,7 +1055,7 @@
         <w:pStyle w:val="ListBullet"/>
       </w:pPr>
       <w:r>
-        <w:t>**Cowork selects the wrong file:** name the expected date format and require it to list candidates before choosing.</w:t>
+        <w:t>Desktop, not browserLive Artefacts and local file access need the Claude desktop app on a paid plan.</w:t>
       </w:r>
     </w:p>
     <w:p>
@@ -474,7 +1063,7 @@
         <w:pStyle w:val="ListBullet"/>
       </w:pPr>
       <w:r>
-        <w:t>**A workbook does not refresh:** open it in Excel, recalculate, and ask Cowork to inspect formulas and chart source ranges.</w:t>
+        <w:t>Describe, don't codeYou describe the tool you want in plain English; Claude writes and runs the code.</w:t>
       </w:r>
     </w:p>
     <w:p>
@@ -482,427 +1071,991 @@
         <w:pStyle w:val="ListBullet"/>
       </w:pPr>
       <w:r>
-        <w:t>**A claim has no source:** remove it or add a direct file, cell or URL reference.</w:t>
+        <w:t>Save to the sidebarA saved artefact is reopenable and reusable — it is not lost in the chat history.</w:t>
       </w:r>
     </w:p>
     <w:p>
       <w:pPr>
-        <w:pStyle w:val="Heading3"/>
-      </w:pPr>
-      <w:r>
-        <w:t>Challenge</w:t>
+        <w:pStyle w:val="ListBullet"/>
+      </w:pPr>
+      <w:r>
+        <w:t>Download to shareExport the artefact so it can be filed, attached or handed to someone without Claude.</w:t>
       </w:r>
     </w:p>
     <w:p>
-      <w:r>
-        <w:t>Change the reporting period or audience and rerun the task without changing the skill's stable rules.</w:t>
+      <w:pPr>
+        <w:pStyle w:val="Heading2"/>
+      </w:pPr>
+      <w:r>
+        <w:t>Lab 1 — Your First Live Artefact</w:t>
       </w:r>
     </w:p>
     <w:p>
-      <w:pPr>
-        <w:pStyle w:val="Heading3"/>
-      </w:pPr>
-      <w:r>
-        <w:t>Reflection</w:t>
+      <w:r>
+        <w:t>Learning outcome: set up the Cowork workspace and build, save and download a Live Artefact.</w:t>
       </w:r>
     </w:p>
     <w:p>
       <w:r>
-        <w:t>Which part of this task should always remain a human review point?</w:t>
+        <w:t>Goal: You have just joined the finance team at Meridian Capital Partners. Before touching the firm's numbers, you get Claude Cowork working and build a small Live Artefact so you can see how an artefact differs from a chat answer — it persists, it is interactive, and you can save and download it.</w:t>
       </w:r>
     </w:p>
     <w:p>
-      <w:pPr>
-        <w:pStyle w:val="Heading1"/>
-      </w:pPr>
-      <w:r>
-        <w:t>Use Case 02 — Refresh an Excel Dashboard</w:t>
+      <w:r>
+        <w:rPr>
+          <w:b/>
+          <w:color w:val="1F6FEB"/>
+          <w:sz w:val="22"/>
+        </w:rPr>
+        <w:t>What you'll build</w:t>
       </w:r>
     </w:p>
     <w:p>
       <w:r>
-        <w:t>Scenario: The dashboard shows last month’s figures. Ask Cowork to find the newest dated file and refresh the workbook. The result is current kpis and charts in one excel file.</w:t>
+        <w:t>A saved, downloaded Live Artefact — a working Meridian FX converter.   (Tools: Claude desktop app, Claude Cowork, Live Artefacts.)</w:t>
       </w:r>
     </w:p>
     <w:p>
-      <w:pPr>
-        <w:pStyle w:val="Heading2"/>
-      </w:pPr>
-      <w:r>
-        <w:t>What goes in</w:t>
+      <w:r>
+        <w:rPr>
+          <w:b/>
+          <w:color w:val="1F6FEB"/>
+          <w:sz w:val="22"/>
+        </w:rPr>
+        <w:t>The prompt</w:t>
       </w:r>
     </w:p>
     <w:p>
-      <w:pPr>
-        <w:pStyle w:val="ListBullet"/>
-      </w:pPr>
-      <w:r>
-        <w:t>Three dated CSV files</w:t>
+      <w:r>
+        <w:t>Copy the block below into Claude exactly as it is.</w:t>
+      </w:r>
+    </w:p>
+    <w:tbl>
+      <w:tblPr>
+        <w:tblStyle w:val="TableGrid"/>
+        <w:tblW w:type="auto" w:w="0"/>
+        <w:tblLook w:firstColumn="1" w:firstRow="1" w:lastColumn="0" w:lastRow="0" w:noHBand="0" w:noVBand="1" w:val="04A0"/>
+      </w:tblPr>
+      <w:tblGrid>
+        <w:gridCol w:w="8640"/>
+      </w:tblGrid>
+      <w:tr>
+        <w:tc>
+          <w:tcPr>
+            <w:tcW w:type="dxa" w:w="8640"/>
+            <w:shd w:val="clear" w:color="auto" w:fill="FBF3EF"/>
+          </w:tcPr>
+          <w:p>
+            <w:r/>
+            <w:r>
+              <w:rPr>
+                <w:b/>
+                <w:color w:val="D97757"/>
+                <w:sz w:val="17"/>
+              </w:rPr>
+              <w:t>PROMPT — copy into Claude</w:t>
+            </w:r>
+          </w:p>
+          <w:p>
+            <w:pPr>
+              <w:spacing w:after="0"/>
+            </w:pPr>
+            <w:r>
+              <w:rPr>
+                <w:rFonts w:ascii="Consolas" w:hAnsi="Consolas"/>
+                <w:color w:val="111827"/>
+                <w:sz w:val="19"/>
+              </w:rPr>
+              <w:t>Build me a Live Artefact: a currency converter for Meridian Capital Partners.</w:t>
+            </w:r>
+          </w:p>
+          <w:p>
+            <w:pPr>
+              <w:spacing w:after="0"/>
+            </w:pPr>
+            <w:r>
+              <w:rPr>
+                <w:rFonts w:ascii="Consolas" w:hAnsi="Consolas"/>
+                <w:color w:val="111827"/>
+                <w:sz w:val="19"/>
+              </w:rPr>
+            </w:r>
+          </w:p>
+          <w:p>
+            <w:pPr>
+              <w:spacing w:after="0"/>
+            </w:pPr>
+            <w:r>
+              <w:rPr>
+                <w:rFonts w:ascii="Consolas" w:hAnsi="Consolas"/>
+                <w:color w:val="111827"/>
+                <w:sz w:val="19"/>
+              </w:rPr>
+              <w:t>Requirements:</w:t>
+            </w:r>
+          </w:p>
+          <w:p>
+            <w:pPr>
+              <w:spacing w:after="0"/>
+            </w:pPr>
+            <w:r>
+              <w:rPr>
+                <w:rFonts w:ascii="Consolas" w:hAnsi="Consolas"/>
+                <w:color w:val="111827"/>
+                <w:sz w:val="19"/>
+              </w:rPr>
+              <w:t>- Convert between SGD, USD, EUR and GBP.</w:t>
+            </w:r>
+          </w:p>
+          <w:p>
+            <w:pPr>
+              <w:spacing w:after="0"/>
+            </w:pPr>
+            <w:r>
+              <w:rPr>
+                <w:rFonts w:ascii="Consolas" w:hAnsi="Consolas"/>
+                <w:color w:val="111827"/>
+                <w:sz w:val="19"/>
+              </w:rPr>
+              <w:t>- Use these fixed demo rates from SGD: USD 0.74, EUR 0.68, GBP 0.58.</w:t>
+            </w:r>
+          </w:p>
+          <w:p>
+            <w:pPr>
+              <w:spacing w:after="0"/>
+            </w:pPr>
+            <w:r>
+              <w:rPr>
+                <w:rFonts w:ascii="Consolas" w:hAnsi="Consolas"/>
+                <w:color w:val="111827"/>
+                <w:sz w:val="19"/>
+              </w:rPr>
+              <w:t>- One amount box, a from-currency and a to-currency selector, and a large result.</w:t>
+            </w:r>
+          </w:p>
+          <w:p>
+            <w:pPr>
+              <w:spacing w:after="0"/>
+            </w:pPr>
+            <w:r>
+              <w:rPr>
+                <w:rFonts w:ascii="Consolas" w:hAnsi="Consolas"/>
+                <w:color w:val="111827"/>
+                <w:sz w:val="19"/>
+              </w:rPr>
+              <w:t>- Show the rate used underneath the result.</w:t>
+            </w:r>
+          </w:p>
+          <w:p>
+            <w:pPr>
+              <w:spacing w:after="0"/>
+            </w:pPr>
+            <w:r>
+              <w:rPr>
+                <w:rFonts w:ascii="Consolas" w:hAnsi="Consolas"/>
+                <w:color w:val="111827"/>
+                <w:sz w:val="19"/>
+              </w:rPr>
+              <w:t>- Clean, professional finance styling. Label it "Meridian Capital Partners".</w:t>
+            </w:r>
+          </w:p>
+          <w:p>
+            <w:pPr>
+              <w:spacing w:after="0"/>
+            </w:pPr>
+            <w:r>
+              <w:rPr>
+                <w:rFonts w:ascii="Consolas" w:hAnsi="Consolas"/>
+                <w:color w:val="111827"/>
+                <w:sz w:val="19"/>
+              </w:rPr>
+            </w:r>
+          </w:p>
+          <w:p>
+            <w:pPr>
+              <w:spacing w:after="0"/>
+            </w:pPr>
+            <w:r>
+              <w:rPr>
+                <w:rFonts w:ascii="Consolas" w:hAnsi="Consolas"/>
+                <w:color w:val="111827"/>
+                <w:sz w:val="19"/>
+              </w:rPr>
+              <w:t>Make it interactive so I can change the amount and see the result update.</w:t>
+            </w:r>
+          </w:p>
+        </w:tc>
+      </w:tr>
+    </w:tbl>
+    <w:p/>
+    <w:p>
+      <w:r>
+        <w:rPr>
+          <w:b/>
+          <w:color w:val="1F6FEB"/>
+        </w:rPr>
+        <w:t xml:space="preserve">Note: </w:t>
+      </w:r>
+      <w:r>
+        <w:rPr>
+          <w:sz w:val="20"/>
+        </w:rPr>
+        <w:t>Rates are fixed demo values so the lab gives the same answer for everyone.</w:t>
       </w:r>
     </w:p>
     <w:p>
-      <w:pPr>
-        <w:pStyle w:val="ListBullet"/>
-      </w:pPr>
-      <w:r>
-        <w:t>Dashboard template</w:t>
+      <w:r>
+        <w:rPr>
+          <w:b/>
+          <w:color w:val="1F6FEB"/>
+          <w:sz w:val="22"/>
+        </w:rPr>
+        <w:t>Step-by-step</w:t>
       </w:r>
     </w:p>
     <w:p>
       <w:pPr>
-        <w:pStyle w:val="ListBullet"/>
-      </w:pPr>
-      <w:r>
-        <w:t>Expected KPI check</w:t>
+        <w:spacing w:after="80"/>
+        <w:ind w:left="360"/>
+      </w:pPr>
+      <w:r>
+        <w:rPr>
+          <w:b/>
+        </w:rPr>
+        <w:t xml:space="preserve">1.  </w:t>
+      </w:r>
+      <w:r>
+        <w:t>Open the Claude desktop app and sign in with your paid-plan account.</w:t>
       </w:r>
     </w:p>
     <w:p>
-      <w:pPr>
-        <w:pStyle w:val="Heading2"/>
-      </w:pPr>
-      <w:r>
-        <w:t>What Cowork does</w:t>
+      <w:r>
+        <w:rPr>
+          <w:rFonts w:ascii="Consolas" w:hAnsi="Consolas"/>
+          <w:color w:val="0B3060"/>
+          <w:sz w:val="19"/>
+        </w:rPr>
+        <w:t>Live Artefacts and local file access are desktop features — the browser version does not support them.</w:t>
       </w:r>
     </w:p>
     <w:p>
       <w:pPr>
-        <w:pStyle w:val="ListNumber"/>
-      </w:pPr>
-      <w:r>
-        <w:t>Find latest file</w:t>
+        <w:spacing w:after="80"/>
+        <w:ind w:left="360"/>
+      </w:pPr>
+      <w:r>
+        <w:rPr>
+          <w:b/>
+        </w:rPr>
+        <w:t xml:space="preserve">2.  </w:t>
+      </w:r>
+      <w:r>
+        <w:t>Choose Cowork in the sidebar to open the agent workspace rather than a plain chat.</w:t>
       </w:r>
     </w:p>
     <w:p>
-      <w:pPr>
-        <w:pStyle w:val="ListNumber"/>
-      </w:pPr>
-      <w:r>
-        <w:t>Update Data sheet</w:t>
+      <w:r>
+        <w:rPr>
+          <w:rFonts w:ascii="Consolas" w:hAnsi="Consolas"/>
+          <w:color w:val="0B3060"/>
+          <w:sz w:val="19"/>
+        </w:rPr>
+        <w:t>Cowork gives Claude a workspace it can act in, instead of only answering in the conversation.</w:t>
       </w:r>
     </w:p>
     <w:p>
       <w:pPr>
-        <w:pStyle w:val="ListNumber"/>
-      </w:pPr>
-      <w:r>
-        <w:t>Refresh charts</w:t>
+        <w:spacing w:after="80"/>
+        <w:ind w:left="360"/>
+      </w:pPr>
+      <w:r>
+        <w:rPr>
+          <w:b/>
+        </w:rPr>
+        <w:t xml:space="preserve">3.  </w:t>
+      </w:r>
+      <w:r>
+        <w:t>Paste the lab prompt into the composer and send it.</w:t>
       </w:r>
     </w:p>
     <w:p>
-      <w:pPr>
-        <w:pStyle w:val="Heading2"/>
-      </w:pPr>
-      <w:r>
-        <w:t>Skills and tools</w:t>
+      <w:r>
+        <w:rPr>
+          <w:rFonts w:ascii="Consolas" w:hAnsi="Consolas"/>
+          <w:color w:val="0B3060"/>
+          <w:sz w:val="19"/>
+        </w:rPr>
+        <w:t>Claude writes the code and renders the converter in the preview pane beside the chat.</w:t>
       </w:r>
     </w:p>
     <w:p>
       <w:pPr>
-        <w:pStyle w:val="ListBullet"/>
-      </w:pPr>
-      <w:r>
-        <w:t>Cowork files</w:t>
+        <w:spacing w:after="80"/>
+        <w:ind w:left="360"/>
+      </w:pPr>
+      <w:r>
+        <w:rPr>
+          <w:b/>
+        </w:rPr>
+        <w:t xml:space="preserve">4.  </w:t>
+      </w:r>
+      <w:r>
+        <w:t>Try the converter: change the amount and switch the currencies.</w:t>
       </w:r>
     </w:p>
     <w:p>
-      <w:pPr>
-        <w:pStyle w:val="ListBullet"/>
-      </w:pPr>
-      <w:r>
-        <w:t>Spreadsheet skill</w:t>
+      <w:r>
+        <w:rPr>
+          <w:rFonts w:ascii="Consolas" w:hAnsi="Consolas"/>
+          <w:color w:val="0B3060"/>
+          <w:sz w:val="19"/>
+        </w:rPr>
+        <w:t>This is what makes it an artefact rather than an answer — you can interact with it.</w:t>
       </w:r>
     </w:p>
     <w:p>
       <w:pPr>
-        <w:pStyle w:val="ListBullet"/>
-      </w:pPr>
-      <w:r>
-        <w:t>Microsoft Excel</w:t>
+        <w:spacing w:after="80"/>
+        <w:ind w:left="360"/>
+      </w:pPr>
+      <w:r>
+        <w:rPr>
+          <w:b/>
+        </w:rPr>
+        <w:t xml:space="preserve">5.  </w:t>
+      </w:r>
+      <w:r>
+        <w:t>Ask for one refinement in plain English, for example: Add a thousands separator to the result.</w:t>
       </w:r>
     </w:p>
     <w:p>
-      <w:pPr>
-        <w:pStyle w:val="Heading2"/>
-      </w:pPr>
-      <w:r>
-        <w:t>Human check</w:t>
+      <w:r>
+        <w:rPr>
+          <w:rFonts w:ascii="Consolas" w:hAnsi="Consolas"/>
+          <w:color w:val="0B3060"/>
+          <w:sz w:val="19"/>
+        </w:rPr>
+        <w:t>Refining by conversation is the normal way to work — you never edit the code yourself.</w:t>
       </w:r>
     </w:p>
     <w:p>
-      <w:r>
-        <w:t>September: revenue S$128k, expenses S$89.5k, net S$38.5k</w:t>
+      <w:pPr>
+        <w:spacing w:after="80"/>
+        <w:ind w:left="360"/>
+      </w:pPr>
+      <w:r>
+        <w:rPr>
+          <w:b/>
+        </w:rPr>
+        <w:t xml:space="preserve">6.  </w:t>
+      </w:r>
+      <w:r>
+        <w:t>Save the artefact so it appears in your sidebar.</w:t>
       </w:r>
     </w:p>
     <w:p>
-      <w:pPr>
-        <w:pStyle w:val="Heading2"/>
-      </w:pPr>
-      <w:r>
-        <w:t>Lab 02 — step-by-step</w:t>
+      <w:r>
+        <w:rPr>
+          <w:rFonts w:ascii="Consolas" w:hAnsi="Consolas"/>
+          <w:color w:val="0B3060"/>
+          <w:sz w:val="19"/>
+        </w:rPr>
+        <w:t>A saved artefact persists as a reusable tool; an unsaved one scrolls away with the chat.</w:t>
       </w:r>
     </w:p>
     <w:p>
-      <w:r>
-        <w:t>C1382 · Topic 1 · 55 minutes</w:t>
+      <w:pPr>
+        <w:spacing w:after="80"/>
+        <w:ind w:left="360"/>
+      </w:pPr>
+      <w:r>
+        <w:rPr>
+          <w:b/>
+        </w:rPr>
+        <w:t xml:space="preserve">7.  </w:t>
+      </w:r>
+      <w:r>
+        <w:t>Download a copy of the artefact to your lab folder.</w:t>
       </w:r>
     </w:p>
     <w:p>
-      <w:pPr>
-        <w:pStyle w:val="Heading3"/>
-      </w:pPr>
-      <w:r>
-        <w:t>Goal</w:t>
+      <w:r>
+        <w:rPr>
+          <w:rFonts w:ascii="Consolas" w:hAnsi="Consolas"/>
+          <w:color w:val="0B3060"/>
+          <w:sz w:val="19"/>
+        </w:rPr>
+        <w:t>Downloading gives you a file you can keep, attach or hand to someone without Claude.</w:t>
       </w:r>
     </w:p>
     <w:p>
       <w:r>
-        <w:t>Find the newest dated finance file, update an Excel dashboard and refresh its charts.</w:t>
+        <w:rPr>
+          <w:b/>
+          <w:color w:val="1F6FEB"/>
+          <w:sz w:val="22"/>
+        </w:rPr>
+        <w:t>Test it</w:t>
       </w:r>
     </w:p>
     <w:p>
-      <w:pPr>
-        <w:pStyle w:val="Heading3"/>
-      </w:pPr>
-      <w:r>
-        <w:t>What you will build</w:t>
+      <w:r>
+        <w:t>Converting S$10,000 to USD shows US$7,400. The artefact appears in your sidebar after saving, still works when you reopen it, and a downloaded copy is in your lab folder.</w:t>
       </w:r>
     </w:p>
     <w:p>
       <w:r>
-        <w:t>An updated monthly-finance-dashboard.xlsx with current KPIs and two charts.</w:t>
+        <w:rPr>
+          <w:b/>
+          <w:color w:val="1F6FEB"/>
+        </w:rPr>
+        <w:t xml:space="preserve">Note: </w:t>
+      </w:r>
+      <w:r>
+        <w:rPr>
+          <w:sz w:val="20"/>
+        </w:rPr>
+        <w:t>Full commands and screenshots are in labs/lab-01-*.md. Use only the supplied mock data and your own test accounts. Never put real client, personal or confidential data into a training exercise, and send lab emails to yourself rather than to a real recipient.</w:t>
+      </w:r>
+    </w:p>
+    <w:p/>
+    <w:p>
+      <w:pPr>
+        <w:pStyle w:val="Heading2"/>
+      </w:pPr>
+      <w:r>
+        <w:t>Lab 2 — The Meridian Sales Dashboard</w:t>
       </w:r>
     </w:p>
     <w:p>
-      <w:pPr>
-        <w:pStyle w:val="Heading3"/>
-      </w:pPr>
-      <w:r>
-        <w:t>Prerequisites</w:t>
+      <w:r>
+        <w:t>Learning outcome: turn supplied finance data into an interactive Live Artefact dashboard.</w:t>
       </w:r>
     </w:p>
     <w:p>
       <w:r>
-        <w:t>Open this lab folder as the Cowork project context. Read TOOLS.md, enable the named skill in skill/latest-finance-dashboard/SKILL.md, and use only the fictional files in mock-data/.</w:t>
+        <w:t>Goal: Meridian's head of finance wants to see how the four revenue desks performed this year without opening a spreadsheet. You take the supplied sales data and build it into a Live Artefact dashboard — KPI tiles, a trend chart and a desk breakdown — then save it. This dashboard is the artefact every later lab builds on.</w:t>
       </w:r>
     </w:p>
     <w:p>
-      <w:pPr>
-        <w:pStyle w:val="Heading3"/>
-      </w:pPr>
-      <w:r>
-        <w:t>Steps</w:t>
+      <w:r>
+        <w:rPr>
+          <w:b/>
+          <w:color w:val="1F6FEB"/>
+          <w:sz w:val="22"/>
+        </w:rPr>
+        <w:t>What you'll build</w:t>
       </w:r>
     </w:p>
     <w:p>
-      <w:pPr>
-        <w:pStyle w:val="ListNumber"/>
-      </w:pPr>
-      <w:r>
-        <w:t>Open `TOOLS.md` and confirm the available tools and access boundary.</w:t>
+      <w:r>
+        <w:t>A saved Live Artefact dashboard showing Meridian's FY2026 revenue by desk.   (Tools: Claude Cowork, Live Artefacts, local files.)</w:t>
       </w:r>
     </w:p>
     <w:p>
-      <w:pPr>
-        <w:pStyle w:val="ListNumber"/>
-      </w:pPr>
-      <w:r>
-        <w:t>Review the files in `mock-data/`; copy any file you will change into `working/`.</w:t>
+      <w:r>
+        <w:rPr>
+          <w:b/>
+          <w:color w:val="1F6FEB"/>
+          <w:sz w:val="22"/>
+        </w:rPr>
+        <w:t>The prompt</w:t>
       </w:r>
     </w:p>
     <w:p>
-      <w:pPr>
-        <w:pStyle w:val="ListNumber"/>
-      </w:pPr>
-      <w:r>
-        <w:t>Add or enable `skill/latest-finance-dashboard/SKILL.md` in the Cowork project.</w:t>
+      <w:r>
+        <w:t>Copy the block below into Claude exactly as it is.</w:t>
+      </w:r>
+    </w:p>
+    <w:tbl>
+      <w:tblPr>
+        <w:tblStyle w:val="TableGrid"/>
+        <w:tblW w:type="auto" w:w="0"/>
+        <w:tblLook w:firstColumn="1" w:firstRow="1" w:lastColumn="0" w:lastRow="0" w:noHBand="0" w:noVBand="1" w:val="04A0"/>
+      </w:tblPr>
+      <w:tblGrid>
+        <w:gridCol w:w="8640"/>
+      </w:tblGrid>
+      <w:tr>
+        <w:tc>
+          <w:tcPr>
+            <w:tcW w:type="dxa" w:w="8640"/>
+            <w:shd w:val="clear" w:color="auto" w:fill="FBF3EF"/>
+          </w:tcPr>
+          <w:p>
+            <w:r/>
+            <w:r>
+              <w:rPr>
+                <w:b/>
+                <w:color w:val="D97757"/>
+                <w:sz w:val="17"/>
+              </w:rPr>
+              <w:t>PROMPT — copy into Claude</w:t>
+            </w:r>
+          </w:p>
+          <w:p>
+            <w:pPr>
+              <w:spacing w:after="0"/>
+            </w:pPr>
+            <w:r>
+              <w:rPr>
+                <w:rFonts w:ascii="Consolas" w:hAnsi="Consolas"/>
+                <w:color w:val="111827"/>
+                <w:sz w:val="19"/>
+              </w:rPr>
+              <w:t>Using the attached meridian-sales-fy2026.csv, build me a Live Artefact:</w:t>
+            </w:r>
+          </w:p>
+          <w:p>
+            <w:pPr>
+              <w:spacing w:after="0"/>
+            </w:pPr>
+            <w:r>
+              <w:rPr>
+                <w:rFonts w:ascii="Consolas" w:hAnsi="Consolas"/>
+                <w:color w:val="111827"/>
+                <w:sz w:val="19"/>
+              </w:rPr>
+              <w:t>an interactive sales dashboard for Meridian Capital Partners.</w:t>
+            </w:r>
+          </w:p>
+          <w:p>
+            <w:pPr>
+              <w:spacing w:after="0"/>
+            </w:pPr>
+            <w:r>
+              <w:rPr>
+                <w:rFonts w:ascii="Consolas" w:hAnsi="Consolas"/>
+                <w:color w:val="111827"/>
+                <w:sz w:val="19"/>
+              </w:rPr>
+            </w:r>
+          </w:p>
+          <w:p>
+            <w:pPr>
+              <w:spacing w:after="0"/>
+            </w:pPr>
+            <w:r>
+              <w:rPr>
+                <w:rFonts w:ascii="Consolas" w:hAnsi="Consolas"/>
+                <w:color w:val="111827"/>
+                <w:sz w:val="19"/>
+              </w:rPr>
+              <w:t>Include:</w:t>
+            </w:r>
+          </w:p>
+          <w:p>
+            <w:pPr>
+              <w:spacing w:after="0"/>
+            </w:pPr>
+            <w:r>
+              <w:rPr>
+                <w:rFonts w:ascii="Consolas" w:hAnsi="Consolas"/>
+                <w:color w:val="111827"/>
+                <w:sz w:val="19"/>
+              </w:rPr>
+              <w:t>- KPI tiles: total revenue, total deals, average deal size, best desk.</w:t>
+            </w:r>
+          </w:p>
+          <w:p>
+            <w:pPr>
+              <w:spacing w:after="0"/>
+            </w:pPr>
+            <w:r>
+              <w:rPr>
+                <w:rFonts w:ascii="Consolas" w:hAnsi="Consolas"/>
+                <w:color w:val="111827"/>
+                <w:sz w:val="19"/>
+              </w:rPr>
+              <w:t>- A monthly revenue trend chart for the full year.</w:t>
+            </w:r>
+          </w:p>
+          <w:p>
+            <w:pPr>
+              <w:spacing w:after="0"/>
+            </w:pPr>
+            <w:r>
+              <w:rPr>
+                <w:rFonts w:ascii="Consolas" w:hAnsi="Consolas"/>
+                <w:color w:val="111827"/>
+                <w:sz w:val="19"/>
+              </w:rPr>
+              <w:t>- A breakdown of revenue by desk (Advisory, Asset Management,</w:t>
+            </w:r>
+          </w:p>
+          <w:p>
+            <w:pPr>
+              <w:spacing w:after="0"/>
+            </w:pPr>
+            <w:r>
+              <w:rPr>
+                <w:rFonts w:ascii="Consolas" w:hAnsi="Consolas"/>
+                <w:color w:val="111827"/>
+                <w:sz w:val="19"/>
+              </w:rPr>
+              <w:t xml:space="preserve">  Private Credit, Corporate Finance).</w:t>
+            </w:r>
+          </w:p>
+          <w:p>
+            <w:pPr>
+              <w:spacing w:after="0"/>
+            </w:pPr>
+            <w:r>
+              <w:rPr>
+                <w:rFonts w:ascii="Consolas" w:hAnsi="Consolas"/>
+                <w:color w:val="111827"/>
+                <w:sz w:val="19"/>
+              </w:rPr>
+              <w:t>- A filter to show one desk at a time or all desks.</w:t>
+            </w:r>
+          </w:p>
+          <w:p>
+            <w:pPr>
+              <w:spacing w:after="0"/>
+            </w:pPr>
+            <w:r>
+              <w:rPr>
+                <w:rFonts w:ascii="Consolas" w:hAnsi="Consolas"/>
+                <w:color w:val="111827"/>
+                <w:sz w:val="19"/>
+              </w:rPr>
+            </w:r>
+          </w:p>
+          <w:p>
+            <w:pPr>
+              <w:spacing w:after="0"/>
+            </w:pPr>
+            <w:r>
+              <w:rPr>
+                <w:rFonts w:ascii="Consolas" w:hAnsi="Consolas"/>
+                <w:color w:val="111827"/>
+                <w:sz w:val="19"/>
+              </w:rPr>
+              <w:t>Format all money as Singapore dollars with thousands separators.</w:t>
+            </w:r>
+          </w:p>
+          <w:p>
+            <w:pPr>
+              <w:spacing w:after="0"/>
+            </w:pPr>
+            <w:r>
+              <w:rPr>
+                <w:rFonts w:ascii="Consolas" w:hAnsi="Consolas"/>
+                <w:color w:val="111827"/>
+                <w:sz w:val="19"/>
+              </w:rPr>
+              <w:t>Use a clean, professional finance layout. Title it</w:t>
+            </w:r>
+          </w:p>
+          <w:p>
+            <w:pPr>
+              <w:spacing w:after="0"/>
+            </w:pPr>
+            <w:r>
+              <w:rPr>
+                <w:rFonts w:ascii="Consolas" w:hAnsi="Consolas"/>
+                <w:color w:val="111827"/>
+                <w:sz w:val="19"/>
+              </w:rPr>
+              <w:t>"Meridian Capital Partners — FY2026 Revenue".</w:t>
+            </w:r>
+          </w:p>
+        </w:tc>
+      </w:tr>
+    </w:tbl>
+    <w:p/>
+    <w:p>
+      <w:r>
+        <w:rPr>
+          <w:b/>
+          <w:color w:val="1F6FEB"/>
+        </w:rPr>
+        <w:t xml:space="preserve">Note: </w:t>
+      </w:r>
+      <w:r>
+        <w:rPr>
+          <w:sz w:val="20"/>
+        </w:rPr>
+        <w:t>Attach the CSV from your lab's mock-data folder before sending the prompt.</w:t>
       </w:r>
     </w:p>
     <w:p>
-      <w:pPr>
-        <w:pStyle w:val="ListNumber"/>
-      </w:pPr>
-      <w:r>
-        <w:t>Open `prompts/prompt-02.txt`, paste the prompt into Cowork and review its proposed plan.</w:t>
+      <w:r>
+        <w:rPr>
+          <w:b/>
+          <w:color w:val="1F6FEB"/>
+          <w:sz w:val="22"/>
+        </w:rPr>
+        <w:t>Step-by-step</w:t>
       </w:r>
     </w:p>
     <w:p>
       <w:pPr>
-        <w:pStyle w:val="ListNumber"/>
-      </w:pPr>
-      <w:r>
-        <w:t>Allow only the reads and writes needed for this lab. Keep consequential actions paused.</w:t>
+        <w:spacing w:after="80"/>
+        <w:ind w:left="360"/>
+      </w:pPr>
+      <w:r>
+        <w:rPr>
+          <w:b/>
+        </w:rPr>
+        <w:t xml:space="preserve">1.  </w:t>
+      </w:r>
+      <w:r>
+        <w:t>Open the lab folder and look at meridian-sales-fy2026.csv so you know what the data holds.</w:t>
       </w:r>
     </w:p>
     <w:p>
-      <w:pPr>
-        <w:pStyle w:val="ListNumber"/>
-      </w:pPr>
-      <w:r>
-        <w:t>Open the generated files and compare them with `CHECKLIST.md`. Correct any mismatch in the output, then repeat the check.</w:t>
+      <w:r>
+        <w:rPr>
+          <w:rFonts w:ascii="Consolas" w:hAnsi="Consolas"/>
+          <w:color w:val="0B3060"/>
+          <w:sz w:val="19"/>
+        </w:rPr>
+        <w:t>Always know your source before you ask Claude to summarise it — that is how you spot a wrong figure later.</w:t>
       </w:r>
     </w:p>
     <w:p>
       <w:pPr>
-        <w:pStyle w:val="ListNumber"/>
-      </w:pPr>
-      <w:r>
-        <w:t>Save the finished artifacts in `outputs/` and record the evidence used.</w:t>
+        <w:spacing w:after="80"/>
+        <w:ind w:left="360"/>
+      </w:pPr>
+      <w:r>
+        <w:rPr>
+          <w:b/>
+        </w:rPr>
+        <w:t xml:space="preserve">2.  </w:t>
+      </w:r>
+      <w:r>
+        <w:t>Start a Cowork session and attach the CSV, or point Claude at the lab folder.</w:t>
       </w:r>
     </w:p>
     <w:p>
-      <w:pPr>
-        <w:pStyle w:val="Heading3"/>
-      </w:pPr>
-      <w:r>
-        <w:t>Test it</w:t>
+      <w:r>
+        <w:rPr>
+          <w:rFonts w:ascii="Consolas" w:hAnsi="Consolas"/>
+          <w:color w:val="0B3060"/>
+          <w:sz w:val="19"/>
+        </w:rPr>
+        <w:t>Scope Claude to the one folder for this task rather than your whole drive.</w:t>
       </w:r>
     </w:p>
     <w:p>
-      <w:r>
-        <w:t>The output identifies 2026-09 as latest, displays September revenue S$128,000, expenses S$89,500 and net S$38,500, and contains refreshed charts.</w:t>
+      <w:pPr>
+        <w:spacing w:after="80"/>
+        <w:ind w:left="360"/>
+      </w:pPr>
+      <w:r>
+        <w:rPr>
+          <w:b/>
+        </w:rPr>
+        <w:t xml:space="preserve">3.  </w:t>
+      </w:r>
+      <w:r>
+        <w:t>Paste the lab prompt and send it.</w:t>
       </w:r>
     </w:p>
     <w:p>
-      <w:pPr>
-        <w:pStyle w:val="Heading3"/>
-      </w:pPr>
-      <w:r>
-        <w:t>Troubleshooting</w:t>
+      <w:r>
+        <w:rPr>
+          <w:rFonts w:ascii="Consolas" w:hAnsi="Consolas"/>
+          <w:color w:val="0B3060"/>
+          <w:sz w:val="19"/>
+        </w:rPr>
+        <w:t>Claude reads the file, works out the totals and builds the dashboard in the preview pane.</w:t>
       </w:r>
     </w:p>
     <w:p>
       <w:pPr>
-        <w:pStyle w:val="ListBullet"/>
-      </w:pPr>
-      <w:r>
-        <w:t>**Cowork selects the wrong file:** name the expected date format and require it to list candidates before choosing.</w:t>
+        <w:spacing w:after="80"/>
+        <w:ind w:left="360"/>
+      </w:pPr>
+      <w:r>
+        <w:rPr>
+          <w:b/>
+        </w:rPr>
+        <w:t xml:space="preserve">4.  </w:t>
+      </w:r>
+      <w:r>
+        <w:t>Check the KPI tiles against the CSV: total revenue should be S$24,850,000 across 214 deals.</w:t>
       </w:r>
     </w:p>
     <w:p>
-      <w:pPr>
-        <w:pStyle w:val="ListBullet"/>
-      </w:pPr>
-      <w:r>
-        <w:t>**A workbook does not refresh:** open it in Excel, recalculate, and ask Cowork to inspect formulas and chart source ranges.</w:t>
+      <w:r>
+        <w:rPr>
+          <w:rFonts w:ascii="Consolas" w:hAnsi="Consolas"/>
+          <w:color w:val="0B3060"/>
+          <w:sz w:val="19"/>
+        </w:rPr>
+        <w:t>This is the verification habit — read the artefact's numbers back against the source.</w:t>
       </w:r>
     </w:p>
     <w:p>
       <w:pPr>
-        <w:pStyle w:val="ListBullet"/>
-      </w:pPr>
-      <w:r>
-        <w:t>**A claim has no source:** remove it or add a direct file, cell or URL reference.</w:t>
+        <w:spacing w:after="80"/>
+        <w:ind w:left="360"/>
+      </w:pPr>
+      <w:r>
+        <w:rPr>
+          <w:b/>
+        </w:rPr>
+        <w:t xml:space="preserve">5.  </w:t>
+      </w:r>
+      <w:r>
+        <w:t>Use the desk filter to view Advisory on its own, then return to all desks.</w:t>
       </w:r>
     </w:p>
     <w:p>
-      <w:pPr>
-        <w:pStyle w:val="Heading3"/>
-      </w:pPr>
-      <w:r>
-        <w:t>Challenge</w:t>
+      <w:r>
+        <w:rPr>
+          <w:rFonts w:ascii="Consolas" w:hAnsi="Consolas"/>
+          <w:color w:val="0B3060"/>
+          <w:sz w:val="19"/>
+        </w:rPr>
+        <w:t>Interactivity is the point of a Live Artefact: the reader explores instead of asking you for another cut.</w:t>
       </w:r>
     </w:p>
     <w:p>
-      <w:r>
-        <w:t>Change the reporting period or audience and rerun the task without changing the skill's stable rules.</w:t>
+      <w:pPr>
+        <w:spacing w:after="80"/>
+        <w:ind w:left="360"/>
+      </w:pPr>
+      <w:r>
+        <w:rPr>
+          <w:b/>
+        </w:rPr>
+        <w:t xml:space="preserve">6.  </w:t>
+      </w:r>
+      <w:r>
+        <w:t>Refine the layout in plain English, for example: Move the KPI tiles above the chart.</w:t>
       </w:r>
     </w:p>
     <w:p>
-      <w:pPr>
-        <w:pStyle w:val="Heading3"/>
-      </w:pPr>
-      <w:r>
-        <w:t>Reflection</w:t>
+      <w:r>
+        <w:rPr>
+          <w:rFonts w:ascii="Consolas" w:hAnsi="Consolas"/>
+          <w:color w:val="0B3060"/>
+          <w:sz w:val="19"/>
+        </w:rPr>
+        <w:t>Keep refining by conversation until the dashboard reads the way you want it to.</w:t>
       </w:r>
     </w:p>
     <w:p>
-      <w:r>
-        <w:t>Which part of this task should always remain a human review point?</w:t>
+      <w:pPr>
+        <w:spacing w:after="80"/>
+        <w:ind w:left="360"/>
+      </w:pPr>
+      <w:r>
+        <w:rPr>
+          <w:b/>
+        </w:rPr>
+        <w:t xml:space="preserve">7.  </w:t>
+      </w:r>
+      <w:r>
+        <w:t>Save the dashboard to your sidebar with a clear name, then download a copy.</w:t>
       </w:r>
     </w:p>
     <w:p>
-      <w:pPr>
-        <w:pStyle w:val="Heading1"/>
-      </w:pPr>
-      <w:r>
-        <w:t>Use Case 03 — Research AI-in-Finance News</w:t>
+      <w:r>
+        <w:rPr>
+          <w:rFonts w:ascii="Consolas" w:hAnsi="Consolas"/>
+          <w:color w:val="0B3060"/>
+          <w:sz w:val="19"/>
+        </w:rPr>
+        <w:t>You will reopen this same artefact in Lab 4 and rebrand it in Lab 6.</w:t>
       </w:r>
     </w:p>
     <w:p>
       <w:r>
-        <w:t>Scenario: Interesting news is scattered across many websites. Ask Cowork to find six recent, credible developments and cite each source. The result is a structured excel research tracker.</w:t>
+        <w:rPr>
+          <w:b/>
+          <w:color w:val="1F6FEB"/>
+          <w:sz w:val="22"/>
+        </w:rPr>
+        <w:t>Test it</w:t>
       </w:r>
     </w:p>
     <w:p>
-      <w:pPr>
-        <w:pStyle w:val="Heading2"/>
-      </w:pPr>
-      <w:r>
-        <w:t>What goes in</w:t>
+      <w:r>
+        <w:t>The dashboard shows total revenue S$24,850,000 and 214 deals, Advisory is the best desk at S$8,420,000, the desk filter changes the chart, and the artefact reopens from your sidebar after you close it.</w:t>
       </w:r>
     </w:p>
     <w:p>
-      <w:pPr>
-        <w:pStyle w:val="ListBullet"/>
-      </w:pPr>
-      <w:r>
-        <w:t>Research brief</w:t>
+      <w:r>
+        <w:rPr>
+          <w:b/>
+          <w:color w:val="1F6FEB"/>
+        </w:rPr>
+        <w:t xml:space="preserve">Note: </w:t>
+      </w:r>
+      <w:r>
+        <w:rPr>
+          <w:sz w:val="20"/>
+        </w:rPr>
+        <w:t>Full commands and screenshots are in labs/lab-02-*.md. Use only the supplied mock data and your own test accounts. Never put real client, personal or confidential data into a training exercise, and send lab emails to yourself rather than to a real recipient.</w:t>
+      </w:r>
+    </w:p>
+    <w:p/>
+    <w:p>
+      <w:pPr>
+        <w:pStyle w:val="Heading1"/>
+      </w:pPr>
+      <w:r>
+        <w:t>Topic 02 — Tools and Skills</w:t>
       </w:r>
     </w:p>
     <w:p>
-      <w:pPr>
-        <w:pStyle w:val="ListBullet"/>
-      </w:pPr>
-      <w:r>
-        <w:t>Excel tracker template</w:t>
+      <w:r>
+        <w:t>Google Drive · Gmail · Agent Skills · a reusable /daily-brief automation</w:t>
       </w:r>
     </w:p>
     <w:p>
-      <w:pPr>
-        <w:pStyle w:val="ListBullet"/>
-      </w:pPr>
-      <w:r>
-        <w:t>Live web sources</w:t>
+      <w:r>
+        <w:rPr>
+          <w:b/>
+          <w:color w:val="1F6FEB"/>
+          <w:sz w:val="22"/>
+        </w:rPr>
+        <w:t>Key concepts</w:t>
       </w:r>
     </w:p>
     <w:p>
       <w:pPr>
-        <w:pStyle w:val="Heading2"/>
-      </w:pPr>
-      <w:r>
-        <w:t>What Cowork does</w:t>
+        <w:pStyle w:val="ListBullet"/>
+      </w:pPr>
+      <w:r>
+        <w:t>ConnectorsToggle Gmail, Calendar and Drive on from the + menu so Claude can reach data outside the chat.</w:t>
       </w:r>
     </w:p>
     <w:p>
       <w:pPr>
-        <w:pStyle w:val="ListNumber"/>
-      </w:pPr>
-      <w:r>
-        <w:t>Search recent sources</w:t>
+        <w:pStyle w:val="ListBullet"/>
+      </w:pPr>
+      <w:r>
+        <w:t>Google DriveClaude reads Sheets, Docs, Slides and PDFs from Drive, and can upload files back to a folder.</w:t>
       </w:r>
     </w:p>
     <w:p>
       <w:pPr>
-        <w:pStyle w:val="ListNumber"/>
-      </w:pPr>
-      <w:r>
-        <w:t>Check dates and links</w:t>
+        <w:pStyle w:val="ListBullet"/>
+      </w:pPr>
+      <w:r>
+        <w:t>Scope the folderPoint Claude at one Drive folder for the task — not your whole Drive.</w:t>
       </w:r>
     </w:p>
     <w:p>
       <w:pPr>
-        <w:pStyle w:val="ListNumber"/>
-      </w:pPr>
-      <w:r>
-        <w:t>Write to Excel</w:t>
+        <w:pStyle w:val="ListBullet"/>
+      </w:pPr>
+      <w:r>
+        <w:t>GmailClaude drafts, sends, replies and labels — sending asks for explicit approval by default.</w:t>
       </w:r>
     </w:p>
     <w:p>
       <w:pPr>
-        <w:pStyle w:val="Heading2"/>
-      </w:pPr>
-      <w:r>
-        <w:t>Skills and tools</w:t>
+        <w:pStyle w:val="ListBullet"/>
+      </w:pPr>
+      <w:r>
+        <w:t>Agent SkillsA folder of instructions Claude loads on demand, so a task runs the same way every time.</w:t>
       </w:r>
     </w:p>
     <w:p>
@@ -910,553 +2063,1532 @@
         <w:pStyle w:val="ListBullet"/>
       </w:pPr>
       <w:r>
-        <w:t>Cowork web search</w:t>
+        <w:t>Skills use toolsA skill can drive the connectors for you — one command that checks Drive and Gmail and reports back.</w:t>
       </w:r>
     </w:p>
     <w:p>
       <w:pPr>
-        <w:pStyle w:val="ListBullet"/>
-      </w:pPr>
-      <w:r>
-        <w:t>Web fetch</w:t>
+        <w:pStyle w:val="Heading2"/>
+      </w:pPr>
+      <w:r>
+        <w:t>Lab 3 — Connect Google Drive</w:t>
       </w:r>
     </w:p>
     <w:p>
-      <w:pPr>
-        <w:pStyle w:val="ListBullet"/>
-      </w:pPr>
-      <w:r>
-        <w:t>Spreadsheet skill</w:t>
+      <w:r>
+        <w:t>Learning outcome: enable the Google Drive connector and read finance data held outside the chat.</w:t>
       </w:r>
     </w:p>
     <w:p>
-      <w:pPr>
-        <w:pStyle w:val="Heading2"/>
-      </w:pPr>
-      <w:r>
-        <w:t>Human check</w:t>
+      <w:r>
+        <w:t>Goal: Meridian's finance data does not live on your laptop — it sits in a shared Google Drive folder. You upload the firm's wider finance files to Drive, enable the Google Drive connector, and confirm Claude can read them without you attaching anything by hand.</w:t>
       </w:r>
     </w:p>
     <w:p>
       <w:r>
-        <w:t>Six direct links open; every date and summary is sourced</w:t>
+        <w:rPr>
+          <w:b/>
+          <w:color w:val="1F6FEB"/>
+          <w:sz w:val="22"/>
+        </w:rPr>
+        <w:t>What you'll build</w:t>
       </w:r>
     </w:p>
     <w:p>
-      <w:pPr>
-        <w:pStyle w:val="Heading2"/>
-      </w:pPr>
-      <w:r>
-        <w:t>Lab 03 — step-by-step</w:t>
+      <w:r>
+        <w:t>A working Google Drive connection scoped to the Meridian finance folder.   (Tools: Claude Cowork, Google Drive connector.)</w:t>
       </w:r>
     </w:p>
     <w:p>
       <w:r>
-        <w:t>C1382 · Topic 2 · 50 minutes</w:t>
+        <w:rPr>
+          <w:b/>
+          <w:color w:val="1F6FEB"/>
+          <w:sz w:val="22"/>
+        </w:rPr>
+        <w:t>The prompt</w:t>
       </w:r>
     </w:p>
     <w:p>
-      <w:pPr>
-        <w:pStyle w:val="Heading3"/>
-      </w:pPr>
-      <w:r>
-        <w:t>Goal</w:t>
+      <w:r>
+        <w:t>Copy the block below into Claude exactly as it is.</w:t>
+      </w:r>
+    </w:p>
+    <w:tbl>
+      <w:tblPr>
+        <w:tblStyle w:val="TableGrid"/>
+        <w:tblW w:type="auto" w:w="0"/>
+        <w:tblLook w:firstColumn="1" w:firstRow="1" w:lastColumn="0" w:lastRow="0" w:noHBand="0" w:noVBand="1" w:val="04A0"/>
+      </w:tblPr>
+      <w:tblGrid>
+        <w:gridCol w:w="8640"/>
+      </w:tblGrid>
+      <w:tr>
+        <w:tc>
+          <w:tcPr>
+            <w:tcW w:type="dxa" w:w="8640"/>
+            <w:shd w:val="clear" w:color="auto" w:fill="FBF3EF"/>
+          </w:tcPr>
+          <w:p>
+            <w:r/>
+            <w:r>
+              <w:rPr>
+                <w:b/>
+                <w:color w:val="D97757"/>
+                <w:sz w:val="17"/>
+              </w:rPr>
+              <w:t>PROMPT — copy into Claude</w:t>
+            </w:r>
+          </w:p>
+          <w:p>
+            <w:pPr>
+              <w:spacing w:after="0"/>
+            </w:pPr>
+            <w:r>
+              <w:rPr>
+                <w:rFonts w:ascii="Consolas" w:hAnsi="Consolas"/>
+                <w:color w:val="111827"/>
+                <w:sz w:val="19"/>
+              </w:rPr>
+              <w:t>Using the Google Drive connector, open the folder "Meridian Finance"</w:t>
+            </w:r>
+          </w:p>
+          <w:p>
+            <w:pPr>
+              <w:spacing w:after="0"/>
+            </w:pPr>
+            <w:r>
+              <w:rPr>
+                <w:rFonts w:ascii="Consolas" w:hAnsi="Consolas"/>
+                <w:color w:val="111827"/>
+                <w:sz w:val="19"/>
+              </w:rPr>
+              <w:t>in my Drive and tell me what you find.</w:t>
+            </w:r>
+          </w:p>
+          <w:p>
+            <w:pPr>
+              <w:spacing w:after="0"/>
+            </w:pPr>
+            <w:r>
+              <w:rPr>
+                <w:rFonts w:ascii="Consolas" w:hAnsi="Consolas"/>
+                <w:color w:val="111827"/>
+                <w:sz w:val="19"/>
+              </w:rPr>
+            </w:r>
+          </w:p>
+          <w:p>
+            <w:pPr>
+              <w:spacing w:after="0"/>
+            </w:pPr>
+            <w:r>
+              <w:rPr>
+                <w:rFonts w:ascii="Consolas" w:hAnsi="Consolas"/>
+                <w:color w:val="111827"/>
+                <w:sz w:val="19"/>
+              </w:rPr>
+              <w:t>For each file, give me:</w:t>
+            </w:r>
+          </w:p>
+          <w:p>
+            <w:pPr>
+              <w:spacing w:after="0"/>
+            </w:pPr>
+            <w:r>
+              <w:rPr>
+                <w:rFonts w:ascii="Consolas" w:hAnsi="Consolas"/>
+                <w:color w:val="111827"/>
+                <w:sz w:val="19"/>
+              </w:rPr>
+              <w:t>- The file name and what kind of data it holds.</w:t>
+            </w:r>
+          </w:p>
+          <w:p>
+            <w:pPr>
+              <w:spacing w:after="0"/>
+            </w:pPr>
+            <w:r>
+              <w:rPr>
+                <w:rFonts w:ascii="Consolas" w:hAnsi="Consolas"/>
+                <w:color w:val="111827"/>
+                <w:sz w:val="19"/>
+              </w:rPr>
+              <w:t>- The period it covers.</w:t>
+            </w:r>
+          </w:p>
+          <w:p>
+            <w:pPr>
+              <w:spacing w:after="0"/>
+            </w:pPr>
+            <w:r>
+              <w:rPr>
+                <w:rFonts w:ascii="Consolas" w:hAnsi="Consolas"/>
+                <w:color w:val="111827"/>
+                <w:sz w:val="19"/>
+              </w:rPr>
+              <w:t>- The three figures you would use in a quarterly revenue summary.</w:t>
+            </w:r>
+          </w:p>
+          <w:p>
+            <w:pPr>
+              <w:spacing w:after="0"/>
+            </w:pPr>
+            <w:r>
+              <w:rPr>
+                <w:rFonts w:ascii="Consolas" w:hAnsi="Consolas"/>
+                <w:color w:val="111827"/>
+                <w:sz w:val="19"/>
+              </w:rPr>
+            </w:r>
+          </w:p>
+          <w:p>
+            <w:pPr>
+              <w:spacing w:after="0"/>
+            </w:pPr>
+            <w:r>
+              <w:rPr>
+                <w:rFonts w:ascii="Consolas" w:hAnsi="Consolas"/>
+                <w:color w:val="111827"/>
+                <w:sz w:val="19"/>
+              </w:rPr>
+              <w:t>Do not change, move or delete anything — read only.</w:t>
+            </w:r>
+          </w:p>
+          <w:p>
+            <w:pPr>
+              <w:spacing w:after="0"/>
+            </w:pPr>
+            <w:r>
+              <w:rPr>
+                <w:rFonts w:ascii="Consolas" w:hAnsi="Consolas"/>
+                <w:color w:val="111827"/>
+                <w:sz w:val="19"/>
+              </w:rPr>
+              <w:t>List anything that looks inconsistent between the files.</w:t>
+            </w:r>
+          </w:p>
+        </w:tc>
+      </w:tr>
+    </w:tbl>
+    <w:p/>
+    <w:p>
+      <w:r>
+        <w:rPr>
+          <w:b/>
+          <w:color w:val="1F6FEB"/>
+        </w:rPr>
+        <w:t xml:space="preserve">Note: </w:t>
+      </w:r>
+      <w:r>
+        <w:rPr>
+          <w:sz w:val="20"/>
+        </w:rPr>
+        <w:t>Claude asks for approval before it moves, shares or deletes a Drive file.</w:t>
       </w:r>
     </w:p>
     <w:p>
       <w:r>
-        <w:t>Research recent AI technology news relevant to finance and compile a sourced Excel tracker.</w:t>
+        <w:rPr>
+          <w:b/>
+          <w:color w:val="1F6FEB"/>
+          <w:sz w:val="22"/>
+        </w:rPr>
+        <w:t>Step-by-step</w:t>
       </w:r>
     </w:p>
     <w:p>
       <w:pPr>
-        <w:pStyle w:val="Heading3"/>
-      </w:pPr>
-      <w:r>
-        <w:t>What you will build</w:t>
+        <w:spacing w:after="80"/>
+        <w:ind w:left="360"/>
+      </w:pPr>
+      <w:r>
+        <w:rPr>
+          <w:b/>
+        </w:rPr>
+        <w:t xml:space="preserve">1.  </w:t>
+      </w:r>
+      <w:r>
+        <w:t>Upload the lab's mock-data files to a new Google Drive folder named Meridian Finance.</w:t>
       </w:r>
     </w:p>
     <w:p>
       <w:r>
-        <w:t>An AI-finance-news-tracker.xlsx with source, date, summary, finance relevance and follow-up columns.</w:t>
+        <w:rPr>
+          <w:rFonts w:ascii="Consolas" w:hAnsi="Consolas"/>
+          <w:color w:val="0B3060"/>
+          <w:sz w:val="19"/>
+        </w:rPr>
+        <w:t>The lab supplies the quarterly workbook, the desk targets and the client list as mock data.</w:t>
       </w:r>
     </w:p>
     <w:p>
       <w:pPr>
-        <w:pStyle w:val="Heading3"/>
-      </w:pPr>
-      <w:r>
-        <w:t>Prerequisites</w:t>
+        <w:spacing w:after="80"/>
+        <w:ind w:left="360"/>
+      </w:pPr>
+      <w:r>
+        <w:rPr>
+          <w:b/>
+        </w:rPr>
+        <w:t xml:space="preserve">2.  </w:t>
+      </w:r>
+      <w:r>
+        <w:t>In Claude, click the plus sign in the composer and hover over Connectors.</w:t>
       </w:r>
     </w:p>
     <w:p>
       <w:r>
-        <w:t>Open this lab folder as the Cowork project context. Read TOOLS.md, enable the named skill in skill/finance-news-researcher/SKILL.md, and use only the fictional files in mock-data/.</w:t>
+        <w:rPr>
+          <w:rFonts w:ascii="Consolas" w:hAnsi="Consolas"/>
+          <w:color w:val="0B3060"/>
+          <w:sz w:val="19"/>
+        </w:rPr>
+        <w:t>This is where you turn individual connectors on and off for your account.</w:t>
       </w:r>
     </w:p>
     <w:p>
       <w:pPr>
-        <w:pStyle w:val="Heading3"/>
-      </w:pPr>
-      <w:r>
-        <w:t>Steps</w:t>
+        <w:spacing w:after="80"/>
+        <w:ind w:left="360"/>
+      </w:pPr>
+      <w:r>
+        <w:rPr>
+          <w:b/>
+        </w:rPr>
+        <w:t xml:space="preserve">3.  </w:t>
+      </w:r>
+      <w:r>
+        <w:t>Toggle Google Drive on and sign in to your Google account.</w:t>
       </w:r>
     </w:p>
     <w:p>
-      <w:pPr>
-        <w:pStyle w:val="ListNumber"/>
-      </w:pPr>
-      <w:r>
-        <w:t>Open `TOOLS.md` and confirm the available tools and access boundary.</w:t>
+      <w:r>
+        <w:rPr>
+          <w:rFonts w:ascii="Consolas" w:hAnsi="Consolas"/>
+          <w:color w:val="0B3060"/>
+          <w:sz w:val="19"/>
+        </w:rPr>
+        <w:t>On a Team or Enterprise plan an owner must enable connectors for the organisation first.</w:t>
       </w:r>
     </w:p>
     <w:p>
       <w:pPr>
-        <w:pStyle w:val="ListNumber"/>
-      </w:pPr>
-      <w:r>
-        <w:t>Review the files in `mock-data/`; copy any file you will change into `working/`.</w:t>
+        <w:spacing w:after="80"/>
+        <w:ind w:left="360"/>
+      </w:pPr>
+      <w:r>
+        <w:rPr>
+          <w:b/>
+        </w:rPr>
+        <w:t xml:space="preserve">4.  </w:t>
+      </w:r>
+      <w:r>
+        <w:t>Approve the permissions Google asks for.</w:t>
       </w:r>
     </w:p>
     <w:p>
-      <w:pPr>
-        <w:pStyle w:val="ListNumber"/>
-      </w:pPr>
-      <w:r>
-        <w:t>Add or enable `skill/finance-news-researcher/SKILL.md` in the Cowork project.</w:t>
+      <w:r>
+        <w:rPr>
+          <w:rFonts w:ascii="Consolas" w:hAnsi="Consolas"/>
+          <w:color w:val="0B3060"/>
+          <w:sz w:val="19"/>
+        </w:rPr>
+        <w:t>Approve only what you are willing to let Claude reach — you can revoke access later.</w:t>
       </w:r>
     </w:p>
     <w:p>
       <w:pPr>
-        <w:pStyle w:val="ListNumber"/>
-      </w:pPr>
-      <w:r>
-        <w:t>Open `prompts/prompt-03.txt`, paste the prompt into Cowork and review its proposed plan.</w:t>
+        <w:spacing w:after="80"/>
+        <w:ind w:left="360"/>
+      </w:pPr>
+      <w:r>
+        <w:rPr>
+          <w:b/>
+        </w:rPr>
+        <w:t xml:space="preserve">5.  </w:t>
+      </w:r>
+      <w:r>
+        <w:t>Paste the lab prompt so Claude reads the Meridian Finance folder.</w:t>
       </w:r>
     </w:p>
     <w:p>
-      <w:pPr>
-        <w:pStyle w:val="ListNumber"/>
-      </w:pPr>
-      <w:r>
-        <w:t>Allow only the reads and writes needed for this lab. Keep consequential actions paused.</w:t>
+      <w:r>
+        <w:rPr>
+          <w:rFonts w:ascii="Consolas" w:hAnsi="Consolas"/>
+          <w:color w:val="0B3060"/>
+          <w:sz w:val="19"/>
+        </w:rPr>
+        <w:t>Naming the folder scopes the task; Claude does not need access to your whole Drive.</w:t>
       </w:r>
     </w:p>
     <w:p>
       <w:pPr>
-        <w:pStyle w:val="ListNumber"/>
-      </w:pPr>
-      <w:r>
-        <w:t>Open the generated files and compare them with `CHECKLIST.md`. Correct any mismatch in the output, then repeat the check.</w:t>
+        <w:spacing w:after="80"/>
+        <w:ind w:left="360"/>
+      </w:pPr>
+      <w:r>
+        <w:rPr>
+          <w:b/>
+        </w:rPr>
+        <w:t xml:space="preserve">6.  </w:t>
+      </w:r>
+      <w:r>
+        <w:t>Compare Claude's file summary against what you actually uploaded.</w:t>
       </w:r>
     </w:p>
     <w:p>
-      <w:pPr>
-        <w:pStyle w:val="ListNumber"/>
-      </w:pPr>
-      <w:r>
-        <w:t>Save the finished artifacts in `outputs/` and record the evidence used.</w:t>
+      <w:r>
+        <w:rPr>
+          <w:rFonts w:ascii="Consolas" w:hAnsi="Consolas"/>
+          <w:color w:val="0B3060"/>
+          <w:sz w:val="19"/>
+        </w:rPr>
+        <w:t>Confirm it found every file and read the right periods before you rely on it.</w:t>
       </w:r>
     </w:p>
     <w:p>
       <w:pPr>
-        <w:pStyle w:val="Heading3"/>
-      </w:pPr>
-      <w:r>
-        <w:t>Test it</w:t>
+        <w:spacing w:after="80"/>
+        <w:ind w:left="360"/>
+      </w:pPr>
+      <w:r>
+        <w:rPr>
+          <w:b/>
+        </w:rPr>
+        <w:t xml:space="preserve">7.  </w:t>
+      </w:r>
+      <w:r>
+        <w:t>Note any inconsistency Claude reports between the files.</w:t>
       </w:r>
     </w:p>
     <w:p>
       <w:r>
-        <w:t>The workbook contains six distinct recent items, six direct links that open, dates, concise summaries, and a completed Research Notes sheet.</w:t>
+        <w:rPr>
+          <w:rFonts w:ascii="Consolas" w:hAnsi="Consolas"/>
+          <w:color w:val="0B3060"/>
+          <w:sz w:val="19"/>
+        </w:rPr>
+        <w:t>The Q4 Advisory target deliberately disagrees between two files — a real check.</w:t>
       </w:r>
     </w:p>
     <w:p>
-      <w:pPr>
-        <w:pStyle w:val="Heading3"/>
-      </w:pPr>
-      <w:r>
-        <w:t>Troubleshooting</w:t>
+      <w:r>
+        <w:rPr>
+          <w:b/>
+          <w:color w:val="1F6FEB"/>
+          <w:sz w:val="22"/>
+        </w:rPr>
+        <w:t>Test it</w:t>
       </w:r>
     </w:p>
     <w:p>
-      <w:pPr>
-        <w:pStyle w:val="ListBullet"/>
-      </w:pPr>
-      <w:r>
-        <w:t>**Cowork selects the wrong file:** name the expected date format and require it to list candidates before choosing.</w:t>
+      <w:r>
+        <w:t>Claude lists all three Meridian Finance files with their periods, reports FY2026 revenue of S$24,850,000, and flags that the Q4 Advisory target disagrees between the two files — S$2,320,000 in the targets file against S$2,410,000 in the workbook. Nothing in Drive has been changed.</w:t>
       </w:r>
     </w:p>
     <w:p>
-      <w:pPr>
-        <w:pStyle w:val="ListBullet"/>
-      </w:pPr>
-      <w:r>
-        <w:t>**A workbook does not refresh:** open it in Excel, recalculate, and ask Cowork to inspect formulas and chart source ranges.</w:t>
+      <w:r>
+        <w:rPr>
+          <w:b/>
+          <w:color w:val="1F6FEB"/>
+        </w:rPr>
+        <w:t xml:space="preserve">Note: </w:t>
+      </w:r>
+      <w:r>
+        <w:rPr>
+          <w:sz w:val="20"/>
+        </w:rPr>
+        <w:t>Full commands and screenshots are in labs/lab-03-*.md. Use only the supplied mock data and your own test accounts. Never put real client, personal or confidential data into a training exercise, and send lab emails to yourself rather than to a real recipient.</w:t>
+      </w:r>
+    </w:p>
+    <w:p/>
+    <w:p>
+      <w:pPr>
+        <w:pStyle w:val="Heading2"/>
+      </w:pPr>
+      <w:r>
+        <w:t>Lab 4 — Refresh the Dashboard and Send the Summary</w:t>
       </w:r>
     </w:p>
     <w:p>
-      <w:pPr>
-        <w:pStyle w:val="ListBullet"/>
-      </w:pPr>
-      <w:r>
-        <w:t>**A claim has no source:** remove it or add a direct file, cell or URL reference.</w:t>
+      <w:r>
+        <w:t>Learning outcome: update the Live Artefact from connected data and deliver an approved summary by Gmail.</w:t>
       </w:r>
     </w:p>
     <w:p>
-      <w:pPr>
-        <w:pStyle w:val="Heading3"/>
-      </w:pPr>
-      <w:r>
-        <w:t>Challenge</w:t>
+      <w:r>
+        <w:t>Goal: Quarter end has arrived. You refresh the dashboard you built in Lab 2 using the data Claude now reads from Drive, then have it draft a quarterly summary email to the head of finance. You read the draft against the figures and approve it before a single message leaves your outbox.</w:t>
       </w:r>
     </w:p>
     <w:p>
       <w:r>
-        <w:t>Change the reporting period or audience and rerun the task without changing the skill's stable rules.</w:t>
+        <w:rPr>
+          <w:b/>
+          <w:color w:val="1F6FEB"/>
+          <w:sz w:val="22"/>
+        </w:rPr>
+        <w:t>What you'll build</w:t>
       </w:r>
     </w:p>
     <w:p>
-      <w:pPr>
-        <w:pStyle w:val="Heading3"/>
-      </w:pPr>
-      <w:r>
-        <w:t>Reflection</w:t>
+      <w:r>
+        <w:t>An updated dashboard plus an approved quarterly summary email sent to yourself.   (Tools: Claude Cowork, Live Artefacts, Google Drive connector, Gmail connector.)</w:t>
       </w:r>
     </w:p>
     <w:p>
       <w:r>
-        <w:t>Which part of this task should always remain a human review point?</w:t>
+        <w:rPr>
+          <w:b/>
+          <w:color w:val="1F6FEB"/>
+          <w:sz w:val="22"/>
+        </w:rPr>
+        <w:t>The prompt</w:t>
       </w:r>
     </w:p>
     <w:p>
-      <w:pPr>
-        <w:pStyle w:val="Heading1"/>
-      </w:pPr>
-      <w:r>
-        <w:t>Use Case 04 — Turn Finance Data into Slides</w:t>
+      <w:r>
+        <w:t>Copy the block below into Claude exactly as it is.</w:t>
+      </w:r>
+    </w:p>
+    <w:tbl>
+      <w:tblPr>
+        <w:tblStyle w:val="TableGrid"/>
+        <w:tblW w:type="auto" w:w="0"/>
+        <w:tblLook w:firstColumn="1" w:firstRow="1" w:lastColumn="0" w:lastRow="0" w:noHBand="0" w:noVBand="1" w:val="04A0"/>
+      </w:tblPr>
+      <w:tblGrid>
+        <w:gridCol w:w="8640"/>
+      </w:tblGrid>
+      <w:tr>
+        <w:tc>
+          <w:tcPr>
+            <w:tcW w:type="dxa" w:w="8640"/>
+            <w:shd w:val="clear" w:color="auto" w:fill="FBF3EF"/>
+          </w:tcPr>
+          <w:p>
+            <w:r/>
+            <w:r>
+              <w:rPr>
+                <w:b/>
+                <w:color w:val="D97757"/>
+                <w:sz w:val="17"/>
+              </w:rPr>
+              <w:t>PROMPT — copy into Claude</w:t>
+            </w:r>
+          </w:p>
+          <w:p>
+            <w:pPr>
+              <w:spacing w:after="0"/>
+            </w:pPr>
+            <w:r>
+              <w:rPr>
+                <w:rFonts w:ascii="Consolas" w:hAnsi="Consolas"/>
+                <w:color w:val="111827"/>
+                <w:sz w:val="19"/>
+              </w:rPr>
+              <w:t>Two tasks, in order.</w:t>
+            </w:r>
+          </w:p>
+          <w:p>
+            <w:pPr>
+              <w:spacing w:after="0"/>
+            </w:pPr>
+            <w:r>
+              <w:rPr>
+                <w:rFonts w:ascii="Consolas" w:hAnsi="Consolas"/>
+                <w:color w:val="111827"/>
+                <w:sz w:val="19"/>
+              </w:rPr>
+            </w:r>
+          </w:p>
+          <w:p>
+            <w:pPr>
+              <w:spacing w:after="0"/>
+            </w:pPr>
+            <w:r>
+              <w:rPr>
+                <w:rFonts w:ascii="Consolas" w:hAnsi="Consolas"/>
+                <w:color w:val="111827"/>
+                <w:sz w:val="19"/>
+              </w:rPr>
+              <w:t>1. Open my saved "Meridian Capital Partners — FY2026 Revenue"</w:t>
+            </w:r>
+          </w:p>
+          <w:p>
+            <w:pPr>
+              <w:spacing w:after="0"/>
+            </w:pPr>
+            <w:r>
+              <w:rPr>
+                <w:rFonts w:ascii="Consolas" w:hAnsi="Consolas"/>
+                <w:color w:val="111827"/>
+                <w:sz w:val="19"/>
+              </w:rPr>
+              <w:t xml:space="preserve">   dashboard and update it from the Meridian Finance folder in Google</w:t>
+            </w:r>
+          </w:p>
+          <w:p>
+            <w:pPr>
+              <w:spacing w:after="0"/>
+            </w:pPr>
+            <w:r>
+              <w:rPr>
+                <w:rFonts w:ascii="Consolas" w:hAnsi="Consolas"/>
+                <w:color w:val="111827"/>
+                <w:sz w:val="19"/>
+              </w:rPr>
+              <w:t xml:space="preserve">   Drive. Add a Q4 column to the desk breakdown and show each desk's</w:t>
+            </w:r>
+          </w:p>
+          <w:p>
+            <w:pPr>
+              <w:spacing w:after="0"/>
+            </w:pPr>
+            <w:r>
+              <w:rPr>
+                <w:rFonts w:ascii="Consolas" w:hAnsi="Consolas"/>
+                <w:color w:val="111827"/>
+                <w:sz w:val="19"/>
+              </w:rPr>
+              <w:t xml:space="preserve">   actual against its target.</w:t>
+            </w:r>
+          </w:p>
+          <w:p>
+            <w:pPr>
+              <w:spacing w:after="0"/>
+            </w:pPr>
+            <w:r>
+              <w:rPr>
+                <w:rFonts w:ascii="Consolas" w:hAnsi="Consolas"/>
+                <w:color w:val="111827"/>
+                <w:sz w:val="19"/>
+              </w:rPr>
+            </w:r>
+          </w:p>
+          <w:p>
+            <w:pPr>
+              <w:spacing w:after="0"/>
+            </w:pPr>
+            <w:r>
+              <w:rPr>
+                <w:rFonts w:ascii="Consolas" w:hAnsi="Consolas"/>
+                <w:color w:val="111827"/>
+                <w:sz w:val="19"/>
+              </w:rPr>
+              <w:t>2. Then draft an email to &lt;YOUR OWN ADDRESS&gt; with the subject</w:t>
+            </w:r>
+          </w:p>
+          <w:p>
+            <w:pPr>
+              <w:spacing w:after="0"/>
+            </w:pPr>
+            <w:r>
+              <w:rPr>
+                <w:rFonts w:ascii="Consolas" w:hAnsi="Consolas"/>
+                <w:color w:val="111827"/>
+                <w:sz w:val="19"/>
+              </w:rPr>
+              <w:t xml:space="preserve">   "Meridian FY2026 — Q4 revenue summary". In the body:</w:t>
+            </w:r>
+          </w:p>
+          <w:p>
+            <w:pPr>
+              <w:spacing w:after="0"/>
+            </w:pPr>
+            <w:r>
+              <w:rPr>
+                <w:rFonts w:ascii="Consolas" w:hAnsi="Consolas"/>
+                <w:color w:val="111827"/>
+                <w:sz w:val="19"/>
+              </w:rPr>
+              <w:t xml:space="preserve">   - Total FY2026 revenue and the Q4 figure.</w:t>
+            </w:r>
+          </w:p>
+          <w:p>
+            <w:pPr>
+              <w:spacing w:after="0"/>
+            </w:pPr>
+            <w:r>
+              <w:rPr>
+                <w:rFonts w:ascii="Consolas" w:hAnsi="Consolas"/>
+                <w:color w:val="111827"/>
+                <w:sz w:val="19"/>
+              </w:rPr>
+              <w:t xml:space="preserve">   - Each desk's Q4 actual against target, best and worst first.</w:t>
+            </w:r>
+          </w:p>
+          <w:p>
+            <w:pPr>
+              <w:spacing w:after="0"/>
+            </w:pPr>
+            <w:r>
+              <w:rPr>
+                <w:rFonts w:ascii="Consolas" w:hAnsi="Consolas"/>
+                <w:color w:val="111827"/>
+                <w:sz w:val="19"/>
+              </w:rPr>
+              <w:t xml:space="preserve">   - Two sentences explaining the largest variance.</w:t>
+            </w:r>
+          </w:p>
+          <w:p>
+            <w:pPr>
+              <w:spacing w:after="0"/>
+            </w:pPr>
+            <w:r>
+              <w:rPr>
+                <w:rFonts w:ascii="Consolas" w:hAnsi="Consolas"/>
+                <w:color w:val="111827"/>
+                <w:sz w:val="19"/>
+              </w:rPr>
+              <w:t xml:space="preserve">   - A closing line noting the Q4 Advisory target discrepancy.</w:t>
+            </w:r>
+          </w:p>
+          <w:p>
+            <w:pPr>
+              <w:spacing w:after="0"/>
+            </w:pPr>
+            <w:r>
+              <w:rPr>
+                <w:rFonts w:ascii="Consolas" w:hAnsi="Consolas"/>
+                <w:color w:val="111827"/>
+                <w:sz w:val="19"/>
+              </w:rPr>
+            </w:r>
+          </w:p>
+          <w:p>
+            <w:pPr>
+              <w:spacing w:after="0"/>
+            </w:pPr>
+            <w:r>
+              <w:rPr>
+                <w:rFonts w:ascii="Consolas" w:hAnsi="Consolas"/>
+                <w:color w:val="111827"/>
+                <w:sz w:val="19"/>
+              </w:rPr>
+              <w:t>Show me the draft. Do not send it until I approve it.</w:t>
+            </w:r>
+          </w:p>
+        </w:tc>
+      </w:tr>
+    </w:tbl>
+    <w:p/>
+    <w:p>
+      <w:r>
+        <w:rPr>
+          <w:b/>
+          <w:color w:val="1F6FEB"/>
+        </w:rPr>
+        <w:t xml:space="preserve">Note: </w:t>
+      </w:r>
+      <w:r>
+        <w:rPr>
+          <w:sz w:val="20"/>
+        </w:rPr>
+        <w:t>Replace &lt;YOUR OWN ADDRESS&gt; with your own email — never a real client's.</w:t>
       </w:r>
     </w:p>
     <w:p>
       <w:r>
-        <w:t>Scenario: Leaders receive a dense workbook. Ask Cowork to turn the numbers into a five-slide update. The result is clear charts, messages and next actions.</w:t>
+        <w:rPr>
+          <w:b/>
+          <w:color w:val="1F6FEB"/>
+          <w:sz w:val="22"/>
+        </w:rPr>
+        <w:t>Step-by-step</w:t>
       </w:r>
     </w:p>
     <w:p>
       <w:pPr>
-        <w:pStyle w:val="Heading2"/>
-      </w:pPr>
-      <w:r>
-        <w:t>What goes in</w:t>
+        <w:spacing w:after="80"/>
+        <w:ind w:left="360"/>
+      </w:pPr>
+      <w:r>
+        <w:rPr>
+          <w:b/>
+        </w:rPr>
+        <w:t xml:space="preserve">1.  </w:t>
+      </w:r>
+      <w:r>
+        <w:t>Reopen the dashboard you saved in Lab 2 from your sidebar.</w:t>
       </w:r>
     </w:p>
     <w:p>
-      <w:pPr>
-        <w:pStyle w:val="ListBullet"/>
-      </w:pPr>
-      <w:r>
-        <w:t>Quarterly workbook</w:t>
+      <w:r>
+        <w:rPr>
+          <w:rFonts w:ascii="Consolas" w:hAnsi="Consolas"/>
+          <w:color w:val="0B3060"/>
+          <w:sz w:val="19"/>
+        </w:rPr>
+        <w:t>You are extending the artefact you already built, not starting a new one.</w:t>
       </w:r>
     </w:p>
     <w:p>
       <w:pPr>
-        <w:pStyle w:val="ListBullet"/>
-      </w:pPr>
-      <w:r>
-        <w:t>Manager brief</w:t>
+        <w:spacing w:after="80"/>
+        <w:ind w:left="360"/>
+      </w:pPr>
+      <w:r>
+        <w:rPr>
+          <w:b/>
+        </w:rPr>
+        <w:t xml:space="preserve">2.  </w:t>
+      </w:r>
+      <w:r>
+        <w:t>Enable the Gmail connector from the plus menu, alongside Google Drive.</w:t>
       </w:r>
     </w:p>
     <w:p>
-      <w:pPr>
-        <w:pStyle w:val="ListBullet"/>
-      </w:pPr>
-      <w:r>
-        <w:t>Brand guide</w:t>
+      <w:r>
+        <w:rPr>
+          <w:rFonts w:ascii="Consolas" w:hAnsi="Consolas"/>
+          <w:color w:val="0B3060"/>
+          <w:sz w:val="19"/>
+        </w:rPr>
+        <w:t>Turn on only the connectors this task needs.</w:t>
       </w:r>
     </w:p>
     <w:p>
       <w:pPr>
-        <w:pStyle w:val="Heading2"/>
-      </w:pPr>
-      <w:r>
-        <w:t>What Cowork does</w:t>
+        <w:spacing w:after="80"/>
+        <w:ind w:left="360"/>
+      </w:pPr>
+      <w:r>
+        <w:rPr>
+          <w:b/>
+        </w:rPr>
+        <w:t xml:space="preserve">3.  </w:t>
+      </w:r>
+      <w:r>
+        <w:t>Paste the lab prompt, replacing the placeholder with your own email address.</w:t>
       </w:r>
     </w:p>
     <w:p>
-      <w:pPr>
-        <w:pStyle w:val="ListNumber"/>
-      </w:pPr>
-      <w:r>
-        <w:t>Read the brief</w:t>
+      <w:r>
+        <w:rPr>
+          <w:rFonts w:ascii="Consolas" w:hAnsi="Consolas"/>
+          <w:color w:val="0B3060"/>
+          <w:sz w:val="19"/>
+        </w:rPr>
+        <w:t>Class exercises always go to a test recipient — yourself.</w:t>
       </w:r>
     </w:p>
     <w:p>
       <w:pPr>
-        <w:pStyle w:val="ListNumber"/>
-      </w:pPr>
-      <w:r>
-        <w:t>Choose the story</w:t>
+        <w:spacing w:after="80"/>
+        <w:ind w:left="360"/>
+      </w:pPr>
+      <w:r>
+        <w:rPr>
+          <w:b/>
+        </w:rPr>
+        <w:t xml:space="preserve">4.  </w:t>
+      </w:r>
+      <w:r>
+        <w:t>Watch Claude refresh the dashboard from Drive and add the Q4 target comparison.</w:t>
       </w:r>
     </w:p>
     <w:p>
-      <w:pPr>
-        <w:pStyle w:val="ListNumber"/>
-      </w:pPr>
-      <w:r>
-        <w:t>Build editable slides</w:t>
+      <w:r>
+        <w:rPr>
+          <w:rFonts w:ascii="Consolas" w:hAnsi="Consolas"/>
+          <w:color w:val="0B3060"/>
+          <w:sz w:val="19"/>
+        </w:rPr>
+        <w:t>The data comes from the connector now; you are not attaching files by hand.</w:t>
       </w:r>
     </w:p>
     <w:p>
       <w:pPr>
-        <w:pStyle w:val="Heading2"/>
-      </w:pPr>
-      <w:r>
-        <w:t>Skills and tools</w:t>
+        <w:spacing w:after="80"/>
+        <w:ind w:left="360"/>
+      </w:pPr>
+      <w:r>
+        <w:rPr>
+          <w:b/>
+        </w:rPr>
+        <w:t xml:space="preserve">5.  </w:t>
+      </w:r>
+      <w:r>
+        <w:t>Check the refreshed dashboard: Q4 revenue should be S$6,980,000 across the four desks.</w:t>
       </w:r>
     </w:p>
     <w:p>
-      <w:pPr>
-        <w:pStyle w:val="ListBullet"/>
-      </w:pPr>
-      <w:r>
-        <w:t>Cowork files</w:t>
+      <w:r>
+        <w:rPr>
+          <w:rFonts w:ascii="Consolas" w:hAnsi="Consolas"/>
+          <w:color w:val="0B3060"/>
+          <w:sz w:val="19"/>
+        </w:rPr>
+        <w:t>Verify the artefact before you let it feed an email to your head of finance.</w:t>
       </w:r>
     </w:p>
     <w:p>
       <w:pPr>
-        <w:pStyle w:val="ListBullet"/>
-      </w:pPr>
-      <w:r>
-        <w:t>Spreadsheet skill</w:t>
+        <w:spacing w:after="80"/>
+        <w:ind w:left="360"/>
+      </w:pPr>
+      <w:r>
+        <w:rPr>
+          <w:b/>
+        </w:rPr>
+        <w:t xml:space="preserve">6.  </w:t>
+      </w:r>
+      <w:r>
+        <w:t>Read the drafted email in full and compare every figure against the dashboard.</w:t>
       </w:r>
     </w:p>
     <w:p>
-      <w:pPr>
-        <w:pStyle w:val="ListBullet"/>
-      </w:pPr>
-      <w:r>
-        <w:t>PowerPoint skill</w:t>
+      <w:r>
+        <w:rPr>
+          <w:rFonts w:ascii="Consolas" w:hAnsi="Consolas"/>
+          <w:color w:val="0B3060"/>
+          <w:sz w:val="19"/>
+        </w:rPr>
+        <w:t>Claude asks for explicit approval before sending — this is the moment to use it.</w:t>
       </w:r>
     </w:p>
     <w:p>
       <w:pPr>
-        <w:pStyle w:val="Heading2"/>
-      </w:pPr>
-      <w:r>
-        <w:t>Human check</w:t>
+        <w:spacing w:after="80"/>
+        <w:ind w:left="360"/>
+      </w:pPr>
+      <w:r>
+        <w:rPr>
+          <w:b/>
+        </w:rPr>
+        <w:t xml:space="preserve">7.  </w:t>
+      </w:r>
+      <w:r>
+        <w:t>Approve the send, then confirm the message arrived in your own inbox.</w:t>
       </w:r>
     </w:p>
     <w:p>
       <w:r>
-        <w:t>Five slides; Q3 revenue S$378k and net S$108.5k match Excel</w:t>
+        <w:rPr>
+          <w:rFonts w:ascii="Consolas" w:hAnsi="Consolas"/>
+          <w:color w:val="0B3060"/>
+          <w:sz w:val="19"/>
+        </w:rPr>
+        <w:t>Approve only once the figures match; if anything is wrong, ask for a correction first.</w:t>
       </w:r>
     </w:p>
     <w:p>
-      <w:pPr>
-        <w:pStyle w:val="Heading2"/>
-      </w:pPr>
-      <w:r>
-        <w:t>Lab 04 — step-by-step</w:t>
+      <w:r>
+        <w:rPr>
+          <w:b/>
+          <w:color w:val="1F6FEB"/>
+          <w:sz w:val="22"/>
+        </w:rPr>
+        <w:t>Test it</w:t>
       </w:r>
     </w:p>
     <w:p>
       <w:r>
-        <w:t>C1382 · Topic 2 · 55 minutes</w:t>
+        <w:t>The dashboard shows a Q4 column with actual against target per desk and Q4 revenue of S$6,980,000. The email arrives in your own inbox with the correct totals and a closing note about the Advisory target discrepancy.</w:t>
       </w:r>
     </w:p>
     <w:p>
-      <w:pPr>
-        <w:pStyle w:val="Heading3"/>
-      </w:pPr>
-      <w:r>
-        <w:t>Goal</w:t>
+      <w:r>
+        <w:rPr>
+          <w:b/>
+          <w:color w:val="1F6FEB"/>
+        </w:rPr>
+        <w:t xml:space="preserve">Note: </w:t>
+      </w:r>
+      <w:r>
+        <w:rPr>
+          <w:sz w:val="20"/>
+        </w:rPr>
+        <w:t>Full commands and screenshots are in labs/lab-04-*.md. Use only the supplied mock data and your own test accounts. Never put real client, personal or confidential data into a training exercise, and send lab emails to yourself rather than to a real recipient.</w:t>
+      </w:r>
+    </w:p>
+    <w:p/>
+    <w:p>
+      <w:pPr>
+        <w:pStyle w:val="Heading2"/>
+      </w:pPr>
+      <w:r>
+        <w:t>Lab 5 — Build a /daily-brief Skill</w:t>
       </w:r>
     </w:p>
     <w:p>
       <w:r>
-        <w:t>Transform a finance workbook and manager brief into a clear five-slide presentation.</w:t>
+        <w:t>Learning outcome: write an Agent Skill that runs a repeatable routine across your connected tools.</w:t>
       </w:r>
     </w:p>
     <w:p>
-      <w:pPr>
-        <w:pStyle w:val="Heading3"/>
-      </w:pPr>
-      <w:r>
-        <w:t>What you will build</w:t>
+      <w:r>
+        <w:t>Goal: Labs 3 and 4 showed what the connectors can do — but you had to describe the whole routine each time. Now you capture it once as an Agent Skill. Every morning you type one command and Claude checks Drive and Gmail and briefs you on where Meridian's reporting stands, in the same format every day.</w:t>
       </w:r>
     </w:p>
     <w:p>
       <w:r>
-        <w:t>A five-slide management update with KPI chart, variance story, cash outlook and actions.</w:t>
+        <w:rPr>
+          <w:b/>
+          <w:color w:val="1F6FEB"/>
+          <w:sz w:val="22"/>
+        </w:rPr>
+        <w:t>What you'll build</w:t>
       </w:r>
     </w:p>
     <w:p>
-      <w:pPr>
-        <w:pStyle w:val="Heading3"/>
-      </w:pPr>
-      <w:r>
-        <w:t>Prerequisites</w:t>
+      <w:r>
+        <w:t>A daily-brief Agent Skill you can run by name each morning.   (Tools: Claude Cowork, Agent Skills, Google Drive connector, Gmail connector.)</w:t>
       </w:r>
     </w:p>
     <w:p>
       <w:r>
-        <w:t>Open this lab folder as the Cowork project context. Read TOOLS.md, enable the named skill in skill/finance-deck-builder/SKILL.md, and use only the fictional files in mock-data/.</w:t>
+        <w:rPr>
+          <w:b/>
+          <w:color w:val="1F6FEB"/>
+          <w:sz w:val="22"/>
+        </w:rPr>
+        <w:t>The prompt</w:t>
       </w:r>
     </w:p>
     <w:p>
-      <w:pPr>
-        <w:pStyle w:val="Heading3"/>
-      </w:pPr>
-      <w:r>
-        <w:t>Steps</w:t>
+      <w:r>
+        <w:t>Copy the block below into Claude exactly as it is.</w:t>
+      </w:r>
+    </w:p>
+    <w:tbl>
+      <w:tblPr>
+        <w:tblStyle w:val="TableGrid"/>
+        <w:tblW w:type="auto" w:w="0"/>
+        <w:tblLook w:firstColumn="1" w:firstRow="1" w:lastColumn="0" w:lastRow="0" w:noHBand="0" w:noVBand="1" w:val="04A0"/>
+      </w:tblPr>
+      <w:tblGrid>
+        <w:gridCol w:w="8640"/>
+      </w:tblGrid>
+      <w:tr>
+        <w:tc>
+          <w:tcPr>
+            <w:tcW w:type="dxa" w:w="8640"/>
+            <w:shd w:val="clear" w:color="auto" w:fill="FBF3EF"/>
+          </w:tcPr>
+          <w:p>
+            <w:r/>
+            <w:r>
+              <w:rPr>
+                <w:b/>
+                <w:color w:val="D97757"/>
+                <w:sz w:val="17"/>
+              </w:rPr>
+              <w:t>PROMPT — copy into Claude</w:t>
+            </w:r>
+          </w:p>
+          <w:p>
+            <w:pPr>
+              <w:spacing w:after="0"/>
+            </w:pPr>
+            <w:r>
+              <w:rPr>
+                <w:rFonts w:ascii="Consolas" w:hAnsi="Consolas"/>
+                <w:color w:val="111827"/>
+                <w:sz w:val="19"/>
+              </w:rPr>
+              <w:t>I want to create an automation. I want this to be a daily briefing</w:t>
+            </w:r>
+          </w:p>
+          <w:p>
+            <w:pPr>
+              <w:spacing w:after="0"/>
+            </w:pPr>
+            <w:r>
+              <w:rPr>
+                <w:rFonts w:ascii="Consolas" w:hAnsi="Consolas"/>
+                <w:color w:val="111827"/>
+                <w:sz w:val="19"/>
+              </w:rPr>
+              <w:t>automation for my finance work at Meridian Capital Partners.</w:t>
+            </w:r>
+          </w:p>
+          <w:p>
+            <w:pPr>
+              <w:spacing w:after="0"/>
+            </w:pPr>
+            <w:r>
+              <w:rPr>
+                <w:rFonts w:ascii="Consolas" w:hAnsi="Consolas"/>
+                <w:color w:val="111827"/>
+                <w:sz w:val="19"/>
+              </w:rPr>
+            </w:r>
+          </w:p>
+          <w:p>
+            <w:pPr>
+              <w:spacing w:after="0"/>
+            </w:pPr>
+            <w:r>
+              <w:rPr>
+                <w:rFonts w:ascii="Consolas" w:hAnsi="Consolas"/>
+                <w:color w:val="111827"/>
+                <w:sz w:val="19"/>
+              </w:rPr>
+              <w:t>The goal: every morning when I come into Claude, I type /daily-brief</w:t>
+            </w:r>
+          </w:p>
+          <w:p>
+            <w:pPr>
+              <w:spacing w:after="0"/>
+            </w:pPr>
+            <w:r>
+              <w:rPr>
+                <w:rFonts w:ascii="Consolas" w:hAnsi="Consolas"/>
+                <w:color w:val="111827"/>
+                <w:sz w:val="19"/>
+              </w:rPr>
+              <w:t>and it runs the routine and catches me up on everything:</w:t>
+            </w:r>
+          </w:p>
+          <w:p>
+            <w:pPr>
+              <w:spacing w:after="0"/>
+            </w:pPr>
+            <w:r>
+              <w:rPr>
+                <w:rFonts w:ascii="Consolas" w:hAnsi="Consolas"/>
+                <w:color w:val="111827"/>
+                <w:sz w:val="19"/>
+              </w:rPr>
+            </w:r>
+          </w:p>
+          <w:p>
+            <w:pPr>
+              <w:spacing w:after="0"/>
+            </w:pPr>
+            <w:r>
+              <w:rPr>
+                <w:rFonts w:ascii="Consolas" w:hAnsi="Consolas"/>
+                <w:color w:val="111827"/>
+                <w:sz w:val="19"/>
+              </w:rPr>
+              <w:t>- What changed in the Meridian Finance folder on Google Drive since</w:t>
+            </w:r>
+          </w:p>
+          <w:p>
+            <w:pPr>
+              <w:spacing w:after="0"/>
+            </w:pPr>
+            <w:r>
+              <w:rPr>
+                <w:rFonts w:ascii="Consolas" w:hAnsi="Consolas"/>
+                <w:color w:val="111827"/>
+                <w:sz w:val="19"/>
+              </w:rPr>
+              <w:t xml:space="preserve">  yesterday?</w:t>
+            </w:r>
+          </w:p>
+          <w:p>
+            <w:pPr>
+              <w:spacing w:after="0"/>
+            </w:pPr>
+            <w:r>
+              <w:rPr>
+                <w:rFonts w:ascii="Consolas" w:hAnsi="Consolas"/>
+                <w:color w:val="111827"/>
+                <w:sz w:val="19"/>
+              </w:rPr>
+              <w:t>- Which desks are behind their quarterly target right now?</w:t>
+            </w:r>
+          </w:p>
+          <w:p>
+            <w:pPr>
+              <w:spacing w:after="0"/>
+            </w:pPr>
+            <w:r>
+              <w:rPr>
+                <w:rFonts w:ascii="Consolas" w:hAnsi="Consolas"/>
+                <w:color w:val="111827"/>
+                <w:sz w:val="19"/>
+              </w:rPr>
+              <w:t>- What finance emails do I need to respond to today?</w:t>
+            </w:r>
+          </w:p>
+          <w:p>
+            <w:pPr>
+              <w:spacing w:after="0"/>
+            </w:pPr>
+            <w:r>
+              <w:rPr>
+                <w:rFonts w:ascii="Consolas" w:hAnsi="Consolas"/>
+                <w:color w:val="111827"/>
+                <w:sz w:val="19"/>
+              </w:rPr>
+            </w:r>
+          </w:p>
+          <w:p>
+            <w:pPr>
+              <w:spacing w:after="0"/>
+            </w:pPr>
+            <w:r>
+              <w:rPr>
+                <w:rFonts w:ascii="Consolas" w:hAnsi="Consolas"/>
+                <w:color w:val="111827"/>
+                <w:sz w:val="19"/>
+              </w:rPr>
+              <w:t>I want fallbacks. If there is nothing in a section, say so plainly —</w:t>
+            </w:r>
+          </w:p>
+          <w:p>
+            <w:pPr>
+              <w:spacing w:after="0"/>
+            </w:pPr>
+            <w:r>
+              <w:rPr>
+                <w:rFonts w:ascii="Consolas" w:hAnsi="Consolas"/>
+                <w:color w:val="111827"/>
+                <w:sz w:val="19"/>
+              </w:rPr>
+              <w:t>"No new files since yesterday" — rather than padding it out.</w:t>
+            </w:r>
+          </w:p>
+          <w:p>
+            <w:pPr>
+              <w:spacing w:after="0"/>
+            </w:pPr>
+            <w:r>
+              <w:rPr>
+                <w:rFonts w:ascii="Consolas" w:hAnsi="Consolas"/>
+                <w:color w:val="111827"/>
+                <w:sz w:val="19"/>
+              </w:rPr>
+              <w:t>End with one line on what most needs my attention, or "Nothing</w:t>
+            </w:r>
+          </w:p>
+          <w:p>
+            <w:pPr>
+              <w:spacing w:after="0"/>
+            </w:pPr>
+            <w:r>
+              <w:rPr>
+                <w:rFonts w:ascii="Consolas" w:hAnsi="Consolas"/>
+                <w:color w:val="111827"/>
+                <w:sz w:val="19"/>
+              </w:rPr>
+              <w:t>urgent — have a good day" if there is nothing.</w:t>
+            </w:r>
+          </w:p>
+          <w:p>
+            <w:pPr>
+              <w:spacing w:after="0"/>
+            </w:pPr>
+            <w:r>
+              <w:rPr>
+                <w:rFonts w:ascii="Consolas" w:hAnsi="Consolas"/>
+                <w:color w:val="111827"/>
+                <w:sz w:val="19"/>
+              </w:rPr>
+            </w:r>
+          </w:p>
+          <w:p>
+            <w:pPr>
+              <w:spacing w:after="0"/>
+            </w:pPr>
+            <w:r>
+              <w:rPr>
+                <w:rFonts w:ascii="Consolas" w:hAnsi="Consolas"/>
+                <w:color w:val="111827"/>
+                <w:sz w:val="19"/>
+              </w:rPr>
+              <w:t>Keep all money in Singapore dollars with thousands separators.</w:t>
+            </w:r>
+          </w:p>
+          <w:p>
+            <w:pPr>
+              <w:spacing w:after="0"/>
+            </w:pPr>
+            <w:r>
+              <w:rPr>
+                <w:rFonts w:ascii="Consolas" w:hAnsi="Consolas"/>
+                <w:color w:val="111827"/>
+                <w:sz w:val="19"/>
+              </w:rPr>
+              <w:t>Draft only — never send an email as part of this routine.</w:t>
+            </w:r>
+          </w:p>
+          <w:p>
+            <w:pPr>
+              <w:spacing w:after="0"/>
+            </w:pPr>
+            <w:r>
+              <w:rPr>
+                <w:rFonts w:ascii="Consolas" w:hAnsi="Consolas"/>
+                <w:color w:val="111827"/>
+                <w:sz w:val="19"/>
+              </w:rPr>
+            </w:r>
+          </w:p>
+          <w:p>
+            <w:pPr>
+              <w:spacing w:after="0"/>
+            </w:pPr>
+            <w:r>
+              <w:rPr>
+                <w:rFonts w:ascii="Consolas" w:hAnsi="Consolas"/>
+                <w:color w:val="111827"/>
+                <w:sz w:val="19"/>
+              </w:rPr>
+              <w:t>Save this as a skill I can reuse, and show me the finished SKILL.md.</w:t>
+            </w:r>
+          </w:p>
+        </w:tc>
+      </w:tr>
+    </w:tbl>
+    <w:p/>
+    <w:p>
+      <w:r>
+        <w:rPr>
+          <w:b/>
+          <w:color w:val="1F6FEB"/>
+        </w:rPr>
+        <w:t xml:space="preserve">Note: </w:t>
+      </w:r>
+      <w:r>
+        <w:rPr>
+          <w:sz w:val="20"/>
+        </w:rPr>
+        <w:t>The description line is what tells Claude when to load the skill — keep it specific.</w:t>
       </w:r>
     </w:p>
     <w:p>
-      <w:pPr>
-        <w:pStyle w:val="ListNumber"/>
-      </w:pPr>
-      <w:r>
-        <w:t>Open `TOOLS.md` and confirm the available tools and access boundary.</w:t>
+      <w:r>
+        <w:rPr>
+          <w:b/>
+          <w:color w:val="1F6FEB"/>
+          <w:sz w:val="22"/>
+        </w:rPr>
+        <w:t>Step-by-step</w:t>
       </w:r>
     </w:p>
     <w:p>
       <w:pPr>
-        <w:pStyle w:val="ListNumber"/>
-      </w:pPr>
-      <w:r>
-        <w:t>Review the files in `mock-data/`; copy any file you will change into `working/`.</w:t>
+        <w:spacing w:after="80"/>
+        <w:ind w:left="360"/>
+      </w:pPr>
+      <w:r>
+        <w:rPr>
+          <w:b/>
+        </w:rPr>
+        <w:t xml:space="preserve">1.  </w:t>
+      </w:r>
+      <w:r>
+        <w:t>Make sure the Drive and Gmail connectors from Labs 3 and 4 are still enabled.</w:t>
       </w:r>
     </w:p>
     <w:p>
-      <w:pPr>
-        <w:pStyle w:val="ListNumber"/>
-      </w:pPr>
-      <w:r>
-        <w:t>Add or enable `skill/finance-deck-builder/SKILL.md` in the Cowork project.</w:t>
+      <w:r>
+        <w:rPr>
+          <w:rFonts w:ascii="Consolas" w:hAnsi="Consolas"/>
+          <w:color w:val="0B3060"/>
+          <w:sz w:val="19"/>
+        </w:rPr>
+        <w:t>The skill drives those connectors, so it can only work if they are on.</w:t>
       </w:r>
     </w:p>
     <w:p>
       <w:pPr>
-        <w:pStyle w:val="ListNumber"/>
-      </w:pPr>
-      <w:r>
-        <w:t>Open `prompts/prompt-04.txt`, paste the prompt into Cowork and review its proposed plan.</w:t>
+        <w:spacing w:after="80"/>
+        <w:ind w:left="360"/>
+      </w:pPr>
+      <w:r>
+        <w:rPr>
+          <w:b/>
+        </w:rPr>
+        <w:t xml:space="preserve">2.  </w:t>
+      </w:r>
+      <w:r>
+        <w:t>Paste the lab prompt into Cowork.</w:t>
       </w:r>
     </w:p>
     <w:p>
-      <w:pPr>
-        <w:pStyle w:val="ListNumber"/>
-      </w:pPr>
-      <w:r>
-        <w:t>Allow only the reads and writes needed for this lab. Keep consequential actions paused.</w:t>
+      <w:r>
+        <w:rPr>
+          <w:rFonts w:ascii="Consolas" w:hAnsi="Consolas"/>
+          <w:color w:val="0B3060"/>
+          <w:sz w:val="19"/>
+        </w:rPr>
+        <w:t>You are describing the routine once; Claude writes it into the skill structure.</w:t>
       </w:r>
     </w:p>
     <w:p>
       <w:pPr>
-        <w:pStyle w:val="ListNumber"/>
-      </w:pPr>
-      <w:r>
-        <w:t>Open the generated files and compare them with `CHECKLIST.md`. Correct any mismatch in the output, then repeat the check.</w:t>
+        <w:spacing w:after="80"/>
+        <w:ind w:left="360"/>
+      </w:pPr>
+      <w:r>
+        <w:rPr>
+          <w:b/>
+        </w:rPr>
+        <w:t xml:space="preserve">3.  </w:t>
+      </w:r>
+      <w:r>
+        <w:t>Read the SKILL.md Claude produces, starting with the description line.</w:t>
       </w:r>
     </w:p>
     <w:p>
-      <w:pPr>
-        <w:pStyle w:val="ListNumber"/>
-      </w:pPr>
-      <w:r>
-        <w:t>Save the finished artifacts in `outputs/` and record the evidence used.</w:t>
+      <w:r>
+        <w:rPr>
+          <w:rFonts w:ascii="Consolas" w:hAnsi="Consolas"/>
+          <w:color w:val="0B3060"/>
+          <w:sz w:val="19"/>
+        </w:rPr>
+        <w:t>The description is how Claude decides whether to load the skill for a future task.</w:t>
       </w:r>
     </w:p>
     <w:p>
       <w:pPr>
-        <w:pStyle w:val="Heading3"/>
-      </w:pPr>
-      <w:r>
-        <w:t>Test it</w:t>
+        <w:spacing w:after="80"/>
+        <w:ind w:left="360"/>
+      </w:pPr>
+      <w:r>
+        <w:rPr>
+          <w:b/>
+        </w:rPr>
+        <w:t xml:space="preserve">4.  </w:t>
+      </w:r>
+      <w:r>
+        <w:t>Check each of the three sections is there, with its fallback wording.</w:t>
       </w:r>
     </w:p>
     <w:p>
       <w:r>
-        <w:t>The deck has five slides, editable charts, correct Q3 revenue S$378,000, expense S$269,500, net S$108,500, and three actions from the manager brief.</w:t>
+        <w:rPr>
+          <w:rFonts w:ascii="Consolas" w:hAnsi="Consolas"/>
+          <w:color w:val="0B3060"/>
+          <w:sz w:val="19"/>
+        </w:rPr>
+        <w:t>The fallbacks are what stop the routine inventing filler on a quiet morning.</w:t>
       </w:r>
     </w:p>
     <w:p>
       <w:pPr>
-        <w:pStyle w:val="Heading3"/>
-      </w:pPr>
-      <w:r>
-        <w:t>Troubleshooting</w:t>
+        <w:spacing w:after="80"/>
+        <w:ind w:left="360"/>
+      </w:pPr>
+      <w:r>
+        <w:rPr>
+          <w:b/>
+        </w:rPr>
+        <w:t xml:space="preserve">5.  </w:t>
+      </w:r>
+      <w:r>
+        <w:t>Confirm the skill drafts only and never sends — ask for a correction if not.</w:t>
       </w:r>
     </w:p>
     <w:p>
-      <w:pPr>
-        <w:pStyle w:val="ListBullet"/>
-      </w:pPr>
-      <w:r>
-        <w:t>**Cowork selects the wrong file:** name the expected date format and require it to list candidates before choosing.</w:t>
+      <w:r>
+        <w:rPr>
+          <w:rFonts w:ascii="Consolas" w:hAnsi="Consolas"/>
+          <w:color w:val="0B3060"/>
+          <w:sz w:val="19"/>
+        </w:rPr>
+        <w:t>A routine that runs unattended must not be able to send mail on its own.</w:t>
       </w:r>
     </w:p>
     <w:p>
       <w:pPr>
-        <w:pStyle w:val="ListBullet"/>
-      </w:pPr>
-      <w:r>
-        <w:t>**A workbook does not refresh:** open it in Excel, recalculate, and ask Cowork to inspect formulas and chart source ranges.</w:t>
+        <w:spacing w:after="80"/>
+        <w:ind w:left="360"/>
+      </w:pPr>
+      <w:r>
+        <w:rPr>
+          <w:b/>
+        </w:rPr>
+        <w:t xml:space="preserve">6.  </w:t>
+      </w:r>
+      <w:r>
+        <w:t>Save the skill, then run it by name to see the briefing.</w:t>
       </w:r>
     </w:p>
     <w:p>
-      <w:pPr>
-        <w:pStyle w:val="ListBullet"/>
-      </w:pPr>
-      <w:r>
-        <w:t>**A claim has no source:** remove it or add a direct file, cell or URL reference.</w:t>
+      <w:r>
+        <w:rPr>
+          <w:rFonts w:ascii="Consolas" w:hAnsi="Consolas"/>
+          <w:color w:val="0B3060"/>
+          <w:sz w:val="19"/>
+        </w:rPr>
+        <w:t>This is the payoff: one command instead of re-describing the whole routine.</w:t>
       </w:r>
     </w:p>
     <w:p>
       <w:pPr>
-        <w:pStyle w:val="Heading3"/>
-      </w:pPr>
-      <w:r>
-        <w:t>Challenge</w:t>
+        <w:spacing w:after="80"/>
+        <w:ind w:left="360"/>
+      </w:pPr>
+      <w:r>
+        <w:rPr>
+          <w:b/>
+        </w:rPr>
+        <w:t xml:space="preserve">7.  </w:t>
+      </w:r>
+      <w:r>
+        <w:t>Run it a second time and confirm the format is identical.</w:t>
       </w:r>
     </w:p>
     <w:p>
       <w:r>
-        <w:t>Change the reporting period or audience and rerun the task without changing the skill's stable rules.</w:t>
+        <w:rPr>
+          <w:rFonts w:ascii="Consolas" w:hAnsi="Consolas"/>
+          <w:color w:val="0B3060"/>
+          <w:sz w:val="19"/>
+        </w:rPr>
+        <w:t>Consistency is the point of a skill — the same structure every single run.</w:t>
       </w:r>
     </w:p>
     <w:p>
-      <w:pPr>
-        <w:pStyle w:val="Heading3"/>
-      </w:pPr>
-      <w:r>
-        <w:t>Reflection</w:t>
+      <w:r>
+        <w:rPr>
+          <w:b/>
+          <w:color w:val="1F6FEB"/>
+          <w:sz w:val="22"/>
+        </w:rPr>
+        <w:t>Test it</w:t>
       </w:r>
     </w:p>
     <w:p>
       <w:r>
-        <w:t>Which part of this task should always remain a human review point?</w:t>
+        <w:t>Running the skill produces a briefing with all three sections — Drive changes, desks behind target, emails needing a reply — using the plain fallback wording where a section is empty, ending with a single attention line, with all money in SGD and no email sent.</w:t>
       </w:r>
     </w:p>
     <w:p>
+      <w:r>
+        <w:rPr>
+          <w:b/>
+          <w:color w:val="1F6FEB"/>
+        </w:rPr>
+        <w:t xml:space="preserve">Note: </w:t>
+      </w:r>
+      <w:r>
+        <w:rPr>
+          <w:sz w:val="20"/>
+        </w:rPr>
+        <w:t>Full commands and screenshots are in labs/lab-05-*.md. Use only the supplied mock data and your own test accounts. Never put real client, personal or confidential data into a training exercise, and send lab emails to yourself rather than to a real recipient.</w:t>
+      </w:r>
+    </w:p>
+    <w:p/>
+    <w:p>
       <w:pPr>
         <w:pStyle w:val="Heading1"/>
       </w:pPr>
       <w:r>
-        <w:t>Use Case 05 — Build an AP Tracker from Invoices</w:t>
+        <w:t>Topic 03 — Claude Projects</w:t>
       </w:r>
     </w:p>
     <w:p>
       <w:r>
-        <w:t>Scenario: Invoice details are copied one file at a time. Ask Cowork to extract five invoices and flag anything uncertain. The result is a tidy ap tracker ready for review.</w:t>
+        <w:t>Bringing it together · project knowledge · reusable workspace for the team</w:t>
       </w:r>
     </w:p>
     <w:p>
-      <w:pPr>
-        <w:pStyle w:val="Heading2"/>
-      </w:pPr>
-      <w:r>
-        <w:t>What goes in</w:t>
+      <w:r>
+        <w:rPr>
+          <w:b/>
+          <w:color w:val="1F6FEB"/>
+          <w:sz w:val="22"/>
+        </w:rPr>
+        <w:t>Key concepts</w:t>
       </w:r>
     </w:p>
     <w:p>
@@ -1464,7 +3596,7 @@
         <w:pStyle w:val="ListBullet"/>
       </w:pPr>
       <w:r>
-        <w:t>Five mock invoice PDFs</w:t>
+        <w:t>A Claude ProjectA dedicated place for ongoing work, where context builds over time instead of resetting each chat.</w:t>
       </w:r>
     </w:p>
     <w:p>
@@ -1472,7 +3604,7 @@
         <w:pStyle w:val="ListBullet"/>
       </w:pPr>
       <w:r>
-        <w:t>AP tracker template</w:t>
+        <w:t>Backed by a folderIn Cowork the files and instructions live in a real folder on your computer — you can still open them yourself.</w:t>
       </w:r>
     </w:p>
     <w:p>
@@ -1480,292 +3612,694 @@
         <w:pStyle w:val="ListBullet"/>
       </w:pPr>
       <w:r>
-        <w:t>Review rules</w:t>
+        <w:t>Three ways to startStart from scratch, import a project you made in Chat, or point Claude at a folder you already work from.</w:t>
       </w:r>
     </w:p>
     <w:p>
       <w:pPr>
-        <w:pStyle w:val="Heading2"/>
-      </w:pPr>
-      <w:r>
-        <w:t>What Cowork does</w:t>
+        <w:pStyle w:val="ListBullet"/>
+      </w:pPr>
+      <w:r>
+        <w:t>Project instructionsStanding rules for this body of work — house style, SGD formatting, check before sending.</w:t>
       </w:r>
     </w:p>
     <w:p>
       <w:pPr>
-        <w:pStyle w:val="ListNumber"/>
-      </w:pPr>
-      <w:r>
-        <w:t>Read invoices</w:t>
+        <w:pStyle w:val="ListBullet"/>
+      </w:pPr>
+      <w:r>
+        <w:t>Everything in one placeThe finance data, the brand rules, your daily-brief skill and the dashboard, together.</w:t>
       </w:r>
     </w:p>
     <w:p>
       <w:pPr>
-        <w:pStyle w:val="ListNumber"/>
-      </w:pPr>
-      <w:r>
-        <w:t>Extract fields</w:t>
+        <w:pStyle w:val="ListBullet"/>
+      </w:pPr>
+      <w:r>
+        <w:t>Share the folderA colleague opens the same project and inherits the data, rules and tools you set up.</w:t>
       </w:r>
     </w:p>
     <w:p>
       <w:pPr>
-        <w:pStyle w:val="ListNumber"/>
-      </w:pPr>
-      <w:r>
-        <w:t>Flag exceptions</w:t>
+        <w:pStyle w:val="Heading2"/>
+      </w:pPr>
+      <w:r>
+        <w:t>Lab 6 — Build the Meridian Claude Project</w:t>
       </w:r>
     </w:p>
     <w:p>
-      <w:pPr>
-        <w:pStyle w:val="Heading2"/>
-      </w:pPr>
-      <w:r>
-        <w:t>Skills and tools</w:t>
+      <w:r>
+        <w:t>Learning outcome: assemble the data, instructions, skill and dashboard into one reusable Project.</w:t>
       </w:r>
     </w:p>
     <w:p>
-      <w:pPr>
-        <w:pStyle w:val="ListBullet"/>
-      </w:pPr>
-      <w:r>
-        <w:t>Document reading</w:t>
+      <w:r>
+        <w:t>Goal: Everything you have built so far lives in separate places — a dashboard in your sidebar, files in Drive, a skill, and rules you have been restating by hand. In this final lab you gather them into one Cowork Project: a dedicated folder on your computer where context builds over time, and which a colleague can open and be immediately productive in.</w:t>
       </w:r>
     </w:p>
     <w:p>
-      <w:pPr>
-        <w:pStyle w:val="ListBullet"/>
-      </w:pPr>
-      <w:r>
-        <w:t>PDF skill</w:t>
+      <w:r>
+        <w:rPr>
+          <w:b/>
+          <w:color w:val="1F6FEB"/>
+          <w:sz w:val="22"/>
+        </w:rPr>
+        <w:t>What you'll build</w:t>
       </w:r>
     </w:p>
     <w:p>
-      <w:pPr>
-        <w:pStyle w:val="ListBullet"/>
-      </w:pPr>
-      <w:r>
-        <w:t>Spreadsheet skill</w:t>
+      <w:r>
+        <w:t>A Meridian Finance Reporting project holding the data, instructions, skill and dashboard.   (Tools: Claude Cowork, Projects, Agent Skills, Live Artefacts, Google Drive connector.)</w:t>
       </w:r>
     </w:p>
     <w:p>
-      <w:pPr>
-        <w:pStyle w:val="Heading2"/>
-      </w:pPr>
-      <w:r>
-        <w:t>Human check</w:t>
+      <w:r>
+        <w:rPr>
+          <w:b/>
+          <w:color w:val="1F6FEB"/>
+          <w:sz w:val="22"/>
+        </w:rPr>
+        <w:t>The prompt</w:t>
       </w:r>
     </w:p>
     <w:p>
       <w:r>
-        <w:t>Five rows; duplicate INV-204 and missing PO are visible</w:t>
+        <w:t>Copy the block below into Claude exactly as it is.</w:t>
+      </w:r>
+    </w:p>
+    <w:tbl>
+      <w:tblPr>
+        <w:tblStyle w:val="TableGrid"/>
+        <w:tblW w:type="auto" w:w="0"/>
+        <w:tblLook w:firstColumn="1" w:firstRow="1" w:lastColumn="0" w:lastRow="0" w:noHBand="0" w:noVBand="1" w:val="04A0"/>
+      </w:tblPr>
+      <w:tblGrid>
+        <w:gridCol w:w="8640"/>
+      </w:tblGrid>
+      <w:tr>
+        <w:tc>
+          <w:tcPr>
+            <w:tcW w:type="dxa" w:w="8640"/>
+            <w:shd w:val="clear" w:color="auto" w:fill="FBF3EF"/>
+          </w:tcPr>
+          <w:p>
+            <w:r/>
+            <w:r>
+              <w:rPr>
+                <w:b/>
+                <w:color w:val="D97757"/>
+                <w:sz w:val="17"/>
+              </w:rPr>
+              <w:t>PROMPT — copy into Claude</w:t>
+            </w:r>
+          </w:p>
+          <w:p>
+            <w:pPr>
+              <w:spacing w:after="0"/>
+            </w:pPr>
+            <w:r>
+              <w:rPr>
+                <w:rFonts w:ascii="Consolas" w:hAnsi="Consolas"/>
+                <w:color w:val="111827"/>
+                <w:sz w:val="19"/>
+              </w:rPr>
+              <w:t>This project is Meridian Finance Reporting. Write the project</w:t>
+            </w:r>
+          </w:p>
+          <w:p>
+            <w:pPr>
+              <w:spacing w:after="0"/>
+            </w:pPr>
+            <w:r>
+              <w:rPr>
+                <w:rFonts w:ascii="Consolas" w:hAnsi="Consolas"/>
+                <w:color w:val="111827"/>
+                <w:sz w:val="19"/>
+              </w:rPr>
+              <w:t>instructions that should apply to every task I run in here:</w:t>
+            </w:r>
+          </w:p>
+          <w:p>
+            <w:pPr>
+              <w:spacing w:after="0"/>
+            </w:pPr>
+            <w:r>
+              <w:rPr>
+                <w:rFonts w:ascii="Consolas" w:hAnsi="Consolas"/>
+                <w:color w:val="111827"/>
+                <w:sz w:val="19"/>
+              </w:rPr>
+            </w:r>
+          </w:p>
+          <w:p>
+            <w:pPr>
+              <w:spacing w:after="0"/>
+            </w:pPr>
+            <w:r>
+              <w:rPr>
+                <w:rFonts w:ascii="Consolas" w:hAnsi="Consolas"/>
+                <w:color w:val="111827"/>
+                <w:sz w:val="19"/>
+              </w:rPr>
+              <w:t>- We are the finance team at Meridian Capital Partners Pte Ltd.</w:t>
+            </w:r>
+          </w:p>
+          <w:p>
+            <w:pPr>
+              <w:spacing w:after="0"/>
+            </w:pPr>
+            <w:r>
+              <w:rPr>
+                <w:rFonts w:ascii="Consolas" w:hAnsi="Consolas"/>
+                <w:color w:val="111827"/>
+                <w:sz w:val="19"/>
+              </w:rPr>
+              <w:t xml:space="preserve">  Our four revenue desks are Advisory, Asset Management, Private</w:t>
+            </w:r>
+          </w:p>
+          <w:p>
+            <w:pPr>
+              <w:spacing w:after="0"/>
+            </w:pPr>
+            <w:r>
+              <w:rPr>
+                <w:rFonts w:ascii="Consolas" w:hAnsi="Consolas"/>
+                <w:color w:val="111827"/>
+                <w:sz w:val="19"/>
+              </w:rPr>
+              <w:t xml:space="preserve">  Credit and Corporate Finance.</w:t>
+            </w:r>
+          </w:p>
+          <w:p>
+            <w:pPr>
+              <w:spacing w:after="0"/>
+            </w:pPr>
+            <w:r>
+              <w:rPr>
+                <w:rFonts w:ascii="Consolas" w:hAnsi="Consolas"/>
+                <w:color w:val="111827"/>
+                <w:sz w:val="19"/>
+              </w:rPr>
+              <w:t>- All money in Singapore dollars, thousands separators, no decimals.</w:t>
+            </w:r>
+          </w:p>
+          <w:p>
+            <w:pPr>
+              <w:spacing w:after="0"/>
+            </w:pPr>
+            <w:r>
+              <w:rPr>
+                <w:rFonts w:ascii="Consolas" w:hAnsi="Consolas"/>
+                <w:color w:val="111827"/>
+                <w:sz w:val="19"/>
+              </w:rPr>
+              <w:t>- Variances show both the absolute figure and the percentage.</w:t>
+            </w:r>
+          </w:p>
+          <w:p>
+            <w:pPr>
+              <w:spacing w:after="0"/>
+            </w:pPr>
+            <w:r>
+              <w:rPr>
+                <w:rFonts w:ascii="Consolas" w:hAnsi="Consolas"/>
+                <w:color w:val="111827"/>
+                <w:sz w:val="19"/>
+              </w:rPr>
+              <w:t>- Every report carries the title "Meridian Capital Partners" and</w:t>
+            </w:r>
+          </w:p>
+          <w:p>
+            <w:pPr>
+              <w:spacing w:after="0"/>
+            </w:pPr>
+            <w:r>
+              <w:rPr>
+                <w:rFonts w:ascii="Consolas" w:hAnsi="Consolas"/>
+                <w:color w:val="111827"/>
+                <w:sz w:val="19"/>
+              </w:rPr>
+              <w:t xml:space="preserve">  the reporting period, and the footer "internal use only".</w:t>
+            </w:r>
+          </w:p>
+          <w:p>
+            <w:pPr>
+              <w:spacing w:after="0"/>
+            </w:pPr>
+            <w:r>
+              <w:rPr>
+                <w:rFonts w:ascii="Consolas" w:hAnsi="Consolas"/>
+                <w:color w:val="111827"/>
+                <w:sz w:val="19"/>
+              </w:rPr>
+              <w:t>- Headings in a serif font, body text in a clean sans-serif.</w:t>
+            </w:r>
+          </w:p>
+          <w:p>
+            <w:pPr>
+              <w:spacing w:after="0"/>
+            </w:pPr>
+            <w:r>
+              <w:rPr>
+                <w:rFonts w:ascii="Consolas" w:hAnsi="Consolas"/>
+                <w:color w:val="111827"/>
+                <w:sz w:val="19"/>
+              </w:rPr>
+              <w:t>- Tone: factual and concise. No marketing language.</w:t>
+            </w:r>
+          </w:p>
+          <w:p>
+            <w:pPr>
+              <w:spacing w:after="0"/>
+            </w:pPr>
+            <w:r>
+              <w:rPr>
+                <w:rFonts w:ascii="Consolas" w:hAnsi="Consolas"/>
+                <w:color w:val="111827"/>
+                <w:sz w:val="19"/>
+              </w:rPr>
+              <w:t>- Always show me a draft before sending anything. Never send email</w:t>
+            </w:r>
+          </w:p>
+          <w:p>
+            <w:pPr>
+              <w:spacing w:after="0"/>
+            </w:pPr>
+            <w:r>
+              <w:rPr>
+                <w:rFonts w:ascii="Consolas" w:hAnsi="Consolas"/>
+                <w:color w:val="111827"/>
+                <w:sz w:val="19"/>
+              </w:rPr>
+              <w:t xml:space="preserve">  without my explicit approval.</w:t>
+            </w:r>
+          </w:p>
+          <w:p>
+            <w:pPr>
+              <w:spacing w:after="0"/>
+            </w:pPr>
+            <w:r>
+              <w:rPr>
+                <w:rFonts w:ascii="Consolas" w:hAnsi="Consolas"/>
+                <w:color w:val="111827"/>
+                <w:sz w:val="19"/>
+              </w:rPr>
+              <w:t>- The finance data in this project folder is the source of truth.</w:t>
+            </w:r>
+          </w:p>
+          <w:p>
+            <w:pPr>
+              <w:spacing w:after="0"/>
+            </w:pPr>
+            <w:r>
+              <w:rPr>
+                <w:rFonts w:ascii="Consolas" w:hAnsi="Consolas"/>
+                <w:color w:val="111827"/>
+                <w:sz w:val="19"/>
+              </w:rPr>
+            </w:r>
+          </w:p>
+          <w:p>
+            <w:pPr>
+              <w:spacing w:after="0"/>
+            </w:pPr>
+            <w:r>
+              <w:rPr>
+                <w:rFonts w:ascii="Consolas" w:hAnsi="Consolas"/>
+                <w:color w:val="111827"/>
+                <w:sz w:val="19"/>
+              </w:rPr>
+              <w:t>Write these as clear project instructions, then confirm what you</w:t>
+            </w:r>
+          </w:p>
+          <w:p>
+            <w:pPr>
+              <w:spacing w:after="0"/>
+            </w:pPr>
+            <w:r>
+              <w:rPr>
+                <w:rFonts w:ascii="Consolas" w:hAnsi="Consolas"/>
+                <w:color w:val="111827"/>
+                <w:sz w:val="19"/>
+              </w:rPr>
+              <w:t>will now do differently in every chat in this project.</w:t>
+            </w:r>
+          </w:p>
+        </w:tc>
+      </w:tr>
+    </w:tbl>
+    <w:p/>
+    <w:p>
+      <w:r>
+        <w:rPr>
+          <w:b/>
+          <w:color w:val="1F6FEB"/>
+        </w:rPr>
+        <w:t xml:space="preserve">Note: </w:t>
+      </w:r>
+      <w:r>
+        <w:rPr>
+          <w:sz w:val="20"/>
+        </w:rPr>
+        <w:t>Project instructions apply to every chat in the project — you stop restating them.</w:t>
       </w:r>
     </w:p>
     <w:p>
-      <w:pPr>
-        <w:pStyle w:val="Heading2"/>
-      </w:pPr>
-      <w:r>
-        <w:t>Lab 05 — step-by-step</w:t>
+      <w:r>
+        <w:rPr>
+          <w:b/>
+          <w:color w:val="1F6FEB"/>
+          <w:sz w:val="22"/>
+        </w:rPr>
+        <w:t>Step-by-step</w:t>
       </w:r>
     </w:p>
     <w:p>
-      <w:r>
-        <w:t>C1382 · Topic 3 · 45 minutes</w:t>
+      <w:pPr>
+        <w:spacing w:after="80"/>
+        <w:ind w:left="360"/>
+      </w:pPr>
+      <w:r>
+        <w:rPr>
+          <w:b/>
+        </w:rPr>
+        <w:t xml:space="preserve">1.  </w:t>
+      </w:r>
+      <w:r>
+        <w:t>In Cowork, choose New project, then Start from scratch.</w:t>
       </w:r>
     </w:p>
     <w:p>
-      <w:pPr>
-        <w:pStyle w:val="Heading3"/>
-      </w:pPr>
-      <w:r>
-        <w:t>Goal</w:t>
+      <w:r>
+        <w:rPr>
+          <w:rFonts w:ascii="Consolas" w:hAnsi="Consolas"/>
+          <w:color w:val="0B3060"/>
+          <w:sz w:val="19"/>
+        </w:rPr>
+        <w:t>The other two routes on that screen are Import a project (bring one over from Chat) and Use an existing folder (point Claude at a folder you already work from).</w:t>
       </w:r>
     </w:p>
     <w:p>
-      <w:r>
-        <w:t>Read a folder of mock invoices and create a tidy accounts-payable tracker.</w:t>
+      <w:pPr>
+        <w:spacing w:after="80"/>
+        <w:ind w:left="360"/>
+      </w:pPr>
+      <w:r>
+        <w:rPr>
+          <w:b/>
+        </w:rPr>
+        <w:t xml:space="preserve">2.  </w:t>
+      </w:r>
+      <w:r>
+        <w:t>In the Start a new project dialog, type the Name: Meridian Finance Reporting.</w:t>
       </w:r>
     </w:p>
     <w:p>
-      <w:pPr>
-        <w:pStyle w:val="Heading3"/>
-      </w:pPr>
-      <w:r>
-        <w:t>What you will build</w:t>
+      <w:r>
+        <w:rPr>
+          <w:rFonts w:ascii="Consolas" w:hAnsi="Consolas"/>
+          <w:color w:val="0B3060"/>
+          <w:sz w:val="19"/>
+        </w:rPr>
+        <w:t>The dialog has four fields — Name, Instructions, Add files and Choose project location.</w:t>
       </w:r>
     </w:p>
     <w:p>
-      <w:r>
-        <w:t>An AP-tracker.xlsx with invoice number, supplier, date, due date, amount, currency and review status.</w:t>
+      <w:pPr>
+        <w:spacing w:after="80"/>
+        <w:ind w:left="360"/>
+      </w:pPr>
+      <w:r>
+        <w:rPr>
+          <w:b/>
+        </w:rPr>
+        <w:t xml:space="preserve">3.  </w:t>
+      </w:r>
+      <w:r>
+        <w:t>Paste the lab prompt's rules into the Instructions box.</w:t>
       </w:r>
     </w:p>
     <w:p>
-      <w:pPr>
-        <w:pStyle w:val="Heading3"/>
-      </w:pPr>
-      <w:r>
-        <w:t>Prerequisites</w:t>
+      <w:r>
+        <w:rPr>
+          <w:rFonts w:ascii="Consolas" w:hAnsi="Consolas"/>
+          <w:color w:val="0B3060"/>
+          <w:sz w:val="19"/>
+        </w:rPr>
+        <w:t>These are the standing rules — house style, SGD formatting and the approval habit — applied to every chat in the project.</w:t>
       </w:r>
     </w:p>
     <w:p>
-      <w:r>
-        <w:t>Open this lab folder as the Cowork project context. Read TOOLS.md, enable the named skill in skill/invoice-to-ap-tracker/SKILL.md, and use only the fictional files in mock-data/.</w:t>
+      <w:pPr>
+        <w:spacing w:after="80"/>
+        <w:ind w:left="360"/>
+      </w:pPr>
+      <w:r>
+        <w:rPr>
+          <w:b/>
+        </w:rPr>
+        <w:t xml:space="preserve">4.  </w:t>
+      </w:r>
+      <w:r>
+        <w:t>Under Add files, drop in the Meridian finance data and the brand guidelines.</w:t>
       </w:r>
     </w:p>
     <w:p>
-      <w:pPr>
-        <w:pStyle w:val="Heading3"/>
-      </w:pPr>
-      <w:r>
-        <w:t>Steps</w:t>
+      <w:r>
+        <w:rPr>
+          <w:rFonts w:ascii="Consolas" w:hAnsi="Consolas"/>
+          <w:color w:val="0B3060"/>
+          <w:sz w:val="19"/>
+        </w:rPr>
+        <w:t>Adding them once means no chat in this project has to re-attach them.</w:t>
       </w:r>
     </w:p>
     <w:p>
       <w:pPr>
-        <w:pStyle w:val="ListNumber"/>
-      </w:pPr>
-      <w:r>
-        <w:t>Open `TOOLS.md` and confirm the available tools and access boundary.</w:t>
+        <w:spacing w:after="80"/>
+        <w:ind w:left="360"/>
+      </w:pPr>
+      <w:r>
+        <w:rPr>
+          <w:b/>
+        </w:rPr>
+        <w:t xml:space="preserve">5.  </w:t>
+      </w:r>
+      <w:r>
+        <w:t>Set Choose project location to where you want the folder to live, then click Create.</w:t>
       </w:r>
     </w:p>
     <w:p>
-      <w:pPr>
-        <w:pStyle w:val="ListNumber"/>
-      </w:pPr>
-      <w:r>
-        <w:t>Review the files in `mock-data/`; copy any file you will change into `working/`.</w:t>
+      <w:r>
+        <w:rPr>
+          <w:rFonts w:ascii="Consolas" w:hAnsi="Consolas"/>
+          <w:color w:val="0B3060"/>
+          <w:sz w:val="19"/>
+        </w:rPr>
+        <w:t>A Cowork project is backed by a real folder on your computer — you can open the files yourself at any time.</w:t>
       </w:r>
     </w:p>
     <w:p>
       <w:pPr>
-        <w:pStyle w:val="ListNumber"/>
-      </w:pPr>
-      <w:r>
-        <w:t>Add or enable `skill/invoice-to-ap-tracker/SKILL.md` in the Cowork project.</w:t>
+        <w:spacing w:after="80"/>
+        <w:ind w:left="360"/>
+      </w:pPr>
+      <w:r>
+        <w:rPr>
+          <w:b/>
+        </w:rPr>
+        <w:t xml:space="preserve">6.  </w:t>
+      </w:r>
+      <w:r>
+        <w:t>Add the daily-brief skill from Lab 5 to the project.</w:t>
       </w:r>
     </w:p>
     <w:p>
-      <w:pPr>
-        <w:pStyle w:val="ListNumber"/>
-      </w:pPr>
-      <w:r>
-        <w:t>Open `prompts/prompt-05.txt`, paste the prompt into Cowork and review its proposed plan.</w:t>
+      <w:r>
+        <w:rPr>
+          <w:rFonts w:ascii="Consolas" w:hAnsi="Consolas"/>
+          <w:color w:val="0B3060"/>
+          <w:sz w:val="19"/>
+        </w:rPr>
+        <w:t>The routine now travels with the project, so anyone working in it can run it.</w:t>
       </w:r>
     </w:p>
     <w:p>
       <w:pPr>
-        <w:pStyle w:val="ListNumber"/>
-      </w:pPr>
-      <w:r>
-        <w:t>Allow only the reads and writes needed for this lab. Keep consequential actions paused.</w:t>
+        <w:spacing w:after="80"/>
+        <w:ind w:left="360"/>
+      </w:pPr>
+      <w:r>
+        <w:rPr>
+          <w:b/>
+        </w:rPr>
+        <w:t xml:space="preserve">7.  </w:t>
+      </w:r>
+      <w:r>
+        <w:t>Open the project folder on your computer and confirm the files are really there.</w:t>
       </w:r>
     </w:p>
     <w:p>
-      <w:pPr>
-        <w:pStyle w:val="ListNumber"/>
-      </w:pPr>
-      <w:r>
-        <w:t>Open the generated files and compare them with `CHECKLIST.md`. Correct any mismatch in the output, then repeat the check.</w:t>
+      <w:r>
+        <w:rPr>
+          <w:rFonts w:ascii="Consolas" w:hAnsi="Consolas"/>
+          <w:color w:val="0B3060"/>
+          <w:sz w:val="19"/>
+        </w:rPr>
+        <w:t>This is what distinguishes a Cowork project — the instructions and files are a folder you own, not something locked inside the app.</w:t>
       </w:r>
     </w:p>
     <w:p>
       <w:pPr>
-        <w:pStyle w:val="ListNumber"/>
-      </w:pPr>
-      <w:r>
-        <w:t>Save the finished artifacts in `outputs/` and record the evidence used.</w:t>
+        <w:spacing w:after="80"/>
+        <w:ind w:left="360"/>
+      </w:pPr>
+      <w:r>
+        <w:rPr>
+          <w:b/>
+        </w:rPr>
+        <w:t xml:space="preserve">8.  </w:t>
+      </w:r>
+      <w:r>
+        <w:t>Save the FY2026 dashboard into the project so it sits with the data it reports on.</w:t>
       </w:r>
     </w:p>
     <w:p>
-      <w:pPr>
-        <w:pStyle w:val="Heading3"/>
-      </w:pPr>
-      <w:r>
-        <w:t>Test it</w:t>
+      <w:r>
+        <w:rPr>
+          <w:rFonts w:ascii="Consolas" w:hAnsi="Consolas"/>
+          <w:color w:val="0B3060"/>
+          <w:sz w:val="19"/>
+        </w:rPr>
+        <w:t>The artefact, its data and its rules finally live in one place.</w:t>
       </w:r>
     </w:p>
     <w:p>
-      <w:r>
-        <w:t>The tracker contains five invoice rows, flags duplicate INV-204, marks one missing purchase order for review, and reconciles each invoice total.</w:t>
+      <w:pPr>
+        <w:spacing w:after="80"/>
+        <w:ind w:left="360"/>
+      </w:pPr>
+      <w:r>
+        <w:rPr>
+          <w:b/>
+        </w:rPr>
+        <w:t xml:space="preserve">9.  </w:t>
+      </w:r>
+      <w:r>
+        <w:t>Start a fresh chat in the project and ask for a one-paragraph Q4 summary.</w:t>
       </w:r>
     </w:p>
     <w:p>
-      <w:pPr>
-        <w:pStyle w:val="Heading3"/>
-      </w:pPr>
-      <w:r>
-        <w:t>Troubleshooting</w:t>
+      <w:r>
+        <w:rPr>
+          <w:rFonts w:ascii="Consolas" w:hAnsi="Consolas"/>
+          <w:color w:val="0B3060"/>
+          <w:sz w:val="19"/>
+        </w:rPr>
+        <w:t>Test the payoff: no files attached, no rules restated, and the output already follows the house style.</w:t>
       </w:r>
     </w:p>
     <w:p>
       <w:pPr>
-        <w:pStyle w:val="ListBullet"/>
-      </w:pPr>
-      <w:r>
-        <w:t>**Cowork selects the wrong file:** name the expected date format and require it to list candidates before choosing.</w:t>
+        <w:spacing w:after="80"/>
+        <w:ind w:left="360"/>
+      </w:pPr>
+      <w:r>
+        <w:rPr>
+          <w:b/>
+        </w:rPr>
+        <w:t xml:space="preserve">10.  </w:t>
+      </w:r>
+      <w:r>
+        <w:t>Confirm the folder holds the data, instructions, skill and dashboard, ready to share.</w:t>
       </w:r>
     </w:p>
     <w:p>
-      <w:pPr>
-        <w:pStyle w:val="ListBullet"/>
-      </w:pPr>
-      <w:r>
-        <w:t>**A workbook does not refresh:** open it in Excel, recalculate, and ask Cowork to inspect formulas and chart source ranges.</w:t>
+      <w:r>
+        <w:rPr>
+          <w:rFonts w:ascii="Consolas" w:hAnsi="Consolas"/>
+          <w:color w:val="0B3060"/>
+          <w:sz w:val="19"/>
+        </w:rPr>
+        <w:t>Handing a colleague this folder hands them the whole working setup.</w:t>
       </w:r>
     </w:p>
     <w:p>
-      <w:pPr>
-        <w:pStyle w:val="ListBullet"/>
-      </w:pPr>
-      <w:r>
-        <w:t>**A claim has no source:** remove it or add a direct file, cell or URL reference.</w:t>
+      <w:r>
+        <w:rPr>
+          <w:b/>
+          <w:color w:val="1F6FEB"/>
+          <w:sz w:val="22"/>
+        </w:rPr>
+        <w:t>Test it</w:t>
       </w:r>
     </w:p>
     <w:p>
-      <w:pPr>
-        <w:pStyle w:val="Heading3"/>
-      </w:pPr>
-      <w:r>
-        <w:t>Challenge</w:t>
+      <w:r>
+        <w:t>A Meridian Finance Reporting project exists, backed by a folder containing the finance data and brand guidelines, with project instructions set, the daily-brief skill available and the dashboard saved. A brand-new chat in the project produces a Q4 summary in SGD with the correct header and footer without you attaching a file or restating a single rule.</w:t>
       </w:r>
     </w:p>
     <w:p>
       <w:r>
-        <w:t>Change the reporting period or audience and rerun the task without changing the skill's stable rules.</w:t>
+        <w:rPr>
+          <w:b/>
+          <w:color w:val="1F6FEB"/>
+        </w:rPr>
+        <w:t xml:space="preserve">Note: </w:t>
+      </w:r>
+      <w:r>
+        <w:rPr>
+          <w:sz w:val="20"/>
+        </w:rPr>
+        <w:t>Full commands and screenshots are in labs/lab-06-*.md. Use only the supplied mock data and your own test accounts. Never put real client, personal or confidential data into a training exercise, and send lab emails to yourself rather than to a real recipient.</w:t>
+      </w:r>
+    </w:p>
+    <w:p/>
+    <w:p>
+      <w:pPr>
+        <w:pStyle w:val="Heading1"/>
+      </w:pPr>
+      <w:r>
+        <w:t>Wrap-Up</w:t>
       </w:r>
     </w:p>
     <w:p>
-      <w:pPr>
-        <w:pStyle w:val="Heading3"/>
-      </w:pPr>
-      <w:r>
-        <w:t>Reflection</w:t>
+      <w:r>
+        <w:t>Across six labs you took one finance scenario from a blank workspace to a branded, connected, reusable dashboard.</w:t>
       </w:r>
     </w:p>
     <w:p>
       <w:r>
-        <w:t>Which part of this task should always remain a human review point?</w:t>
+        <w:rPr>
+          <w:b/>
+          <w:color w:val="1F6FEB"/>
+          <w:sz w:val="22"/>
+        </w:rPr>
+        <w:t>What you built</w:t>
       </w:r>
     </w:p>
     <w:p>
       <w:pPr>
-        <w:pStyle w:val="Heading1"/>
-      </w:pPr>
-      <w:r>
-        <w:t>Use Case 06 — Write Budget Variance Commentary</w:t>
+        <w:pStyle w:val="ListBullet"/>
+      </w:pPr>
+      <w:r>
+        <w:t>A Live Artefact sales dashboard for Meridian Capital, saved and downloaded.</w:t>
       </w:r>
     </w:p>
     <w:p>
-      <w:r>
-        <w:t>Scenario: Managers see variances but not the story. Ask Cowork to calculate material variances and explain them simply. The result is a reviewed workbook and one-page commentary.</w:t>
+      <w:pPr>
+        <w:pStyle w:val="ListBullet"/>
+      </w:pPr>
+      <w:r>
+        <w:t>A Google Drive connection that feeds the dashboard from the firm's finance data.</w:t>
       </w:r>
     </w:p>
     <w:p>
       <w:pPr>
-        <w:pStyle w:val="Heading2"/>
-      </w:pPr>
-      <w:r>
-        <w:t>What goes in</w:t>
+        <w:pStyle w:val="ListBullet"/>
+      </w:pPr>
+      <w:r>
+        <w:t>An approved Gmail summary of the quarter, sent to a test recipient.</w:t>
       </w:r>
     </w:p>
     <w:p>
@@ -1773,7 +4307,7 @@
         <w:pStyle w:val="ListBullet"/>
       </w:pPr>
       <w:r>
-        <w:t>Budget vs actual</w:t>
+        <w:t>A daily-brief Agent Skill that runs the whole morning routine on one command.</w:t>
       </w:r>
     </w:p>
     <w:p>
@@ -1781,55 +4315,66 @@
         <w:pStyle w:val="ListBullet"/>
       </w:pPr>
       <w:r>
-        <w:t>Department notes</w:t>
+        <w:t>A Meridian Finance Reporting Project holding the data, instructions, skill and dashboard.</w:t>
       </w:r>
     </w:p>
     <w:p>
-      <w:pPr>
-        <w:pStyle w:val="ListBullet"/>
-      </w:pPr>
-      <w:r>
-        <w:t>Materiality rule</w:t>
+      <w:r>
+        <w:rPr>
+          <w:b/>
+          <w:color w:val="1F6FEB"/>
+          <w:sz w:val="22"/>
+        </w:rPr>
+        <w:t>The habit to keep</w:t>
       </w:r>
     </w:p>
     <w:p>
       <w:pPr>
-        <w:pStyle w:val="Heading2"/>
-      </w:pPr>
-      <w:r>
-        <w:t>What Cowork does</w:t>
+        <w:pStyle w:val="ListBullet"/>
+      </w:pPr>
+      <w:r>
+        <w:t>Describe the outcome, let Claude build it, then check the figures yourself.</w:t>
       </w:r>
     </w:p>
     <w:p>
       <w:pPr>
-        <w:pStyle w:val="ListNumber"/>
-      </w:pPr>
-      <w:r>
-        <w:t>Calculate variance</w:t>
+        <w:pStyle w:val="ListBullet"/>
+      </w:pPr>
+      <w:r>
+        <w:t>Scope every connector to the one folder or mailbox the task needs.</w:t>
       </w:r>
     </w:p>
     <w:p>
       <w:pPr>
-        <w:pStyle w:val="ListNumber"/>
-      </w:pPr>
-      <w:r>
-        <w:t>Highlight material items</w:t>
+        <w:pStyle w:val="ListBullet"/>
+      </w:pPr>
+      <w:r>
+        <w:t>Approve every outgoing message against the source data before it is sent.</w:t>
       </w:r>
     </w:p>
     <w:p>
       <w:pPr>
-        <w:pStyle w:val="ListNumber"/>
-      </w:pPr>
-      <w:r>
-        <w:t>Draft commentary</w:t>
+        <w:pStyle w:val="ListBullet"/>
+      </w:pPr>
+      <w:r>
+        <w:t>Write a routine down once as a skill instead of retyping it every time.</w:t>
       </w:r>
     </w:p>
     <w:p>
       <w:pPr>
-        <w:pStyle w:val="Heading2"/>
-      </w:pPr>
-      <w:r>
-        <w:t>Skills and tools</w:t>
+        <w:pStyle w:val="ListBullet"/>
+      </w:pPr>
+      <w:r>
+        <w:t>Keep the work in a Project so context builds instead of resetting each chat.</w:t>
+      </w:r>
+    </w:p>
+    <w:p/>
+    <w:p>
+      <w:pPr>
+        <w:pStyle w:val="Heading1"/>
+      </w:pPr>
+      <w:r>
+        <w:t>Next Steps</w:t>
       </w:r>
     </w:p>
     <w:p>
@@ -1837,7 +4382,7 @@
         <w:pStyle w:val="ListBullet"/>
       </w:pPr>
       <w:r>
-        <w:t>Cowork files</w:t>
+        <w:t>First pass: complete every lab yourself, following the steps in each lab file.</w:t>
       </w:r>
     </w:p>
     <w:p>
@@ -1845,7 +4390,7 @@
         <w:pStyle w:val="ListBullet"/>
       </w:pPr>
       <w:r>
-        <w:t>Spreadsheet skill</w:t>
+        <w:t>Second pass: redo the labs from memory until the workflow is automatic.</w:t>
       </w:r>
     </w:p>
     <w:p>
@@ -1853,879 +4398,125 @@
         <w:pStyle w:val="ListBullet"/>
       </w:pPr>
       <w:r>
-        <w:t>Document skill</w:t>
+        <w:t>Apply the techniques to a real process or project in your own organisation.</w:t>
       </w:r>
     </w:p>
     <w:p>
       <w:pPr>
-        <w:pStyle w:val="Heading2"/>
-      </w:pPr>
-      <w:r>
-        <w:t>Human check</w:t>
+        <w:pStyle w:val="ListBullet"/>
+      </w:pPr>
+      <w:r>
+        <w:t>Review each lab's detailed steps in this guide and re-run the labs on your own.</w:t>
       </w:r>
     </w:p>
     <w:p>
-      <w:r>
-        <w:t>Each comment links to a line item or is marked as a question</w:t>
+      <w:pPr>
+        <w:pStyle w:val="Heading1"/>
+      </w:pPr>
+      <w:r>
+        <w:t>Glossary</w:t>
       </w:r>
     </w:p>
     <w:p>
       <w:pPr>
-        <w:pStyle w:val="Heading2"/>
-      </w:pPr>
-      <w:r>
-        <w:t>Lab 06 — step-by-step</w:t>
+        <w:pStyle w:val="ListBullet"/>
+      </w:pPr>
+      <w:r>
+        <w:rPr>
+          <w:b/>
+        </w:rPr>
+        <w:t xml:space="preserve">Agent Skill — </w:t>
+      </w:r>
+      <w:r>
+        <w:t>A folder containing a SKILL.md of instructions that Claude loads on demand when the task matches its description.</w:t>
       </w:r>
     </w:p>
     <w:p>
-      <w:r>
-        <w:t>C1382 · Topic 3 · 45 minutes</w:t>
+      <w:pPr>
+        <w:pStyle w:val="ListBullet"/>
+      </w:pPr>
+      <w:r>
+        <w:rPr>
+          <w:b/>
+        </w:rPr>
+        <w:t xml:space="preserve">Artefact — </w:t>
+      </w:r>
+      <w:r>
+        <w:t>A self-contained output Claude builds — a document, dashboard or tool — shown beside the chat rather than inside it.</w:t>
       </w:r>
     </w:p>
     <w:p>
       <w:pPr>
-        <w:pStyle w:val="Heading3"/>
-      </w:pPr>
-      <w:r>
-        <w:t>Goal</w:t>
+        <w:pStyle w:val="ListBullet"/>
+      </w:pPr>
+      <w:r>
+        <w:rPr>
+          <w:b/>
+        </w:rPr>
+        <w:t xml:space="preserve">Claude Cowork — </w:t>
+      </w:r>
+      <w:r>
+        <w:t>The desktop agent for non-developers that works on your files, folders and connected apps.</w:t>
       </w:r>
     </w:p>
     <w:p>
-      <w:r>
-        <w:t>Calculate material variances and write concise management commentary.</w:t>
+      <w:pPr>
+        <w:pStyle w:val="ListBullet"/>
+      </w:pPr>
+      <w:r>
+        <w:rPr>
+          <w:b/>
+        </w:rPr>
+        <w:t xml:space="preserve">Connector — </w:t>
+      </w:r>
+      <w:r>
+        <w:t>An integration that lets Claude reach an outside service such as Google Drive, Gmail or Calendar.</w:t>
       </w:r>
     </w:p>
     <w:p>
       <w:pPr>
-        <w:pStyle w:val="Heading3"/>
-      </w:pPr>
-      <w:r>
-        <w:t>What you will build</w:t>
+        <w:pStyle w:val="ListBullet"/>
+      </w:pPr>
+      <w:r>
+        <w:rPr>
+          <w:b/>
+        </w:rPr>
+        <w:t xml:space="preserve">Live Artefact — </w:t>
+      </w:r>
+      <w:r>
+        <w:t>An artefact that persists in your workspace, keeps its state, and refreshes its data when reopened.</w:t>
       </w:r>
     </w:p>
     <w:p>
-      <w:r>
-        <w:t>A variance-review.xlsx and a one-page management-commentary.md.</w:t>
+      <w:pPr>
+        <w:pStyle w:val="ListBullet"/>
+      </w:pPr>
+      <w:r>
+        <w:rPr>
+          <w:b/>
+        </w:rPr>
+        <w:t xml:space="preserve">MCP — </w:t>
+      </w:r>
+      <w:r>
+        <w:t>Model Context Protocol — the open standard connectors use to expose tools and data to Claude.</w:t>
       </w:r>
     </w:p>
     <w:p>
       <w:pPr>
-        <w:pStyle w:val="Heading3"/>
-      </w:pPr>
-      <w:r>
-        <w:t>Prerequisites</w:t>
-      </w:r>
-    </w:p>
-    <w:p>
-      <w:r>
-        <w:t>Open this lab folder as the Cowork project context. Read TOOLS.md, enable the named skill in skill/variance-commentary/SKILL.md, and use only the fictional files in mock-data/.</w:t>
-      </w:r>
-    </w:p>
-    <w:p>
-      <w:pPr>
-        <w:pStyle w:val="Heading3"/>
-      </w:pPr>
-      <w:r>
-        <w:t>Steps</w:t>
-      </w:r>
-    </w:p>
-    <w:p>
-      <w:pPr>
-        <w:pStyle w:val="ListNumber"/>
-      </w:pPr>
-      <w:r>
-        <w:t>Open `TOOLS.md` and confirm the available tools and access boundary.</w:t>
-      </w:r>
-    </w:p>
-    <w:p>
-      <w:pPr>
-        <w:pStyle w:val="ListNumber"/>
-      </w:pPr>
-      <w:r>
-        <w:t>Review the files in `mock-data/`; copy any file you will change into `working/`.</w:t>
-      </w:r>
-    </w:p>
-    <w:p>
-      <w:pPr>
-        <w:pStyle w:val="ListNumber"/>
-      </w:pPr>
-      <w:r>
-        <w:t>Add or enable `skill/variance-commentary/SKILL.md` in the Cowork project.</w:t>
-      </w:r>
-    </w:p>
-    <w:p>
-      <w:pPr>
-        <w:pStyle w:val="ListNumber"/>
-      </w:pPr>
-      <w:r>
-        <w:t>Open `prompts/prompt-06.txt`, paste the prompt into Cowork and review its proposed plan.</w:t>
-      </w:r>
-    </w:p>
-    <w:p>
-      <w:pPr>
-        <w:pStyle w:val="ListNumber"/>
-      </w:pPr>
-      <w:r>
-        <w:t>Allow only the reads and writes needed for this lab. Keep consequential actions paused.</w:t>
-      </w:r>
-    </w:p>
-    <w:p>
-      <w:pPr>
-        <w:pStyle w:val="ListNumber"/>
-      </w:pPr>
-      <w:r>
-        <w:t>Open the generated files and compare them with `CHECKLIST.md`. Correct any mismatch in the output, then repeat the check.</w:t>
-      </w:r>
-    </w:p>
-    <w:p>
-      <w:pPr>
-        <w:pStyle w:val="ListNumber"/>
-      </w:pPr>
-      <w:r>
-        <w:t>Save the finished artifacts in `outputs/` and record the evidence used.</w:t>
-      </w:r>
-    </w:p>
-    <w:p>
-      <w:pPr>
-        <w:pStyle w:val="Heading3"/>
-      </w:pPr>
-      <w:r>
-        <w:t>Test it</w:t>
-      </w:r>
-    </w:p>
-    <w:p>
-      <w:r>
-        <w:t>The workbook uses formulas, material items are highlighted, and the commentary names Marketing, Contractors and Travel with traceable evidence or questions.</w:t>
-      </w:r>
-    </w:p>
-    <w:p>
-      <w:pPr>
-        <w:pStyle w:val="Heading3"/>
-      </w:pPr>
-      <w:r>
-        <w:t>Troubleshooting</w:t>
-      </w:r>
-    </w:p>
-    <w:p>
-      <w:pPr>
         <w:pStyle w:val="ListBullet"/>
       </w:pPr>
       <w:r>
-        <w:t>**Cowork selects the wrong file:** name the expected date format and require it to list candidates before choosing.</w:t>
-      </w:r>
-    </w:p>
-    <w:p>
-      <w:pPr>
-        <w:pStyle w:val="ListBullet"/>
-      </w:pPr>
-      <w:r>
-        <w:t>**A workbook does not refresh:** open it in Excel, recalculate, and ask Cowork to inspect formulas and chart source ranges.</w:t>
-      </w:r>
-    </w:p>
-    <w:p>
-      <w:pPr>
-        <w:pStyle w:val="ListBullet"/>
-      </w:pPr>
-      <w:r>
-        <w:t>**A claim has no source:** remove it or add a direct file, cell or URL reference.</w:t>
-      </w:r>
-    </w:p>
-    <w:p>
-      <w:pPr>
-        <w:pStyle w:val="Heading3"/>
-      </w:pPr>
-      <w:r>
-        <w:t>Challenge</w:t>
-      </w:r>
-    </w:p>
-    <w:p>
-      <w:r>
-        <w:t>Change the reporting period or audience and rerun the task without changing the skill's stable rules.</w:t>
-      </w:r>
-    </w:p>
-    <w:p>
-      <w:pPr>
-        <w:pStyle w:val="Heading3"/>
-      </w:pPr>
-      <w:r>
-        <w:t>Reflection</w:t>
-      </w:r>
-    </w:p>
-    <w:p>
-      <w:r>
-        <w:t>Which part of this task should always remain a human review point?</w:t>
-      </w:r>
-    </w:p>
-    <w:p>
-      <w:pPr>
-        <w:pStyle w:val="Heading1"/>
-      </w:pPr>
-      <w:r>
-        <w:t>Use Case 07 — Build a Cash-Flow Watchlist</w:t>
-      </w:r>
-    </w:p>
-    <w:p>
-      <w:r>
-        <w:t>Scenario: Receipts and payments sit in separate files. Ask Cowork to combine them into a 14-day running balance. The result is a cash watchlist and reviewed email draft.</w:t>
-      </w:r>
-    </w:p>
-    <w:p>
-      <w:pPr>
-        <w:pStyle w:val="Heading2"/>
-      </w:pPr>
-      <w:r>
-        <w:t>What goes in</w:t>
-      </w:r>
-    </w:p>
-    <w:p>
-      <w:pPr>
-        <w:pStyle w:val="ListBullet"/>
-      </w:pPr>
-      <w:r>
-        <w:t>Receivables</w:t>
-      </w:r>
-    </w:p>
-    <w:p>
-      <w:pPr>
-        <w:pStyle w:val="ListBullet"/>
-      </w:pPr>
-      <w:r>
-        <w:t>Payments</w:t>
-      </w:r>
-    </w:p>
-    <w:p>
-      <w:pPr>
-        <w:pStyle w:val="ListBullet"/>
-      </w:pPr>
-      <w:r>
-        <w:t>Cash assumptions</w:t>
-      </w:r>
-    </w:p>
-    <w:p>
-      <w:pPr>
-        <w:pStyle w:val="Heading2"/>
-      </w:pPr>
-      <w:r>
-        <w:t>What Cowork does</w:t>
-      </w:r>
-    </w:p>
-    <w:p>
-      <w:pPr>
-        <w:pStyle w:val="ListNumber"/>
-      </w:pPr>
-      <w:r>
-        <w:t>Merge dates</w:t>
-      </w:r>
-    </w:p>
-    <w:p>
-      <w:pPr>
-        <w:pStyle w:val="ListNumber"/>
-      </w:pPr>
-      <w:r>
-        <w:t>Calculate balance</w:t>
-      </w:r>
-    </w:p>
-    <w:p>
-      <w:pPr>
-        <w:pStyle w:val="ListNumber"/>
-      </w:pPr>
-      <w:r>
-        <w:t>Draft alert</w:t>
-      </w:r>
-    </w:p>
-    <w:p>
-      <w:pPr>
-        <w:pStyle w:val="Heading2"/>
-      </w:pPr>
-      <w:r>
-        <w:t>Skills and tools</w:t>
-      </w:r>
-    </w:p>
-    <w:p>
-      <w:pPr>
-        <w:pStyle w:val="ListBullet"/>
-      </w:pPr>
-      <w:r>
-        <w:t>Cowork files</w:t>
-      </w:r>
-    </w:p>
-    <w:p>
-      <w:pPr>
-        <w:pStyle w:val="ListBullet"/>
-      </w:pPr>
-      <w:r>
-        <w:t>Spreadsheet skill</w:t>
-      </w:r>
-    </w:p>
-    <w:p>
-      <w:pPr>
-        <w:pStyle w:val="ListBullet"/>
-      </w:pPr>
-      <w:r>
-        <w:t>Outlook draft</w:t>
-      </w:r>
-    </w:p>
-    <w:p>
-      <w:pPr>
-        <w:pStyle w:val="Heading2"/>
-      </w:pPr>
-      <w:r>
-        <w:t>Human check</w:t>
-      </w:r>
-    </w:p>
-    <w:p>
-      <w:r>
-        <w:t>Low-balance day and top payments match the workbook</w:t>
-      </w:r>
-    </w:p>
-    <w:p>
-      <w:pPr>
-        <w:pStyle w:val="Heading2"/>
-      </w:pPr>
-      <w:r>
-        <w:t>Lab 07 — step-by-step</w:t>
-      </w:r>
-    </w:p>
-    <w:p>
-      <w:r>
-        <w:t>C1382 · Topic 3 · 45 minutes</w:t>
-      </w:r>
-    </w:p>
-    <w:p>
-      <w:pPr>
-        <w:pStyle w:val="Heading3"/>
-      </w:pPr>
-      <w:r>
-        <w:t>Goal</w:t>
-      </w:r>
-    </w:p>
-    <w:p>
-      <w:r>
-        <w:t>Combine receivables and payment schedules into a two-week cash watchlist and draft an email.</w:t>
-      </w:r>
-    </w:p>
-    <w:p>
-      <w:pPr>
-        <w:pStyle w:val="Heading3"/>
-      </w:pPr>
-      <w:r>
-        <w:t>What you will build</w:t>
-      </w:r>
-    </w:p>
-    <w:p>
-      <w:r>
-        <w:t>A cashflow-watchlist.xlsx and a ready-for-review Outlook email draft.</w:t>
-      </w:r>
-    </w:p>
-    <w:p>
-      <w:pPr>
-        <w:pStyle w:val="Heading3"/>
-      </w:pPr>
-      <w:r>
-        <w:t>Prerequisites</w:t>
-      </w:r>
-    </w:p>
-    <w:p>
-      <w:r>
-        <w:t>Open this lab folder as the Cowork project context. Read TOOLS.md, enable the named skill in skill/cashflow-watchlist/SKILL.md, and use only the fictional files in mock-data/.</w:t>
-      </w:r>
-    </w:p>
-    <w:p>
-      <w:pPr>
-        <w:pStyle w:val="Heading3"/>
-      </w:pPr>
-      <w:r>
-        <w:t>Steps</w:t>
-      </w:r>
-    </w:p>
-    <w:p>
-      <w:pPr>
-        <w:pStyle w:val="ListNumber"/>
-      </w:pPr>
-      <w:r>
-        <w:t>Open `TOOLS.md` and confirm the available tools and access boundary.</w:t>
-      </w:r>
-    </w:p>
-    <w:p>
-      <w:pPr>
-        <w:pStyle w:val="ListNumber"/>
-      </w:pPr>
-      <w:r>
-        <w:t>Review the files in `mock-data/`; copy any file you will change into `working/`.</w:t>
-      </w:r>
-    </w:p>
-    <w:p>
-      <w:pPr>
-        <w:pStyle w:val="ListNumber"/>
-      </w:pPr>
-      <w:r>
-        <w:t>Add or enable `skill/cashflow-watchlist/SKILL.md` in the Cowork project.</w:t>
-      </w:r>
-    </w:p>
-    <w:p>
-      <w:pPr>
-        <w:pStyle w:val="ListNumber"/>
-      </w:pPr>
-      <w:r>
-        <w:t>Open `prompts/prompt-07.txt`, paste the prompt into Cowork and review its proposed plan.</w:t>
-      </w:r>
-    </w:p>
-    <w:p>
-      <w:pPr>
-        <w:pStyle w:val="ListNumber"/>
-      </w:pPr>
-      <w:r>
-        <w:t>Allow only the reads and writes needed for this lab. Keep consequential actions paused.</w:t>
-      </w:r>
-    </w:p>
-    <w:p>
-      <w:pPr>
-        <w:pStyle w:val="ListNumber"/>
-      </w:pPr>
-      <w:r>
-        <w:t>Open the generated files and compare them with `CHECKLIST.md`. Correct any mismatch in the output, then repeat the check.</w:t>
-      </w:r>
-    </w:p>
-    <w:p>
-      <w:pPr>
-        <w:pStyle w:val="ListNumber"/>
-      </w:pPr>
-      <w:r>
-        <w:t>Save the finished artifacts in `outputs/` and record the evidence used.</w:t>
-      </w:r>
-    </w:p>
-    <w:p>
-      <w:pPr>
-        <w:pStyle w:val="Heading3"/>
-      </w:pPr>
-      <w:r>
-        <w:t>Test it</w:t>
-      </w:r>
-    </w:p>
-    <w:p>
-      <w:r>
-        <w:t>The running-balance formula works, the lowest-balance day is flagged, and the email remains a draft with figures matching the workbook.</w:t>
-      </w:r>
-    </w:p>
-    <w:p>
-      <w:pPr>
-        <w:pStyle w:val="Heading3"/>
-      </w:pPr>
-      <w:r>
-        <w:t>Troubleshooting</w:t>
-      </w:r>
-    </w:p>
-    <w:p>
-      <w:pPr>
-        <w:pStyle w:val="ListBullet"/>
-      </w:pPr>
-      <w:r>
-        <w:t>**Cowork selects the wrong file:** name the expected date format and require it to list candidates before choosing.</w:t>
-      </w:r>
-    </w:p>
-    <w:p>
-      <w:pPr>
-        <w:pStyle w:val="ListBullet"/>
-      </w:pPr>
-      <w:r>
-        <w:t>**A workbook does not refresh:** open it in Excel, recalculate, and ask Cowork to inspect formulas and chart source ranges.</w:t>
-      </w:r>
-    </w:p>
-    <w:p>
-      <w:pPr>
-        <w:pStyle w:val="ListBullet"/>
-      </w:pPr>
-      <w:r>
-        <w:t>**A claim has no source:** remove it or add a direct file, cell or URL reference.</w:t>
-      </w:r>
-    </w:p>
-    <w:p>
-      <w:pPr>
-        <w:pStyle w:val="Heading3"/>
-      </w:pPr>
-      <w:r>
-        <w:t>Challenge</w:t>
-      </w:r>
-    </w:p>
-    <w:p>
-      <w:r>
-        <w:t>Change the reporting period or audience and rerun the task without changing the skill's stable rules.</w:t>
-      </w:r>
-    </w:p>
-    <w:p>
-      <w:pPr>
-        <w:pStyle w:val="Heading3"/>
-      </w:pPr>
-      <w:r>
-        <w:t>Reflection</w:t>
-      </w:r>
-    </w:p>
-    <w:p>
-      <w:r>
-        <w:t>Which part of this task should always remain a human review point?</w:t>
-      </w:r>
-    </w:p>
-    <w:p>
-      <w:pPr>
-        <w:pStyle w:val="Heading1"/>
-      </w:pPr>
-      <w:r>
-        <w:t>Use Case 08 — Schedule a Weekly Finance Briefing</w:t>
-      </w:r>
-    </w:p>
-    <w:p>
-      <w:r>
-        <w:t>Scenario: The same briefing is rebuilt every Monday. Ask Cowork to rehearse a scheduled task using only an approved workbook. The result is a controlled weekly routine ready for approval.</w:t>
-      </w:r>
-    </w:p>
-    <w:p>
-      <w:pPr>
-        <w:pStyle w:val="Heading2"/>
-      </w:pPr>
-      <w:r>
-        <w:t>What goes in</w:t>
-      </w:r>
-    </w:p>
-    <w:p>
-      <w:pPr>
-        <w:pStyle w:val="ListBullet"/>
-      </w:pPr>
-      <w:r>
-        <w:t>Approved workbook</w:t>
-      </w:r>
-    </w:p>
-    <w:p>
-      <w:pPr>
-        <w:pStyle w:val="ListBullet"/>
-      </w:pPr>
-      <w:r>
-        <w:t>Release checklist</w:t>
-      </w:r>
-    </w:p>
-    <w:p>
-      <w:pPr>
-        <w:pStyle w:val="ListBullet"/>
-      </w:pPr>
-      <w:r>
-        <w:t>Test recipient</w:t>
-      </w:r>
-    </w:p>
-    <w:p>
-      <w:pPr>
-        <w:pStyle w:val="Heading2"/>
-      </w:pPr>
-      <w:r>
-        <w:t>What Cowork does</w:t>
-      </w:r>
-    </w:p>
-    <w:p>
-      <w:pPr>
-        <w:pStyle w:val="ListNumber"/>
-      </w:pPr>
-      <w:r>
-        <w:t>Run on demand</w:t>
-      </w:r>
-    </w:p>
-    <w:p>
-      <w:pPr>
-        <w:pStyle w:val="ListNumber"/>
-      </w:pPr>
-      <w:r>
-        <w:t>Check approval</w:t>
-      </w:r>
-    </w:p>
-    <w:p>
-      <w:pPr>
-        <w:pStyle w:val="ListNumber"/>
-      </w:pPr>
-      <w:r>
-        <w:t>Prepare delivery flow</w:t>
-      </w:r>
-    </w:p>
-    <w:p>
-      <w:pPr>
-        <w:pStyle w:val="Heading2"/>
-      </w:pPr>
-      <w:r>
-        <w:t>Skills and tools</w:t>
-      </w:r>
-    </w:p>
-    <w:p>
-      <w:pPr>
-        <w:pStyle w:val="ListBullet"/>
-      </w:pPr>
-      <w:r>
-        <w:t>Scheduled tasks</w:t>
-      </w:r>
-    </w:p>
-    <w:p>
-      <w:pPr>
-        <w:pStyle w:val="ListBullet"/>
-      </w:pPr>
-      <w:r>
-        <w:t>OneDrive</w:t>
-      </w:r>
-    </w:p>
-    <w:p>
-      <w:pPr>
-        <w:pStyle w:val="ListBullet"/>
-      </w:pPr>
-      <w:r>
-        <w:t>Outlook + Power Automate</w:t>
-      </w:r>
-    </w:p>
-    <w:p>
-      <w:pPr>
-        <w:pStyle w:val="Heading2"/>
-      </w:pPr>
-      <w:r>
-        <w:t>Human check</w:t>
-      </w:r>
-    </w:p>
-    <w:p>
-      <w:r>
-        <w:t>Draft stays on demand; unapproved workbook is rejected</w:t>
-      </w:r>
-    </w:p>
-    <w:p>
-      <w:pPr>
-        <w:pStyle w:val="Heading2"/>
-      </w:pPr>
-      <w:r>
-        <w:t>Lab 08 — step-by-step</w:t>
-      </w:r>
-    </w:p>
-    <w:p>
-      <w:r>
-        <w:t>C1382 · Topic 3 · 45 minutes</w:t>
-      </w:r>
-    </w:p>
-    <w:p>
-      <w:pPr>
-        <w:pStyle w:val="Heading3"/>
-      </w:pPr>
-      <w:r>
-        <w:t>Goal</w:t>
-      </w:r>
-    </w:p>
-    <w:p>
-      <w:r>
-        <w:t>Package a reviewed weekly workbook and configure an on-demand rehearsal for scheduled delivery.</w:t>
-      </w:r>
-    </w:p>
-    <w:p>
-      <w:pPr>
-        <w:pStyle w:val="Heading3"/>
-      </w:pPr>
-      <w:r>
-        <w:t>What you will build</w:t>
-      </w:r>
-    </w:p>
-    <w:p>
-      <w:r>
-        <w:t>A scheduled-task prompt, release checklist and Power Automate attachment-flow specification.</w:t>
-      </w:r>
-    </w:p>
-    <w:p>
-      <w:pPr>
-        <w:pStyle w:val="Heading3"/>
-      </w:pPr>
-      <w:r>
-        <w:t>Prerequisites</w:t>
-      </w:r>
-    </w:p>
-    <w:p>
-      <w:r>
-        <w:t>Open this lab folder as the Cowork project context. Read TOOLS.md, enable the named skill in skill/scheduled-finance-briefing/SKILL.md, and use only the fictional files in mock-data/.</w:t>
-      </w:r>
-    </w:p>
-    <w:p>
-      <w:pPr>
-        <w:pStyle w:val="Heading3"/>
-      </w:pPr>
-      <w:r>
-        <w:t>Steps</w:t>
-      </w:r>
-    </w:p>
-    <w:p>
-      <w:pPr>
-        <w:pStyle w:val="ListNumber"/>
-      </w:pPr>
-      <w:r>
-        <w:t>Open `TOOLS.md` and confirm the available tools and access boundary.</w:t>
-      </w:r>
-    </w:p>
-    <w:p>
-      <w:pPr>
-        <w:pStyle w:val="ListNumber"/>
-      </w:pPr>
-      <w:r>
-        <w:t>Review the files in `mock-data/`; copy any file you will change into `working/`.</w:t>
-      </w:r>
-    </w:p>
-    <w:p>
-      <w:pPr>
-        <w:pStyle w:val="ListNumber"/>
-      </w:pPr>
-      <w:r>
-        <w:t>Add or enable `skill/scheduled-finance-briefing/SKILL.md` in the Cowork project.</w:t>
-      </w:r>
-    </w:p>
-    <w:p>
-      <w:pPr>
-        <w:pStyle w:val="ListNumber"/>
-      </w:pPr>
-      <w:r>
-        <w:t>Open `prompts/prompt-08.txt`, paste the prompt into Cowork and review its proposed plan.</w:t>
-      </w:r>
-    </w:p>
-    <w:p>
-      <w:pPr>
-        <w:pStyle w:val="ListNumber"/>
-      </w:pPr>
-      <w:r>
-        <w:t>Allow only the reads and writes needed for this lab. Keep consequential actions paused.</w:t>
-      </w:r>
-    </w:p>
-    <w:p>
-      <w:pPr>
-        <w:pStyle w:val="ListNumber"/>
-      </w:pPr>
-      <w:r>
-        <w:t>Open the generated files and compare them with `CHECKLIST.md`. Correct any mismatch in the output, then repeat the check.</w:t>
-      </w:r>
-    </w:p>
-    <w:p>
-      <w:pPr>
-        <w:pStyle w:val="ListNumber"/>
-      </w:pPr>
-      <w:r>
-        <w:t>Save the finished artifacts in `outputs/` and record the evidence used.</w:t>
-      </w:r>
-    </w:p>
-    <w:p>
-      <w:pPr>
-        <w:pStyle w:val="Heading3"/>
-      </w:pPr>
-      <w:r>
-        <w:t>Test it</w:t>
-      </w:r>
-    </w:p>
-    <w:p>
-      <w:r>
-        <w:t>The on-demand rehearsal finds one approved workbook, the checklist blocks unapproved files, and the flow specification maps filename and ContentBytes correctly without sending.</w:t>
-      </w:r>
-    </w:p>
-    <w:p>
-      <w:pPr>
-        <w:pStyle w:val="Heading3"/>
-      </w:pPr>
-      <w:r>
-        <w:t>Troubleshooting</w:t>
-      </w:r>
-    </w:p>
-    <w:p>
-      <w:pPr>
-        <w:pStyle w:val="ListBullet"/>
-      </w:pPr>
-      <w:r>
-        <w:t>**Cowork selects the wrong file:** name the expected date format and require it to list candidates before choosing.</w:t>
-      </w:r>
-    </w:p>
-    <w:p>
-      <w:pPr>
-        <w:pStyle w:val="ListBullet"/>
-      </w:pPr>
-      <w:r>
-        <w:t>**A workbook does not refresh:** open it in Excel, recalculate, and ask Cowork to inspect formulas and chart source ranges.</w:t>
-      </w:r>
-    </w:p>
-    <w:p>
-      <w:pPr>
-        <w:pStyle w:val="ListBullet"/>
-      </w:pPr>
-      <w:r>
-        <w:t>**A claim has no source:** remove it or add a direct file, cell or URL reference.</w:t>
-      </w:r>
-    </w:p>
-    <w:p>
-      <w:pPr>
-        <w:pStyle w:val="Heading3"/>
-      </w:pPr>
-      <w:r>
-        <w:t>Challenge</w:t>
-      </w:r>
-    </w:p>
-    <w:p>
-      <w:r>
-        <w:t>Change the reporting period or audience and rerun the task without changing the skill's stable rules.</w:t>
-      </w:r>
-    </w:p>
-    <w:p>
-      <w:pPr>
-        <w:pStyle w:val="Heading3"/>
-      </w:pPr>
-      <w:r>
-        <w:t>Reflection</w:t>
-      </w:r>
-    </w:p>
-    <w:p>
-      <w:r>
-        <w:t>Which part of this task should always remain a human review point?</w:t>
-      </w:r>
-    </w:p>
-    <w:p>
-      <w:pPr>
-        <w:pStyle w:val="Heading1"/>
-      </w:pPr>
-      <w:r>
-        <w:t>Scheduling and connected tools</w:t>
-      </w:r>
-    </w:p>
-    <w:p>
-      <w:r>
-        <w:t>Cowork scheduled tasks can use connected tools and cloud files. A schedule that needs local files or desktop applications runs locally. Start every scheduled workflow as an on-demand rehearsal. Keep the lab schedule disabled after the exercise.</w:t>
-      </w:r>
-    </w:p>
-    <w:p>
-      <w:r>
-        <w:t>The Microsoft 365 connector can work with Outlook when organisation write tools are enabled. For an actual file attachment, the lab documents a Power Automate flow: OneDrive Approved Reports trigger, Get file content, then Outlook Send an email (V2) with Name and ContentBytes. Use a test mailbox and do not send during the lab.</w:t>
-      </w:r>
-    </w:p>
-    <w:p>
-      <w:pPr>
-        <w:pStyle w:val="Heading1"/>
-      </w:pPr>
-      <w:r>
-        <w:t>Current references</w:t>
-      </w:r>
-    </w:p>
-    <w:p>
-      <w:r>
-        <w:t>Claude Cowork: https://support.claude.com/en/articles/13345190-get-started-with-claude-cowork</w:t>
-      </w:r>
-    </w:p>
-    <w:p>
-      <w:r>
-        <w:t>Cowork projects: https://support.claude.com/en/articles/14116274-organize-your-tasks-with-projects-in-claude-cowork</w:t>
-      </w:r>
-    </w:p>
-    <w:p>
-      <w:r>
-        <w:t>Scheduled tasks: https://support.claude.com/en/articles/13854387-schedule-recurring-tasks-in-claude-cowork</w:t>
-      </w:r>
-    </w:p>
-    <w:p>
-      <w:r>
-        <w:t>Microsoft 365 connector: https://support.claude.com/en/articles/15183774-connect-to-microsoft-365</w:t>
-      </w:r>
-    </w:p>
-    <w:p>
-      <w:r>
-        <w:t>Outlook Power Automate actions: https://learn.microsoft.com/en-us/power-automate/desktop-flows/actions-reference/office365outlook</w:t>
+        <w:rPr>
+          <w:b/>
+        </w:rPr>
+        <w:t xml:space="preserve">SKILL.md — </w:t>
+      </w:r>
+      <w:r>
+        <w:t>The Markdown file at the heart of an Agent Skill: name, description and instructions.</w:t>
       </w:r>
     </w:p>
     <w:sectPr>
+      <w:footerReference w:type="default" r:id="rId10"/>
       <w:pgSz w:w="12240" w:h="15840"/>
       <w:pgMar w:top="1440" w:right="1800" w:bottom="1440" w:left="1800" w:header="720" w:footer="720" w:gutter="0"/>
       <w:cols w:space="720"/>
@@ -2733,6 +4524,64 @@
     </w:sectPr>
   </w:body>
 </w:document>
+</file>
+
+<file path=word/footer1.xml><?xml version="1.0" encoding="utf-8"?>
+<w:ftr xmlns:m="http://schemas.openxmlformats.org/officeDocument/2006/math" xmlns:mc="http://schemas.openxmlformats.org/markup-compatibility/2006" xmlns:mo="http://schemas.microsoft.com/office/mac/office/2008/main" xmlns:mv="urn:schemas-microsoft-com:mac:vml" xmlns:o="urn:schemas-microsoft-com:office:office" xmlns:r="http://schemas.openxmlformats.org/officeDocument/2006/relationships" xmlns:v="urn:schemas-microsoft-com:vml" xmlns:w10="urn:schemas-microsoft-com:office:word" xmlns:w14="http://schemas.microsoft.com/office/word/2010/wordml" xmlns:w="http://schemas.openxmlformats.org/wordprocessingml/2006/main" xmlns:wne="http://schemas.microsoft.com/office/word/2006/wordml" xmlns:wp14="http://schemas.microsoft.com/office/word/2010/wordprocessingDrawing" xmlns:wp="http://schemas.openxmlformats.org/drawingml/2006/wordprocessingDrawing" xmlns:wpc="http://schemas.microsoft.com/office/word/2010/wordprocessingCanvas" xmlns:wpg="http://schemas.microsoft.com/office/word/2010/wordprocessingGroup" xmlns:wpi="http://schemas.microsoft.com/office/word/2010/wordprocessingInk" xmlns:wps="http://schemas.microsoft.com/office/word/2010/wordprocessingShape" mc:Ignorable="w14 wp14">
+  <w:p>
+    <w:pPr>
+      <w:pStyle w:val="Footer"/>
+      <w:jc w:val="center"/>
+    </w:pPr>
+    <w:r/>
+    <w:r>
+      <w:rPr>
+        <w:color w:val="555B66"/>
+        <w:sz w:val="18"/>
+      </w:rPr>
+      <w:t xml:space="preserve">Page </w:t>
+    </w:r>
+    <w:r>
+      <w:rPr>
+        <w:sz w:val="18"/>
+      </w:rPr>
+      <w:fldChar w:fldCharType="begin"/>
+      <w:instrText xml:space="preserve">PAGE</w:instrText>
+      <w:fldChar w:fldCharType="separate"/>
+      <w:t>1</w:t>
+      <w:fldChar w:fldCharType="end"/>
+    </w:r>
+    <w:r>
+      <w:rPr>
+        <w:color w:val="555B66"/>
+        <w:sz w:val="18"/>
+      </w:rPr>
+      <w:t xml:space="preserve"> of </w:t>
+    </w:r>
+    <w:r>
+      <w:rPr>
+        <w:sz w:val="18"/>
+      </w:rPr>
+      <w:fldChar w:fldCharType="begin"/>
+      <w:instrText xml:space="preserve">NUMPAGES</w:instrText>
+      <w:fldChar w:fldCharType="separate"/>
+      <w:t>1</w:t>
+      <w:fldChar w:fldCharType="end"/>
+    </w:r>
+  </w:p>
+  <w:p>
+    <w:pPr>
+      <w:jc w:val="center"/>
+    </w:pPr>
+    <w:r>
+      <w:rPr>
+        <w:color w:val="555B66"/>
+        <w:sz w:val="15"/>
+      </w:rPr>
+      <w:t>© 2026 Tertiary Infotech Academy Pte Ltd. All rights reserved.  ·  www.tertiarycourses.com.sg</w:t>
+    </w:r>
+  </w:p>
+</w:ftr>
 </file>
 
 <file path=word/numbering.xml><?xml version="1.0" encoding="utf-8"?>
@@ -3098,6 +4947,10 @@
     <w:name w:val="Normal"/>
     <w:qFormat/>
     <w:rsid w:val="00FC693F"/>
+    <w:rPr>
+      <w:rFonts w:ascii="Arial" w:hAnsi="Arial"/>
+      <w:sz w:val="22"/>
+    </w:rPr>
   </w:style>
   <w:style w:type="paragraph" w:styleId="Header">
     <w:name w:val="header"/>
@@ -3158,11 +5011,11 @@
       <w:outlineLvl w:val="0"/>
     </w:pPr>
     <w:rPr>
-      <w:rFonts w:asciiTheme="majorHAnsi" w:eastAsiaTheme="majorEastAsia" w:hAnsiTheme="majorHAnsi" w:cstheme="majorBidi"/>
+      <w:rFonts w:asciiTheme="majorHAnsi" w:eastAsiaTheme="majorEastAsia" w:hAnsiTheme="majorHAnsi" w:cstheme="majorBidi" w:ascii="Arial" w:hAnsi="Arial"/>
       <w:b/>
       <w:bCs/>
-      <w:color w:val="365F91" w:themeColor="accent1" w:themeShade="BF"/>
-      <w:sz w:val="28"/>
+      <w:color w:val="1F6FEB"/>
+      <w:sz w:val="32"/>
       <w:szCs w:val="28"/>
     </w:rPr>
   </w:style>
@@ -3182,10 +5035,10 @@
       <w:outlineLvl w:val="1"/>
     </w:pPr>
     <w:rPr>
-      <w:rFonts w:asciiTheme="majorHAnsi" w:eastAsiaTheme="majorEastAsia" w:hAnsiTheme="majorHAnsi" w:cstheme="majorBidi"/>
+      <w:rFonts w:asciiTheme="majorHAnsi" w:eastAsiaTheme="majorEastAsia" w:hAnsiTheme="majorHAnsi" w:cstheme="majorBidi" w:ascii="Arial" w:hAnsi="Arial"/>
       <w:b/>
       <w:bCs/>
-      <w:color w:val="4F81BD" w:themeColor="accent1"/>
+      <w:color w:val="111827"/>
       <w:sz w:val="26"/>
       <w:szCs w:val="26"/>
     </w:rPr>
@@ -3206,10 +5059,11 @@
       <w:outlineLvl w:val="2"/>
     </w:pPr>
     <w:rPr>
-      <w:rFonts w:asciiTheme="majorHAnsi" w:eastAsiaTheme="majorEastAsia" w:hAnsiTheme="majorHAnsi" w:cstheme="majorBidi"/>
+      <w:rFonts w:asciiTheme="majorHAnsi" w:eastAsiaTheme="majorEastAsia" w:hAnsiTheme="majorHAnsi" w:cstheme="majorBidi" w:ascii="Arial" w:hAnsi="Arial"/>
       <w:b/>
       <w:bCs/>
-      <w:color w:val="4F81BD" w:themeColor="accent1"/>
+      <w:color w:val="1F6FEB"/>
+      <w:sz w:val="22"/>
     </w:rPr>
   </w:style>
   <w:style w:type="paragraph" w:styleId="Heading4">
@@ -3447,11 +5301,12 @@
       <w:contextualSpacing/>
     </w:pPr>
     <w:rPr>
-      <w:rFonts w:asciiTheme="majorHAnsi" w:eastAsiaTheme="majorEastAsia" w:hAnsiTheme="majorHAnsi" w:cstheme="majorBidi"/>
-      <w:color w:val="17365D" w:themeColor="text2" w:themeShade="BF"/>
+      <w:rFonts w:asciiTheme="majorHAnsi" w:eastAsiaTheme="majorEastAsia" w:hAnsiTheme="majorHAnsi" w:cstheme="majorBidi" w:ascii="Arial" w:hAnsi="Arial"/>
+      <w:b/>
+      <w:color w:val="111827"/>
       <w:spacing w:val="5"/>
       <w:kern w:val="28"/>
-      <w:sz w:val="52"/>
+      <w:sz w:val="48"/>
       <w:szCs w:val="52"/>
     </w:rPr>
   </w:style>

--- a/courseware/LG-Claude Cowork Masterclass.docx
+++ b/courseware/LG-Claude Cowork Masterclass.docx
@@ -179,7 +179,7 @@
           <w:color w:val="1F6FEB"/>
           <w:sz w:val="24"/>
         </w:rPr>
-        <w:t>Version 3.0</w:t>
+        <w:t>Version 3.1</w:t>
       </w:r>
     </w:p>
     <w:p>
@@ -482,7 +482,7 @@
               <w:rPr>
                 <w:sz w:val="19"/>
               </w:rPr>
-              <w:t>16 September 2026</w:t>
+              <w:t>17 September 2026</w:t>
             </w:r>
           </w:p>
         </w:tc>
@@ -515,6 +515,64 @@
           </w:p>
         </w:tc>
       </w:tr>
+      <w:tr>
+        <w:tc>
+          <w:tcPr>
+            <w:tcW w:type="dxa" w:w="2160"/>
+          </w:tcPr>
+          <w:p>
+            <w:r/>
+            <w:r>
+              <w:rPr>
+                <w:sz w:val="19"/>
+              </w:rPr>
+              <w:t>3.1</w:t>
+            </w:r>
+          </w:p>
+        </w:tc>
+        <w:tc>
+          <w:tcPr>
+            <w:tcW w:type="dxa" w:w="2160"/>
+          </w:tcPr>
+          <w:p>
+            <w:r/>
+            <w:r>
+              <w:rPr>
+                <w:sz w:val="19"/>
+              </w:rPr>
+              <w:t>17 September 2026</w:t>
+            </w:r>
+          </w:p>
+        </w:tc>
+        <w:tc>
+          <w:tcPr>
+            <w:tcW w:type="dxa" w:w="2160"/>
+          </w:tcPr>
+          <w:p>
+            <w:r/>
+            <w:r>
+              <w:rPr>
+                <w:sz w:val="19"/>
+              </w:rPr>
+              <w:t>Added a document-processing lab as the new Lab 1 — 126 synthetic Meridian supplier invoices and expense receipts that Claude reads into a CSV and files into month folders — so the course now opens on the work Cowork is really for. Seven labs in total. Topic 2 now teaches the three layers of a skill, the Do / Verify / Save / Update process and /skill-creator. All scenario data moved to FY2025 for one consistent year.</w:t>
+            </w:r>
+          </w:p>
+        </w:tc>
+        <w:tc>
+          <w:tcPr>
+            <w:tcW w:type="dxa" w:w="2160"/>
+          </w:tcPr>
+          <w:p>
+            <w:r/>
+            <w:r>
+              <w:rPr>
+                <w:sz w:val="19"/>
+              </w:rPr>
+              <w:t>Dr. Alfred Ang</w:t>
+            </w:r>
+          </w:p>
+        </w:tc>
+      </w:tr>
     </w:tbl>
     <w:p>
       <w:r>
@@ -550,7 +608,7 @@
         </w:rPr>
         <w:t>Introduction</w:t>
         <w:tab/>
-        <w:t>4</w:t>
+        <w:t>5</w:t>
       </w:r>
     </w:p>
     <w:p>
@@ -569,7 +627,7 @@
         </w:rPr>
         <w:t>Course Learning Outcomes</w:t>
         <w:tab/>
-        <w:t>4</w:t>
+        <w:t>5</w:t>
       </w:r>
     </w:p>
     <w:p>
@@ -588,7 +646,7 @@
         </w:rPr>
         <w:t>Before You Start — Preparation</w:t>
         <w:tab/>
-        <w:t>4</w:t>
+        <w:t>5</w:t>
       </w:r>
     </w:p>
     <w:p>
@@ -607,7 +665,7 @@
         </w:rPr>
         <w:t>Topic 01 — Claude Cowork Fundamentals</w:t>
         <w:tab/>
-        <w:t>5</w:t>
+        <w:t>6</w:t>
       </w:r>
     </w:p>
     <w:p>
@@ -625,9 +683,9 @@
           <w:color w:val="333333"/>
           <w:sz w:val="21"/>
         </w:rPr>
-        <w:t>Lab 1 — Your First Live Artefact</w:t>
+        <w:t>Lab 1 — Process a Folder of Invoices</w:t>
         <w:tab/>
-        <w:t>5</w:t>
+        <w:t>6</w:t>
       </w:r>
     </w:p>
     <w:p>
@@ -645,9 +703,29 @@
           <w:color w:val="333333"/>
           <w:sz w:val="21"/>
         </w:rPr>
-        <w:t>Lab 2 — The Meridian Sales Dashboard</w:t>
+        <w:t>Lab 2 — Your First Live Artefact</w:t>
         <w:tab/>
-        <w:t>7</w:t>
+        <w:t>8</w:t>
+      </w:r>
+    </w:p>
+    <w:p>
+      <w:pPr>
+        <w:tabs>
+          <w:tab w:pos="9072" w:val="right" w:leader="dot"/>
+        </w:tabs>
+        <w:spacing w:after="60"/>
+        <w:ind w:left="432"/>
+      </w:pPr>
+      <w:r>
+        <w:rPr>
+          <w:rFonts w:ascii="Arial" w:hAnsi="Arial"/>
+          <w:b w:val="0"/>
+          <w:color w:val="333333"/>
+          <w:sz w:val="21"/>
+        </w:rPr>
+        <w:t>Lab 3 — The Meridian Sales Dashboard</w:t>
+        <w:tab/>
+        <w:t>10</w:t>
       </w:r>
     </w:p>
     <w:p>
@@ -666,7 +744,7 @@
         </w:rPr>
         <w:t>Topic 02 — Tools and Skills</w:t>
         <w:tab/>
-        <w:t>8</w:t>
+        <w:t>11</w:t>
       </w:r>
     </w:p>
     <w:p>
@@ -684,9 +762,9 @@
           <w:color w:val="333333"/>
           <w:sz w:val="21"/>
         </w:rPr>
-        <w:t>Lab 3 — Connect Google Drive</w:t>
+        <w:t>Lab 4 — Connect Google Drive</w:t>
         <w:tab/>
-        <w:t>9</w:t>
+        <w:t>12</w:t>
       </w:r>
     </w:p>
     <w:p>
@@ -704,9 +782,9 @@
           <w:color w:val="333333"/>
           <w:sz w:val="21"/>
         </w:rPr>
-        <w:t>Lab 4 — Refresh the Dashboard and Send the Summary</w:t>
+        <w:t>Lab 5 — Refresh the Dashboard and Send the Summary</w:t>
         <w:tab/>
-        <w:t>10</w:t>
+        <w:t>13</w:t>
       </w:r>
     </w:p>
     <w:p>
@@ -724,9 +802,9 @@
           <w:color w:val="333333"/>
           <w:sz w:val="21"/>
         </w:rPr>
-        <w:t>Lab 5 — Build a /daily-brief Skill</w:t>
+        <w:t>Lab 6 — Build a /daily-brief Skill</w:t>
         <w:tab/>
-        <w:t>12</w:t>
+        <w:t>15</w:t>
       </w:r>
     </w:p>
     <w:p>
@@ -745,7 +823,7 @@
         </w:rPr>
         <w:t>Topic 03 — Claude Projects</w:t>
         <w:tab/>
-        <w:t>13</w:t>
+        <w:t>17</w:t>
       </w:r>
     </w:p>
     <w:p>
@@ -763,9 +841,9 @@
           <w:color w:val="333333"/>
           <w:sz w:val="21"/>
         </w:rPr>
-        <w:t>Lab 6 — Build the Meridian Claude Project</w:t>
+        <w:t>Lab 7 — Build the Meridian Claude Project</w:t>
         <w:tab/>
-        <w:t>14</w:t>
+        <w:t>17</w:t>
       </w:r>
     </w:p>
     <w:p>
@@ -784,7 +862,7 @@
         </w:rPr>
         <w:t>Wrap-Up</w:t>
         <w:tab/>
-        <w:t>16</w:t>
+        <w:t>19</w:t>
       </w:r>
     </w:p>
     <w:p>
@@ -803,7 +881,7 @@
         </w:rPr>
         <w:t>Next Steps</w:t>
         <w:tab/>
-        <w:t>16</w:t>
+        <w:t>20</w:t>
       </w:r>
     </w:p>
     <w:p>
@@ -822,7 +900,7 @@
         </w:rPr>
         <w:t>Glossary</w:t>
         <w:tab/>
-        <w:t>16</w:t>
+        <w:t>20</w:t>
       </w:r>
     </w:p>
     <w:p>
@@ -840,7 +918,7 @@
     </w:p>
     <w:p>
       <w:r>
-        <w:t>Claude Cowork is the desktop agent in the Claude family built for people who work with files and reports rather than code. This course teaches it through one continuous scenario: you are on the finance team at Meridian Capital Partners Pte Ltd, and over six labs you build a live sales dashboard, connect it to the firm's data in Google Drive, deliver an approved summary by Gmail, wrap that routine into a reusable daily-brief skill, and finish by gathering everything into one Claude Project your whole team can work from.</w:t>
+        <w:t>Claude Cowork is the desktop agent in the Claude family built for people who work with files and reports rather than code. This course teaches it through one continuous scenario: you are on the finance team at Meridian Capital Partners Pte Ltd, and over seven labs you process a year of invoices, build a live sales dashboard, connect it to the firm's data in Google Drive, deliver an approved summary by Gmail, wrap that routine into a reusable daily-brief skill, and finish by gathering everything into one Claude Project your whole team can work from.</w:t>
       </w:r>
     </w:p>
     <w:p>
@@ -861,7 +939,7 @@
         <w:pStyle w:val="ListBullet"/>
       </w:pPr>
       <w:r>
-        <w:t>LO1: Set up Claude and the Cowork desktop workspace, and explain where Cowork fits in the Claude product family.</w:t>
+        <w:t>LO1: Set up the Cowork desktop workspace and have Claude process a folder of documents into a structured summary.</w:t>
       </w:r>
     </w:p>
     <w:p>
@@ -893,7 +971,7 @@
         <w:pStyle w:val="ListBullet"/>
       </w:pPr>
       <w:r>
-        <w:t>LO5: Write an Agent Skill that runs a repeatable routine across your connected tools on one command.</w:t>
+        <w:t>LO5: Turn a verified routine into an Agent Skill with /skill-creator, update it, and explain a skill's three layers.</w:t>
       </w:r>
     </w:p>
     <w:p>
@@ -1021,7 +1099,7 @@
     </w:p>
     <w:p>
       <w:r>
-        <w:t>The Claude family · Cowork setup · Live Artefacts · save &amp; download</w:t>
+        <w:t>The Claude family · Cowork setup · Live Artefacts · working with documents</w:t>
       </w:r>
     </w:p>
     <w:p>
@@ -1087,17 +1165,17 @@
         <w:pStyle w:val="Heading2"/>
       </w:pPr>
       <w:r>
-        <w:t>Lab 1 — Your First Live Artefact</w:t>
-      </w:r>
-    </w:p>
-    <w:p>
-      <w:r>
-        <w:t>Learning outcome: set up the Cowork workspace and build, save and download a Live Artefact.</w:t>
-      </w:r>
-    </w:p>
-    <w:p>
-      <w:r>
-        <w:t>Goal: You have just joined the finance team at Meridian Capital Partners. Before touching the firm's numbers, you get Claude Cowork working and build a small Live Artefact so you can see how an artefact differs from a chat answer — it persists, it is interactive, and you can save and download it.</w:t>
+        <w:t>Lab 1 — Process a Folder of Invoices</w:t>
+      </w:r>
+    </w:p>
+    <w:p>
+      <w:r>
+        <w:t>Learning outcome: extract structured data from a folder of PDFs and reorganise the files.</w:t>
+      </w:r>
+    </w:p>
+    <w:p>
+      <w:r>
+        <w:t>Goal: Meridian's accountant needs the 2025 supplier invoices summarised and filed. You point Cowork at a folder of 126 PDFs — a full year of invoices, a few expense receipts, and the untidy filenames a real downloads folder collects — and have it read every document, build one CSV, and sort the files into month folders. This is work no dashboard can do: reading documents and acting on your file system. It is also far more than you would ever do by hand, which is the point.</w:t>
       </w:r>
     </w:p>
     <w:p>
@@ -1112,7 +1190,7 @@
     </w:p>
     <w:p>
       <w:r>
-        <w:t>A saved, downloaded Live Artefact — a working Meridian FX converter.   (Tools: Claude desktop app, Claude Cowork, Live Artefacts.)</w:t>
+        <w:t>An invoices_2025.csv summary plus the PDFs filed into YEAR-MONTH folders.   (Tools: Claude Cowork, local files, PDF reading.)</w:t>
       </w:r>
     </w:p>
     <w:p>
@@ -1162,11 +1240,11 @@
             </w:pPr>
             <w:r>
               <w:rPr>
-                <w:rFonts w:ascii="Consolas" w:hAnsi="Consolas"/>
+                <w:rFonts w:ascii="Courier New" w:hAnsi="Courier New"/>
                 <w:color w:val="111827"/>
                 <w:sz w:val="19"/>
               </w:rPr>
-              <w:t>Build me a Live Artefact: a currency converter for Meridian Capital Partners.</w:t>
+              <w:t>In this folder are all my invoices from 2025. I need you to process</w:t>
             </w:r>
           </w:p>
           <w:p>
@@ -1175,7 +1253,20 @@
             </w:pPr>
             <w:r>
               <w:rPr>
-                <w:rFonts w:ascii="Consolas" w:hAnsi="Consolas"/>
+                <w:rFonts w:ascii="Courier New" w:hAnsi="Courier New"/>
+                <w:color w:val="111827"/>
+                <w:sz w:val="19"/>
+              </w:rPr>
+              <w:t>these so I can send them to my accountant.</w:t>
+            </w:r>
+          </w:p>
+          <w:p>
+            <w:pPr>
+              <w:spacing w:after="0"/>
+            </w:pPr>
+            <w:r>
+              <w:rPr>
+                <w:rFonts w:ascii="Courier New" w:hAnsi="Courier New"/>
                 <w:color w:val="111827"/>
                 <w:sz w:val="19"/>
               </w:rPr>
@@ -1187,11 +1278,11 @@
             </w:pPr>
             <w:r>
               <w:rPr>
-                <w:rFonts w:ascii="Consolas" w:hAnsi="Consolas"/>
+                <w:rFonts w:ascii="Courier New" w:hAnsi="Courier New"/>
                 <w:color w:val="111827"/>
                 <w:sz w:val="19"/>
               </w:rPr>
-              <w:t>Requirements:</w:t>
+              <w:t>Read each invoice and extract the following data points:</w:t>
             </w:r>
           </w:p>
           <w:p>
@@ -1200,72 +1291,7 @@
             </w:pPr>
             <w:r>
               <w:rPr>
-                <w:rFonts w:ascii="Consolas" w:hAnsi="Consolas"/>
-                <w:color w:val="111827"/>
-                <w:sz w:val="19"/>
-              </w:rPr>
-              <w:t>- Convert between SGD, USD, EUR and GBP.</w:t>
-            </w:r>
-          </w:p>
-          <w:p>
-            <w:pPr>
-              <w:spacing w:after="0"/>
-            </w:pPr>
-            <w:r>
-              <w:rPr>
-                <w:rFonts w:ascii="Consolas" w:hAnsi="Consolas"/>
-                <w:color w:val="111827"/>
-                <w:sz w:val="19"/>
-              </w:rPr>
-              <w:t>- Use these fixed demo rates from SGD: USD 0.74, EUR 0.68, GBP 0.58.</w:t>
-            </w:r>
-          </w:p>
-          <w:p>
-            <w:pPr>
-              <w:spacing w:after="0"/>
-            </w:pPr>
-            <w:r>
-              <w:rPr>
-                <w:rFonts w:ascii="Consolas" w:hAnsi="Consolas"/>
-                <w:color w:val="111827"/>
-                <w:sz w:val="19"/>
-              </w:rPr>
-              <w:t>- One amount box, a from-currency and a to-currency selector, and a large result.</w:t>
-            </w:r>
-          </w:p>
-          <w:p>
-            <w:pPr>
-              <w:spacing w:after="0"/>
-            </w:pPr>
-            <w:r>
-              <w:rPr>
-                <w:rFonts w:ascii="Consolas" w:hAnsi="Consolas"/>
-                <w:color w:val="111827"/>
-                <w:sz w:val="19"/>
-              </w:rPr>
-              <w:t>- Show the rate used underneath the result.</w:t>
-            </w:r>
-          </w:p>
-          <w:p>
-            <w:pPr>
-              <w:spacing w:after="0"/>
-            </w:pPr>
-            <w:r>
-              <w:rPr>
-                <w:rFonts w:ascii="Consolas" w:hAnsi="Consolas"/>
-                <w:color w:val="111827"/>
-                <w:sz w:val="19"/>
-              </w:rPr>
-              <w:t>- Clean, professional finance styling. Label it "Meridian Capital Partners".</w:t>
-            </w:r>
-          </w:p>
-          <w:p>
-            <w:pPr>
-              <w:spacing w:after="0"/>
-            </w:pPr>
-            <w:r>
-              <w:rPr>
-                <w:rFonts w:ascii="Consolas" w:hAnsi="Consolas"/>
+                <w:rFonts w:ascii="Courier New" w:hAnsi="Courier New"/>
                 <w:color w:val="111827"/>
                 <w:sz w:val="19"/>
               </w:rPr>
@@ -1277,11 +1303,216 @@
             </w:pPr>
             <w:r>
               <w:rPr>
-                <w:rFonts w:ascii="Consolas" w:hAnsi="Consolas"/>
+                <w:rFonts w:ascii="Courier New" w:hAnsi="Courier New"/>
                 <w:color w:val="111827"/>
                 <w:sz w:val="19"/>
               </w:rPr>
-              <w:t>Make it interactive so I can change the amount and see the result update.</w:t>
+              <w:t>- invoice number</w:t>
+            </w:r>
+          </w:p>
+          <w:p>
+            <w:pPr>
+              <w:spacing w:after="0"/>
+            </w:pPr>
+            <w:r>
+              <w:rPr>
+                <w:rFonts w:ascii="Courier New" w:hAnsi="Courier New"/>
+                <w:color w:val="111827"/>
+                <w:sz w:val="19"/>
+              </w:rPr>
+              <w:t>- invoice sender</w:t>
+            </w:r>
+          </w:p>
+          <w:p>
+            <w:pPr>
+              <w:spacing w:after="0"/>
+            </w:pPr>
+            <w:r>
+              <w:rPr>
+                <w:rFonts w:ascii="Courier New" w:hAnsi="Courier New"/>
+                <w:color w:val="111827"/>
+                <w:sz w:val="19"/>
+              </w:rPr>
+              <w:t>- invoice sender address</w:t>
+            </w:r>
+          </w:p>
+          <w:p>
+            <w:pPr>
+              <w:spacing w:after="0"/>
+            </w:pPr>
+            <w:r>
+              <w:rPr>
+                <w:rFonts w:ascii="Courier New" w:hAnsi="Courier New"/>
+                <w:color w:val="111827"/>
+                <w:sz w:val="19"/>
+              </w:rPr>
+              <w:t>- invoice date</w:t>
+            </w:r>
+          </w:p>
+          <w:p>
+            <w:pPr>
+              <w:spacing w:after="0"/>
+            </w:pPr>
+            <w:r>
+              <w:rPr>
+                <w:rFonts w:ascii="Courier New" w:hAnsi="Courier New"/>
+                <w:color w:val="111827"/>
+                <w:sz w:val="19"/>
+              </w:rPr>
+              <w:t>- invoice due date</w:t>
+            </w:r>
+          </w:p>
+          <w:p>
+            <w:pPr>
+              <w:spacing w:after="0"/>
+            </w:pPr>
+            <w:r>
+              <w:rPr>
+                <w:rFonts w:ascii="Courier New" w:hAnsi="Courier New"/>
+                <w:color w:val="111827"/>
+                <w:sz w:val="19"/>
+              </w:rPr>
+              <w:t>- total amount due</w:t>
+            </w:r>
+          </w:p>
+          <w:p>
+            <w:pPr>
+              <w:spacing w:after="0"/>
+            </w:pPr>
+            <w:r>
+              <w:rPr>
+                <w:rFonts w:ascii="Courier New" w:hAnsi="Courier New"/>
+                <w:color w:val="111827"/>
+                <w:sz w:val="19"/>
+              </w:rPr>
+              <w:t>- currency</w:t>
+            </w:r>
+          </w:p>
+          <w:p>
+            <w:pPr>
+              <w:spacing w:after="0"/>
+            </w:pPr>
+            <w:r>
+              <w:rPr>
+                <w:rFonts w:ascii="Courier New" w:hAnsi="Courier New"/>
+                <w:color w:val="111827"/>
+                <w:sz w:val="19"/>
+              </w:rPr>
+            </w:r>
+          </w:p>
+          <w:p>
+            <w:pPr>
+              <w:spacing w:after="0"/>
+            </w:pPr>
+            <w:r>
+              <w:rPr>
+                <w:rFonts w:ascii="Courier New" w:hAnsi="Courier New"/>
+                <w:color w:val="111827"/>
+                <w:sz w:val="19"/>
+              </w:rPr>
+              <w:t>Then create a CSV called invoices_2025.csv where you store all this</w:t>
+            </w:r>
+          </w:p>
+          <w:p>
+            <w:pPr>
+              <w:spacing w:after="0"/>
+            </w:pPr>
+            <w:r>
+              <w:rPr>
+                <w:rFonts w:ascii="Courier New" w:hAnsi="Courier New"/>
+                <w:color w:val="111827"/>
+                <w:sz w:val="19"/>
+              </w:rPr>
+              <w:t>information as well as the filename.</w:t>
+            </w:r>
+          </w:p>
+          <w:p>
+            <w:pPr>
+              <w:spacing w:after="0"/>
+            </w:pPr>
+            <w:r>
+              <w:rPr>
+                <w:rFonts w:ascii="Courier New" w:hAnsi="Courier New"/>
+                <w:color w:val="111827"/>
+                <w:sz w:val="19"/>
+              </w:rPr>
+            </w:r>
+          </w:p>
+          <w:p>
+            <w:pPr>
+              <w:spacing w:after="0"/>
+            </w:pPr>
+            <w:r>
+              <w:rPr>
+                <w:rFonts w:ascii="Courier New" w:hAnsi="Courier New"/>
+                <w:color w:val="111827"/>
+                <w:sz w:val="19"/>
+              </w:rPr>
+              <w:t>After you have extracted the information, move each invoice PDF into</w:t>
+            </w:r>
+          </w:p>
+          <w:p>
+            <w:pPr>
+              <w:spacing w:after="0"/>
+            </w:pPr>
+            <w:r>
+              <w:rPr>
+                <w:rFonts w:ascii="Courier New" w:hAnsi="Courier New"/>
+                <w:color w:val="111827"/>
+                <w:sz w:val="19"/>
+              </w:rPr>
+              <w:t>sub folders based on the YEAR-MONTH of the invoice date, using the</w:t>
+            </w:r>
+          </w:p>
+          <w:p>
+            <w:pPr>
+              <w:spacing w:after="0"/>
+            </w:pPr>
+            <w:r>
+              <w:rPr>
+                <w:rFonts w:ascii="Courier New" w:hAnsi="Courier New"/>
+                <w:color w:val="111827"/>
+                <w:sz w:val="19"/>
+              </w:rPr>
+              <w:t>naming convention 2025-01, 2025-02 and so on.</w:t>
+            </w:r>
+          </w:p>
+          <w:p>
+            <w:pPr>
+              <w:spacing w:after="0"/>
+            </w:pPr>
+            <w:r>
+              <w:rPr>
+                <w:rFonts w:ascii="Courier New" w:hAnsi="Courier New"/>
+                <w:color w:val="111827"/>
+                <w:sz w:val="19"/>
+              </w:rPr>
+            </w:r>
+          </w:p>
+          <w:p>
+            <w:pPr>
+              <w:spacing w:after="0"/>
+            </w:pPr>
+            <w:r>
+              <w:rPr>
+                <w:rFonts w:ascii="Courier New" w:hAnsi="Courier New"/>
+                <w:color w:val="111827"/>
+                <w:sz w:val="19"/>
+              </w:rPr>
+              <w:t>Flag anything that does not look like a normal supplier invoice, or</w:t>
+            </w:r>
+          </w:p>
+          <w:p>
+            <w:pPr>
+              <w:spacing w:after="0"/>
+            </w:pPr>
+            <w:r>
+              <w:rPr>
+                <w:rFonts w:ascii="Courier New" w:hAnsi="Courier New"/>
+                <w:color w:val="111827"/>
+                <w:sz w:val="19"/>
+              </w:rPr>
+              <w:t>that you think I should check. Do not delete any file.</w:t>
             </w:r>
           </w:p>
         </w:tc>
@@ -1300,7 +1531,7 @@
         <w:rPr>
           <w:sz w:val="20"/>
         </w:rPr>
-        <w:t>Rates are fixed demo values so the lab gives the same answer for everyone.</w:t>
+        <w:t>Work on a copy of the folder — tell Claude to move files, never to delete them.</w:t>
       </w:r>
     </w:p>
     <w:p>
@@ -1325,17 +1556,17 @@
         <w:t xml:space="preserve">1.  </w:t>
       </w:r>
       <w:r>
-        <w:t>Open the Claude desktop app and sign in with your paid-plan account.</w:t>
+        <w:t>Open the Claude desktop app, sign in, and choose Cowork in the sidebar.</w:t>
       </w:r>
     </w:p>
     <w:p>
       <w:r>
         <w:rPr>
-          <w:rFonts w:ascii="Consolas" w:hAnsi="Consolas"/>
+          <w:rFonts w:ascii="Courier New" w:hAnsi="Courier New"/>
           <w:color w:val="0B3060"/>
           <w:sz w:val="19"/>
         </w:rPr>
-        <w:t>Live Artefacts and local file access are desktop features — the browser version does not support them.</w:t>
+        <w:t>Cowork is a desktop feature on a paid plan — the browser version cannot reach your files.</w:t>
       </w:r>
     </w:p>
     <w:p>
@@ -1350,17 +1581,17 @@
         <w:t xml:space="preserve">2.  </w:t>
       </w:r>
       <w:r>
-        <w:t>Choose Cowork in the sidebar to open the agent workspace rather than a plain chat.</w:t>
+        <w:t>Copy the lab's "2025 Invoices" folder somewhere you can work on it.</w:t>
       </w:r>
     </w:p>
     <w:p>
       <w:r>
         <w:rPr>
-          <w:rFonts w:ascii="Consolas" w:hAnsi="Consolas"/>
+          <w:rFonts w:ascii="Courier New" w:hAnsi="Courier New"/>
           <w:color w:val="0B3060"/>
           <w:sz w:val="19"/>
         </w:rPr>
-        <w:t>Cowork gives Claude a workspace it can act in, instead of only answering in the conversation.</w:t>
+        <w:t>Always run a file-moving task against a copy the first time, so a mistake costs nothing.</w:t>
       </w:r>
     </w:p>
     <w:p>
@@ -1375,17 +1606,17 @@
         <w:t xml:space="preserve">3.  </w:t>
       </w:r>
       <w:r>
-        <w:t>Paste the lab prompt into the composer and send it.</w:t>
+        <w:t>Open the folder yourself and skim it before you start — 126 files.</w:t>
       </w:r>
     </w:p>
     <w:p>
       <w:r>
         <w:rPr>
-          <w:rFonts w:ascii="Consolas" w:hAnsi="Consolas"/>
+          <w:rFonts w:ascii="Courier New" w:hAnsi="Courier New"/>
           <w:color w:val="0B3060"/>
           <w:sz w:val="19"/>
         </w:rPr>
-        <w:t>Claude writes the code and renders the converter in the preview pane beside the chat.</w:t>
+        <w:t>Two have machine-generated names and one looks like a duplicate. You cannot check 126 documents by hand, but you can check that the summary adds up.</w:t>
       </w:r>
     </w:p>
     <w:p>
@@ -1400,17 +1631,17 @@
         <w:t xml:space="preserve">4.  </w:t>
       </w:r>
       <w:r>
-        <w:t>Try the converter: change the amount and switch the currencies.</w:t>
+        <w:t>Start a Cowork session pointed at that folder, then paste the lab prompt.</w:t>
       </w:r>
     </w:p>
     <w:p>
       <w:r>
         <w:rPr>
-          <w:rFonts w:ascii="Consolas" w:hAnsi="Consolas"/>
+          <w:rFonts w:ascii="Courier New" w:hAnsi="Courier New"/>
           <w:color w:val="0B3060"/>
           <w:sz w:val="19"/>
         </w:rPr>
-        <w:t>This is what makes it an artefact rather than an answer — you can interact with it.</w:t>
+        <w:t>Cowork needs access to the folder itself, not an attachment, because it must move files as well as read them.</w:t>
       </w:r>
     </w:p>
     <w:p>
@@ -1425,17 +1656,17 @@
         <w:t xml:space="preserve">5.  </w:t>
       </w:r>
       <w:r>
-        <w:t>Ask for one refinement in plain English, for example: Add a thousands separator to the result.</w:t>
+        <w:t>Let Claude work through the PDFs — this one takes a few minutes.</w:t>
       </w:r>
     </w:p>
     <w:p>
       <w:r>
         <w:rPr>
-          <w:rFonts w:ascii="Consolas" w:hAnsi="Consolas"/>
+          <w:rFonts w:ascii="Courier New" w:hAnsi="Courier New"/>
           <w:color w:val="0B3060"/>
           <w:sz w:val="19"/>
         </w:rPr>
-        <w:t>Refining by conversation is the normal way to work — you never edit the code yourself.</w:t>
+        <w:t>It is reading each document, not guessing from the filename, which is why the oddly-named files still land correctly.</w:t>
       </w:r>
     </w:p>
     <w:p>
@@ -1450,17 +1681,17 @@
         <w:t xml:space="preserve">6.  </w:t>
       </w:r>
       <w:r>
-        <w:t>Save the artefact so it appears in your sidebar.</w:t>
+        <w:t>Open invoices_2025.csv and check the row count against the folder.</w:t>
       </w:r>
     </w:p>
     <w:p>
       <w:r>
         <w:rPr>
-          <w:rFonts w:ascii="Consolas" w:hAnsi="Consolas"/>
+          <w:rFonts w:ascii="Courier New" w:hAnsi="Courier New"/>
           <w:color w:val="0B3060"/>
           <w:sz w:val="19"/>
         </w:rPr>
-        <w:t>A saved artefact persists as a reusable tool; an unsaved one scrolls away with the chat.</w:t>
+        <w:t>Expect 121 invoice rows — 117 in SGD and 4 in USD — with the receipts and the duplicate flagged rather than silently mixed in.</w:t>
       </w:r>
     </w:p>
     <w:p>
@@ -1475,17 +1706,92 @@
         <w:t xml:space="preserve">7.  </w:t>
       </w:r>
       <w:r>
-        <w:t>Download a copy of the artefact to your lab folder.</w:t>
+        <w:t>Total the SGD column and compare it against S$777,954.81.</w:t>
       </w:r>
     </w:p>
     <w:p>
       <w:r>
         <w:rPr>
-          <w:rFonts w:ascii="Consolas" w:hAnsi="Consolas"/>
+          <w:rFonts w:ascii="Courier New" w:hAnsi="Courier New"/>
           <w:color w:val="0B3060"/>
           <w:sz w:val="19"/>
         </w:rPr>
-        <w:t>Downloading gives you a file you can keep, attach or hand to someone without Claude.</w:t>
+        <w:t>Spot-check a few rows against the PDFs too: a total that reconciles tells you the extraction held across all 126 files.</w:t>
+      </w:r>
+    </w:p>
+    <w:p>
+      <w:pPr>
+        <w:spacing w:after="80"/>
+        <w:ind w:left="360"/>
+      </w:pPr>
+      <w:r>
+        <w:rPr>
+          <w:b/>
+        </w:rPr>
+        <w:t xml:space="preserve">8.  </w:t>
+      </w:r>
+      <w:r>
+        <w:t>Check the currency column — four invoices are in US dollars.</w:t>
+      </w:r>
+    </w:p>
+    <w:p>
+      <w:r>
+        <w:rPr>
+          <w:rFonts w:ascii="Courier New" w:hAnsi="Courier New"/>
+          <w:color w:val="0B3060"/>
+          <w:sz w:val="19"/>
+        </w:rPr>
+        <w:t>Never sum a mixed-currency column. This is exactly the kind of thing a human check is for.</w:t>
+      </w:r>
+    </w:p>
+    <w:p>
+      <w:pPr>
+        <w:spacing w:after="80"/>
+        <w:ind w:left="360"/>
+      </w:pPr>
+      <w:r>
+        <w:rPr>
+          <w:b/>
+        </w:rPr>
+        <w:t xml:space="preserve">9.  </w:t>
+      </w:r>
+      <w:r>
+        <w:t>Confirm the PDFs now sit in 2025-01 … 2025-12 folders and nothing was deleted.</w:t>
+      </w:r>
+    </w:p>
+    <w:p>
+      <w:r>
+        <w:rPr>
+          <w:rFonts w:ascii="Courier New" w:hAnsi="Courier New"/>
+          <w:color w:val="0B3060"/>
+          <w:sz w:val="19"/>
+        </w:rPr>
+        <w:t>The file dates come from inside each document, so a file named Jan can still be filed by its real invoice date.</w:t>
+      </w:r>
+    </w:p>
+    <w:p>
+      <w:pPr>
+        <w:spacing w:after="80"/>
+        <w:ind w:left="360"/>
+      </w:pPr>
+      <w:r>
+        <w:rPr>
+          <w:b/>
+        </w:rPr>
+        <w:t xml:space="preserve">10.  </w:t>
+      </w:r>
+      <w:r>
+        <w:t>Read Claude's list of flagged items and decide what to do about each.</w:t>
+      </w:r>
+    </w:p>
+    <w:p>
+      <w:r>
+        <w:rPr>
+          <w:rFonts w:ascii="Courier New" w:hAnsi="Courier New"/>
+          <w:color w:val="0B3060"/>
+          <w:sz w:val="19"/>
+        </w:rPr>
+        <w:t>Claude surfaces the exceptions; you make the call — that is the working relationship this course is teaching.</w:t>
       </w:r>
     </w:p>
     <w:p>
@@ -1500,7 +1806,7 @@
     </w:p>
     <w:p>
       <w:r>
-        <w:t>Converting S$10,000 to USD shows US$7,400. The artefact appears in your sidebar after saving, still works when you reopen it, and a downloaded copy is in your lab folder.</w:t>
+        <w:t>invoices_2025.csv lists every invoice with all seven fields plus the filename. The 117 SGD invoices total S$777,954.81; the four USD invoices are marked USD rather than added to that total. The duplicated invoice and the four expense receipts are flagged rather than counted as ordinary invoices. The PDFs now sit in 2025-01 … 2025-12 folders and all 126 files are still present.</w:t>
       </w:r>
     </w:p>
     <w:p>
@@ -1524,17 +1830,17 @@
         <w:pStyle w:val="Heading2"/>
       </w:pPr>
       <w:r>
-        <w:t>Lab 2 — The Meridian Sales Dashboard</w:t>
-      </w:r>
-    </w:p>
-    <w:p>
-      <w:r>
-        <w:t>Learning outcome: turn supplied finance data into an interactive Live Artefact dashboard.</w:t>
-      </w:r>
-    </w:p>
-    <w:p>
-      <w:r>
-        <w:t>Goal: Meridian's head of finance wants to see how the four revenue desks performed this year without opening a spreadsheet. You take the supplied sales data and build it into a Live Artefact dashboard — KPI tiles, a trend chart and a desk breakdown — then save it. This dashboard is the artefact every later lab builds on.</w:t>
+        <w:t>Lab 2 — Your First Live Artefact</w:t>
+      </w:r>
+    </w:p>
+    <w:p>
+      <w:r>
+        <w:t>Learning outcome: set up the Cowork workspace and build, save and download a Live Artefact.</w:t>
+      </w:r>
+    </w:p>
+    <w:p>
+      <w:r>
+        <w:t>Goal: Now you have seen Cowork do a real piece of work, meet the other thing it makes: a Live Artefact. You build a small tool rather than ask a question, so you can see how an artefact differs from a chat answer — it persists, it is interactive, and you can save and download it.</w:t>
       </w:r>
     </w:p>
     <w:p>
@@ -1549,7 +1855,7 @@
     </w:p>
     <w:p>
       <w:r>
-        <w:t>A saved Live Artefact dashboard showing Meridian's FY2026 revenue by desk.   (Tools: Claude Cowork, Live Artefacts, local files.)</w:t>
+        <w:t>A saved, downloaded Live Artefact — a working Meridian FX converter.   (Tools: Claude desktop app, Claude Cowork, Live Artefacts.)</w:t>
       </w:r>
     </w:p>
     <w:p>
@@ -1599,11 +1905,11 @@
             </w:pPr>
             <w:r>
               <w:rPr>
-                <w:rFonts w:ascii="Consolas" w:hAnsi="Consolas"/>
+                <w:rFonts w:ascii="Courier New" w:hAnsi="Courier New"/>
                 <w:color w:val="111827"/>
                 <w:sz w:val="19"/>
               </w:rPr>
-              <w:t>Using the attached meridian-sales-fy2026.csv, build me a Live Artefact:</w:t>
+              <w:t>Build me a Live Artefact: a currency converter for Meridian Capital Partners.</w:t>
             </w:r>
           </w:p>
           <w:p>
@@ -1612,20 +1918,7 @@
             </w:pPr>
             <w:r>
               <w:rPr>
-                <w:rFonts w:ascii="Consolas" w:hAnsi="Consolas"/>
-                <w:color w:val="111827"/>
-                <w:sz w:val="19"/>
-              </w:rPr>
-              <w:t>an interactive sales dashboard for Meridian Capital Partners.</w:t>
-            </w:r>
-          </w:p>
-          <w:p>
-            <w:pPr>
-              <w:spacing w:after="0"/>
-            </w:pPr>
-            <w:r>
-              <w:rPr>
-                <w:rFonts w:ascii="Consolas" w:hAnsi="Consolas"/>
+                <w:rFonts w:ascii="Courier New" w:hAnsi="Courier New"/>
                 <w:color w:val="111827"/>
                 <w:sz w:val="19"/>
               </w:rPr>
@@ -1637,11 +1930,11 @@
             </w:pPr>
             <w:r>
               <w:rPr>
-                <w:rFonts w:ascii="Consolas" w:hAnsi="Consolas"/>
+                <w:rFonts w:ascii="Courier New" w:hAnsi="Courier New"/>
                 <w:color w:val="111827"/>
                 <w:sz w:val="19"/>
               </w:rPr>
-              <w:t>Include:</w:t>
+              <w:t>Requirements:</w:t>
             </w:r>
           </w:p>
           <w:p>
@@ -1650,11 +1943,11 @@
             </w:pPr>
             <w:r>
               <w:rPr>
-                <w:rFonts w:ascii="Consolas" w:hAnsi="Consolas"/>
+                <w:rFonts w:ascii="Courier New" w:hAnsi="Courier New"/>
                 <w:color w:val="111827"/>
                 <w:sz w:val="19"/>
               </w:rPr>
-              <w:t>- KPI tiles: total revenue, total deals, average deal size, best desk.</w:t>
+              <w:t>- Convert between SGD, USD, EUR and GBP.</w:t>
             </w:r>
           </w:p>
           <w:p>
@@ -1663,11 +1956,11 @@
             </w:pPr>
             <w:r>
               <w:rPr>
-                <w:rFonts w:ascii="Consolas" w:hAnsi="Consolas"/>
+                <w:rFonts w:ascii="Courier New" w:hAnsi="Courier New"/>
                 <w:color w:val="111827"/>
                 <w:sz w:val="19"/>
               </w:rPr>
-              <w:t>- A monthly revenue trend chart for the full year.</w:t>
+              <w:t>- Use these fixed demo rates from SGD: USD 0.74, EUR 0.68, GBP 0.58.</w:t>
             </w:r>
           </w:p>
           <w:p>
@@ -1676,11 +1969,11 @@
             </w:pPr>
             <w:r>
               <w:rPr>
-                <w:rFonts w:ascii="Consolas" w:hAnsi="Consolas"/>
+                <w:rFonts w:ascii="Courier New" w:hAnsi="Courier New"/>
                 <w:color w:val="111827"/>
                 <w:sz w:val="19"/>
               </w:rPr>
-              <w:t>- A breakdown of revenue by desk (Advisory, Asset Management,</w:t>
+              <w:t>- One amount box, a from-currency and a to-currency selector, and a large result.</w:t>
             </w:r>
           </w:p>
           <w:p>
@@ -1689,11 +1982,11 @@
             </w:pPr>
             <w:r>
               <w:rPr>
-                <w:rFonts w:ascii="Consolas" w:hAnsi="Consolas"/>
+                <w:rFonts w:ascii="Courier New" w:hAnsi="Courier New"/>
                 <w:color w:val="111827"/>
                 <w:sz w:val="19"/>
               </w:rPr>
-              <w:t xml:space="preserve">  Private Credit, Corporate Finance).</w:t>
+              <w:t>- Show the rate used underneath the result.</w:t>
             </w:r>
           </w:p>
           <w:p>
@@ -1702,11 +1995,11 @@
             </w:pPr>
             <w:r>
               <w:rPr>
-                <w:rFonts w:ascii="Consolas" w:hAnsi="Consolas"/>
+                <w:rFonts w:ascii="Courier New" w:hAnsi="Courier New"/>
                 <w:color w:val="111827"/>
                 <w:sz w:val="19"/>
               </w:rPr>
-              <w:t>- A filter to show one desk at a time or all desks.</w:t>
+              <w:t>- Clean, professional finance styling. Label it "Meridian Capital Partners".</w:t>
             </w:r>
           </w:p>
           <w:p>
@@ -1715,7 +2008,7 @@
             </w:pPr>
             <w:r>
               <w:rPr>
-                <w:rFonts w:ascii="Consolas" w:hAnsi="Consolas"/>
+                <w:rFonts w:ascii="Courier New" w:hAnsi="Courier New"/>
                 <w:color w:val="111827"/>
                 <w:sz w:val="19"/>
               </w:rPr>
@@ -1727,37 +2020,11 @@
             </w:pPr>
             <w:r>
               <w:rPr>
-                <w:rFonts w:ascii="Consolas" w:hAnsi="Consolas"/>
+                <w:rFonts w:ascii="Courier New" w:hAnsi="Courier New"/>
                 <w:color w:val="111827"/>
                 <w:sz w:val="19"/>
               </w:rPr>
-              <w:t>Format all money as Singapore dollars with thousands separators.</w:t>
-            </w:r>
-          </w:p>
-          <w:p>
-            <w:pPr>
-              <w:spacing w:after="0"/>
-            </w:pPr>
-            <w:r>
-              <w:rPr>
-                <w:rFonts w:ascii="Consolas" w:hAnsi="Consolas"/>
-                <w:color w:val="111827"/>
-                <w:sz w:val="19"/>
-              </w:rPr>
-              <w:t>Use a clean, professional finance layout. Title it</w:t>
-            </w:r>
-          </w:p>
-          <w:p>
-            <w:pPr>
-              <w:spacing w:after="0"/>
-            </w:pPr>
-            <w:r>
-              <w:rPr>
-                <w:rFonts w:ascii="Consolas" w:hAnsi="Consolas"/>
-                <w:color w:val="111827"/>
-                <w:sz w:val="19"/>
-              </w:rPr>
-              <w:t>"Meridian Capital Partners — FY2026 Revenue".</w:t>
+              <w:t>Make it interactive so I can change the amount and see the result update.</w:t>
             </w:r>
           </w:p>
         </w:tc>
@@ -1776,7 +2043,7 @@
         <w:rPr>
           <w:sz w:val="20"/>
         </w:rPr>
-        <w:t>Attach the CSV from your lab's mock-data folder before sending the prompt.</w:t>
+        <w:t>Rates are fixed demo values so the lab gives the same answer for everyone.</w:t>
       </w:r>
     </w:p>
     <w:p>
@@ -1801,17 +2068,17 @@
         <w:t xml:space="preserve">1.  </w:t>
       </w:r>
       <w:r>
-        <w:t>Open the lab folder and look at meridian-sales-fy2026.csv so you know what the data holds.</w:t>
+        <w:t>Start a new Cowork session — this lab needs no files.</w:t>
       </w:r>
     </w:p>
     <w:p>
       <w:r>
         <w:rPr>
-          <w:rFonts w:ascii="Consolas" w:hAnsi="Consolas"/>
+          <w:rFonts w:ascii="Courier New" w:hAnsi="Courier New"/>
           <w:color w:val="0B3060"/>
           <w:sz w:val="19"/>
         </w:rPr>
-        <w:t>Always know your source before you ask Claude to summarise it — that is how you spot a wrong figure later.</w:t>
+        <w:t>Lab 1 gave Claude a folder to work in; here you are asking it to build something from nothing.</w:t>
       </w:r>
     </w:p>
     <w:p>
@@ -1826,17 +2093,17 @@
         <w:t xml:space="preserve">2.  </w:t>
       </w:r>
       <w:r>
-        <w:t>Start a Cowork session and attach the CSV, or point Claude at the lab folder.</w:t>
+        <w:t>Paste the lab prompt into the composer and send it.</w:t>
       </w:r>
     </w:p>
     <w:p>
       <w:r>
         <w:rPr>
-          <w:rFonts w:ascii="Consolas" w:hAnsi="Consolas"/>
+          <w:rFonts w:ascii="Courier New" w:hAnsi="Courier New"/>
           <w:color w:val="0B3060"/>
           <w:sz w:val="19"/>
         </w:rPr>
-        <w:t>Scope Claude to the one folder for this task rather than your whole drive.</w:t>
+        <w:t>Claude writes the code and renders the converter in the preview pane beside the chat.</w:t>
       </w:r>
     </w:p>
     <w:p>
@@ -1851,17 +2118,17 @@
         <w:t xml:space="preserve">3.  </w:t>
       </w:r>
       <w:r>
-        <w:t>Paste the lab prompt and send it.</w:t>
+        <w:t>Try the converter: change the amount and switch the currencies.</w:t>
       </w:r>
     </w:p>
     <w:p>
       <w:r>
         <w:rPr>
-          <w:rFonts w:ascii="Consolas" w:hAnsi="Consolas"/>
+          <w:rFonts w:ascii="Courier New" w:hAnsi="Courier New"/>
           <w:color w:val="0B3060"/>
           <w:sz w:val="19"/>
         </w:rPr>
-        <w:t>Claude reads the file, works out the totals and builds the dashboard in the preview pane.</w:t>
+        <w:t>This is what makes it an artefact rather than an answer — you can interact with it.</w:t>
       </w:r>
     </w:p>
     <w:p>
@@ -1876,17 +2143,17 @@
         <w:t xml:space="preserve">4.  </w:t>
       </w:r>
       <w:r>
-        <w:t>Check the KPI tiles against the CSV: total revenue should be S$24,850,000 across 214 deals.</w:t>
+        <w:t>Ask for one refinement in plain English, for example: Add a thousands separator to the result.</w:t>
       </w:r>
     </w:p>
     <w:p>
       <w:r>
         <w:rPr>
-          <w:rFonts w:ascii="Consolas" w:hAnsi="Consolas"/>
+          <w:rFonts w:ascii="Courier New" w:hAnsi="Courier New"/>
           <w:color w:val="0B3060"/>
           <w:sz w:val="19"/>
         </w:rPr>
-        <w:t>This is the verification habit — read the artefact's numbers back against the source.</w:t>
+        <w:t>Refining by conversation is the normal way to work — you never edit the code yourself.</w:t>
       </w:r>
     </w:p>
     <w:p>
@@ -1901,17 +2168,17 @@
         <w:t xml:space="preserve">5.  </w:t>
       </w:r>
       <w:r>
-        <w:t>Use the desk filter to view Advisory on its own, then return to all desks.</w:t>
+        <w:t>Save the artefact so it appears in your sidebar.</w:t>
       </w:r>
     </w:p>
     <w:p>
       <w:r>
         <w:rPr>
-          <w:rFonts w:ascii="Consolas" w:hAnsi="Consolas"/>
+          <w:rFonts w:ascii="Courier New" w:hAnsi="Courier New"/>
           <w:color w:val="0B3060"/>
           <w:sz w:val="19"/>
         </w:rPr>
-        <w:t>Interactivity is the point of a Live Artefact: the reader explores instead of asking you for another cut.</w:t>
+        <w:t>A saved artefact persists as a reusable tool; an unsaved one scrolls away with the chat.</w:t>
       </w:r>
     </w:p>
     <w:p>
@@ -1926,42 +2193,17 @@
         <w:t xml:space="preserve">6.  </w:t>
       </w:r>
       <w:r>
-        <w:t>Refine the layout in plain English, for example: Move the KPI tiles above the chart.</w:t>
+        <w:t>Download a copy of the artefact to your lab folder.</w:t>
       </w:r>
     </w:p>
     <w:p>
       <w:r>
         <w:rPr>
-          <w:rFonts w:ascii="Consolas" w:hAnsi="Consolas"/>
+          <w:rFonts w:ascii="Courier New" w:hAnsi="Courier New"/>
           <w:color w:val="0B3060"/>
           <w:sz w:val="19"/>
         </w:rPr>
-        <w:t>Keep refining by conversation until the dashboard reads the way you want it to.</w:t>
-      </w:r>
-    </w:p>
-    <w:p>
-      <w:pPr>
-        <w:spacing w:after="80"/>
-        <w:ind w:left="360"/>
-      </w:pPr>
-      <w:r>
-        <w:rPr>
-          <w:b/>
-        </w:rPr>
-        <w:t xml:space="preserve">7.  </w:t>
-      </w:r>
-      <w:r>
-        <w:t>Save the dashboard to your sidebar with a clear name, then download a copy.</w:t>
-      </w:r>
-    </w:p>
-    <w:p>
-      <w:r>
-        <w:rPr>
-          <w:rFonts w:ascii="Consolas" w:hAnsi="Consolas"/>
-          <w:color w:val="0B3060"/>
-          <w:sz w:val="19"/>
-        </w:rPr>
-        <w:t>You will reopen this same artefact in Lab 4 and rebrand it in Lab 6.</w:t>
+        <w:t>Downloading gives you a file you can keep, attach or hand to someone without Claude.</w:t>
       </w:r>
     </w:p>
     <w:p>
@@ -1976,7 +2218,7 @@
     </w:p>
     <w:p>
       <w:r>
-        <w:t>The dashboard shows total revenue S$24,850,000 and 214 deals, Advisory is the best desk at S$8,420,000, the desk filter changes the chart, and the artefact reopens from your sidebar after you close it.</w:t>
+        <w:t>Converting S$10,000 to USD shows US$7,400. The artefact appears in your sidebar after saving, still works when you reopen it, and a downloaded copy is in your lab folder.</w:t>
       </w:r>
     </w:p>
     <w:p>
@@ -1997,91 +2239,20 @@
     <w:p/>
     <w:p>
       <w:pPr>
-        <w:pStyle w:val="Heading1"/>
-      </w:pPr>
-      <w:r>
-        <w:t>Topic 02 — Tools and Skills</w:t>
-      </w:r>
-    </w:p>
-    <w:p>
-      <w:r>
-        <w:t>Google Drive · Gmail · Agent Skills · a reusable /daily-brief automation</w:t>
-      </w:r>
-    </w:p>
-    <w:p>
-      <w:r>
-        <w:rPr>
-          <w:b/>
-          <w:color w:val="1F6FEB"/>
-          <w:sz w:val="22"/>
-        </w:rPr>
-        <w:t>Key concepts</w:t>
-      </w:r>
-    </w:p>
-    <w:p>
-      <w:pPr>
-        <w:pStyle w:val="ListBullet"/>
-      </w:pPr>
-      <w:r>
-        <w:t>ConnectorsToggle Gmail, Calendar and Drive on from the + menu so Claude can reach data outside the chat.</w:t>
-      </w:r>
-    </w:p>
-    <w:p>
-      <w:pPr>
-        <w:pStyle w:val="ListBullet"/>
-      </w:pPr>
-      <w:r>
-        <w:t>Google DriveClaude reads Sheets, Docs, Slides and PDFs from Drive, and can upload files back to a folder.</w:t>
-      </w:r>
-    </w:p>
-    <w:p>
-      <w:pPr>
-        <w:pStyle w:val="ListBullet"/>
-      </w:pPr>
-      <w:r>
-        <w:t>Scope the folderPoint Claude at one Drive folder for the task — not your whole Drive.</w:t>
-      </w:r>
-    </w:p>
-    <w:p>
-      <w:pPr>
-        <w:pStyle w:val="ListBullet"/>
-      </w:pPr>
-      <w:r>
-        <w:t>GmailClaude drafts, sends, replies and labels — sending asks for explicit approval by default.</w:t>
-      </w:r>
-    </w:p>
-    <w:p>
-      <w:pPr>
-        <w:pStyle w:val="ListBullet"/>
-      </w:pPr>
-      <w:r>
-        <w:t>Agent SkillsA folder of instructions Claude loads on demand, so a task runs the same way every time.</w:t>
-      </w:r>
-    </w:p>
-    <w:p>
-      <w:pPr>
-        <w:pStyle w:val="ListBullet"/>
-      </w:pPr>
-      <w:r>
-        <w:t>Skills use toolsA skill can drive the connectors for you — one command that checks Drive and Gmail and reports back.</w:t>
-      </w:r>
-    </w:p>
-    <w:p>
-      <w:pPr>
         <w:pStyle w:val="Heading2"/>
       </w:pPr>
       <w:r>
-        <w:t>Lab 3 — Connect Google Drive</w:t>
-      </w:r>
-    </w:p>
-    <w:p>
-      <w:r>
-        <w:t>Learning outcome: enable the Google Drive connector and read finance data held outside the chat.</w:t>
-      </w:r>
-    </w:p>
-    <w:p>
-      <w:r>
-        <w:t>Goal: Meridian's finance data does not live on your laptop — it sits in a shared Google Drive folder. You upload the firm's wider finance files to Drive, enable the Google Drive connector, and confirm Claude can read them without you attaching anything by hand.</w:t>
+        <w:t>Lab 3 — The Meridian Sales Dashboard</w:t>
+      </w:r>
+    </w:p>
+    <w:p>
+      <w:r>
+        <w:t>Learning outcome: turn supplied finance data into an interactive Live Artefact dashboard.</w:t>
+      </w:r>
+    </w:p>
+    <w:p>
+      <w:r>
+        <w:t>Goal: Meridian's head of finance wants to see how the four revenue desks performed this year without opening a spreadsheet. You take the supplied sales data and build it into a Live Artefact dashboard — KPI tiles, a trend chart and a desk breakdown — then save it. This dashboard is the artefact every later lab builds on.</w:t>
       </w:r>
     </w:p>
     <w:p>
@@ -2096,7 +2267,7 @@
     </w:p>
     <w:p>
       <w:r>
-        <w:t>A working Google Drive connection scoped to the Meridian finance folder.   (Tools: Claude Cowork, Google Drive connector.)</w:t>
+        <w:t>A saved Live Artefact dashboard showing Meridian's FY2025 revenue by desk.   (Tools: Claude Cowork, Live Artefacts, local files.)</w:t>
       </w:r>
     </w:p>
     <w:p>
@@ -2146,11 +2317,11 @@
             </w:pPr>
             <w:r>
               <w:rPr>
-                <w:rFonts w:ascii="Consolas" w:hAnsi="Consolas"/>
+                <w:rFonts w:ascii="Courier New" w:hAnsi="Courier New"/>
                 <w:color w:val="111827"/>
                 <w:sz w:val="19"/>
               </w:rPr>
-              <w:t>Using the Google Drive connector, open the folder "Meridian Finance"</w:t>
+              <w:t>Using the attached meridian-sales-fy2025.csv, build me a Live Artefact:</w:t>
             </w:r>
           </w:p>
           <w:p>
@@ -2159,11 +2330,11 @@
             </w:pPr>
             <w:r>
               <w:rPr>
-                <w:rFonts w:ascii="Consolas" w:hAnsi="Consolas"/>
+                <w:rFonts w:ascii="Courier New" w:hAnsi="Courier New"/>
                 <w:color w:val="111827"/>
                 <w:sz w:val="19"/>
               </w:rPr>
-              <w:t>in my Drive and tell me what you find.</w:t>
+              <w:t>an interactive sales dashboard for Meridian Capital Partners.</w:t>
             </w:r>
           </w:p>
           <w:p>
@@ -2172,7 +2343,7 @@
             </w:pPr>
             <w:r>
               <w:rPr>
-                <w:rFonts w:ascii="Consolas" w:hAnsi="Consolas"/>
+                <w:rFonts w:ascii="Courier New" w:hAnsi="Courier New"/>
                 <w:color w:val="111827"/>
                 <w:sz w:val="19"/>
               </w:rPr>
@@ -2184,11 +2355,11 @@
             </w:pPr>
             <w:r>
               <w:rPr>
-                <w:rFonts w:ascii="Consolas" w:hAnsi="Consolas"/>
+                <w:rFonts w:ascii="Courier New" w:hAnsi="Courier New"/>
                 <w:color w:val="111827"/>
                 <w:sz w:val="19"/>
               </w:rPr>
-              <w:t>For each file, give me:</w:t>
+              <w:t>Include:</w:t>
             </w:r>
           </w:p>
           <w:p>
@@ -2197,11 +2368,11 @@
             </w:pPr>
             <w:r>
               <w:rPr>
-                <w:rFonts w:ascii="Consolas" w:hAnsi="Consolas"/>
+                <w:rFonts w:ascii="Courier New" w:hAnsi="Courier New"/>
                 <w:color w:val="111827"/>
                 <w:sz w:val="19"/>
               </w:rPr>
-              <w:t>- The file name and what kind of data it holds.</w:t>
+              <w:t>- KPI tiles: total revenue, total deals, average deal size, best desk.</w:t>
             </w:r>
           </w:p>
           <w:p>
@@ -2210,11 +2381,11 @@
             </w:pPr>
             <w:r>
               <w:rPr>
-                <w:rFonts w:ascii="Consolas" w:hAnsi="Consolas"/>
+                <w:rFonts w:ascii="Courier New" w:hAnsi="Courier New"/>
                 <w:color w:val="111827"/>
                 <w:sz w:val="19"/>
               </w:rPr>
-              <w:t>- The period it covers.</w:t>
+              <w:t>- A monthly revenue trend chart for the full year.</w:t>
             </w:r>
           </w:p>
           <w:p>
@@ -2223,11 +2394,11 @@
             </w:pPr>
             <w:r>
               <w:rPr>
-                <w:rFonts w:ascii="Consolas" w:hAnsi="Consolas"/>
+                <w:rFonts w:ascii="Courier New" w:hAnsi="Courier New"/>
                 <w:color w:val="111827"/>
                 <w:sz w:val="19"/>
               </w:rPr>
-              <w:t>- The three figures you would use in a quarterly revenue summary.</w:t>
+              <w:t>- A breakdown of revenue by desk (Advisory, Asset Management,</w:t>
             </w:r>
           </w:p>
           <w:p>
@@ -2236,7 +2407,33 @@
             </w:pPr>
             <w:r>
               <w:rPr>
-                <w:rFonts w:ascii="Consolas" w:hAnsi="Consolas"/>
+                <w:rFonts w:ascii="Courier New" w:hAnsi="Courier New"/>
+                <w:color w:val="111827"/>
+                <w:sz w:val="19"/>
+              </w:rPr>
+              <w:t xml:space="preserve">  Private Credit, Corporate Finance).</w:t>
+            </w:r>
+          </w:p>
+          <w:p>
+            <w:pPr>
+              <w:spacing w:after="0"/>
+            </w:pPr>
+            <w:r>
+              <w:rPr>
+                <w:rFonts w:ascii="Courier New" w:hAnsi="Courier New"/>
+                <w:color w:val="111827"/>
+                <w:sz w:val="19"/>
+              </w:rPr>
+              <w:t>- A filter to show one desk at a time or all desks.</w:t>
+            </w:r>
+          </w:p>
+          <w:p>
+            <w:pPr>
+              <w:spacing w:after="0"/>
+            </w:pPr>
+            <w:r>
+              <w:rPr>
+                <w:rFonts w:ascii="Courier New" w:hAnsi="Courier New"/>
                 <w:color w:val="111827"/>
                 <w:sz w:val="19"/>
               </w:rPr>
@@ -2248,11 +2445,11 @@
             </w:pPr>
             <w:r>
               <w:rPr>
-                <w:rFonts w:ascii="Consolas" w:hAnsi="Consolas"/>
+                <w:rFonts w:ascii="Courier New" w:hAnsi="Courier New"/>
                 <w:color w:val="111827"/>
                 <w:sz w:val="19"/>
               </w:rPr>
-              <w:t>Do not change, move or delete anything — read only.</w:t>
+              <w:t>Format all money as Singapore dollars with thousands separators.</w:t>
             </w:r>
           </w:p>
           <w:p>
@@ -2261,11 +2458,24 @@
             </w:pPr>
             <w:r>
               <w:rPr>
-                <w:rFonts w:ascii="Consolas" w:hAnsi="Consolas"/>
+                <w:rFonts w:ascii="Courier New" w:hAnsi="Courier New"/>
                 <w:color w:val="111827"/>
                 <w:sz w:val="19"/>
               </w:rPr>
-              <w:t>List anything that looks inconsistent between the files.</w:t>
+              <w:t>Use a clean, professional finance layout. Title it</w:t>
+            </w:r>
+          </w:p>
+          <w:p>
+            <w:pPr>
+              <w:spacing w:after="0"/>
+            </w:pPr>
+            <w:r>
+              <w:rPr>
+                <w:rFonts w:ascii="Courier New" w:hAnsi="Courier New"/>
+                <w:color w:val="111827"/>
+                <w:sz w:val="19"/>
+              </w:rPr>
+              <w:t>"Meridian Capital Partners — FY2025 Revenue".</w:t>
             </w:r>
           </w:p>
         </w:tc>
@@ -2284,7 +2494,7 @@
         <w:rPr>
           <w:sz w:val="20"/>
         </w:rPr>
-        <w:t>Claude asks for approval before it moves, shares or deletes a Drive file.</w:t>
+        <w:t>Attach the CSV from your lab's mock-data folder before sending the prompt.</w:t>
       </w:r>
     </w:p>
     <w:p>
@@ -2309,17 +2519,17 @@
         <w:t xml:space="preserve">1.  </w:t>
       </w:r>
       <w:r>
-        <w:t>Upload the lab's mock-data files to a new Google Drive folder named Meridian Finance.</w:t>
+        <w:t>Open the lab folder and look at meridian-sales-fy2025.csv so you know what the data holds.</w:t>
       </w:r>
     </w:p>
     <w:p>
       <w:r>
         <w:rPr>
-          <w:rFonts w:ascii="Consolas" w:hAnsi="Consolas"/>
+          <w:rFonts w:ascii="Courier New" w:hAnsi="Courier New"/>
           <w:color w:val="0B3060"/>
           <w:sz w:val="19"/>
         </w:rPr>
-        <w:t>The lab supplies the quarterly workbook, the desk targets and the client list as mock data.</w:t>
+        <w:t>Always know your source before you ask Claude to summarise it — that is how you spot a wrong figure later.</w:t>
       </w:r>
     </w:p>
     <w:p>
@@ -2334,17 +2544,17 @@
         <w:t xml:space="preserve">2.  </w:t>
       </w:r>
       <w:r>
-        <w:t>In Claude, click the plus sign in the composer and hover over Connectors.</w:t>
+        <w:t>Start a Cowork session and attach the CSV, or point Claude at the lab folder.</w:t>
       </w:r>
     </w:p>
     <w:p>
       <w:r>
         <w:rPr>
-          <w:rFonts w:ascii="Consolas" w:hAnsi="Consolas"/>
+          <w:rFonts w:ascii="Courier New" w:hAnsi="Courier New"/>
           <w:color w:val="0B3060"/>
           <w:sz w:val="19"/>
         </w:rPr>
-        <w:t>This is where you turn individual connectors on and off for your account.</w:t>
+        <w:t>Scope Claude to the one folder for this task rather than your whole drive.</w:t>
       </w:r>
     </w:p>
     <w:p>
@@ -2359,17 +2569,17 @@
         <w:t xml:space="preserve">3.  </w:t>
       </w:r>
       <w:r>
-        <w:t>Toggle Google Drive on and sign in to your Google account.</w:t>
+        <w:t>Paste the lab prompt and send it.</w:t>
       </w:r>
     </w:p>
     <w:p>
       <w:r>
         <w:rPr>
-          <w:rFonts w:ascii="Consolas" w:hAnsi="Consolas"/>
+          <w:rFonts w:ascii="Courier New" w:hAnsi="Courier New"/>
           <w:color w:val="0B3060"/>
           <w:sz w:val="19"/>
         </w:rPr>
-        <w:t>On a Team or Enterprise plan an owner must enable connectors for the organisation first.</w:t>
+        <w:t>Claude reads the file, works out the totals and builds the dashboard in the preview pane.</w:t>
       </w:r>
     </w:p>
     <w:p>
@@ -2384,17 +2594,17 @@
         <w:t xml:space="preserve">4.  </w:t>
       </w:r>
       <w:r>
-        <w:t>Approve the permissions Google asks for.</w:t>
+        <w:t>Check the KPI tiles against the CSV: total revenue should be S$24,850,000 across 214 deals.</w:t>
       </w:r>
     </w:p>
     <w:p>
       <w:r>
         <w:rPr>
-          <w:rFonts w:ascii="Consolas" w:hAnsi="Consolas"/>
+          <w:rFonts w:ascii="Courier New" w:hAnsi="Courier New"/>
           <w:color w:val="0B3060"/>
           <w:sz w:val="19"/>
         </w:rPr>
-        <w:t>Approve only what you are willing to let Claude reach — you can revoke access later.</w:t>
+        <w:t>This is the verification habit — read the artefact's numbers back against the source.</w:t>
       </w:r>
     </w:p>
     <w:p>
@@ -2409,17 +2619,17 @@
         <w:t xml:space="preserve">5.  </w:t>
       </w:r>
       <w:r>
-        <w:t>Paste the lab prompt so Claude reads the Meridian Finance folder.</w:t>
+        <w:t>Use the desk filter to view Advisory on its own, then return to all desks.</w:t>
       </w:r>
     </w:p>
     <w:p>
       <w:r>
         <w:rPr>
-          <w:rFonts w:ascii="Consolas" w:hAnsi="Consolas"/>
+          <w:rFonts w:ascii="Courier New" w:hAnsi="Courier New"/>
           <w:color w:val="0B3060"/>
           <w:sz w:val="19"/>
         </w:rPr>
-        <w:t>Naming the folder scopes the task; Claude does not need access to your whole Drive.</w:t>
+        <w:t>Interactivity is the point of a Live Artefact: the reader explores instead of asking you for another cut.</w:t>
       </w:r>
     </w:p>
     <w:p>
@@ -2434,17 +2644,17 @@
         <w:t xml:space="preserve">6.  </w:t>
       </w:r>
       <w:r>
-        <w:t>Compare Claude's file summary against what you actually uploaded.</w:t>
+        <w:t>Refine the layout in plain English, for example: Move the KPI tiles above the chart.</w:t>
       </w:r>
     </w:p>
     <w:p>
       <w:r>
         <w:rPr>
-          <w:rFonts w:ascii="Consolas" w:hAnsi="Consolas"/>
+          <w:rFonts w:ascii="Courier New" w:hAnsi="Courier New"/>
           <w:color w:val="0B3060"/>
           <w:sz w:val="19"/>
         </w:rPr>
-        <w:t>Confirm it found every file and read the right periods before you rely on it.</w:t>
+        <w:t>Keep refining by conversation until the dashboard reads the way you want it to.</w:t>
       </w:r>
     </w:p>
     <w:p>
@@ -2459,17 +2669,17 @@
         <w:t xml:space="preserve">7.  </w:t>
       </w:r>
       <w:r>
-        <w:t>Note any inconsistency Claude reports between the files.</w:t>
+        <w:t>Save the dashboard to your sidebar with a clear name, then download a copy.</w:t>
       </w:r>
     </w:p>
     <w:p>
       <w:r>
         <w:rPr>
-          <w:rFonts w:ascii="Consolas" w:hAnsi="Consolas"/>
+          <w:rFonts w:ascii="Courier New" w:hAnsi="Courier New"/>
           <w:color w:val="0B3060"/>
           <w:sz w:val="19"/>
         </w:rPr>
-        <w:t>The Q4 Advisory target deliberately disagrees between two files — a real check.</w:t>
+        <w:t>You will refresh this same artefact from connected data in Lab 5.</w:t>
       </w:r>
     </w:p>
     <w:p>
@@ -2484,7 +2694,7 @@
     </w:p>
     <w:p>
       <w:r>
-        <w:t>Claude lists all three Meridian Finance files with their periods, reports FY2026 revenue of S$24,850,000, and flags that the Q4 Advisory target disagrees between the two files — S$2,320,000 in the targets file against S$2,410,000 in the workbook. Nothing in Drive has been changed.</w:t>
+        <w:t>The dashboard shows total revenue S$24,850,000 and 214 deals, Advisory is the best desk at S$8,420,000, the desk filter changes the chart, and the artefact reopens from your sidebar after you close it.</w:t>
       </w:r>
     </w:p>
     <w:p>
@@ -2505,20 +2715,115 @@
     <w:p/>
     <w:p>
       <w:pPr>
+        <w:pStyle w:val="Heading1"/>
+      </w:pPr>
+      <w:r>
+        <w:t>Topic 02 — Tools and Skills</w:t>
+      </w:r>
+    </w:p>
+    <w:p>
+      <w:r>
+        <w:t>Google Drive · Gmail · Agent Skills · /skill-creator · a reusable /daily-brief automation</w:t>
+      </w:r>
+    </w:p>
+    <w:p>
+      <w:r>
+        <w:rPr>
+          <w:b/>
+          <w:color w:val="1F6FEB"/>
+          <w:sz w:val="22"/>
+        </w:rPr>
+        <w:t>Key concepts</w:t>
+      </w:r>
+    </w:p>
+    <w:p>
+      <w:pPr>
+        <w:pStyle w:val="ListBullet"/>
+      </w:pPr>
+      <w:r>
+        <w:t>ConnectorsToggle Gmail, Calendar and Drive on from the + menu so Claude can reach data outside the chat.</w:t>
+      </w:r>
+    </w:p>
+    <w:p>
+      <w:pPr>
+        <w:pStyle w:val="ListBullet"/>
+      </w:pPr>
+      <w:r>
+        <w:t>Google DriveClaude reads Sheets, Docs, Slides and PDFs from Drive, and can upload files back to a folder.</w:t>
+      </w:r>
+    </w:p>
+    <w:p>
+      <w:pPr>
+        <w:pStyle w:val="ListBullet"/>
+      </w:pPr>
+      <w:r>
+        <w:t>Scope the folderPoint Claude at one Drive folder for the task — not your whole Drive.</w:t>
+      </w:r>
+    </w:p>
+    <w:p>
+      <w:pPr>
+        <w:pStyle w:val="ListBullet"/>
+      </w:pPr>
+      <w:r>
+        <w:t>GmailClaude drafts, sends, replies and labels — sending asks for explicit approval by default.</w:t>
+      </w:r>
+    </w:p>
+    <w:p>
+      <w:pPr>
+        <w:pStyle w:val="ListBullet"/>
+      </w:pPr>
+      <w:r>
+        <w:t>Agent SkillsA folder of instructions Claude loads on demand, so a task runs the same way every time.</w:t>
+      </w:r>
+    </w:p>
+    <w:p>
+      <w:pPr>
+        <w:pStyle w:val="ListBullet"/>
+      </w:pPr>
+      <w:r>
+        <w:t>Three layersMetadata is always in context; the SKILL.md loads when triggered; resources load only when needed.</w:t>
+      </w:r>
+    </w:p>
+    <w:p>
+      <w:pPr>
+        <w:pStyle w:val="ListBullet"/>
+      </w:pPr>
+      <w:r>
+        <w:t>/skill-creatorDo the task once, verify the output, then let skill-creator write the SKILL.md for you.</w:t>
+      </w:r>
+    </w:p>
+    <w:p>
+      <w:pPr>
+        <w:pStyle w:val="ListBullet"/>
+      </w:pPr>
+      <w:r>
+        <w:t>Skills evolveUpdate a skill as you learn what you want — saving over it replaces the old version, so re-run to confirm.</w:t>
+      </w:r>
+    </w:p>
+    <w:p>
+      <w:pPr>
+        <w:pStyle w:val="ListBullet"/>
+      </w:pPr>
+      <w:r>
+        <w:t>Skills use toolsA skill can drive the connectors for you — one command that checks Drive and Gmail and reports back.</w:t>
+      </w:r>
+    </w:p>
+    <w:p>
+      <w:pPr>
         <w:pStyle w:val="Heading2"/>
       </w:pPr>
       <w:r>
-        <w:t>Lab 4 — Refresh the Dashboard and Send the Summary</w:t>
-      </w:r>
-    </w:p>
-    <w:p>
-      <w:r>
-        <w:t>Learning outcome: update the Live Artefact from connected data and deliver an approved summary by Gmail.</w:t>
-      </w:r>
-    </w:p>
-    <w:p>
-      <w:r>
-        <w:t>Goal: Quarter end has arrived. You refresh the dashboard you built in Lab 2 using the data Claude now reads from Drive, then have it draft a quarterly summary email to the head of finance. You read the draft against the figures and approve it before a single message leaves your outbox.</w:t>
+        <w:t>Lab 4 — Connect Google Drive</w:t>
+      </w:r>
+    </w:p>
+    <w:p>
+      <w:r>
+        <w:t>Learning outcome: enable the Google Drive connector and read finance data held outside the chat.</w:t>
+      </w:r>
+    </w:p>
+    <w:p>
+      <w:r>
+        <w:t>Goal: Meridian's finance data does not live on your laptop — it sits in a shared Google Drive folder. You upload the firm's wider finance files to Drive, enable the Google Drive connector, and confirm Claude can read them without you attaching anything by hand.</w:t>
       </w:r>
     </w:p>
     <w:p>
@@ -2533,7 +2838,7 @@
     </w:p>
     <w:p>
       <w:r>
-        <w:t>An updated dashboard plus an approved quarterly summary email sent to yourself.   (Tools: Claude Cowork, Live Artefacts, Google Drive connector, Gmail connector.)</w:t>
+        <w:t>A working Google Drive connection scoped to the Meridian finance folder.   (Tools: Claude Cowork, Google Drive connector.)</w:t>
       </w:r>
     </w:p>
     <w:p>
@@ -2583,11 +2888,11 @@
             </w:pPr>
             <w:r>
               <w:rPr>
-                <w:rFonts w:ascii="Consolas" w:hAnsi="Consolas"/>
+                <w:rFonts w:ascii="Courier New" w:hAnsi="Courier New"/>
                 <w:color w:val="111827"/>
                 <w:sz w:val="19"/>
               </w:rPr>
-              <w:t>Two tasks, in order.</w:t>
+              <w:t>Using the Google Drive connector, open the folder "Meridian Finance"</w:t>
             </w:r>
           </w:p>
           <w:p>
@@ -2596,7 +2901,20 @@
             </w:pPr>
             <w:r>
               <w:rPr>
-                <w:rFonts w:ascii="Consolas" w:hAnsi="Consolas"/>
+                <w:rFonts w:ascii="Courier New" w:hAnsi="Courier New"/>
+                <w:color w:val="111827"/>
+                <w:sz w:val="19"/>
+              </w:rPr>
+              <w:t>in my Drive and tell me what you find.</w:t>
+            </w:r>
+          </w:p>
+          <w:p>
+            <w:pPr>
+              <w:spacing w:after="0"/>
+            </w:pPr>
+            <w:r>
+              <w:rPr>
+                <w:rFonts w:ascii="Courier New" w:hAnsi="Courier New"/>
                 <w:color w:val="111827"/>
                 <w:sz w:val="19"/>
               </w:rPr>
@@ -2608,11 +2926,11 @@
             </w:pPr>
             <w:r>
               <w:rPr>
-                <w:rFonts w:ascii="Consolas" w:hAnsi="Consolas"/>
+                <w:rFonts w:ascii="Courier New" w:hAnsi="Courier New"/>
                 <w:color w:val="111827"/>
                 <w:sz w:val="19"/>
               </w:rPr>
-              <w:t>1. Open my saved "Meridian Capital Partners — FY2026 Revenue"</w:t>
+              <w:t>For each file, give me:</w:t>
             </w:r>
           </w:p>
           <w:p>
@@ -2621,11 +2939,11 @@
             </w:pPr>
             <w:r>
               <w:rPr>
-                <w:rFonts w:ascii="Consolas" w:hAnsi="Consolas"/>
+                <w:rFonts w:ascii="Courier New" w:hAnsi="Courier New"/>
                 <w:color w:val="111827"/>
                 <w:sz w:val="19"/>
               </w:rPr>
-              <w:t xml:space="preserve">   dashboard and update it from the Meridian Finance folder in Google</w:t>
+              <w:t>- The file name and what kind of data it holds.</w:t>
             </w:r>
           </w:p>
           <w:p>
@@ -2634,11 +2952,11 @@
             </w:pPr>
             <w:r>
               <w:rPr>
-                <w:rFonts w:ascii="Consolas" w:hAnsi="Consolas"/>
+                <w:rFonts w:ascii="Courier New" w:hAnsi="Courier New"/>
                 <w:color w:val="111827"/>
                 <w:sz w:val="19"/>
               </w:rPr>
-              <w:t xml:space="preserve">   Drive. Add a Q4 column to the desk breakdown and show each desk's</w:t>
+              <w:t>- The period it covers.</w:t>
             </w:r>
           </w:p>
           <w:p>
@@ -2647,11 +2965,11 @@
             </w:pPr>
             <w:r>
               <w:rPr>
-                <w:rFonts w:ascii="Consolas" w:hAnsi="Consolas"/>
+                <w:rFonts w:ascii="Courier New" w:hAnsi="Courier New"/>
                 <w:color w:val="111827"/>
                 <w:sz w:val="19"/>
               </w:rPr>
-              <w:t xml:space="preserve">   actual against its target.</w:t>
+              <w:t>- The three figures you would use in a quarterly revenue summary.</w:t>
             </w:r>
           </w:p>
           <w:p>
@@ -2660,7 +2978,7 @@
             </w:pPr>
             <w:r>
               <w:rPr>
-                <w:rFonts w:ascii="Consolas" w:hAnsi="Consolas"/>
+                <w:rFonts w:ascii="Courier New" w:hAnsi="Courier New"/>
                 <w:color w:val="111827"/>
                 <w:sz w:val="19"/>
               </w:rPr>
@@ -2672,11 +2990,11 @@
             </w:pPr>
             <w:r>
               <w:rPr>
-                <w:rFonts w:ascii="Consolas" w:hAnsi="Consolas"/>
+                <w:rFonts w:ascii="Courier New" w:hAnsi="Courier New"/>
                 <w:color w:val="111827"/>
                 <w:sz w:val="19"/>
               </w:rPr>
-              <w:t>2. Then draft an email to &lt;YOUR OWN ADDRESS&gt; with the subject</w:t>
+              <w:t>Do not change, move or delete anything — read only.</w:t>
             </w:r>
           </w:p>
           <w:p>
@@ -2685,88 +3003,11 @@
             </w:pPr>
             <w:r>
               <w:rPr>
-                <w:rFonts w:ascii="Consolas" w:hAnsi="Consolas"/>
+                <w:rFonts w:ascii="Courier New" w:hAnsi="Courier New"/>
                 <w:color w:val="111827"/>
                 <w:sz w:val="19"/>
               </w:rPr>
-              <w:t xml:space="preserve">   "Meridian FY2026 — Q4 revenue summary". In the body:</w:t>
-            </w:r>
-          </w:p>
-          <w:p>
-            <w:pPr>
-              <w:spacing w:after="0"/>
-            </w:pPr>
-            <w:r>
-              <w:rPr>
-                <w:rFonts w:ascii="Consolas" w:hAnsi="Consolas"/>
-                <w:color w:val="111827"/>
-                <w:sz w:val="19"/>
-              </w:rPr>
-              <w:t xml:space="preserve">   - Total FY2026 revenue and the Q4 figure.</w:t>
-            </w:r>
-          </w:p>
-          <w:p>
-            <w:pPr>
-              <w:spacing w:after="0"/>
-            </w:pPr>
-            <w:r>
-              <w:rPr>
-                <w:rFonts w:ascii="Consolas" w:hAnsi="Consolas"/>
-                <w:color w:val="111827"/>
-                <w:sz w:val="19"/>
-              </w:rPr>
-              <w:t xml:space="preserve">   - Each desk's Q4 actual against target, best and worst first.</w:t>
-            </w:r>
-          </w:p>
-          <w:p>
-            <w:pPr>
-              <w:spacing w:after="0"/>
-            </w:pPr>
-            <w:r>
-              <w:rPr>
-                <w:rFonts w:ascii="Consolas" w:hAnsi="Consolas"/>
-                <w:color w:val="111827"/>
-                <w:sz w:val="19"/>
-              </w:rPr>
-              <w:t xml:space="preserve">   - Two sentences explaining the largest variance.</w:t>
-            </w:r>
-          </w:p>
-          <w:p>
-            <w:pPr>
-              <w:spacing w:after="0"/>
-            </w:pPr>
-            <w:r>
-              <w:rPr>
-                <w:rFonts w:ascii="Consolas" w:hAnsi="Consolas"/>
-                <w:color w:val="111827"/>
-                <w:sz w:val="19"/>
-              </w:rPr>
-              <w:t xml:space="preserve">   - A closing line noting the Q4 Advisory target discrepancy.</w:t>
-            </w:r>
-          </w:p>
-          <w:p>
-            <w:pPr>
-              <w:spacing w:after="0"/>
-            </w:pPr>
-            <w:r>
-              <w:rPr>
-                <w:rFonts w:ascii="Consolas" w:hAnsi="Consolas"/>
-                <w:color w:val="111827"/>
-                <w:sz w:val="19"/>
-              </w:rPr>
-            </w:r>
-          </w:p>
-          <w:p>
-            <w:pPr>
-              <w:spacing w:after="0"/>
-            </w:pPr>
-            <w:r>
-              <w:rPr>
-                <w:rFonts w:ascii="Consolas" w:hAnsi="Consolas"/>
-                <w:color w:val="111827"/>
-                <w:sz w:val="19"/>
-              </w:rPr>
-              <w:t>Show me the draft. Do not send it until I approve it.</w:t>
+              <w:t>List anything that looks inconsistent between the files.</w:t>
             </w:r>
           </w:p>
         </w:tc>
@@ -2785,7 +3026,7 @@
         <w:rPr>
           <w:sz w:val="20"/>
         </w:rPr>
-        <w:t>Replace &lt;YOUR OWN ADDRESS&gt; with your own email — never a real client's.</w:t>
+        <w:t>Claude asks for approval before it moves, shares or deletes a Drive file.</w:t>
       </w:r>
     </w:p>
     <w:p>
@@ -2810,17 +3051,17 @@
         <w:t xml:space="preserve">1.  </w:t>
       </w:r>
       <w:r>
-        <w:t>Reopen the dashboard you saved in Lab 2 from your sidebar.</w:t>
+        <w:t>Upload the lab's mock-data files to a new Google Drive folder named Meridian Finance.</w:t>
       </w:r>
     </w:p>
     <w:p>
       <w:r>
         <w:rPr>
-          <w:rFonts w:ascii="Consolas" w:hAnsi="Consolas"/>
+          <w:rFonts w:ascii="Courier New" w:hAnsi="Courier New"/>
           <w:color w:val="0B3060"/>
           <w:sz w:val="19"/>
         </w:rPr>
-        <w:t>You are extending the artefact you already built, not starting a new one.</w:t>
+        <w:t>The lab supplies the quarterly workbook, the desk targets and the client list as mock data.</w:t>
       </w:r>
     </w:p>
     <w:p>
@@ -2835,17 +3076,17 @@
         <w:t xml:space="preserve">2.  </w:t>
       </w:r>
       <w:r>
-        <w:t>Enable the Gmail connector from the plus menu, alongside Google Drive.</w:t>
+        <w:t>In Claude, click the plus sign in the composer and hover over Connectors.</w:t>
       </w:r>
     </w:p>
     <w:p>
       <w:r>
         <w:rPr>
-          <w:rFonts w:ascii="Consolas" w:hAnsi="Consolas"/>
+          <w:rFonts w:ascii="Courier New" w:hAnsi="Courier New"/>
           <w:color w:val="0B3060"/>
           <w:sz w:val="19"/>
         </w:rPr>
-        <w:t>Turn on only the connectors this task needs.</w:t>
+        <w:t>This is where you turn individual connectors on and off for your account.</w:t>
       </w:r>
     </w:p>
     <w:p>
@@ -2860,17 +3101,17 @@
         <w:t xml:space="preserve">3.  </w:t>
       </w:r>
       <w:r>
-        <w:t>Paste the lab prompt, replacing the placeholder with your own email address.</w:t>
+        <w:t>Toggle Google Drive on and sign in to your Google account.</w:t>
       </w:r>
     </w:p>
     <w:p>
       <w:r>
         <w:rPr>
-          <w:rFonts w:ascii="Consolas" w:hAnsi="Consolas"/>
+          <w:rFonts w:ascii="Courier New" w:hAnsi="Courier New"/>
           <w:color w:val="0B3060"/>
           <w:sz w:val="19"/>
         </w:rPr>
-        <w:t>Class exercises always go to a test recipient — yourself.</w:t>
+        <w:t>On a Team or Enterprise plan an owner must enable connectors for the organisation first.</w:t>
       </w:r>
     </w:p>
     <w:p>
@@ -2885,17 +3126,17 @@
         <w:t xml:space="preserve">4.  </w:t>
       </w:r>
       <w:r>
-        <w:t>Watch Claude refresh the dashboard from Drive and add the Q4 target comparison.</w:t>
+        <w:t>Approve the permissions Google asks for.</w:t>
       </w:r>
     </w:p>
     <w:p>
       <w:r>
         <w:rPr>
-          <w:rFonts w:ascii="Consolas" w:hAnsi="Consolas"/>
+          <w:rFonts w:ascii="Courier New" w:hAnsi="Courier New"/>
           <w:color w:val="0B3060"/>
           <w:sz w:val="19"/>
         </w:rPr>
-        <w:t>The data comes from the connector now; you are not attaching files by hand.</w:t>
+        <w:t>Approve only what you are willing to let Claude reach — you can revoke access later.</w:t>
       </w:r>
     </w:p>
     <w:p>
@@ -2910,17 +3151,17 @@
         <w:t xml:space="preserve">5.  </w:t>
       </w:r>
       <w:r>
-        <w:t>Check the refreshed dashboard: Q4 revenue should be S$6,980,000 across the four desks.</w:t>
+        <w:t>Paste the lab prompt so Claude reads the Meridian Finance folder.</w:t>
       </w:r>
     </w:p>
     <w:p>
       <w:r>
         <w:rPr>
-          <w:rFonts w:ascii="Consolas" w:hAnsi="Consolas"/>
+          <w:rFonts w:ascii="Courier New" w:hAnsi="Courier New"/>
           <w:color w:val="0B3060"/>
           <w:sz w:val="19"/>
         </w:rPr>
-        <w:t>Verify the artefact before you let it feed an email to your head of finance.</w:t>
+        <w:t>Naming the folder scopes the task; Claude does not need access to your whole Drive.</w:t>
       </w:r>
     </w:p>
     <w:p>
@@ -2935,17 +3176,17 @@
         <w:t xml:space="preserve">6.  </w:t>
       </w:r>
       <w:r>
-        <w:t>Read the drafted email in full and compare every figure against the dashboard.</w:t>
+        <w:t>Compare Claude's file summary against what you actually uploaded.</w:t>
       </w:r>
     </w:p>
     <w:p>
       <w:r>
         <w:rPr>
-          <w:rFonts w:ascii="Consolas" w:hAnsi="Consolas"/>
+          <w:rFonts w:ascii="Courier New" w:hAnsi="Courier New"/>
           <w:color w:val="0B3060"/>
           <w:sz w:val="19"/>
         </w:rPr>
-        <w:t>Claude asks for explicit approval before sending — this is the moment to use it.</w:t>
+        <w:t>Confirm it found every file and read the right periods before you rely on it.</w:t>
       </w:r>
     </w:p>
     <w:p>
@@ -2960,17 +3201,17 @@
         <w:t xml:space="preserve">7.  </w:t>
       </w:r>
       <w:r>
-        <w:t>Approve the send, then confirm the message arrived in your own inbox.</w:t>
+        <w:t>Note any inconsistency Claude reports between the files.</w:t>
       </w:r>
     </w:p>
     <w:p>
       <w:r>
         <w:rPr>
-          <w:rFonts w:ascii="Consolas" w:hAnsi="Consolas"/>
+          <w:rFonts w:ascii="Courier New" w:hAnsi="Courier New"/>
           <w:color w:val="0B3060"/>
           <w:sz w:val="19"/>
         </w:rPr>
-        <w:t>Approve only once the figures match; if anything is wrong, ask for a correction first.</w:t>
+        <w:t>The Q4 Advisory target deliberately disagrees between two files — a real check.</w:t>
       </w:r>
     </w:p>
     <w:p>
@@ -2985,7 +3226,7 @@
     </w:p>
     <w:p>
       <w:r>
-        <w:t>The dashboard shows a Q4 column with actual against target per desk and Q4 revenue of S$6,980,000. The email arrives in your own inbox with the correct totals and a closing note about the Advisory target discrepancy.</w:t>
+        <w:t>Claude lists all three Meridian Finance files with their periods, reports FY2025 revenue of S$24,850,000, and flags that the Q4 Advisory target disagrees between the two files — S$2,320,000 in the targets file against S$2,410,000 in the workbook. Nothing in Drive has been changed.</w:t>
       </w:r>
     </w:p>
     <w:p>
@@ -3009,17 +3250,17 @@
         <w:pStyle w:val="Heading2"/>
       </w:pPr>
       <w:r>
-        <w:t>Lab 5 — Build a /daily-brief Skill</w:t>
-      </w:r>
-    </w:p>
-    <w:p>
-      <w:r>
-        <w:t>Learning outcome: write an Agent Skill that runs a repeatable routine across your connected tools.</w:t>
-      </w:r>
-    </w:p>
-    <w:p>
-      <w:r>
-        <w:t>Goal: Labs 3 and 4 showed what the connectors can do — but you had to describe the whole routine each time. Now you capture it once as an Agent Skill. Every morning you type one command and Claude checks Drive and Gmail and briefs you on where Meridian's reporting stands, in the same format every day.</w:t>
+        <w:t>Lab 5 — Refresh the Dashboard and Send the Summary</w:t>
+      </w:r>
+    </w:p>
+    <w:p>
+      <w:r>
+        <w:t>Learning outcome: update the Live Artefact from connected data and deliver an approved summary by Gmail.</w:t>
+      </w:r>
+    </w:p>
+    <w:p>
+      <w:r>
+        <w:t>Goal: Quarter end has arrived. You refresh the dashboard you built in Lab 3 using the data Claude now reads from Drive, then have it draft a quarterly summary email to the head of finance. You read the draft against the figures and approve it before a single message leaves your outbox.</w:t>
       </w:r>
     </w:p>
     <w:p>
@@ -3034,7 +3275,7 @@
     </w:p>
     <w:p>
       <w:r>
-        <w:t>A daily-brief Agent Skill you can run by name each morning.   (Tools: Claude Cowork, Agent Skills, Google Drive connector, Gmail connector.)</w:t>
+        <w:t>An updated dashboard plus an approved quarterly summary email sent to yourself.   (Tools: Claude Cowork, Live Artefacts, Google Drive connector, Gmail connector.)</w:t>
       </w:r>
     </w:p>
     <w:p>
@@ -3084,11 +3325,11 @@
             </w:pPr>
             <w:r>
               <w:rPr>
-                <w:rFonts w:ascii="Consolas" w:hAnsi="Consolas"/>
+                <w:rFonts w:ascii="Courier New" w:hAnsi="Courier New"/>
                 <w:color w:val="111827"/>
                 <w:sz w:val="19"/>
               </w:rPr>
-              <w:t>I want to create an automation. I want this to be a daily briefing</w:t>
+              <w:t>Two tasks, in order.</w:t>
             </w:r>
           </w:p>
           <w:p>
@@ -3097,20 +3338,7 @@
             </w:pPr>
             <w:r>
               <w:rPr>
-                <w:rFonts w:ascii="Consolas" w:hAnsi="Consolas"/>
-                <w:color w:val="111827"/>
-                <w:sz w:val="19"/>
-              </w:rPr>
-              <w:t>automation for my finance work at Meridian Capital Partners.</w:t>
-            </w:r>
-          </w:p>
-          <w:p>
-            <w:pPr>
-              <w:spacing w:after="0"/>
-            </w:pPr>
-            <w:r>
-              <w:rPr>
-                <w:rFonts w:ascii="Consolas" w:hAnsi="Consolas"/>
+                <w:rFonts w:ascii="Courier New" w:hAnsi="Courier New"/>
                 <w:color w:val="111827"/>
                 <w:sz w:val="19"/>
               </w:rPr>
@@ -3122,11 +3350,11 @@
             </w:pPr>
             <w:r>
               <w:rPr>
-                <w:rFonts w:ascii="Consolas" w:hAnsi="Consolas"/>
+                <w:rFonts w:ascii="Courier New" w:hAnsi="Courier New"/>
                 <w:color w:val="111827"/>
                 <w:sz w:val="19"/>
               </w:rPr>
-              <w:t>The goal: every morning when I come into Claude, I type /daily-brief</w:t>
+              <w:t>1. Open my saved "Meridian Capital Partners — FY2025 Revenue"</w:t>
             </w:r>
           </w:p>
           <w:p>
@@ -3135,11 +3363,11 @@
             </w:pPr>
             <w:r>
               <w:rPr>
-                <w:rFonts w:ascii="Consolas" w:hAnsi="Consolas"/>
+                <w:rFonts w:ascii="Courier New" w:hAnsi="Courier New"/>
                 <w:color w:val="111827"/>
                 <w:sz w:val="19"/>
               </w:rPr>
-              <w:t>and it runs the routine and catches me up on everything:</w:t>
+              <w:t xml:space="preserve">   dashboard and update it from the Meridian Finance folder in Google</w:t>
             </w:r>
           </w:p>
           <w:p>
@@ -3148,7 +3376,33 @@
             </w:pPr>
             <w:r>
               <w:rPr>
-                <w:rFonts w:ascii="Consolas" w:hAnsi="Consolas"/>
+                <w:rFonts w:ascii="Courier New" w:hAnsi="Courier New"/>
+                <w:color w:val="111827"/>
+                <w:sz w:val="19"/>
+              </w:rPr>
+              <w:t xml:space="preserve">   Drive. Add a Q4 column to the desk breakdown and show each desk's</w:t>
+            </w:r>
+          </w:p>
+          <w:p>
+            <w:pPr>
+              <w:spacing w:after="0"/>
+            </w:pPr>
+            <w:r>
+              <w:rPr>
+                <w:rFonts w:ascii="Courier New" w:hAnsi="Courier New"/>
+                <w:color w:val="111827"/>
+                <w:sz w:val="19"/>
+              </w:rPr>
+              <w:t xml:space="preserve">   actual against its target.</w:t>
+            </w:r>
+          </w:p>
+          <w:p>
+            <w:pPr>
+              <w:spacing w:after="0"/>
+            </w:pPr>
+            <w:r>
+              <w:rPr>
+                <w:rFonts w:ascii="Courier New" w:hAnsi="Courier New"/>
                 <w:color w:val="111827"/>
                 <w:sz w:val="19"/>
               </w:rPr>
@@ -3160,11 +3414,11 @@
             </w:pPr>
             <w:r>
               <w:rPr>
-                <w:rFonts w:ascii="Consolas" w:hAnsi="Consolas"/>
+                <w:rFonts w:ascii="Courier New" w:hAnsi="Courier New"/>
                 <w:color w:val="111827"/>
                 <w:sz w:val="19"/>
               </w:rPr>
-              <w:t>- What changed in the Meridian Finance folder on Google Drive since</w:t>
+              <w:t>2. Then draft an email to &lt;YOUR OWN ADDRESS&gt; with the subject</w:t>
             </w:r>
           </w:p>
           <w:p>
@@ -3173,11 +3427,11 @@
             </w:pPr>
             <w:r>
               <w:rPr>
-                <w:rFonts w:ascii="Consolas" w:hAnsi="Consolas"/>
+                <w:rFonts w:ascii="Courier New" w:hAnsi="Courier New"/>
                 <w:color w:val="111827"/>
                 <w:sz w:val="19"/>
               </w:rPr>
-              <w:t xml:space="preserve">  yesterday?</w:t>
+              <w:t xml:space="preserve">   "Meridian FY2025 — Q4 revenue summary". In the body:</w:t>
             </w:r>
           </w:p>
           <w:p>
@@ -3186,11 +3440,11 @@
             </w:pPr>
             <w:r>
               <w:rPr>
-                <w:rFonts w:ascii="Consolas" w:hAnsi="Consolas"/>
+                <w:rFonts w:ascii="Courier New" w:hAnsi="Courier New"/>
                 <w:color w:val="111827"/>
                 <w:sz w:val="19"/>
               </w:rPr>
-              <w:t>- Which desks are behind their quarterly target right now?</w:t>
+              <w:t xml:space="preserve">   - Total FY2025 revenue and the Q4 figure.</w:t>
             </w:r>
           </w:p>
           <w:p>
@@ -3199,11 +3453,11 @@
             </w:pPr>
             <w:r>
               <w:rPr>
-                <w:rFonts w:ascii="Consolas" w:hAnsi="Consolas"/>
+                <w:rFonts w:ascii="Courier New" w:hAnsi="Courier New"/>
                 <w:color w:val="111827"/>
                 <w:sz w:val="19"/>
               </w:rPr>
-              <w:t>- What finance emails do I need to respond to today?</w:t>
+              <w:t xml:space="preserve">   - Each desk's Q4 actual against target, best and worst first.</w:t>
             </w:r>
           </w:p>
           <w:p>
@@ -3212,7 +3466,33 @@
             </w:pPr>
             <w:r>
               <w:rPr>
-                <w:rFonts w:ascii="Consolas" w:hAnsi="Consolas"/>
+                <w:rFonts w:ascii="Courier New" w:hAnsi="Courier New"/>
+                <w:color w:val="111827"/>
+                <w:sz w:val="19"/>
+              </w:rPr>
+              <w:t xml:space="preserve">   - Two sentences explaining the largest variance.</w:t>
+            </w:r>
+          </w:p>
+          <w:p>
+            <w:pPr>
+              <w:spacing w:after="0"/>
+            </w:pPr>
+            <w:r>
+              <w:rPr>
+                <w:rFonts w:ascii="Courier New" w:hAnsi="Courier New"/>
+                <w:color w:val="111827"/>
+                <w:sz w:val="19"/>
+              </w:rPr>
+              <w:t xml:space="preserve">   - A closing line noting the Q4 Advisory target discrepancy.</w:t>
+            </w:r>
+          </w:p>
+          <w:p>
+            <w:pPr>
+              <w:spacing w:after="0"/>
+            </w:pPr>
+            <w:r>
+              <w:rPr>
+                <w:rFonts w:ascii="Courier New" w:hAnsi="Courier New"/>
                 <w:color w:val="111827"/>
                 <w:sz w:val="19"/>
               </w:rPr>
@@ -3224,113 +3504,11 @@
             </w:pPr>
             <w:r>
               <w:rPr>
-                <w:rFonts w:ascii="Consolas" w:hAnsi="Consolas"/>
+                <w:rFonts w:ascii="Courier New" w:hAnsi="Courier New"/>
                 <w:color w:val="111827"/>
                 <w:sz w:val="19"/>
               </w:rPr>
-              <w:t>I want fallbacks. If there is nothing in a section, say so plainly —</w:t>
-            </w:r>
-          </w:p>
-          <w:p>
-            <w:pPr>
-              <w:spacing w:after="0"/>
-            </w:pPr>
-            <w:r>
-              <w:rPr>
-                <w:rFonts w:ascii="Consolas" w:hAnsi="Consolas"/>
-                <w:color w:val="111827"/>
-                <w:sz w:val="19"/>
-              </w:rPr>
-              <w:t>"No new files since yesterday" — rather than padding it out.</w:t>
-            </w:r>
-          </w:p>
-          <w:p>
-            <w:pPr>
-              <w:spacing w:after="0"/>
-            </w:pPr>
-            <w:r>
-              <w:rPr>
-                <w:rFonts w:ascii="Consolas" w:hAnsi="Consolas"/>
-                <w:color w:val="111827"/>
-                <w:sz w:val="19"/>
-              </w:rPr>
-              <w:t>End with one line on what most needs my attention, or "Nothing</w:t>
-            </w:r>
-          </w:p>
-          <w:p>
-            <w:pPr>
-              <w:spacing w:after="0"/>
-            </w:pPr>
-            <w:r>
-              <w:rPr>
-                <w:rFonts w:ascii="Consolas" w:hAnsi="Consolas"/>
-                <w:color w:val="111827"/>
-                <w:sz w:val="19"/>
-              </w:rPr>
-              <w:t>urgent — have a good day" if there is nothing.</w:t>
-            </w:r>
-          </w:p>
-          <w:p>
-            <w:pPr>
-              <w:spacing w:after="0"/>
-            </w:pPr>
-            <w:r>
-              <w:rPr>
-                <w:rFonts w:ascii="Consolas" w:hAnsi="Consolas"/>
-                <w:color w:val="111827"/>
-                <w:sz w:val="19"/>
-              </w:rPr>
-            </w:r>
-          </w:p>
-          <w:p>
-            <w:pPr>
-              <w:spacing w:after="0"/>
-            </w:pPr>
-            <w:r>
-              <w:rPr>
-                <w:rFonts w:ascii="Consolas" w:hAnsi="Consolas"/>
-                <w:color w:val="111827"/>
-                <w:sz w:val="19"/>
-              </w:rPr>
-              <w:t>Keep all money in Singapore dollars with thousands separators.</w:t>
-            </w:r>
-          </w:p>
-          <w:p>
-            <w:pPr>
-              <w:spacing w:after="0"/>
-            </w:pPr>
-            <w:r>
-              <w:rPr>
-                <w:rFonts w:ascii="Consolas" w:hAnsi="Consolas"/>
-                <w:color w:val="111827"/>
-                <w:sz w:val="19"/>
-              </w:rPr>
-              <w:t>Draft only — never send an email as part of this routine.</w:t>
-            </w:r>
-          </w:p>
-          <w:p>
-            <w:pPr>
-              <w:spacing w:after="0"/>
-            </w:pPr>
-            <w:r>
-              <w:rPr>
-                <w:rFonts w:ascii="Consolas" w:hAnsi="Consolas"/>
-                <w:color w:val="111827"/>
-                <w:sz w:val="19"/>
-              </w:rPr>
-            </w:r>
-          </w:p>
-          <w:p>
-            <w:pPr>
-              <w:spacing w:after="0"/>
-            </w:pPr>
-            <w:r>
-              <w:rPr>
-                <w:rFonts w:ascii="Consolas" w:hAnsi="Consolas"/>
-                <w:color w:val="111827"/>
-                <w:sz w:val="19"/>
-              </w:rPr>
-              <w:t>Save this as a skill I can reuse, and show me the finished SKILL.md.</w:t>
+              <w:t>Show me the draft. Do not send it until I approve it.</w:t>
             </w:r>
           </w:p>
         </w:tc>
@@ -3349,7 +3527,7 @@
         <w:rPr>
           <w:sz w:val="20"/>
         </w:rPr>
-        <w:t>The description line is what tells Claude when to load the skill — keep it specific.</w:t>
+        <w:t>Replace &lt;YOUR OWN ADDRESS&gt; with your own email — never a real client's.</w:t>
       </w:r>
     </w:p>
     <w:p>
@@ -3374,17 +3552,17 @@
         <w:t xml:space="preserve">1.  </w:t>
       </w:r>
       <w:r>
-        <w:t>Make sure the Drive and Gmail connectors from Labs 3 and 4 are still enabled.</w:t>
+        <w:t>Reopen the dashboard you saved in Lab 3 from your sidebar.</w:t>
       </w:r>
     </w:p>
     <w:p>
       <w:r>
         <w:rPr>
-          <w:rFonts w:ascii="Consolas" w:hAnsi="Consolas"/>
+          <w:rFonts w:ascii="Courier New" w:hAnsi="Courier New"/>
           <w:color w:val="0B3060"/>
           <w:sz w:val="19"/>
         </w:rPr>
-        <w:t>The skill drives those connectors, so it can only work if they are on.</w:t>
+        <w:t>You are extending the artefact you already built, not starting a new one.</w:t>
       </w:r>
     </w:p>
     <w:p>
@@ -3399,17 +3577,17 @@
         <w:t xml:space="preserve">2.  </w:t>
       </w:r>
       <w:r>
-        <w:t>Paste the lab prompt into Cowork.</w:t>
+        <w:t>Enable the Gmail connector from the plus menu, alongside Google Drive.</w:t>
       </w:r>
     </w:p>
     <w:p>
       <w:r>
         <w:rPr>
-          <w:rFonts w:ascii="Consolas" w:hAnsi="Consolas"/>
+          <w:rFonts w:ascii="Courier New" w:hAnsi="Courier New"/>
           <w:color w:val="0B3060"/>
           <w:sz w:val="19"/>
         </w:rPr>
-        <w:t>You are describing the routine once; Claude writes it into the skill structure.</w:t>
+        <w:t>Turn on only the connectors this task needs.</w:t>
       </w:r>
     </w:p>
     <w:p>
@@ -3424,17 +3602,17 @@
         <w:t xml:space="preserve">3.  </w:t>
       </w:r>
       <w:r>
-        <w:t>Read the SKILL.md Claude produces, starting with the description line.</w:t>
+        <w:t>Paste the lab prompt, replacing the placeholder with your own email address.</w:t>
       </w:r>
     </w:p>
     <w:p>
       <w:r>
         <w:rPr>
-          <w:rFonts w:ascii="Consolas" w:hAnsi="Consolas"/>
+          <w:rFonts w:ascii="Courier New" w:hAnsi="Courier New"/>
           <w:color w:val="0B3060"/>
           <w:sz w:val="19"/>
         </w:rPr>
-        <w:t>The description is how Claude decides whether to load the skill for a future task.</w:t>
+        <w:t>Class exercises always go to a test recipient — yourself.</w:t>
       </w:r>
     </w:p>
     <w:p>
@@ -3449,17 +3627,17 @@
         <w:t xml:space="preserve">4.  </w:t>
       </w:r>
       <w:r>
-        <w:t>Check each of the three sections is there, with its fallback wording.</w:t>
+        <w:t>Watch Claude refresh the dashboard from Drive and add the Q4 target comparison.</w:t>
       </w:r>
     </w:p>
     <w:p>
       <w:r>
         <w:rPr>
-          <w:rFonts w:ascii="Consolas" w:hAnsi="Consolas"/>
+          <w:rFonts w:ascii="Courier New" w:hAnsi="Courier New"/>
           <w:color w:val="0B3060"/>
           <w:sz w:val="19"/>
         </w:rPr>
-        <w:t>The fallbacks are what stop the routine inventing filler on a quiet morning.</w:t>
+        <w:t>The data comes from the connector now; you are not attaching files by hand.</w:t>
       </w:r>
     </w:p>
     <w:p>
@@ -3474,17 +3652,17 @@
         <w:t xml:space="preserve">5.  </w:t>
       </w:r>
       <w:r>
-        <w:t>Confirm the skill drafts only and never sends — ask for a correction if not.</w:t>
+        <w:t>Check the refreshed dashboard: Q4 revenue should be S$6,980,000 across the four desks.</w:t>
       </w:r>
     </w:p>
     <w:p>
       <w:r>
         <w:rPr>
-          <w:rFonts w:ascii="Consolas" w:hAnsi="Consolas"/>
+          <w:rFonts w:ascii="Courier New" w:hAnsi="Courier New"/>
           <w:color w:val="0B3060"/>
           <w:sz w:val="19"/>
         </w:rPr>
-        <w:t>A routine that runs unattended must not be able to send mail on its own.</w:t>
+        <w:t>Verify the artefact before you let it feed an email to your head of finance.</w:t>
       </w:r>
     </w:p>
     <w:p>
@@ -3499,17 +3677,17 @@
         <w:t xml:space="preserve">6.  </w:t>
       </w:r>
       <w:r>
-        <w:t>Save the skill, then run it by name to see the briefing.</w:t>
+        <w:t>Read the drafted email in full and compare every figure against the dashboard.</w:t>
       </w:r>
     </w:p>
     <w:p>
       <w:r>
         <w:rPr>
-          <w:rFonts w:ascii="Consolas" w:hAnsi="Consolas"/>
+          <w:rFonts w:ascii="Courier New" w:hAnsi="Courier New"/>
           <w:color w:val="0B3060"/>
           <w:sz w:val="19"/>
         </w:rPr>
-        <w:t>This is the payoff: one command instead of re-describing the whole routine.</w:t>
+        <w:t>Claude asks for explicit approval before sending — this is the moment to use it.</w:t>
       </w:r>
     </w:p>
     <w:p>
@@ -3524,17 +3702,17 @@
         <w:t xml:space="preserve">7.  </w:t>
       </w:r>
       <w:r>
-        <w:t>Run it a second time and confirm the format is identical.</w:t>
+        <w:t>Approve the send, then confirm the message arrived in your own inbox.</w:t>
       </w:r>
     </w:p>
     <w:p>
       <w:r>
         <w:rPr>
-          <w:rFonts w:ascii="Consolas" w:hAnsi="Consolas"/>
+          <w:rFonts w:ascii="Courier New" w:hAnsi="Courier New"/>
           <w:color w:val="0B3060"/>
           <w:sz w:val="19"/>
         </w:rPr>
-        <w:t>Consistency is the point of a skill — the same structure every single run.</w:t>
+        <w:t>Approve only once the figures match; if anything is wrong, ask for a correction first.</w:t>
       </w:r>
     </w:p>
     <w:p>
@@ -3549,7 +3727,7 @@
     </w:p>
     <w:p>
       <w:r>
-        <w:t>Running the skill produces a briefing with all three sections — Drive changes, desks behind target, emails needing a reply — using the plain fallback wording where a section is empty, ending with a single attention line, with all money in SGD and no email sent.</w:t>
+        <w:t>The dashboard shows a Q4 column with actual against target per desk and Q4 revenue of S$6,980,000. The email arrives in your own inbox with the correct totals and a closing note about the Advisory target discrepancy.</w:t>
       </w:r>
     </w:p>
     <w:p>
@@ -3570,91 +3748,20 @@
     <w:p/>
     <w:p>
       <w:pPr>
-        <w:pStyle w:val="Heading1"/>
-      </w:pPr>
-      <w:r>
-        <w:t>Topic 03 — Claude Projects</w:t>
-      </w:r>
-    </w:p>
-    <w:p>
-      <w:r>
-        <w:t>Bringing it together · project knowledge · reusable workspace for the team</w:t>
-      </w:r>
-    </w:p>
-    <w:p>
-      <w:r>
-        <w:rPr>
-          <w:b/>
-          <w:color w:val="1F6FEB"/>
-          <w:sz w:val="22"/>
-        </w:rPr>
-        <w:t>Key concepts</w:t>
-      </w:r>
-    </w:p>
-    <w:p>
-      <w:pPr>
-        <w:pStyle w:val="ListBullet"/>
-      </w:pPr>
-      <w:r>
-        <w:t>A Claude ProjectA dedicated place for ongoing work, where context builds over time instead of resetting each chat.</w:t>
-      </w:r>
-    </w:p>
-    <w:p>
-      <w:pPr>
-        <w:pStyle w:val="ListBullet"/>
-      </w:pPr>
-      <w:r>
-        <w:t>Backed by a folderIn Cowork the files and instructions live in a real folder on your computer — you can still open them yourself.</w:t>
-      </w:r>
-    </w:p>
-    <w:p>
-      <w:pPr>
-        <w:pStyle w:val="ListBullet"/>
-      </w:pPr>
-      <w:r>
-        <w:t>Three ways to startStart from scratch, import a project you made in Chat, or point Claude at a folder you already work from.</w:t>
-      </w:r>
-    </w:p>
-    <w:p>
-      <w:pPr>
-        <w:pStyle w:val="ListBullet"/>
-      </w:pPr>
-      <w:r>
-        <w:t>Project instructionsStanding rules for this body of work — house style, SGD formatting, check before sending.</w:t>
-      </w:r>
-    </w:p>
-    <w:p>
-      <w:pPr>
-        <w:pStyle w:val="ListBullet"/>
-      </w:pPr>
-      <w:r>
-        <w:t>Everything in one placeThe finance data, the brand rules, your daily-brief skill and the dashboard, together.</w:t>
-      </w:r>
-    </w:p>
-    <w:p>
-      <w:pPr>
-        <w:pStyle w:val="ListBullet"/>
-      </w:pPr>
-      <w:r>
-        <w:t>Share the folderA colleague opens the same project and inherits the data, rules and tools you set up.</w:t>
-      </w:r>
-    </w:p>
-    <w:p>
-      <w:pPr>
         <w:pStyle w:val="Heading2"/>
       </w:pPr>
       <w:r>
-        <w:t>Lab 6 — Build the Meridian Claude Project</w:t>
-      </w:r>
-    </w:p>
-    <w:p>
-      <w:r>
-        <w:t>Learning outcome: assemble the data, instructions, skill and dashboard into one reusable Project.</w:t>
-      </w:r>
-    </w:p>
-    <w:p>
-      <w:r>
-        <w:t>Goal: Everything you have built so far lives in separate places — a dashboard in your sidebar, files in Drive, a skill, and rules you have been restating by hand. In this final lab you gather them into one Cowork Project: a dedicated folder on your computer where context builds over time, and which a colleague can open and be immediately productive in.</w:t>
+        <w:t>Lab 6 — Build a /daily-brief Skill</w:t>
+      </w:r>
+    </w:p>
+    <w:p>
+      <w:r>
+        <w:t>Learning outcome: turn a routine you have already done into a reusable Agent Skill, and update it.</w:t>
+      </w:r>
+    </w:p>
+    <w:p>
+      <w:r>
+        <w:t>Goal: Labs 4 and 5 showed what the connectors can do — but you had to describe the whole routine each time. Now you capture it once. The reliable way to build a skill is the Do / Verify / Save pattern: do the task with Claude once, refine until the output is right, then use the /skill-creator skill to save it. You have already done the doing — this lab turns it into a command, then updates it.</w:t>
       </w:r>
     </w:p>
     <w:p>
@@ -3669,7 +3776,7 @@
     </w:p>
     <w:p>
       <w:r>
-        <w:t>A Meridian Finance Reporting project holding the data, instructions, skill and dashboard.   (Tools: Claude Cowork, Projects, Agent Skills, Live Artefacts, Google Drive connector.)</w:t>
+        <w:t>A daily-brief Agent Skill you can run by name each morning, updated once.   (Tools: Claude Cowork, Agent Skills, /skill-creator, Google Drive connector, Gmail connector.)</w:t>
       </w:r>
     </w:p>
     <w:p>
@@ -3719,7 +3826,692 @@
             </w:pPr>
             <w:r>
               <w:rPr>
-                <w:rFonts w:ascii="Consolas" w:hAnsi="Consolas"/>
+                <w:rFonts w:ascii="Courier New" w:hAnsi="Courier New"/>
+                <w:color w:val="111827"/>
+                <w:sz w:val="19"/>
+              </w:rPr>
+              <w:t>Step 1 — DO. Run my morning finance briefing for Meridian Capital</w:t>
+            </w:r>
+          </w:p>
+          <w:p>
+            <w:pPr>
+              <w:spacing w:after="0"/>
+            </w:pPr>
+            <w:r>
+              <w:rPr>
+                <w:rFonts w:ascii="Courier New" w:hAnsi="Courier New"/>
+                <w:color w:val="111827"/>
+                <w:sz w:val="19"/>
+              </w:rPr>
+              <w:t>Partners, once, so we can get the format right together:</w:t>
+            </w:r>
+          </w:p>
+          <w:p>
+            <w:pPr>
+              <w:spacing w:after="0"/>
+            </w:pPr>
+            <w:r>
+              <w:rPr>
+                <w:rFonts w:ascii="Courier New" w:hAnsi="Courier New"/>
+                <w:color w:val="111827"/>
+                <w:sz w:val="19"/>
+              </w:rPr>
+            </w:r>
+          </w:p>
+          <w:p>
+            <w:pPr>
+              <w:spacing w:after="0"/>
+            </w:pPr>
+            <w:r>
+              <w:rPr>
+                <w:rFonts w:ascii="Courier New" w:hAnsi="Courier New"/>
+                <w:color w:val="111827"/>
+                <w:sz w:val="19"/>
+              </w:rPr>
+              <w:t>- What changed in the Meridian Finance folder on Google Drive since</w:t>
+            </w:r>
+          </w:p>
+          <w:p>
+            <w:pPr>
+              <w:spacing w:after="0"/>
+            </w:pPr>
+            <w:r>
+              <w:rPr>
+                <w:rFonts w:ascii="Courier New" w:hAnsi="Courier New"/>
+                <w:color w:val="111827"/>
+                <w:sz w:val="19"/>
+              </w:rPr>
+              <w:t xml:space="preserve">  yesterday?</w:t>
+            </w:r>
+          </w:p>
+          <w:p>
+            <w:pPr>
+              <w:spacing w:after="0"/>
+            </w:pPr>
+            <w:r>
+              <w:rPr>
+                <w:rFonts w:ascii="Courier New" w:hAnsi="Courier New"/>
+                <w:color w:val="111827"/>
+                <w:sz w:val="19"/>
+              </w:rPr>
+              <w:t>- Which desks are behind their quarterly target right now?</w:t>
+            </w:r>
+          </w:p>
+          <w:p>
+            <w:pPr>
+              <w:spacing w:after="0"/>
+            </w:pPr>
+            <w:r>
+              <w:rPr>
+                <w:rFonts w:ascii="Courier New" w:hAnsi="Courier New"/>
+                <w:color w:val="111827"/>
+                <w:sz w:val="19"/>
+              </w:rPr>
+              <w:t>- What finance emails do I need to respond to today?</w:t>
+            </w:r>
+          </w:p>
+          <w:p>
+            <w:pPr>
+              <w:spacing w:after="0"/>
+            </w:pPr>
+            <w:r>
+              <w:rPr>
+                <w:rFonts w:ascii="Courier New" w:hAnsi="Courier New"/>
+                <w:color w:val="111827"/>
+                <w:sz w:val="19"/>
+              </w:rPr>
+            </w:r>
+          </w:p>
+          <w:p>
+            <w:pPr>
+              <w:spacing w:after="0"/>
+            </w:pPr>
+            <w:r>
+              <w:rPr>
+                <w:rFonts w:ascii="Courier New" w:hAnsi="Courier New"/>
+                <w:color w:val="111827"/>
+                <w:sz w:val="19"/>
+              </w:rPr>
+              <w:t>If a section has nothing in it, say so plainly — "No new files since</w:t>
+            </w:r>
+          </w:p>
+          <w:p>
+            <w:pPr>
+              <w:spacing w:after="0"/>
+            </w:pPr>
+            <w:r>
+              <w:rPr>
+                <w:rFonts w:ascii="Courier New" w:hAnsi="Courier New"/>
+                <w:color w:val="111827"/>
+                <w:sz w:val="19"/>
+              </w:rPr>
+              <w:t>yesterday" — rather than padding it out. End with one line on what most</w:t>
+            </w:r>
+          </w:p>
+          <w:p>
+            <w:pPr>
+              <w:spacing w:after="0"/>
+            </w:pPr>
+            <w:r>
+              <w:rPr>
+                <w:rFonts w:ascii="Courier New" w:hAnsi="Courier New"/>
+                <w:color w:val="111827"/>
+                <w:sz w:val="19"/>
+              </w:rPr>
+              <w:t>needs my attention, or "Nothing urgent — have a good day" if there is</w:t>
+            </w:r>
+          </w:p>
+          <w:p>
+            <w:pPr>
+              <w:spacing w:after="0"/>
+            </w:pPr>
+            <w:r>
+              <w:rPr>
+                <w:rFonts w:ascii="Courier New" w:hAnsi="Courier New"/>
+                <w:color w:val="111827"/>
+                <w:sz w:val="19"/>
+              </w:rPr>
+              <w:t>nothing. All money in Singapore dollars. Draft only — never send email.</w:t>
+            </w:r>
+          </w:p>
+          <w:p>
+            <w:pPr>
+              <w:spacing w:after="0"/>
+            </w:pPr>
+            <w:r>
+              <w:rPr>
+                <w:rFonts w:ascii="Courier New" w:hAnsi="Courier New"/>
+                <w:color w:val="111827"/>
+                <w:sz w:val="19"/>
+              </w:rPr>
+            </w:r>
+          </w:p>
+          <w:p>
+            <w:pPr>
+              <w:spacing w:after="0"/>
+            </w:pPr>
+            <w:r>
+              <w:rPr>
+                <w:rFonts w:ascii="Courier New" w:hAnsi="Courier New"/>
+                <w:color w:val="111827"/>
+                <w:sz w:val="19"/>
+              </w:rPr>
+              <w:t>Step 2 — SAVE. Once I confirm the output is right, use the</w:t>
+            </w:r>
+          </w:p>
+          <w:p>
+            <w:pPr>
+              <w:spacing w:after="0"/>
+            </w:pPr>
+            <w:r>
+              <w:rPr>
+                <w:rFonts w:ascii="Courier New" w:hAnsi="Courier New"/>
+                <w:color w:val="111827"/>
+                <w:sz w:val="19"/>
+              </w:rPr>
+              <w:t>/skill-creator skill to turn exactly this routine into a skill called</w:t>
+            </w:r>
+          </w:p>
+          <w:p>
+            <w:pPr>
+              <w:spacing w:after="0"/>
+            </w:pPr>
+            <w:r>
+              <w:rPr>
+                <w:rFonts w:ascii="Courier New" w:hAnsi="Courier New"/>
+                <w:color w:val="111827"/>
+                <w:sz w:val="19"/>
+              </w:rPr>
+              <w:t>daily-brief that I can run every morning.</w:t>
+            </w:r>
+          </w:p>
+        </w:tc>
+      </w:tr>
+    </w:tbl>
+    <w:p/>
+    <w:p>
+      <w:r>
+        <w:rPr>
+          <w:b/>
+          <w:color w:val="1F6FEB"/>
+        </w:rPr>
+        <w:t xml:space="preserve">Note: </w:t>
+      </w:r>
+      <w:r>
+        <w:rPr>
+          <w:sz w:val="20"/>
+        </w:rPr>
+        <w:t>Do it once, check the output, then save it — that order is what makes the skill reliable.</w:t>
+      </w:r>
+    </w:p>
+    <w:p>
+      <w:r>
+        <w:rPr>
+          <w:b/>
+          <w:color w:val="1F6FEB"/>
+          <w:sz w:val="22"/>
+        </w:rPr>
+        <w:t>Step-by-step</w:t>
+      </w:r>
+    </w:p>
+    <w:p>
+      <w:pPr>
+        <w:spacing w:after="80"/>
+        <w:ind w:left="360"/>
+      </w:pPr>
+      <w:r>
+        <w:rPr>
+          <w:b/>
+        </w:rPr>
+        <w:t xml:space="preserve">1.  </w:t>
+      </w:r>
+      <w:r>
+        <w:t>Make sure the Drive and Gmail connectors from Labs 4 and 5 are still enabled.</w:t>
+      </w:r>
+    </w:p>
+    <w:p>
+      <w:r>
+        <w:rPr>
+          <w:rFonts w:ascii="Courier New" w:hAnsi="Courier New"/>
+          <w:color w:val="0B3060"/>
+          <w:sz w:val="19"/>
+        </w:rPr>
+        <w:t>The skill drives those connectors, so it can only work if they are on.</w:t>
+      </w:r>
+    </w:p>
+    <w:p>
+      <w:pPr>
+        <w:spacing w:after="80"/>
+        <w:ind w:left="360"/>
+      </w:pPr>
+      <w:r>
+        <w:rPr>
+          <w:b/>
+        </w:rPr>
+        <w:t xml:space="preserve">2.  </w:t>
+      </w:r>
+      <w:r>
+        <w:t>DO — paste Step 1 of the lab prompt and let Claude run the routine once.</w:t>
+      </w:r>
+    </w:p>
+    <w:p>
+      <w:r>
+        <w:rPr>
+          <w:rFonts w:ascii="Courier New" w:hAnsi="Courier New"/>
+          <w:color w:val="0B3060"/>
+          <w:sz w:val="19"/>
+        </w:rPr>
+        <w:t>You are not writing instructions yet; you are doing the task together so Claude sees what good looks like.</w:t>
+      </w:r>
+    </w:p>
+    <w:p>
+      <w:pPr>
+        <w:spacing w:after="80"/>
+        <w:ind w:left="360"/>
+      </w:pPr>
+      <w:r>
+        <w:rPr>
+          <w:b/>
+        </w:rPr>
+        <w:t xml:space="preserve">3.  </w:t>
+      </w:r>
+      <w:r>
+        <w:t>VERIFY — read the briefing and ask for changes until the format is right.</w:t>
+      </w:r>
+    </w:p>
+    <w:p>
+      <w:r>
+        <w:rPr>
+          <w:rFonts w:ascii="Courier New" w:hAnsi="Courier New"/>
+          <w:color w:val="0B3060"/>
+          <w:sz w:val="19"/>
+        </w:rPr>
+        <w:t>Reorder a section, tighten the wording, fix a heading. Whatever you settle on here is what the skill will reproduce.</w:t>
+      </w:r>
+    </w:p>
+    <w:p>
+      <w:pPr>
+        <w:spacing w:after="80"/>
+        <w:ind w:left="360"/>
+      </w:pPr>
+      <w:r>
+        <w:rPr>
+          <w:b/>
+        </w:rPr>
+        <w:t xml:space="preserve">4.  </w:t>
+      </w:r>
+      <w:r>
+        <w:t>Check the fallback wording on any empty section.</w:t>
+      </w:r>
+    </w:p>
+    <w:p>
+      <w:r>
+        <w:rPr>
+          <w:rFonts w:ascii="Courier New" w:hAnsi="Courier New"/>
+          <w:color w:val="0B3060"/>
+          <w:sz w:val="19"/>
+        </w:rPr>
+        <w:t>The fallbacks are what stop the routine inventing filler on a quiet morning — get them right before you save.</w:t>
+      </w:r>
+    </w:p>
+    <w:p>
+      <w:pPr>
+        <w:spacing w:after="80"/>
+        <w:ind w:left="360"/>
+      </w:pPr>
+      <w:r>
+        <w:rPr>
+          <w:b/>
+        </w:rPr>
+        <w:t xml:space="preserve">5.  </w:t>
+      </w:r>
+      <w:r>
+        <w:t>Confirm it drafted and did not send anything.</w:t>
+      </w:r>
+    </w:p>
+    <w:p>
+      <w:r>
+        <w:rPr>
+          <w:rFonts w:ascii="Courier New" w:hAnsi="Courier New"/>
+          <w:color w:val="0B3060"/>
+          <w:sz w:val="19"/>
+        </w:rPr>
+        <w:t>A routine you will run unattended must not be able to send mail on its own.</w:t>
+      </w:r>
+    </w:p>
+    <w:p>
+      <w:pPr>
+        <w:spacing w:after="80"/>
+        <w:ind w:left="360"/>
+      </w:pPr>
+      <w:r>
+        <w:rPr>
+          <w:b/>
+        </w:rPr>
+        <w:t xml:space="preserve">6.  </w:t>
+      </w:r>
+      <w:r>
+        <w:t>SAVE — run Step 2 so /skill-creator turns the routine into a daily-brief skill.</w:t>
+      </w:r>
+    </w:p>
+    <w:p>
+      <w:r>
+        <w:rPr>
+          <w:rFonts w:ascii="Courier New" w:hAnsi="Courier New"/>
+          <w:color w:val="0B3060"/>
+          <w:sz w:val="19"/>
+        </w:rPr>
+        <w:t>The skill-creator skill writes the SKILL.md for you, from the run you just verified.</w:t>
+      </w:r>
+    </w:p>
+    <w:p>
+      <w:pPr>
+        <w:spacing w:after="80"/>
+        <w:ind w:left="360"/>
+      </w:pPr>
+      <w:r>
+        <w:rPr>
+          <w:b/>
+        </w:rPr>
+        <w:t xml:space="preserve">7.  </w:t>
+      </w:r>
+      <w:r>
+        <w:t>Read the SKILL.md it produces, especially the description line.</w:t>
+      </w:r>
+    </w:p>
+    <w:p>
+      <w:r>
+        <w:rPr>
+          <w:rFonts w:ascii="Courier New" w:hAnsi="Courier New"/>
+          <w:color w:val="0B3060"/>
+          <w:sz w:val="19"/>
+        </w:rPr>
+        <w:t>The description is how Claude decides whether to load the skill for a future task — make it specific.</w:t>
+      </w:r>
+    </w:p>
+    <w:p>
+      <w:pPr>
+        <w:spacing w:after="80"/>
+        <w:ind w:left="360"/>
+      </w:pPr>
+      <w:r>
+        <w:rPr>
+          <w:b/>
+        </w:rPr>
+        <w:t xml:space="preserve">8.  </w:t>
+      </w:r>
+      <w:r>
+        <w:t>Run the skill by name, then run it again.</w:t>
+      </w:r>
+    </w:p>
+    <w:p>
+      <w:r>
+        <w:rPr>
+          <w:rFonts w:ascii="Courier New" w:hAnsi="Courier New"/>
+          <w:color w:val="0B3060"/>
+          <w:sz w:val="19"/>
+        </w:rPr>
+        <w:t>The same structure both times is the payoff: one command instead of re-describing the routine every morning.</w:t>
+      </w:r>
+    </w:p>
+    <w:p>
+      <w:pPr>
+        <w:spacing w:after="80"/>
+        <w:ind w:left="360"/>
+      </w:pPr>
+      <w:r>
+        <w:rPr>
+          <w:b/>
+        </w:rPr>
+        <w:t xml:space="preserve">9.  </w:t>
+      </w:r>
+      <w:r>
+        <w:t>UPDATE — ask for one change, such as putting the emails section first.</w:t>
+      </w:r>
+    </w:p>
+    <w:p>
+      <w:r>
+        <w:rPr>
+          <w:rFonts w:ascii="Courier New" w:hAnsi="Courier New"/>
+          <w:color w:val="0B3060"/>
+          <w:sz w:val="19"/>
+        </w:rPr>
+        <w:t>A skill is not written once. You keep refining it as you learn what you actually want each morning.</w:t>
+      </w:r>
+    </w:p>
+    <w:p>
+      <w:pPr>
+        <w:spacing w:after="80"/>
+        <w:ind w:left="360"/>
+      </w:pPr>
+      <w:r>
+        <w:rPr>
+          <w:b/>
+        </w:rPr>
+        <w:t xml:space="preserve">10.  </w:t>
+      </w:r>
+      <w:r>
+        <w:t>Save the change under the same skill name and confirm the replace prompt.</w:t>
+      </w:r>
+    </w:p>
+    <w:p>
+      <w:r>
+        <w:rPr>
+          <w:rFonts w:ascii="Courier New" w:hAnsi="Courier New"/>
+          <w:color w:val="0B3060"/>
+          <w:sz w:val="19"/>
+        </w:rPr>
+        <w:t>Claude warns that a skill with this name already exists and that replacing it cannot be undone — read that prompt before you accept it.</w:t>
+      </w:r>
+    </w:p>
+    <w:p>
+      <w:pPr>
+        <w:spacing w:after="80"/>
+        <w:ind w:left="360"/>
+      </w:pPr>
+      <w:r>
+        <w:rPr>
+          <w:b/>
+        </w:rPr>
+        <w:t xml:space="preserve">11.  </w:t>
+      </w:r>
+      <w:r>
+        <w:t>Run the skill once more to confirm the change took effect.</w:t>
+      </w:r>
+    </w:p>
+    <w:p>
+      <w:r>
+        <w:rPr>
+          <w:rFonts w:ascii="Courier New" w:hAnsi="Courier New"/>
+          <w:color w:val="0B3060"/>
+          <w:sz w:val="19"/>
+        </w:rPr>
+        <w:t>Always re-run after an update; that is how you know the new version is the one being loaded.</w:t>
+      </w:r>
+    </w:p>
+    <w:p>
+      <w:r>
+        <w:rPr>
+          <w:b/>
+          <w:color w:val="1F6FEB"/>
+          <w:sz w:val="22"/>
+        </w:rPr>
+        <w:t>Test it</w:t>
+      </w:r>
+    </w:p>
+    <w:p>
+      <w:r>
+        <w:t>Running the daily-brief skill by name produces a briefing with all three sections — Drive changes, desks behind target, emails needing a reply — using the plain fallback wording where a section is empty, ending with a single attention line, with all money in SGD and no email sent. After the update, the revised section order appears on the next run — and Claude warned you before replacing the existing skill.</w:t>
+      </w:r>
+    </w:p>
+    <w:p>
+      <w:r>
+        <w:rPr>
+          <w:b/>
+          <w:color w:val="1F6FEB"/>
+        </w:rPr>
+        <w:t xml:space="preserve">Note: </w:t>
+      </w:r>
+      <w:r>
+        <w:rPr>
+          <w:sz w:val="20"/>
+        </w:rPr>
+        <w:t>Full commands and screenshots are in labs/lab-06-*.md. Use only the supplied mock data and your own test accounts. Never put real client, personal or confidential data into a training exercise, and send lab emails to yourself rather than to a real recipient.</w:t>
+      </w:r>
+    </w:p>
+    <w:p/>
+    <w:p>
+      <w:pPr>
+        <w:pStyle w:val="Heading1"/>
+      </w:pPr>
+      <w:r>
+        <w:t>Topic 03 — Claude Projects</w:t>
+      </w:r>
+    </w:p>
+    <w:p>
+      <w:r>
+        <w:t>Bringing it together · project knowledge · reusable workspace for the team</w:t>
+      </w:r>
+    </w:p>
+    <w:p>
+      <w:r>
+        <w:rPr>
+          <w:b/>
+          <w:color w:val="1F6FEB"/>
+          <w:sz w:val="22"/>
+        </w:rPr>
+        <w:t>Key concepts</w:t>
+      </w:r>
+    </w:p>
+    <w:p>
+      <w:pPr>
+        <w:pStyle w:val="ListBullet"/>
+      </w:pPr>
+      <w:r>
+        <w:t>A Claude ProjectA dedicated place for ongoing work, where context builds over time instead of resetting each chat.</w:t>
+      </w:r>
+    </w:p>
+    <w:p>
+      <w:pPr>
+        <w:pStyle w:val="ListBullet"/>
+      </w:pPr>
+      <w:r>
+        <w:t>Backed by a folderIn Cowork the files and instructions live in a real folder on your computer — you can still open them yourself.</w:t>
+      </w:r>
+    </w:p>
+    <w:p>
+      <w:pPr>
+        <w:pStyle w:val="ListBullet"/>
+      </w:pPr>
+      <w:r>
+        <w:t>Three ways to startStart from scratch, import a project you made in Chat, or point Claude at a folder you already work from.</w:t>
+      </w:r>
+    </w:p>
+    <w:p>
+      <w:pPr>
+        <w:pStyle w:val="ListBullet"/>
+      </w:pPr>
+      <w:r>
+        <w:t>Project instructionsStanding rules for this body of work — house style, SGD formatting, check before sending.</w:t>
+      </w:r>
+    </w:p>
+    <w:p>
+      <w:pPr>
+        <w:pStyle w:val="ListBullet"/>
+      </w:pPr>
+      <w:r>
+        <w:t>Everything in one placeThe finance data, the brand rules, your daily-brief skill and the dashboard, together.</w:t>
+      </w:r>
+    </w:p>
+    <w:p>
+      <w:pPr>
+        <w:pStyle w:val="ListBullet"/>
+      </w:pPr>
+      <w:r>
+        <w:t>Share the folderA colleague opens the same project and inherits the data, rules and tools you set up.</w:t>
+      </w:r>
+    </w:p>
+    <w:p>
+      <w:pPr>
+        <w:pStyle w:val="Heading2"/>
+      </w:pPr>
+      <w:r>
+        <w:t>Lab 7 — Build the Meridian Claude Project</w:t>
+      </w:r>
+    </w:p>
+    <w:p>
+      <w:r>
+        <w:t>Learning outcome: assemble the data, instructions, skill and dashboard into one reusable Project.</w:t>
+      </w:r>
+    </w:p>
+    <w:p>
+      <w:r>
+        <w:t>Goal: Everything you have built so far lives in separate places — a dashboard in your sidebar, files in Drive, a skill, and rules you have been restating by hand. In this final lab you gather them into one Cowork Project: a dedicated folder on your computer where context builds over time, and which a colleague can open and be immediately productive in.</w:t>
+      </w:r>
+    </w:p>
+    <w:p>
+      <w:r>
+        <w:rPr>
+          <w:b/>
+          <w:color w:val="1F6FEB"/>
+          <w:sz w:val="22"/>
+        </w:rPr>
+        <w:t>What you'll build</w:t>
+      </w:r>
+    </w:p>
+    <w:p>
+      <w:r>
+        <w:t>A Meridian Finance Reporting project holding the data, instructions, skill and dashboard.   (Tools: Claude Cowork, Projects, Agent Skills, Live Artefacts, Google Drive connector.)</w:t>
+      </w:r>
+    </w:p>
+    <w:p>
+      <w:r>
+        <w:rPr>
+          <w:b/>
+          <w:color w:val="1F6FEB"/>
+          <w:sz w:val="22"/>
+        </w:rPr>
+        <w:t>The prompt</w:t>
+      </w:r>
+    </w:p>
+    <w:p>
+      <w:r>
+        <w:t>Copy the block below into Claude exactly as it is.</w:t>
+      </w:r>
+    </w:p>
+    <w:tbl>
+      <w:tblPr>
+        <w:tblStyle w:val="TableGrid"/>
+        <w:tblW w:type="auto" w:w="0"/>
+        <w:tblLook w:firstColumn="1" w:firstRow="1" w:lastColumn="0" w:lastRow="0" w:noHBand="0" w:noVBand="1" w:val="04A0"/>
+      </w:tblPr>
+      <w:tblGrid>
+        <w:gridCol w:w="8640"/>
+      </w:tblGrid>
+      <w:tr>
+        <w:tc>
+          <w:tcPr>
+            <w:tcW w:type="dxa" w:w="8640"/>
+            <w:shd w:val="clear" w:color="auto" w:fill="FBF3EF"/>
+          </w:tcPr>
+          <w:p>
+            <w:r/>
+            <w:r>
+              <w:rPr>
+                <w:b/>
+                <w:color w:val="D97757"/>
+                <w:sz w:val="17"/>
+              </w:rPr>
+              <w:t>PROMPT — copy into Claude</w:t>
+            </w:r>
+          </w:p>
+          <w:p>
+            <w:pPr>
+              <w:spacing w:after="0"/>
+            </w:pPr>
+            <w:r>
+              <w:rPr>
+                <w:rFonts w:ascii="Courier New" w:hAnsi="Courier New"/>
                 <w:color w:val="111827"/>
                 <w:sz w:val="19"/>
               </w:rPr>
@@ -3732,7 +4524,7 @@
             </w:pPr>
             <w:r>
               <w:rPr>
-                <w:rFonts w:ascii="Consolas" w:hAnsi="Consolas"/>
+                <w:rFonts w:ascii="Courier New" w:hAnsi="Courier New"/>
                 <w:color w:val="111827"/>
                 <w:sz w:val="19"/>
               </w:rPr>
@@ -3745,7 +4537,7 @@
             </w:pPr>
             <w:r>
               <w:rPr>
-                <w:rFonts w:ascii="Consolas" w:hAnsi="Consolas"/>
+                <w:rFonts w:ascii="Courier New" w:hAnsi="Courier New"/>
                 <w:color w:val="111827"/>
                 <w:sz w:val="19"/>
               </w:rPr>
@@ -3757,7 +4549,7 @@
             </w:pPr>
             <w:r>
               <w:rPr>
-                <w:rFonts w:ascii="Consolas" w:hAnsi="Consolas"/>
+                <w:rFonts w:ascii="Courier New" w:hAnsi="Courier New"/>
                 <w:color w:val="111827"/>
                 <w:sz w:val="19"/>
               </w:rPr>
@@ -3770,7 +4562,7 @@
             </w:pPr>
             <w:r>
               <w:rPr>
-                <w:rFonts w:ascii="Consolas" w:hAnsi="Consolas"/>
+                <w:rFonts w:ascii="Courier New" w:hAnsi="Courier New"/>
                 <w:color w:val="111827"/>
                 <w:sz w:val="19"/>
               </w:rPr>
@@ -3783,7 +4575,7 @@
             </w:pPr>
             <w:r>
               <w:rPr>
-                <w:rFonts w:ascii="Consolas" w:hAnsi="Consolas"/>
+                <w:rFonts w:ascii="Courier New" w:hAnsi="Courier New"/>
                 <w:color w:val="111827"/>
                 <w:sz w:val="19"/>
               </w:rPr>
@@ -3796,7 +4588,7 @@
             </w:pPr>
             <w:r>
               <w:rPr>
-                <w:rFonts w:ascii="Consolas" w:hAnsi="Consolas"/>
+                <w:rFonts w:ascii="Courier New" w:hAnsi="Courier New"/>
                 <w:color w:val="111827"/>
                 <w:sz w:val="19"/>
               </w:rPr>
@@ -3809,7 +4601,7 @@
             </w:pPr>
             <w:r>
               <w:rPr>
-                <w:rFonts w:ascii="Consolas" w:hAnsi="Consolas"/>
+                <w:rFonts w:ascii="Courier New" w:hAnsi="Courier New"/>
                 <w:color w:val="111827"/>
                 <w:sz w:val="19"/>
               </w:rPr>
@@ -3822,7 +4614,7 @@
             </w:pPr>
             <w:r>
               <w:rPr>
-                <w:rFonts w:ascii="Consolas" w:hAnsi="Consolas"/>
+                <w:rFonts w:ascii="Courier New" w:hAnsi="Courier New"/>
                 <w:color w:val="111827"/>
                 <w:sz w:val="19"/>
               </w:rPr>
@@ -3835,7 +4627,7 @@
             </w:pPr>
             <w:r>
               <w:rPr>
-                <w:rFonts w:ascii="Consolas" w:hAnsi="Consolas"/>
+                <w:rFonts w:ascii="Courier New" w:hAnsi="Courier New"/>
                 <w:color w:val="111827"/>
                 <w:sz w:val="19"/>
               </w:rPr>
@@ -3848,7 +4640,7 @@
             </w:pPr>
             <w:r>
               <w:rPr>
-                <w:rFonts w:ascii="Consolas" w:hAnsi="Consolas"/>
+                <w:rFonts w:ascii="Courier New" w:hAnsi="Courier New"/>
                 <w:color w:val="111827"/>
                 <w:sz w:val="19"/>
               </w:rPr>
@@ -3861,7 +4653,7 @@
             </w:pPr>
             <w:r>
               <w:rPr>
-                <w:rFonts w:ascii="Consolas" w:hAnsi="Consolas"/>
+                <w:rFonts w:ascii="Courier New" w:hAnsi="Courier New"/>
                 <w:color w:val="111827"/>
                 <w:sz w:val="19"/>
               </w:rPr>
@@ -3874,7 +4666,7 @@
             </w:pPr>
             <w:r>
               <w:rPr>
-                <w:rFonts w:ascii="Consolas" w:hAnsi="Consolas"/>
+                <w:rFonts w:ascii="Courier New" w:hAnsi="Courier New"/>
                 <w:color w:val="111827"/>
                 <w:sz w:val="19"/>
               </w:rPr>
@@ -3887,7 +4679,7 @@
             </w:pPr>
             <w:r>
               <w:rPr>
-                <w:rFonts w:ascii="Consolas" w:hAnsi="Consolas"/>
+                <w:rFonts w:ascii="Courier New" w:hAnsi="Courier New"/>
                 <w:color w:val="111827"/>
                 <w:sz w:val="19"/>
               </w:rPr>
@@ -3900,7 +4692,7 @@
             </w:pPr>
             <w:r>
               <w:rPr>
-                <w:rFonts w:ascii="Consolas" w:hAnsi="Consolas"/>
+                <w:rFonts w:ascii="Courier New" w:hAnsi="Courier New"/>
                 <w:color w:val="111827"/>
                 <w:sz w:val="19"/>
               </w:rPr>
@@ -3913,7 +4705,7 @@
             </w:pPr>
             <w:r>
               <w:rPr>
-                <w:rFonts w:ascii="Consolas" w:hAnsi="Consolas"/>
+                <w:rFonts w:ascii="Courier New" w:hAnsi="Courier New"/>
                 <w:color w:val="111827"/>
                 <w:sz w:val="19"/>
               </w:rPr>
@@ -3925,7 +4717,7 @@
             </w:pPr>
             <w:r>
               <w:rPr>
-                <w:rFonts w:ascii="Consolas" w:hAnsi="Consolas"/>
+                <w:rFonts w:ascii="Courier New" w:hAnsi="Courier New"/>
                 <w:color w:val="111827"/>
                 <w:sz w:val="19"/>
               </w:rPr>
@@ -3938,7 +4730,7 @@
             </w:pPr>
             <w:r>
               <w:rPr>
-                <w:rFonts w:ascii="Consolas" w:hAnsi="Consolas"/>
+                <w:rFonts w:ascii="Courier New" w:hAnsi="Courier New"/>
                 <w:color w:val="111827"/>
                 <w:sz w:val="19"/>
               </w:rPr>
@@ -3992,7 +4784,7 @@
     <w:p>
       <w:r>
         <w:rPr>
-          <w:rFonts w:ascii="Consolas" w:hAnsi="Consolas"/>
+          <w:rFonts w:ascii="Courier New" w:hAnsi="Courier New"/>
           <w:color w:val="0B3060"/>
           <w:sz w:val="19"/>
         </w:rPr>
@@ -4017,7 +4809,7 @@
     <w:p>
       <w:r>
         <w:rPr>
-          <w:rFonts w:ascii="Consolas" w:hAnsi="Consolas"/>
+          <w:rFonts w:ascii="Courier New" w:hAnsi="Courier New"/>
           <w:color w:val="0B3060"/>
           <w:sz w:val="19"/>
         </w:rPr>
@@ -4042,7 +4834,7 @@
     <w:p>
       <w:r>
         <w:rPr>
-          <w:rFonts w:ascii="Consolas" w:hAnsi="Consolas"/>
+          <w:rFonts w:ascii="Courier New" w:hAnsi="Courier New"/>
           <w:color w:val="0B3060"/>
           <w:sz w:val="19"/>
         </w:rPr>
@@ -4067,7 +4859,7 @@
     <w:p>
       <w:r>
         <w:rPr>
-          <w:rFonts w:ascii="Consolas" w:hAnsi="Consolas"/>
+          <w:rFonts w:ascii="Courier New" w:hAnsi="Courier New"/>
           <w:color w:val="0B3060"/>
           <w:sz w:val="19"/>
         </w:rPr>
@@ -4092,7 +4884,7 @@
     <w:p>
       <w:r>
         <w:rPr>
-          <w:rFonts w:ascii="Consolas" w:hAnsi="Consolas"/>
+          <w:rFonts w:ascii="Courier New" w:hAnsi="Courier New"/>
           <w:color w:val="0B3060"/>
           <w:sz w:val="19"/>
         </w:rPr>
@@ -4111,13 +4903,13 @@
         <w:t xml:space="preserve">6.  </w:t>
       </w:r>
       <w:r>
-        <w:t>Add the daily-brief skill from Lab 5 to the project.</w:t>
+        <w:t>Add the daily-brief skill from Lab 6 to the project.</w:t>
       </w:r>
     </w:p>
     <w:p>
       <w:r>
         <w:rPr>
-          <w:rFonts w:ascii="Consolas" w:hAnsi="Consolas"/>
+          <w:rFonts w:ascii="Courier New" w:hAnsi="Courier New"/>
           <w:color w:val="0B3060"/>
           <w:sz w:val="19"/>
         </w:rPr>
@@ -4142,7 +4934,7 @@
     <w:p>
       <w:r>
         <w:rPr>
-          <w:rFonts w:ascii="Consolas" w:hAnsi="Consolas"/>
+          <w:rFonts w:ascii="Courier New" w:hAnsi="Courier New"/>
           <w:color w:val="0B3060"/>
           <w:sz w:val="19"/>
         </w:rPr>
@@ -4161,13 +4953,13 @@
         <w:t xml:space="preserve">8.  </w:t>
       </w:r>
       <w:r>
-        <w:t>Save the FY2026 dashboard into the project so it sits with the data it reports on.</w:t>
+        <w:t>Save the FY2025 dashboard into the project so it sits with the data it reports on.</w:t>
       </w:r>
     </w:p>
     <w:p>
       <w:r>
         <w:rPr>
-          <w:rFonts w:ascii="Consolas" w:hAnsi="Consolas"/>
+          <w:rFonts w:ascii="Courier New" w:hAnsi="Courier New"/>
           <w:color w:val="0B3060"/>
           <w:sz w:val="19"/>
         </w:rPr>
@@ -4192,7 +4984,7 @@
     <w:p>
       <w:r>
         <w:rPr>
-          <w:rFonts w:ascii="Consolas" w:hAnsi="Consolas"/>
+          <w:rFonts w:ascii="Courier New" w:hAnsi="Courier New"/>
           <w:color w:val="0B3060"/>
           <w:sz w:val="19"/>
         </w:rPr>
@@ -4217,7 +5009,7 @@
     <w:p>
       <w:r>
         <w:rPr>
-          <w:rFonts w:ascii="Consolas" w:hAnsi="Consolas"/>
+          <w:rFonts w:ascii="Courier New" w:hAnsi="Courier New"/>
           <w:color w:val="0B3060"/>
           <w:sz w:val="19"/>
         </w:rPr>
@@ -4251,7 +5043,7 @@
         <w:rPr>
           <w:sz w:val="20"/>
         </w:rPr>
-        <w:t>Full commands and screenshots are in labs/lab-06-*.md. Use only the supplied mock data and your own test accounts. Never put real client, personal or confidential data into a training exercise, and send lab emails to yourself rather than to a real recipient.</w:t>
+        <w:t>Full commands and screenshots are in labs/lab-07-*.md. Use only the supplied mock data and your own test accounts. Never put real client, personal or confidential data into a training exercise, and send lab emails to yourself rather than to a real recipient.</w:t>
       </w:r>
     </w:p>
     <w:p/>
@@ -4265,7 +5057,7 @@
     </w:p>
     <w:p>
       <w:r>
-        <w:t>Across six labs you took one finance scenario from a blank workspace to a branded, connected, reusable dashboard.</w:t>
+        <w:t>Across seven labs you took one finance scenario from a blank workspace to a branded, connected, reusable dashboard.</w:t>
       </w:r>
     </w:p>
     <w:p>

--- a/courseware/LG-Claude Cowork Masterclass.docx
+++ b/courseware/LG-Claude Cowork Masterclass.docx
@@ -554,7 +554,7 @@
               <w:rPr>
                 <w:sz w:val="19"/>
               </w:rPr>
-              <w:t>Added a document-processing lab as the new Lab 1 — 126 synthetic Meridian supplier invoices and expense receipts that Claude reads into a CSV and files into month folders — so the course now opens on the work Cowork is really for. Seven labs in total. Topic 2 now teaches the three layers of a skill, the Do / Verify / Save / Update process and /skill-creator. All scenario data moved to FY2025 for one consistent year.</w:t>
+              <w:t>Added a document-processing lab as the new Lab 1 — 126 synthetic Meridian supplier invoices and expense receipts that Claude reads into a CSV and files into month folders — so the course now opens on the work Cowork is really for. Seven labs in total. Topic 2 now teaches the three layers of a skill, the Do / Verify / Save / Update process and /skill-creator. All scenario data moved to FY2025 for one consistent year. Topic 2 also contrasts a skill with a plugin — the shareable bundle of skills, tools, agents and hooks.</w:t>
             </w:r>
           </w:p>
         </w:tc>

--- a/courseware/LG-Claude Cowork Masterclass.docx
+++ b/courseware/LG-Claude Cowork Masterclass.docx
@@ -554,7 +554,7 @@
               <w:rPr>
                 <w:sz w:val="19"/>
               </w:rPr>
-              <w:t>Added a document-processing lab as the new Lab 1 — 126 synthetic Meridian supplier invoices and expense receipts that Claude reads into a CSV and files into month folders — so the course now opens on the work Cowork is really for. Seven labs in total. Topic 2 now teaches the three layers of a skill, the Do / Verify / Save / Update process and /skill-creator. All scenario data moved to FY2025 for one consistent year. Topic 2 also contrasts a skill with a plugin — the shareable bundle of skills, tools, agents and hooks.</w:t>
+              <w:t>Added a document-processing lab as the new Lab 1 — 126 synthetic Meridian supplier invoices and expense receipts that Claude reads into a CSV and files into month folders — so the course now opens on the work Cowork is really for. Seven labs in total. Topic 2 now teaches the three layers of a skill, the Do / Verify / Save / Update process and /skill-creator. All scenario data moved to FY2025 for one consistent year. Topic 2 also contrasts a skill with a plugin — the shareable bundle of skills, tools, agents and hooks. Topic 1 gains a Chat/Cowork/Code comparison, what makes Cowork useful, and the Claude plan pricing, and two About the Trainer profile slides follow the learner self-introduction.</w:t>
             </w:r>
           </w:p>
         </w:tc>
@@ -608,7 +608,7 @@
         </w:rPr>
         <w:t>Introduction</w:t>
         <w:tab/>
-        <w:t>5</w:t>
+        <w:t>3</w:t>
       </w:r>
     </w:p>
     <w:p>

--- a/courseware/LG-Claude Cowork Masterclass.docx
+++ b/courseware/LG-Claude Cowork Masterclass.docx
@@ -725,7 +725,7 @@
         </w:rPr>
         <w:t>Lab 3 — The Meridian Sales Dashboard</w:t>
         <w:tab/>
-        <w:t>10</w:t>
+        <w:t>9</w:t>
       </w:r>
     </w:p>
     <w:p>
@@ -764,7 +764,7 @@
         </w:rPr>
         <w:t>Lab 4 — Connect Google Drive</w:t>
         <w:tab/>
-        <w:t>12</w:t>
+        <w:t>11</w:t>
       </w:r>
     </w:p>
     <w:p>
@@ -804,7 +804,7 @@
         </w:rPr>
         <w:t>Lab 6 — Build a /daily-brief Skill</w:t>
         <w:tab/>
-        <w:t>15</w:t>
+        <w:t>14</w:t>
       </w:r>
     </w:p>
     <w:p>
@@ -823,7 +823,7 @@
         </w:rPr>
         <w:t>Topic 03 — Claude Projects</w:t>
         <w:tab/>
-        <w:t>17</w:t>
+        <w:t>16</w:t>
       </w:r>
     </w:p>
     <w:p>
@@ -843,7 +843,7 @@
         </w:rPr>
         <w:t>Lab 7 — Build the Meridian Claude Project</w:t>
         <w:tab/>
-        <w:t>17</w:t>
+        <w:t>16</w:t>
       </w:r>
     </w:p>
     <w:p>
@@ -862,7 +862,7 @@
         </w:rPr>
         <w:t>Wrap-Up</w:t>
         <w:tab/>
-        <w:t>19</w:t>
+        <w:t>18</w:t>
       </w:r>
     </w:p>
     <w:p>
@@ -881,7 +881,7 @@
         </w:rPr>
         <w:t>Next Steps</w:t>
         <w:tab/>
-        <w:t>20</w:t>
+        <w:t>18</w:t>
       </w:r>
     </w:p>
     <w:p>
@@ -900,7 +900,7 @@
         </w:rPr>
         <w:t>Glossary</w:t>
         <w:tab/>
-        <w:t>20</w:t>
+        <w:t>19</w:t>
       </w:r>
     </w:p>
     <w:p>
@@ -1556,17 +1556,7 @@
         <w:t xml:space="preserve">1.  </w:t>
       </w:r>
       <w:r>
-        <w:t>Open the Claude desktop app, sign in, and choose Cowork in the sidebar.</w:t>
-      </w:r>
-    </w:p>
-    <w:p>
-      <w:r>
-        <w:rPr>
-          <w:rFonts w:ascii="Courier New" w:hAnsi="Courier New"/>
-          <w:color w:val="0B3060"/>
-          <w:sz w:val="19"/>
-        </w:rPr>
-        <w:t>Cowork is a desktop feature on a paid plan — the browser version cannot reach your files.</w:t>
+        <w:t>Open the Claude desktop app, sign in, and choose Cowork in the sidebar.  —  Cowork is a desktop feature on a paid plan — the browser version cannot reach your files.</w:t>
       </w:r>
     </w:p>
     <w:p>
@@ -1581,17 +1571,7 @@
         <w:t xml:space="preserve">2.  </w:t>
       </w:r>
       <w:r>
-        <w:t>Copy the lab's "2025 Invoices" folder somewhere you can work on it.</w:t>
-      </w:r>
-    </w:p>
-    <w:p>
-      <w:r>
-        <w:rPr>
-          <w:rFonts w:ascii="Courier New" w:hAnsi="Courier New"/>
-          <w:color w:val="0B3060"/>
-          <w:sz w:val="19"/>
-        </w:rPr>
-        <w:t>Always run a file-moving task against a copy the first time, so a mistake costs nothing.</w:t>
+        <w:t>Copy the lab's "2025 Invoices" folder somewhere you can work on it.  —  Always run a file-moving task against a copy the first time, so a mistake costs nothing.</w:t>
       </w:r>
     </w:p>
     <w:p>
@@ -1606,17 +1586,7 @@
         <w:t xml:space="preserve">3.  </w:t>
       </w:r>
       <w:r>
-        <w:t>Open the folder yourself and skim it before you start — 126 files.</w:t>
-      </w:r>
-    </w:p>
-    <w:p>
-      <w:r>
-        <w:rPr>
-          <w:rFonts w:ascii="Courier New" w:hAnsi="Courier New"/>
-          <w:color w:val="0B3060"/>
-          <w:sz w:val="19"/>
-        </w:rPr>
-        <w:t>Two have machine-generated names and one looks like a duplicate. You cannot check 126 documents by hand, but you can check that the summary adds up.</w:t>
+        <w:t>Open the folder yourself and skim it before you start — 126 files.  —  Two have machine-generated names and one looks like a duplicate. You cannot check 126 documents by hand, but you can check that the summary adds up.</w:t>
       </w:r>
     </w:p>
     <w:p>
@@ -1631,17 +1601,7 @@
         <w:t xml:space="preserve">4.  </w:t>
       </w:r>
       <w:r>
-        <w:t>Start a Cowork session pointed at that folder, then paste the lab prompt.</w:t>
-      </w:r>
-    </w:p>
-    <w:p>
-      <w:r>
-        <w:rPr>
-          <w:rFonts w:ascii="Courier New" w:hAnsi="Courier New"/>
-          <w:color w:val="0B3060"/>
-          <w:sz w:val="19"/>
-        </w:rPr>
-        <w:t>Cowork needs access to the folder itself, not an attachment, because it must move files as well as read them.</w:t>
+        <w:t>Start a Cowork session pointed at that folder, then paste the lab prompt.  —  Cowork needs access to the folder itself, not an attachment, because it must move files as well as read them.</w:t>
       </w:r>
     </w:p>
     <w:p>
@@ -1656,17 +1616,7 @@
         <w:t xml:space="preserve">5.  </w:t>
       </w:r>
       <w:r>
-        <w:t>Let Claude work through the PDFs — this one takes a few minutes.</w:t>
-      </w:r>
-    </w:p>
-    <w:p>
-      <w:r>
-        <w:rPr>
-          <w:rFonts w:ascii="Courier New" w:hAnsi="Courier New"/>
-          <w:color w:val="0B3060"/>
-          <w:sz w:val="19"/>
-        </w:rPr>
-        <w:t>It is reading each document, not guessing from the filename, which is why the oddly-named files still land correctly.</w:t>
+        <w:t>Let Claude work through the PDFs — this one takes a few minutes.  —  It is reading each document, not guessing from the filename, which is why the oddly-named files still land correctly.</w:t>
       </w:r>
     </w:p>
     <w:p>
@@ -1681,17 +1631,7 @@
         <w:t xml:space="preserve">6.  </w:t>
       </w:r>
       <w:r>
-        <w:t>Open invoices_2025.csv and check the row count against the folder.</w:t>
-      </w:r>
-    </w:p>
-    <w:p>
-      <w:r>
-        <w:rPr>
-          <w:rFonts w:ascii="Courier New" w:hAnsi="Courier New"/>
-          <w:color w:val="0B3060"/>
-          <w:sz w:val="19"/>
-        </w:rPr>
-        <w:t>Expect 121 invoice rows — 117 in SGD and 4 in USD — with the receipts and the duplicate flagged rather than silently mixed in.</w:t>
+        <w:t>Open invoices_2025.csv and check the row count against the folder.  —  Expect 121 invoice rows — 117 in SGD and 4 in USD — with the receipts and the duplicate flagged rather than silently mixed in.</w:t>
       </w:r>
     </w:p>
     <w:p>
@@ -1706,17 +1646,7 @@
         <w:t xml:space="preserve">7.  </w:t>
       </w:r>
       <w:r>
-        <w:t>Total the SGD column and compare it against S$777,954.81.</w:t>
-      </w:r>
-    </w:p>
-    <w:p>
-      <w:r>
-        <w:rPr>
-          <w:rFonts w:ascii="Courier New" w:hAnsi="Courier New"/>
-          <w:color w:val="0B3060"/>
-          <w:sz w:val="19"/>
-        </w:rPr>
-        <w:t>Spot-check a few rows against the PDFs too: a total that reconciles tells you the extraction held across all 126 files.</w:t>
+        <w:t>Total the SGD column and compare it against S$777,954.81.  —  Spot-check a few rows against the PDFs too: a total that reconciles tells you the extraction held across all 126 files.</w:t>
       </w:r>
     </w:p>
     <w:p>
@@ -1731,17 +1661,7 @@
         <w:t xml:space="preserve">8.  </w:t>
       </w:r>
       <w:r>
-        <w:t>Check the currency column — four invoices are in US dollars.</w:t>
-      </w:r>
-    </w:p>
-    <w:p>
-      <w:r>
-        <w:rPr>
-          <w:rFonts w:ascii="Courier New" w:hAnsi="Courier New"/>
-          <w:color w:val="0B3060"/>
-          <w:sz w:val="19"/>
-        </w:rPr>
-        <w:t>Never sum a mixed-currency column. This is exactly the kind of thing a human check is for.</w:t>
+        <w:t>Check the currency column — four invoices are in US dollars.  —  Never sum a mixed-currency column. This is exactly the kind of thing a human check is for.</w:t>
       </w:r>
     </w:p>
     <w:p>
@@ -1756,17 +1676,7 @@
         <w:t xml:space="preserve">9.  </w:t>
       </w:r>
       <w:r>
-        <w:t>Confirm the PDFs now sit in 2025-01 … 2025-12 folders and nothing was deleted.</w:t>
-      </w:r>
-    </w:p>
-    <w:p>
-      <w:r>
-        <w:rPr>
-          <w:rFonts w:ascii="Courier New" w:hAnsi="Courier New"/>
-          <w:color w:val="0B3060"/>
-          <w:sz w:val="19"/>
-        </w:rPr>
-        <w:t>The file dates come from inside each document, so a file named Jan can still be filed by its real invoice date.</w:t>
+        <w:t>Confirm the PDFs now sit in 2025-01 … 2025-12 folders and nothing was deleted.  —  The file dates come from inside each document, so a file named Jan can still be filed by its real invoice date.</w:t>
       </w:r>
     </w:p>
     <w:p>
@@ -1781,17 +1691,7 @@
         <w:t xml:space="preserve">10.  </w:t>
       </w:r>
       <w:r>
-        <w:t>Read Claude's list of flagged items and decide what to do about each.</w:t>
-      </w:r>
-    </w:p>
-    <w:p>
-      <w:r>
-        <w:rPr>
-          <w:rFonts w:ascii="Courier New" w:hAnsi="Courier New"/>
-          <w:color w:val="0B3060"/>
-          <w:sz w:val="19"/>
-        </w:rPr>
-        <w:t>Claude surfaces the exceptions; you make the call — that is the working relationship this course is teaching.</w:t>
+        <w:t>Read Claude's list of flagged items and decide what to do about each.  —  Claude surfaces the exceptions; you make the call — that is the working relationship this course is teaching.</w:t>
       </w:r>
     </w:p>
     <w:p>
@@ -2068,17 +1968,7 @@
         <w:t xml:space="preserve">1.  </w:t>
       </w:r>
       <w:r>
-        <w:t>Start a new Cowork session — this lab needs no files.</w:t>
-      </w:r>
-    </w:p>
-    <w:p>
-      <w:r>
-        <w:rPr>
-          <w:rFonts w:ascii="Courier New" w:hAnsi="Courier New"/>
-          <w:color w:val="0B3060"/>
-          <w:sz w:val="19"/>
-        </w:rPr>
-        <w:t>Lab 1 gave Claude a folder to work in; here you are asking it to build something from nothing.</w:t>
+        <w:t>Start a new Cowork session — this lab needs no files.  —  Lab 1 gave Claude a folder to work in; here you are asking it to build something from nothing.</w:t>
       </w:r>
     </w:p>
     <w:p>
@@ -2093,17 +1983,7 @@
         <w:t xml:space="preserve">2.  </w:t>
       </w:r>
       <w:r>
-        <w:t>Paste the lab prompt into the composer and send it.</w:t>
-      </w:r>
-    </w:p>
-    <w:p>
-      <w:r>
-        <w:rPr>
-          <w:rFonts w:ascii="Courier New" w:hAnsi="Courier New"/>
-          <w:color w:val="0B3060"/>
-          <w:sz w:val="19"/>
-        </w:rPr>
-        <w:t>Claude writes the code and renders the converter in the preview pane beside the chat.</w:t>
+        <w:t>Paste the lab prompt into the composer and send it.  —  Claude writes the code and renders the converter in the preview pane beside the chat.</w:t>
       </w:r>
     </w:p>
     <w:p>
@@ -2118,17 +1998,7 @@
         <w:t xml:space="preserve">3.  </w:t>
       </w:r>
       <w:r>
-        <w:t>Try the converter: change the amount and switch the currencies.</w:t>
-      </w:r>
-    </w:p>
-    <w:p>
-      <w:r>
-        <w:rPr>
-          <w:rFonts w:ascii="Courier New" w:hAnsi="Courier New"/>
-          <w:color w:val="0B3060"/>
-          <w:sz w:val="19"/>
-        </w:rPr>
-        <w:t>This is what makes it an artefact rather than an answer — you can interact with it.</w:t>
+        <w:t>Try the converter: change the amount and switch the currencies.  —  This is what makes it an artefact rather than an answer — you can interact with it.</w:t>
       </w:r>
     </w:p>
     <w:p>
@@ -2143,17 +2013,7 @@
         <w:t xml:space="preserve">4.  </w:t>
       </w:r>
       <w:r>
-        <w:t>Ask for one refinement in plain English, for example: Add a thousands separator to the result.</w:t>
-      </w:r>
-    </w:p>
-    <w:p>
-      <w:r>
-        <w:rPr>
-          <w:rFonts w:ascii="Courier New" w:hAnsi="Courier New"/>
-          <w:color w:val="0B3060"/>
-          <w:sz w:val="19"/>
-        </w:rPr>
-        <w:t>Refining by conversation is the normal way to work — you never edit the code yourself.</w:t>
+        <w:t>Ask for one refinement in plain English, for example: Add a thousands separator to the result.  —  Refining by conversation is the normal way to work — you never edit the code yourself.</w:t>
       </w:r>
     </w:p>
     <w:p>
@@ -2168,17 +2028,7 @@
         <w:t xml:space="preserve">5.  </w:t>
       </w:r>
       <w:r>
-        <w:t>Save the artefact so it appears in your sidebar.</w:t>
-      </w:r>
-    </w:p>
-    <w:p>
-      <w:r>
-        <w:rPr>
-          <w:rFonts w:ascii="Courier New" w:hAnsi="Courier New"/>
-          <w:color w:val="0B3060"/>
-          <w:sz w:val="19"/>
-        </w:rPr>
-        <w:t>A saved artefact persists as a reusable tool; an unsaved one scrolls away with the chat.</w:t>
+        <w:t>Save the artefact so it appears in your sidebar.  —  A saved artefact persists as a reusable tool; an unsaved one scrolls away with the chat.</w:t>
       </w:r>
     </w:p>
     <w:p>
@@ -2193,17 +2043,7 @@
         <w:t xml:space="preserve">6.  </w:t>
       </w:r>
       <w:r>
-        <w:t>Download a copy of the artefact to your lab folder.</w:t>
-      </w:r>
-    </w:p>
-    <w:p>
-      <w:r>
-        <w:rPr>
-          <w:rFonts w:ascii="Courier New" w:hAnsi="Courier New"/>
-          <w:color w:val="0B3060"/>
-          <w:sz w:val="19"/>
-        </w:rPr>
-        <w:t>Downloading gives you a file you can keep, attach or hand to someone without Claude.</w:t>
+        <w:t>Download a copy of the artefact to your lab folder.  —  Downloading gives you a file you can keep, attach or hand to someone without Claude.</w:t>
       </w:r>
     </w:p>
     <w:p>
@@ -2519,17 +2359,7 @@
         <w:t xml:space="preserve">1.  </w:t>
       </w:r>
       <w:r>
-        <w:t>Open the lab folder and look at meridian-sales-fy2025.csv so you know what the data holds.</w:t>
-      </w:r>
-    </w:p>
-    <w:p>
-      <w:r>
-        <w:rPr>
-          <w:rFonts w:ascii="Courier New" w:hAnsi="Courier New"/>
-          <w:color w:val="0B3060"/>
-          <w:sz w:val="19"/>
-        </w:rPr>
-        <w:t>Always know your source before you ask Claude to summarise it — that is how you spot a wrong figure later.</w:t>
+        <w:t>Open the lab folder and look at meridian-sales-fy2025.csv so you know what the data holds.  —  Always know your source before you ask Claude to summarise it — that is how you spot a wrong figure later.</w:t>
       </w:r>
     </w:p>
     <w:p>
@@ -2544,17 +2374,7 @@
         <w:t xml:space="preserve">2.  </w:t>
       </w:r>
       <w:r>
-        <w:t>Start a Cowork session and attach the CSV, or point Claude at the lab folder.</w:t>
-      </w:r>
-    </w:p>
-    <w:p>
-      <w:r>
-        <w:rPr>
-          <w:rFonts w:ascii="Courier New" w:hAnsi="Courier New"/>
-          <w:color w:val="0B3060"/>
-          <w:sz w:val="19"/>
-        </w:rPr>
-        <w:t>Scope Claude to the one folder for this task rather than your whole drive.</w:t>
+        <w:t>Start a Cowork session and attach the CSV, or point Claude at the lab folder.  —  Scope Claude to the one folder for this task rather than your whole drive.</w:t>
       </w:r>
     </w:p>
     <w:p>
@@ -2569,17 +2389,7 @@
         <w:t xml:space="preserve">3.  </w:t>
       </w:r>
       <w:r>
-        <w:t>Paste the lab prompt and send it.</w:t>
-      </w:r>
-    </w:p>
-    <w:p>
-      <w:r>
-        <w:rPr>
-          <w:rFonts w:ascii="Courier New" w:hAnsi="Courier New"/>
-          <w:color w:val="0B3060"/>
-          <w:sz w:val="19"/>
-        </w:rPr>
-        <w:t>Claude reads the file, works out the totals and builds the dashboard in the preview pane.</w:t>
+        <w:t>Paste the lab prompt and send it.  —  Claude reads the file, works out the totals and builds the dashboard in the preview pane.</w:t>
       </w:r>
     </w:p>
     <w:p>
@@ -2594,17 +2404,7 @@
         <w:t xml:space="preserve">4.  </w:t>
       </w:r>
       <w:r>
-        <w:t>Check the KPI tiles against the CSV: total revenue should be S$24,850,000 across 214 deals.</w:t>
-      </w:r>
-    </w:p>
-    <w:p>
-      <w:r>
-        <w:rPr>
-          <w:rFonts w:ascii="Courier New" w:hAnsi="Courier New"/>
-          <w:color w:val="0B3060"/>
-          <w:sz w:val="19"/>
-        </w:rPr>
-        <w:t>This is the verification habit — read the artefact's numbers back against the source.</w:t>
+        <w:t>Check the KPI tiles against the CSV: total revenue should be S$24,850,000 across 214 deals.  —  This is the verification habit — read the artefact's numbers back against the source.</w:t>
       </w:r>
     </w:p>
     <w:p>
@@ -2619,17 +2419,7 @@
         <w:t xml:space="preserve">5.  </w:t>
       </w:r>
       <w:r>
-        <w:t>Use the desk filter to view Advisory on its own, then return to all desks.</w:t>
-      </w:r>
-    </w:p>
-    <w:p>
-      <w:r>
-        <w:rPr>
-          <w:rFonts w:ascii="Courier New" w:hAnsi="Courier New"/>
-          <w:color w:val="0B3060"/>
-          <w:sz w:val="19"/>
-        </w:rPr>
-        <w:t>Interactivity is the point of a Live Artefact: the reader explores instead of asking you for another cut.</w:t>
+        <w:t>Use the desk filter to view Advisory on its own, then return to all desks.  —  Interactivity is the point of a Live Artefact: the reader explores instead of asking you for another cut.</w:t>
       </w:r>
     </w:p>
     <w:p>
@@ -2644,17 +2434,7 @@
         <w:t xml:space="preserve">6.  </w:t>
       </w:r>
       <w:r>
-        <w:t>Refine the layout in plain English, for example: Move the KPI tiles above the chart.</w:t>
-      </w:r>
-    </w:p>
-    <w:p>
-      <w:r>
-        <w:rPr>
-          <w:rFonts w:ascii="Courier New" w:hAnsi="Courier New"/>
-          <w:color w:val="0B3060"/>
-          <w:sz w:val="19"/>
-        </w:rPr>
-        <w:t>Keep refining by conversation until the dashboard reads the way you want it to.</w:t>
+        <w:t>Refine the layout in plain English, for example: Move the KPI tiles above the chart.  —  Keep refining by conversation until the dashboard reads the way you want it to.</w:t>
       </w:r>
     </w:p>
     <w:p>
@@ -2669,17 +2449,7 @@
         <w:t xml:space="preserve">7.  </w:t>
       </w:r>
       <w:r>
-        <w:t>Save the dashboard to your sidebar with a clear name, then download a copy.</w:t>
-      </w:r>
-    </w:p>
-    <w:p>
-      <w:r>
-        <w:rPr>
-          <w:rFonts w:ascii="Courier New" w:hAnsi="Courier New"/>
-          <w:color w:val="0B3060"/>
-          <w:sz w:val="19"/>
-        </w:rPr>
-        <w:t>You will refresh this same artefact from connected data in Lab 5.</w:t>
+        <w:t>Save the dashboard to your sidebar with a clear name, then download a copy.  —  You will refresh this same artefact from connected data in Lab 5.</w:t>
       </w:r>
     </w:p>
     <w:p>
@@ -3051,17 +2821,7 @@
         <w:t xml:space="preserve">1.  </w:t>
       </w:r>
       <w:r>
-        <w:t>Upload the lab's mock-data files to a new Google Drive folder named Meridian Finance.</w:t>
-      </w:r>
-    </w:p>
-    <w:p>
-      <w:r>
-        <w:rPr>
-          <w:rFonts w:ascii="Courier New" w:hAnsi="Courier New"/>
-          <w:color w:val="0B3060"/>
-          <w:sz w:val="19"/>
-        </w:rPr>
-        <w:t>The lab supplies the quarterly workbook, the desk targets and the client list as mock data.</w:t>
+        <w:t>Upload the lab's mock-data files to a new Google Drive folder named Meridian Finance.  —  The lab supplies the quarterly workbook, the desk targets and the client list as mock data.</w:t>
       </w:r>
     </w:p>
     <w:p>
@@ -3076,17 +2836,7 @@
         <w:t xml:space="preserve">2.  </w:t>
       </w:r>
       <w:r>
-        <w:t>In Claude, click the plus sign in the composer and hover over Connectors.</w:t>
-      </w:r>
-    </w:p>
-    <w:p>
-      <w:r>
-        <w:rPr>
-          <w:rFonts w:ascii="Courier New" w:hAnsi="Courier New"/>
-          <w:color w:val="0B3060"/>
-          <w:sz w:val="19"/>
-        </w:rPr>
-        <w:t>This is where you turn individual connectors on and off for your account.</w:t>
+        <w:t>In Claude, click the plus sign in the composer and hover over Connectors.  —  This is where you turn individual connectors on and off for your account.</w:t>
       </w:r>
     </w:p>
     <w:p>
@@ -3101,17 +2851,7 @@
         <w:t xml:space="preserve">3.  </w:t>
       </w:r>
       <w:r>
-        <w:t>Toggle Google Drive on and sign in to your Google account.</w:t>
-      </w:r>
-    </w:p>
-    <w:p>
-      <w:r>
-        <w:rPr>
-          <w:rFonts w:ascii="Courier New" w:hAnsi="Courier New"/>
-          <w:color w:val="0B3060"/>
-          <w:sz w:val="19"/>
-        </w:rPr>
-        <w:t>On a Team or Enterprise plan an owner must enable connectors for the organisation first.</w:t>
+        <w:t>Toggle Google Drive on and sign in to your Google account.  —  On a Team or Enterprise plan an owner must enable connectors for the organisation first.</w:t>
       </w:r>
     </w:p>
     <w:p>
@@ -3126,17 +2866,7 @@
         <w:t xml:space="preserve">4.  </w:t>
       </w:r>
       <w:r>
-        <w:t>Approve the permissions Google asks for.</w:t>
-      </w:r>
-    </w:p>
-    <w:p>
-      <w:r>
-        <w:rPr>
-          <w:rFonts w:ascii="Courier New" w:hAnsi="Courier New"/>
-          <w:color w:val="0B3060"/>
-          <w:sz w:val="19"/>
-        </w:rPr>
-        <w:t>Approve only what you are willing to let Claude reach — you can revoke access later.</w:t>
+        <w:t>Approve the permissions Google asks for.  —  Approve only what you are willing to let Claude reach — you can revoke access later.</w:t>
       </w:r>
     </w:p>
     <w:p>
@@ -3151,17 +2881,7 @@
         <w:t xml:space="preserve">5.  </w:t>
       </w:r>
       <w:r>
-        <w:t>Paste the lab prompt so Claude reads the Meridian Finance folder.</w:t>
-      </w:r>
-    </w:p>
-    <w:p>
-      <w:r>
-        <w:rPr>
-          <w:rFonts w:ascii="Courier New" w:hAnsi="Courier New"/>
-          <w:color w:val="0B3060"/>
-          <w:sz w:val="19"/>
-        </w:rPr>
-        <w:t>Naming the folder scopes the task; Claude does not need access to your whole Drive.</w:t>
+        <w:t>Paste the lab prompt so Claude reads the Meridian Finance folder.  —  Naming the folder scopes the task; Claude does not need access to your whole Drive.</w:t>
       </w:r>
     </w:p>
     <w:p>
@@ -3176,17 +2896,7 @@
         <w:t xml:space="preserve">6.  </w:t>
       </w:r>
       <w:r>
-        <w:t>Compare Claude's file summary against what you actually uploaded.</w:t>
-      </w:r>
-    </w:p>
-    <w:p>
-      <w:r>
-        <w:rPr>
-          <w:rFonts w:ascii="Courier New" w:hAnsi="Courier New"/>
-          <w:color w:val="0B3060"/>
-          <w:sz w:val="19"/>
-        </w:rPr>
-        <w:t>Confirm it found every file and read the right periods before you rely on it.</w:t>
+        <w:t>Compare Claude's file summary against what you actually uploaded.  —  Confirm it found every file and read the right periods before you rely on it.</w:t>
       </w:r>
     </w:p>
     <w:p>
@@ -3201,17 +2911,7 @@
         <w:t xml:space="preserve">7.  </w:t>
       </w:r>
       <w:r>
-        <w:t>Note any inconsistency Claude reports between the files.</w:t>
-      </w:r>
-    </w:p>
-    <w:p>
-      <w:r>
-        <w:rPr>
-          <w:rFonts w:ascii="Courier New" w:hAnsi="Courier New"/>
-          <w:color w:val="0B3060"/>
-          <w:sz w:val="19"/>
-        </w:rPr>
-        <w:t>The Q4 Advisory target deliberately disagrees between two files — a real check.</w:t>
+        <w:t>Note any inconsistency Claude reports between the files.  —  The Q4 Advisory target deliberately disagrees between two files — a real check.</w:t>
       </w:r>
     </w:p>
     <w:p>
@@ -3552,17 +3252,7 @@
         <w:t xml:space="preserve">1.  </w:t>
       </w:r>
       <w:r>
-        <w:t>Reopen the dashboard you saved in Lab 3 from your sidebar.</w:t>
-      </w:r>
-    </w:p>
-    <w:p>
-      <w:r>
-        <w:rPr>
-          <w:rFonts w:ascii="Courier New" w:hAnsi="Courier New"/>
-          <w:color w:val="0B3060"/>
-          <w:sz w:val="19"/>
-        </w:rPr>
-        <w:t>You are extending the artefact you already built, not starting a new one.</w:t>
+        <w:t>Reopen the dashboard you saved in Lab 3 from your sidebar.  —  You are extending the artefact you already built, not starting a new one.</w:t>
       </w:r>
     </w:p>
     <w:p>
@@ -3577,17 +3267,7 @@
         <w:t xml:space="preserve">2.  </w:t>
       </w:r>
       <w:r>
-        <w:t>Enable the Gmail connector from the plus menu, alongside Google Drive.</w:t>
-      </w:r>
-    </w:p>
-    <w:p>
-      <w:r>
-        <w:rPr>
-          <w:rFonts w:ascii="Courier New" w:hAnsi="Courier New"/>
-          <w:color w:val="0B3060"/>
-          <w:sz w:val="19"/>
-        </w:rPr>
-        <w:t>Turn on only the connectors this task needs.</w:t>
+        <w:t>Enable the Gmail connector from the plus menu, alongside Google Drive.  —  Turn on only the connectors this task needs.</w:t>
       </w:r>
     </w:p>
     <w:p>
@@ -3602,17 +3282,7 @@
         <w:t xml:space="preserve">3.  </w:t>
       </w:r>
       <w:r>
-        <w:t>Paste the lab prompt, replacing the placeholder with your own email address.</w:t>
-      </w:r>
-    </w:p>
-    <w:p>
-      <w:r>
-        <w:rPr>
-          <w:rFonts w:ascii="Courier New" w:hAnsi="Courier New"/>
-          <w:color w:val="0B3060"/>
-          <w:sz w:val="19"/>
-        </w:rPr>
-        <w:t>Class exercises always go to a test recipient — yourself.</w:t>
+        <w:t>Paste the lab prompt, replacing the placeholder with your own email address.  —  Class exercises always go to a test recipient — yourself.</w:t>
       </w:r>
     </w:p>
     <w:p>
@@ -3627,17 +3297,7 @@
         <w:t xml:space="preserve">4.  </w:t>
       </w:r>
       <w:r>
-        <w:t>Watch Claude refresh the dashboard from Drive and add the Q4 target comparison.</w:t>
-      </w:r>
-    </w:p>
-    <w:p>
-      <w:r>
-        <w:rPr>
-          <w:rFonts w:ascii="Courier New" w:hAnsi="Courier New"/>
-          <w:color w:val="0B3060"/>
-          <w:sz w:val="19"/>
-        </w:rPr>
-        <w:t>The data comes from the connector now; you are not attaching files by hand.</w:t>
+        <w:t>Watch Claude refresh the dashboard from Drive and add the Q4 target comparison.  —  The data comes from the connector now; you are not attaching files by hand.</w:t>
       </w:r>
     </w:p>
     <w:p>
@@ -3652,17 +3312,7 @@
         <w:t xml:space="preserve">5.  </w:t>
       </w:r>
       <w:r>
-        <w:t>Check the refreshed dashboard: Q4 revenue should be S$6,980,000 across the four desks.</w:t>
-      </w:r>
-    </w:p>
-    <w:p>
-      <w:r>
-        <w:rPr>
-          <w:rFonts w:ascii="Courier New" w:hAnsi="Courier New"/>
-          <w:color w:val="0B3060"/>
-          <w:sz w:val="19"/>
-        </w:rPr>
-        <w:t>Verify the artefact before you let it feed an email to your head of finance.</w:t>
+        <w:t>Check the refreshed dashboard: Q4 revenue should be S$6,980,000 across the four desks.  —  Verify the artefact before you let it feed an email to your head of finance.</w:t>
       </w:r>
     </w:p>
     <w:p>
@@ -3677,17 +3327,7 @@
         <w:t xml:space="preserve">6.  </w:t>
       </w:r>
       <w:r>
-        <w:t>Read the drafted email in full and compare every figure against the dashboard.</w:t>
-      </w:r>
-    </w:p>
-    <w:p>
-      <w:r>
-        <w:rPr>
-          <w:rFonts w:ascii="Courier New" w:hAnsi="Courier New"/>
-          <w:color w:val="0B3060"/>
-          <w:sz w:val="19"/>
-        </w:rPr>
-        <w:t>Claude asks for explicit approval before sending — this is the moment to use it.</w:t>
+        <w:t>Read the drafted email in full and compare every figure against the dashboard.  —  Claude asks for explicit approval before sending — this is the moment to use it.</w:t>
       </w:r>
     </w:p>
     <w:p>
@@ -3702,17 +3342,7 @@
         <w:t xml:space="preserve">7.  </w:t>
       </w:r>
       <w:r>
-        <w:t>Approve the send, then confirm the message arrived in your own inbox.</w:t>
-      </w:r>
-    </w:p>
-    <w:p>
-      <w:r>
-        <w:rPr>
-          <w:rFonts w:ascii="Courier New" w:hAnsi="Courier New"/>
-          <w:color w:val="0B3060"/>
-          <w:sz w:val="19"/>
-        </w:rPr>
-        <w:t>Approve only once the figures match; if anything is wrong, ask for a correction first.</w:t>
+        <w:t>Approve the send, then confirm the message arrived in your own inbox.  —  Approve only once the figures match; if anything is wrong, ask for a correction first.</w:t>
       </w:r>
     </w:p>
     <w:p>
@@ -4066,17 +3696,7 @@
         <w:t xml:space="preserve">1.  </w:t>
       </w:r>
       <w:r>
-        <w:t>Make sure the Drive and Gmail connectors from Labs 4 and 5 are still enabled.</w:t>
-      </w:r>
-    </w:p>
-    <w:p>
-      <w:r>
-        <w:rPr>
-          <w:rFonts w:ascii="Courier New" w:hAnsi="Courier New"/>
-          <w:color w:val="0B3060"/>
-          <w:sz w:val="19"/>
-        </w:rPr>
-        <w:t>The skill drives those connectors, so it can only work if they are on.</w:t>
+        <w:t>Make sure the Drive and Gmail connectors from Labs 4 and 5 are still enabled.  —  The skill drives those connectors, so it can only work if they are on.</w:t>
       </w:r>
     </w:p>
     <w:p>
@@ -4091,17 +3711,7 @@
         <w:t xml:space="preserve">2.  </w:t>
       </w:r>
       <w:r>
-        <w:t>DO — paste Step 1 of the lab prompt and let Claude run the routine once.</w:t>
-      </w:r>
-    </w:p>
-    <w:p>
-      <w:r>
-        <w:rPr>
-          <w:rFonts w:ascii="Courier New" w:hAnsi="Courier New"/>
-          <w:color w:val="0B3060"/>
-          <w:sz w:val="19"/>
-        </w:rPr>
-        <w:t>You are not writing instructions yet; you are doing the task together so Claude sees what good looks like.</w:t>
+        <w:t>DO — paste Step 1 of the lab prompt and let Claude run the routine once.  —  You are not writing instructions yet; you are doing the task together so Claude sees what good looks like.</w:t>
       </w:r>
     </w:p>
     <w:p>
@@ -4116,17 +3726,7 @@
         <w:t xml:space="preserve">3.  </w:t>
       </w:r>
       <w:r>
-        <w:t>VERIFY — read the briefing and ask for changes until the format is right.</w:t>
-      </w:r>
-    </w:p>
-    <w:p>
-      <w:r>
-        <w:rPr>
-          <w:rFonts w:ascii="Courier New" w:hAnsi="Courier New"/>
-          <w:color w:val="0B3060"/>
-          <w:sz w:val="19"/>
-        </w:rPr>
-        <w:t>Reorder a section, tighten the wording, fix a heading. Whatever you settle on here is what the skill will reproduce.</w:t>
+        <w:t>VERIFY — read the briefing and ask for changes until the format is right.  —  Reorder a section, tighten the wording, fix a heading. Whatever you settle on here is what the skill will reproduce.</w:t>
       </w:r>
     </w:p>
     <w:p>
@@ -4141,17 +3741,7 @@
         <w:t xml:space="preserve">4.  </w:t>
       </w:r>
       <w:r>
-        <w:t>Check the fallback wording on any empty section.</w:t>
-      </w:r>
-    </w:p>
-    <w:p>
-      <w:r>
-        <w:rPr>
-          <w:rFonts w:ascii="Courier New" w:hAnsi="Courier New"/>
-          <w:color w:val="0B3060"/>
-          <w:sz w:val="19"/>
-        </w:rPr>
-        <w:t>The fallbacks are what stop the routine inventing filler on a quiet morning — get them right before you save.</w:t>
+        <w:t>Check the fallback wording on any empty section.  —  The fallbacks are what stop the routine inventing filler on a quiet morning — get them right before you save.</w:t>
       </w:r>
     </w:p>
     <w:p>
@@ -4166,17 +3756,7 @@
         <w:t xml:space="preserve">5.  </w:t>
       </w:r>
       <w:r>
-        <w:t>Confirm it drafted and did not send anything.</w:t>
-      </w:r>
-    </w:p>
-    <w:p>
-      <w:r>
-        <w:rPr>
-          <w:rFonts w:ascii="Courier New" w:hAnsi="Courier New"/>
-          <w:color w:val="0B3060"/>
-          <w:sz w:val="19"/>
-        </w:rPr>
-        <w:t>A routine you will run unattended must not be able to send mail on its own.</w:t>
+        <w:t>Confirm it drafted and did not send anything.  —  A routine you will run unattended must not be able to send mail on its own.</w:t>
       </w:r>
     </w:p>
     <w:p>
@@ -4191,17 +3771,7 @@
         <w:t xml:space="preserve">6.  </w:t>
       </w:r>
       <w:r>
-        <w:t>SAVE — run Step 2 so /skill-creator turns the routine into a daily-brief skill.</w:t>
-      </w:r>
-    </w:p>
-    <w:p>
-      <w:r>
-        <w:rPr>
-          <w:rFonts w:ascii="Courier New" w:hAnsi="Courier New"/>
-          <w:color w:val="0B3060"/>
-          <w:sz w:val="19"/>
-        </w:rPr>
-        <w:t>The skill-creator skill writes the SKILL.md for you, from the run you just verified.</w:t>
+        <w:t>SAVE — run Step 2 so /skill-creator turns the routine into a daily-brief skill.  —  The skill-creator skill writes the SKILL.md for you, from the run you just verified.</w:t>
       </w:r>
     </w:p>
     <w:p>
@@ -4216,17 +3786,7 @@
         <w:t xml:space="preserve">7.  </w:t>
       </w:r>
       <w:r>
-        <w:t>Read the SKILL.md it produces, especially the description line.</w:t>
-      </w:r>
-    </w:p>
-    <w:p>
-      <w:r>
-        <w:rPr>
-          <w:rFonts w:ascii="Courier New" w:hAnsi="Courier New"/>
-          <w:color w:val="0B3060"/>
-          <w:sz w:val="19"/>
-        </w:rPr>
-        <w:t>The description is how Claude decides whether to load the skill for a future task — make it specific.</w:t>
+        <w:t>Read the SKILL.md it produces, especially the description line.  —  The description is how Claude decides whether to load the skill for a future task — make it specific.</w:t>
       </w:r>
     </w:p>
     <w:p>
@@ -4241,17 +3801,7 @@
         <w:t xml:space="preserve">8.  </w:t>
       </w:r>
       <w:r>
-        <w:t>Run the skill by name, then run it again.</w:t>
-      </w:r>
-    </w:p>
-    <w:p>
-      <w:r>
-        <w:rPr>
-          <w:rFonts w:ascii="Courier New" w:hAnsi="Courier New"/>
-          <w:color w:val="0B3060"/>
-          <w:sz w:val="19"/>
-        </w:rPr>
-        <w:t>The same structure both times is the payoff: one command instead of re-describing the routine every morning.</w:t>
+        <w:t>Run the skill by name, then run it again.  —  The same structure both times is the payoff: one command instead of re-describing the routine every morning.</w:t>
       </w:r>
     </w:p>
     <w:p>
@@ -4266,17 +3816,7 @@
         <w:t xml:space="preserve">9.  </w:t>
       </w:r>
       <w:r>
-        <w:t>UPDATE — ask for one change, such as putting the emails section first.</w:t>
-      </w:r>
-    </w:p>
-    <w:p>
-      <w:r>
-        <w:rPr>
-          <w:rFonts w:ascii="Courier New" w:hAnsi="Courier New"/>
-          <w:color w:val="0B3060"/>
-          <w:sz w:val="19"/>
-        </w:rPr>
-        <w:t>A skill is not written once. You keep refining it as you learn what you actually want each morning.</w:t>
+        <w:t>UPDATE — ask for one change, such as putting the emails section first.  —  A skill is not written once. You keep refining it as you learn what you actually want each morning.</w:t>
       </w:r>
     </w:p>
     <w:p>
@@ -4291,17 +3831,7 @@
         <w:t xml:space="preserve">10.  </w:t>
       </w:r>
       <w:r>
-        <w:t>Save the change under the same skill name and confirm the replace prompt.</w:t>
-      </w:r>
-    </w:p>
-    <w:p>
-      <w:r>
-        <w:rPr>
-          <w:rFonts w:ascii="Courier New" w:hAnsi="Courier New"/>
-          <w:color w:val="0B3060"/>
-          <w:sz w:val="19"/>
-        </w:rPr>
-        <w:t>Claude warns that a skill with this name already exists and that replacing it cannot be undone — read that prompt before you accept it.</w:t>
+        <w:t>Save the change under the same skill name and confirm the replace prompt.  —  Claude warns that a skill with this name already exists and that replacing it cannot be undone — read that prompt before you accept it.</w:t>
       </w:r>
     </w:p>
     <w:p>
@@ -4316,17 +3846,7 @@
         <w:t xml:space="preserve">11.  </w:t>
       </w:r>
       <w:r>
-        <w:t>Run the skill once more to confirm the change took effect.</w:t>
-      </w:r>
-    </w:p>
-    <w:p>
-      <w:r>
-        <w:rPr>
-          <w:rFonts w:ascii="Courier New" w:hAnsi="Courier New"/>
-          <w:color w:val="0B3060"/>
-          <w:sz w:val="19"/>
-        </w:rPr>
-        <w:t>Always re-run after an update; that is how you know the new version is the one being loaded.</w:t>
+        <w:t>Run the skill once more to confirm the change took effect.  —  Always re-run after an update; that is how you know the new version is the one being loaded.</w:t>
       </w:r>
     </w:p>
     <w:p>
@@ -4778,17 +4298,7 @@
         <w:t xml:space="preserve">1.  </w:t>
       </w:r>
       <w:r>
-        <w:t>In Cowork, choose New project, then Start from scratch.</w:t>
-      </w:r>
-    </w:p>
-    <w:p>
-      <w:r>
-        <w:rPr>
-          <w:rFonts w:ascii="Courier New" w:hAnsi="Courier New"/>
-          <w:color w:val="0B3060"/>
-          <w:sz w:val="19"/>
-        </w:rPr>
-        <w:t>The other two routes on that screen are Import a project (bring one over from Chat) and Use an existing folder (point Claude at a folder you already work from).</w:t>
+        <w:t>In Cowork, choose New project, then Start from scratch.  —  The other two routes on that screen are Import a project (bring one over from Chat) and Use an existing folder (point Claude at a folder you already work from).</w:t>
       </w:r>
     </w:p>
     <w:p>
@@ -4803,17 +4313,7 @@
         <w:t xml:space="preserve">2.  </w:t>
       </w:r>
       <w:r>
-        <w:t>In the Start a new project dialog, type the Name: Meridian Finance Reporting.</w:t>
-      </w:r>
-    </w:p>
-    <w:p>
-      <w:r>
-        <w:rPr>
-          <w:rFonts w:ascii="Courier New" w:hAnsi="Courier New"/>
-          <w:color w:val="0B3060"/>
-          <w:sz w:val="19"/>
-        </w:rPr>
-        <w:t>The dialog has four fields — Name, Instructions, Add files and Choose project location.</w:t>
+        <w:t>In the Start a new project dialog, type the Name: Meridian Finance Reporting.  —  The dialog has four fields — Name, Instructions, Add files and Choose project location.</w:t>
       </w:r>
     </w:p>
     <w:p>
@@ -4828,17 +4328,7 @@
         <w:t xml:space="preserve">3.  </w:t>
       </w:r>
       <w:r>
-        <w:t>Paste the lab prompt's rules into the Instructions box.</w:t>
-      </w:r>
-    </w:p>
-    <w:p>
-      <w:r>
-        <w:rPr>
-          <w:rFonts w:ascii="Courier New" w:hAnsi="Courier New"/>
-          <w:color w:val="0B3060"/>
-          <w:sz w:val="19"/>
-        </w:rPr>
-        <w:t>These are the standing rules — house style, SGD formatting and the approval habit — applied to every chat in the project.</w:t>
+        <w:t>Paste the lab prompt's rules into the Instructions box.  —  These are the standing rules — house style, SGD formatting and the approval habit — applied to every chat in the project.</w:t>
       </w:r>
     </w:p>
     <w:p>
@@ -4853,17 +4343,7 @@
         <w:t xml:space="preserve">4.  </w:t>
       </w:r>
       <w:r>
-        <w:t>Under Add files, drop in the Meridian finance data and the brand guidelines.</w:t>
-      </w:r>
-    </w:p>
-    <w:p>
-      <w:r>
-        <w:rPr>
-          <w:rFonts w:ascii="Courier New" w:hAnsi="Courier New"/>
-          <w:color w:val="0B3060"/>
-          <w:sz w:val="19"/>
-        </w:rPr>
-        <w:t>Adding them once means no chat in this project has to re-attach them.</w:t>
+        <w:t>Under Add files, drop in the Meridian finance data and the brand guidelines.  —  Adding them once means no chat in this project has to re-attach them.</w:t>
       </w:r>
     </w:p>
     <w:p>
@@ -4878,17 +4358,7 @@
         <w:t xml:space="preserve">5.  </w:t>
       </w:r>
       <w:r>
-        <w:t>Set Choose project location to where you want the folder to live, then click Create.</w:t>
-      </w:r>
-    </w:p>
-    <w:p>
-      <w:r>
-        <w:rPr>
-          <w:rFonts w:ascii="Courier New" w:hAnsi="Courier New"/>
-          <w:color w:val="0B3060"/>
-          <w:sz w:val="19"/>
-        </w:rPr>
-        <w:t>A Cowork project is backed by a real folder on your computer — you can open the files yourself at any time.</w:t>
+        <w:t>Set Choose project location to where you want the folder to live, then click Create.  —  A Cowork project is backed by a real folder on your computer — you can open the files yourself at any time.</w:t>
       </w:r>
     </w:p>
     <w:p>
@@ -4903,17 +4373,7 @@
         <w:t xml:space="preserve">6.  </w:t>
       </w:r>
       <w:r>
-        <w:t>Add the daily-brief skill from Lab 6 to the project.</w:t>
-      </w:r>
-    </w:p>
-    <w:p>
-      <w:r>
-        <w:rPr>
-          <w:rFonts w:ascii="Courier New" w:hAnsi="Courier New"/>
-          <w:color w:val="0B3060"/>
-          <w:sz w:val="19"/>
-        </w:rPr>
-        <w:t>The routine now travels with the project, so anyone working in it can run it.</w:t>
+        <w:t>Add the daily-brief skill from Lab 6 to the project.  —  The routine now travels with the project, so anyone working in it can run it.</w:t>
       </w:r>
     </w:p>
     <w:p>
@@ -4928,17 +4388,7 @@
         <w:t xml:space="preserve">7.  </w:t>
       </w:r>
       <w:r>
-        <w:t>Open the project folder on your computer and confirm the files are really there.</w:t>
-      </w:r>
-    </w:p>
-    <w:p>
-      <w:r>
-        <w:rPr>
-          <w:rFonts w:ascii="Courier New" w:hAnsi="Courier New"/>
-          <w:color w:val="0B3060"/>
-          <w:sz w:val="19"/>
-        </w:rPr>
-        <w:t>This is what distinguishes a Cowork project — the instructions and files are a folder you own, not something locked inside the app.</w:t>
+        <w:t>Open the project folder on your computer and confirm the files are really there.  —  This is what distinguishes a Cowork project — the instructions and files are a folder you own, not something locked inside the app.</w:t>
       </w:r>
     </w:p>
     <w:p>
@@ -4953,17 +4403,7 @@
         <w:t xml:space="preserve">8.  </w:t>
       </w:r>
       <w:r>
-        <w:t>Save the FY2025 dashboard into the project so it sits with the data it reports on.</w:t>
-      </w:r>
-    </w:p>
-    <w:p>
-      <w:r>
-        <w:rPr>
-          <w:rFonts w:ascii="Courier New" w:hAnsi="Courier New"/>
-          <w:color w:val="0B3060"/>
-          <w:sz w:val="19"/>
-        </w:rPr>
-        <w:t>The artefact, its data and its rules finally live in one place.</w:t>
+        <w:t>Save the FY2025 dashboard into the project so it sits with the data it reports on.  —  The artefact, its data and its rules finally live in one place.</w:t>
       </w:r>
     </w:p>
     <w:p>
@@ -4978,17 +4418,7 @@
         <w:t xml:space="preserve">9.  </w:t>
       </w:r>
       <w:r>
-        <w:t>Start a fresh chat in the project and ask for a one-paragraph Q4 summary.</w:t>
-      </w:r>
-    </w:p>
-    <w:p>
-      <w:r>
-        <w:rPr>
-          <w:rFonts w:ascii="Courier New" w:hAnsi="Courier New"/>
-          <w:color w:val="0B3060"/>
-          <w:sz w:val="19"/>
-        </w:rPr>
-        <w:t>Test the payoff: no files attached, no rules restated, and the output already follows the house style.</w:t>
+        <w:t>Start a fresh chat in the project and ask for a one-paragraph Q4 summary.  —  Test the payoff: no files attached, no rules restated, and the output already follows the house style.</w:t>
       </w:r>
     </w:p>
     <w:p>
@@ -5003,17 +4433,7 @@
         <w:t xml:space="preserve">10.  </w:t>
       </w:r>
       <w:r>
-        <w:t>Confirm the folder holds the data, instructions, skill and dashboard, ready to share.</w:t>
-      </w:r>
-    </w:p>
-    <w:p>
-      <w:r>
-        <w:rPr>
-          <w:rFonts w:ascii="Courier New" w:hAnsi="Courier New"/>
-          <w:color w:val="0B3060"/>
-          <w:sz w:val="19"/>
-        </w:rPr>
-        <w:t>Handing a colleague this folder hands them the whole working setup.</w:t>
+        <w:t>Confirm the folder holds the data, instructions, skill and dashboard, ready to share.  —  Handing a colleague this folder hands them the whole working setup.</w:t>
       </w:r>
     </w:p>
     <w:p>

--- a/courseware/LG-Claude Cowork Masterclass.docx
+++ b/courseware/LG-Claude Cowork Masterclass.docx
@@ -725,7 +725,7 @@
         </w:rPr>
         <w:t>Lab 3 — The Meridian Sales Dashboard</w:t>
         <w:tab/>
-        <w:t>9</w:t>
+        <w:t>10</w:t>
       </w:r>
     </w:p>
     <w:p>
@@ -764,7 +764,7 @@
         </w:rPr>
         <w:t>Lab 4 — Connect Google Drive</w:t>
         <w:tab/>
-        <w:t>11</w:t>
+        <w:t>12</w:t>
       </w:r>
     </w:p>
     <w:p>
@@ -843,7 +843,7 @@
         </w:rPr>
         <w:t>Lab 7 — Build the Meridian Claude Project</w:t>
         <w:tab/>
-        <w:t>16</w:t>
+        <w:t>17</w:t>
       </w:r>
     </w:p>
     <w:p>
@@ -881,7 +881,7 @@
         </w:rPr>
         <w:t>Next Steps</w:t>
         <w:tab/>
-        <w:t>18</w:t>
+        <w:t>19</w:t>
       </w:r>
     </w:p>
     <w:p>
@@ -1740,7 +1740,7 @@
     </w:p>
     <w:p>
       <w:r>
-        <w:t>Goal: Now you have seen Cowork do a real piece of work, meet the other thing it makes: a Live Artefact. You build a small tool rather than ask a question, so you can see how an artefact differs from a chat answer — it persists, it is interactive, and you can save and download it.</w:t>
+        <w:t>Goal: Now you have seen Cowork do a real piece of work, meet the other thing it makes: a Live Artefact. You build a small tool rather than ask a question, so you can see how an artefact differs from a chat answer — it persists, it is interactive, it pulls fresh data every time you open it, and you can save and download it.</w:t>
       </w:r>
     </w:p>
     <w:p>
@@ -1755,7 +1755,7 @@
     </w:p>
     <w:p>
       <w:r>
-        <w:t>A saved, downloaded Live Artefact — a working Meridian FX converter.   (Tools: Claude desktop app, Claude Cowork, Live Artefacts.)</w:t>
+        <w:t>A saved, downloaded Live Artefact — an FX converter on live rates.   (Tools: Claude desktop app, Claude Cowork, Live Artefacts.)</w:t>
       </w:r>
     </w:p>
     <w:p>
@@ -1809,7 +1809,20 @@
                 <w:color w:val="111827"/>
                 <w:sz w:val="19"/>
               </w:rPr>
-              <w:t>Build me a Live Artefact: a currency converter for Meridian Capital Partners.</w:t>
+              <w:t>Build me a Live Artefact: a currency converter for Meridian Capital</w:t>
+            </w:r>
+          </w:p>
+          <w:p>
+            <w:pPr>
+              <w:spacing w:after="0"/>
+            </w:pPr>
+            <w:r>
+              <w:rPr>
+                <w:rFonts w:ascii="Courier New" w:hAnsi="Courier New"/>
+                <w:color w:val="111827"/>
+                <w:sz w:val="19"/>
+              </w:rPr>
+              <w:t>Partners that uses the LATEST exchange rates, not fixed ones.</w:t>
             </w:r>
           </w:p>
           <w:p>
@@ -1860,7 +1873,7 @@
                 <w:color w:val="111827"/>
                 <w:sz w:val="19"/>
               </w:rPr>
-              <w:t>- Use these fixed demo rates from SGD: USD 0.74, EUR 0.68, GBP 0.58.</w:t>
+              <w:t>- Fetch current rates from a free, no-key exchange rate API each time</w:t>
             </w:r>
           </w:p>
           <w:p>
@@ -1873,7 +1886,7 @@
                 <w:color w:val="111827"/>
                 <w:sz w:val="19"/>
               </w:rPr>
-              <w:t>- One amount box, a from-currency and a to-currency selector, and a large result.</w:t>
+              <w:t xml:space="preserve">  the artefact is opened, and refresh them when I click a Refresh</w:t>
             </w:r>
           </w:p>
           <w:p>
@@ -1886,7 +1899,7 @@
                 <w:color w:val="111827"/>
                 <w:sz w:val="19"/>
               </w:rPr>
-              <w:t>- Show the rate used underneath the result.</w:t>
+              <w:t xml:space="preserve">  button.</w:t>
             </w:r>
           </w:p>
           <w:p>
@@ -1899,7 +1912,98 @@
                 <w:color w:val="111827"/>
                 <w:sz w:val="19"/>
               </w:rPr>
-              <w:t>- Clean, professional finance styling. Label it "Meridian Capital Partners".</w:t>
+              <w:t>- One amount box, a from-currency and a to-currency selector, and a</w:t>
+            </w:r>
+          </w:p>
+          <w:p>
+            <w:pPr>
+              <w:spacing w:after="0"/>
+            </w:pPr>
+            <w:r>
+              <w:rPr>
+                <w:rFonts w:ascii="Courier New" w:hAnsi="Courier New"/>
+                <w:color w:val="111827"/>
+                <w:sz w:val="19"/>
+              </w:rPr>
+              <w:t xml:space="preserve">  large result.</w:t>
+            </w:r>
+          </w:p>
+          <w:p>
+            <w:pPr>
+              <w:spacing w:after="0"/>
+            </w:pPr>
+            <w:r>
+              <w:rPr>
+                <w:rFonts w:ascii="Courier New" w:hAnsi="Courier New"/>
+                <w:color w:val="111827"/>
+                <w:sz w:val="19"/>
+              </w:rPr>
+              <w:t>- Under the result show the rate used and the time the rates were</w:t>
+            </w:r>
+          </w:p>
+          <w:p>
+            <w:pPr>
+              <w:spacing w:after="0"/>
+            </w:pPr>
+            <w:r>
+              <w:rPr>
+                <w:rFonts w:ascii="Courier New" w:hAnsi="Courier New"/>
+                <w:color w:val="111827"/>
+                <w:sz w:val="19"/>
+              </w:rPr>
+              <w:t xml:space="preserve">  last fetched.</w:t>
+            </w:r>
+          </w:p>
+          <w:p>
+            <w:pPr>
+              <w:spacing w:after="0"/>
+            </w:pPr>
+            <w:r>
+              <w:rPr>
+                <w:rFonts w:ascii="Courier New" w:hAnsi="Courier New"/>
+                <w:color w:val="111827"/>
+                <w:sz w:val="19"/>
+              </w:rPr>
+              <w:t>- If the rate lookup fails, say so plainly and show the last rate you</w:t>
+            </w:r>
+          </w:p>
+          <w:p>
+            <w:pPr>
+              <w:spacing w:after="0"/>
+            </w:pPr>
+            <w:r>
+              <w:rPr>
+                <w:rFonts w:ascii="Courier New" w:hAnsi="Courier New"/>
+                <w:color w:val="111827"/>
+                <w:sz w:val="19"/>
+              </w:rPr>
+              <w:t xml:space="preserve">  had rather than a wrong number.</w:t>
+            </w:r>
+          </w:p>
+          <w:p>
+            <w:pPr>
+              <w:spacing w:after="0"/>
+            </w:pPr>
+            <w:r>
+              <w:rPr>
+                <w:rFonts w:ascii="Courier New" w:hAnsi="Courier New"/>
+                <w:color w:val="111827"/>
+                <w:sz w:val="19"/>
+              </w:rPr>
+              <w:t>- Clean, professional finance styling. Label it "Meridian Capital</w:t>
+            </w:r>
+          </w:p>
+          <w:p>
+            <w:pPr>
+              <w:spacing w:after="0"/>
+            </w:pPr>
+            <w:r>
+              <w:rPr>
+                <w:rFonts w:ascii="Courier New" w:hAnsi="Courier New"/>
+                <w:color w:val="111827"/>
+                <w:sz w:val="19"/>
+              </w:rPr>
+              <w:t xml:space="preserve">  Partners".</w:t>
             </w:r>
           </w:p>
           <w:p>
@@ -1943,7 +2047,7 @@
         <w:rPr>
           <w:sz w:val="20"/>
         </w:rPr>
-        <w:t>Rates are fixed demo values so the lab gives the same answer for everyone.</w:t>
+        <w:t>Because the rates are live, your figures will differ from the screenshots — that is the point of a Live Artefact.</w:t>
       </w:r>
     </w:p>
     <w:p>
@@ -2013,7 +2117,7 @@
         <w:t xml:space="preserve">4.  </w:t>
       </w:r>
       <w:r>
-        <w:t>Ask for one refinement in plain English, for example: Add a thousands separator to the result.  —  Refining by conversation is the normal way to work — you never edit the code yourself.</w:t>
+        <w:t>Check the live rate against a search for "1 USD to SGD".  —  The artefact fetched this rate seconds ago, so it should match. A fixed rate in a spreadsheet would already be out of date.</w:t>
       </w:r>
     </w:p>
     <w:p>
@@ -2028,7 +2132,7 @@
         <w:t xml:space="preserve">5.  </w:t>
       </w:r>
       <w:r>
-        <w:t>Save the artefact so it appears in your sidebar.  —  A saved artefact persists as a reusable tool; an unsaved one scrolls away with the chat.</w:t>
+        <w:t>Click Refresh, and note the 'last fetched' time updates.  —  This is the 'Live' in Live Artefact — reopening or refreshing pulls current data rather than replaying a snapshot.</w:t>
       </w:r>
     </w:p>
     <w:p>
@@ -2041,6 +2145,36 @@
           <w:b/>
         </w:rPr>
         <w:t xml:space="preserve">6.  </w:t>
+      </w:r>
+      <w:r>
+        <w:t>Ask for one refinement in plain English, for example: Add a thousands separator to the result.  —  Refining by conversation is the normal way to work — you never edit the code yourself.</w:t>
+      </w:r>
+    </w:p>
+    <w:p>
+      <w:pPr>
+        <w:spacing w:after="80"/>
+        <w:ind w:left="360"/>
+      </w:pPr>
+      <w:r>
+        <w:rPr>
+          <w:b/>
+        </w:rPr>
+        <w:t xml:space="preserve">7.  </w:t>
+      </w:r>
+      <w:r>
+        <w:t>Save the artefact so it appears in your sidebar.  —  A saved artefact persists as a reusable tool; an unsaved one scrolls away with the chat.</w:t>
+      </w:r>
+    </w:p>
+    <w:p>
+      <w:pPr>
+        <w:spacing w:after="80"/>
+        <w:ind w:left="360"/>
+      </w:pPr>
+      <w:r>
+        <w:rPr>
+          <w:b/>
+        </w:rPr>
+        <w:t xml:space="preserve">8.  </w:t>
       </w:r>
       <w:r>
         <w:t>Download a copy of the artefact to your lab folder.  —  Downloading gives you a file you can keep, attach or hand to someone without Claude.</w:t>
@@ -2058,7 +2192,7 @@
     </w:p>
     <w:p>
       <w:r>
-        <w:t>Converting S$10,000 to USD shows US$7,400. The artefact appears in your sidebar after saving, still works when you reopen it, and a downloaded copy is in your lab folder.</w:t>
+        <w:t>Converting S$10,000 to USD gives a figure that matches a live search for the SGD/USD rate, and the artefact shows when the rates were last fetched. Clicking Refresh updates that time. The artefact appears in your sidebar after saving, still works when you reopen it, and a downloaded copy is in your lab folder.</w:t>
       </w:r>
     </w:p>
     <w:p>

--- a/courseware/LG-Claude Cowork Masterclass.docx
+++ b/courseware/LG-Claude Cowork Masterclass.docx
@@ -804,7 +804,7 @@
         </w:rPr>
         <w:t>Lab 6 — Build a /daily-brief Skill</w:t>
         <w:tab/>
-        <w:t>14</w:t>
+        <w:t>15</w:t>
       </w:r>
     </w:p>
     <w:p>
@@ -862,7 +862,7 @@
         </w:rPr>
         <w:t>Wrap-Up</w:t>
         <w:tab/>
-        <w:t>18</w:t>
+        <w:t>19</w:t>
       </w:r>
     </w:p>
     <w:p>
@@ -1740,7 +1740,7 @@
     </w:p>
     <w:p>
       <w:r>
-        <w:t>Goal: Now you have seen Cowork do a real piece of work, meet the other thing it makes: a Live Artefact. You build a small tool rather than ask a question, so you can see how an artefact differs from a chat answer — it persists, it is interactive, it pulls fresh data every time you open it, and you can save and download it.</w:t>
+        <w:t>Goal: Now you have seen Cowork do a real piece of work, meet the other thing it makes: a Live Artefact. You build a small tool rather than ask a question, so you can see how an artefact differs from a chat answer — it persists, it is interactive, and you can save and download it. You also meet the sandbox: an artefact cannot call the internet, so you build one version with the rates baked in and a downloadable HTML version that fetches them live.</w:t>
       </w:r>
     </w:p>
     <w:p>
@@ -1755,7 +1755,7 @@
     </w:p>
     <w:p>
       <w:r>
-        <w:t>A saved, downloaded Live Artefact — an FX converter on live rates.   (Tools: Claude desktop app, Claude Cowork, Live Artefacts.)</w:t>
+        <w:t>An FX converter as a saved artefact, plus a downloadable HTML version with live rates.   (Tools: Claude desktop app, Claude Cowork, Live Artefacts.)</w:t>
       </w:r>
     </w:p>
     <w:p>
@@ -1809,20 +1809,7 @@
                 <w:color w:val="111827"/>
                 <w:sz w:val="19"/>
               </w:rPr>
-              <w:t>Build me a Live Artefact: a currency converter for Meridian Capital</w:t>
-            </w:r>
-          </w:p>
-          <w:p>
-            <w:pPr>
-              <w:spacing w:after="0"/>
-            </w:pPr>
-            <w:r>
-              <w:rPr>
-                <w:rFonts w:ascii="Courier New" w:hAnsi="Courier New"/>
-                <w:color w:val="111827"/>
-                <w:sz w:val="19"/>
-              </w:rPr>
-              <w:t>Partners that uses the LATEST exchange rates, not fixed ones.</w:t>
+              <w:t>Two things, in order.</w:t>
             </w:r>
           </w:p>
           <w:p>
@@ -1847,7 +1834,7 @@
                 <w:color w:val="111827"/>
                 <w:sz w:val="19"/>
               </w:rPr>
-              <w:t>Requirements:</w:t>
+              <w:t>1. Look up today's mid-market exchange rates from SGD to USD, EUR</w:t>
             </w:r>
           </w:p>
           <w:p>
@@ -1860,150 +1847,7 @@
                 <w:color w:val="111827"/>
                 <w:sz w:val="19"/>
               </w:rPr>
-              <w:t>- Convert between SGD, USD, EUR and GBP.</w:t>
-            </w:r>
-          </w:p>
-          <w:p>
-            <w:pPr>
-              <w:spacing w:after="0"/>
-            </w:pPr>
-            <w:r>
-              <w:rPr>
-                <w:rFonts w:ascii="Courier New" w:hAnsi="Courier New"/>
-                <w:color w:val="111827"/>
-                <w:sz w:val="19"/>
-              </w:rPr>
-              <w:t>- Fetch current rates from a free, no-key exchange rate API each time</w:t>
-            </w:r>
-          </w:p>
-          <w:p>
-            <w:pPr>
-              <w:spacing w:after="0"/>
-            </w:pPr>
-            <w:r>
-              <w:rPr>
-                <w:rFonts w:ascii="Courier New" w:hAnsi="Courier New"/>
-                <w:color w:val="111827"/>
-                <w:sz w:val="19"/>
-              </w:rPr>
-              <w:t xml:space="preserve">  the artefact is opened, and refresh them when I click a Refresh</w:t>
-            </w:r>
-          </w:p>
-          <w:p>
-            <w:pPr>
-              <w:spacing w:after="0"/>
-            </w:pPr>
-            <w:r>
-              <w:rPr>
-                <w:rFonts w:ascii="Courier New" w:hAnsi="Courier New"/>
-                <w:color w:val="111827"/>
-                <w:sz w:val="19"/>
-              </w:rPr>
-              <w:t xml:space="preserve">  button.</w:t>
-            </w:r>
-          </w:p>
-          <w:p>
-            <w:pPr>
-              <w:spacing w:after="0"/>
-            </w:pPr>
-            <w:r>
-              <w:rPr>
-                <w:rFonts w:ascii="Courier New" w:hAnsi="Courier New"/>
-                <w:color w:val="111827"/>
-                <w:sz w:val="19"/>
-              </w:rPr>
-              <w:t>- One amount box, a from-currency and a to-currency selector, and a</w:t>
-            </w:r>
-          </w:p>
-          <w:p>
-            <w:pPr>
-              <w:spacing w:after="0"/>
-            </w:pPr>
-            <w:r>
-              <w:rPr>
-                <w:rFonts w:ascii="Courier New" w:hAnsi="Courier New"/>
-                <w:color w:val="111827"/>
-                <w:sz w:val="19"/>
-              </w:rPr>
-              <w:t xml:space="preserve">  large result.</w:t>
-            </w:r>
-          </w:p>
-          <w:p>
-            <w:pPr>
-              <w:spacing w:after="0"/>
-            </w:pPr>
-            <w:r>
-              <w:rPr>
-                <w:rFonts w:ascii="Courier New" w:hAnsi="Courier New"/>
-                <w:color w:val="111827"/>
-                <w:sz w:val="19"/>
-              </w:rPr>
-              <w:t>- Under the result show the rate used and the time the rates were</w:t>
-            </w:r>
-          </w:p>
-          <w:p>
-            <w:pPr>
-              <w:spacing w:after="0"/>
-            </w:pPr>
-            <w:r>
-              <w:rPr>
-                <w:rFonts w:ascii="Courier New" w:hAnsi="Courier New"/>
-                <w:color w:val="111827"/>
-                <w:sz w:val="19"/>
-              </w:rPr>
-              <w:t xml:space="preserve">  last fetched.</w:t>
-            </w:r>
-          </w:p>
-          <w:p>
-            <w:pPr>
-              <w:spacing w:after="0"/>
-            </w:pPr>
-            <w:r>
-              <w:rPr>
-                <w:rFonts w:ascii="Courier New" w:hAnsi="Courier New"/>
-                <w:color w:val="111827"/>
-                <w:sz w:val="19"/>
-              </w:rPr>
-              <w:t>- If the rate lookup fails, say so plainly and show the last rate you</w:t>
-            </w:r>
-          </w:p>
-          <w:p>
-            <w:pPr>
-              <w:spacing w:after="0"/>
-            </w:pPr>
-            <w:r>
-              <w:rPr>
-                <w:rFonts w:ascii="Courier New" w:hAnsi="Courier New"/>
-                <w:color w:val="111827"/>
-                <w:sz w:val="19"/>
-              </w:rPr>
-              <w:t xml:space="preserve">  had rather than a wrong number.</w:t>
-            </w:r>
-          </w:p>
-          <w:p>
-            <w:pPr>
-              <w:spacing w:after="0"/>
-            </w:pPr>
-            <w:r>
-              <w:rPr>
-                <w:rFonts w:ascii="Courier New" w:hAnsi="Courier New"/>
-                <w:color w:val="111827"/>
-                <w:sz w:val="19"/>
-              </w:rPr>
-              <w:t>- Clean, professional finance styling. Label it "Meridian Capital</w:t>
-            </w:r>
-          </w:p>
-          <w:p>
-            <w:pPr>
-              <w:spacing w:after="0"/>
-            </w:pPr>
-            <w:r>
-              <w:rPr>
-                <w:rFonts w:ascii="Courier New" w:hAnsi="Courier New"/>
-                <w:color w:val="111827"/>
-                <w:sz w:val="19"/>
-              </w:rPr>
-              <w:t xml:space="preserve">  Partners".</w:t>
+              <w:t xml:space="preserve">   and GBP, and tell me the rates and the date you found them.</w:t>
             </w:r>
           </w:p>
           <w:p>
@@ -2028,7 +1872,200 @@
                 <w:color w:val="111827"/>
                 <w:sz w:val="19"/>
               </w:rPr>
-              <w:t>Make it interactive so I can change the amount and see the result update.</w:t>
+              <w:t>2. Build me a Live Artefact: a currency converter for Meridian</w:t>
+            </w:r>
+          </w:p>
+          <w:p>
+            <w:pPr>
+              <w:spacing w:after="0"/>
+            </w:pPr>
+            <w:r>
+              <w:rPr>
+                <w:rFonts w:ascii="Courier New" w:hAnsi="Courier New"/>
+                <w:color w:val="111827"/>
+                <w:sz w:val="19"/>
+              </w:rPr>
+              <w:t xml:space="preserve">   Capital Partners using exactly those rates.</w:t>
+            </w:r>
+          </w:p>
+          <w:p>
+            <w:pPr>
+              <w:spacing w:after="0"/>
+            </w:pPr>
+            <w:r>
+              <w:rPr>
+                <w:rFonts w:ascii="Courier New" w:hAnsi="Courier New"/>
+                <w:color w:val="111827"/>
+                <w:sz w:val="19"/>
+              </w:rPr>
+              <w:t xml:space="preserve">   - Convert between SGD, USD, EUR and GBP.</w:t>
+            </w:r>
+          </w:p>
+          <w:p>
+            <w:pPr>
+              <w:spacing w:after="0"/>
+            </w:pPr>
+            <w:r>
+              <w:rPr>
+                <w:rFonts w:ascii="Courier New" w:hAnsi="Courier New"/>
+                <w:color w:val="111827"/>
+                <w:sz w:val="19"/>
+              </w:rPr>
+              <w:t xml:space="preserve">   - One amount box, a from-currency and a to-currency selector,</w:t>
+            </w:r>
+          </w:p>
+          <w:p>
+            <w:pPr>
+              <w:spacing w:after="0"/>
+            </w:pPr>
+            <w:r>
+              <w:rPr>
+                <w:rFonts w:ascii="Courier New" w:hAnsi="Courier New"/>
+                <w:color w:val="111827"/>
+                <w:sz w:val="19"/>
+              </w:rPr>
+              <w:t xml:space="preserve">     and a large result.</w:t>
+            </w:r>
+          </w:p>
+          <w:p>
+            <w:pPr>
+              <w:spacing w:after="0"/>
+            </w:pPr>
+            <w:r>
+              <w:rPr>
+                <w:rFonts w:ascii="Courier New" w:hAnsi="Courier New"/>
+                <w:color w:val="111827"/>
+                <w:sz w:val="19"/>
+              </w:rPr>
+              <w:t xml:space="preserve">   - Under the result show the rate used, and a line saying</w:t>
+            </w:r>
+          </w:p>
+          <w:p>
+            <w:pPr>
+              <w:spacing w:after="0"/>
+            </w:pPr>
+            <w:r>
+              <w:rPr>
+                <w:rFonts w:ascii="Courier New" w:hAnsi="Courier New"/>
+                <w:color w:val="111827"/>
+                <w:sz w:val="19"/>
+              </w:rPr>
+              <w:t xml:space="preserve">     "Rates as at &lt;the date you looked them up&gt;".</w:t>
+            </w:r>
+          </w:p>
+          <w:p>
+            <w:pPr>
+              <w:spacing w:after="0"/>
+            </w:pPr>
+            <w:r>
+              <w:rPr>
+                <w:rFonts w:ascii="Courier New" w:hAnsi="Courier New"/>
+                <w:color w:val="111827"/>
+                <w:sz w:val="19"/>
+              </w:rPr>
+              <w:t xml:space="preserve">   - Clean, professional finance styling. Label it "Meridian</w:t>
+            </w:r>
+          </w:p>
+          <w:p>
+            <w:pPr>
+              <w:spacing w:after="0"/>
+            </w:pPr>
+            <w:r>
+              <w:rPr>
+                <w:rFonts w:ascii="Courier New" w:hAnsi="Courier New"/>
+                <w:color w:val="111827"/>
+                <w:sz w:val="19"/>
+              </w:rPr>
+              <w:t xml:space="preserve">     Capital Partners".</w:t>
+            </w:r>
+          </w:p>
+          <w:p>
+            <w:pPr>
+              <w:spacing w:after="0"/>
+            </w:pPr>
+            <w:r>
+              <w:rPr>
+                <w:rFonts w:ascii="Courier New" w:hAnsi="Courier New"/>
+                <w:color w:val="111827"/>
+                <w:sz w:val="19"/>
+              </w:rPr>
+            </w:r>
+          </w:p>
+          <w:p>
+            <w:pPr>
+              <w:spacing w:after="0"/>
+            </w:pPr>
+            <w:r>
+              <w:rPr>
+                <w:rFonts w:ascii="Courier New" w:hAnsi="Courier New"/>
+                <w:color w:val="111827"/>
+                <w:sz w:val="19"/>
+              </w:rPr>
+              <w:t>Make it interactive so I can change the amount and see the result</w:t>
+            </w:r>
+          </w:p>
+          <w:p>
+            <w:pPr>
+              <w:spacing w:after="0"/>
+            </w:pPr>
+            <w:r>
+              <w:rPr>
+                <w:rFonts w:ascii="Courier New" w:hAnsi="Courier New"/>
+                <w:color w:val="111827"/>
+                <w:sz w:val="19"/>
+              </w:rPr>
+              <w:t>update.</w:t>
+            </w:r>
+          </w:p>
+          <w:p>
+            <w:pPr>
+              <w:spacing w:after="0"/>
+            </w:pPr>
+            <w:r>
+              <w:rPr>
+                <w:rFonts w:ascii="Courier New" w:hAnsi="Courier New"/>
+                <w:color w:val="111827"/>
+                <w:sz w:val="19"/>
+              </w:rPr>
+            </w:r>
+          </w:p>
+          <w:p>
+            <w:pPr>
+              <w:spacing w:after="0"/>
+            </w:pPr>
+            <w:r>
+              <w:rPr>
+                <w:rFonts w:ascii="Courier New" w:hAnsi="Courier New"/>
+                <w:color w:val="111827"/>
+                <w:sz w:val="19"/>
+              </w:rPr>
+              <w:t>Then give me the same converter as a standalone HTML file I can</w:t>
+            </w:r>
+          </w:p>
+          <w:p>
+            <w:pPr>
+              <w:spacing w:after="0"/>
+            </w:pPr>
+            <w:r>
+              <w:rPr>
+                <w:rFonts w:ascii="Courier New" w:hAnsi="Courier New"/>
+                <w:color w:val="111827"/>
+                <w:sz w:val="19"/>
+              </w:rPr>
+              <w:t>download, and in that version fetch the rates live from a free</w:t>
+            </w:r>
+          </w:p>
+          <w:p>
+            <w:pPr>
+              <w:spacing w:after="0"/>
+            </w:pPr>
+            <w:r>
+              <w:rPr>
+                <w:rFonts w:ascii="Courier New" w:hAnsi="Courier New"/>
+                <w:color w:val="111827"/>
+                <w:sz w:val="19"/>
+              </w:rPr>
+              <w:t>no-key API when the page opens, with a Refresh button.</w:t>
             </w:r>
           </w:p>
         </w:tc>
@@ -2047,7 +2084,7 @@
         <w:rPr>
           <w:sz w:val="20"/>
         </w:rPr>
-        <w:t>Because the rates are live, your figures will differ from the screenshots — that is the point of a Live Artefact.</w:t>
+        <w:t>An artefact cannot call an external API — that is a sandbox rule, not a bug. Claude looks the rates up for you and builds them in; the downloadable HTML runs in your browser, so it can fetch live.</w:t>
       </w:r>
     </w:p>
     <w:p>
@@ -2117,7 +2154,7 @@
         <w:t xml:space="preserve">4.  </w:t>
       </w:r>
       <w:r>
-        <w:t>Check the live rate against a search for "1 USD to SGD".  —  The artefact fetched this rate seconds ago, so it should match. A fixed rate in a spreadsheet would already be out of date.</w:t>
+        <w:t>Check the rate Claude found against a search for "1 USD to SGD".  —  Claude looked this up while building, so it should match today. The artefact itself cannot call an API — the sandbox blocks outbound requests — so the rate is baked in at build time.</w:t>
       </w:r>
     </w:p>
     <w:p>
@@ -2132,7 +2169,7 @@
         <w:t xml:space="preserve">5.  </w:t>
       </w:r>
       <w:r>
-        <w:t>Click Refresh, and note the 'last fetched' time updates.  —  This is the 'Live' in Live Artefact — reopening or refreshing pulls current data rather than replaying a snapshot.</w:t>
+        <w:t>Open the downloaded HTML file in your browser and click Refresh.  —  Same converter, but running in your browser instead of the sandbox, so it CAN fetch live rates. This is the practical difference between an artefact and a file you own.</w:t>
       </w:r>
     </w:p>
     <w:p>
@@ -2192,7 +2229,7 @@
     </w:p>
     <w:p>
       <w:r>
-        <w:t>Converting S$10,000 to USD gives a figure that matches a live search for the SGD/USD rate, and the artefact shows when the rates were last fetched. Clicking Refresh updates that time. The artefact appears in your sidebar after saving, still works when you reopen it, and a downloaded copy is in your lab folder.</w:t>
+        <w:t>The artefact converts S$10,000 to USD using the rate Claude looked up, and shows a "Rates as at …" line with today's date. The downloaded HTML file opens in your browser, fetches rates itself and updates them when you click Refresh. The artefact appears in your sidebar after saving and still works when reopened.</w:t>
       </w:r>
     </w:p>
     <w:p>

--- a/courseware/LG-Claude Cowork Masterclass.docx
+++ b/courseware/LG-Claude Cowork Masterclass.docx
@@ -1809,7 +1809,33 @@
                 <w:color w:val="111827"/>
                 <w:sz w:val="19"/>
               </w:rPr>
-              <w:t>Two things, in order.</w:t>
+              <w:t>I want a currency converter for Meridian Capital Partners, in three</w:t>
+            </w:r>
+          </w:p>
+          <w:p>
+            <w:pPr>
+              <w:spacing w:after="0"/>
+            </w:pPr>
+            <w:r>
+              <w:rPr>
+                <w:rFonts w:ascii="Courier New" w:hAnsi="Courier New"/>
+                <w:color w:val="111827"/>
+                <w:sz w:val="19"/>
+              </w:rPr>
+              <w:t>steps. Artefacts cannot call the internet, so do NOT put any fetch,</w:t>
+            </w:r>
+          </w:p>
+          <w:p>
+            <w:pPr>
+              <w:spacing w:after="0"/>
+            </w:pPr>
+            <w:r>
+              <w:rPr>
+                <w:rFonts w:ascii="Courier New" w:hAnsi="Courier New"/>
+                <w:color w:val="111827"/>
+                <w:sz w:val="19"/>
+              </w:rPr>
+              <w:t>API call or network request in the artefact — it will fail.</w:t>
             </w:r>
           </w:p>
           <w:p>
@@ -1834,7 +1860,7 @@
                 <w:color w:val="111827"/>
                 <w:sz w:val="19"/>
               </w:rPr>
-              <w:t>1. Look up today's mid-market exchange rates from SGD to USD, EUR</w:t>
+              <w:t>STEP 1 — You look up the rates.</w:t>
             </w:r>
           </w:p>
           <w:p>
@@ -1847,7 +1873,20 @@
                 <w:color w:val="111827"/>
                 <w:sz w:val="19"/>
               </w:rPr>
-              <w:t xml:space="preserve">   and GBP, and tell me the rates and the date you found them.</w:t>
+              <w:t>Search the web for today's mid-market rates from SGD to USD, EUR and</w:t>
+            </w:r>
+          </w:p>
+          <w:p>
+            <w:pPr>
+              <w:spacing w:after="0"/>
+            </w:pPr>
+            <w:r>
+              <w:rPr>
+                <w:rFonts w:ascii="Courier New" w:hAnsi="Courier New"/>
+                <w:color w:val="111827"/>
+                <w:sz w:val="19"/>
+              </w:rPr>
+              <w:t>GBP. Tell me the three rates and the date, in the chat.</w:t>
             </w:r>
           </w:p>
           <w:p>
@@ -1872,7 +1911,7 @@
                 <w:color w:val="111827"/>
                 <w:sz w:val="19"/>
               </w:rPr>
-              <w:t>2. Build me a Live Artefact: a currency converter for Meridian</w:t>
+              <w:t>STEP 2 — Build the artefact with those numbers HARD-CODED.</w:t>
             </w:r>
           </w:p>
           <w:p>
@@ -1885,7 +1924,7 @@
                 <w:color w:val="111827"/>
                 <w:sz w:val="19"/>
               </w:rPr>
-              <w:t xml:space="preserve">   Capital Partners using exactly those rates.</w:t>
+              <w:t>Write the three rates into the code as constants. No fetch anywhere.</w:t>
             </w:r>
           </w:p>
           <w:p>
@@ -1924,7 +1963,7 @@
                 <w:color w:val="111827"/>
                 <w:sz w:val="19"/>
               </w:rPr>
-              <w:t xml:space="preserve">     and a large result.</w:t>
+              <w:t xml:space="preserve">     and a large result that updates as I type.</w:t>
             </w:r>
           </w:p>
           <w:p>
@@ -1937,7 +1976,7 @@
                 <w:color w:val="111827"/>
                 <w:sz w:val="19"/>
               </w:rPr>
-              <w:t xml:space="preserve">   - Under the result show the rate used, and a line saying</w:t>
+              <w:t xml:space="preserve">   - Under the result show the rate used, and the line</w:t>
             </w:r>
           </w:p>
           <w:p>
@@ -1950,7 +1989,7 @@
                 <w:color w:val="111827"/>
                 <w:sz w:val="19"/>
               </w:rPr>
-              <w:t xml:space="preserve">     "Rates as at &lt;the date you looked them up&gt;".</w:t>
+              <w:t xml:space="preserve">     "Rates as at &lt;the date from Step 1&gt; — fixed at build time".</w:t>
             </w:r>
           </w:p>
           <w:p>
@@ -1963,7 +2002,7 @@
                 <w:color w:val="111827"/>
                 <w:sz w:val="19"/>
               </w:rPr>
-              <w:t xml:space="preserve">   - Clean, professional finance styling. Label it "Meridian</w:t>
+              <w:t xml:space="preserve">   - Clean, professional finance styling, titled "Meridian Capital</w:t>
             </w:r>
           </w:p>
           <w:p>
@@ -1976,7 +2015,7 @@
                 <w:color w:val="111827"/>
                 <w:sz w:val="19"/>
               </w:rPr>
-              <w:t xml:space="preserve">     Capital Partners".</w:t>
+              <w:t xml:space="preserve">     Partners".</w:t>
             </w:r>
           </w:p>
           <w:p>
@@ -2001,7 +2040,7 @@
                 <w:color w:val="111827"/>
                 <w:sz w:val="19"/>
               </w:rPr>
-              <w:t>Make it interactive so I can change the amount and see the result</w:t>
+              <w:t>STEP 3 — Now a SEPARATE downloadable HTML file.</w:t>
             </w:r>
           </w:p>
           <w:p>
@@ -2014,7 +2053,7 @@
                 <w:color w:val="111827"/>
                 <w:sz w:val="19"/>
               </w:rPr>
-              <w:t>update.</w:t>
+              <w:t>Save a file called meridian-fx-live.html to my folder. Same design,</w:t>
             </w:r>
           </w:p>
           <w:p>
@@ -2027,6 +2066,7 @@
                 <w:color w:val="111827"/>
                 <w:sz w:val="19"/>
               </w:rPr>
+              <w:t>but this one DOES fetch rates from a free no-key API (such as</w:t>
             </w:r>
           </w:p>
           <w:p>
@@ -2039,7 +2079,7 @@
                 <w:color w:val="111827"/>
                 <w:sz w:val="19"/>
               </w:rPr>
-              <w:t>Then give me the same converter as a standalone HTML file I can</w:t>
+              <w:t>open.er-api.com or frankfurter.app) when it opens, with a Refresh</w:t>
             </w:r>
           </w:p>
           <w:p>
@@ -2052,7 +2092,7 @@
                 <w:color w:val="111827"/>
                 <w:sz w:val="19"/>
               </w:rPr>
-              <w:t>download, and in that version fetch the rates live from a free</w:t>
+              <w:t>button and the fetch time shown. Tell me where you saved it.</w:t>
             </w:r>
           </w:p>
           <w:p>
@@ -2065,7 +2105,20 @@
                 <w:color w:val="111827"/>
                 <w:sz w:val="19"/>
               </w:rPr>
-              <w:t>no-key API when the page opens, with a Refresh button.</w:t>
+              <w:t>Do not show this version as an artefact — it only works when I open</w:t>
+            </w:r>
+          </w:p>
+          <w:p>
+            <w:pPr>
+              <w:spacing w:after="0"/>
+            </w:pPr>
+            <w:r>
+              <w:rPr>
+                <w:rFonts w:ascii="Courier New" w:hAnsi="Courier New"/>
+                <w:color w:val="111827"/>
+                <w:sz w:val="19"/>
+              </w:rPr>
+              <w:t>the file in my own browser.</w:t>
             </w:r>
           </w:p>
         </w:tc>
@@ -2084,7 +2137,7 @@
         <w:rPr>
           <w:sz w:val="20"/>
         </w:rPr>
-        <w:t>An artefact cannot call an external API — that is a sandbox rule, not a bug. Claude looks the rates up for you and builds them in; the downloadable HTML runs in your browser, so it can fetch live.</w:t>
+        <w:t>The prompt tells Claude NOT to put a fetch in the artefact. If you leave that out, Claude writes one and the artefact shows "Live rate lookup failed" — the sandbox blocks it. Live data belongs in the downloadable HTML, which runs in your own browser.</w:t>
       </w:r>
     </w:p>
     <w:p>
@@ -2124,7 +2177,7 @@
         <w:t xml:space="preserve">2.  </w:t>
       </w:r>
       <w:r>
-        <w:t>Paste the lab prompt into the composer and send it.  —  Claude writes the code and renders the converter in the preview pane beside the chat.</w:t>
+        <w:t>Paste the lab prompt into the composer and send it.  —  It asks for three things in order: look up the rates, build the artefact, then save a separate live HTML file.</w:t>
       </w:r>
     </w:p>
     <w:p>
@@ -2139,7 +2192,7 @@
         <w:t xml:space="preserve">3.  </w:t>
       </w:r>
       <w:r>
-        <w:t>Try the converter: change the amount and switch the currencies.  —  This is what makes it an artefact rather than an answer — you can interact with it.</w:t>
+        <w:t>Read the three rates Claude reports back in the chat.  —  Claude can search the web; the artefact cannot. This is why the lookup happens here, in the conversation, and not inside the tool.</w:t>
       </w:r>
     </w:p>
     <w:p>
@@ -2154,7 +2207,7 @@
         <w:t xml:space="preserve">4.  </w:t>
       </w:r>
       <w:r>
-        <w:t>Check the rate Claude found against a search for "1 USD to SGD".  —  Claude looked this up while building, so it should match today. The artefact itself cannot call an API — the sandbox blocks outbound requests — so the rate is baked in at build time.</w:t>
+        <w:t>Try the artefact: change the amount and switch the currencies.  —  It works instantly because the rates are constants in the code — no network call to fail.</w:t>
       </w:r>
     </w:p>
     <w:p>
@@ -2169,7 +2222,7 @@
         <w:t xml:space="preserve">5.  </w:t>
       </w:r>
       <w:r>
-        <w:t>Open the downloaded HTML file in your browser and click Refresh.  —  Same converter, but running in your browser instead of the sandbox, so it CAN fetch live rates. This is the practical difference between an artefact and a file you own.</w:t>
+        <w:t>Check the artefact's rate against a search for "1 USD to SGD".  —  It should match today, because Claude looked it up minutes ago. The "fixed at build time" line is the honest caveat.</w:t>
       </w:r>
     </w:p>
     <w:p>
@@ -2184,7 +2237,7 @@
         <w:t xml:space="preserve">6.  </w:t>
       </w:r>
       <w:r>
-        <w:t>Ask for one refinement in plain English, for example: Add a thousands separator to the result.  —  Refining by conversation is the normal way to work — you never edit the code yourself.</w:t>
+        <w:t>Open the downloaded meridian-fx-live.html in your browser and click Refresh.  —  Same design, but running outside the sandbox, so THIS one really does fetch live rates. That contrast is the lesson.</w:t>
       </w:r>
     </w:p>
     <w:p>
@@ -2199,7 +2252,7 @@
         <w:t xml:space="preserve">7.  </w:t>
       </w:r>
       <w:r>
-        <w:t>Save the artefact so it appears in your sidebar.  —  A saved artefact persists as a reusable tool; an unsaved one scrolls away with the chat.</w:t>
+        <w:t>Ask for one refinement in plain English, for example: Add a thousands separator to the result.  —  Refining by conversation is the normal way to work — you never edit the code yourself.</w:t>
       </w:r>
     </w:p>
     <w:p>
@@ -2214,7 +2267,7 @@
         <w:t xml:space="preserve">8.  </w:t>
       </w:r>
       <w:r>
-        <w:t>Download a copy of the artefact to your lab folder.  —  Downloading gives you a file you can keep, attach or hand to someone without Claude.</w:t>
+        <w:t>Save the artefact so it appears in your sidebar.  —  A saved artefact persists as a reusable tool; an unsaved one scrolls away with the chat.</w:t>
       </w:r>
     </w:p>
     <w:p>
@@ -2229,7 +2282,7 @@
     </w:p>
     <w:p>
       <w:r>
-        <w:t>The artefact converts S$10,000 to USD using the rate Claude looked up, and shows a "Rates as at …" line with today's date. The downloaded HTML file opens in your browser, fetches rates itself and updates them when you click Refresh. The artefact appears in your sidebar after saving and still works when reopened.</w:t>
+        <w:t>The artefact converts S$10,000 to USD with no error, shows the rate used and a "Rates as at … — fixed at build time" line, and the rate matches a live search. Separately, meridian-fx-live.html opens in your browser, fetches its own rates and updates them when you click Refresh. The artefact is saved in your sidebar.</w:t>
       </w:r>
     </w:p>
     <w:p>

--- a/courseware/LG-Claude Cowork Masterclass.docx
+++ b/courseware/LG-Claude Cowork Masterclass.docx
@@ -179,7 +179,7 @@
           <w:color w:val="1F6FEB"/>
           <w:sz w:val="24"/>
         </w:rPr>
-        <w:t>Version 3.1</w:t>
+        <w:t>Version 3.2</w:t>
       </w:r>
     </w:p>
     <w:p>
@@ -573,6 +573,64 @@
           </w:p>
         </w:tc>
       </w:tr>
+      <w:tr>
+        <w:tc>
+          <w:tcPr>
+            <w:tcW w:type="dxa" w:w="2160"/>
+          </w:tcPr>
+          <w:p>
+            <w:r/>
+            <w:r>
+              <w:rPr>
+                <w:sz w:val="19"/>
+              </w:rPr>
+              <w:t>3.2</w:t>
+            </w:r>
+          </w:p>
+        </w:tc>
+        <w:tc>
+          <w:tcPr>
+            <w:tcW w:type="dxa" w:w="2160"/>
+          </w:tcPr>
+          <w:p>
+            <w:r/>
+            <w:r>
+              <w:rPr>
+                <w:sz w:val="19"/>
+              </w:rPr>
+              <w:t>18 September 2026</w:t>
+            </w:r>
+          </w:p>
+        </w:tc>
+        <w:tc>
+          <w:tcPr>
+            <w:tcW w:type="dxa" w:w="2160"/>
+          </w:tcPr>
+          <w:p>
+            <w:r/>
+            <w:r>
+              <w:rPr>
+                <w:sz w:val="19"/>
+              </w:rPr>
+              <w:t>Restructured from seven labs to ten. Topic 2 now runs in two halves — tools (Labs 4-5, the Drive and Gmail connectors) then skills (Labs 6-8). Two new labs: Lab 6 has Claude generate the Meridian board deck with real PowerPoint charts using its built-in pptx skill, which the learner never enables or names, and Lab 8 has the learner attach Meridian's branded template, have Claude learn the house style from it, and save that as a brand-deck skill. The daily-brief lab becomes Lab 7 and the Claude Project lab becomes Lab 9, which now gathers both learner-written skills. Labs 7 and 8 send their prompts as two separate blocks — do the work, verify, then type /skill-creator in the composer to save it. The connector slide adds Microsoft 365 and explains why its write tools are off by default. Topic 3 becomes Claude Projects and Plugins: Lab 9 is rebuilt around the four panels of the live project page — Instructions, Context, Folder and Scheduled — and a new Lab 10 installs Anthropic's Productivity plugin, giving the Skills vs Plugins concept a hands-on counterpart and closing the course on the follow-ups its own labs produced. The day is rebalanced to fund the extra labs from the topic talks: 295 of the day's 540 minutes are now hands-on.</w:t>
+            </w:r>
+          </w:p>
+        </w:tc>
+        <w:tc>
+          <w:tcPr>
+            <w:tcW w:type="dxa" w:w="2160"/>
+          </w:tcPr>
+          <w:p>
+            <w:r/>
+            <w:r>
+              <w:rPr>
+                <w:sz w:val="19"/>
+              </w:rPr>
+              <w:t>Dr. Alfred Ang</w:t>
+            </w:r>
+          </w:p>
+        </w:tc>
+      </w:tr>
     </w:tbl>
     <w:p>
       <w:r>
@@ -627,7 +685,7 @@
         </w:rPr>
         <w:t>Course Learning Outcomes</w:t>
         <w:tab/>
-        <w:t>5</w:t>
+        <w:t>6</w:t>
       </w:r>
     </w:p>
     <w:p>
@@ -646,7 +704,7 @@
         </w:rPr>
         <w:t>Before You Start — Preparation</w:t>
         <w:tab/>
-        <w:t>5</w:t>
+        <w:t>6</w:t>
       </w:r>
     </w:p>
     <w:p>
@@ -665,7 +723,7 @@
         </w:rPr>
         <w:t>Topic 01 — Claude Cowork Fundamentals</w:t>
         <w:tab/>
-        <w:t>6</w:t>
+        <w:t>7</w:t>
       </w:r>
     </w:p>
     <w:p>
@@ -685,7 +743,7 @@
         </w:rPr>
         <w:t>Lab 1 — Process a Folder of Invoices</w:t>
         <w:tab/>
-        <w:t>6</w:t>
+        <w:t>7</w:t>
       </w:r>
     </w:p>
     <w:p>
@@ -705,7 +763,7 @@
         </w:rPr>
         <w:t>Lab 2 — Your First Live Artefact</w:t>
         <w:tab/>
-        <w:t>8</w:t>
+        <w:t>9</w:t>
       </w:r>
     </w:p>
     <w:p>
@@ -725,7 +783,7 @@
         </w:rPr>
         <w:t>Lab 3 — The Meridian Sales Dashboard</w:t>
         <w:tab/>
-        <w:t>10</w:t>
+        <w:t>11</w:t>
       </w:r>
     </w:p>
     <w:p>
@@ -744,7 +802,7 @@
         </w:rPr>
         <w:t>Topic 02 — Tools and Skills</w:t>
         <w:tab/>
-        <w:t>11</w:t>
+        <w:t>13</w:t>
       </w:r>
     </w:p>
     <w:p>
@@ -764,7 +822,7 @@
         </w:rPr>
         <w:t>Lab 4 — Connect Google Drive</w:t>
         <w:tab/>
-        <w:t>12</w:t>
+        <w:t>13</w:t>
       </w:r>
     </w:p>
     <w:p>
@@ -784,7 +842,7 @@
         </w:rPr>
         <w:t>Lab 5 — Refresh the Dashboard and Send the Summary</w:t>
         <w:tab/>
-        <w:t>13</w:t>
+        <w:t>14</w:t>
       </w:r>
     </w:p>
     <w:p>
@@ -802,9 +860,49 @@
           <w:color w:val="333333"/>
           <w:sz w:val="21"/>
         </w:rPr>
-        <w:t>Lab 6 — Build a /daily-brief Skill</w:t>
+        <w:t>Lab 6 — Generate the Meridian Board Deck</w:t>
         <w:tab/>
-        <w:t>15</w:t>
+        <w:t>16</w:t>
+      </w:r>
+    </w:p>
+    <w:p>
+      <w:pPr>
+        <w:tabs>
+          <w:tab w:pos="9072" w:val="right" w:leader="dot"/>
+        </w:tabs>
+        <w:spacing w:after="60"/>
+        <w:ind w:left="432"/>
+      </w:pPr>
+      <w:r>
+        <w:rPr>
+          <w:rFonts w:ascii="Arial" w:hAnsi="Arial"/>
+          <w:b w:val="0"/>
+          <w:color w:val="333333"/>
+          <w:sz w:val="21"/>
+        </w:rPr>
+        <w:t>Lab 7 — Build a /daily-brief Skill</w:t>
+        <w:tab/>
+        <w:t>18</w:t>
+      </w:r>
+    </w:p>
+    <w:p>
+      <w:pPr>
+        <w:tabs>
+          <w:tab w:pos="9072" w:val="right" w:leader="dot"/>
+        </w:tabs>
+        <w:spacing w:after="60"/>
+        <w:ind w:left="432"/>
+      </w:pPr>
+      <w:r>
+        <w:rPr>
+          <w:rFonts w:ascii="Arial" w:hAnsi="Arial"/>
+          <w:b w:val="0"/>
+          <w:color w:val="333333"/>
+          <w:sz w:val="21"/>
+        </w:rPr>
+        <w:t>Lab 8 — Brand the Board Deck</w:t>
+        <w:tab/>
+        <w:t>21</w:t>
       </w:r>
     </w:p>
     <w:p>
@@ -821,9 +919,9 @@
           <w:color w:val="333333"/>
           <w:sz w:val="22"/>
         </w:rPr>
-        <w:t>Topic 03 — Claude Projects</w:t>
+        <w:t>Topic 03 — Claude Projects and Plugins</w:t>
         <w:tab/>
-        <w:t>16</w:t>
+        <w:t>23</w:t>
       </w:r>
     </w:p>
     <w:p>
@@ -841,9 +939,29 @@
           <w:color w:val="333333"/>
           <w:sz w:val="21"/>
         </w:rPr>
-        <w:t>Lab 7 — Build the Meridian Claude Project</w:t>
+        <w:t>Lab 9 — Build the Meridian Claude Project</w:t>
         <w:tab/>
-        <w:t>17</w:t>
+        <w:t>24</w:t>
+      </w:r>
+    </w:p>
+    <w:p>
+      <w:pPr>
+        <w:tabs>
+          <w:tab w:pos="9072" w:val="right" w:leader="dot"/>
+        </w:tabs>
+        <w:spacing w:after="60"/>
+        <w:ind w:left="432"/>
+      </w:pPr>
+      <w:r>
+        <w:rPr>
+          <w:rFonts w:ascii="Arial" w:hAnsi="Arial"/>
+          <w:b w:val="0"/>
+          <w:color w:val="333333"/>
+          <w:sz w:val="21"/>
+        </w:rPr>
+        <w:t>Lab 10 — Add the Productivity Plugin</w:t>
+        <w:tab/>
+        <w:t>27</w:t>
       </w:r>
     </w:p>
     <w:p>
@@ -862,7 +980,7 @@
         </w:rPr>
         <w:t>Wrap-Up</w:t>
         <w:tab/>
-        <w:t>19</w:t>
+        <w:t>28</w:t>
       </w:r>
     </w:p>
     <w:p>
@@ -881,7 +999,7 @@
         </w:rPr>
         <w:t>Next Steps</w:t>
         <w:tab/>
-        <w:t>19</w:t>
+        <w:t>29</w:t>
       </w:r>
     </w:p>
     <w:p>
@@ -900,7 +1018,7 @@
         </w:rPr>
         <w:t>Glossary</w:t>
         <w:tab/>
-        <w:t>19</w:t>
+        <w:t>29</w:t>
       </w:r>
     </w:p>
     <w:p>
@@ -918,7 +1036,7 @@
     </w:p>
     <w:p>
       <w:r>
-        <w:t>Claude Cowork is the desktop agent in the Claude family built for people who work with files and reports rather than code. This course teaches it through one continuous scenario: you are on the finance team at Meridian Capital Partners Pte Ltd, and over seven labs you process a year of invoices, build a live sales dashboard, connect it to the firm's data in Google Drive, deliver an approved summary by Gmail, wrap that routine into a reusable daily-brief skill, and finish by gathering everything into one Claude Project your whole team can work from.</w:t>
+        <w:t>Claude Cowork is the desktop agent in the Claude family built for people who work with files and reports rather than code. This course teaches it through one continuous scenario: you are on the finance team at Meridian Capital Partners Pte Ltd, and over ten labs you process a year of invoices, build a live sales dashboard, connect it to the firm's data in Google Drive, deliver an approved summary by Gmail, have Claude generate the quarterly board deck with a built-in skill, wrap your morning routine and the firm's house style into reusable skills of your own, gather everything into one Claude Project your whole team can work from, and finish by installing a plugin — a toolkit somebody else packaged.</w:t>
       </w:r>
     </w:p>
     <w:p>
@@ -971,7 +1089,7 @@
         <w:pStyle w:val="ListBullet"/>
       </w:pPr>
       <w:r>
-        <w:t>LO5: Turn a verified routine into an Agent Skill with /skill-creator, update it, and explain a skill's three layers.</w:t>
+        <w:t>LO5: Generate a board-ready deck with real charts from connected data, using a skill Claude loads on demand.</w:t>
       </w:r>
     </w:p>
     <w:p>
@@ -979,7 +1097,31 @@
         <w:pStyle w:val="ListBullet"/>
       </w:pPr>
       <w:r>
-        <w:t>LO6: Assemble a Claude Project that holds the data, instructions, skill and dashboard as one reusable team workspace.</w:t>
+        <w:t>LO6: Turn a verified routine into an Agent Skill with /skill-creator, update it, and explain a skill's three layers.</w:t>
+      </w:r>
+    </w:p>
+    <w:p>
+      <w:pPr>
+        <w:pStyle w:val="ListBullet"/>
+      </w:pPr>
+      <w:r>
+        <w:t>LO7: Capture a documented house style as a reusable skill that brands any presentation on command.</w:t>
+      </w:r>
+    </w:p>
+    <w:p>
+      <w:pPr>
+        <w:pStyle w:val="ListBullet"/>
+      </w:pPr>
+      <w:r>
+        <w:t>LO8: Assemble a Claude Project that holds the data, instructions, skills and dashboard as one reusable team workspace.</w:t>
+      </w:r>
+    </w:p>
+    <w:p>
+      <w:pPr>
+        <w:pStyle w:val="ListBullet"/>
+      </w:pPr>
+      <w:r>
+        <w:t>LO9: Install a plugin and explain how a packaged bundle of skills differs from a skill you wrote yourself.</w:t>
       </w:r>
     </w:p>
     <w:p>
@@ -2717,7 +2859,7 @@
     </w:p>
     <w:p>
       <w:r>
-        <w:t>Google Drive · Gmail · Agent Skills · /skill-creator · a reusable /daily-brief automation</w:t>
+        <w:t>Tools first — Google Drive and Gmail — then skills: a built-in skill that builds the board deck, and two of your own written with /skill-creator</w:t>
       </w:r>
     </w:p>
     <w:p>
@@ -2768,6 +2910,22 @@
       </w:pPr>
       <w:r>
         <w:t>Agent SkillsA folder of instructions Claude loads on demand, so a task runs the same way every time.</w:t>
+      </w:r>
+    </w:p>
+    <w:p>
+      <w:pPr>
+        <w:pStyle w:val="ListBullet"/>
+      </w:pPr>
+      <w:r>
+        <w:t>Built-in skillsSome ship with Claude — pptx builds PowerPoint files. It loads when your request matches.</w:t>
+      </w:r>
+    </w:p>
+    <w:p>
+      <w:pPr>
+        <w:pStyle w:val="ListBullet"/>
+      </w:pPr>
+      <w:r>
+        <w:t>Where to see themYour own skills appear in + → Skills. Built-in ones do not — look in the Context panel.</w:t>
       </w:r>
     </w:p>
     <w:p>
@@ -3605,17 +3763,20 @@
         <w:pStyle w:val="Heading2"/>
       </w:pPr>
       <w:r>
-        <w:t>Lab 6 — Build a /daily-brief Skill</w:t>
-      </w:r>
-    </w:p>
-    <w:p>
-      <w:r>
-        <w:t>Learning outcome: turn a routine you have already done into a reusable Agent Skill, and update it.</w:t>
-      </w:r>
-    </w:p>
-    <w:p>
-      <w:r>
-        <w:t>Goal: Labs 4 and 5 showed what the connectors can do — but you had to describe the whole routine each time. Now you capture it once. The reliable way to build a skill is the Do / Verify / Save pattern: do the task with Claude once, refine until the output is right, then use the /skill-creator skill to save it. You have already done the doing — this lab turns it into a command, then updates it.</w:t>
+        <w:t>Lab 6 — Generate the Meridian Board Deck</w:t>
+      </w:r>
+    </w:p>
+    <w:p>
+      <w:r>
+        <w:t>Learning outcome: have Claude build a board-ready deck with real charts using a skill it loads on demand.</w:t>
+      </w:r>
+    </w:p>
+    <w:p>
+      <w:r>
+        <w:t>Goal: The quarterly board pack is due. In Lab 5 you sent the head of finance a summary email — the board wants the same story as slides. Rather than building it by hand, you have Claude read the Meridian data from Drive and produce the PowerPoint itself.</w:t>
+        <w:br/>
+        <w:br/>
+        <w:t>This is your first look at a skill doing the work. You do not write anything or turn anything on: Claude has a built-in pptx skill for creating PowerPoint files, and it loads on demand because your request matches what the skill is for. You can watch it happen in the Context panel. It builds the charts too — real, editable PowerPoint charts, not screenshots. In Labs 7 and 8 you write your own skills; here you watch one work first.</w:t>
       </w:r>
     </w:p>
     <w:p>
@@ -3630,7 +3791,7 @@
     </w:p>
     <w:p>
       <w:r>
-        <w:t>A daily-brief Agent Skill you can run by name each morning, updated once.   (Tools: Claude Cowork, Agent Skills, /skill-creator, Google Drive connector, Gmail connector.)</w:t>
+        <w:t>A board-ready PowerPoint with charts and Q4 recommendations, built by Claude's built-in pptx skill.   (Tools: Claude Cowork, Google Drive connector, the built-in pptx skill.)</w:t>
       </w:r>
     </w:p>
     <w:p>
@@ -3684,7 +3845,7 @@
                 <w:color w:val="111827"/>
                 <w:sz w:val="19"/>
               </w:rPr>
-              <w:t>Step 1 — DO. Run my morning finance briefing for Meridian Capital</w:t>
+              <w:t>Using the Meridian Finance folder in Google Drive, build me a PowerPoint</w:t>
             </w:r>
           </w:p>
           <w:p>
@@ -3697,7 +3858,538 @@
                 <w:color w:val="111827"/>
                 <w:sz w:val="19"/>
               </w:rPr>
-              <w:t>Partners, once, so we can get the format right together:</w:t>
+              <w:t>called "Meridian Capital Partners — FY2025 Board Review".</w:t>
+            </w:r>
+          </w:p>
+          <w:p>
+            <w:pPr>
+              <w:spacing w:after="0"/>
+            </w:pPr>
+            <w:r>
+              <w:rPr>
+                <w:rFonts w:ascii="Courier New" w:hAnsi="Courier New"/>
+                <w:color w:val="111827"/>
+                <w:sz w:val="19"/>
+              </w:rPr>
+            </w:r>
+          </w:p>
+          <w:p>
+            <w:pPr>
+              <w:spacing w:after="0"/>
+            </w:pPr>
+            <w:r>
+              <w:rPr>
+                <w:rFonts w:ascii="Courier New" w:hAnsi="Courier New"/>
+                <w:color w:val="111827"/>
+                <w:sz w:val="19"/>
+              </w:rPr>
+              <w:t>Slides:</w:t>
+            </w:r>
+          </w:p>
+          <w:p>
+            <w:pPr>
+              <w:spacing w:after="0"/>
+            </w:pPr>
+            <w:r>
+              <w:rPr>
+                <w:rFonts w:ascii="Courier New" w:hAnsi="Courier New"/>
+                <w:color w:val="111827"/>
+                <w:sz w:val="19"/>
+              </w:rPr>
+              <w:t>1. Title slide with the company name and "FY2025 Board Review".</w:t>
+            </w:r>
+          </w:p>
+          <w:p>
+            <w:pPr>
+              <w:spacing w:after="0"/>
+            </w:pPr>
+            <w:r>
+              <w:rPr>
+                <w:rFonts w:ascii="Courier New" w:hAnsi="Courier New"/>
+                <w:color w:val="111827"/>
+                <w:sz w:val="19"/>
+              </w:rPr>
+              <w:t>2. FY2025 summary — total revenue, total deals, average deal size and</w:t>
+            </w:r>
+          </w:p>
+          <w:p>
+            <w:pPr>
+              <w:spacing w:after="0"/>
+            </w:pPr>
+            <w:r>
+              <w:rPr>
+                <w:rFonts w:ascii="Courier New" w:hAnsi="Courier New"/>
+                <w:color w:val="111827"/>
+                <w:sz w:val="19"/>
+              </w:rPr>
+              <w:t xml:space="preserve">   the best-performing desk.</w:t>
+            </w:r>
+          </w:p>
+          <w:p>
+            <w:pPr>
+              <w:spacing w:after="0"/>
+            </w:pPr>
+            <w:r>
+              <w:rPr>
+                <w:rFonts w:ascii="Courier New" w:hAnsi="Courier New"/>
+                <w:color w:val="111827"/>
+                <w:sz w:val="19"/>
+              </w:rPr>
+              <w:t>3. Revenue by desk — a bar chart of FY2025 revenue for the four desks,</w:t>
+            </w:r>
+          </w:p>
+          <w:p>
+            <w:pPr>
+              <w:spacing w:after="0"/>
+            </w:pPr>
+            <w:r>
+              <w:rPr>
+                <w:rFonts w:ascii="Courier New" w:hAnsi="Courier New"/>
+                <w:color w:val="111827"/>
+                <w:sz w:val="19"/>
+              </w:rPr>
+              <w:t xml:space="preserve">   with the figures labelled.</w:t>
+            </w:r>
+          </w:p>
+          <w:p>
+            <w:pPr>
+              <w:spacing w:after="0"/>
+            </w:pPr>
+            <w:r>
+              <w:rPr>
+                <w:rFonts w:ascii="Courier New" w:hAnsi="Courier New"/>
+                <w:color w:val="111827"/>
+                <w:sz w:val="19"/>
+              </w:rPr>
+              <w:t>4. Q4 desk performance — a grouped bar chart of each desk's Q4 actual</w:t>
+            </w:r>
+          </w:p>
+          <w:p>
+            <w:pPr>
+              <w:spacing w:after="0"/>
+            </w:pPr>
+            <w:r>
+              <w:rPr>
+                <w:rFonts w:ascii="Courier New" w:hAnsi="Courier New"/>
+                <w:color w:val="111827"/>
+                <w:sz w:val="19"/>
+              </w:rPr>
+              <w:t xml:space="preserve">   against its target, plus a line on what the gaps mean.</w:t>
+            </w:r>
+          </w:p>
+          <w:p>
+            <w:pPr>
+              <w:spacing w:after="0"/>
+            </w:pPr>
+            <w:r>
+              <w:rPr>
+                <w:rFonts w:ascii="Courier New" w:hAnsi="Courier New"/>
+                <w:color w:val="111827"/>
+                <w:sz w:val="19"/>
+              </w:rPr>
+              <w:t>5. Recommendation — how to close the Q4 Advisory shortfall.</w:t>
+            </w:r>
+          </w:p>
+          <w:p>
+            <w:pPr>
+              <w:spacing w:after="0"/>
+            </w:pPr>
+            <w:r>
+              <w:rPr>
+                <w:rFonts w:ascii="Courier New" w:hAnsi="Courier New"/>
+                <w:color w:val="111827"/>
+                <w:sz w:val="19"/>
+              </w:rPr>
+              <w:t>6. Recommendation — where to invest next year, based on the strongest</w:t>
+            </w:r>
+          </w:p>
+          <w:p>
+            <w:pPr>
+              <w:spacing w:after="0"/>
+            </w:pPr>
+            <w:r>
+              <w:rPr>
+                <w:rFonts w:ascii="Courier New" w:hAnsi="Courier New"/>
+                <w:color w:val="111827"/>
+                <w:sz w:val="19"/>
+              </w:rPr>
+              <w:t xml:space="preserve">   and weakest desks.</w:t>
+            </w:r>
+          </w:p>
+          <w:p>
+            <w:pPr>
+              <w:spacing w:after="0"/>
+            </w:pPr>
+            <w:r>
+              <w:rPr>
+                <w:rFonts w:ascii="Courier New" w:hAnsi="Courier New"/>
+                <w:color w:val="111827"/>
+                <w:sz w:val="19"/>
+              </w:rPr>
+            </w:r>
+          </w:p>
+          <w:p>
+            <w:pPr>
+              <w:spacing w:after="0"/>
+            </w:pPr>
+            <w:r>
+              <w:rPr>
+                <w:rFonts w:ascii="Courier New" w:hAnsi="Courier New"/>
+                <w:color w:val="111827"/>
+                <w:sz w:val="19"/>
+              </w:rPr>
+              <w:t>Use real PowerPoint charts, not pictures of charts, so the numbers stay</w:t>
+            </w:r>
+          </w:p>
+          <w:p>
+            <w:pPr>
+              <w:spacing w:after="0"/>
+            </w:pPr>
+            <w:r>
+              <w:rPr>
+                <w:rFonts w:ascii="Courier New" w:hAnsi="Courier New"/>
+                <w:color w:val="111827"/>
+                <w:sz w:val="19"/>
+              </w:rPr>
+              <w:t>editable. All money in Singapore dollars with thousands separators.</w:t>
+            </w:r>
+          </w:p>
+          <w:p>
+            <w:pPr>
+              <w:spacing w:after="0"/>
+            </w:pPr>
+            <w:r>
+              <w:rPr>
+                <w:rFonts w:ascii="Courier New" w:hAnsi="Courier New"/>
+                <w:color w:val="111827"/>
+                <w:sz w:val="19"/>
+              </w:rPr>
+            </w:r>
+          </w:p>
+          <w:p>
+            <w:pPr>
+              <w:spacing w:after="0"/>
+            </w:pPr>
+            <w:r>
+              <w:rPr>
+                <w:rFonts w:ascii="Courier New" w:hAnsi="Courier New"/>
+                <w:color w:val="111827"/>
+                <w:sz w:val="19"/>
+              </w:rPr>
+              <w:t>Show me the outline before you build it. When the deck is ready, post the</w:t>
+            </w:r>
+          </w:p>
+          <w:p>
+            <w:pPr>
+              <w:spacing w:after="0"/>
+            </w:pPr>
+            <w:r>
+              <w:rPr>
+                <w:rFonts w:ascii="Courier New" w:hAnsi="Courier New"/>
+                <w:color w:val="111827"/>
+                <w:sz w:val="19"/>
+              </w:rPr>
+              <w:t>.pptx in the chat so I can download it.</w:t>
+            </w:r>
+          </w:p>
+        </w:tc>
+      </w:tr>
+    </w:tbl>
+    <w:p/>
+    <w:p>
+      <w:r>
+        <w:rPr>
+          <w:b/>
+          <w:color w:val="1F6FEB"/>
+        </w:rPr>
+        <w:t xml:space="preserve">Note: </w:t>
+      </w:r>
+      <w:r>
+        <w:rPr>
+          <w:sz w:val="20"/>
+        </w:rPr>
+        <w:t>Ask for the outline first. It is far cheaper to fix the structure before the slides exist than after.</w:t>
+      </w:r>
+    </w:p>
+    <w:p>
+      <w:r>
+        <w:rPr>
+          <w:b/>
+          <w:color w:val="1F6FEB"/>
+          <w:sz w:val="22"/>
+        </w:rPr>
+        <w:t>Step-by-step</w:t>
+      </w:r>
+    </w:p>
+    <w:p>
+      <w:pPr>
+        <w:spacing w:after="80"/>
+        <w:ind w:left="360"/>
+      </w:pPr>
+      <w:r>
+        <w:rPr>
+          <w:b/>
+        </w:rPr>
+        <w:t xml:space="preserve">1.  </w:t>
+      </w:r>
+      <w:r>
+        <w:t>Make sure the Google Drive connector from Lab 4 is still enabled.  —  Drive is where the finance data lives; the deck is built from what Claude reads there.</w:t>
+      </w:r>
+    </w:p>
+    <w:p>
+      <w:pPr>
+        <w:spacing w:after="80"/>
+        <w:ind w:left="360"/>
+      </w:pPr>
+      <w:r>
+        <w:rPr>
+          <w:b/>
+        </w:rPr>
+        <w:t xml:space="preserve">2.  </w:t>
+      </w:r>
+      <w:r>
+        <w:t>Paste the lab prompt.  —  Claude reads the figures from Drive and writes the PowerPoint itself — you are not exporting data between tools by hand.</w:t>
+      </w:r>
+    </w:p>
+    <w:p>
+      <w:pPr>
+        <w:spacing w:after="80"/>
+        <w:ind w:left="360"/>
+      </w:pPr>
+      <w:r>
+        <w:rPr>
+          <w:b/>
+        </w:rPr>
+        <w:t xml:space="preserve">3.  </w:t>
+      </w:r>
+      <w:r>
+        <w:t>Read the outline Claude proposes and correct it before it builds.  —  Structure is cheap to change now and expensive to change once six slides exist.</w:t>
+      </w:r>
+    </w:p>
+    <w:p>
+      <w:pPr>
+        <w:spacing w:after="80"/>
+        <w:ind w:left="360"/>
+      </w:pPr>
+      <w:r>
+        <w:rPr>
+          <w:b/>
+        </w:rPr>
+        <w:t xml:space="preserve">4.  </w:t>
+      </w:r>
+      <w:r>
+        <w:t>Open the Context panel in the sidebar and find `pptx` under Skills.  —  It is there because your request matched what the skill is for — you never named it. The same panel shows your working folder and the connectors that are on: everything currently in Claude's context, in one place.</w:t>
+      </w:r>
+    </w:p>
+    <w:p>
+      <w:pPr>
+        <w:spacing w:after="80"/>
+        <w:ind w:left="360"/>
+      </w:pPr>
+      <w:r>
+        <w:rPr>
+          <w:b/>
+        </w:rPr>
+        <w:t xml:space="preserve">5.  </w:t>
+      </w:r>
+      <w:r>
+        <w:t>Let Claude generate the .pptx and download it.  —  The file arrives as a download in the chat, the same way the HTML artefact did in Lab 2.</w:t>
+      </w:r>
+    </w:p>
+    <w:p>
+      <w:pPr>
+        <w:spacing w:after="80"/>
+        <w:ind w:left="360"/>
+      </w:pPr>
+      <w:r>
+        <w:rPr>
+          <w:b/>
+        </w:rPr>
+        <w:t xml:space="preserve">6.  </w:t>
+      </w:r>
+      <w:r>
+        <w:t>Open the PowerPoint and read it end to end.  —  A deck you did not write is still a deck you are accountable for.</w:t>
+      </w:r>
+    </w:p>
+    <w:p>
+      <w:pPr>
+        <w:spacing w:after="80"/>
+        <w:ind w:left="360"/>
+      </w:pPr>
+      <w:r>
+        <w:rPr>
+          <w:b/>
+        </w:rPr>
+        <w:t xml:space="preserve">7.  </w:t>
+      </w:r>
+      <w:r>
+        <w:t>Click a chart and confirm it is a real PowerPoint chart.  —  Selecting it should offer you the underlying data. A chart you can edit survives the first question from the board; a picture of a chart does not.</w:t>
+      </w:r>
+    </w:p>
+    <w:p>
+      <w:pPr>
+        <w:spacing w:after="80"/>
+        <w:ind w:left="360"/>
+      </w:pPr>
+      <w:r>
+        <w:rPr>
+          <w:b/>
+        </w:rPr>
+        <w:t xml:space="preserve">8.  </w:t>
+      </w:r>
+      <w:r>
+        <w:t>Check every figure against the Lab 3 dashboard and the Lab 5 email.  —  FY2025 revenue should read S$24,850,000 and Q4 S$6,980,000 — the same numbers, or something has gone wrong.</w:t>
+      </w:r>
+    </w:p>
+    <w:p>
+      <w:pPr>
+        <w:spacing w:after="80"/>
+        <w:ind w:left="360"/>
+      </w:pPr>
+      <w:r>
+        <w:rPr>
+          <w:b/>
+        </w:rPr>
+        <w:t xml:space="preserve">9.  </w:t>
+      </w:r>
+      <w:r>
+        <w:t>Confirm the Advisory recommendation names the target discrepancy rather than averaging it away.  —  The S$90,000 gap between the two files is the one thing the board must not be shown a tidy average of.</w:t>
+      </w:r>
+    </w:p>
+    <w:p>
+      <w:r>
+        <w:rPr>
+          <w:b/>
+          <w:color w:val="1F6FEB"/>
+          <w:sz w:val="22"/>
+        </w:rPr>
+        <w:t>Test it</w:t>
+      </w:r>
+    </w:p>
+    <w:p>
+      <w:r>
+        <w:t>The PowerPoint downloads and opens with six slides. FY2025 revenue reads S$24,850,000 across 214 deals, Advisory is the best desk at S$8,420,000, and Q4 totals S$6,980,000 with each desk shown against its target. The revenue-by-desk and Q4-against-target charts are real PowerPoint charts with editable data, not images. One recommendation slide states the S$90,000 Q4 Advisory target discrepancy explicitly.</w:t>
+      </w:r>
+    </w:p>
+    <w:p>
+      <w:r>
+        <w:rPr>
+          <w:b/>
+          <w:color w:val="1F6FEB"/>
+        </w:rPr>
+        <w:t xml:space="preserve">Note: </w:t>
+      </w:r>
+      <w:r>
+        <w:rPr>
+          <w:sz w:val="20"/>
+        </w:rPr>
+        <w:t>Full commands and screenshots are in labs/lab-06-*.md. Use only the supplied mock data and your own test accounts. Never put real client, personal or confidential data into a training exercise, and send lab emails to yourself rather than to a real recipient.</w:t>
+      </w:r>
+    </w:p>
+    <w:p/>
+    <w:p>
+      <w:pPr>
+        <w:pStyle w:val="Heading2"/>
+      </w:pPr>
+      <w:r>
+        <w:t>Lab 7 — Build a /daily-brief Skill</w:t>
+      </w:r>
+    </w:p>
+    <w:p>
+      <w:r>
+        <w:t>Learning outcome: turn a routine you have already done into a reusable Agent Skill, update it, and schedule it to run itself.</w:t>
+      </w:r>
+    </w:p>
+    <w:p>
+      <w:r>
+        <w:t>Goal: Labs 4 and 5 showed what the connectors can do, and Lab 6 showed a built-in skill doing the work for you. Now you write one yourself. The reliable way to build a skill is the Do / Verify / Save pattern: do the task with Claude once, refine until the output is right, then use `/skill-creator` to save it. You have already done the doing — this lab turns it into a command, then updates it. Finally you schedule it, so the briefing is waiting as a draft before you sit down rather than something you have to remember to ask for.</w:t>
+      </w:r>
+    </w:p>
+    <w:p>
+      <w:r>
+        <w:rPr>
+          <w:b/>
+          <w:color w:val="1F6FEB"/>
+          <w:sz w:val="22"/>
+        </w:rPr>
+        <w:t>What you'll build</w:t>
+      </w:r>
+    </w:p>
+    <w:p>
+      <w:r>
+        <w:t>A daily-brief Agent Skill you can run by name each morning, updated once and scheduled to run itself at 9am.   (Tools: Claude Cowork, Agent Skills, /skill-creator, Google Drive connector, Gmail connector, Scheduled tasks.)</w:t>
+      </w:r>
+    </w:p>
+    <w:p>
+      <w:r>
+        <w:rPr>
+          <w:b/>
+          <w:color w:val="1F6FEB"/>
+          <w:sz w:val="22"/>
+        </w:rPr>
+        <w:t>The prompt</w:t>
+      </w:r>
+    </w:p>
+    <w:p>
+      <w:r>
+        <w:t>This lab has three blocks, sent at different times. Blocks 1 and 2 are typed into the chat composer, with a verify step between them. Block 3 goes into the Instructions field of the Create scheduled task dialog rather than into the chat.</w:t>
+      </w:r>
+    </w:p>
+    <w:p>
+      <w:r>
+        <w:t>Block 1 — DO</w:t>
+      </w:r>
+    </w:p>
+    <w:tbl>
+      <w:tblPr>
+        <w:tblStyle w:val="TableGrid"/>
+        <w:tblW w:type="auto" w:w="0"/>
+        <w:tblLook w:firstColumn="1" w:firstRow="1" w:lastColumn="0" w:lastRow="0" w:noHBand="0" w:noVBand="1" w:val="04A0"/>
+      </w:tblPr>
+      <w:tblGrid>
+        <w:gridCol w:w="8640"/>
+      </w:tblGrid>
+      <w:tr>
+        <w:tc>
+          <w:tcPr>
+            <w:tcW w:type="dxa" w:w="8640"/>
+            <w:shd w:val="clear" w:color="auto" w:fill="FBF3EF"/>
+          </w:tcPr>
+          <w:p>
+            <w:r/>
+            <w:r>
+              <w:rPr>
+                <w:b/>
+                <w:color w:val="D97757"/>
+                <w:sz w:val="17"/>
+              </w:rPr>
+              <w:t>PROMPT — copy into Claude</w:t>
+            </w:r>
+          </w:p>
+          <w:p>
+            <w:pPr>
+              <w:spacing w:after="0"/>
+            </w:pPr>
+            <w:r>
+              <w:rPr>
+                <w:rFonts w:ascii="Courier New" w:hAnsi="Courier New"/>
+                <w:color w:val="111827"/>
+                <w:sz w:val="19"/>
+              </w:rPr>
+              <w:t>Run my morning finance briefing for Meridian Capital Partners, once,</w:t>
+            </w:r>
+          </w:p>
+          <w:p>
+            <w:pPr>
+              <w:spacing w:after="0"/>
+            </w:pPr>
+            <w:r>
+              <w:rPr>
+                <w:rFonts w:ascii="Courier New" w:hAnsi="Courier New"/>
+                <w:color w:val="111827"/>
+                <w:sz w:val="19"/>
+              </w:rPr>
+              <w:t>so we can get the format right together:</w:t>
             </w:r>
           </w:p>
           <w:p>
@@ -3828,6 +4520,159 @@
               <w:t>nothing. All money in Singapore dollars. Draft only — never send email.</w:t>
             </w:r>
           </w:p>
+        </w:tc>
+      </w:tr>
+    </w:tbl>
+    <w:p/>
+    <w:p>
+      <w:r>
+        <w:t>Now stop and read the output. Ask for changes until the format is right — reorder a section, tighten a heading, fix the fallback wording. Whatever you settle on here is exactly what the skill will reproduce every morning. Do not continue until you are happy with it.</w:t>
+      </w:r>
+    </w:p>
+    <w:p>
+      <w:r>
+        <w:t>Block 2 — SAVE — type /skill-creator into the composer yourself, select it from the slash-command list, then add this description after it</w:t>
+      </w:r>
+    </w:p>
+    <w:tbl>
+      <w:tblPr>
+        <w:tblStyle w:val="TableGrid"/>
+        <w:tblW w:type="auto" w:w="0"/>
+        <w:tblLook w:firstColumn="1" w:firstRow="1" w:lastColumn="0" w:lastRow="0" w:noHBand="0" w:noVBand="1" w:val="04A0"/>
+      </w:tblPr>
+      <w:tblGrid>
+        <w:gridCol w:w="8640"/>
+      </w:tblGrid>
+      <w:tr>
+        <w:tc>
+          <w:tcPr>
+            <w:tcW w:type="dxa" w:w="8640"/>
+            <w:shd w:val="clear" w:color="auto" w:fill="FBF3EF"/>
+          </w:tcPr>
+          <w:p>
+            <w:r/>
+            <w:r>
+              <w:rPr>
+                <w:b/>
+                <w:color w:val="D97757"/>
+                <w:sz w:val="17"/>
+              </w:rPr>
+              <w:t>PROMPT — copy into Claude</w:t>
+            </w:r>
+          </w:p>
+          <w:p>
+            <w:pPr>
+              <w:spacing w:after="0"/>
+            </w:pPr>
+            <w:r>
+              <w:rPr>
+                <w:rFonts w:ascii="Courier New" w:hAnsi="Courier New"/>
+                <w:color w:val="111827"/>
+                <w:sz w:val="19"/>
+              </w:rPr>
+              <w:t>/skill-creator Save the morning finance briefing routine we just ran as</w:t>
+            </w:r>
+          </w:p>
+          <w:p>
+            <w:pPr>
+              <w:spacing w:after="0"/>
+            </w:pPr>
+            <w:r>
+              <w:rPr>
+                <w:rFonts w:ascii="Courier New" w:hAnsi="Courier New"/>
+                <w:color w:val="111827"/>
+                <w:sz w:val="19"/>
+              </w:rPr>
+              <w:t>a skill called daily-brief. Keep the three sections in the order we</w:t>
+            </w:r>
+          </w:p>
+          <w:p>
+            <w:pPr>
+              <w:spacing w:after="0"/>
+            </w:pPr>
+            <w:r>
+              <w:rPr>
+                <w:rFonts w:ascii="Courier New" w:hAnsi="Courier New"/>
+                <w:color w:val="111827"/>
+                <w:sz w:val="19"/>
+              </w:rPr>
+              <w:t>settled on, the plain fallback wording for empty sections, the single</w:t>
+            </w:r>
+          </w:p>
+          <w:p>
+            <w:pPr>
+              <w:spacing w:after="0"/>
+            </w:pPr>
+            <w:r>
+              <w:rPr>
+                <w:rFonts w:ascii="Courier New" w:hAnsi="Courier New"/>
+                <w:color w:val="111827"/>
+                <w:sz w:val="19"/>
+              </w:rPr>
+              <w:t>closing attention line, all money in Singapore dollars, and draft-only —</w:t>
+            </w:r>
+          </w:p>
+          <w:p>
+            <w:pPr>
+              <w:spacing w:after="0"/>
+            </w:pPr>
+            <w:r>
+              <w:rPr>
+                <w:rFonts w:ascii="Courier New" w:hAnsi="Courier New"/>
+                <w:color w:val="111827"/>
+                <w:sz w:val="19"/>
+              </w:rPr>
+              <w:t>never send email.</w:t>
+            </w:r>
+          </w:p>
+        </w:tc>
+      </w:tr>
+    </w:tbl>
+    <w:p/>
+    <w:p>
+      <w:r>
+        <w:t>Block 3 — SCHEDULE — this block is pasted into the Instructions field of the Create scheduled task dialog, not typed into the chat</w:t>
+      </w:r>
+    </w:p>
+    <w:tbl>
+      <w:tblPr>
+        <w:tblStyle w:val="TableGrid"/>
+        <w:tblW w:type="auto" w:w="0"/>
+        <w:tblLook w:firstColumn="1" w:firstRow="1" w:lastColumn="0" w:lastRow="0" w:noHBand="0" w:noVBand="1" w:val="04A0"/>
+      </w:tblPr>
+      <w:tblGrid>
+        <w:gridCol w:w="8640"/>
+      </w:tblGrid>
+      <w:tr>
+        <w:tc>
+          <w:tcPr>
+            <w:tcW w:type="dxa" w:w="8640"/>
+            <w:shd w:val="clear" w:color="auto" w:fill="FBF3EF"/>
+          </w:tcPr>
+          <w:p>
+            <w:r/>
+            <w:r>
+              <w:rPr>
+                <w:b/>
+                <w:color w:val="D97757"/>
+                <w:sz w:val="17"/>
+              </w:rPr>
+              <w:t>PROMPT — copy into Claude</w:t>
+            </w:r>
+          </w:p>
+          <w:p>
+            <w:pPr>
+              <w:spacing w:after="0"/>
+            </w:pPr>
+            <w:r>
+              <w:rPr>
+                <w:rFonts w:ascii="Courier New" w:hAnsi="Courier New"/>
+                <w:color w:val="111827"/>
+                <w:sz w:val="19"/>
+              </w:rPr>
+              <w:t>Run my daily-brief skill for Meridian Capital Partners.</w:t>
+            </w:r>
+          </w:p>
           <w:p>
             <w:pPr>
               <w:spacing w:after="0"/>
@@ -3850,7 +4695,7 @@
                 <w:color w:val="111827"/>
                 <w:sz w:val="19"/>
               </w:rPr>
-              <w:t>Step 2 — SAVE. Once I confirm the output is right, use the</w:t>
+              <w:t>Leave the briefing as a draft email to me in Gmail, with the subject</w:t>
             </w:r>
           </w:p>
           <w:p>
@@ -3863,7 +4708,7 @@
                 <w:color w:val="111827"/>
                 <w:sz w:val="19"/>
               </w:rPr>
-              <w:t>/skill-creator skill to turn exactly this routine into a skill called</w:t>
+              <w:t>"Meridian daily brief" and today's date. Do not send it.</w:t>
             </w:r>
           </w:p>
           <w:p>
@@ -3876,7 +4721,32 @@
                 <w:color w:val="111827"/>
                 <w:sz w:val="19"/>
               </w:rPr>
-              <w:t>daily-brief that I can run every morning.</w:t>
+            </w:r>
+          </w:p>
+          <w:p>
+            <w:pPr>
+              <w:spacing w:after="0"/>
+            </w:pPr>
+            <w:r>
+              <w:rPr>
+                <w:rFonts w:ascii="Courier New" w:hAnsi="Courier New"/>
+                <w:color w:val="111827"/>
+                <w:sz w:val="19"/>
+              </w:rPr>
+              <w:t>If a section has nothing in it, keep the plain fallback wording rather</w:t>
+            </w:r>
+          </w:p>
+          <w:p>
+            <w:pPr>
+              <w:spacing w:after="0"/>
+            </w:pPr>
+            <w:r>
+              <w:rPr>
+                <w:rFonts w:ascii="Courier New" w:hAnsi="Courier New"/>
+                <w:color w:val="111827"/>
+                <w:sz w:val="19"/>
+              </w:rPr>
+              <w:t>than padding it out.</w:t>
             </w:r>
           </w:p>
         </w:tc>
@@ -3885,6 +4755,11 @@
     <w:p/>
     <w:p>
       <w:r>
+        <w:t>Notice it names the skill rather than restating the routine — that is what saving the skill bought you. Notice too that it repeats *Do not send it* even though the skill is already draft-only. A scheduled task is the one place you state a safety rule twice: it runs unattended with Permissions set to *Automatically approve*, so both the instruction and the skill carry the constraint.</w:t>
+      </w:r>
+    </w:p>
+    <w:p>
+      <w:r>
         <w:rPr>
           <w:b/>
           <w:color w:val="1F6FEB"/>
@@ -3935,7 +4810,7 @@
         <w:t xml:space="preserve">2.  </w:t>
       </w:r>
       <w:r>
-        <w:t>DO — paste Step 1 of the lab prompt and let Claude run the routine once.  —  You are not writing instructions yet; you are doing the task together so Claude sees what good looks like.</w:t>
+        <w:t>DO — send block 1 on its own and let Claude run the routine once.  —  You are not writing instructions yet; you are doing the task together so Claude sees what good looks like.</w:t>
       </w:r>
     </w:p>
     <w:p>
@@ -3995,7 +4870,7 @@
         <w:t xml:space="preserve">6.  </w:t>
       </w:r>
       <w:r>
-        <w:t>SAVE — run Step 2 so /skill-creator turns the routine into a daily-brief skill.  —  The skill-creator skill writes the SKILL.md for you, from the run you just verified.</w:t>
+        <w:t>SAVE — type `/skill-creator` in the composer, then send block 2.  —  You type the slash command yourself and pick it from the list; it then writes the SKILL.md for you, from the run you just verified.</w:t>
       </w:r>
     </w:p>
     <w:p>
@@ -4025,7 +4900,7 @@
         <w:t xml:space="preserve">8.  </w:t>
       </w:r>
       <w:r>
-        <w:t>Run the skill by name, then run it again.  —  The same structure both times is the payoff: one command instead of re-describing the routine every morning.</w:t>
+        <w:t>Run the skill by typing `/daily-brief`, then run it again.  —  The same structure both times is the payoff: one command instead of re-describing the routine every morning.</w:t>
       </w:r>
     </w:p>
     <w:p>
@@ -4070,7 +4945,142 @@
         <w:t xml:space="preserve">11.  </w:t>
       </w:r>
       <w:r>
-        <w:t>Run the skill once more to confirm the change took effect.  —  Always re-run after an update; that is how you know the new version is the one being loaded.</w:t>
+        <w:t>Run `/daily-brief` once more to confirm the change took effect.  —  Always re-run after an update; that is how you know the new version is the one being loaded.</w:t>
+      </w:r>
+    </w:p>
+    <w:p>
+      <w:pPr>
+        <w:spacing w:after="80"/>
+        <w:ind w:left="360"/>
+      </w:pPr>
+      <w:r>
+        <w:rPr>
+          <w:b/>
+        </w:rPr>
+        <w:t xml:space="preserve">12.  </w:t>
+      </w:r>
+      <w:r>
+        <w:t>Open Scheduled tasks from the sidebar, choose New task, then Set up manually.  —  The other route, Create with Claude, fills the task in for you by asking questions; setting it up manually shows you every field it will set.</w:t>
+      </w:r>
+    </w:p>
+    <w:p>
+      <w:pPr>
+        <w:spacing w:after="80"/>
+        <w:ind w:left="360"/>
+      </w:pPr>
+      <w:r>
+        <w:rPr>
+          <w:b/>
+        </w:rPr>
+        <w:t xml:space="preserve">13.  </w:t>
+      </w:r>
+      <w:r>
+        <w:t>Name the task "Daily briefing".  —  The skill captures WHAT to do; the schedule captures WHEN. Two different kinds of reuse, and this is the second one.</w:t>
+      </w:r>
+    </w:p>
+    <w:p>
+      <w:pPr>
+        <w:spacing w:after="80"/>
+        <w:ind w:left="360"/>
+      </w:pPr>
+      <w:r>
+        <w:rPr>
+          <w:b/>
+        </w:rPr>
+        <w:t xml:space="preserve">14.  </w:t>
+      </w:r>
+      <w:r>
+        <w:t>Paste Block 3 into the Instructions field.  —  It names the skill you just built rather than re-describing the routine — that is what saving it bought you. It also repeats "Do not send it", because a scheduled task is the one place you state a safety rule twice.</w:t>
+      </w:r>
+    </w:p>
+    <w:p>
+      <w:pPr>
+        <w:spacing w:after="80"/>
+        <w:ind w:left="360"/>
+      </w:pPr>
+      <w:r>
+        <w:rPr>
+          <w:b/>
+        </w:rPr>
+        <w:t xml:space="preserve">15.  </w:t>
+      </w:r>
+      <w:r>
+        <w:t>Point "Work in a project or folder" at the folder you have been working in.  —  The task needs the same working folder and connectors the skill expects.</w:t>
+      </w:r>
+    </w:p>
+    <w:p>
+      <w:pPr>
+        <w:spacing w:after="80"/>
+        <w:ind w:left="360"/>
+      </w:pPr>
+      <w:r>
+        <w:rPr>
+          <w:b/>
+        </w:rPr>
+        <w:t xml:space="preserve">16.  </w:t>
+      </w:r>
+      <w:r>
+        <w:t>Set Frequency to run daily at 9:00am.  —  Before you sit down, so the briefing is waiting rather than something you go and fetch.</w:t>
+      </w:r>
+    </w:p>
+    <w:p>
+      <w:pPr>
+        <w:spacing w:after="80"/>
+        <w:ind w:left="360"/>
+      </w:pPr>
+      <w:r>
+        <w:rPr>
+          <w:b/>
+        </w:rPr>
+        <w:t xml:space="preserve">17.  </w:t>
+      </w:r>
+      <w:r>
+        <w:t>Read the Permissions setting and understand what "Automatically approve" means.  —  The task will use your connectors unattended, without pausing to ask. This is exactly why the skill drafts and never sends — an unattended task that could send mail is how an unreviewed email reaches a real client.</w:t>
+      </w:r>
+    </w:p>
+    <w:p>
+      <w:pPr>
+        <w:spacing w:after="80"/>
+        <w:ind w:left="360"/>
+      </w:pPr>
+      <w:r>
+        <w:rPr>
+          <w:b/>
+        </w:rPr>
+        <w:t xml:space="preserve">18.  </w:t>
+      </w:r>
+      <w:r>
+        <w:t>Decide whether to switch on "Require this computer".  —  On, it only runs while your computer is awake but can reach your local folders; off, it runs without them. Choose to match where the task's data actually lives.</w:t>
+      </w:r>
+    </w:p>
+    <w:p>
+      <w:pPr>
+        <w:spacing w:after="80"/>
+        <w:ind w:left="360"/>
+      </w:pPr>
+      <w:r>
+        <w:rPr>
+          <w:b/>
+        </w:rPr>
+        <w:t xml:space="preserve">19.  </w:t>
+      </w:r>
+      <w:r>
+        <w:t>Save the task, then run it once manually to confirm it works.  —  Never leave a scheduled task untested — the first time it runs should not be the morning you are relying on it.</w:t>
+      </w:r>
+    </w:p>
+    <w:p>
+      <w:pPr>
+        <w:spacing w:after="80"/>
+        <w:ind w:left="360"/>
+      </w:pPr>
+      <w:r>
+        <w:rPr>
+          <w:b/>
+        </w:rPr>
+        <w:t xml:space="preserve">20.  </w:t>
+      </w:r>
+      <w:r>
+        <w:t>Check Gmail for a draft titled "Meridian daily brief" and confirm nothing was sent.  —  A draft in your Drafts folder and an empty Sent folder is the proof the constraint held.</w:t>
       </w:r>
     </w:p>
     <w:p>
@@ -4085,7 +5095,7 @@
     </w:p>
     <w:p>
       <w:r>
-        <w:t>Running the daily-brief skill by name produces a briefing with all three sections — Drive changes, desks behind target, emails needing a reply — using the plain fallback wording where a section is empty, ending with a single attention line, with all money in SGD and no email sent. After the update, the revised section order appears on the next run — and Claude warned you before replacing the existing skill.</w:t>
+        <w:t>Running `/daily-brief` produces a briefing with all three sections — Drive changes, desks behind target, emails needing a reply — using the plain fallback wording where a section is empty, ending with a single attention line, with all money in SGD and no email sent. After the update, the revised section order appears on the next run — and Claude warned you before replacing the existing skill. A scheduled task named "Daily briefing" exists, set to run daily at 9:00am, and running it manually leaves a Gmail draft titled "Meridian daily brief" with today's date, while your Sent folder stays empty.</w:t>
       </w:r>
     </w:p>
     <w:p>
@@ -4100,21 +5110,627 @@
         <w:rPr>
           <w:sz w:val="20"/>
         </w:rPr>
-        <w:t>Full commands and screenshots are in labs/lab-06-*.md. Use only the supplied mock data and your own test accounts. Never put real client, personal or confidential data into a training exercise, and send lab emails to yourself rather than to a real recipient.</w:t>
+        <w:t>Full commands and screenshots are in labs/lab-07-*.md. Use only the supplied mock data and your own test accounts. Never put real client, personal or confidential data into a training exercise, and send lab emails to yourself rather than to a real recipient.</w:t>
       </w:r>
     </w:p>
     <w:p/>
     <w:p>
       <w:pPr>
+        <w:pStyle w:val="Heading2"/>
+      </w:pPr>
+      <w:r>
+        <w:t>Lab 8 — Brand the Board Deck</w:t>
+      </w:r>
+    </w:p>
+    <w:p>
+      <w:r>
+        <w:t>Learning outcome: teach Claude a house style from an example deck and save it as a reusable skill.</w:t>
+      </w:r>
+    </w:p>
+    <w:p>
+      <w:r>
+        <w:t>Goal: The board deck from Lab 6 has the right numbers and the wrong clothes — it looks like a default template. Meridian has a branded template every deck is supposed to follow; the problem is that applying it by hand, every time, is what nobody does.</w:t>
+        <w:br/>
+        <w:br/>
+        <w:t>So you do not describe the house style to Claude — you hand it the template and let it work the style out for itself. That is how branding actually reaches people in a firm: somebody sends you the template, not a list of hex values. You apply it once, check the result, then save it as a skill so any future deck can be branded by name — the same way you saved `/daily-brief` in Lab 7.</w:t>
+      </w:r>
+    </w:p>
+    <w:p>
+      <w:r>
+        <w:rPr>
+          <w:b/>
+          <w:color w:val="1F6FEB"/>
+          <w:sz w:val="22"/>
+        </w:rPr>
+        <w:t>What you'll build</w:t>
+      </w:r>
+    </w:p>
+    <w:p>
+      <w:r>
+        <w:t>A brand-deck Agent Skill that applies the Meridian house style to any presentation.   (Tools: Claude Cowork, Agent Skills, /skill-creator.)</w:t>
+      </w:r>
+    </w:p>
+    <w:p>
+      <w:r>
+        <w:rPr>
+          <w:b/>
+          <w:color w:val="1F6FEB"/>
+          <w:sz w:val="22"/>
+        </w:rPr>
+        <w:t>The prompt</w:t>
+      </w:r>
+    </w:p>
+    <w:p>
+      <w:r>
+        <w:t>This lab is sent in two separate messages, not one. Attach both the template and the Lab 6 deck, send block 1, and only send block 2 once the restyled deck looks right.</w:t>
+      </w:r>
+    </w:p>
+    <w:p>
+      <w:r>
+        <w:t>Block 1 — DO</w:t>
+      </w:r>
+    </w:p>
+    <w:tbl>
+      <w:tblPr>
+        <w:tblStyle w:val="TableGrid"/>
+        <w:tblW w:type="auto" w:w="0"/>
+        <w:tblLook w:firstColumn="1" w:firstRow="1" w:lastColumn="0" w:lastRow="0" w:noHBand="0" w:noVBand="1" w:val="04A0"/>
+      </w:tblPr>
+      <w:tblGrid>
+        <w:gridCol w:w="8640"/>
+      </w:tblGrid>
+      <w:tr>
+        <w:tc>
+          <w:tcPr>
+            <w:tcW w:type="dxa" w:w="8640"/>
+            <w:shd w:val="clear" w:color="auto" w:fill="FBF3EF"/>
+          </w:tcPr>
+          <w:p>
+            <w:r/>
+            <w:r>
+              <w:rPr>
+                <w:b/>
+                <w:color w:val="D97757"/>
+                <w:sz w:val="17"/>
+              </w:rPr>
+              <w:t>PROMPT — copy into Claude</w:t>
+            </w:r>
+          </w:p>
+          <w:p>
+            <w:pPr>
+              <w:spacing w:after="0"/>
+            </w:pPr>
+            <w:r>
+              <w:rPr>
+                <w:rFonts w:ascii="Courier New" w:hAnsi="Courier New"/>
+                <w:color w:val="111827"/>
+                <w:sz w:val="19"/>
+              </w:rPr>
+              <w:t>I have attached two files.</w:t>
+            </w:r>
+          </w:p>
+          <w:p>
+            <w:pPr>
+              <w:spacing w:after="0"/>
+            </w:pPr>
+            <w:r>
+              <w:rPr>
+                <w:rFonts w:ascii="Courier New" w:hAnsi="Courier New"/>
+                <w:color w:val="111827"/>
+                <w:sz w:val="19"/>
+              </w:rPr>
+            </w:r>
+          </w:p>
+          <w:p>
+            <w:pPr>
+              <w:spacing w:after="0"/>
+            </w:pPr>
+            <w:r>
+              <w:rPr>
+                <w:rFonts w:ascii="Courier New" w:hAnsi="Courier New"/>
+                <w:color w:val="111827"/>
+                <w:sz w:val="19"/>
+              </w:rPr>
+              <w:t>The first, meridian-brand-template.pptx, is our house template. Study</w:t>
+            </w:r>
+          </w:p>
+          <w:p>
+            <w:pPr>
+              <w:spacing w:after="0"/>
+            </w:pPr>
+            <w:r>
+              <w:rPr>
+                <w:rFonts w:ascii="Courier New" w:hAnsi="Courier New"/>
+                <w:color w:val="111827"/>
+                <w:sz w:val="19"/>
+              </w:rPr>
+              <w:t>it and work out the style it uses: the colours, the fonts for headings</w:t>
+            </w:r>
+          </w:p>
+          <w:p>
+            <w:pPr>
+              <w:spacing w:after="0"/>
+            </w:pPr>
+            <w:r>
+              <w:rPr>
+                <w:rFonts w:ascii="Courier New" w:hAnsi="Courier New"/>
+                <w:color w:val="111827"/>
+                <w:sz w:val="19"/>
+              </w:rPr>
+              <w:t>and body text, how the title slide is treated, the rule under each</w:t>
+            </w:r>
+          </w:p>
+          <w:p>
+            <w:pPr>
+              <w:spacing w:after="0"/>
+            </w:pPr>
+            <w:r>
+              <w:rPr>
+                <w:rFonts w:ascii="Courier New" w:hAnsi="Courier New"/>
+                <w:color w:val="111827"/>
+                <w:sz w:val="19"/>
+              </w:rPr>
+              <w:t>slide title, and what goes in the footer.</w:t>
+            </w:r>
+          </w:p>
+          <w:p>
+            <w:pPr>
+              <w:spacing w:after="0"/>
+            </w:pPr>
+            <w:r>
+              <w:rPr>
+                <w:rFonts w:ascii="Courier New" w:hAnsi="Courier New"/>
+                <w:color w:val="111827"/>
+                <w:sz w:val="19"/>
+              </w:rPr>
+            </w:r>
+          </w:p>
+          <w:p>
+            <w:pPr>
+              <w:spacing w:after="0"/>
+            </w:pPr>
+            <w:r>
+              <w:rPr>
+                <w:rFonts w:ascii="Courier New" w:hAnsi="Courier New"/>
+                <w:color w:val="111827"/>
+                <w:sz w:val="19"/>
+              </w:rPr>
+              <w:t>The second is the "Meridian Capital Partners — FY2025 Board Review"</w:t>
+            </w:r>
+          </w:p>
+          <w:p>
+            <w:pPr>
+              <w:spacing w:after="0"/>
+            </w:pPr>
+            <w:r>
+              <w:rPr>
+                <w:rFonts w:ascii="Courier New" w:hAnsi="Courier New"/>
+                <w:color w:val="111827"/>
+                <w:sz w:val="19"/>
+              </w:rPr>
+              <w:t>deck I built in the last lab. Apply the template's style to it so the</w:t>
+            </w:r>
+          </w:p>
+          <w:p>
+            <w:pPr>
+              <w:spacing w:after="0"/>
+            </w:pPr>
+            <w:r>
+              <w:rPr>
+                <w:rFonts w:ascii="Courier New" w:hAnsi="Courier New"/>
+                <w:color w:val="111827"/>
+                <w:sz w:val="19"/>
+              </w:rPr>
+              <w:t>two look like the work of the same firm.</w:t>
+            </w:r>
+          </w:p>
+          <w:p>
+            <w:pPr>
+              <w:spacing w:after="0"/>
+            </w:pPr>
+            <w:r>
+              <w:rPr>
+                <w:rFonts w:ascii="Courier New" w:hAnsi="Courier New"/>
+                <w:color w:val="111827"/>
+                <w:sz w:val="19"/>
+              </w:rPr>
+            </w:r>
+          </w:p>
+          <w:p>
+            <w:pPr>
+              <w:spacing w:after="0"/>
+            </w:pPr>
+            <w:r>
+              <w:rPr>
+                <w:rFonts w:ascii="Courier New" w:hAnsi="Courier New"/>
+                <w:color w:val="111827"/>
+                <w:sz w:val="19"/>
+              </w:rPr>
+              <w:t>Tell me what style rules you took from the template before you apply</w:t>
+            </w:r>
+          </w:p>
+          <w:p>
+            <w:pPr>
+              <w:spacing w:after="0"/>
+            </w:pPr>
+            <w:r>
+              <w:rPr>
+                <w:rFonts w:ascii="Courier New" w:hAnsi="Courier New"/>
+                <w:color w:val="111827"/>
+                <w:sz w:val="19"/>
+              </w:rPr>
+              <w:t>them, so I can check you read it correctly.</w:t>
+            </w:r>
+          </w:p>
+          <w:p>
+            <w:pPr>
+              <w:spacing w:after="0"/>
+            </w:pPr>
+            <w:r>
+              <w:rPr>
+                <w:rFonts w:ascii="Courier New" w:hAnsi="Courier New"/>
+                <w:color w:val="111827"/>
+                <w:sz w:val="19"/>
+              </w:rPr>
+            </w:r>
+          </w:p>
+          <w:p>
+            <w:pPr>
+              <w:spacing w:after="0"/>
+            </w:pPr>
+            <w:r>
+              <w:rPr>
+                <w:rFonts w:ascii="Courier New" w:hAnsi="Courier New"/>
+                <w:color w:val="111827"/>
+                <w:sz w:val="19"/>
+              </w:rPr>
+              <w:t>This is a restyle only — do not change any figure or any wording.</w:t>
+            </w:r>
+          </w:p>
+          <w:p>
+            <w:pPr>
+              <w:spacing w:after="0"/>
+            </w:pPr>
+            <w:r>
+              <w:rPr>
+                <w:rFonts w:ascii="Courier New" w:hAnsi="Courier New"/>
+                <w:color w:val="111827"/>
+                <w:sz w:val="19"/>
+              </w:rPr>
+              <w:t>Give me the restyled .pptx to download when you are done.</w:t>
+            </w:r>
+          </w:p>
+        </w:tc>
+      </w:tr>
+    </w:tbl>
+    <w:p/>
+    <w:p>
+      <w:r>
+        <w:t>Now stop and look at the deck. Open the restyled deck beside the template and check the title slide and one content slide — they should read as the same firm's work. Ask for changes until it looks right. Whatever you settle on here is what the skill will reproduce.</w:t>
+      </w:r>
+    </w:p>
+    <w:p>
+      <w:r>
+        <w:t>Block 2 — SAVE — type /skill-creator into the composer yourself, select it from the slash-command list, then add this description after it</w:t>
+      </w:r>
+    </w:p>
+    <w:tbl>
+      <w:tblPr>
+        <w:tblStyle w:val="TableGrid"/>
+        <w:tblW w:type="auto" w:w="0"/>
+        <w:tblLook w:firstColumn="1" w:firstRow="1" w:lastColumn="0" w:lastRow="0" w:noHBand="0" w:noVBand="1" w:val="04A0"/>
+      </w:tblPr>
+      <w:tblGrid>
+        <w:gridCol w:w="8640"/>
+      </w:tblGrid>
+      <w:tr>
+        <w:tc>
+          <w:tcPr>
+            <w:tcW w:type="dxa" w:w="8640"/>
+            <w:shd w:val="clear" w:color="auto" w:fill="FBF3EF"/>
+          </w:tcPr>
+          <w:p>
+            <w:r/>
+            <w:r>
+              <w:rPr>
+                <w:b/>
+                <w:color w:val="D97757"/>
+                <w:sz w:val="17"/>
+              </w:rPr>
+              <w:t>PROMPT — copy into Claude</w:t>
+            </w:r>
+          </w:p>
+          <w:p>
+            <w:pPr>
+              <w:spacing w:after="0"/>
+            </w:pPr>
+            <w:r>
+              <w:rPr>
+                <w:rFonts w:ascii="Courier New" w:hAnsi="Courier New"/>
+                <w:color w:val="111827"/>
+                <w:sz w:val="19"/>
+              </w:rPr>
+              <w:t>/skill-creator Save what we just did as a skill called brand-deck that</w:t>
+            </w:r>
+          </w:p>
+          <w:p>
+            <w:pPr>
+              <w:spacing w:after="0"/>
+            </w:pPr>
+            <w:r>
+              <w:rPr>
+                <w:rFonts w:ascii="Courier New" w:hAnsi="Courier New"/>
+                <w:color w:val="111827"/>
+                <w:sz w:val="19"/>
+              </w:rPr>
+              <w:t>applies the Meridian house style to any presentation. Write the actual</w:t>
+            </w:r>
+          </w:p>
+          <w:p>
+            <w:pPr>
+              <w:spacing w:after="0"/>
+            </w:pPr>
+            <w:r>
+              <w:rPr>
+                <w:rFonts w:ascii="Courier New" w:hAnsi="Courier New"/>
+                <w:color w:val="111827"/>
+                <w:sz w:val="19"/>
+              </w:rPr>
+              <w:t>colours, fonts, title treatment and footer you took from the template</w:t>
+            </w:r>
+          </w:p>
+          <w:p>
+            <w:pPr>
+              <w:spacing w:after="0"/>
+            </w:pPr>
+            <w:r>
+              <w:rPr>
+                <w:rFonts w:ascii="Courier New" w:hAnsi="Courier New"/>
+                <w:color w:val="111827"/>
+                <w:sz w:val="19"/>
+              </w:rPr>
+              <w:t>into the skill, so it works on a deck later without me attaching the</w:t>
+            </w:r>
+          </w:p>
+          <w:p>
+            <w:pPr>
+              <w:spacing w:after="0"/>
+            </w:pPr>
+            <w:r>
+              <w:rPr>
+                <w:rFonts w:ascii="Courier New" w:hAnsi="Courier New"/>
+                <w:color w:val="111827"/>
+                <w:sz w:val="19"/>
+              </w:rPr>
+              <w:t>template again. Never change figures or wording — restyle only.</w:t>
+            </w:r>
+          </w:p>
+        </w:tc>
+      </w:tr>
+    </w:tbl>
+    <w:p/>
+    <w:p>
+      <w:r>
+        <w:t>The skill records the style values Claude read off the template. That is the point of saving it: from now on the house style travels with the skill, and nobody has to find the template first.</w:t>
+      </w:r>
+    </w:p>
+    <w:p>
+      <w:r>
+        <w:rPr>
+          <w:b/>
+          <w:color w:val="1F6FEB"/>
+        </w:rPr>
+        <w:t xml:space="preserve">Note: </w:t>
+      </w:r>
+      <w:r>
+        <w:rPr>
+          <w:sz w:val="20"/>
+        </w:rPr>
+        <w:t>Restyle only. A branding skill that is allowed to touch the numbers is a branding skill that will eventually change one.</w:t>
+      </w:r>
+    </w:p>
+    <w:p>
+      <w:r>
+        <w:rPr>
+          <w:b/>
+          <w:color w:val="1F6FEB"/>
+          <w:sz w:val="22"/>
+        </w:rPr>
+        <w:t>Step-by-step</w:t>
+      </w:r>
+    </w:p>
+    <w:p>
+      <w:pPr>
+        <w:spacing w:after="80"/>
+        <w:ind w:left="360"/>
+      </w:pPr>
+      <w:r>
+        <w:rPr>
+          <w:b/>
+        </w:rPr>
+        <w:t xml:space="preserve">1.  </w:t>
+      </w:r>
+      <w:r>
+        <w:t>Attach the template from `mock-data/` and the PowerPoint you downloaded in Lab 6.  —  Claude learns the style from the template and applies it to the deck, so it needs both files in front of it.</w:t>
+      </w:r>
+    </w:p>
+    <w:p>
+      <w:pPr>
+        <w:spacing w:after="80"/>
+        <w:ind w:left="360"/>
+      </w:pPr>
+      <w:r>
+        <w:rPr>
+          <w:b/>
+        </w:rPr>
+        <w:t xml:space="preserve">2.  </w:t>
+      </w:r>
+      <w:r>
+        <w:t>DO — send block 1 on its own and let Claude study the template.  —  You are not describing the house style; you are handing over an example and letting Claude read it — which is how a template reaches anyone in a real firm.</w:t>
+      </w:r>
+    </w:p>
+    <w:p>
+      <w:pPr>
+        <w:spacing w:after="80"/>
+        <w:ind w:left="360"/>
+      </w:pPr>
+      <w:r>
+        <w:rPr>
+          <w:b/>
+        </w:rPr>
+        <w:t xml:space="preserve">3.  </w:t>
+      </w:r>
+      <w:r>
+        <w:t>Read the style rules Claude says it took from the template before it applies them.  —  If it misread the template, you find out now rather than in the finished deck.</w:t>
+      </w:r>
+    </w:p>
+    <w:p>
+      <w:pPr>
+        <w:spacing w:after="80"/>
+        <w:ind w:left="360"/>
+      </w:pPr>
+      <w:r>
+        <w:rPr>
+          <w:b/>
+        </w:rPr>
+        <w:t xml:space="preserve">4.  </w:t>
+      </w:r>
+      <w:r>
+        <w:t>Open the restyled deck beside the template and compare the title slides.  —  Same background, same wordmark treatment, same rule. They should read as the work of one firm.</w:t>
+      </w:r>
+    </w:p>
+    <w:p>
+      <w:pPr>
+        <w:spacing w:after="80"/>
+        <w:ind w:left="360"/>
+      </w:pPr>
+      <w:r>
+        <w:rPr>
+          <w:b/>
+        </w:rPr>
+        <w:t xml:space="preserve">5.  </w:t>
+      </w:r>
+      <w:r>
+        <w:t>Check a content slide against the template's content slide.  —  Heading colour and typeface, the rule under the title, the body font, and the footer lockup with the slide number.</w:t>
+      </w:r>
+    </w:p>
+    <w:p>
+      <w:pPr>
+        <w:spacing w:after="80"/>
+        <w:ind w:left="360"/>
+      </w:pPr>
+      <w:r>
+        <w:rPr>
+          <w:b/>
+        </w:rPr>
+        <w:t xml:space="preserve">6.  </w:t>
+      </w:r>
+      <w:r>
+        <w:t>Confirm no figure and no wording changed.  —  Compare against the Lab 6 check: S$24,850,000, 214 deals, Q4 S$6,980,000, and the S$90,000 Advisory discrepancy still stated.</w:t>
+      </w:r>
+    </w:p>
+    <w:p>
+      <w:pPr>
+        <w:spacing w:after="80"/>
+        <w:ind w:left="360"/>
+      </w:pPr>
+      <w:r>
+        <w:rPr>
+          <w:b/>
+        </w:rPr>
+        <w:t xml:space="preserve">7.  </w:t>
+      </w:r>
+      <w:r>
+        <w:t>VERIFY — ask for changes until the look is right.  —  Whatever you settle on now is what every future deck will inherit.</w:t>
+      </w:r>
+    </w:p>
+    <w:p>
+      <w:pPr>
+        <w:spacing w:after="80"/>
+        <w:ind w:left="360"/>
+      </w:pPr>
+      <w:r>
+        <w:rPr>
+          <w:b/>
+        </w:rPr>
+        <w:t xml:space="preserve">8.  </w:t>
+      </w:r>
+      <w:r>
+        <w:t>SAVE — type `/skill-creator` in the composer, then send block 2.  —  You type the slash command yourself and pick it from the list; it writes the SKILL.md from the restyle you just verified.</w:t>
+      </w:r>
+    </w:p>
+    <w:p>
+      <w:pPr>
+        <w:spacing w:after="80"/>
+        <w:ind w:left="360"/>
+      </w:pPr>
+      <w:r>
+        <w:rPr>
+          <w:b/>
+        </w:rPr>
+        <w:t xml:space="preserve">9.  </w:t>
+      </w:r>
+      <w:r>
+        <w:t>Read the SKILL.md it produces and check it recorded the actual style values.  —  A skill that says "match the template" needs the template. A skill that names the colours and fonts works on its own — that is what saving it is for.</w:t>
+      </w:r>
+    </w:p>
+    <w:p>
+      <w:pPr>
+        <w:spacing w:after="80"/>
+        <w:ind w:left="360"/>
+      </w:pPr>
+      <w:r>
+        <w:rPr>
+          <w:b/>
+        </w:rPr>
+        <w:t xml:space="preserve">10.  </w:t>
+      </w:r>
+      <w:r>
+        <w:t>Attach another deck, type `/brand-deck`, and run it — without attaching the template.  —  The same house style landing on a deck the skill has never seen, with no template in the chat, is the whole point.</w:t>
+      </w:r>
+    </w:p>
+    <w:p>
+      <w:r>
+        <w:rPr>
+          <w:b/>
+          <w:color w:val="1F6FEB"/>
+          <w:sz w:val="22"/>
+        </w:rPr>
+        <w:t>Test it</w:t>
+      </w:r>
+    </w:p>
+    <w:p>
+      <w:r>
+        <w:t>The restyled deck downloads and matches the template's look — the same background colours, heading and body typefaces, title treatment, rule under each title and footer lockup with the internal-use line and slide number. Every FY2025 and Q4 figure is unchanged from Lab 6, including the S$90,000 Advisory discrepancy. Running `/brand-deck` on a different presentation, with no template attached, applies the same house style.</w:t>
+      </w:r>
+    </w:p>
+    <w:p>
+      <w:r>
+        <w:rPr>
+          <w:b/>
+          <w:color w:val="1F6FEB"/>
+        </w:rPr>
+        <w:t xml:space="preserve">Note: </w:t>
+      </w:r>
+      <w:r>
+        <w:rPr>
+          <w:sz w:val="20"/>
+        </w:rPr>
+        <w:t>Full commands and screenshots are in labs/lab-08-*.md. Use only the supplied mock data and your own test accounts. Never put real client, personal or confidential data into a training exercise, and send lab emails to yourself rather than to a real recipient.</w:t>
+      </w:r>
+    </w:p>
+    <w:p/>
+    <w:p>
+      <w:pPr>
         <w:pStyle w:val="Heading1"/>
       </w:pPr>
       <w:r>
-        <w:t>Topic 03 — Claude Projects</w:t>
-      </w:r>
-    </w:p>
-    <w:p>
-      <w:r>
-        <w:t>Bringing it together · project knowledge · reusable workspace for the team</w:t>
+        <w:t>Topic 03 — Claude Projects and Plugins</w:t>
+      </w:r>
+    </w:p>
+    <w:p>
+      <w:r>
+        <w:t>Bringing it together · project knowledge · a reusable workspace for the team · installing a packaged toolkit</w:t>
       </w:r>
     </w:p>
     <w:p>
@@ -4148,7 +5764,7 @@
         <w:pStyle w:val="ListBullet"/>
       </w:pPr>
       <w:r>
-        <w:t>Three ways to startStart from scratch, import a project you made in Chat, or point Claude at a folder you already work from.</w:t>
+        <w:t>Ways to startCreate a new one from scratch, recreate one you run in Chat, or point it at a folder you already work from.</w:t>
       </w:r>
     </w:p>
     <w:p>
@@ -4164,7 +5780,7 @@
         <w:pStyle w:val="ListBullet"/>
       </w:pPr>
       <w:r>
-        <w:t>Everything in one placeThe finance data, the brand rules, your daily-brief skill and the dashboard, together.</w:t>
+        <w:t>Context vs FolderContext is what Claude reads and never edits. Folder is where it actually works — reading data and writing output.</w:t>
       </w:r>
     </w:p>
     <w:p>
@@ -4172,25 +5788,52 @@
         <w:pStyle w:val="ListBullet"/>
       </w:pPr>
       <w:r>
+        <w:t>Everything in one placeThe finance data, the brand rules, your daily-brief and brand-deck skills and the dashboard, together.</w:t>
+      </w:r>
+    </w:p>
+    <w:p>
+      <w:pPr>
+        <w:pStyle w:val="ListBullet"/>
+      </w:pPr>
+      <w:r>
         <w:t>Share the folderA colleague opens the same project and inherits the data, rules and tools you set up.</w:t>
       </w:r>
     </w:p>
     <w:p>
       <w:pPr>
+        <w:pStyle w:val="ListBullet"/>
+      </w:pPr>
+      <w:r>
+        <w:t>PluginsA bundle somebody else packaged — several skills plus the tools they need, installed in one click from Discover.</w:t>
+      </w:r>
+    </w:p>
+    <w:p>
+      <w:pPr>
+        <w:pStyle w:val="ListBullet"/>
+      </w:pPr>
+      <w:r>
+        <w:t>Namespaced commandsA plugin's commands carry its name: /productivity:start. That prefix is how you tell a bundle's command from one you wrote.</w:t>
+      </w:r>
+    </w:p>
+    <w:p>
+      <w:pPr>
         <w:pStyle w:val="Heading2"/>
       </w:pPr>
       <w:r>
-        <w:t>Lab 7 — Build the Meridian Claude Project</w:t>
-      </w:r>
-    </w:p>
-    <w:p>
-      <w:r>
-        <w:t>Learning outcome: assemble the data, instructions, skill and dashboard into one reusable Project.</w:t>
-      </w:r>
-    </w:p>
-    <w:p>
-      <w:r>
-        <w:t>Goal: Everything you have built so far lives in separate places — a dashboard in your sidebar, files in Drive, a skill, and rules you have been restating by hand. In this final lab you gather them into one Cowork Project: a dedicated folder on your computer where context builds over time, and which a colleague can open and be immediately productive in.</w:t>
+        <w:t>Lab 9 — Build the Meridian Claude Project</w:t>
+      </w:r>
+    </w:p>
+    <w:p>
+      <w:r>
+        <w:t>Learning outcome: assemble the data, instructions, skills and dashboard into one reusable Project.</w:t>
+      </w:r>
+    </w:p>
+    <w:p>
+      <w:r>
+        <w:t>Goal: Everything you have built so far lives in separate places — a dashboard in your sidebar, files in Drive, two skills, a scheduled task, and rules you have been restating by hand. In this final lab you gather them into one Cowork Project: a dedicated folder on your computer where context builds over time, and which a colleague can open and be immediately productive in.</w:t>
+        <w:br/>
+        <w:br/>
+        <w:t>The project page has four panels — Instructions, Context, Folder and Scheduled — and you fill each in turn. The one worth pausing on is the difference between Context and Folder: Context holds documents Claude reads and never edits, while Folder is where it actually works.</w:t>
       </w:r>
     </w:p>
     <w:p>
@@ -4205,7 +5848,7 @@
     </w:p>
     <w:p>
       <w:r>
-        <w:t>A Meridian Finance Reporting project holding the data, instructions, skill and dashboard.   (Tools: Claude Cowork, Projects, Agent Skills, Live Artefacts, Google Drive connector.)</w:t>
+        <w:t>A Meridian Finance Reporting project holding the data, instructions, skills and dashboard.   (Tools: Claude Cowork, Projects, Agent Skills, Live Artefacts, Google Drive connector.)</w:t>
       </w:r>
     </w:p>
     <w:p>
@@ -4220,7 +5863,117 @@
     </w:p>
     <w:p>
       <w:r>
-        <w:t>Copy the block below into Claude exactly as it is.</w:t>
+        <w:t>This lab has two blocks. Block 1 is pasted into the Create a project dialog as the project is created; block 2 sets the project's standing instructions once it exists.</w:t>
+      </w:r>
+    </w:p>
+    <w:p>
+      <w:r>
+        <w:t>Block 1 — CREATE — paste this into the "What are you trying to achieve?" box of the Create a project dialog</w:t>
+      </w:r>
+    </w:p>
+    <w:tbl>
+      <w:tblPr>
+        <w:tblStyle w:val="TableGrid"/>
+        <w:tblW w:type="auto" w:w="0"/>
+        <w:tblLook w:firstColumn="1" w:firstRow="1" w:lastColumn="0" w:lastRow="0" w:noHBand="0" w:noVBand="1" w:val="04A0"/>
+      </w:tblPr>
+      <w:tblGrid>
+        <w:gridCol w:w="8640"/>
+      </w:tblGrid>
+      <w:tr>
+        <w:tc>
+          <w:tcPr>
+            <w:tcW w:type="dxa" w:w="8640"/>
+            <w:shd w:val="clear" w:color="auto" w:fill="FBF3EF"/>
+          </w:tcPr>
+          <w:p>
+            <w:r/>
+            <w:r>
+              <w:rPr>
+                <w:b/>
+                <w:color w:val="D97757"/>
+                <w:sz w:val="17"/>
+              </w:rPr>
+              <w:t>PROMPT — copy into Claude</w:t>
+            </w:r>
+          </w:p>
+          <w:p>
+            <w:pPr>
+              <w:spacing w:after="0"/>
+            </w:pPr>
+            <w:r>
+              <w:rPr>
+                <w:rFonts w:ascii="Courier New" w:hAnsi="Courier New"/>
+                <w:color w:val="111827"/>
+                <w:sz w:val="19"/>
+              </w:rPr>
+              <w:t>Quarterly finance reporting for Meridian Capital Partners Pte Ltd — a</w:t>
+            </w:r>
+          </w:p>
+          <w:p>
+            <w:pPr>
+              <w:spacing w:after="0"/>
+            </w:pPr>
+            <w:r>
+              <w:rPr>
+                <w:rFonts w:ascii="Courier New" w:hAnsi="Courier New"/>
+                <w:color w:val="111827"/>
+                <w:sz w:val="19"/>
+              </w:rPr>
+              <w:t>Singapore investment firm with four desks: Advisory, Asset Management,</w:t>
+            </w:r>
+          </w:p>
+          <w:p>
+            <w:pPr>
+              <w:spacing w:after="0"/>
+            </w:pPr>
+            <w:r>
+              <w:rPr>
+                <w:rFonts w:ascii="Courier New" w:hAnsi="Courier New"/>
+                <w:color w:val="111827"/>
+                <w:sz w:val="19"/>
+              </w:rPr>
+              <w:t>Private Credit and Corporate Finance. I produce revenue dashboards,</w:t>
+            </w:r>
+          </w:p>
+          <w:p>
+            <w:pPr>
+              <w:spacing w:after="0"/>
+            </w:pPr>
+            <w:r>
+              <w:rPr>
+                <w:rFonts w:ascii="Courier New" w:hAnsi="Courier New"/>
+                <w:color w:val="111827"/>
+                <w:sz w:val="19"/>
+              </w:rPr>
+              <w:t>board decks and a daily briefing from the firm's finance data, all in</w:t>
+            </w:r>
+          </w:p>
+          <w:p>
+            <w:pPr>
+              <w:spacing w:after="0"/>
+            </w:pPr>
+            <w:r>
+              <w:rPr>
+                <w:rFonts w:ascii="Courier New" w:hAnsi="Courier New"/>
+                <w:color w:val="111827"/>
+                <w:sz w:val="19"/>
+              </w:rPr>
+              <w:t>Singapore dollars and in the Meridian house style.</w:t>
+            </w:r>
+          </w:p>
+        </w:tc>
+      </w:tr>
+    </w:tbl>
+    <w:p/>
+    <w:p>
+      <w:r>
+        <w:t>This is the standing context every chat in the project inherits, so you stop re-explaining who Meridian is.</w:t>
+      </w:r>
+    </w:p>
+    <w:p>
+      <w:r>
+        <w:t>Block 2 — INSTRUCTIONS — send this in the project once it exists, to set its standing instructions</w:t>
       </w:r>
     </w:p>
     <w:tbl>
@@ -4522,7 +6275,7 @@
         <w:t xml:space="preserve">1.  </w:t>
       </w:r>
       <w:r>
-        <w:t>In Cowork, choose New project, then Start from scratch.  —  The other two routes on that screen are Import a project (bring one over from Chat) and Use an existing folder (point Claude at a folder you already work from).</w:t>
+        <w:t>In Cowork, start a new project to open the Create a project dialog.  —  The dialog asks two questions and offers a folder — it is deliberately short, because the detail is set once the project exists.</w:t>
       </w:r>
     </w:p>
     <w:p>
@@ -4537,7 +6290,7 @@
         <w:t xml:space="preserve">2.  </w:t>
       </w:r>
       <w:r>
-        <w:t>In the Start a new project dialog, type the Name: Meridian Finance Reporting.  —  The dialog has four fields — Name, Instructions, Add files and Choose project location.</w:t>
+        <w:t>Under "What are you working on?", enter: Meridian Finance Reporting.  —  This is the project's name — it is how you will find it in the sidebar later.</w:t>
       </w:r>
     </w:p>
     <w:p>
@@ -4552,7 +6305,7 @@
         <w:t xml:space="preserve">3.  </w:t>
       </w:r>
       <w:r>
-        <w:t>Paste the lab prompt's rules into the Instructions box.  —  These are the standing rules — house style, SGD formatting and the approval habit — applied to every chat in the project.</w:t>
+        <w:t>Under "What are you trying to achieve?", paste Block 1.  —  This is the standing context every chat in the project inherits, so you stop re-explaining who Meridian is.</w:t>
       </w:r>
     </w:p>
     <w:p>
@@ -4567,7 +6320,7 @@
         <w:t xml:space="preserve">4.  </w:t>
       </w:r>
       <w:r>
-        <w:t>Under Add files, drop in the Meridian finance data and the brand guidelines.  —  Adding them once means no chat in this project has to re-attach them.</w:t>
+        <w:t>Click Create project.  —  The project now exists but is empty. Everything else is added from the project page, which has four panels down the right: Instructions, Context, Folder and Scheduled. You fill them in that order.</w:t>
       </w:r>
     </w:p>
     <w:p>
@@ -4582,7 +6335,7 @@
         <w:t xml:space="preserve">5.  </w:t>
       </w:r>
       <w:r>
-        <w:t>Set Choose project location to where you want the folder to live, then click Create.  —  A Cowork project is backed by a real folder on your computer — you can open the files yourself at any time.</w:t>
+        <w:t>INSTRUCTIONS — open the panel and set the standing rules with Block 2.  —  These are the house style, the SGD formatting and the approval habit, applied to every chat in the project. You stop restating them.</w:t>
       </w:r>
     </w:p>
     <w:p>
@@ -4597,7 +6350,7 @@
         <w:t xml:space="preserve">6.  </w:t>
       </w:r>
       <w:r>
-        <w:t>Add the daily-brief skill from Lab 6 to the project.  —  The routine now travels with the project, so anyone working in it can run it.</w:t>
+        <w:t>CONTEXT — add the brand guidelines, the reporting calendar and the desk profiles.  —  Context holds documents Claude READS. It never edits them — they are reference material, which is why the brand rules and the calendar belong here rather than in the working folder.</w:t>
       </w:r>
     </w:p>
     <w:p>
@@ -4612,7 +6365,7 @@
         <w:t xml:space="preserve">7.  </w:t>
       </w:r>
       <w:r>
-        <w:t>Open the project folder on your computer and confirm the files are really there.  —  This is what distinguishes a Cowork project — the instructions and files are a folder you own, not something locked inside the app.</w:t>
+        <w:t>FOLDER — point the panel at the working/ folder from this lab's mock data.  —  Folder is where Claude WORKS: it reads the revenue CSV there and writes its output into working/reports/. That read-versus-write split is the difference between the two panels, and it is the part people get wrong.</w:t>
       </w:r>
     </w:p>
     <w:p>
@@ -4627,7 +6380,7 @@
         <w:t xml:space="preserve">8.  </w:t>
       </w:r>
       <w:r>
-        <w:t>Save the FY2025 dashboard into the project so it sits with the data it reports on.  —  The artefact, its data and its rules finally live in one place.</w:t>
+        <w:t>SCHEDULED — add the 9am daily-brief task you built in Lab 7 to the project.  —  Same feature as Lab 7, now scoped to the project: the task belongs to this body of work rather than floating loose in your account.</w:t>
       </w:r>
     </w:p>
     <w:p>
@@ -4642,7 +6395,7 @@
         <w:t xml:space="preserve">9.  </w:t>
       </w:r>
       <w:r>
-        <w:t>Start a fresh chat in the project and ask for a one-paragraph Q4 summary.  —  Test the payoff: no files attached, no rules restated, and the output already follows the house style.</w:t>
+        <w:t>Add the daily-brief skill from Lab 7 and the brand-deck skill from Lab 8 to the project.  —  Both routines now travel with the project, so anyone working in it can run them. Type / in the composer to see them listed.</w:t>
       </w:r>
     </w:p>
     <w:p>
@@ -4657,7 +6410,52 @@
         <w:t xml:space="preserve">10.  </w:t>
       </w:r>
       <w:r>
-        <w:t>Confirm the folder holds the data, instructions, skill and dashboard, ready to share.  —  Handing a colleague this folder hands them the whole working setup.</w:t>
+        <w:t>Open the project folder on your computer and confirm the files are really there.  —  This is what distinguishes a Cowork project — the instructions and files are a folder you own, not something locked inside the app.</w:t>
+      </w:r>
+    </w:p>
+    <w:p>
+      <w:pPr>
+        <w:spacing w:after="80"/>
+        <w:ind w:left="360"/>
+      </w:pPr>
+      <w:r>
+        <w:rPr>
+          <w:b/>
+        </w:rPr>
+        <w:t xml:space="preserve">11.  </w:t>
+      </w:r>
+      <w:r>
+        <w:t>Save the FY2025 dashboard into the project so it sits with the data it reports on.  —  The artefact, its data and its rules finally live in one place.</w:t>
+      </w:r>
+    </w:p>
+    <w:p>
+      <w:pPr>
+        <w:spacing w:after="80"/>
+        <w:ind w:left="360"/>
+      </w:pPr>
+      <w:r>
+        <w:rPr>
+          <w:b/>
+        </w:rPr>
+        <w:t xml:space="preserve">12.  </w:t>
+      </w:r>
+      <w:r>
+        <w:t>Start a fresh chat in the project and ask for a one-paragraph Q4 summary.  —  Test the payoff: no files attached, no rules restated, and the output already follows the house style.</w:t>
+      </w:r>
+    </w:p>
+    <w:p>
+      <w:pPr>
+        <w:spacing w:after="80"/>
+        <w:ind w:left="360"/>
+      </w:pPr>
+      <w:r>
+        <w:rPr>
+          <w:b/>
+        </w:rPr>
+        <w:t xml:space="preserve">13.  </w:t>
+      </w:r>
+      <w:r>
+        <w:t>Confirm all four panels are populated and the folder is ready to share.  —  Handing a colleague this folder hands them the whole working setup.</w:t>
       </w:r>
     </w:p>
     <w:p>
@@ -4672,7 +6470,7 @@
     </w:p>
     <w:p>
       <w:r>
-        <w:t>A Meridian Finance Reporting project exists, backed by a folder containing the finance data and brand guidelines, with project instructions set, the daily-brief skill available and the dashboard saved. A brand-new chat in the project produces a Q4 summary in SGD with the correct header and footer without you attaching a file or restating a single rule.</w:t>
+        <w:t>A Meridian Finance Reporting project exists with all four panels populated: Instructions carries the house rules, Context holds the brand guidelines, reporting calendar and desk profiles, Folder points at the working folder with the FY2025 revenue data, and Scheduled carries the 9am daily-brief task. Both the daily-brief and brand-deck skills are available and the dashboard is saved. A brand-new chat in the project produces a Q4 summary in SGD with the correct header and footer without you attaching a file or restating a single rule.</w:t>
       </w:r>
     </w:p>
     <w:p>
@@ -4687,12 +6485,312 @@
         <w:rPr>
           <w:sz w:val="20"/>
         </w:rPr>
-        <w:t>Full commands and screenshots are in labs/lab-07-*.md. Use only the supplied mock data and your own test accounts. Never put real client, personal or confidential data into a training exercise, and send lab emails to yourself rather than to a real recipient.</w:t>
+        <w:t>Full commands and screenshots are in labs/lab-09-*.md. Use only the supplied mock data and your own test accounts. Never put real client, personal or confidential data into a training exercise, and send lab emails to yourself rather than to a real recipient.</w:t>
       </w:r>
     </w:p>
     <w:p/>
     <w:p>
       <w:pPr>
+        <w:pStyle w:val="Heading2"/>
+      </w:pPr>
+      <w:r>
+        <w:t>Lab 10 — Add the Productivity Plugin</w:t>
+      </w:r>
+    </w:p>
+    <w:p>
+      <w:r>
+        <w:t>Learning outcome: install a plugin and tell a packaged bundle apart from a skill you wrote yourself.</w:t>
+      </w:r>
+    </w:p>
+    <w:p>
+      <w:r>
+        <w:t>Goal: Lab 9 packaged your own setup so a colleague could open it and be productive. This lab runs the same idea in the opposite direction: you install a toolkit somebody else packaged.</w:t>
+        <w:br/>
+        <w:br/>
+        <w:t>That is the difference between a skill and a plugin. A skill is one routine you wrote — `/daily-brief` in Lab 7, `/brand-deck` in Lab 8. A plugin is the whole setup: several skills plus the tools they need, installed together in one click. You use Anthropic's Productivity plugin to track the follow-ups this course has actually generated, inside the Meridian project you just built.</w:t>
+      </w:r>
+    </w:p>
+    <w:p>
+      <w:r>
+        <w:rPr>
+          <w:b/>
+          <w:color w:val="1F6FEB"/>
+          <w:sz w:val="22"/>
+        </w:rPr>
+        <w:t>What you'll build</w:t>
+      </w:r>
+    </w:p>
+    <w:p>
+      <w:r>
+        <w:t>The Productivity plugin installed, with a TASKS.md tracking your Meridian follow-ups.   (Tools: Claude Cowork, Plugins, the Productivity plugin.)</w:t>
+      </w:r>
+    </w:p>
+    <w:p>
+      <w:r>
+        <w:rPr>
+          <w:b/>
+          <w:color w:val="1F6FEB"/>
+          <w:sz w:val="22"/>
+        </w:rPr>
+        <w:t>The prompt</w:t>
+      </w:r>
+    </w:p>
+    <w:p>
+      <w:r>
+        <w:t>Copy the block below into Claude exactly as it is.</w:t>
+      </w:r>
+    </w:p>
+    <w:tbl>
+      <w:tblPr>
+        <w:tblStyle w:val="TableGrid"/>
+        <w:tblW w:type="auto" w:w="0"/>
+        <w:tblLook w:firstColumn="1" w:firstRow="1" w:lastColumn="0" w:lastRow="0" w:noHBand="0" w:noVBand="1" w:val="04A0"/>
+      </w:tblPr>
+      <w:tblGrid>
+        <w:gridCol w:w="8640"/>
+      </w:tblGrid>
+      <w:tr>
+        <w:tc>
+          <w:tcPr>
+            <w:tcW w:type="dxa" w:w="8640"/>
+            <w:shd w:val="clear" w:color="auto" w:fill="FBF3EF"/>
+          </w:tcPr>
+          <w:p>
+            <w:r/>
+            <w:r>
+              <w:rPr>
+                <w:b/>
+                <w:color w:val="D97757"/>
+                <w:sz w:val="17"/>
+              </w:rPr>
+              <w:t>PROMPT — copy into Claude</w:t>
+            </w:r>
+          </w:p>
+          <w:p>
+            <w:pPr>
+              <w:spacing w:after="0"/>
+            </w:pPr>
+            <w:r>
+              <w:rPr>
+                <w:rFonts w:ascii="Courier New" w:hAnsi="Courier New"/>
+                <w:color w:val="111827"/>
+                <w:sz w:val="19"/>
+              </w:rPr>
+              <w:t>/productivity:start</w:t>
+            </w:r>
+          </w:p>
+        </w:tc>
+      </w:tr>
+    </w:tbl>
+    <w:p/>
+    <w:p>
+      <w:r>
+        <w:rPr>
+          <w:b/>
+          <w:color w:val="1F6FEB"/>
+        </w:rPr>
+        <w:t xml:space="preserve">Note: </w:t>
+      </w:r>
+      <w:r>
+        <w:rPr>
+          <w:sz w:val="20"/>
+        </w:rPr>
+        <w:t>This lab has no long prompt to paste — it is driven by the plugin's own commands. Note the `productivity:` prefix: that is how you tell a plugin's command from a skill you wrote.</w:t>
+      </w:r>
+    </w:p>
+    <w:p>
+      <w:r>
+        <w:rPr>
+          <w:b/>
+          <w:color w:val="1F6FEB"/>
+          <w:sz w:val="22"/>
+        </w:rPr>
+        <w:t>Step-by-step</w:t>
+      </w:r>
+    </w:p>
+    <w:p>
+      <w:pPr>
+        <w:spacing w:after="80"/>
+        <w:ind w:left="360"/>
+      </w:pPr>
+      <w:r>
+        <w:rPr>
+          <w:b/>
+        </w:rPr>
+        <w:t xml:space="preserve">1.  </w:t>
+      </w:r>
+      <w:r>
+        <w:t>Open the Plugins panel and switch to the Discover tab.  —  The search box covers "skills and plugins" — both live in the same place, which is the first hint that a plugin is a container for skills.</w:t>
+      </w:r>
+    </w:p>
+    <w:p>
+      <w:pPr>
+        <w:spacing w:after="80"/>
+        <w:ind w:left="360"/>
+      </w:pPr>
+      <w:r>
+        <w:rPr>
+          <w:b/>
+        </w:rPr>
+        <w:t xml:space="preserve">2.  </w:t>
+      </w:r>
+      <w:r>
+        <w:t>Find the Productivity plugin from Anthropic and click Add.  —  It is described as "Tasks, planning and follow-ups — the everyday toolkit." The card shows the publisher and the install count.</w:t>
+      </w:r>
+    </w:p>
+    <w:p>
+      <w:pPr>
+        <w:spacing w:after="80"/>
+        <w:ind w:left="360"/>
+      </w:pPr>
+      <w:r>
+        <w:rPr>
+          <w:b/>
+        </w:rPr>
+        <w:t xml:space="preserve">3.  </w:t>
+      </w:r>
+      <w:r>
+        <w:t>Check Your plugins to confirm it installed.  —  The two tabs separate what you have from what is available — the same split as a package manager.</w:t>
+      </w:r>
+    </w:p>
+    <w:p>
+      <w:pPr>
+        <w:spacing w:after="80"/>
+        <w:ind w:left="360"/>
+      </w:pPr>
+      <w:r>
+        <w:rPr>
+          <w:b/>
+        </w:rPr>
+        <w:t xml:space="preserve">4.  </w:t>
+      </w:r>
+      <w:r>
+        <w:t>Type `/` in the composer and find the new `/productivity:` commands.  —  Note the prefix. These came from a bundle, unlike `/daily-brief` which you wrote yourself. That prefix is how you tell at a glance where a command came from.</w:t>
+      </w:r>
+    </w:p>
+    <w:p>
+      <w:pPr>
+        <w:spacing w:after="80"/>
+        <w:ind w:left="360"/>
+      </w:pPr>
+      <w:r>
+        <w:rPr>
+          <w:b/>
+        </w:rPr>
+        <w:t xml:space="preserve">5.  </w:t>
+      </w:r>
+      <w:r>
+        <w:t>Open the Meridian project from Lab 9 and run `/productivity:start` there.  —  The plugin works on the project you already built, so the tasks it tracks are real work rather than invented ones.</w:t>
+      </w:r>
+    </w:p>
+    <w:p>
+      <w:pPr>
+        <w:spacing w:after="80"/>
+        <w:ind w:left="360"/>
+      </w:pPr>
+      <w:r>
+        <w:rPr>
+          <w:b/>
+        </w:rPr>
+        <w:t xml:space="preserve">6.  </w:t>
+      </w:r>
+      <w:r>
+        <w:t>Answer whatever it asks and let it create the task list.  —  It sets up its task and memory systems for this project the first time you run it.</w:t>
+      </w:r>
+    </w:p>
+    <w:p>
+      <w:pPr>
+        <w:spacing w:after="80"/>
+        <w:ind w:left="360"/>
+      </w:pPr>
+      <w:r>
+        <w:rPr>
+          <w:b/>
+        </w:rPr>
+        <w:t xml:space="preserve">7.  </w:t>
+      </w:r>
+      <w:r>
+        <w:t>Open `TASKS.md` in the project folder and read the sections.  —  Active, Waiting On, Someday and Done. Like the project itself, it is a real file you own — not state hidden inside the app.</w:t>
+      </w:r>
+    </w:p>
+    <w:p>
+      <w:pPr>
+        <w:spacing w:after="80"/>
+        <w:ind w:left="360"/>
+      </w:pPr>
+      <w:r>
+        <w:rPr>
+          <w:b/>
+        </w:rPr>
+        <w:t xml:space="preserve">8.  </w:t>
+      </w:r>
+      <w:r>
+        <w:t>Add the follow-ups this course actually produced.  —  Chase the S$90,000 Q4 Advisory target discrepancy with Finance; review the FY2025 board deck before it goes to the board; confirm tomorrow's daily brief arrived as a draft. Genuine loose ends from Labs 4-8, which is why this lab can close the course honestly.</w:t>
+      </w:r>
+    </w:p>
+    <w:p>
+      <w:pPr>
+        <w:spacing w:after="80"/>
+        <w:ind w:left="360"/>
+      </w:pPr>
+      <w:r>
+        <w:rPr>
+          <w:b/>
+        </w:rPr>
+        <w:t xml:space="preserve">9.  </w:t>
+      </w:r>
+      <w:r>
+        <w:t>Run `/productivity:update` and see it triage.  —  It syncs from any connected source and flags what has gone stale — the maintenance half of a task system, which is the half people skip.</w:t>
+      </w:r>
+    </w:p>
+    <w:p>
+      <w:pPr>
+        <w:spacing w:after="80"/>
+        <w:ind w:left="360"/>
+      </w:pPr>
+      <w:r>
+        <w:rPr>
+          <w:b/>
+        </w:rPr>
+        <w:t xml:space="preserve">10.  </w:t>
+      </w:r>
+      <w:r>
+        <w:t>Note what the plugin could also connect to.  —  Asana, Linear, Jira, Monday, ClickUp, Notion, Slack and Microsoft 365. A plugin is how a whole team adopts the same toolkit at once, rather than each person writing their own version of it.</w:t>
+      </w:r>
+    </w:p>
+    <w:p>
+      <w:r>
+        <w:rPr>
+          <w:b/>
+          <w:color w:val="1F6FEB"/>
+          <w:sz w:val="22"/>
+        </w:rPr>
+        <w:t>Test it</w:t>
+      </w:r>
+    </w:p>
+    <w:p>
+      <w:r>
+        <w:t>The Productivity plugin appears under Your plugins, and typing `/` lists its `/productivity:` commands alongside the `/daily-brief` and `/brand-deck` skills you wrote. A `TASKS.md` file exists in the Meridian project folder with Active, Waiting On, Someday and Done sections, and it holds at least the three Meridian follow-ups: the Q4 Advisory target discrepancy, the board deck review, and the daily-brief draft check.</w:t>
+      </w:r>
+    </w:p>
+    <w:p>
+      <w:r>
+        <w:rPr>
+          <w:b/>
+          <w:color w:val="1F6FEB"/>
+        </w:rPr>
+        <w:t xml:space="preserve">Note: </w:t>
+      </w:r>
+      <w:r>
+        <w:rPr>
+          <w:sz w:val="20"/>
+        </w:rPr>
+        <w:t>Full commands and screenshots are in labs/lab-10-*.md. Use only the supplied mock data and your own test accounts. Never put real client, personal or confidential data into a training exercise, and send lab emails to yourself rather than to a real recipient.</w:t>
+      </w:r>
+    </w:p>
+    <w:p/>
+    <w:p>
+      <w:pPr>
         <w:pStyle w:val="Heading1"/>
       </w:pPr>
       <w:r>
@@ -4701,7 +6799,7 @@
     </w:p>
     <w:p>
       <w:r>
-        <w:t>Across seven labs you took one finance scenario from a blank workspace to a branded, connected, reusable dashboard.</w:t>
+        <w:t>Across ten labs you took one finance scenario from a blank workspace to a branded, connected, reusable set of finance tools.</w:t>
       </w:r>
     </w:p>
     <w:p>
@@ -4743,6 +6841,14 @@
         <w:pStyle w:val="ListBullet"/>
       </w:pPr>
       <w:r>
+        <w:t>A board-ready PowerPoint with real charts, generated by Claude's built-in pptx skill.</w:t>
+      </w:r>
+    </w:p>
+    <w:p>
+      <w:pPr>
+        <w:pStyle w:val="ListBullet"/>
+      </w:pPr>
+      <w:r>
         <w:t>A daily-brief Agent Skill that runs the whole morning routine on one command.</w:t>
       </w:r>
     </w:p>
@@ -4751,7 +6857,23 @@
         <w:pStyle w:val="ListBullet"/>
       </w:pPr>
       <w:r>
-        <w:t>A Meridian Finance Reporting Project holding the data, instructions, skill and dashboard.</w:t>
+        <w:t>A brand-deck Agent Skill that applies the Meridian house style to any presentation.</w:t>
+      </w:r>
+    </w:p>
+    <w:p>
+      <w:pPr>
+        <w:pStyle w:val="ListBullet"/>
+      </w:pPr>
+      <w:r>
+        <w:t>A Meridian Finance Reporting Project holding the data, instructions, skills and dashboard.</w:t>
+      </w:r>
+    </w:p>
+    <w:p>
+      <w:pPr>
+        <w:pStyle w:val="ListBullet"/>
+      </w:pPr>
+      <w:r>
+        <w:t>The Productivity plugin installed, tracking the follow-ups this course produced.</w:t>
       </w:r>
     </w:p>
     <w:p>

--- a/courseware/LG-Claude Cowork Masterclass.docx
+++ b/courseware/LG-Claude Cowork Masterclass.docx
@@ -179,7 +179,7 @@
           <w:color w:val="1F6FEB"/>
           <w:sz w:val="24"/>
         </w:rPr>
-        <w:t>Version 3.2</w:t>
+        <w:t>Version 4.1</w:t>
       </w:r>
     </w:p>
     <w:p>
@@ -631,6 +631,122 @@
           </w:p>
         </w:tc>
       </w:tr>
+      <w:tr>
+        <w:tc>
+          <w:tcPr>
+            <w:tcW w:type="dxa" w:w="2160"/>
+          </w:tcPr>
+          <w:p>
+            <w:r/>
+            <w:r>
+              <w:rPr>
+                <w:sz w:val="19"/>
+              </w:rPr>
+              <w:t>4.0</w:t>
+            </w:r>
+          </w:p>
+        </w:tc>
+        <w:tc>
+          <w:tcPr>
+            <w:tcW w:type="dxa" w:w="2160"/>
+          </w:tcPr>
+          <w:p>
+            <w:r/>
+            <w:r>
+              <w:rPr>
+                <w:sz w:val="19"/>
+              </w:rPr>
+              <w:t>18 September 2026</w:t>
+            </w:r>
+          </w:p>
+        </w:tc>
+        <w:tc>
+          <w:tcPr>
+            <w:tcW w:type="dxa" w:w="2160"/>
+          </w:tcPr>
+          <w:p>
+            <w:r/>
+            <w:r>
+              <w:rPr>
+                <w:sz w:val="19"/>
+              </w:rPr>
+              <w:t>First stable release of the ten-lab course. Content is unchanged from 3.2; the major version marks the restructured syllabus as settled and gives the published deck a clean release number for the Drive folder and the course page.</w:t>
+            </w:r>
+          </w:p>
+        </w:tc>
+        <w:tc>
+          <w:tcPr>
+            <w:tcW w:type="dxa" w:w="2160"/>
+          </w:tcPr>
+          <w:p>
+            <w:r/>
+            <w:r>
+              <w:rPr>
+                <w:sz w:val="19"/>
+              </w:rPr>
+              <w:t>Dr. Alfred Ang</w:t>
+            </w:r>
+          </w:p>
+        </w:tc>
+      </w:tr>
+      <w:tr>
+        <w:tc>
+          <w:tcPr>
+            <w:tcW w:type="dxa" w:w="2160"/>
+          </w:tcPr>
+          <w:p>
+            <w:r/>
+            <w:r>
+              <w:rPr>
+                <w:sz w:val="19"/>
+              </w:rPr>
+              <w:t>4.1</w:t>
+            </w:r>
+          </w:p>
+        </w:tc>
+        <w:tc>
+          <w:tcPr>
+            <w:tcW w:type="dxa" w:w="2160"/>
+          </w:tcPr>
+          <w:p>
+            <w:r/>
+            <w:r>
+              <w:rPr>
+                <w:sz w:val="19"/>
+              </w:rPr>
+              <w:t>18 September 2026</w:t>
+            </w:r>
+          </w:p>
+        </w:tc>
+        <w:tc>
+          <w:tcPr>
+            <w:tcW w:type="dxa" w:w="2160"/>
+          </w:tcPr>
+          <w:p>
+            <w:r/>
+            <w:r>
+              <w:rPr>
+                <w:sz w:val="19"/>
+              </w:rPr>
+              <w:t>Lab 4: added the recovery step for the Google Drive connector's "insufficient scope" error. The connector can report Connected while its OAuth grant lacks drive.readonly, so every file request fails; the lab now tells learners to grant full read access, and TOOLS.md carries a Settings → Connectors → Reconnect recovery note. Hit in a live run.</w:t>
+            </w:r>
+          </w:p>
+        </w:tc>
+        <w:tc>
+          <w:tcPr>
+            <w:tcW w:type="dxa" w:w="2160"/>
+          </w:tcPr>
+          <w:p>
+            <w:r/>
+            <w:r>
+              <w:rPr>
+                <w:sz w:val="19"/>
+              </w:rPr>
+              <w:t>Dr. Alfred Ang</w:t>
+            </w:r>
+          </w:p>
+        </w:tc>
+      </w:tr>
     </w:tbl>
     <w:p>
       <w:r>
@@ -842,7 +958,7 @@
         </w:rPr>
         <w:t>Lab 5 — Refresh the Dashboard and Send the Summary</w:t>
         <w:tab/>
-        <w:t>14</w:t>
+        <w:t>15</w:t>
       </w:r>
     </w:p>
     <w:p>
@@ -921,7 +1037,7 @@
         </w:rPr>
         <w:t>Topic 03 — Claude Projects and Plugins</w:t>
         <w:tab/>
-        <w:t>23</w:t>
+        <w:t>24</w:t>
       </w:r>
     </w:p>
     <w:p>
@@ -3248,7 +3364,7 @@
         <w:t xml:space="preserve">4.  </w:t>
       </w:r>
       <w:r>
-        <w:t>Approve the permissions Google asks for.  —  Approve only what you are willing to let Claude reach — you can revoke access later.</w:t>
+        <w:t>Approve the permissions Google asks for — grant FULL READ access.  —  Approve only what you are willing to let Claude reach. But if you decline the read scopes here, Claude connects yet cannot open anything.</w:t>
       </w:r>
     </w:p>
     <w:p>
@@ -3263,7 +3379,7 @@
         <w:t xml:space="preserve">5.  </w:t>
       </w:r>
       <w:r>
-        <w:t>Paste the lab prompt so Claude reads the Meridian Finance folder.  —  Naming the folder scopes the task; Claude does not need access to your whole Drive.</w:t>
+        <w:t>If Claude reports an "insufficient scope" error, reconnect the connector.  —  Settings → Connectors → Google Drive → Reconnect, and accept the read permissions. A connector can show "Connected" while still missing the drive.readonly scope it needs to search and read files.</w:t>
       </w:r>
     </w:p>
     <w:p>
@@ -3278,7 +3394,7 @@
         <w:t xml:space="preserve">6.  </w:t>
       </w:r>
       <w:r>
-        <w:t>Compare Claude's file summary against what you actually uploaded.  —  Confirm it found every file and read the right periods before you rely on it.</w:t>
+        <w:t>Paste the lab prompt so Claude reads the Meridian Finance folder.  —  Naming the folder scopes the task; Claude does not need access to your whole Drive.</w:t>
       </w:r>
     </w:p>
     <w:p>
@@ -3291,6 +3407,21 @@
           <w:b/>
         </w:rPr>
         <w:t xml:space="preserve">7.  </w:t>
+      </w:r>
+      <w:r>
+        <w:t>Compare Claude's file summary against what you actually uploaded.  —  Confirm it found every file and read the right periods before you rely on it.</w:t>
+      </w:r>
+    </w:p>
+    <w:p>
+      <w:pPr>
+        <w:spacing w:after="80"/>
+        <w:ind w:left="360"/>
+      </w:pPr>
+      <w:r>
+        <w:rPr>
+          <w:b/>
+        </w:rPr>
+        <w:t xml:space="preserve">8.  </w:t>
       </w:r>
       <w:r>
         <w:t>Note any inconsistency Claude reports between the files.  —  The Q4 Advisory target deliberately disagrees between two files — a real check.</w:t>

--- a/courseware/LG-Claude Cowork Masterclass.docx
+++ b/courseware/LG-Claude Cowork Masterclass.docx
@@ -179,7 +179,7 @@
           <w:color w:val="1F6FEB"/>
           <w:sz w:val="24"/>
         </w:rPr>
-        <w:t>Version 4.1</w:t>
+        <w:t>Version 4.2</w:t>
       </w:r>
     </w:p>
     <w:p>
@@ -747,6 +747,64 @@
           </w:p>
         </w:tc>
       </w:tr>
+      <w:tr>
+        <w:tc>
+          <w:tcPr>
+            <w:tcW w:type="dxa" w:w="2160"/>
+          </w:tcPr>
+          <w:p>
+            <w:r/>
+            <w:r>
+              <w:rPr>
+                <w:sz w:val="19"/>
+              </w:rPr>
+              <w:t>4.2</w:t>
+            </w:r>
+          </w:p>
+        </w:tc>
+        <w:tc>
+          <w:tcPr>
+            <w:tcW w:type="dxa" w:w="2160"/>
+          </w:tcPr>
+          <w:p>
+            <w:r/>
+            <w:r>
+              <w:rPr>
+                <w:sz w:val="19"/>
+              </w:rPr>
+              <w:t>18 September 2026</w:t>
+            </w:r>
+          </w:p>
+        </w:tc>
+        <w:tc>
+          <w:tcPr>
+            <w:tcW w:type="dxa" w:w="2160"/>
+          </w:tcPr>
+          <w:p>
+            <w:r/>
+            <w:r>
+              <w:rPr>
+                <w:sz w:val="19"/>
+              </w:rPr>
+              <w:t>Moved the Skills vs. Plugins diagram out of Topic 2 and placed it immediately before Lab 10, the lab that installs one. It previously sat some forty slides ahead of the exercise it explains; it now lands after the learner has written two skills of their own, which is what makes the containment diagram — a plugin as a bundle of skills, tools, agents and hooks — actually land.</w:t>
+            </w:r>
+          </w:p>
+        </w:tc>
+        <w:tc>
+          <w:tcPr>
+            <w:tcW w:type="dxa" w:w="2160"/>
+          </w:tcPr>
+          <w:p>
+            <w:r/>
+            <w:r>
+              <w:rPr>
+                <w:sz w:val="19"/>
+              </w:rPr>
+              <w:t>Dr. Alfred Ang</w:t>
+            </w:r>
+          </w:p>
+        </w:tc>
+      </w:tr>
     </w:tbl>
     <w:p>
       <w:r>
@@ -801,7 +859,7 @@
         </w:rPr>
         <w:t>Course Learning Outcomes</w:t>
         <w:tab/>
-        <w:t>6</w:t>
+        <w:t>7</w:t>
       </w:r>
     </w:p>
     <w:p>
@@ -820,7 +878,7 @@
         </w:rPr>
         <w:t>Before You Start — Preparation</w:t>
         <w:tab/>
-        <w:t>6</w:t>
+        <w:t>7</w:t>
       </w:r>
     </w:p>
     <w:p>
@@ -839,7 +897,7 @@
         </w:rPr>
         <w:t>Topic 01 — Claude Cowork Fundamentals</w:t>
         <w:tab/>
-        <w:t>7</w:t>
+        <w:t>8</w:t>
       </w:r>
     </w:p>
     <w:p>
@@ -859,7 +917,7 @@
         </w:rPr>
         <w:t>Lab 1 — Process a Folder of Invoices</w:t>
         <w:tab/>
-        <w:t>7</w:t>
+        <w:t>8</w:t>
       </w:r>
     </w:p>
     <w:p>
@@ -879,7 +937,7 @@
         </w:rPr>
         <w:t>Lab 2 — Your First Live Artefact</w:t>
         <w:tab/>
-        <w:t>9</w:t>
+        <w:t>10</w:t>
       </w:r>
     </w:p>
     <w:p>
@@ -899,7 +957,7 @@
         </w:rPr>
         <w:t>Lab 3 — The Meridian Sales Dashboard</w:t>
         <w:tab/>
-        <w:t>11</w:t>
+        <w:t>12</w:t>
       </w:r>
     </w:p>
     <w:p>
@@ -918,7 +976,7 @@
         </w:rPr>
         <w:t>Topic 02 — Tools and Skills</w:t>
         <w:tab/>
-        <w:t>13</w:t>
+        <w:t>14</w:t>
       </w:r>
     </w:p>
     <w:p>
@@ -938,7 +996,7 @@
         </w:rPr>
         <w:t>Lab 4 — Connect Google Drive</w:t>
         <w:tab/>
-        <w:t>13</w:t>
+        <w:t>14</w:t>
       </w:r>
     </w:p>
     <w:p>
@@ -958,7 +1016,7 @@
         </w:rPr>
         <w:t>Lab 5 — Refresh the Dashboard and Send the Summary</w:t>
         <w:tab/>
-        <w:t>15</w:t>
+        <w:t>16</w:t>
       </w:r>
     </w:p>
     <w:p>
@@ -978,7 +1036,7 @@
         </w:rPr>
         <w:t>Lab 6 — Generate the Meridian Board Deck</w:t>
         <w:tab/>
-        <w:t>16</w:t>
+        <w:t>17</w:t>
       </w:r>
     </w:p>
     <w:p>
@@ -998,7 +1056,7 @@
         </w:rPr>
         <w:t>Lab 7 — Build a /daily-brief Skill</w:t>
         <w:tab/>
-        <w:t>18</w:t>
+        <w:t>19</w:t>
       </w:r>
     </w:p>
     <w:p>
@@ -1018,7 +1076,7 @@
         </w:rPr>
         <w:t>Lab 8 — Brand the Board Deck</w:t>
         <w:tab/>
-        <w:t>21</w:t>
+        <w:t>22</w:t>
       </w:r>
     </w:p>
     <w:p>
@@ -1037,7 +1095,7 @@
         </w:rPr>
         <w:t>Topic 03 — Claude Projects and Plugins</w:t>
         <w:tab/>
-        <w:t>24</w:t>
+        <w:t>25</w:t>
       </w:r>
     </w:p>
     <w:p>
@@ -1057,7 +1115,7 @@
         </w:rPr>
         <w:t>Lab 9 — Build the Meridian Claude Project</w:t>
         <w:tab/>
-        <w:t>24</w:t>
+        <w:t>25</w:t>
       </w:r>
     </w:p>
     <w:p>
@@ -1077,7 +1135,7 @@
         </w:rPr>
         <w:t>Lab 10 — Add the Productivity Plugin</w:t>
         <w:tab/>
-        <w:t>27</w:t>
+        <w:t>28</w:t>
       </w:r>
     </w:p>
     <w:p>
@@ -1096,7 +1154,7 @@
         </w:rPr>
         <w:t>Wrap-Up</w:t>
         <w:tab/>
-        <w:t>28</w:t>
+        <w:t>29</w:t>
       </w:r>
     </w:p>
     <w:p>
@@ -1115,7 +1173,7 @@
         </w:rPr>
         <w:t>Next Steps</w:t>
         <w:tab/>
-        <w:t>29</w:t>
+        <w:t>30</w:t>
       </w:r>
     </w:p>
     <w:p>
@@ -1134,7 +1192,7 @@
         </w:rPr>
         <w:t>Glossary</w:t>
         <w:tab/>
-        <w:t>29</w:t>
+        <w:t>30</w:t>
       </w:r>
     </w:p>
     <w:p>
